--- a/Proyecto final.docx
+++ b/Proyecto final.docx
@@ -2,6 +2,690 @@
 <file path=word/document.xml><?xml version="1.0" encoding="utf-8"?>
 <w:document xmlns:wpc="http://schemas.microsoft.com/office/word/2010/wordprocessingCanvas" xmlns:cx="http://schemas.microsoft.com/office/drawing/2014/chartex" xmlns:cx1="http://schemas.microsoft.com/office/drawing/2015/9/8/chartex" xmlns:cx2="http://schemas.microsoft.com/office/drawing/2015/10/21/chartex" xmlns:cx3="http://schemas.microsoft.com/office/drawing/2016/5/9/chartex" xmlns:cx4="http://schemas.microsoft.com/office/drawing/2016/5/10/chartex" xmlns:cx5="http://schemas.microsoft.com/office/drawing/2016/5/11/chartex" xmlns:cx6="http://schemas.microsoft.com/office/drawing/2016/5/12/chartex" xmlns:cx7="http://schemas.microsoft.com/office/drawing/2016/5/13/chartex" xmlns:cx8="http://schemas.microsoft.com/office/drawing/2016/5/14/chartex" xmlns:mc="http://schemas.openxmlformats.org/markup-compatibility/2006" xmlns:aink="http://schemas.microsoft.com/office/drawing/2016/ink" xmlns:am3d="http://schemas.microsoft.com/office/drawing/2017/model3d" xmlns:o="urn:schemas-microsoft-com:office:office" xmlns:oel="http://schemas.microsoft.com/office/2019/extlst" xmlns:r="http://schemas.openxmlformats.org/officeDocument/2006/relationships" xmlns:m="http://schemas.openxmlformats.org/officeDocument/2006/math" xmlns:v="urn:schemas-microsoft-com:vml" xmlns:wp14="http://schemas.microsoft.com/office/word/2010/wordprocessingDrawing" xmlns:wp="http://schemas.openxmlformats.org/drawingml/2006/wordprocessingDrawing" xmlns:w10="urn:schemas-microsoft-com:office:word" xmlns:w="http://schemas.openxmlformats.org/wordprocessingml/2006/main" xmlns:w14="http://schemas.microsoft.com/office/word/2010/wordml" xmlns:w15="http://schemas.microsoft.com/office/word/2012/wordml" xmlns:w16cex="http://schemas.microsoft.com/office/word/2018/wordml/cex" xmlns:w16cid="http://schemas.microsoft.com/office/word/2016/wordml/cid" xmlns:w16="http://schemas.microsoft.com/office/word/2018/wordml" xmlns:w16du="http://schemas.microsoft.com/office/word/2023/wordml/word16du" xmlns:w16sdtdh="http://schemas.microsoft.com/office/word/2020/wordml/sdtdatahash" xmlns:w16sdtfl="http://schemas.microsoft.com/office/word/2024/wordml/sdtformatlock" xmlns:w16se="http://schemas.microsoft.com/office/word/2015/wordml/symex" xmlns:wpg="http://schemas.microsoft.com/office/word/2010/wordprocessingGroup" xmlns:wpi="http://schemas.microsoft.com/office/word/2010/wordprocessingInk" xmlns:wne="http://schemas.microsoft.com/office/word/2006/wordml" xmlns:wps="http://schemas.microsoft.com/office/word/2010/wordprocessingShape" mc:Ignorable="w14 w15 w16se w16cid w16 w16cex w16sdtdh w16sdtfl w16du wp14">
   <w:body>
+    <w:p>
+      <w:pPr>
+        <w:pStyle w:val="paragraph"/>
+        <w:spacing w:before="0" w:beforeAutospacing="0" w:after="0" w:afterAutospacing="0" w:line="276" w:lineRule="auto"/>
+        <w:jc w:val="center"/>
+        <w:textAlignment w:val="baseline"/>
+      </w:pPr>
+      <w:r>
+        <w:rPr>
+          <w:rStyle w:val="normaltextrun"/>
+          <w:rFonts w:eastAsiaTheme="majorEastAsia"/>
+          <w:color w:val="000000"/>
+        </w:rPr>
+        <w:t xml:space="preserve">Proyecto final: </w:t>
+      </w:r>
+      <w:r>
+        <w:t>Análisis de factores que influyen en la victoria en el fútbol europeo</w:t>
+      </w:r>
+    </w:p>
+    <w:p>
+      <w:pPr>
+        <w:pStyle w:val="paragraph"/>
+        <w:spacing w:before="0" w:beforeAutospacing="0" w:after="0" w:afterAutospacing="0" w:line="276" w:lineRule="auto"/>
+        <w:jc w:val="center"/>
+        <w:textAlignment w:val="baseline"/>
+      </w:pPr>
+    </w:p>
+    <w:p>
+      <w:pPr>
+        <w:pStyle w:val="paragraph"/>
+        <w:spacing w:before="0" w:beforeAutospacing="0" w:after="0" w:afterAutospacing="0" w:line="276" w:lineRule="auto"/>
+        <w:jc w:val="center"/>
+        <w:textAlignment w:val="baseline"/>
+      </w:pPr>
+    </w:p>
+    <w:p>
+      <w:pPr>
+        <w:pStyle w:val="paragraph"/>
+        <w:spacing w:before="0" w:beforeAutospacing="0" w:after="0" w:afterAutospacing="0" w:line="276" w:lineRule="auto"/>
+        <w:jc w:val="center"/>
+        <w:textAlignment w:val="baseline"/>
+        <w:rPr>
+          <w:rFonts w:ascii="Segoe UI" w:hAnsi="Segoe UI" w:cs="Segoe UI"/>
+          <w:sz w:val="18"/>
+          <w:szCs w:val="18"/>
+        </w:rPr>
+      </w:pPr>
+    </w:p>
+    <w:p>
+      <w:pPr>
+        <w:pStyle w:val="paragraph"/>
+        <w:spacing w:before="0" w:beforeAutospacing="0" w:after="0" w:afterAutospacing="0" w:line="276" w:lineRule="auto"/>
+        <w:jc w:val="center"/>
+        <w:textAlignment w:val="baseline"/>
+        <w:rPr>
+          <w:rFonts w:ascii="Segoe UI" w:hAnsi="Segoe UI" w:cs="Segoe UI"/>
+          <w:sz w:val="18"/>
+          <w:szCs w:val="18"/>
+        </w:rPr>
+      </w:pPr>
+    </w:p>
+    <w:p>
+      <w:pPr>
+        <w:pStyle w:val="paragraph"/>
+        <w:spacing w:before="0" w:beforeAutospacing="0" w:after="0" w:afterAutospacing="0" w:line="276" w:lineRule="auto"/>
+        <w:jc w:val="center"/>
+        <w:textAlignment w:val="baseline"/>
+        <w:rPr>
+          <w:rStyle w:val="eop"/>
+          <w:rFonts w:eastAsiaTheme="majorEastAsia"/>
+          <w:color w:val="000000"/>
+          <w:bdr w:val="none" w:sz="0" w:space="0" w:color="auto" w:frame="1"/>
+          <w:shd w:val="clear" w:color="auto" w:fill="C6C6C6"/>
+        </w:rPr>
+      </w:pPr>
+      <w:r>
+        <w:rPr>
+          <w:rStyle w:val="wacimagecontainer"/>
+          <w:rFonts w:ascii="Segoe UI" w:eastAsiaTheme="majorEastAsia" w:hAnsi="Segoe UI" w:cs="Segoe UI"/>
+          <w:noProof/>
+          <w:sz w:val="18"/>
+          <w:szCs w:val="18"/>
+        </w:rPr>
+        <w:drawing>
+          <wp:inline distT="0" distB="0" distL="0" distR="0" wp14:anchorId="61AF7422" wp14:editId="230727BA">
+            <wp:extent cx="1467485" cy="1818005"/>
+            <wp:effectExtent l="0" t="0" r="5715" b="0"/>
+            <wp:docPr id="254512740" name="Imagen 1"/>
+            <wp:cNvGraphicFramePr>
+              <a:graphicFrameLocks xmlns:a="http://schemas.openxmlformats.org/drawingml/2006/main" noChangeAspect="1"/>
+            </wp:cNvGraphicFramePr>
+            <a:graphic xmlns:a="http://schemas.openxmlformats.org/drawingml/2006/main">
+              <a:graphicData uri="http://schemas.openxmlformats.org/drawingml/2006/picture">
+                <pic:pic xmlns:pic="http://schemas.openxmlformats.org/drawingml/2006/picture">
+                  <pic:nvPicPr>
+                    <pic:cNvPr id="0" name="Picture 1"/>
+                    <pic:cNvPicPr>
+                      <a:picLocks noChangeAspect="1" noChangeArrowheads="1"/>
+                    </pic:cNvPicPr>
+                  </pic:nvPicPr>
+                  <pic:blipFill>
+                    <a:blip r:embed="rId4">
+                      <a:extLst>
+                        <a:ext uri="{28A0092B-C50C-407E-A947-70E740481C1C}">
+                          <a14:useLocalDpi xmlns:a14="http://schemas.microsoft.com/office/drawing/2010/main" val="0"/>
+                        </a:ext>
+                      </a:extLst>
+                    </a:blip>
+                    <a:srcRect/>
+                    <a:stretch>
+                      <a:fillRect/>
+                    </a:stretch>
+                  </pic:blipFill>
+                  <pic:spPr bwMode="auto">
+                    <a:xfrm>
+                      <a:off x="0" y="0"/>
+                      <a:ext cx="1467485" cy="1818005"/>
+                    </a:xfrm>
+                    <a:prstGeom prst="rect">
+                      <a:avLst/>
+                    </a:prstGeom>
+                    <a:noFill/>
+                    <a:ln>
+                      <a:noFill/>
+                    </a:ln>
+                  </pic:spPr>
+                </pic:pic>
+              </a:graphicData>
+            </a:graphic>
+          </wp:inline>
+        </w:drawing>
+      </w:r>
+    </w:p>
+    <w:p>
+      <w:pPr>
+        <w:pStyle w:val="paragraph"/>
+        <w:spacing w:before="0" w:beforeAutospacing="0" w:after="0" w:afterAutospacing="0" w:line="276" w:lineRule="auto"/>
+        <w:jc w:val="center"/>
+        <w:textAlignment w:val="baseline"/>
+        <w:rPr>
+          <w:rStyle w:val="eop"/>
+          <w:rFonts w:eastAsiaTheme="majorEastAsia"/>
+          <w:color w:val="000000"/>
+          <w:bdr w:val="none" w:sz="0" w:space="0" w:color="auto" w:frame="1"/>
+          <w:shd w:val="clear" w:color="auto" w:fill="C6C6C6"/>
+        </w:rPr>
+      </w:pPr>
+    </w:p>
+    <w:p>
+      <w:pPr>
+        <w:pStyle w:val="paragraph"/>
+        <w:spacing w:before="0" w:beforeAutospacing="0" w:after="0" w:afterAutospacing="0" w:line="276" w:lineRule="auto"/>
+        <w:jc w:val="center"/>
+        <w:textAlignment w:val="baseline"/>
+        <w:rPr>
+          <w:rStyle w:val="eop"/>
+          <w:rFonts w:eastAsiaTheme="majorEastAsia"/>
+          <w:color w:val="000000"/>
+          <w:bdr w:val="none" w:sz="0" w:space="0" w:color="auto" w:frame="1"/>
+          <w:shd w:val="clear" w:color="auto" w:fill="C6C6C6"/>
+        </w:rPr>
+      </w:pPr>
+    </w:p>
+    <w:p>
+      <w:pPr>
+        <w:pStyle w:val="paragraph"/>
+        <w:spacing w:before="0" w:beforeAutospacing="0" w:after="0" w:afterAutospacing="0" w:line="276" w:lineRule="auto"/>
+        <w:jc w:val="center"/>
+        <w:textAlignment w:val="baseline"/>
+        <w:rPr>
+          <w:rStyle w:val="eop"/>
+          <w:rFonts w:eastAsiaTheme="majorEastAsia"/>
+          <w:color w:val="000000"/>
+          <w:bdr w:val="none" w:sz="0" w:space="0" w:color="auto" w:frame="1"/>
+          <w:shd w:val="clear" w:color="auto" w:fill="C6C6C6"/>
+        </w:rPr>
+      </w:pPr>
+    </w:p>
+    <w:p>
+      <w:pPr>
+        <w:pStyle w:val="paragraph"/>
+        <w:spacing w:before="0" w:beforeAutospacing="0" w:after="0" w:afterAutospacing="0" w:line="276" w:lineRule="auto"/>
+        <w:jc w:val="center"/>
+        <w:textAlignment w:val="baseline"/>
+        <w:rPr>
+          <w:rStyle w:val="eop"/>
+          <w:rFonts w:eastAsiaTheme="majorEastAsia"/>
+          <w:color w:val="000000"/>
+          <w:bdr w:val="none" w:sz="0" w:space="0" w:color="auto" w:frame="1"/>
+          <w:shd w:val="clear" w:color="auto" w:fill="C6C6C6"/>
+        </w:rPr>
+      </w:pPr>
+    </w:p>
+    <w:p>
+      <w:pPr>
+        <w:pStyle w:val="paragraph"/>
+        <w:spacing w:before="0" w:beforeAutospacing="0" w:after="0" w:afterAutospacing="0" w:line="276" w:lineRule="auto"/>
+        <w:jc w:val="center"/>
+        <w:textAlignment w:val="baseline"/>
+        <w:rPr>
+          <w:rFonts w:ascii="Segoe UI" w:hAnsi="Segoe UI" w:cs="Segoe UI"/>
+          <w:sz w:val="18"/>
+          <w:szCs w:val="18"/>
+        </w:rPr>
+      </w:pPr>
+    </w:p>
+    <w:p>
+      <w:pPr>
+        <w:pStyle w:val="paragraph"/>
+        <w:spacing w:before="0" w:beforeAutospacing="0" w:after="0" w:afterAutospacing="0" w:line="276" w:lineRule="auto"/>
+        <w:jc w:val="center"/>
+        <w:textAlignment w:val="baseline"/>
+        <w:rPr>
+          <w:rFonts w:ascii="Segoe UI" w:hAnsi="Segoe UI" w:cs="Segoe UI"/>
+          <w:sz w:val="18"/>
+          <w:szCs w:val="18"/>
+        </w:rPr>
+      </w:pPr>
+    </w:p>
+    <w:p>
+      <w:pPr>
+        <w:pStyle w:val="paragraph"/>
+        <w:spacing w:before="0" w:beforeAutospacing="0" w:after="0" w:afterAutospacing="0" w:line="276" w:lineRule="auto"/>
+        <w:jc w:val="center"/>
+        <w:textAlignment w:val="baseline"/>
+        <w:rPr>
+          <w:rFonts w:ascii="Segoe UI" w:hAnsi="Segoe UI" w:cs="Segoe UI"/>
+          <w:sz w:val="18"/>
+          <w:szCs w:val="18"/>
+        </w:rPr>
+      </w:pPr>
+      <w:r>
+        <w:rPr>
+          <w:rStyle w:val="normaltextrun"/>
+          <w:rFonts w:eastAsiaTheme="majorEastAsia"/>
+          <w:color w:val="000000"/>
+        </w:rPr>
+        <w:t>Juan Esteban Daza Forero</w:t>
+      </w:r>
+    </w:p>
+    <w:p>
+      <w:pPr>
+        <w:pStyle w:val="paragraph"/>
+        <w:spacing w:before="0" w:beforeAutospacing="0" w:after="0" w:afterAutospacing="0" w:line="276" w:lineRule="auto"/>
+        <w:jc w:val="center"/>
+        <w:textAlignment w:val="baseline"/>
+        <w:rPr>
+          <w:rStyle w:val="normaltextrun"/>
+          <w:rFonts w:eastAsiaTheme="majorEastAsia"/>
+          <w:color w:val="000000"/>
+        </w:rPr>
+      </w:pPr>
+    </w:p>
+    <w:p>
+      <w:pPr>
+        <w:pStyle w:val="paragraph"/>
+        <w:spacing w:before="0" w:beforeAutospacing="0" w:after="0" w:afterAutospacing="0" w:line="276" w:lineRule="auto"/>
+        <w:jc w:val="center"/>
+        <w:textAlignment w:val="baseline"/>
+        <w:rPr>
+          <w:rFonts w:ascii="Segoe UI" w:hAnsi="Segoe UI" w:cs="Segoe UI"/>
+          <w:sz w:val="18"/>
+          <w:szCs w:val="18"/>
+        </w:rPr>
+      </w:pPr>
+    </w:p>
+    <w:p>
+      <w:pPr>
+        <w:pStyle w:val="paragraph"/>
+        <w:spacing w:before="0" w:beforeAutospacing="0" w:after="0" w:afterAutospacing="0" w:line="276" w:lineRule="auto"/>
+        <w:jc w:val="center"/>
+        <w:textAlignment w:val="baseline"/>
+        <w:rPr>
+          <w:rStyle w:val="eop"/>
+          <w:rFonts w:eastAsiaTheme="majorEastAsia"/>
+          <w:color w:val="000000"/>
+          <w:bdr w:val="none" w:sz="0" w:space="0" w:color="auto" w:frame="1"/>
+          <w:shd w:val="clear" w:color="auto" w:fill="C6C6C6"/>
+        </w:rPr>
+      </w:pPr>
+      <w:r>
+        <w:rPr>
+          <w:rStyle w:val="normaltextrun"/>
+          <w:rFonts w:eastAsiaTheme="majorEastAsia"/>
+          <w:color w:val="000000"/>
+        </w:rPr>
+        <w:t>Mariana Andrea Hernández Pinto</w:t>
+      </w:r>
+    </w:p>
+    <w:p>
+      <w:pPr>
+        <w:pStyle w:val="paragraph"/>
+        <w:spacing w:before="0" w:beforeAutospacing="0" w:after="0" w:afterAutospacing="0" w:line="276" w:lineRule="auto"/>
+        <w:jc w:val="center"/>
+        <w:textAlignment w:val="baseline"/>
+        <w:rPr>
+          <w:rStyle w:val="eop"/>
+          <w:rFonts w:eastAsiaTheme="majorEastAsia"/>
+          <w:color w:val="000000"/>
+          <w:bdr w:val="none" w:sz="0" w:space="0" w:color="auto" w:frame="1"/>
+          <w:shd w:val="clear" w:color="auto" w:fill="C6C6C6"/>
+        </w:rPr>
+      </w:pPr>
+    </w:p>
+    <w:p>
+      <w:pPr>
+        <w:pStyle w:val="paragraph"/>
+        <w:spacing w:before="0" w:beforeAutospacing="0" w:after="0" w:afterAutospacing="0" w:line="276" w:lineRule="auto"/>
+        <w:jc w:val="center"/>
+        <w:textAlignment w:val="baseline"/>
+        <w:rPr>
+          <w:rStyle w:val="eop"/>
+          <w:rFonts w:eastAsiaTheme="majorEastAsia"/>
+          <w:color w:val="000000"/>
+          <w:bdr w:val="none" w:sz="0" w:space="0" w:color="auto" w:frame="1"/>
+          <w:shd w:val="clear" w:color="auto" w:fill="C6C6C6"/>
+        </w:rPr>
+      </w:pPr>
+    </w:p>
+    <w:p>
+      <w:pPr>
+        <w:pStyle w:val="paragraph"/>
+        <w:spacing w:before="0" w:beforeAutospacing="0" w:after="0" w:afterAutospacing="0" w:line="276" w:lineRule="auto"/>
+        <w:jc w:val="center"/>
+        <w:textAlignment w:val="baseline"/>
+        <w:rPr>
+          <w:rFonts w:ascii="Segoe UI" w:hAnsi="Segoe UI" w:cs="Segoe UI"/>
+          <w:sz w:val="18"/>
+          <w:szCs w:val="18"/>
+        </w:rPr>
+      </w:pPr>
+    </w:p>
+    <w:p>
+      <w:pPr>
+        <w:pStyle w:val="paragraph"/>
+        <w:spacing w:before="0" w:beforeAutospacing="0" w:after="0" w:afterAutospacing="0" w:line="276" w:lineRule="auto"/>
+        <w:jc w:val="center"/>
+        <w:textAlignment w:val="baseline"/>
+        <w:rPr>
+          <w:rFonts w:ascii="Segoe UI" w:hAnsi="Segoe UI" w:cs="Segoe UI"/>
+          <w:sz w:val="18"/>
+          <w:szCs w:val="18"/>
+        </w:rPr>
+      </w:pPr>
+    </w:p>
+    <w:p>
+      <w:pPr>
+        <w:pStyle w:val="paragraph"/>
+        <w:spacing w:before="0" w:beforeAutospacing="0" w:after="0" w:afterAutospacing="0" w:line="276" w:lineRule="auto"/>
+        <w:jc w:val="center"/>
+        <w:textAlignment w:val="baseline"/>
+        <w:rPr>
+          <w:rFonts w:ascii="Segoe UI" w:hAnsi="Segoe UI" w:cs="Segoe UI"/>
+          <w:sz w:val="18"/>
+          <w:szCs w:val="18"/>
+        </w:rPr>
+      </w:pPr>
+      <w:r>
+        <w:rPr>
+          <w:rStyle w:val="normaltextrun"/>
+          <w:rFonts w:eastAsiaTheme="majorEastAsia"/>
+          <w:color w:val="000000"/>
+        </w:rPr>
+        <w:t>Docente:</w:t>
+      </w:r>
+    </w:p>
+    <w:p>
+      <w:pPr>
+        <w:pStyle w:val="paragraph"/>
+        <w:spacing w:before="0" w:beforeAutospacing="0" w:after="0" w:afterAutospacing="0" w:line="276" w:lineRule="auto"/>
+        <w:jc w:val="center"/>
+        <w:textAlignment w:val="baseline"/>
+        <w:rPr>
+          <w:rStyle w:val="eop"/>
+          <w:rFonts w:eastAsiaTheme="majorEastAsia"/>
+          <w:color w:val="000000"/>
+          <w:bdr w:val="none" w:sz="0" w:space="0" w:color="auto" w:frame="1"/>
+          <w:shd w:val="clear" w:color="auto" w:fill="C6C6C6"/>
+        </w:rPr>
+      </w:pPr>
+      <w:r>
+        <w:rPr>
+          <w:rStyle w:val="normaltextrun"/>
+          <w:rFonts w:eastAsiaTheme="majorEastAsia"/>
+          <w:color w:val="000000"/>
+        </w:rPr>
+        <w:t>Juan Nicolas Velásquez</w:t>
+      </w:r>
+    </w:p>
+    <w:p>
+      <w:pPr>
+        <w:pStyle w:val="paragraph"/>
+        <w:spacing w:before="0" w:beforeAutospacing="0" w:after="0" w:afterAutospacing="0" w:line="276" w:lineRule="auto"/>
+        <w:jc w:val="center"/>
+        <w:textAlignment w:val="baseline"/>
+        <w:rPr>
+          <w:rStyle w:val="eop"/>
+          <w:rFonts w:eastAsiaTheme="majorEastAsia"/>
+          <w:color w:val="000000"/>
+          <w:bdr w:val="none" w:sz="0" w:space="0" w:color="auto" w:frame="1"/>
+          <w:shd w:val="clear" w:color="auto" w:fill="C6C6C6"/>
+        </w:rPr>
+      </w:pPr>
+    </w:p>
+    <w:p>
+      <w:pPr>
+        <w:pStyle w:val="paragraph"/>
+        <w:spacing w:before="0" w:beforeAutospacing="0" w:after="0" w:afterAutospacing="0" w:line="276" w:lineRule="auto"/>
+        <w:jc w:val="center"/>
+        <w:textAlignment w:val="baseline"/>
+        <w:rPr>
+          <w:rStyle w:val="eop"/>
+          <w:rFonts w:eastAsiaTheme="majorEastAsia"/>
+          <w:color w:val="000000"/>
+          <w:bdr w:val="none" w:sz="0" w:space="0" w:color="auto" w:frame="1"/>
+          <w:shd w:val="clear" w:color="auto" w:fill="C6C6C6"/>
+        </w:rPr>
+      </w:pPr>
+    </w:p>
+    <w:p>
+      <w:pPr>
+        <w:pStyle w:val="paragraph"/>
+        <w:spacing w:before="0" w:beforeAutospacing="0" w:after="0" w:afterAutospacing="0" w:line="276" w:lineRule="auto"/>
+        <w:jc w:val="center"/>
+        <w:textAlignment w:val="baseline"/>
+        <w:rPr>
+          <w:rFonts w:ascii="Segoe UI" w:hAnsi="Segoe UI" w:cs="Segoe UI"/>
+          <w:sz w:val="18"/>
+          <w:szCs w:val="18"/>
+        </w:rPr>
+      </w:pPr>
+    </w:p>
+    <w:p>
+      <w:pPr>
+        <w:pStyle w:val="paragraph"/>
+        <w:spacing w:before="0" w:beforeAutospacing="0" w:after="0" w:afterAutospacing="0" w:line="276" w:lineRule="auto"/>
+        <w:jc w:val="center"/>
+        <w:textAlignment w:val="baseline"/>
+        <w:rPr>
+          <w:rFonts w:ascii="Segoe UI" w:hAnsi="Segoe UI" w:cs="Segoe UI"/>
+          <w:sz w:val="18"/>
+          <w:szCs w:val="18"/>
+        </w:rPr>
+      </w:pPr>
+    </w:p>
+    <w:p>
+      <w:pPr>
+        <w:pStyle w:val="paragraph"/>
+        <w:spacing w:before="0" w:beforeAutospacing="0" w:after="0" w:afterAutospacing="0" w:line="276" w:lineRule="auto"/>
+        <w:jc w:val="center"/>
+        <w:textAlignment w:val="baseline"/>
+        <w:rPr>
+          <w:rFonts w:ascii="Segoe UI" w:hAnsi="Segoe UI" w:cs="Segoe UI"/>
+          <w:sz w:val="18"/>
+          <w:szCs w:val="18"/>
+        </w:rPr>
+      </w:pPr>
+    </w:p>
+    <w:p>
+      <w:pPr>
+        <w:pStyle w:val="paragraph"/>
+        <w:spacing w:before="0" w:beforeAutospacing="0" w:after="0" w:afterAutospacing="0" w:line="276" w:lineRule="auto"/>
+        <w:jc w:val="center"/>
+        <w:textAlignment w:val="baseline"/>
+        <w:rPr>
+          <w:rFonts w:ascii="Segoe UI" w:hAnsi="Segoe UI" w:cs="Segoe UI"/>
+          <w:sz w:val="18"/>
+          <w:szCs w:val="18"/>
+        </w:rPr>
+      </w:pPr>
+      <w:r>
+        <w:rPr>
+          <w:rStyle w:val="normaltextrun"/>
+          <w:rFonts w:eastAsiaTheme="majorEastAsia"/>
+          <w:color w:val="000000"/>
+        </w:rPr>
+        <w:t>Pontificia Universidad Javeriana</w:t>
+      </w:r>
+    </w:p>
+    <w:p>
+      <w:pPr>
+        <w:pStyle w:val="paragraph"/>
+        <w:spacing w:before="0" w:beforeAutospacing="0" w:after="0" w:afterAutospacing="0" w:line="276" w:lineRule="auto"/>
+        <w:jc w:val="center"/>
+        <w:textAlignment w:val="baseline"/>
+        <w:rPr>
+          <w:rStyle w:val="eop"/>
+          <w:rFonts w:eastAsiaTheme="majorEastAsia"/>
+          <w:color w:val="000000"/>
+          <w:bdr w:val="none" w:sz="0" w:space="0" w:color="auto" w:frame="1"/>
+          <w:shd w:val="clear" w:color="auto" w:fill="C6C6C6"/>
+        </w:rPr>
+      </w:pPr>
+      <w:r>
+        <w:rPr>
+          <w:rStyle w:val="normaltextrun"/>
+          <w:rFonts w:eastAsiaTheme="majorEastAsia"/>
+          <w:color w:val="000000"/>
+        </w:rPr>
+        <w:t>Facultad de Ciencias Económicas y Administrativas</w:t>
+      </w:r>
+    </w:p>
+    <w:p>
+      <w:pPr>
+        <w:pStyle w:val="paragraph"/>
+        <w:spacing w:before="0" w:beforeAutospacing="0" w:after="0" w:afterAutospacing="0" w:line="276" w:lineRule="auto"/>
+        <w:jc w:val="center"/>
+        <w:textAlignment w:val="baseline"/>
+        <w:rPr>
+          <w:rFonts w:ascii="Segoe UI" w:hAnsi="Segoe UI" w:cs="Segoe UI"/>
+          <w:sz w:val="18"/>
+          <w:szCs w:val="18"/>
+        </w:rPr>
+      </w:pPr>
+    </w:p>
+    <w:p>
+      <w:pPr>
+        <w:pStyle w:val="paragraph"/>
+        <w:spacing w:before="0" w:beforeAutospacing="0" w:after="0" w:afterAutospacing="0" w:line="276" w:lineRule="auto"/>
+        <w:textAlignment w:val="baseline"/>
+        <w:rPr>
+          <w:rFonts w:ascii="Segoe UI" w:hAnsi="Segoe UI" w:cs="Segoe UI"/>
+          <w:sz w:val="18"/>
+          <w:szCs w:val="18"/>
+        </w:rPr>
+      </w:pPr>
+    </w:p>
+    <w:p>
+      <w:pPr>
+        <w:pStyle w:val="paragraph"/>
+        <w:spacing w:before="0" w:beforeAutospacing="0" w:after="0" w:afterAutospacing="0" w:line="276" w:lineRule="auto"/>
+        <w:jc w:val="center"/>
+        <w:textAlignment w:val="baseline"/>
+        <w:rPr>
+          <w:rFonts w:ascii="Segoe UI" w:hAnsi="Segoe UI" w:cs="Segoe UI"/>
+          <w:sz w:val="18"/>
+          <w:szCs w:val="18"/>
+        </w:rPr>
+      </w:pPr>
+    </w:p>
+    <w:p>
+      <w:pPr>
+        <w:pStyle w:val="paragraph"/>
+        <w:spacing w:before="0" w:beforeAutospacing="0" w:after="0" w:afterAutospacing="0" w:line="276" w:lineRule="auto"/>
+        <w:jc w:val="center"/>
+        <w:textAlignment w:val="baseline"/>
+        <w:rPr>
+          <w:rFonts w:ascii="Segoe UI" w:hAnsi="Segoe UI" w:cs="Segoe UI"/>
+          <w:sz w:val="18"/>
+          <w:szCs w:val="18"/>
+        </w:rPr>
+      </w:pPr>
+    </w:p>
+    <w:p>
+      <w:pPr>
+        <w:pStyle w:val="paragraph"/>
+        <w:spacing w:before="0" w:beforeAutospacing="0" w:after="0" w:afterAutospacing="0" w:line="276" w:lineRule="auto"/>
+        <w:jc w:val="center"/>
+        <w:textAlignment w:val="baseline"/>
+        <w:rPr>
+          <w:rFonts w:ascii="Segoe UI" w:hAnsi="Segoe UI" w:cs="Segoe UI"/>
+          <w:sz w:val="18"/>
+          <w:szCs w:val="18"/>
+        </w:rPr>
+      </w:pPr>
+    </w:p>
+    <w:p>
+      <w:pPr>
+        <w:pStyle w:val="paragraph"/>
+        <w:spacing w:before="0" w:beforeAutospacing="0" w:after="0" w:afterAutospacing="0" w:line="276" w:lineRule="auto"/>
+        <w:jc w:val="center"/>
+        <w:textAlignment w:val="baseline"/>
+        <w:rPr>
+          <w:rFonts w:ascii="Segoe UI" w:hAnsi="Segoe UI" w:cs="Segoe UI"/>
+          <w:sz w:val="18"/>
+          <w:szCs w:val="18"/>
+        </w:rPr>
+      </w:pPr>
+    </w:p>
+    <w:p>
+      <w:pPr>
+        <w:pStyle w:val="paragraph"/>
+        <w:spacing w:before="0" w:beforeAutospacing="0" w:after="0" w:afterAutospacing="0" w:line="276" w:lineRule="auto"/>
+        <w:jc w:val="center"/>
+        <w:textAlignment w:val="baseline"/>
+        <w:rPr>
+          <w:rFonts w:ascii="Segoe UI" w:hAnsi="Segoe UI" w:cs="Segoe UI"/>
+          <w:sz w:val="18"/>
+          <w:szCs w:val="18"/>
+        </w:rPr>
+      </w:pPr>
+    </w:p>
+    <w:p>
+      <w:pPr>
+        <w:pStyle w:val="paragraph"/>
+        <w:spacing w:before="0" w:beforeAutospacing="0" w:after="0" w:afterAutospacing="0" w:line="276" w:lineRule="auto"/>
+        <w:jc w:val="center"/>
+        <w:textAlignment w:val="baseline"/>
+        <w:rPr>
+          <w:rFonts w:ascii="Segoe UI" w:hAnsi="Segoe UI" w:cs="Segoe UI"/>
+          <w:sz w:val="18"/>
+          <w:szCs w:val="18"/>
+        </w:rPr>
+      </w:pPr>
+    </w:p>
+    <w:p>
+      <w:pPr>
+        <w:pStyle w:val="paragraph"/>
+        <w:spacing w:before="0" w:beforeAutospacing="0" w:after="0" w:afterAutospacing="0" w:line="276" w:lineRule="auto"/>
+        <w:jc w:val="center"/>
+        <w:textAlignment w:val="baseline"/>
+        <w:rPr>
+          <w:rStyle w:val="normaltextrun"/>
+          <w:rFonts w:eastAsiaTheme="majorEastAsia"/>
+          <w:color w:val="000000"/>
+        </w:rPr>
+      </w:pPr>
+      <w:r>
+        <w:rPr>
+          <w:rStyle w:val="normaltextrun"/>
+          <w:rFonts w:eastAsiaTheme="majorEastAsia"/>
+          <w:color w:val="000000"/>
+        </w:rPr>
+        <w:t>29</w:t>
+      </w:r>
+      <w:r>
+        <w:rPr>
+          <w:rStyle w:val="normaltextrun"/>
+          <w:rFonts w:eastAsiaTheme="majorEastAsia"/>
+          <w:color w:val="000000"/>
+        </w:rPr>
+        <w:t>/0</w:t>
+      </w:r>
+      <w:r>
+        <w:rPr>
+          <w:rStyle w:val="normaltextrun"/>
+          <w:rFonts w:eastAsiaTheme="majorEastAsia"/>
+          <w:color w:val="000000"/>
+        </w:rPr>
+        <w:t>5</w:t>
+      </w:r>
+      <w:r>
+        <w:rPr>
+          <w:rStyle w:val="normaltextrun"/>
+          <w:rFonts w:eastAsiaTheme="majorEastAsia"/>
+          <w:color w:val="000000"/>
+        </w:rPr>
+        <w:t>/2026</w:t>
+      </w:r>
+    </w:p>
+    <w:p>
+      <w:pPr>
+        <w:pStyle w:val="paragraph"/>
+        <w:spacing w:before="0" w:beforeAutospacing="0" w:after="0" w:afterAutospacing="0" w:line="276" w:lineRule="auto"/>
+        <w:jc w:val="both"/>
+        <w:textAlignment w:val="baseline"/>
+        <w:rPr>
+          <w:b/>
+          <w:bCs/>
+        </w:rPr>
+      </w:pPr>
+      <w:r>
+        <w:rPr>
+          <w:b/>
+          <w:bCs/>
+        </w:rPr>
+        <w:lastRenderedPageBreak/>
+        <w:t>Análisis</w:t>
+      </w:r>
+    </w:p>
+    <w:p>
+      <w:pPr>
+        <w:pStyle w:val="paragraph"/>
+        <w:spacing w:before="0" w:beforeAutospacing="0" w:after="0" w:afterAutospacing="0" w:line="276" w:lineRule="auto"/>
+        <w:jc w:val="both"/>
+        <w:textAlignment w:val="baseline"/>
+        <w:rPr>
+          <w:rFonts w:eastAsiaTheme="majorEastAsia"/>
+          <w:color w:val="000000"/>
+          <w:bdr w:val="none" w:sz="0" w:space="0" w:color="auto" w:frame="1"/>
+          <w:shd w:val="clear" w:color="auto" w:fill="C6C6C6"/>
+        </w:rPr>
+      </w:pPr>
+    </w:p>
     <w:p/>
     <w:sectPr>
       <w:pgSz w:w="11906" w:h="16838"/>
@@ -407,6 +1091,7 @@
   <w:style w:type="paragraph" w:default="1" w:styleId="Normal">
     <w:name w:val="Normal"/>
     <w:qFormat/>
+    <w:rsid w:val="00C74869"/>
   </w:style>
   <w:style w:type="paragraph" w:styleId="Ttulo1">
     <w:name w:val="heading 1"/>
@@ -922,6 +1607,33 @@
       <w:color w:val="0F4761" w:themeColor="accent1" w:themeShade="BF"/>
       <w:spacing w:val="5"/>
     </w:rPr>
+  </w:style>
+  <w:style w:type="paragraph" w:customStyle="1" w:styleId="paragraph">
+    <w:name w:val="paragraph"/>
+    <w:basedOn w:val="Normal"/>
+    <w:rsid w:val="00C74869"/>
+    <w:pPr>
+      <w:spacing w:before="100" w:beforeAutospacing="1" w:after="100" w:afterAutospacing="1"/>
+    </w:pPr>
+    <w:rPr>
+      <w:rFonts w:ascii="Times New Roman" w:eastAsia="Times New Roman" w:hAnsi="Times New Roman" w:cs="Times New Roman"/>
+      <w:lang w:eastAsia="es-MX"/>
+    </w:rPr>
+  </w:style>
+  <w:style w:type="character" w:customStyle="1" w:styleId="normaltextrun">
+    <w:name w:val="normaltextrun"/>
+    <w:basedOn w:val="Fuentedeprrafopredeter"/>
+    <w:rsid w:val="00C74869"/>
+  </w:style>
+  <w:style w:type="character" w:customStyle="1" w:styleId="eop">
+    <w:name w:val="eop"/>
+    <w:basedOn w:val="Fuentedeprrafopredeter"/>
+    <w:rsid w:val="00C74869"/>
+  </w:style>
+  <w:style w:type="character" w:customStyle="1" w:styleId="wacimagecontainer">
+    <w:name w:val="wacimagecontainer"/>
+    <w:basedOn w:val="Fuentedeprrafopredeter"/>
+    <w:rsid w:val="00C74869"/>
   </w:style>
 </w:styles>
 </file>

--- a/Proyecto final.docx
+++ b/Proyecto final.docx
@@ -103,7 +103,7 @@
                     </pic:cNvPicPr>
                   </pic:nvPicPr>
                   <pic:blipFill>
-                    <a:blip r:embed="rId4">
+                    <a:blip r:embed="rId7">
                       <a:extLst>
                         <a:ext uri="{28A0092B-C50C-407E-A947-70E740481C1C}">
                           <a14:useLocalDpi xmlns:a14="http://schemas.microsoft.com/office/drawing/2010/main" val="0"/>
@@ -655,21 +655,1070 @@
     <w:p>
       <w:pPr>
         <w:pStyle w:val="paragraph"/>
-        <w:spacing w:before="0" w:beforeAutospacing="0" w:after="0" w:afterAutospacing="0" w:line="276" w:lineRule="auto"/>
+        <w:spacing w:before="0" w:beforeAutospacing="0" w:after="0" w:afterAutospacing="0"/>
         <w:jc w:val="both"/>
         <w:textAlignment w:val="baseline"/>
         <w:rPr>
+          <w:sz w:val="18"/>
+          <w:szCs w:val="18"/>
+        </w:rPr>
+      </w:pPr>
+      <w:r>
+        <w:rPr>
+          <w:rStyle w:val="normaltextrun"/>
           <w:b/>
           <w:bCs/>
         </w:rPr>
-      </w:pPr>
-      <w:r>
-        <w:rPr>
+        <w:lastRenderedPageBreak/>
+        <w:t>Exploración de datos inicial de la base de datos</w:t>
+      </w:r>
+      <w:r>
+        <w:rPr>
+          <w:rStyle w:val="eop"/>
+        </w:rPr>
+        <w:t> </w:t>
+      </w:r>
+    </w:p>
+    <w:p>
+      <w:pPr>
+        <w:pStyle w:val="paragraph"/>
+        <w:spacing w:before="0" w:beforeAutospacing="0" w:after="0" w:afterAutospacing="0"/>
+        <w:jc w:val="both"/>
+        <w:textAlignment w:val="baseline"/>
+        <w:rPr>
+          <w:sz w:val="18"/>
+          <w:szCs w:val="18"/>
+        </w:rPr>
+      </w:pPr>
+      <w:r>
+        <w:rPr>
+          <w:rStyle w:val="eop"/>
+        </w:rPr>
+        <w:t> </w:t>
+      </w:r>
+    </w:p>
+    <w:p>
+      <w:pPr>
+        <w:pStyle w:val="paragraph"/>
+        <w:spacing w:before="0" w:beforeAutospacing="0" w:after="0" w:afterAutospacing="0"/>
+        <w:jc w:val="both"/>
+        <w:textAlignment w:val="baseline"/>
+        <w:rPr>
+          <w:sz w:val="18"/>
+          <w:szCs w:val="18"/>
+        </w:rPr>
+      </w:pPr>
+      <w:r>
+        <w:rPr>
+          <w:rStyle w:val="normaltextrun"/>
+        </w:rPr>
+        <w:t>La base de datos tiene un tamaño bastante robusto para realizar el análisis estadístico y estructurar los modelos predictivos. Trabajamos con 29.979 partidos y más de 100 variables por partido, lo que enriquece el proyecto. Además, dentro de la información incluye variables como resultados, atributos tácticos por equipos, características físicas de los jugadores y ratings individuales.</w:t>
+      </w:r>
+      <w:r>
+        <w:rPr>
+          <w:rStyle w:val="eop"/>
+        </w:rPr>
+        <w:t> </w:t>
+      </w:r>
+    </w:p>
+    <w:p>
+      <w:pPr>
+        <w:pStyle w:val="paragraph"/>
+        <w:spacing w:before="0" w:beforeAutospacing="0" w:after="0" w:afterAutospacing="0"/>
+        <w:jc w:val="both"/>
+        <w:textAlignment w:val="baseline"/>
+        <w:rPr>
+          <w:sz w:val="18"/>
+          <w:szCs w:val="18"/>
+        </w:rPr>
+      </w:pPr>
+      <w:r>
+        <w:rPr>
+          <w:rStyle w:val="normaltextrun"/>
+        </w:rPr>
+        <w:t>Un factor muy importante desde que iniciamos el proyecto fue que muchas variables tienen valores faltantes (NA), específicamente las que se relacionan con posiciones de jugadores y eventos detallados de los partidos. Lo que resulta ser normal en las bases de datos históricas de fútbol ya que no está toda información disponible en todas las temporadas.</w:t>
+      </w:r>
+      <w:r>
+        <w:rPr>
+          <w:rStyle w:val="eop"/>
+        </w:rPr>
+        <w:t> </w:t>
+      </w:r>
+    </w:p>
+    <w:p>
+      <w:pPr>
+        <w:pStyle w:val="paragraph"/>
+        <w:spacing w:before="0" w:beforeAutospacing="0" w:after="0" w:afterAutospacing="0"/>
+        <w:jc w:val="both"/>
+        <w:textAlignment w:val="baseline"/>
+        <w:rPr>
+          <w:sz w:val="18"/>
+          <w:szCs w:val="18"/>
+        </w:rPr>
+      </w:pPr>
+      <w:r>
+        <w:rPr>
+          <w:rStyle w:val="normaltextrun"/>
+        </w:rPr>
+        <w:t>También, la mayoría de las variables tácticas tienen distribuciones centradas alrededor de cero. Lo cual tiene sentido porque son diferencias entre el equipo local y visitante. Por ejemplo: </w:t>
+      </w:r>
+      <w:r>
+        <w:rPr>
+          <w:rStyle w:val="eop"/>
+        </w:rPr>
+        <w:t> </w:t>
+      </w:r>
+    </w:p>
+    <w:p>
+      <w:pPr>
+        <w:pStyle w:val="paragraph"/>
+        <w:numPr>
+          <w:ilvl w:val="0"/>
+          <w:numId w:val="1"/>
+        </w:numPr>
+        <w:spacing w:before="0" w:beforeAutospacing="0" w:after="0" w:afterAutospacing="0"/>
+        <w:ind w:left="1080" w:firstLine="0"/>
+        <w:jc w:val="both"/>
+        <w:textAlignment w:val="baseline"/>
+      </w:pPr>
+      <w:proofErr w:type="spellStart"/>
+      <w:r>
+        <w:rPr>
+          <w:rStyle w:val="normaltextrun"/>
+        </w:rPr>
+        <w:t>diff_pressure</w:t>
+      </w:r>
+      <w:proofErr w:type="spellEnd"/>
+      <w:r>
+        <w:rPr>
+          <w:rStyle w:val="apple-converted-space"/>
+        </w:rPr>
+        <w:t> </w:t>
+      </w:r>
+      <w:r>
+        <w:rPr>
+          <w:rStyle w:val="normaltextrun"/>
+        </w:rPr>
+        <w:t>&gt; 0 lo que significa que el equipo local tiene mayor presión defensiva.</w:t>
+      </w:r>
+      <w:r>
+        <w:rPr>
+          <w:rStyle w:val="eop"/>
+        </w:rPr>
+        <w:t> </w:t>
+      </w:r>
+    </w:p>
+    <w:p>
+      <w:pPr>
+        <w:pStyle w:val="paragraph"/>
+        <w:numPr>
+          <w:ilvl w:val="0"/>
+          <w:numId w:val="2"/>
+        </w:numPr>
+        <w:spacing w:before="0" w:beforeAutospacing="0" w:after="0" w:afterAutospacing="0"/>
+        <w:ind w:left="1080" w:firstLine="0"/>
+        <w:jc w:val="both"/>
+        <w:textAlignment w:val="baseline"/>
+      </w:pPr>
+      <w:proofErr w:type="spellStart"/>
+      <w:r>
+        <w:rPr>
+          <w:rStyle w:val="normaltextrun"/>
+        </w:rPr>
+        <w:t>rating_advantage</w:t>
+      </w:r>
+      <w:proofErr w:type="spellEnd"/>
+      <w:r>
+        <w:rPr>
+          <w:rStyle w:val="apple-converted-space"/>
+        </w:rPr>
+        <w:t> </w:t>
+      </w:r>
+      <w:r>
+        <w:rPr>
+          <w:rStyle w:val="normaltextrun"/>
+        </w:rPr>
+        <w:t>&gt; indica que el equipo local tiene mejor rating promedio.</w:t>
+      </w:r>
+      <w:r>
+        <w:rPr>
+          <w:rStyle w:val="eop"/>
+        </w:rPr>
+        <w:t> </w:t>
+      </w:r>
+    </w:p>
+    <w:p>
+      <w:pPr>
+        <w:pStyle w:val="paragraph"/>
+        <w:spacing w:before="0" w:beforeAutospacing="0" w:after="0" w:afterAutospacing="0"/>
+        <w:jc w:val="both"/>
+        <w:textAlignment w:val="baseline"/>
+        <w:rPr>
+          <w:sz w:val="18"/>
+          <w:szCs w:val="18"/>
+        </w:rPr>
+      </w:pPr>
+      <w:r>
+        <w:rPr>
+          <w:rStyle w:val="eop"/>
+        </w:rPr>
+        <w:t> </w:t>
+      </w:r>
+    </w:p>
+    <w:p>
+      <w:pPr>
+        <w:pStyle w:val="paragraph"/>
+        <w:spacing w:before="0" w:beforeAutospacing="0" w:after="0" w:afterAutospacing="0"/>
+        <w:ind w:left="360"/>
+        <w:jc w:val="both"/>
+        <w:textAlignment w:val="baseline"/>
+        <w:rPr>
+          <w:sz w:val="18"/>
+          <w:szCs w:val="18"/>
+        </w:rPr>
+      </w:pPr>
+      <w:r>
+        <w:rPr>
+          <w:rStyle w:val="normaltextrun"/>
+        </w:rPr>
+        <w:t>Lo que nos permite interpretar fácilmente los resultados posteriores.</w:t>
+      </w:r>
+      <w:r>
+        <w:rPr>
+          <w:rStyle w:val="eop"/>
+        </w:rPr>
+        <w:t> </w:t>
+      </w:r>
+    </w:p>
+    <w:p>
+      <w:pPr>
+        <w:pStyle w:val="paragraph"/>
+        <w:spacing w:before="0" w:beforeAutospacing="0" w:after="0" w:afterAutospacing="0"/>
+        <w:jc w:val="both"/>
+        <w:textAlignment w:val="baseline"/>
+        <w:rPr>
+          <w:sz w:val="18"/>
+          <w:szCs w:val="18"/>
+        </w:rPr>
+      </w:pPr>
+      <w:r>
+        <w:rPr>
+          <w:rStyle w:val="eop"/>
+        </w:rPr>
+        <w:t> </w:t>
+      </w:r>
+    </w:p>
+    <w:p>
+      <w:pPr>
+        <w:pStyle w:val="paragraph"/>
+        <w:spacing w:before="0" w:beforeAutospacing="0" w:after="0" w:afterAutospacing="0"/>
+        <w:jc w:val="both"/>
+        <w:textAlignment w:val="baseline"/>
+        <w:rPr>
+          <w:sz w:val="18"/>
+          <w:szCs w:val="18"/>
+        </w:rPr>
+      </w:pPr>
+      <w:r>
+        <w:rPr>
+          <w:rStyle w:val="normaltextrun"/>
           <w:b/>
           <w:bCs/>
         </w:rPr>
+        <w:t>Distribución de los resultados de los partidos</w:t>
+      </w:r>
+      <w:r>
+        <w:rPr>
+          <w:rStyle w:val="eop"/>
+        </w:rPr>
+        <w:t> </w:t>
+      </w:r>
+    </w:p>
+    <w:p>
+      <w:pPr>
+        <w:pStyle w:val="paragraph"/>
+        <w:spacing w:before="0" w:beforeAutospacing="0" w:after="0" w:afterAutospacing="0"/>
+        <w:jc w:val="both"/>
+        <w:textAlignment w:val="baseline"/>
+        <w:rPr>
+          <w:sz w:val="18"/>
+          <w:szCs w:val="18"/>
+        </w:rPr>
+      </w:pPr>
+      <w:r>
+        <w:rPr>
+          <w:rStyle w:val="eop"/>
+        </w:rPr>
+        <w:t> </w:t>
+      </w:r>
+    </w:p>
+    <w:p>
+      <w:pPr>
+        <w:pStyle w:val="paragraph"/>
+        <w:numPr>
+          <w:ilvl w:val="0"/>
+          <w:numId w:val="3"/>
+        </w:numPr>
+        <w:spacing w:before="0" w:beforeAutospacing="0" w:after="0" w:afterAutospacing="0"/>
+        <w:ind w:left="1080" w:firstLine="0"/>
+        <w:jc w:val="both"/>
+        <w:textAlignment w:val="baseline"/>
+      </w:pPr>
+      <w:r>
+        <w:rPr>
+          <w:rStyle w:val="normaltextrun"/>
+        </w:rPr>
+        <w:t>11.917 victorias locales</w:t>
+      </w:r>
+      <w:r>
+        <w:rPr>
+          <w:rStyle w:val="eop"/>
+        </w:rPr>
+        <w:t> </w:t>
+      </w:r>
+    </w:p>
+    <w:p>
+      <w:pPr>
+        <w:pStyle w:val="paragraph"/>
+        <w:numPr>
+          <w:ilvl w:val="0"/>
+          <w:numId w:val="4"/>
+        </w:numPr>
+        <w:spacing w:before="0" w:beforeAutospacing="0" w:after="0" w:afterAutospacing="0"/>
+        <w:ind w:left="1080" w:firstLine="0"/>
+        <w:jc w:val="both"/>
+        <w:textAlignment w:val="baseline"/>
+      </w:pPr>
+      <w:r>
+        <w:rPr>
+          <w:rStyle w:val="normaltextrun"/>
+        </w:rPr>
+        <w:t>6.596 empates</w:t>
+      </w:r>
+      <w:r>
+        <w:rPr>
+          <w:rStyle w:val="eop"/>
+        </w:rPr>
+        <w:t> </w:t>
+      </w:r>
+    </w:p>
+    <w:p>
+      <w:pPr>
+        <w:pStyle w:val="paragraph"/>
+        <w:numPr>
+          <w:ilvl w:val="0"/>
+          <w:numId w:val="5"/>
+        </w:numPr>
+        <w:spacing w:before="0" w:beforeAutospacing="0" w:after="0" w:afterAutospacing="0"/>
+        <w:ind w:left="1080" w:firstLine="0"/>
+        <w:jc w:val="both"/>
+        <w:textAlignment w:val="baseline"/>
+      </w:pPr>
+      <w:r>
+        <w:rPr>
+          <w:rStyle w:val="normaltextrun"/>
+        </w:rPr>
+        <w:t>7.466 victorias visitantes</w:t>
+      </w:r>
+      <w:r>
+        <w:rPr>
+          <w:rStyle w:val="eop"/>
+        </w:rPr>
+        <w:t> </w:t>
+      </w:r>
+    </w:p>
+    <w:p>
+      <w:pPr>
+        <w:pStyle w:val="paragraph"/>
+        <w:spacing w:before="0" w:beforeAutospacing="0" w:after="0" w:afterAutospacing="0"/>
+        <w:ind w:left="720"/>
+        <w:jc w:val="both"/>
+        <w:textAlignment w:val="baseline"/>
+        <w:rPr>
+          <w:sz w:val="18"/>
+          <w:szCs w:val="18"/>
+        </w:rPr>
+      </w:pPr>
+      <w:r>
+        <w:rPr>
+          <w:rStyle w:val="eop"/>
+        </w:rPr>
+        <w:t> </w:t>
+      </w:r>
+    </w:p>
+    <w:p>
+      <w:pPr>
+        <w:pStyle w:val="paragraph"/>
+        <w:spacing w:before="0" w:beforeAutospacing="0" w:after="0" w:afterAutospacing="0"/>
+        <w:jc w:val="both"/>
+        <w:textAlignment w:val="baseline"/>
+        <w:rPr>
+          <w:sz w:val="18"/>
+          <w:szCs w:val="18"/>
+        </w:rPr>
+      </w:pPr>
+      <w:r>
+        <w:rPr>
+          <w:rStyle w:val="normaltextrun"/>
+        </w:rPr>
+        <w:t>Esta distribución indica que existe una clara ventaja de jugar como local.</w:t>
+      </w:r>
+      <w:r>
+        <w:rPr>
+          <w:rStyle w:val="eop"/>
+        </w:rPr>
+        <w:t> </w:t>
+      </w:r>
+    </w:p>
+    <w:p>
+      <w:pPr>
+        <w:pStyle w:val="paragraph"/>
+        <w:spacing w:before="0" w:beforeAutospacing="0" w:after="0" w:afterAutospacing="0"/>
+        <w:jc w:val="both"/>
+        <w:textAlignment w:val="baseline"/>
+        <w:rPr>
+          <w:sz w:val="18"/>
+          <w:szCs w:val="18"/>
+        </w:rPr>
+      </w:pPr>
+      <w:r>
+        <w:rPr>
+          <w:rStyle w:val="eop"/>
+        </w:rPr>
+        <w:t> </w:t>
+      </w:r>
+    </w:p>
+    <w:p>
+      <w:pPr>
+        <w:pStyle w:val="paragraph"/>
+        <w:spacing w:before="0" w:beforeAutospacing="0" w:after="0" w:afterAutospacing="0"/>
+        <w:jc w:val="both"/>
+        <w:textAlignment w:val="baseline"/>
+        <w:rPr>
+          <w:sz w:val="18"/>
+          <w:szCs w:val="18"/>
+        </w:rPr>
+      </w:pPr>
+      <w:r>
+        <w:rPr>
+          <w:rStyle w:val="normaltextrun"/>
+        </w:rPr>
+        <w:t>En términos porcentuales:</w:t>
+      </w:r>
+      <w:r>
+        <w:rPr>
+          <w:rStyle w:val="eop"/>
+        </w:rPr>
+        <w:t> </w:t>
+      </w:r>
+    </w:p>
+    <w:p>
+      <w:pPr>
+        <w:pStyle w:val="paragraph"/>
+        <w:numPr>
+          <w:ilvl w:val="0"/>
+          <w:numId w:val="6"/>
+        </w:numPr>
+        <w:spacing w:before="0" w:beforeAutospacing="0" w:after="0" w:afterAutospacing="0"/>
+        <w:ind w:left="1080" w:firstLine="0"/>
+        <w:jc w:val="both"/>
+        <w:textAlignment w:val="baseline"/>
+      </w:pPr>
+      <w:r>
+        <w:rPr>
+          <w:rStyle w:val="normaltextrun"/>
+        </w:rPr>
+        <w:t>45.9% gana el equipo local </w:t>
+      </w:r>
+      <w:r>
+        <w:rPr>
+          <w:rStyle w:val="eop"/>
+        </w:rPr>
+        <w:t> </w:t>
+      </w:r>
+    </w:p>
+    <w:p>
+      <w:pPr>
+        <w:pStyle w:val="paragraph"/>
+        <w:numPr>
+          <w:ilvl w:val="0"/>
+          <w:numId w:val="7"/>
+        </w:numPr>
+        <w:spacing w:before="0" w:beforeAutospacing="0" w:after="0" w:afterAutospacing="0"/>
+        <w:ind w:left="1080" w:firstLine="0"/>
+        <w:jc w:val="both"/>
+        <w:textAlignment w:val="baseline"/>
+      </w:pPr>
+      <w:r>
+        <w:rPr>
+          <w:rStyle w:val="normaltextrun"/>
+        </w:rPr>
+        <w:t>25.4% empata</w:t>
+      </w:r>
+      <w:r>
+        <w:rPr>
+          <w:rStyle w:val="eop"/>
+        </w:rPr>
+        <w:t> </w:t>
+      </w:r>
+    </w:p>
+    <w:p>
+      <w:pPr>
+        <w:pStyle w:val="paragraph"/>
+        <w:numPr>
+          <w:ilvl w:val="0"/>
+          <w:numId w:val="8"/>
+        </w:numPr>
+        <w:spacing w:before="0" w:beforeAutospacing="0" w:after="0" w:afterAutospacing="0"/>
+        <w:ind w:left="1080" w:firstLine="0"/>
+        <w:jc w:val="both"/>
+        <w:textAlignment w:val="baseline"/>
+      </w:pPr>
+      <w:r>
+        <w:rPr>
+          <w:rStyle w:val="normaltextrun"/>
+        </w:rPr>
+        <w:t>28.7% gana el visitante </w:t>
+      </w:r>
+      <w:r>
+        <w:rPr>
+          <w:rStyle w:val="eop"/>
+        </w:rPr>
+        <w:t> </w:t>
+      </w:r>
+    </w:p>
+    <w:p>
+      <w:pPr>
+        <w:pStyle w:val="paragraph"/>
+        <w:spacing w:before="0" w:beforeAutospacing="0" w:after="0" w:afterAutospacing="0"/>
+        <w:ind w:left="720"/>
+        <w:jc w:val="both"/>
+        <w:textAlignment w:val="baseline"/>
+        <w:rPr>
+          <w:sz w:val="18"/>
+          <w:szCs w:val="18"/>
+        </w:rPr>
+      </w:pPr>
+      <w:r>
+        <w:rPr>
+          <w:rStyle w:val="eop"/>
+        </w:rPr>
+        <w:t> </w:t>
+      </w:r>
+    </w:p>
+    <w:p>
+      <w:pPr>
+        <w:pStyle w:val="paragraph"/>
+        <w:spacing w:before="0" w:beforeAutospacing="0" w:after="0" w:afterAutospacing="0"/>
+        <w:jc w:val="both"/>
+        <w:textAlignment w:val="baseline"/>
+        <w:rPr>
+          <w:sz w:val="18"/>
+          <w:szCs w:val="18"/>
+        </w:rPr>
+      </w:pPr>
+      <w:r>
+        <w:rPr>
+          <w:rStyle w:val="normaltextrun"/>
+        </w:rPr>
+        <w:t>Este resultado resulta tener sentido con los datos deportivos en los que normalmente existe ventaja de localía por factores como:</w:t>
+      </w:r>
+      <w:r>
+        <w:rPr>
+          <w:rStyle w:val="scxw224903033"/>
+        </w:rPr>
+        <w:t> </w:t>
+      </w:r>
+      <w:r>
+        <w:br/>
+      </w:r>
+      <w:r>
+        <w:rPr>
+          <w:rStyle w:val="normaltextrun"/>
+        </w:rPr>
+        <w:t>Apoyo del publico</w:t>
+      </w:r>
+      <w:r>
+        <w:rPr>
+          <w:rStyle w:val="eop"/>
+        </w:rPr>
+        <w:t> </w:t>
+      </w:r>
+    </w:p>
+    <w:p>
+      <w:pPr>
+        <w:pStyle w:val="paragraph"/>
+        <w:spacing w:before="0" w:beforeAutospacing="0" w:after="0" w:afterAutospacing="0"/>
+        <w:jc w:val="both"/>
+        <w:textAlignment w:val="baseline"/>
+        <w:rPr>
+          <w:sz w:val="18"/>
+          <w:szCs w:val="18"/>
+        </w:rPr>
+      </w:pPr>
+      <w:r>
+        <w:rPr>
+          <w:rStyle w:val="normaltextrun"/>
+        </w:rPr>
+        <w:t>Familiaridad con el estadio y campo de juego</w:t>
+      </w:r>
+      <w:r>
+        <w:rPr>
+          <w:rStyle w:val="eop"/>
+        </w:rPr>
+        <w:t> </w:t>
+      </w:r>
+    </w:p>
+    <w:p>
+      <w:pPr>
+        <w:pStyle w:val="paragraph"/>
+        <w:spacing w:before="0" w:beforeAutospacing="0" w:after="0" w:afterAutospacing="0"/>
+        <w:jc w:val="both"/>
+        <w:textAlignment w:val="baseline"/>
+        <w:rPr>
+          <w:sz w:val="18"/>
+          <w:szCs w:val="18"/>
+        </w:rPr>
+      </w:pPr>
+      <w:r>
+        <w:rPr>
+          <w:rStyle w:val="normaltextrun"/>
+        </w:rPr>
+        <w:t>Menor desgaste de viaje o traslado</w:t>
+      </w:r>
+      <w:r>
+        <w:rPr>
+          <w:rStyle w:val="eop"/>
+        </w:rPr>
+        <w:t> </w:t>
+      </w:r>
+    </w:p>
+    <w:p>
+      <w:pPr>
+        <w:pStyle w:val="paragraph"/>
+        <w:spacing w:before="0" w:beforeAutospacing="0" w:after="0" w:afterAutospacing="0"/>
+        <w:jc w:val="both"/>
+        <w:textAlignment w:val="baseline"/>
+        <w:rPr>
+          <w:sz w:val="18"/>
+          <w:szCs w:val="18"/>
+        </w:rPr>
+      </w:pPr>
+      <w:r>
+        <w:rPr>
+          <w:rStyle w:val="normaltextrun"/>
+        </w:rPr>
+        <w:t>Presión psicológica sobre el rival</w:t>
+      </w:r>
+      <w:r>
+        <w:rPr>
+          <w:rStyle w:val="eop"/>
+        </w:rPr>
+        <w:t> </w:t>
+      </w:r>
+    </w:p>
+    <w:p>
+      <w:pPr>
+        <w:pStyle w:val="paragraph"/>
+        <w:spacing w:before="0" w:beforeAutospacing="0" w:after="0" w:afterAutospacing="0"/>
+        <w:jc w:val="both"/>
+        <w:textAlignment w:val="baseline"/>
+        <w:rPr>
+          <w:sz w:val="18"/>
+          <w:szCs w:val="18"/>
+        </w:rPr>
+      </w:pPr>
+      <w:r>
+        <w:rPr>
+          <w:rStyle w:val="normaltextrun"/>
+        </w:rPr>
+        <w:t>Esto nos ayuda a justificar que la variable</w:t>
+      </w:r>
+      <w:r>
+        <w:rPr>
+          <w:rStyle w:val="apple-converted-space"/>
+        </w:rPr>
+        <w:t> </w:t>
+      </w:r>
+      <w:proofErr w:type="spellStart"/>
+      <w:r>
+        <w:rPr>
+          <w:rStyle w:val="normaltextrun"/>
+        </w:rPr>
+        <w:t>home_win_binary</w:t>
+      </w:r>
+      <w:proofErr w:type="spellEnd"/>
+      <w:r>
+        <w:rPr>
+          <w:rStyle w:val="apple-converted-space"/>
+        </w:rPr>
+        <w:t> </w:t>
+      </w:r>
+      <w:r>
+        <w:rPr>
+          <w:rStyle w:val="normaltextrun"/>
+        </w:rPr>
+        <w:t>tenga sentido para moldearla de forma estadística.</w:t>
+      </w:r>
+      <w:r>
+        <w:rPr>
+          <w:rStyle w:val="eop"/>
+        </w:rPr>
+        <w:t> </w:t>
+      </w:r>
+    </w:p>
+    <w:p>
+      <w:pPr>
+        <w:pStyle w:val="paragraph"/>
+        <w:spacing w:before="0" w:beforeAutospacing="0" w:after="0" w:afterAutospacing="0"/>
+        <w:jc w:val="both"/>
+        <w:textAlignment w:val="baseline"/>
+        <w:rPr>
+          <w:sz w:val="18"/>
+          <w:szCs w:val="18"/>
+        </w:rPr>
+      </w:pPr>
+      <w:r>
+        <w:rPr>
+          <w:rStyle w:val="eop"/>
+        </w:rPr>
+        <w:t> </w:t>
+      </w:r>
+    </w:p>
+    <w:p>
+      <w:pPr>
+        <w:pStyle w:val="paragraph"/>
+        <w:spacing w:before="0" w:beforeAutospacing="0" w:after="0" w:afterAutospacing="0"/>
+        <w:jc w:val="both"/>
+        <w:textAlignment w:val="baseline"/>
+        <w:rPr>
+          <w:sz w:val="18"/>
+          <w:szCs w:val="18"/>
+        </w:rPr>
+      </w:pPr>
+      <w:r>
+        <w:rPr>
+          <w:rStyle w:val="normaltextrun"/>
+          <w:b/>
+          <w:bCs/>
+        </w:rPr>
+        <w:t>Variables tácticas de equipos</w:t>
+      </w:r>
+      <w:r>
+        <w:rPr>
+          <w:rStyle w:val="eop"/>
+        </w:rPr>
+        <w:t> </w:t>
+      </w:r>
+    </w:p>
+    <w:p>
+      <w:pPr>
+        <w:pStyle w:val="paragraph"/>
+        <w:spacing w:before="0" w:beforeAutospacing="0" w:after="0" w:afterAutospacing="0"/>
+        <w:jc w:val="both"/>
+        <w:textAlignment w:val="baseline"/>
+        <w:rPr>
+          <w:sz w:val="18"/>
+          <w:szCs w:val="18"/>
+        </w:rPr>
+      </w:pPr>
+      <w:r>
+        <w:rPr>
+          <w:rStyle w:val="eop"/>
+        </w:rPr>
+        <w:t> </w:t>
+      </w:r>
+    </w:p>
+    <w:p>
+      <w:pPr>
+        <w:pStyle w:val="paragraph"/>
+        <w:spacing w:before="0" w:beforeAutospacing="0" w:after="0" w:afterAutospacing="0"/>
+        <w:jc w:val="both"/>
+        <w:textAlignment w:val="baseline"/>
+        <w:rPr>
+          <w:sz w:val="18"/>
+          <w:szCs w:val="18"/>
+        </w:rPr>
+      </w:pPr>
+      <w:r>
+        <w:rPr>
+          <w:rStyle w:val="normaltextrun"/>
+        </w:rPr>
+        <w:t>Construimos diferencias tácticas entre el equipo local y visitante:</w:t>
+      </w:r>
+      <w:r>
+        <w:rPr>
+          <w:rStyle w:val="eop"/>
+        </w:rPr>
+        <w:t> </w:t>
+      </w:r>
+    </w:p>
+    <w:p>
+      <w:pPr>
+        <w:pStyle w:val="paragraph"/>
+        <w:spacing w:before="0" w:beforeAutospacing="0" w:after="0" w:afterAutospacing="0"/>
+        <w:jc w:val="both"/>
+        <w:textAlignment w:val="baseline"/>
+        <w:rPr>
+          <w:sz w:val="18"/>
+          <w:szCs w:val="18"/>
+        </w:rPr>
+      </w:pPr>
+      <w:r>
+        <w:rPr>
+          <w:rStyle w:val="eop"/>
+        </w:rPr>
+        <w:t> </w:t>
+      </w:r>
+    </w:p>
+    <w:p>
+      <w:pPr>
+        <w:pStyle w:val="paragraph"/>
+        <w:numPr>
+          <w:ilvl w:val="0"/>
+          <w:numId w:val="9"/>
+        </w:numPr>
+        <w:spacing w:before="0" w:beforeAutospacing="0" w:after="0" w:afterAutospacing="0"/>
+        <w:ind w:left="1080" w:firstLine="0"/>
+        <w:jc w:val="both"/>
+        <w:textAlignment w:val="baseline"/>
+      </w:pPr>
+      <w:r>
+        <w:rPr>
+          <w:rStyle w:val="normaltextrun"/>
+        </w:rPr>
+        <w:t>Velocidad de juego (</w:t>
+      </w:r>
+      <w:proofErr w:type="spellStart"/>
+      <w:r>
+        <w:rPr>
+          <w:rStyle w:val="normaltextrun"/>
+        </w:rPr>
+        <w:t>diff_speed</w:t>
+      </w:r>
+      <w:proofErr w:type="spellEnd"/>
+      <w:r>
+        <w:rPr>
+          <w:rStyle w:val="normaltextrun"/>
+        </w:rPr>
+        <w:t>)</w:t>
+      </w:r>
+      <w:r>
+        <w:rPr>
+          <w:rStyle w:val="eop"/>
+        </w:rPr>
+        <w:t> </w:t>
+      </w:r>
+    </w:p>
+    <w:p>
+      <w:pPr>
+        <w:pStyle w:val="paragraph"/>
+        <w:numPr>
+          <w:ilvl w:val="0"/>
+          <w:numId w:val="10"/>
+        </w:numPr>
+        <w:spacing w:before="0" w:beforeAutospacing="0" w:after="0" w:afterAutospacing="0"/>
+        <w:ind w:left="1080" w:firstLine="0"/>
+        <w:jc w:val="both"/>
+        <w:textAlignment w:val="baseline"/>
+      </w:pPr>
+      <w:r>
+        <w:rPr>
+          <w:rStyle w:val="normaltextrun"/>
+        </w:rPr>
+        <w:t>Presión defensiva (</w:t>
+      </w:r>
+      <w:proofErr w:type="spellStart"/>
+      <w:r>
+        <w:rPr>
+          <w:rStyle w:val="normaltextrun"/>
+        </w:rPr>
+        <w:t>diff_pressure</w:t>
+      </w:r>
+      <w:proofErr w:type="spellEnd"/>
+      <w:r>
+        <w:rPr>
+          <w:rStyle w:val="normaltextrun"/>
+        </w:rPr>
+        <w:t>)</w:t>
+      </w:r>
+      <w:r>
+        <w:rPr>
+          <w:rStyle w:val="eop"/>
+        </w:rPr>
+        <w:t> </w:t>
+      </w:r>
+    </w:p>
+    <w:p>
+      <w:pPr>
+        <w:pStyle w:val="paragraph"/>
+        <w:numPr>
+          <w:ilvl w:val="0"/>
+          <w:numId w:val="11"/>
+        </w:numPr>
+        <w:spacing w:before="0" w:beforeAutospacing="0" w:after="0" w:afterAutospacing="0"/>
+        <w:ind w:left="1080" w:firstLine="0"/>
+        <w:jc w:val="both"/>
+        <w:textAlignment w:val="baseline"/>
+      </w:pPr>
+      <w:r>
+        <w:rPr>
+          <w:rStyle w:val="normaltextrun"/>
+        </w:rPr>
         <w:lastRenderedPageBreak/>
-        <w:t>Análisis</w:t>
+        <w:t>Agresividad defensiva (</w:t>
+      </w:r>
+      <w:proofErr w:type="spellStart"/>
+      <w:r>
+        <w:rPr>
+          <w:rStyle w:val="normaltextrun"/>
+        </w:rPr>
+        <w:t>diff_agression</w:t>
+      </w:r>
+      <w:proofErr w:type="spellEnd"/>
+      <w:r>
+        <w:rPr>
+          <w:rStyle w:val="normaltextrun"/>
+        </w:rPr>
+        <w:t>)</w:t>
+      </w:r>
+      <w:r>
+        <w:rPr>
+          <w:rStyle w:val="eop"/>
+        </w:rPr>
+        <w:t> </w:t>
+      </w:r>
+    </w:p>
+    <w:p>
+      <w:pPr>
+        <w:pStyle w:val="paragraph"/>
+        <w:numPr>
+          <w:ilvl w:val="0"/>
+          <w:numId w:val="12"/>
+        </w:numPr>
+        <w:spacing w:before="0" w:beforeAutospacing="0" w:after="0" w:afterAutospacing="0"/>
+        <w:ind w:left="1080" w:firstLine="0"/>
+        <w:jc w:val="both"/>
+        <w:textAlignment w:val="baseline"/>
+      </w:pPr>
+      <w:r>
+        <w:rPr>
+          <w:rStyle w:val="normaltextrun"/>
+        </w:rPr>
+        <w:t>Creación de juego(</w:t>
+      </w:r>
+      <w:proofErr w:type="spellStart"/>
+      <w:r>
+        <w:rPr>
+          <w:rStyle w:val="normaltextrun"/>
+        </w:rPr>
+        <w:t>diff_chance_passing</w:t>
+      </w:r>
+      <w:proofErr w:type="spellEnd"/>
+      <w:r>
+        <w:rPr>
+          <w:rStyle w:val="normaltextrun"/>
+        </w:rPr>
+        <w:t>)</w:t>
+      </w:r>
+      <w:r>
+        <w:rPr>
+          <w:rStyle w:val="eop"/>
+        </w:rPr>
+        <w:t> </w:t>
+      </w:r>
+    </w:p>
+    <w:p>
+      <w:pPr>
+        <w:pStyle w:val="paragraph"/>
+        <w:numPr>
+          <w:ilvl w:val="0"/>
+          <w:numId w:val="13"/>
+        </w:numPr>
+        <w:spacing w:before="0" w:beforeAutospacing="0" w:after="0" w:afterAutospacing="0"/>
+        <w:ind w:left="1080" w:firstLine="0"/>
+        <w:jc w:val="both"/>
+        <w:textAlignment w:val="baseline"/>
+      </w:pPr>
+      <w:r>
+        <w:rPr>
+          <w:rStyle w:val="normaltextrun"/>
+        </w:rPr>
+        <w:t>Amplitud defensiva (</w:t>
+      </w:r>
+      <w:proofErr w:type="spellStart"/>
+      <w:r>
+        <w:rPr>
+          <w:rStyle w:val="normaltextrun"/>
+        </w:rPr>
+        <w:t>diff_width</w:t>
+      </w:r>
+      <w:proofErr w:type="spellEnd"/>
+      <w:r>
+        <w:rPr>
+          <w:rStyle w:val="normaltextrun"/>
+        </w:rPr>
+        <w:t>)</w:t>
+      </w:r>
+      <w:r>
+        <w:rPr>
+          <w:rStyle w:val="eop"/>
+        </w:rPr>
+        <w:t> </w:t>
+      </w:r>
+    </w:p>
+    <w:p>
+      <w:pPr>
+        <w:pStyle w:val="paragraph"/>
+        <w:spacing w:before="0" w:beforeAutospacing="0" w:after="0" w:afterAutospacing="0"/>
+        <w:jc w:val="both"/>
+        <w:textAlignment w:val="baseline"/>
+        <w:rPr>
+          <w:sz w:val="18"/>
+          <w:szCs w:val="18"/>
+        </w:rPr>
+      </w:pPr>
+      <w:r>
+        <w:rPr>
+          <w:rStyle w:val="eop"/>
+        </w:rPr>
+        <w:t> </w:t>
+      </w:r>
+    </w:p>
+    <w:p>
+      <w:pPr>
+        <w:pStyle w:val="paragraph"/>
+        <w:spacing w:before="0" w:beforeAutospacing="0" w:after="0" w:afterAutospacing="0"/>
+        <w:jc w:val="both"/>
+        <w:textAlignment w:val="baseline"/>
+        <w:rPr>
+          <w:sz w:val="18"/>
+          <w:szCs w:val="18"/>
+        </w:rPr>
+      </w:pPr>
+      <w:r>
+        <w:rPr>
+          <w:rStyle w:val="normaltextrun"/>
+        </w:rPr>
+        <w:t>Estas medidas son cercanas a cero porque</w:t>
+      </w:r>
+      <w:r>
+        <w:rPr>
+          <w:rStyle w:val="apple-converted-space"/>
+        </w:rPr>
+        <w:t> </w:t>
+      </w:r>
+      <w:r>
+        <w:rPr>
+          <w:rStyle w:val="normaltextrun"/>
+        </w:rPr>
+        <w:t>en el conjunto de datos total no hay un sesgo estructural hacia el local o el visitante; sin embargo, lo que resulta muy importante no es la medida global de los datos sino cómo cambian estas diferencias dependiendo el resultado del partido. </w:t>
+      </w:r>
+      <w:r>
+        <w:rPr>
+          <w:rStyle w:val="eop"/>
+        </w:rPr>
+        <w:t> </w:t>
       </w:r>
     </w:p>
     <w:p>
@@ -686,7 +1735,14 @@
         </w:rPr>
       </w:pPr>
     </w:p>
-    <w:p/>
+    <w:p>
+      <w:pPr>
+        <w:jc w:val="both"/>
+        <w:rPr>
+          <w:rFonts w:ascii="Times New Roman" w:hAnsi="Times New Roman" w:cs="Times New Roman"/>
+        </w:rPr>
+      </w:pPr>
+    </w:p>
     <w:sectPr>
       <w:pgSz w:w="11906" w:h="16838"/>
       <w:pgMar w:top="1417" w:right="1701" w:bottom="1417" w:left="1701" w:header="708" w:footer="708" w:gutter="0"/>
@@ -695,6 +1751,2025 @@
     </w:sectPr>
   </w:body>
 </w:document>
+</file>
+
+<file path=word/endnotes.xml><?xml version="1.0" encoding="utf-8"?>
+<w:endnotes xmlns:wpc="http://schemas.microsoft.com/office/word/2010/wordprocessingCanvas" xmlns:cx="http://schemas.microsoft.com/office/drawing/2014/chartex" xmlns:cx1="http://schemas.microsoft.com/office/drawing/2015/9/8/chartex" xmlns:cx2="http://schemas.microsoft.com/office/drawing/2015/10/21/chartex" xmlns:cx3="http://schemas.microsoft.com/office/drawing/2016/5/9/chartex" xmlns:cx4="http://schemas.microsoft.com/office/drawing/2016/5/10/chartex" xmlns:cx5="http://schemas.microsoft.com/office/drawing/2016/5/11/chartex" xmlns:cx6="http://schemas.microsoft.com/office/drawing/2016/5/12/chartex" xmlns:cx7="http://schemas.microsoft.com/office/drawing/2016/5/13/chartex" xmlns:cx8="http://schemas.microsoft.com/office/drawing/2016/5/14/chartex" xmlns:mc="http://schemas.openxmlformats.org/markup-compatibility/2006" xmlns:aink="http://schemas.microsoft.com/office/drawing/2016/ink" xmlns:am3d="http://schemas.microsoft.com/office/drawing/2017/model3d" xmlns:o="urn:schemas-microsoft-com:office:office" xmlns:oel="http://schemas.microsoft.com/office/2019/extlst" xmlns:r="http://schemas.openxmlformats.org/officeDocument/2006/relationships" xmlns:m="http://schemas.openxmlformats.org/officeDocument/2006/math" xmlns:v="urn:schemas-microsoft-com:vml" xmlns:wp14="http://schemas.microsoft.com/office/word/2010/wordprocessingDrawing" xmlns:wp="http://schemas.openxmlformats.org/drawingml/2006/wordprocessingDrawing" xmlns:w10="urn:schemas-microsoft-com:office:word" xmlns:w="http://schemas.openxmlformats.org/wordprocessingml/2006/main" xmlns:w14="http://schemas.microsoft.com/office/word/2010/wordml" xmlns:w15="http://schemas.microsoft.com/office/word/2012/wordml" xmlns:w16cex="http://schemas.microsoft.com/office/word/2018/wordml/cex" xmlns:w16cid="http://schemas.microsoft.com/office/word/2016/wordml/cid" xmlns:w16="http://schemas.microsoft.com/office/word/2018/wordml" xmlns:w16du="http://schemas.microsoft.com/office/word/2023/wordml/word16du" xmlns:w16sdtdh="http://schemas.microsoft.com/office/word/2020/wordml/sdtdatahash" xmlns:w16sdtfl="http://schemas.microsoft.com/office/word/2024/wordml/sdtformatlock" xmlns:w16se="http://schemas.microsoft.com/office/word/2015/wordml/symex" xmlns:wpg="http://schemas.microsoft.com/office/word/2010/wordprocessingGroup" xmlns:wpi="http://schemas.microsoft.com/office/word/2010/wordprocessingInk" xmlns:wne="http://schemas.microsoft.com/office/word/2006/wordml" xmlns:wps="http://schemas.microsoft.com/office/word/2010/wordprocessingShape" mc:Ignorable="w14 w15 w16se w16cid w16 w16cex w16sdtdh w16sdtfl w16du wp14">
+  <w:endnote w:type="separator" w:id="-1">
+    <w:p>
+      <w:r>
+        <w:separator/>
+      </w:r>
+    </w:p>
+  </w:endnote>
+  <w:endnote w:type="continuationSeparator" w:id="0">
+    <w:p>
+      <w:r>
+        <w:continuationSeparator/>
+      </w:r>
+    </w:p>
+  </w:endnote>
+</w:endnotes>
+</file>
+
+<file path=word/footnotes.xml><?xml version="1.0" encoding="utf-8"?>
+<w:footnotes xmlns:wpc="http://schemas.microsoft.com/office/word/2010/wordprocessingCanvas" xmlns:cx="http://schemas.microsoft.com/office/drawing/2014/chartex" xmlns:cx1="http://schemas.microsoft.com/office/drawing/2015/9/8/chartex" xmlns:cx2="http://schemas.microsoft.com/office/drawing/2015/10/21/chartex" xmlns:cx3="http://schemas.microsoft.com/office/drawing/2016/5/9/chartex" xmlns:cx4="http://schemas.microsoft.com/office/drawing/2016/5/10/chartex" xmlns:cx5="http://schemas.microsoft.com/office/drawing/2016/5/11/chartex" xmlns:cx6="http://schemas.microsoft.com/office/drawing/2016/5/12/chartex" xmlns:cx7="http://schemas.microsoft.com/office/drawing/2016/5/13/chartex" xmlns:cx8="http://schemas.microsoft.com/office/drawing/2016/5/14/chartex" xmlns:mc="http://schemas.openxmlformats.org/markup-compatibility/2006" xmlns:aink="http://schemas.microsoft.com/office/drawing/2016/ink" xmlns:am3d="http://schemas.microsoft.com/office/drawing/2017/model3d" xmlns:o="urn:schemas-microsoft-com:office:office" xmlns:oel="http://schemas.microsoft.com/office/2019/extlst" xmlns:r="http://schemas.openxmlformats.org/officeDocument/2006/relationships" xmlns:m="http://schemas.openxmlformats.org/officeDocument/2006/math" xmlns:v="urn:schemas-microsoft-com:vml" xmlns:wp14="http://schemas.microsoft.com/office/word/2010/wordprocessingDrawing" xmlns:wp="http://schemas.openxmlformats.org/drawingml/2006/wordprocessingDrawing" xmlns:w10="urn:schemas-microsoft-com:office:word" xmlns:w="http://schemas.openxmlformats.org/wordprocessingml/2006/main" xmlns:w14="http://schemas.microsoft.com/office/word/2010/wordml" xmlns:w15="http://schemas.microsoft.com/office/word/2012/wordml" xmlns:w16cex="http://schemas.microsoft.com/office/word/2018/wordml/cex" xmlns:w16cid="http://schemas.microsoft.com/office/word/2016/wordml/cid" xmlns:w16="http://schemas.microsoft.com/office/word/2018/wordml" xmlns:w16du="http://schemas.microsoft.com/office/word/2023/wordml/word16du" xmlns:w16sdtdh="http://schemas.microsoft.com/office/word/2020/wordml/sdtdatahash" xmlns:w16sdtfl="http://schemas.microsoft.com/office/word/2024/wordml/sdtformatlock" xmlns:w16se="http://schemas.microsoft.com/office/word/2015/wordml/symex" xmlns:wpg="http://schemas.microsoft.com/office/word/2010/wordprocessingGroup" xmlns:wpi="http://schemas.microsoft.com/office/word/2010/wordprocessingInk" xmlns:wne="http://schemas.microsoft.com/office/word/2006/wordml" xmlns:wps="http://schemas.microsoft.com/office/word/2010/wordprocessingShape" mc:Ignorable="w14 w15 w16se w16cid w16 w16cex w16sdtdh w16sdtfl w16du wp14">
+  <w:footnote w:type="separator" w:id="-1">
+    <w:p>
+      <w:r>
+        <w:separator/>
+      </w:r>
+    </w:p>
+  </w:footnote>
+  <w:footnote w:type="continuationSeparator" w:id="0">
+    <w:p>
+      <w:r>
+        <w:continuationSeparator/>
+      </w:r>
+    </w:p>
+  </w:footnote>
+</w:footnotes>
+</file>
+
+<file path=word/numbering.xml><?xml version="1.0" encoding="utf-8"?>
+<w:numbering xmlns:wpc="http://schemas.microsoft.com/office/word/2010/wordprocessingCanvas" xmlns:cx="http://schemas.microsoft.com/office/drawing/2014/chartex" xmlns:cx1="http://schemas.microsoft.com/office/drawing/2015/9/8/chartex" xmlns:cx2="http://schemas.microsoft.com/office/drawing/2015/10/21/chartex" xmlns:cx3="http://schemas.microsoft.com/office/drawing/2016/5/9/chartex" xmlns:cx4="http://schemas.microsoft.com/office/drawing/2016/5/10/chartex" xmlns:cx5="http://schemas.microsoft.com/office/drawing/2016/5/11/chartex" xmlns:cx6="http://schemas.microsoft.com/office/drawing/2016/5/12/chartex" xmlns:cx7="http://schemas.microsoft.com/office/drawing/2016/5/13/chartex" xmlns:cx8="http://schemas.microsoft.com/office/drawing/2016/5/14/chartex" xmlns:mc="http://schemas.openxmlformats.org/markup-compatibility/2006" xmlns:aink="http://schemas.microsoft.com/office/drawing/2016/ink" xmlns:am3d="http://schemas.microsoft.com/office/drawing/2017/model3d" xmlns:o="urn:schemas-microsoft-com:office:office" xmlns:oel="http://schemas.microsoft.com/office/2019/extlst" xmlns:r="http://schemas.openxmlformats.org/officeDocument/2006/relationships" xmlns:m="http://schemas.openxmlformats.org/officeDocument/2006/math" xmlns:v="urn:schemas-microsoft-com:vml" xmlns:wp14="http://schemas.microsoft.com/office/word/2010/wordprocessingDrawing" xmlns:wp="http://schemas.openxmlformats.org/drawingml/2006/wordprocessingDrawing" xmlns:w10="urn:schemas-microsoft-com:office:word" xmlns:w="http://schemas.openxmlformats.org/wordprocessingml/2006/main" xmlns:w14="http://schemas.microsoft.com/office/word/2010/wordml" xmlns:w15="http://schemas.microsoft.com/office/word/2012/wordml" xmlns:w16cex="http://schemas.microsoft.com/office/word/2018/wordml/cex" xmlns:w16cid="http://schemas.microsoft.com/office/word/2016/wordml/cid" xmlns:w16="http://schemas.microsoft.com/office/word/2018/wordml" xmlns:w16du="http://schemas.microsoft.com/office/word/2023/wordml/word16du" xmlns:w16sdtdh="http://schemas.microsoft.com/office/word/2020/wordml/sdtdatahash" xmlns:w16sdtfl="http://schemas.microsoft.com/office/word/2024/wordml/sdtformatlock" xmlns:w16se="http://schemas.microsoft.com/office/word/2015/wordml/symex" xmlns:wpg="http://schemas.microsoft.com/office/word/2010/wordprocessingGroup" xmlns:wpi="http://schemas.microsoft.com/office/word/2010/wordprocessingInk" xmlns:wne="http://schemas.microsoft.com/office/word/2006/wordml" xmlns:wps="http://schemas.microsoft.com/office/word/2010/wordprocessingShape" mc:Ignorable="w14 w15 w16se w16cid w16 w16cex w16sdtdh w16sdtfl w16du wp14">
+  <w:abstractNum w:abstractNumId="0" w15:restartNumberingAfterBreak="0">
+    <w:nsid w:val="04265EBB"/>
+    <w:multiLevelType w:val="multilevel"/>
+    <w:tmpl w:val="11F2F254"/>
+    <w:lvl w:ilvl="0">
+      <w:start w:val="1"/>
+      <w:numFmt w:val="bullet"/>
+      <w:lvlText w:val=""/>
+      <w:lvlJc w:val="left"/>
+      <w:pPr>
+        <w:tabs>
+          <w:tab w:val="num" w:pos="720"/>
+        </w:tabs>
+        <w:ind w:left="720" w:hanging="360"/>
+      </w:pPr>
+      <w:rPr>
+        <w:rFonts w:ascii="Symbol" w:hAnsi="Symbol" w:hint="default"/>
+        <w:sz w:val="20"/>
+      </w:rPr>
+    </w:lvl>
+    <w:lvl w:ilvl="1" w:tentative="1">
+      <w:start w:val="1"/>
+      <w:numFmt w:val="bullet"/>
+      <w:lvlText w:val=""/>
+      <w:lvlJc w:val="left"/>
+      <w:pPr>
+        <w:tabs>
+          <w:tab w:val="num" w:pos="1440"/>
+        </w:tabs>
+        <w:ind w:left="1440" w:hanging="360"/>
+      </w:pPr>
+      <w:rPr>
+        <w:rFonts w:ascii="Symbol" w:hAnsi="Symbol" w:hint="default"/>
+        <w:sz w:val="20"/>
+      </w:rPr>
+    </w:lvl>
+    <w:lvl w:ilvl="2" w:tentative="1">
+      <w:start w:val="1"/>
+      <w:numFmt w:val="bullet"/>
+      <w:lvlText w:val=""/>
+      <w:lvlJc w:val="left"/>
+      <w:pPr>
+        <w:tabs>
+          <w:tab w:val="num" w:pos="2160"/>
+        </w:tabs>
+        <w:ind w:left="2160" w:hanging="360"/>
+      </w:pPr>
+      <w:rPr>
+        <w:rFonts w:ascii="Symbol" w:hAnsi="Symbol" w:hint="default"/>
+        <w:sz w:val="20"/>
+      </w:rPr>
+    </w:lvl>
+    <w:lvl w:ilvl="3" w:tentative="1">
+      <w:start w:val="1"/>
+      <w:numFmt w:val="bullet"/>
+      <w:lvlText w:val=""/>
+      <w:lvlJc w:val="left"/>
+      <w:pPr>
+        <w:tabs>
+          <w:tab w:val="num" w:pos="2880"/>
+        </w:tabs>
+        <w:ind w:left="2880" w:hanging="360"/>
+      </w:pPr>
+      <w:rPr>
+        <w:rFonts w:ascii="Symbol" w:hAnsi="Symbol" w:hint="default"/>
+        <w:sz w:val="20"/>
+      </w:rPr>
+    </w:lvl>
+    <w:lvl w:ilvl="4" w:tentative="1">
+      <w:start w:val="1"/>
+      <w:numFmt w:val="bullet"/>
+      <w:lvlText w:val=""/>
+      <w:lvlJc w:val="left"/>
+      <w:pPr>
+        <w:tabs>
+          <w:tab w:val="num" w:pos="3600"/>
+        </w:tabs>
+        <w:ind w:left="3600" w:hanging="360"/>
+      </w:pPr>
+      <w:rPr>
+        <w:rFonts w:ascii="Symbol" w:hAnsi="Symbol" w:hint="default"/>
+        <w:sz w:val="20"/>
+      </w:rPr>
+    </w:lvl>
+    <w:lvl w:ilvl="5" w:tentative="1">
+      <w:start w:val="1"/>
+      <w:numFmt w:val="bullet"/>
+      <w:lvlText w:val=""/>
+      <w:lvlJc w:val="left"/>
+      <w:pPr>
+        <w:tabs>
+          <w:tab w:val="num" w:pos="4320"/>
+        </w:tabs>
+        <w:ind w:left="4320" w:hanging="360"/>
+      </w:pPr>
+      <w:rPr>
+        <w:rFonts w:ascii="Symbol" w:hAnsi="Symbol" w:hint="default"/>
+        <w:sz w:val="20"/>
+      </w:rPr>
+    </w:lvl>
+    <w:lvl w:ilvl="6" w:tentative="1">
+      <w:start w:val="1"/>
+      <w:numFmt w:val="bullet"/>
+      <w:lvlText w:val=""/>
+      <w:lvlJc w:val="left"/>
+      <w:pPr>
+        <w:tabs>
+          <w:tab w:val="num" w:pos="5040"/>
+        </w:tabs>
+        <w:ind w:left="5040" w:hanging="360"/>
+      </w:pPr>
+      <w:rPr>
+        <w:rFonts w:ascii="Symbol" w:hAnsi="Symbol" w:hint="default"/>
+        <w:sz w:val="20"/>
+      </w:rPr>
+    </w:lvl>
+    <w:lvl w:ilvl="7" w:tentative="1">
+      <w:start w:val="1"/>
+      <w:numFmt w:val="bullet"/>
+      <w:lvlText w:val=""/>
+      <w:lvlJc w:val="left"/>
+      <w:pPr>
+        <w:tabs>
+          <w:tab w:val="num" w:pos="5760"/>
+        </w:tabs>
+        <w:ind w:left="5760" w:hanging="360"/>
+      </w:pPr>
+      <w:rPr>
+        <w:rFonts w:ascii="Symbol" w:hAnsi="Symbol" w:hint="default"/>
+        <w:sz w:val="20"/>
+      </w:rPr>
+    </w:lvl>
+    <w:lvl w:ilvl="8" w:tentative="1">
+      <w:start w:val="1"/>
+      <w:numFmt w:val="bullet"/>
+      <w:lvlText w:val=""/>
+      <w:lvlJc w:val="left"/>
+      <w:pPr>
+        <w:tabs>
+          <w:tab w:val="num" w:pos="6480"/>
+        </w:tabs>
+        <w:ind w:left="6480" w:hanging="360"/>
+      </w:pPr>
+      <w:rPr>
+        <w:rFonts w:ascii="Symbol" w:hAnsi="Symbol" w:hint="default"/>
+        <w:sz w:val="20"/>
+      </w:rPr>
+    </w:lvl>
+  </w:abstractNum>
+  <w:abstractNum w:abstractNumId="1" w15:restartNumberingAfterBreak="0">
+    <w:nsid w:val="079769F4"/>
+    <w:multiLevelType w:val="multilevel"/>
+    <w:tmpl w:val="1868C1AA"/>
+    <w:lvl w:ilvl="0">
+      <w:start w:val="1"/>
+      <w:numFmt w:val="bullet"/>
+      <w:lvlText w:val=""/>
+      <w:lvlJc w:val="left"/>
+      <w:pPr>
+        <w:tabs>
+          <w:tab w:val="num" w:pos="720"/>
+        </w:tabs>
+        <w:ind w:left="720" w:hanging="360"/>
+      </w:pPr>
+      <w:rPr>
+        <w:rFonts w:ascii="Symbol" w:hAnsi="Symbol" w:hint="default"/>
+        <w:sz w:val="20"/>
+      </w:rPr>
+    </w:lvl>
+    <w:lvl w:ilvl="1" w:tentative="1">
+      <w:start w:val="1"/>
+      <w:numFmt w:val="bullet"/>
+      <w:lvlText w:val=""/>
+      <w:lvlJc w:val="left"/>
+      <w:pPr>
+        <w:tabs>
+          <w:tab w:val="num" w:pos="1440"/>
+        </w:tabs>
+        <w:ind w:left="1440" w:hanging="360"/>
+      </w:pPr>
+      <w:rPr>
+        <w:rFonts w:ascii="Symbol" w:hAnsi="Symbol" w:hint="default"/>
+        <w:sz w:val="20"/>
+      </w:rPr>
+    </w:lvl>
+    <w:lvl w:ilvl="2" w:tentative="1">
+      <w:start w:val="1"/>
+      <w:numFmt w:val="bullet"/>
+      <w:lvlText w:val=""/>
+      <w:lvlJc w:val="left"/>
+      <w:pPr>
+        <w:tabs>
+          <w:tab w:val="num" w:pos="2160"/>
+        </w:tabs>
+        <w:ind w:left="2160" w:hanging="360"/>
+      </w:pPr>
+      <w:rPr>
+        <w:rFonts w:ascii="Symbol" w:hAnsi="Symbol" w:hint="default"/>
+        <w:sz w:val="20"/>
+      </w:rPr>
+    </w:lvl>
+    <w:lvl w:ilvl="3" w:tentative="1">
+      <w:start w:val="1"/>
+      <w:numFmt w:val="bullet"/>
+      <w:lvlText w:val=""/>
+      <w:lvlJc w:val="left"/>
+      <w:pPr>
+        <w:tabs>
+          <w:tab w:val="num" w:pos="2880"/>
+        </w:tabs>
+        <w:ind w:left="2880" w:hanging="360"/>
+      </w:pPr>
+      <w:rPr>
+        <w:rFonts w:ascii="Symbol" w:hAnsi="Symbol" w:hint="default"/>
+        <w:sz w:val="20"/>
+      </w:rPr>
+    </w:lvl>
+    <w:lvl w:ilvl="4" w:tentative="1">
+      <w:start w:val="1"/>
+      <w:numFmt w:val="bullet"/>
+      <w:lvlText w:val=""/>
+      <w:lvlJc w:val="left"/>
+      <w:pPr>
+        <w:tabs>
+          <w:tab w:val="num" w:pos="3600"/>
+        </w:tabs>
+        <w:ind w:left="3600" w:hanging="360"/>
+      </w:pPr>
+      <w:rPr>
+        <w:rFonts w:ascii="Symbol" w:hAnsi="Symbol" w:hint="default"/>
+        <w:sz w:val="20"/>
+      </w:rPr>
+    </w:lvl>
+    <w:lvl w:ilvl="5" w:tentative="1">
+      <w:start w:val="1"/>
+      <w:numFmt w:val="bullet"/>
+      <w:lvlText w:val=""/>
+      <w:lvlJc w:val="left"/>
+      <w:pPr>
+        <w:tabs>
+          <w:tab w:val="num" w:pos="4320"/>
+        </w:tabs>
+        <w:ind w:left="4320" w:hanging="360"/>
+      </w:pPr>
+      <w:rPr>
+        <w:rFonts w:ascii="Symbol" w:hAnsi="Symbol" w:hint="default"/>
+        <w:sz w:val="20"/>
+      </w:rPr>
+    </w:lvl>
+    <w:lvl w:ilvl="6" w:tentative="1">
+      <w:start w:val="1"/>
+      <w:numFmt w:val="bullet"/>
+      <w:lvlText w:val=""/>
+      <w:lvlJc w:val="left"/>
+      <w:pPr>
+        <w:tabs>
+          <w:tab w:val="num" w:pos="5040"/>
+        </w:tabs>
+        <w:ind w:left="5040" w:hanging="360"/>
+      </w:pPr>
+      <w:rPr>
+        <w:rFonts w:ascii="Symbol" w:hAnsi="Symbol" w:hint="default"/>
+        <w:sz w:val="20"/>
+      </w:rPr>
+    </w:lvl>
+    <w:lvl w:ilvl="7" w:tentative="1">
+      <w:start w:val="1"/>
+      <w:numFmt w:val="bullet"/>
+      <w:lvlText w:val=""/>
+      <w:lvlJc w:val="left"/>
+      <w:pPr>
+        <w:tabs>
+          <w:tab w:val="num" w:pos="5760"/>
+        </w:tabs>
+        <w:ind w:left="5760" w:hanging="360"/>
+      </w:pPr>
+      <w:rPr>
+        <w:rFonts w:ascii="Symbol" w:hAnsi="Symbol" w:hint="default"/>
+        <w:sz w:val="20"/>
+      </w:rPr>
+    </w:lvl>
+    <w:lvl w:ilvl="8" w:tentative="1">
+      <w:start w:val="1"/>
+      <w:numFmt w:val="bullet"/>
+      <w:lvlText w:val=""/>
+      <w:lvlJc w:val="left"/>
+      <w:pPr>
+        <w:tabs>
+          <w:tab w:val="num" w:pos="6480"/>
+        </w:tabs>
+        <w:ind w:left="6480" w:hanging="360"/>
+      </w:pPr>
+      <w:rPr>
+        <w:rFonts w:ascii="Symbol" w:hAnsi="Symbol" w:hint="default"/>
+        <w:sz w:val="20"/>
+      </w:rPr>
+    </w:lvl>
+  </w:abstractNum>
+  <w:abstractNum w:abstractNumId="2" w15:restartNumberingAfterBreak="0">
+    <w:nsid w:val="0EEE783E"/>
+    <w:multiLevelType w:val="multilevel"/>
+    <w:tmpl w:val="7932E912"/>
+    <w:lvl w:ilvl="0">
+      <w:start w:val="1"/>
+      <w:numFmt w:val="bullet"/>
+      <w:lvlText w:val=""/>
+      <w:lvlJc w:val="left"/>
+      <w:pPr>
+        <w:tabs>
+          <w:tab w:val="num" w:pos="720"/>
+        </w:tabs>
+        <w:ind w:left="720" w:hanging="360"/>
+      </w:pPr>
+      <w:rPr>
+        <w:rFonts w:ascii="Symbol" w:hAnsi="Symbol" w:hint="default"/>
+        <w:sz w:val="20"/>
+      </w:rPr>
+    </w:lvl>
+    <w:lvl w:ilvl="1" w:tentative="1">
+      <w:start w:val="1"/>
+      <w:numFmt w:val="bullet"/>
+      <w:lvlText w:val=""/>
+      <w:lvlJc w:val="left"/>
+      <w:pPr>
+        <w:tabs>
+          <w:tab w:val="num" w:pos="1440"/>
+        </w:tabs>
+        <w:ind w:left="1440" w:hanging="360"/>
+      </w:pPr>
+      <w:rPr>
+        <w:rFonts w:ascii="Symbol" w:hAnsi="Symbol" w:hint="default"/>
+        <w:sz w:val="20"/>
+      </w:rPr>
+    </w:lvl>
+    <w:lvl w:ilvl="2" w:tentative="1">
+      <w:start w:val="1"/>
+      <w:numFmt w:val="bullet"/>
+      <w:lvlText w:val=""/>
+      <w:lvlJc w:val="left"/>
+      <w:pPr>
+        <w:tabs>
+          <w:tab w:val="num" w:pos="2160"/>
+        </w:tabs>
+        <w:ind w:left="2160" w:hanging="360"/>
+      </w:pPr>
+      <w:rPr>
+        <w:rFonts w:ascii="Symbol" w:hAnsi="Symbol" w:hint="default"/>
+        <w:sz w:val="20"/>
+      </w:rPr>
+    </w:lvl>
+    <w:lvl w:ilvl="3" w:tentative="1">
+      <w:start w:val="1"/>
+      <w:numFmt w:val="bullet"/>
+      <w:lvlText w:val=""/>
+      <w:lvlJc w:val="left"/>
+      <w:pPr>
+        <w:tabs>
+          <w:tab w:val="num" w:pos="2880"/>
+        </w:tabs>
+        <w:ind w:left="2880" w:hanging="360"/>
+      </w:pPr>
+      <w:rPr>
+        <w:rFonts w:ascii="Symbol" w:hAnsi="Symbol" w:hint="default"/>
+        <w:sz w:val="20"/>
+      </w:rPr>
+    </w:lvl>
+    <w:lvl w:ilvl="4" w:tentative="1">
+      <w:start w:val="1"/>
+      <w:numFmt w:val="bullet"/>
+      <w:lvlText w:val=""/>
+      <w:lvlJc w:val="left"/>
+      <w:pPr>
+        <w:tabs>
+          <w:tab w:val="num" w:pos="3600"/>
+        </w:tabs>
+        <w:ind w:left="3600" w:hanging="360"/>
+      </w:pPr>
+      <w:rPr>
+        <w:rFonts w:ascii="Symbol" w:hAnsi="Symbol" w:hint="default"/>
+        <w:sz w:val="20"/>
+      </w:rPr>
+    </w:lvl>
+    <w:lvl w:ilvl="5" w:tentative="1">
+      <w:start w:val="1"/>
+      <w:numFmt w:val="bullet"/>
+      <w:lvlText w:val=""/>
+      <w:lvlJc w:val="left"/>
+      <w:pPr>
+        <w:tabs>
+          <w:tab w:val="num" w:pos="4320"/>
+        </w:tabs>
+        <w:ind w:left="4320" w:hanging="360"/>
+      </w:pPr>
+      <w:rPr>
+        <w:rFonts w:ascii="Symbol" w:hAnsi="Symbol" w:hint="default"/>
+        <w:sz w:val="20"/>
+      </w:rPr>
+    </w:lvl>
+    <w:lvl w:ilvl="6" w:tentative="1">
+      <w:start w:val="1"/>
+      <w:numFmt w:val="bullet"/>
+      <w:lvlText w:val=""/>
+      <w:lvlJc w:val="left"/>
+      <w:pPr>
+        <w:tabs>
+          <w:tab w:val="num" w:pos="5040"/>
+        </w:tabs>
+        <w:ind w:left="5040" w:hanging="360"/>
+      </w:pPr>
+      <w:rPr>
+        <w:rFonts w:ascii="Symbol" w:hAnsi="Symbol" w:hint="default"/>
+        <w:sz w:val="20"/>
+      </w:rPr>
+    </w:lvl>
+    <w:lvl w:ilvl="7" w:tentative="1">
+      <w:start w:val="1"/>
+      <w:numFmt w:val="bullet"/>
+      <w:lvlText w:val=""/>
+      <w:lvlJc w:val="left"/>
+      <w:pPr>
+        <w:tabs>
+          <w:tab w:val="num" w:pos="5760"/>
+        </w:tabs>
+        <w:ind w:left="5760" w:hanging="360"/>
+      </w:pPr>
+      <w:rPr>
+        <w:rFonts w:ascii="Symbol" w:hAnsi="Symbol" w:hint="default"/>
+        <w:sz w:val="20"/>
+      </w:rPr>
+    </w:lvl>
+    <w:lvl w:ilvl="8" w:tentative="1">
+      <w:start w:val="1"/>
+      <w:numFmt w:val="bullet"/>
+      <w:lvlText w:val=""/>
+      <w:lvlJc w:val="left"/>
+      <w:pPr>
+        <w:tabs>
+          <w:tab w:val="num" w:pos="6480"/>
+        </w:tabs>
+        <w:ind w:left="6480" w:hanging="360"/>
+      </w:pPr>
+      <w:rPr>
+        <w:rFonts w:ascii="Symbol" w:hAnsi="Symbol" w:hint="default"/>
+        <w:sz w:val="20"/>
+      </w:rPr>
+    </w:lvl>
+  </w:abstractNum>
+  <w:abstractNum w:abstractNumId="3" w15:restartNumberingAfterBreak="0">
+    <w:nsid w:val="226B202A"/>
+    <w:multiLevelType w:val="multilevel"/>
+    <w:tmpl w:val="2FCE446C"/>
+    <w:lvl w:ilvl="0">
+      <w:start w:val="1"/>
+      <w:numFmt w:val="bullet"/>
+      <w:lvlText w:val=""/>
+      <w:lvlJc w:val="left"/>
+      <w:pPr>
+        <w:tabs>
+          <w:tab w:val="num" w:pos="720"/>
+        </w:tabs>
+        <w:ind w:left="720" w:hanging="360"/>
+      </w:pPr>
+      <w:rPr>
+        <w:rFonts w:ascii="Symbol" w:hAnsi="Symbol" w:hint="default"/>
+        <w:sz w:val="20"/>
+      </w:rPr>
+    </w:lvl>
+    <w:lvl w:ilvl="1" w:tentative="1">
+      <w:start w:val="1"/>
+      <w:numFmt w:val="bullet"/>
+      <w:lvlText w:val=""/>
+      <w:lvlJc w:val="left"/>
+      <w:pPr>
+        <w:tabs>
+          <w:tab w:val="num" w:pos="1440"/>
+        </w:tabs>
+        <w:ind w:left="1440" w:hanging="360"/>
+      </w:pPr>
+      <w:rPr>
+        <w:rFonts w:ascii="Symbol" w:hAnsi="Symbol" w:hint="default"/>
+        <w:sz w:val="20"/>
+      </w:rPr>
+    </w:lvl>
+    <w:lvl w:ilvl="2" w:tentative="1">
+      <w:start w:val="1"/>
+      <w:numFmt w:val="bullet"/>
+      <w:lvlText w:val=""/>
+      <w:lvlJc w:val="left"/>
+      <w:pPr>
+        <w:tabs>
+          <w:tab w:val="num" w:pos="2160"/>
+        </w:tabs>
+        <w:ind w:left="2160" w:hanging="360"/>
+      </w:pPr>
+      <w:rPr>
+        <w:rFonts w:ascii="Symbol" w:hAnsi="Symbol" w:hint="default"/>
+        <w:sz w:val="20"/>
+      </w:rPr>
+    </w:lvl>
+    <w:lvl w:ilvl="3" w:tentative="1">
+      <w:start w:val="1"/>
+      <w:numFmt w:val="bullet"/>
+      <w:lvlText w:val=""/>
+      <w:lvlJc w:val="left"/>
+      <w:pPr>
+        <w:tabs>
+          <w:tab w:val="num" w:pos="2880"/>
+        </w:tabs>
+        <w:ind w:left="2880" w:hanging="360"/>
+      </w:pPr>
+      <w:rPr>
+        <w:rFonts w:ascii="Symbol" w:hAnsi="Symbol" w:hint="default"/>
+        <w:sz w:val="20"/>
+      </w:rPr>
+    </w:lvl>
+    <w:lvl w:ilvl="4" w:tentative="1">
+      <w:start w:val="1"/>
+      <w:numFmt w:val="bullet"/>
+      <w:lvlText w:val=""/>
+      <w:lvlJc w:val="left"/>
+      <w:pPr>
+        <w:tabs>
+          <w:tab w:val="num" w:pos="3600"/>
+        </w:tabs>
+        <w:ind w:left="3600" w:hanging="360"/>
+      </w:pPr>
+      <w:rPr>
+        <w:rFonts w:ascii="Symbol" w:hAnsi="Symbol" w:hint="default"/>
+        <w:sz w:val="20"/>
+      </w:rPr>
+    </w:lvl>
+    <w:lvl w:ilvl="5" w:tentative="1">
+      <w:start w:val="1"/>
+      <w:numFmt w:val="bullet"/>
+      <w:lvlText w:val=""/>
+      <w:lvlJc w:val="left"/>
+      <w:pPr>
+        <w:tabs>
+          <w:tab w:val="num" w:pos="4320"/>
+        </w:tabs>
+        <w:ind w:left="4320" w:hanging="360"/>
+      </w:pPr>
+      <w:rPr>
+        <w:rFonts w:ascii="Symbol" w:hAnsi="Symbol" w:hint="default"/>
+        <w:sz w:val="20"/>
+      </w:rPr>
+    </w:lvl>
+    <w:lvl w:ilvl="6" w:tentative="1">
+      <w:start w:val="1"/>
+      <w:numFmt w:val="bullet"/>
+      <w:lvlText w:val=""/>
+      <w:lvlJc w:val="left"/>
+      <w:pPr>
+        <w:tabs>
+          <w:tab w:val="num" w:pos="5040"/>
+        </w:tabs>
+        <w:ind w:left="5040" w:hanging="360"/>
+      </w:pPr>
+      <w:rPr>
+        <w:rFonts w:ascii="Symbol" w:hAnsi="Symbol" w:hint="default"/>
+        <w:sz w:val="20"/>
+      </w:rPr>
+    </w:lvl>
+    <w:lvl w:ilvl="7" w:tentative="1">
+      <w:start w:val="1"/>
+      <w:numFmt w:val="bullet"/>
+      <w:lvlText w:val=""/>
+      <w:lvlJc w:val="left"/>
+      <w:pPr>
+        <w:tabs>
+          <w:tab w:val="num" w:pos="5760"/>
+        </w:tabs>
+        <w:ind w:left="5760" w:hanging="360"/>
+      </w:pPr>
+      <w:rPr>
+        <w:rFonts w:ascii="Symbol" w:hAnsi="Symbol" w:hint="default"/>
+        <w:sz w:val="20"/>
+      </w:rPr>
+    </w:lvl>
+    <w:lvl w:ilvl="8" w:tentative="1">
+      <w:start w:val="1"/>
+      <w:numFmt w:val="bullet"/>
+      <w:lvlText w:val=""/>
+      <w:lvlJc w:val="left"/>
+      <w:pPr>
+        <w:tabs>
+          <w:tab w:val="num" w:pos="6480"/>
+        </w:tabs>
+        <w:ind w:left="6480" w:hanging="360"/>
+      </w:pPr>
+      <w:rPr>
+        <w:rFonts w:ascii="Symbol" w:hAnsi="Symbol" w:hint="default"/>
+        <w:sz w:val="20"/>
+      </w:rPr>
+    </w:lvl>
+  </w:abstractNum>
+  <w:abstractNum w:abstractNumId="4" w15:restartNumberingAfterBreak="0">
+    <w:nsid w:val="23384E5D"/>
+    <w:multiLevelType w:val="multilevel"/>
+    <w:tmpl w:val="F5323B40"/>
+    <w:lvl w:ilvl="0">
+      <w:start w:val="1"/>
+      <w:numFmt w:val="bullet"/>
+      <w:lvlText w:val="o"/>
+      <w:lvlJc w:val="left"/>
+      <w:pPr>
+        <w:tabs>
+          <w:tab w:val="num" w:pos="720"/>
+        </w:tabs>
+        <w:ind w:left="720" w:hanging="360"/>
+      </w:pPr>
+      <w:rPr>
+        <w:rFonts w:ascii="Courier New" w:hAnsi="Courier New" w:hint="default"/>
+        <w:sz w:val="20"/>
+      </w:rPr>
+    </w:lvl>
+    <w:lvl w:ilvl="1" w:tentative="1">
+      <w:start w:val="1"/>
+      <w:numFmt w:val="bullet"/>
+      <w:lvlText w:val="o"/>
+      <w:lvlJc w:val="left"/>
+      <w:pPr>
+        <w:tabs>
+          <w:tab w:val="num" w:pos="1440"/>
+        </w:tabs>
+        <w:ind w:left="1440" w:hanging="360"/>
+      </w:pPr>
+      <w:rPr>
+        <w:rFonts w:ascii="Courier New" w:hAnsi="Courier New" w:hint="default"/>
+        <w:sz w:val="20"/>
+      </w:rPr>
+    </w:lvl>
+    <w:lvl w:ilvl="2" w:tentative="1">
+      <w:start w:val="1"/>
+      <w:numFmt w:val="bullet"/>
+      <w:lvlText w:val="o"/>
+      <w:lvlJc w:val="left"/>
+      <w:pPr>
+        <w:tabs>
+          <w:tab w:val="num" w:pos="2160"/>
+        </w:tabs>
+        <w:ind w:left="2160" w:hanging="360"/>
+      </w:pPr>
+      <w:rPr>
+        <w:rFonts w:ascii="Courier New" w:hAnsi="Courier New" w:hint="default"/>
+        <w:sz w:val="20"/>
+      </w:rPr>
+    </w:lvl>
+    <w:lvl w:ilvl="3" w:tentative="1">
+      <w:start w:val="1"/>
+      <w:numFmt w:val="bullet"/>
+      <w:lvlText w:val="o"/>
+      <w:lvlJc w:val="left"/>
+      <w:pPr>
+        <w:tabs>
+          <w:tab w:val="num" w:pos="2880"/>
+        </w:tabs>
+        <w:ind w:left="2880" w:hanging="360"/>
+      </w:pPr>
+      <w:rPr>
+        <w:rFonts w:ascii="Courier New" w:hAnsi="Courier New" w:hint="default"/>
+        <w:sz w:val="20"/>
+      </w:rPr>
+    </w:lvl>
+    <w:lvl w:ilvl="4" w:tentative="1">
+      <w:start w:val="1"/>
+      <w:numFmt w:val="bullet"/>
+      <w:lvlText w:val="o"/>
+      <w:lvlJc w:val="left"/>
+      <w:pPr>
+        <w:tabs>
+          <w:tab w:val="num" w:pos="3600"/>
+        </w:tabs>
+        <w:ind w:left="3600" w:hanging="360"/>
+      </w:pPr>
+      <w:rPr>
+        <w:rFonts w:ascii="Courier New" w:hAnsi="Courier New" w:hint="default"/>
+        <w:sz w:val="20"/>
+      </w:rPr>
+    </w:lvl>
+    <w:lvl w:ilvl="5" w:tentative="1">
+      <w:start w:val="1"/>
+      <w:numFmt w:val="bullet"/>
+      <w:lvlText w:val="o"/>
+      <w:lvlJc w:val="left"/>
+      <w:pPr>
+        <w:tabs>
+          <w:tab w:val="num" w:pos="4320"/>
+        </w:tabs>
+        <w:ind w:left="4320" w:hanging="360"/>
+      </w:pPr>
+      <w:rPr>
+        <w:rFonts w:ascii="Courier New" w:hAnsi="Courier New" w:hint="default"/>
+        <w:sz w:val="20"/>
+      </w:rPr>
+    </w:lvl>
+    <w:lvl w:ilvl="6" w:tentative="1">
+      <w:start w:val="1"/>
+      <w:numFmt w:val="bullet"/>
+      <w:lvlText w:val="o"/>
+      <w:lvlJc w:val="left"/>
+      <w:pPr>
+        <w:tabs>
+          <w:tab w:val="num" w:pos="5040"/>
+        </w:tabs>
+        <w:ind w:left="5040" w:hanging="360"/>
+      </w:pPr>
+      <w:rPr>
+        <w:rFonts w:ascii="Courier New" w:hAnsi="Courier New" w:hint="default"/>
+        <w:sz w:val="20"/>
+      </w:rPr>
+    </w:lvl>
+    <w:lvl w:ilvl="7" w:tentative="1">
+      <w:start w:val="1"/>
+      <w:numFmt w:val="bullet"/>
+      <w:lvlText w:val="o"/>
+      <w:lvlJc w:val="left"/>
+      <w:pPr>
+        <w:tabs>
+          <w:tab w:val="num" w:pos="5760"/>
+        </w:tabs>
+        <w:ind w:left="5760" w:hanging="360"/>
+      </w:pPr>
+      <w:rPr>
+        <w:rFonts w:ascii="Courier New" w:hAnsi="Courier New" w:hint="default"/>
+        <w:sz w:val="20"/>
+      </w:rPr>
+    </w:lvl>
+    <w:lvl w:ilvl="8" w:tentative="1">
+      <w:start w:val="1"/>
+      <w:numFmt w:val="bullet"/>
+      <w:lvlText w:val="o"/>
+      <w:lvlJc w:val="left"/>
+      <w:pPr>
+        <w:tabs>
+          <w:tab w:val="num" w:pos="6480"/>
+        </w:tabs>
+        <w:ind w:left="6480" w:hanging="360"/>
+      </w:pPr>
+      <w:rPr>
+        <w:rFonts w:ascii="Courier New" w:hAnsi="Courier New" w:hint="default"/>
+        <w:sz w:val="20"/>
+      </w:rPr>
+    </w:lvl>
+  </w:abstractNum>
+  <w:abstractNum w:abstractNumId="5" w15:restartNumberingAfterBreak="0">
+    <w:nsid w:val="4C2E40E6"/>
+    <w:multiLevelType w:val="multilevel"/>
+    <w:tmpl w:val="DE34ED6E"/>
+    <w:lvl w:ilvl="0">
+      <w:start w:val="1"/>
+      <w:numFmt w:val="bullet"/>
+      <w:lvlText w:val=""/>
+      <w:lvlJc w:val="left"/>
+      <w:pPr>
+        <w:tabs>
+          <w:tab w:val="num" w:pos="720"/>
+        </w:tabs>
+        <w:ind w:left="720" w:hanging="360"/>
+      </w:pPr>
+      <w:rPr>
+        <w:rFonts w:ascii="Symbol" w:hAnsi="Symbol" w:hint="default"/>
+        <w:sz w:val="20"/>
+      </w:rPr>
+    </w:lvl>
+    <w:lvl w:ilvl="1" w:tentative="1">
+      <w:start w:val="1"/>
+      <w:numFmt w:val="bullet"/>
+      <w:lvlText w:val=""/>
+      <w:lvlJc w:val="left"/>
+      <w:pPr>
+        <w:tabs>
+          <w:tab w:val="num" w:pos="1440"/>
+        </w:tabs>
+        <w:ind w:left="1440" w:hanging="360"/>
+      </w:pPr>
+      <w:rPr>
+        <w:rFonts w:ascii="Symbol" w:hAnsi="Symbol" w:hint="default"/>
+        <w:sz w:val="20"/>
+      </w:rPr>
+    </w:lvl>
+    <w:lvl w:ilvl="2" w:tentative="1">
+      <w:start w:val="1"/>
+      <w:numFmt w:val="bullet"/>
+      <w:lvlText w:val=""/>
+      <w:lvlJc w:val="left"/>
+      <w:pPr>
+        <w:tabs>
+          <w:tab w:val="num" w:pos="2160"/>
+        </w:tabs>
+        <w:ind w:left="2160" w:hanging="360"/>
+      </w:pPr>
+      <w:rPr>
+        <w:rFonts w:ascii="Symbol" w:hAnsi="Symbol" w:hint="default"/>
+        <w:sz w:val="20"/>
+      </w:rPr>
+    </w:lvl>
+    <w:lvl w:ilvl="3" w:tentative="1">
+      <w:start w:val="1"/>
+      <w:numFmt w:val="bullet"/>
+      <w:lvlText w:val=""/>
+      <w:lvlJc w:val="left"/>
+      <w:pPr>
+        <w:tabs>
+          <w:tab w:val="num" w:pos="2880"/>
+        </w:tabs>
+        <w:ind w:left="2880" w:hanging="360"/>
+      </w:pPr>
+      <w:rPr>
+        <w:rFonts w:ascii="Symbol" w:hAnsi="Symbol" w:hint="default"/>
+        <w:sz w:val="20"/>
+      </w:rPr>
+    </w:lvl>
+    <w:lvl w:ilvl="4" w:tentative="1">
+      <w:start w:val="1"/>
+      <w:numFmt w:val="bullet"/>
+      <w:lvlText w:val=""/>
+      <w:lvlJc w:val="left"/>
+      <w:pPr>
+        <w:tabs>
+          <w:tab w:val="num" w:pos="3600"/>
+        </w:tabs>
+        <w:ind w:left="3600" w:hanging="360"/>
+      </w:pPr>
+      <w:rPr>
+        <w:rFonts w:ascii="Symbol" w:hAnsi="Symbol" w:hint="default"/>
+        <w:sz w:val="20"/>
+      </w:rPr>
+    </w:lvl>
+    <w:lvl w:ilvl="5" w:tentative="1">
+      <w:start w:val="1"/>
+      <w:numFmt w:val="bullet"/>
+      <w:lvlText w:val=""/>
+      <w:lvlJc w:val="left"/>
+      <w:pPr>
+        <w:tabs>
+          <w:tab w:val="num" w:pos="4320"/>
+        </w:tabs>
+        <w:ind w:left="4320" w:hanging="360"/>
+      </w:pPr>
+      <w:rPr>
+        <w:rFonts w:ascii="Symbol" w:hAnsi="Symbol" w:hint="default"/>
+        <w:sz w:val="20"/>
+      </w:rPr>
+    </w:lvl>
+    <w:lvl w:ilvl="6" w:tentative="1">
+      <w:start w:val="1"/>
+      <w:numFmt w:val="bullet"/>
+      <w:lvlText w:val=""/>
+      <w:lvlJc w:val="left"/>
+      <w:pPr>
+        <w:tabs>
+          <w:tab w:val="num" w:pos="5040"/>
+        </w:tabs>
+        <w:ind w:left="5040" w:hanging="360"/>
+      </w:pPr>
+      <w:rPr>
+        <w:rFonts w:ascii="Symbol" w:hAnsi="Symbol" w:hint="default"/>
+        <w:sz w:val="20"/>
+      </w:rPr>
+    </w:lvl>
+    <w:lvl w:ilvl="7" w:tentative="1">
+      <w:start w:val="1"/>
+      <w:numFmt w:val="bullet"/>
+      <w:lvlText w:val=""/>
+      <w:lvlJc w:val="left"/>
+      <w:pPr>
+        <w:tabs>
+          <w:tab w:val="num" w:pos="5760"/>
+        </w:tabs>
+        <w:ind w:left="5760" w:hanging="360"/>
+      </w:pPr>
+      <w:rPr>
+        <w:rFonts w:ascii="Symbol" w:hAnsi="Symbol" w:hint="default"/>
+        <w:sz w:val="20"/>
+      </w:rPr>
+    </w:lvl>
+    <w:lvl w:ilvl="8" w:tentative="1">
+      <w:start w:val="1"/>
+      <w:numFmt w:val="bullet"/>
+      <w:lvlText w:val=""/>
+      <w:lvlJc w:val="left"/>
+      <w:pPr>
+        <w:tabs>
+          <w:tab w:val="num" w:pos="6480"/>
+        </w:tabs>
+        <w:ind w:left="6480" w:hanging="360"/>
+      </w:pPr>
+      <w:rPr>
+        <w:rFonts w:ascii="Symbol" w:hAnsi="Symbol" w:hint="default"/>
+        <w:sz w:val="20"/>
+      </w:rPr>
+    </w:lvl>
+  </w:abstractNum>
+  <w:abstractNum w:abstractNumId="6" w15:restartNumberingAfterBreak="0">
+    <w:nsid w:val="56E54F71"/>
+    <w:multiLevelType w:val="multilevel"/>
+    <w:tmpl w:val="CB3A2D52"/>
+    <w:lvl w:ilvl="0">
+      <w:start w:val="1"/>
+      <w:numFmt w:val="bullet"/>
+      <w:lvlText w:val="o"/>
+      <w:lvlJc w:val="left"/>
+      <w:pPr>
+        <w:tabs>
+          <w:tab w:val="num" w:pos="720"/>
+        </w:tabs>
+        <w:ind w:left="720" w:hanging="360"/>
+      </w:pPr>
+      <w:rPr>
+        <w:rFonts w:ascii="Courier New" w:hAnsi="Courier New" w:hint="default"/>
+        <w:sz w:val="20"/>
+      </w:rPr>
+    </w:lvl>
+    <w:lvl w:ilvl="1" w:tentative="1">
+      <w:start w:val="1"/>
+      <w:numFmt w:val="bullet"/>
+      <w:lvlText w:val="o"/>
+      <w:lvlJc w:val="left"/>
+      <w:pPr>
+        <w:tabs>
+          <w:tab w:val="num" w:pos="1440"/>
+        </w:tabs>
+        <w:ind w:left="1440" w:hanging="360"/>
+      </w:pPr>
+      <w:rPr>
+        <w:rFonts w:ascii="Courier New" w:hAnsi="Courier New" w:hint="default"/>
+        <w:sz w:val="20"/>
+      </w:rPr>
+    </w:lvl>
+    <w:lvl w:ilvl="2" w:tentative="1">
+      <w:start w:val="1"/>
+      <w:numFmt w:val="bullet"/>
+      <w:lvlText w:val="o"/>
+      <w:lvlJc w:val="left"/>
+      <w:pPr>
+        <w:tabs>
+          <w:tab w:val="num" w:pos="2160"/>
+        </w:tabs>
+        <w:ind w:left="2160" w:hanging="360"/>
+      </w:pPr>
+      <w:rPr>
+        <w:rFonts w:ascii="Courier New" w:hAnsi="Courier New" w:hint="default"/>
+        <w:sz w:val="20"/>
+      </w:rPr>
+    </w:lvl>
+    <w:lvl w:ilvl="3" w:tentative="1">
+      <w:start w:val="1"/>
+      <w:numFmt w:val="bullet"/>
+      <w:lvlText w:val="o"/>
+      <w:lvlJc w:val="left"/>
+      <w:pPr>
+        <w:tabs>
+          <w:tab w:val="num" w:pos="2880"/>
+        </w:tabs>
+        <w:ind w:left="2880" w:hanging="360"/>
+      </w:pPr>
+      <w:rPr>
+        <w:rFonts w:ascii="Courier New" w:hAnsi="Courier New" w:hint="default"/>
+        <w:sz w:val="20"/>
+      </w:rPr>
+    </w:lvl>
+    <w:lvl w:ilvl="4" w:tentative="1">
+      <w:start w:val="1"/>
+      <w:numFmt w:val="bullet"/>
+      <w:lvlText w:val="o"/>
+      <w:lvlJc w:val="left"/>
+      <w:pPr>
+        <w:tabs>
+          <w:tab w:val="num" w:pos="3600"/>
+        </w:tabs>
+        <w:ind w:left="3600" w:hanging="360"/>
+      </w:pPr>
+      <w:rPr>
+        <w:rFonts w:ascii="Courier New" w:hAnsi="Courier New" w:hint="default"/>
+        <w:sz w:val="20"/>
+      </w:rPr>
+    </w:lvl>
+    <w:lvl w:ilvl="5" w:tentative="1">
+      <w:start w:val="1"/>
+      <w:numFmt w:val="bullet"/>
+      <w:lvlText w:val="o"/>
+      <w:lvlJc w:val="left"/>
+      <w:pPr>
+        <w:tabs>
+          <w:tab w:val="num" w:pos="4320"/>
+        </w:tabs>
+        <w:ind w:left="4320" w:hanging="360"/>
+      </w:pPr>
+      <w:rPr>
+        <w:rFonts w:ascii="Courier New" w:hAnsi="Courier New" w:hint="default"/>
+        <w:sz w:val="20"/>
+      </w:rPr>
+    </w:lvl>
+    <w:lvl w:ilvl="6" w:tentative="1">
+      <w:start w:val="1"/>
+      <w:numFmt w:val="bullet"/>
+      <w:lvlText w:val="o"/>
+      <w:lvlJc w:val="left"/>
+      <w:pPr>
+        <w:tabs>
+          <w:tab w:val="num" w:pos="5040"/>
+        </w:tabs>
+        <w:ind w:left="5040" w:hanging="360"/>
+      </w:pPr>
+      <w:rPr>
+        <w:rFonts w:ascii="Courier New" w:hAnsi="Courier New" w:hint="default"/>
+        <w:sz w:val="20"/>
+      </w:rPr>
+    </w:lvl>
+    <w:lvl w:ilvl="7" w:tentative="1">
+      <w:start w:val="1"/>
+      <w:numFmt w:val="bullet"/>
+      <w:lvlText w:val="o"/>
+      <w:lvlJc w:val="left"/>
+      <w:pPr>
+        <w:tabs>
+          <w:tab w:val="num" w:pos="5760"/>
+        </w:tabs>
+        <w:ind w:left="5760" w:hanging="360"/>
+      </w:pPr>
+      <w:rPr>
+        <w:rFonts w:ascii="Courier New" w:hAnsi="Courier New" w:hint="default"/>
+        <w:sz w:val="20"/>
+      </w:rPr>
+    </w:lvl>
+    <w:lvl w:ilvl="8" w:tentative="1">
+      <w:start w:val="1"/>
+      <w:numFmt w:val="bullet"/>
+      <w:lvlText w:val="o"/>
+      <w:lvlJc w:val="left"/>
+      <w:pPr>
+        <w:tabs>
+          <w:tab w:val="num" w:pos="6480"/>
+        </w:tabs>
+        <w:ind w:left="6480" w:hanging="360"/>
+      </w:pPr>
+      <w:rPr>
+        <w:rFonts w:ascii="Courier New" w:hAnsi="Courier New" w:hint="default"/>
+        <w:sz w:val="20"/>
+      </w:rPr>
+    </w:lvl>
+  </w:abstractNum>
+  <w:abstractNum w:abstractNumId="7" w15:restartNumberingAfterBreak="0">
+    <w:nsid w:val="5CB00C51"/>
+    <w:multiLevelType w:val="multilevel"/>
+    <w:tmpl w:val="73701046"/>
+    <w:lvl w:ilvl="0">
+      <w:start w:val="1"/>
+      <w:numFmt w:val="bullet"/>
+      <w:lvlText w:val=""/>
+      <w:lvlJc w:val="left"/>
+      <w:pPr>
+        <w:tabs>
+          <w:tab w:val="num" w:pos="720"/>
+        </w:tabs>
+        <w:ind w:left="720" w:hanging="360"/>
+      </w:pPr>
+      <w:rPr>
+        <w:rFonts w:ascii="Symbol" w:hAnsi="Symbol" w:hint="default"/>
+        <w:sz w:val="20"/>
+      </w:rPr>
+    </w:lvl>
+    <w:lvl w:ilvl="1" w:tentative="1">
+      <w:start w:val="1"/>
+      <w:numFmt w:val="bullet"/>
+      <w:lvlText w:val=""/>
+      <w:lvlJc w:val="left"/>
+      <w:pPr>
+        <w:tabs>
+          <w:tab w:val="num" w:pos="1440"/>
+        </w:tabs>
+        <w:ind w:left="1440" w:hanging="360"/>
+      </w:pPr>
+      <w:rPr>
+        <w:rFonts w:ascii="Symbol" w:hAnsi="Symbol" w:hint="default"/>
+        <w:sz w:val="20"/>
+      </w:rPr>
+    </w:lvl>
+    <w:lvl w:ilvl="2" w:tentative="1">
+      <w:start w:val="1"/>
+      <w:numFmt w:val="bullet"/>
+      <w:lvlText w:val=""/>
+      <w:lvlJc w:val="left"/>
+      <w:pPr>
+        <w:tabs>
+          <w:tab w:val="num" w:pos="2160"/>
+        </w:tabs>
+        <w:ind w:left="2160" w:hanging="360"/>
+      </w:pPr>
+      <w:rPr>
+        <w:rFonts w:ascii="Symbol" w:hAnsi="Symbol" w:hint="default"/>
+        <w:sz w:val="20"/>
+      </w:rPr>
+    </w:lvl>
+    <w:lvl w:ilvl="3" w:tentative="1">
+      <w:start w:val="1"/>
+      <w:numFmt w:val="bullet"/>
+      <w:lvlText w:val=""/>
+      <w:lvlJc w:val="left"/>
+      <w:pPr>
+        <w:tabs>
+          <w:tab w:val="num" w:pos="2880"/>
+        </w:tabs>
+        <w:ind w:left="2880" w:hanging="360"/>
+      </w:pPr>
+      <w:rPr>
+        <w:rFonts w:ascii="Symbol" w:hAnsi="Symbol" w:hint="default"/>
+        <w:sz w:val="20"/>
+      </w:rPr>
+    </w:lvl>
+    <w:lvl w:ilvl="4" w:tentative="1">
+      <w:start w:val="1"/>
+      <w:numFmt w:val="bullet"/>
+      <w:lvlText w:val=""/>
+      <w:lvlJc w:val="left"/>
+      <w:pPr>
+        <w:tabs>
+          <w:tab w:val="num" w:pos="3600"/>
+        </w:tabs>
+        <w:ind w:left="3600" w:hanging="360"/>
+      </w:pPr>
+      <w:rPr>
+        <w:rFonts w:ascii="Symbol" w:hAnsi="Symbol" w:hint="default"/>
+        <w:sz w:val="20"/>
+      </w:rPr>
+    </w:lvl>
+    <w:lvl w:ilvl="5" w:tentative="1">
+      <w:start w:val="1"/>
+      <w:numFmt w:val="bullet"/>
+      <w:lvlText w:val=""/>
+      <w:lvlJc w:val="left"/>
+      <w:pPr>
+        <w:tabs>
+          <w:tab w:val="num" w:pos="4320"/>
+        </w:tabs>
+        <w:ind w:left="4320" w:hanging="360"/>
+      </w:pPr>
+      <w:rPr>
+        <w:rFonts w:ascii="Symbol" w:hAnsi="Symbol" w:hint="default"/>
+        <w:sz w:val="20"/>
+      </w:rPr>
+    </w:lvl>
+    <w:lvl w:ilvl="6" w:tentative="1">
+      <w:start w:val="1"/>
+      <w:numFmt w:val="bullet"/>
+      <w:lvlText w:val=""/>
+      <w:lvlJc w:val="left"/>
+      <w:pPr>
+        <w:tabs>
+          <w:tab w:val="num" w:pos="5040"/>
+        </w:tabs>
+        <w:ind w:left="5040" w:hanging="360"/>
+      </w:pPr>
+      <w:rPr>
+        <w:rFonts w:ascii="Symbol" w:hAnsi="Symbol" w:hint="default"/>
+        <w:sz w:val="20"/>
+      </w:rPr>
+    </w:lvl>
+    <w:lvl w:ilvl="7" w:tentative="1">
+      <w:start w:val="1"/>
+      <w:numFmt w:val="bullet"/>
+      <w:lvlText w:val=""/>
+      <w:lvlJc w:val="left"/>
+      <w:pPr>
+        <w:tabs>
+          <w:tab w:val="num" w:pos="5760"/>
+        </w:tabs>
+        <w:ind w:left="5760" w:hanging="360"/>
+      </w:pPr>
+      <w:rPr>
+        <w:rFonts w:ascii="Symbol" w:hAnsi="Symbol" w:hint="default"/>
+        <w:sz w:val="20"/>
+      </w:rPr>
+    </w:lvl>
+    <w:lvl w:ilvl="8" w:tentative="1">
+      <w:start w:val="1"/>
+      <w:numFmt w:val="bullet"/>
+      <w:lvlText w:val=""/>
+      <w:lvlJc w:val="left"/>
+      <w:pPr>
+        <w:tabs>
+          <w:tab w:val="num" w:pos="6480"/>
+        </w:tabs>
+        <w:ind w:left="6480" w:hanging="360"/>
+      </w:pPr>
+      <w:rPr>
+        <w:rFonts w:ascii="Symbol" w:hAnsi="Symbol" w:hint="default"/>
+        <w:sz w:val="20"/>
+      </w:rPr>
+    </w:lvl>
+  </w:abstractNum>
+  <w:abstractNum w:abstractNumId="8" w15:restartNumberingAfterBreak="0">
+    <w:nsid w:val="6636000E"/>
+    <w:multiLevelType w:val="multilevel"/>
+    <w:tmpl w:val="AF560F2C"/>
+    <w:lvl w:ilvl="0">
+      <w:start w:val="1"/>
+      <w:numFmt w:val="bullet"/>
+      <w:lvlText w:val=""/>
+      <w:lvlJc w:val="left"/>
+      <w:pPr>
+        <w:tabs>
+          <w:tab w:val="num" w:pos="720"/>
+        </w:tabs>
+        <w:ind w:left="720" w:hanging="360"/>
+      </w:pPr>
+      <w:rPr>
+        <w:rFonts w:ascii="Symbol" w:hAnsi="Symbol" w:hint="default"/>
+        <w:sz w:val="20"/>
+      </w:rPr>
+    </w:lvl>
+    <w:lvl w:ilvl="1" w:tentative="1">
+      <w:start w:val="1"/>
+      <w:numFmt w:val="bullet"/>
+      <w:lvlText w:val=""/>
+      <w:lvlJc w:val="left"/>
+      <w:pPr>
+        <w:tabs>
+          <w:tab w:val="num" w:pos="1440"/>
+        </w:tabs>
+        <w:ind w:left="1440" w:hanging="360"/>
+      </w:pPr>
+      <w:rPr>
+        <w:rFonts w:ascii="Symbol" w:hAnsi="Symbol" w:hint="default"/>
+        <w:sz w:val="20"/>
+      </w:rPr>
+    </w:lvl>
+    <w:lvl w:ilvl="2" w:tentative="1">
+      <w:start w:val="1"/>
+      <w:numFmt w:val="bullet"/>
+      <w:lvlText w:val=""/>
+      <w:lvlJc w:val="left"/>
+      <w:pPr>
+        <w:tabs>
+          <w:tab w:val="num" w:pos="2160"/>
+        </w:tabs>
+        <w:ind w:left="2160" w:hanging="360"/>
+      </w:pPr>
+      <w:rPr>
+        <w:rFonts w:ascii="Symbol" w:hAnsi="Symbol" w:hint="default"/>
+        <w:sz w:val="20"/>
+      </w:rPr>
+    </w:lvl>
+    <w:lvl w:ilvl="3" w:tentative="1">
+      <w:start w:val="1"/>
+      <w:numFmt w:val="bullet"/>
+      <w:lvlText w:val=""/>
+      <w:lvlJc w:val="left"/>
+      <w:pPr>
+        <w:tabs>
+          <w:tab w:val="num" w:pos="2880"/>
+        </w:tabs>
+        <w:ind w:left="2880" w:hanging="360"/>
+      </w:pPr>
+      <w:rPr>
+        <w:rFonts w:ascii="Symbol" w:hAnsi="Symbol" w:hint="default"/>
+        <w:sz w:val="20"/>
+      </w:rPr>
+    </w:lvl>
+    <w:lvl w:ilvl="4" w:tentative="1">
+      <w:start w:val="1"/>
+      <w:numFmt w:val="bullet"/>
+      <w:lvlText w:val=""/>
+      <w:lvlJc w:val="left"/>
+      <w:pPr>
+        <w:tabs>
+          <w:tab w:val="num" w:pos="3600"/>
+        </w:tabs>
+        <w:ind w:left="3600" w:hanging="360"/>
+      </w:pPr>
+      <w:rPr>
+        <w:rFonts w:ascii="Symbol" w:hAnsi="Symbol" w:hint="default"/>
+        <w:sz w:val="20"/>
+      </w:rPr>
+    </w:lvl>
+    <w:lvl w:ilvl="5" w:tentative="1">
+      <w:start w:val="1"/>
+      <w:numFmt w:val="bullet"/>
+      <w:lvlText w:val=""/>
+      <w:lvlJc w:val="left"/>
+      <w:pPr>
+        <w:tabs>
+          <w:tab w:val="num" w:pos="4320"/>
+        </w:tabs>
+        <w:ind w:left="4320" w:hanging="360"/>
+      </w:pPr>
+      <w:rPr>
+        <w:rFonts w:ascii="Symbol" w:hAnsi="Symbol" w:hint="default"/>
+        <w:sz w:val="20"/>
+      </w:rPr>
+    </w:lvl>
+    <w:lvl w:ilvl="6" w:tentative="1">
+      <w:start w:val="1"/>
+      <w:numFmt w:val="bullet"/>
+      <w:lvlText w:val=""/>
+      <w:lvlJc w:val="left"/>
+      <w:pPr>
+        <w:tabs>
+          <w:tab w:val="num" w:pos="5040"/>
+        </w:tabs>
+        <w:ind w:left="5040" w:hanging="360"/>
+      </w:pPr>
+      <w:rPr>
+        <w:rFonts w:ascii="Symbol" w:hAnsi="Symbol" w:hint="default"/>
+        <w:sz w:val="20"/>
+      </w:rPr>
+    </w:lvl>
+    <w:lvl w:ilvl="7" w:tentative="1">
+      <w:start w:val="1"/>
+      <w:numFmt w:val="bullet"/>
+      <w:lvlText w:val=""/>
+      <w:lvlJc w:val="left"/>
+      <w:pPr>
+        <w:tabs>
+          <w:tab w:val="num" w:pos="5760"/>
+        </w:tabs>
+        <w:ind w:left="5760" w:hanging="360"/>
+      </w:pPr>
+      <w:rPr>
+        <w:rFonts w:ascii="Symbol" w:hAnsi="Symbol" w:hint="default"/>
+        <w:sz w:val="20"/>
+      </w:rPr>
+    </w:lvl>
+    <w:lvl w:ilvl="8" w:tentative="1">
+      <w:start w:val="1"/>
+      <w:numFmt w:val="bullet"/>
+      <w:lvlText w:val=""/>
+      <w:lvlJc w:val="left"/>
+      <w:pPr>
+        <w:tabs>
+          <w:tab w:val="num" w:pos="6480"/>
+        </w:tabs>
+        <w:ind w:left="6480" w:hanging="360"/>
+      </w:pPr>
+      <w:rPr>
+        <w:rFonts w:ascii="Symbol" w:hAnsi="Symbol" w:hint="default"/>
+        <w:sz w:val="20"/>
+      </w:rPr>
+    </w:lvl>
+  </w:abstractNum>
+  <w:abstractNum w:abstractNumId="9" w15:restartNumberingAfterBreak="0">
+    <w:nsid w:val="6D680B72"/>
+    <w:multiLevelType w:val="multilevel"/>
+    <w:tmpl w:val="7FF8DF58"/>
+    <w:lvl w:ilvl="0">
+      <w:start w:val="1"/>
+      <w:numFmt w:val="bullet"/>
+      <w:lvlText w:val="o"/>
+      <w:lvlJc w:val="left"/>
+      <w:pPr>
+        <w:tabs>
+          <w:tab w:val="num" w:pos="720"/>
+        </w:tabs>
+        <w:ind w:left="720" w:hanging="360"/>
+      </w:pPr>
+      <w:rPr>
+        <w:rFonts w:ascii="Courier New" w:hAnsi="Courier New" w:hint="default"/>
+        <w:sz w:val="20"/>
+      </w:rPr>
+    </w:lvl>
+    <w:lvl w:ilvl="1" w:tentative="1">
+      <w:start w:val="1"/>
+      <w:numFmt w:val="bullet"/>
+      <w:lvlText w:val="o"/>
+      <w:lvlJc w:val="left"/>
+      <w:pPr>
+        <w:tabs>
+          <w:tab w:val="num" w:pos="1440"/>
+        </w:tabs>
+        <w:ind w:left="1440" w:hanging="360"/>
+      </w:pPr>
+      <w:rPr>
+        <w:rFonts w:ascii="Courier New" w:hAnsi="Courier New" w:hint="default"/>
+        <w:sz w:val="20"/>
+      </w:rPr>
+    </w:lvl>
+    <w:lvl w:ilvl="2" w:tentative="1">
+      <w:start w:val="1"/>
+      <w:numFmt w:val="bullet"/>
+      <w:lvlText w:val="o"/>
+      <w:lvlJc w:val="left"/>
+      <w:pPr>
+        <w:tabs>
+          <w:tab w:val="num" w:pos="2160"/>
+        </w:tabs>
+        <w:ind w:left="2160" w:hanging="360"/>
+      </w:pPr>
+      <w:rPr>
+        <w:rFonts w:ascii="Courier New" w:hAnsi="Courier New" w:hint="default"/>
+        <w:sz w:val="20"/>
+      </w:rPr>
+    </w:lvl>
+    <w:lvl w:ilvl="3" w:tentative="1">
+      <w:start w:val="1"/>
+      <w:numFmt w:val="bullet"/>
+      <w:lvlText w:val="o"/>
+      <w:lvlJc w:val="left"/>
+      <w:pPr>
+        <w:tabs>
+          <w:tab w:val="num" w:pos="2880"/>
+        </w:tabs>
+        <w:ind w:left="2880" w:hanging="360"/>
+      </w:pPr>
+      <w:rPr>
+        <w:rFonts w:ascii="Courier New" w:hAnsi="Courier New" w:hint="default"/>
+        <w:sz w:val="20"/>
+      </w:rPr>
+    </w:lvl>
+    <w:lvl w:ilvl="4" w:tentative="1">
+      <w:start w:val="1"/>
+      <w:numFmt w:val="bullet"/>
+      <w:lvlText w:val="o"/>
+      <w:lvlJc w:val="left"/>
+      <w:pPr>
+        <w:tabs>
+          <w:tab w:val="num" w:pos="3600"/>
+        </w:tabs>
+        <w:ind w:left="3600" w:hanging="360"/>
+      </w:pPr>
+      <w:rPr>
+        <w:rFonts w:ascii="Courier New" w:hAnsi="Courier New" w:hint="default"/>
+        <w:sz w:val="20"/>
+      </w:rPr>
+    </w:lvl>
+    <w:lvl w:ilvl="5" w:tentative="1">
+      <w:start w:val="1"/>
+      <w:numFmt w:val="bullet"/>
+      <w:lvlText w:val="o"/>
+      <w:lvlJc w:val="left"/>
+      <w:pPr>
+        <w:tabs>
+          <w:tab w:val="num" w:pos="4320"/>
+        </w:tabs>
+        <w:ind w:left="4320" w:hanging="360"/>
+      </w:pPr>
+      <w:rPr>
+        <w:rFonts w:ascii="Courier New" w:hAnsi="Courier New" w:hint="default"/>
+        <w:sz w:val="20"/>
+      </w:rPr>
+    </w:lvl>
+    <w:lvl w:ilvl="6" w:tentative="1">
+      <w:start w:val="1"/>
+      <w:numFmt w:val="bullet"/>
+      <w:lvlText w:val="o"/>
+      <w:lvlJc w:val="left"/>
+      <w:pPr>
+        <w:tabs>
+          <w:tab w:val="num" w:pos="5040"/>
+        </w:tabs>
+        <w:ind w:left="5040" w:hanging="360"/>
+      </w:pPr>
+      <w:rPr>
+        <w:rFonts w:ascii="Courier New" w:hAnsi="Courier New" w:hint="default"/>
+        <w:sz w:val="20"/>
+      </w:rPr>
+    </w:lvl>
+    <w:lvl w:ilvl="7" w:tentative="1">
+      <w:start w:val="1"/>
+      <w:numFmt w:val="bullet"/>
+      <w:lvlText w:val="o"/>
+      <w:lvlJc w:val="left"/>
+      <w:pPr>
+        <w:tabs>
+          <w:tab w:val="num" w:pos="5760"/>
+        </w:tabs>
+        <w:ind w:left="5760" w:hanging="360"/>
+      </w:pPr>
+      <w:rPr>
+        <w:rFonts w:ascii="Courier New" w:hAnsi="Courier New" w:hint="default"/>
+        <w:sz w:val="20"/>
+      </w:rPr>
+    </w:lvl>
+    <w:lvl w:ilvl="8" w:tentative="1">
+      <w:start w:val="1"/>
+      <w:numFmt w:val="bullet"/>
+      <w:lvlText w:val="o"/>
+      <w:lvlJc w:val="left"/>
+      <w:pPr>
+        <w:tabs>
+          <w:tab w:val="num" w:pos="6480"/>
+        </w:tabs>
+        <w:ind w:left="6480" w:hanging="360"/>
+      </w:pPr>
+      <w:rPr>
+        <w:rFonts w:ascii="Courier New" w:hAnsi="Courier New" w:hint="default"/>
+        <w:sz w:val="20"/>
+      </w:rPr>
+    </w:lvl>
+  </w:abstractNum>
+  <w:abstractNum w:abstractNumId="10" w15:restartNumberingAfterBreak="0">
+    <w:nsid w:val="795511EA"/>
+    <w:multiLevelType w:val="multilevel"/>
+    <w:tmpl w:val="C2B2A2CC"/>
+    <w:lvl w:ilvl="0">
+      <w:start w:val="1"/>
+      <w:numFmt w:val="bullet"/>
+      <w:lvlText w:val=""/>
+      <w:lvlJc w:val="left"/>
+      <w:pPr>
+        <w:tabs>
+          <w:tab w:val="num" w:pos="720"/>
+        </w:tabs>
+        <w:ind w:left="720" w:hanging="360"/>
+      </w:pPr>
+      <w:rPr>
+        <w:rFonts w:ascii="Symbol" w:hAnsi="Symbol" w:hint="default"/>
+        <w:sz w:val="20"/>
+      </w:rPr>
+    </w:lvl>
+    <w:lvl w:ilvl="1" w:tentative="1">
+      <w:start w:val="1"/>
+      <w:numFmt w:val="bullet"/>
+      <w:lvlText w:val=""/>
+      <w:lvlJc w:val="left"/>
+      <w:pPr>
+        <w:tabs>
+          <w:tab w:val="num" w:pos="1440"/>
+        </w:tabs>
+        <w:ind w:left="1440" w:hanging="360"/>
+      </w:pPr>
+      <w:rPr>
+        <w:rFonts w:ascii="Symbol" w:hAnsi="Symbol" w:hint="default"/>
+        <w:sz w:val="20"/>
+      </w:rPr>
+    </w:lvl>
+    <w:lvl w:ilvl="2" w:tentative="1">
+      <w:start w:val="1"/>
+      <w:numFmt w:val="bullet"/>
+      <w:lvlText w:val=""/>
+      <w:lvlJc w:val="left"/>
+      <w:pPr>
+        <w:tabs>
+          <w:tab w:val="num" w:pos="2160"/>
+        </w:tabs>
+        <w:ind w:left="2160" w:hanging="360"/>
+      </w:pPr>
+      <w:rPr>
+        <w:rFonts w:ascii="Symbol" w:hAnsi="Symbol" w:hint="default"/>
+        <w:sz w:val="20"/>
+      </w:rPr>
+    </w:lvl>
+    <w:lvl w:ilvl="3" w:tentative="1">
+      <w:start w:val="1"/>
+      <w:numFmt w:val="bullet"/>
+      <w:lvlText w:val=""/>
+      <w:lvlJc w:val="left"/>
+      <w:pPr>
+        <w:tabs>
+          <w:tab w:val="num" w:pos="2880"/>
+        </w:tabs>
+        <w:ind w:left="2880" w:hanging="360"/>
+      </w:pPr>
+      <w:rPr>
+        <w:rFonts w:ascii="Symbol" w:hAnsi="Symbol" w:hint="default"/>
+        <w:sz w:val="20"/>
+      </w:rPr>
+    </w:lvl>
+    <w:lvl w:ilvl="4" w:tentative="1">
+      <w:start w:val="1"/>
+      <w:numFmt w:val="bullet"/>
+      <w:lvlText w:val=""/>
+      <w:lvlJc w:val="left"/>
+      <w:pPr>
+        <w:tabs>
+          <w:tab w:val="num" w:pos="3600"/>
+        </w:tabs>
+        <w:ind w:left="3600" w:hanging="360"/>
+      </w:pPr>
+      <w:rPr>
+        <w:rFonts w:ascii="Symbol" w:hAnsi="Symbol" w:hint="default"/>
+        <w:sz w:val="20"/>
+      </w:rPr>
+    </w:lvl>
+    <w:lvl w:ilvl="5" w:tentative="1">
+      <w:start w:val="1"/>
+      <w:numFmt w:val="bullet"/>
+      <w:lvlText w:val=""/>
+      <w:lvlJc w:val="left"/>
+      <w:pPr>
+        <w:tabs>
+          <w:tab w:val="num" w:pos="4320"/>
+        </w:tabs>
+        <w:ind w:left="4320" w:hanging="360"/>
+      </w:pPr>
+      <w:rPr>
+        <w:rFonts w:ascii="Symbol" w:hAnsi="Symbol" w:hint="default"/>
+        <w:sz w:val="20"/>
+      </w:rPr>
+    </w:lvl>
+    <w:lvl w:ilvl="6" w:tentative="1">
+      <w:start w:val="1"/>
+      <w:numFmt w:val="bullet"/>
+      <w:lvlText w:val=""/>
+      <w:lvlJc w:val="left"/>
+      <w:pPr>
+        <w:tabs>
+          <w:tab w:val="num" w:pos="5040"/>
+        </w:tabs>
+        <w:ind w:left="5040" w:hanging="360"/>
+      </w:pPr>
+      <w:rPr>
+        <w:rFonts w:ascii="Symbol" w:hAnsi="Symbol" w:hint="default"/>
+        <w:sz w:val="20"/>
+      </w:rPr>
+    </w:lvl>
+    <w:lvl w:ilvl="7" w:tentative="1">
+      <w:start w:val="1"/>
+      <w:numFmt w:val="bullet"/>
+      <w:lvlText w:val=""/>
+      <w:lvlJc w:val="left"/>
+      <w:pPr>
+        <w:tabs>
+          <w:tab w:val="num" w:pos="5760"/>
+        </w:tabs>
+        <w:ind w:left="5760" w:hanging="360"/>
+      </w:pPr>
+      <w:rPr>
+        <w:rFonts w:ascii="Symbol" w:hAnsi="Symbol" w:hint="default"/>
+        <w:sz w:val="20"/>
+      </w:rPr>
+    </w:lvl>
+    <w:lvl w:ilvl="8" w:tentative="1">
+      <w:start w:val="1"/>
+      <w:numFmt w:val="bullet"/>
+      <w:lvlText w:val=""/>
+      <w:lvlJc w:val="left"/>
+      <w:pPr>
+        <w:tabs>
+          <w:tab w:val="num" w:pos="6480"/>
+        </w:tabs>
+        <w:ind w:left="6480" w:hanging="360"/>
+      </w:pPr>
+      <w:rPr>
+        <w:rFonts w:ascii="Symbol" w:hAnsi="Symbol" w:hint="default"/>
+        <w:sz w:val="20"/>
+      </w:rPr>
+    </w:lvl>
+  </w:abstractNum>
+  <w:abstractNum w:abstractNumId="11" w15:restartNumberingAfterBreak="0">
+    <w:nsid w:val="7B71627F"/>
+    <w:multiLevelType w:val="multilevel"/>
+    <w:tmpl w:val="E3863E78"/>
+    <w:lvl w:ilvl="0">
+      <w:start w:val="1"/>
+      <w:numFmt w:val="bullet"/>
+      <w:lvlText w:val=""/>
+      <w:lvlJc w:val="left"/>
+      <w:pPr>
+        <w:tabs>
+          <w:tab w:val="num" w:pos="720"/>
+        </w:tabs>
+        <w:ind w:left="720" w:hanging="360"/>
+      </w:pPr>
+      <w:rPr>
+        <w:rFonts w:ascii="Symbol" w:hAnsi="Symbol" w:hint="default"/>
+        <w:sz w:val="20"/>
+      </w:rPr>
+    </w:lvl>
+    <w:lvl w:ilvl="1" w:tentative="1">
+      <w:start w:val="1"/>
+      <w:numFmt w:val="bullet"/>
+      <w:lvlText w:val=""/>
+      <w:lvlJc w:val="left"/>
+      <w:pPr>
+        <w:tabs>
+          <w:tab w:val="num" w:pos="1440"/>
+        </w:tabs>
+        <w:ind w:left="1440" w:hanging="360"/>
+      </w:pPr>
+      <w:rPr>
+        <w:rFonts w:ascii="Symbol" w:hAnsi="Symbol" w:hint="default"/>
+        <w:sz w:val="20"/>
+      </w:rPr>
+    </w:lvl>
+    <w:lvl w:ilvl="2" w:tentative="1">
+      <w:start w:val="1"/>
+      <w:numFmt w:val="bullet"/>
+      <w:lvlText w:val=""/>
+      <w:lvlJc w:val="left"/>
+      <w:pPr>
+        <w:tabs>
+          <w:tab w:val="num" w:pos="2160"/>
+        </w:tabs>
+        <w:ind w:left="2160" w:hanging="360"/>
+      </w:pPr>
+      <w:rPr>
+        <w:rFonts w:ascii="Symbol" w:hAnsi="Symbol" w:hint="default"/>
+        <w:sz w:val="20"/>
+      </w:rPr>
+    </w:lvl>
+    <w:lvl w:ilvl="3" w:tentative="1">
+      <w:start w:val="1"/>
+      <w:numFmt w:val="bullet"/>
+      <w:lvlText w:val=""/>
+      <w:lvlJc w:val="left"/>
+      <w:pPr>
+        <w:tabs>
+          <w:tab w:val="num" w:pos="2880"/>
+        </w:tabs>
+        <w:ind w:left="2880" w:hanging="360"/>
+      </w:pPr>
+      <w:rPr>
+        <w:rFonts w:ascii="Symbol" w:hAnsi="Symbol" w:hint="default"/>
+        <w:sz w:val="20"/>
+      </w:rPr>
+    </w:lvl>
+    <w:lvl w:ilvl="4" w:tentative="1">
+      <w:start w:val="1"/>
+      <w:numFmt w:val="bullet"/>
+      <w:lvlText w:val=""/>
+      <w:lvlJc w:val="left"/>
+      <w:pPr>
+        <w:tabs>
+          <w:tab w:val="num" w:pos="3600"/>
+        </w:tabs>
+        <w:ind w:left="3600" w:hanging="360"/>
+      </w:pPr>
+      <w:rPr>
+        <w:rFonts w:ascii="Symbol" w:hAnsi="Symbol" w:hint="default"/>
+        <w:sz w:val="20"/>
+      </w:rPr>
+    </w:lvl>
+    <w:lvl w:ilvl="5" w:tentative="1">
+      <w:start w:val="1"/>
+      <w:numFmt w:val="bullet"/>
+      <w:lvlText w:val=""/>
+      <w:lvlJc w:val="left"/>
+      <w:pPr>
+        <w:tabs>
+          <w:tab w:val="num" w:pos="4320"/>
+        </w:tabs>
+        <w:ind w:left="4320" w:hanging="360"/>
+      </w:pPr>
+      <w:rPr>
+        <w:rFonts w:ascii="Symbol" w:hAnsi="Symbol" w:hint="default"/>
+        <w:sz w:val="20"/>
+      </w:rPr>
+    </w:lvl>
+    <w:lvl w:ilvl="6" w:tentative="1">
+      <w:start w:val="1"/>
+      <w:numFmt w:val="bullet"/>
+      <w:lvlText w:val=""/>
+      <w:lvlJc w:val="left"/>
+      <w:pPr>
+        <w:tabs>
+          <w:tab w:val="num" w:pos="5040"/>
+        </w:tabs>
+        <w:ind w:left="5040" w:hanging="360"/>
+      </w:pPr>
+      <w:rPr>
+        <w:rFonts w:ascii="Symbol" w:hAnsi="Symbol" w:hint="default"/>
+        <w:sz w:val="20"/>
+      </w:rPr>
+    </w:lvl>
+    <w:lvl w:ilvl="7" w:tentative="1">
+      <w:start w:val="1"/>
+      <w:numFmt w:val="bullet"/>
+      <w:lvlText w:val=""/>
+      <w:lvlJc w:val="left"/>
+      <w:pPr>
+        <w:tabs>
+          <w:tab w:val="num" w:pos="5760"/>
+        </w:tabs>
+        <w:ind w:left="5760" w:hanging="360"/>
+      </w:pPr>
+      <w:rPr>
+        <w:rFonts w:ascii="Symbol" w:hAnsi="Symbol" w:hint="default"/>
+        <w:sz w:val="20"/>
+      </w:rPr>
+    </w:lvl>
+    <w:lvl w:ilvl="8" w:tentative="1">
+      <w:start w:val="1"/>
+      <w:numFmt w:val="bullet"/>
+      <w:lvlText w:val=""/>
+      <w:lvlJc w:val="left"/>
+      <w:pPr>
+        <w:tabs>
+          <w:tab w:val="num" w:pos="6480"/>
+        </w:tabs>
+        <w:ind w:left="6480" w:hanging="360"/>
+      </w:pPr>
+      <w:rPr>
+        <w:rFonts w:ascii="Symbol" w:hAnsi="Symbol" w:hint="default"/>
+        <w:sz w:val="20"/>
+      </w:rPr>
+    </w:lvl>
+  </w:abstractNum>
+  <w:abstractNum w:abstractNumId="12" w15:restartNumberingAfterBreak="0">
+    <w:nsid w:val="7EDA3DC9"/>
+    <w:multiLevelType w:val="multilevel"/>
+    <w:tmpl w:val="F81E5664"/>
+    <w:lvl w:ilvl="0">
+      <w:start w:val="1"/>
+      <w:numFmt w:val="bullet"/>
+      <w:lvlText w:val=""/>
+      <w:lvlJc w:val="left"/>
+      <w:pPr>
+        <w:tabs>
+          <w:tab w:val="num" w:pos="720"/>
+        </w:tabs>
+        <w:ind w:left="720" w:hanging="360"/>
+      </w:pPr>
+      <w:rPr>
+        <w:rFonts w:ascii="Symbol" w:hAnsi="Symbol" w:hint="default"/>
+        <w:sz w:val="20"/>
+      </w:rPr>
+    </w:lvl>
+    <w:lvl w:ilvl="1" w:tentative="1">
+      <w:start w:val="1"/>
+      <w:numFmt w:val="bullet"/>
+      <w:lvlText w:val=""/>
+      <w:lvlJc w:val="left"/>
+      <w:pPr>
+        <w:tabs>
+          <w:tab w:val="num" w:pos="1440"/>
+        </w:tabs>
+        <w:ind w:left="1440" w:hanging="360"/>
+      </w:pPr>
+      <w:rPr>
+        <w:rFonts w:ascii="Symbol" w:hAnsi="Symbol" w:hint="default"/>
+        <w:sz w:val="20"/>
+      </w:rPr>
+    </w:lvl>
+    <w:lvl w:ilvl="2" w:tentative="1">
+      <w:start w:val="1"/>
+      <w:numFmt w:val="bullet"/>
+      <w:lvlText w:val=""/>
+      <w:lvlJc w:val="left"/>
+      <w:pPr>
+        <w:tabs>
+          <w:tab w:val="num" w:pos="2160"/>
+        </w:tabs>
+        <w:ind w:left="2160" w:hanging="360"/>
+      </w:pPr>
+      <w:rPr>
+        <w:rFonts w:ascii="Symbol" w:hAnsi="Symbol" w:hint="default"/>
+        <w:sz w:val="20"/>
+      </w:rPr>
+    </w:lvl>
+    <w:lvl w:ilvl="3" w:tentative="1">
+      <w:start w:val="1"/>
+      <w:numFmt w:val="bullet"/>
+      <w:lvlText w:val=""/>
+      <w:lvlJc w:val="left"/>
+      <w:pPr>
+        <w:tabs>
+          <w:tab w:val="num" w:pos="2880"/>
+        </w:tabs>
+        <w:ind w:left="2880" w:hanging="360"/>
+      </w:pPr>
+      <w:rPr>
+        <w:rFonts w:ascii="Symbol" w:hAnsi="Symbol" w:hint="default"/>
+        <w:sz w:val="20"/>
+      </w:rPr>
+    </w:lvl>
+    <w:lvl w:ilvl="4" w:tentative="1">
+      <w:start w:val="1"/>
+      <w:numFmt w:val="bullet"/>
+      <w:lvlText w:val=""/>
+      <w:lvlJc w:val="left"/>
+      <w:pPr>
+        <w:tabs>
+          <w:tab w:val="num" w:pos="3600"/>
+        </w:tabs>
+        <w:ind w:left="3600" w:hanging="360"/>
+      </w:pPr>
+      <w:rPr>
+        <w:rFonts w:ascii="Symbol" w:hAnsi="Symbol" w:hint="default"/>
+        <w:sz w:val="20"/>
+      </w:rPr>
+    </w:lvl>
+    <w:lvl w:ilvl="5" w:tentative="1">
+      <w:start w:val="1"/>
+      <w:numFmt w:val="bullet"/>
+      <w:lvlText w:val=""/>
+      <w:lvlJc w:val="left"/>
+      <w:pPr>
+        <w:tabs>
+          <w:tab w:val="num" w:pos="4320"/>
+        </w:tabs>
+        <w:ind w:left="4320" w:hanging="360"/>
+      </w:pPr>
+      <w:rPr>
+        <w:rFonts w:ascii="Symbol" w:hAnsi="Symbol" w:hint="default"/>
+        <w:sz w:val="20"/>
+      </w:rPr>
+    </w:lvl>
+    <w:lvl w:ilvl="6" w:tentative="1">
+      <w:start w:val="1"/>
+      <w:numFmt w:val="bullet"/>
+      <w:lvlText w:val=""/>
+      <w:lvlJc w:val="left"/>
+      <w:pPr>
+        <w:tabs>
+          <w:tab w:val="num" w:pos="5040"/>
+        </w:tabs>
+        <w:ind w:left="5040" w:hanging="360"/>
+      </w:pPr>
+      <w:rPr>
+        <w:rFonts w:ascii="Symbol" w:hAnsi="Symbol" w:hint="default"/>
+        <w:sz w:val="20"/>
+      </w:rPr>
+    </w:lvl>
+    <w:lvl w:ilvl="7" w:tentative="1">
+      <w:start w:val="1"/>
+      <w:numFmt w:val="bullet"/>
+      <w:lvlText w:val=""/>
+      <w:lvlJc w:val="left"/>
+      <w:pPr>
+        <w:tabs>
+          <w:tab w:val="num" w:pos="5760"/>
+        </w:tabs>
+        <w:ind w:left="5760" w:hanging="360"/>
+      </w:pPr>
+      <w:rPr>
+        <w:rFonts w:ascii="Symbol" w:hAnsi="Symbol" w:hint="default"/>
+        <w:sz w:val="20"/>
+      </w:rPr>
+    </w:lvl>
+    <w:lvl w:ilvl="8" w:tentative="1">
+      <w:start w:val="1"/>
+      <w:numFmt w:val="bullet"/>
+      <w:lvlText w:val=""/>
+      <w:lvlJc w:val="left"/>
+      <w:pPr>
+        <w:tabs>
+          <w:tab w:val="num" w:pos="6480"/>
+        </w:tabs>
+        <w:ind w:left="6480" w:hanging="360"/>
+      </w:pPr>
+      <w:rPr>
+        <w:rFonts w:ascii="Symbol" w:hAnsi="Symbol" w:hint="default"/>
+        <w:sz w:val="20"/>
+      </w:rPr>
+    </w:lvl>
+  </w:abstractNum>
+  <w:num w:numId="1" w16cid:durableId="2053072522">
+    <w:abstractNumId w:val="2"/>
+  </w:num>
+  <w:num w:numId="2" w16cid:durableId="1477333156">
+    <w:abstractNumId w:val="12"/>
+  </w:num>
+  <w:num w:numId="3" w16cid:durableId="331681862">
+    <w:abstractNumId w:val="6"/>
+  </w:num>
+  <w:num w:numId="4" w16cid:durableId="1721661391">
+    <w:abstractNumId w:val="9"/>
+  </w:num>
+  <w:num w:numId="5" w16cid:durableId="689455393">
+    <w:abstractNumId w:val="4"/>
+  </w:num>
+  <w:num w:numId="6" w16cid:durableId="612902576">
+    <w:abstractNumId w:val="5"/>
+  </w:num>
+  <w:num w:numId="7" w16cid:durableId="1827475812">
+    <w:abstractNumId w:val="10"/>
+  </w:num>
+  <w:num w:numId="8" w16cid:durableId="1699699778">
+    <w:abstractNumId w:val="7"/>
+  </w:num>
+  <w:num w:numId="9" w16cid:durableId="752582173">
+    <w:abstractNumId w:val="3"/>
+  </w:num>
+  <w:num w:numId="10" w16cid:durableId="63187973">
+    <w:abstractNumId w:val="0"/>
+  </w:num>
+  <w:num w:numId="11" w16cid:durableId="778452639">
+    <w:abstractNumId w:val="8"/>
+  </w:num>
+  <w:num w:numId="12" w16cid:durableId="91897776">
+    <w:abstractNumId w:val="1"/>
+  </w:num>
+  <w:num w:numId="13" w16cid:durableId="2111730129">
+    <w:abstractNumId w:val="11"/>
+  </w:num>
+</w:numbering>
 </file>
 
 <file path=word/styles.xml><?xml version="1.0" encoding="utf-8"?>
@@ -1093,11 +4168,11 @@
     <w:qFormat/>
     <w:rsid w:val="00C74869"/>
   </w:style>
-  <w:style w:type="paragraph" w:styleId="Ttulo1">
+  <w:style w:type="paragraph" w:styleId="Heading1">
     <w:name w:val="heading 1"/>
     <w:basedOn w:val="Normal"/>
     <w:next w:val="Normal"/>
-    <w:link w:val="Ttulo1Car"/>
+    <w:link w:val="Heading1Char"/>
     <w:uiPriority w:val="9"/>
     <w:qFormat/>
     <w:rsid w:val="004A01A6"/>
@@ -1114,11 +4189,11 @@
       <w:szCs w:val="40"/>
     </w:rPr>
   </w:style>
-  <w:style w:type="paragraph" w:styleId="Ttulo2">
+  <w:style w:type="paragraph" w:styleId="Heading2">
     <w:name w:val="heading 2"/>
     <w:basedOn w:val="Normal"/>
     <w:next w:val="Normal"/>
-    <w:link w:val="Ttulo2Car"/>
+    <w:link w:val="Heading2Char"/>
     <w:uiPriority w:val="9"/>
     <w:semiHidden/>
     <w:unhideWhenUsed/>
@@ -1137,11 +4212,11 @@
       <w:szCs w:val="32"/>
     </w:rPr>
   </w:style>
-  <w:style w:type="paragraph" w:styleId="Ttulo3">
+  <w:style w:type="paragraph" w:styleId="Heading3">
     <w:name w:val="heading 3"/>
     <w:basedOn w:val="Normal"/>
     <w:next w:val="Normal"/>
-    <w:link w:val="Ttulo3Car"/>
+    <w:link w:val="Heading3Char"/>
     <w:uiPriority w:val="9"/>
     <w:semiHidden/>
     <w:unhideWhenUsed/>
@@ -1160,11 +4235,11 @@
       <w:szCs w:val="28"/>
     </w:rPr>
   </w:style>
-  <w:style w:type="paragraph" w:styleId="Ttulo4">
+  <w:style w:type="paragraph" w:styleId="Heading4">
     <w:name w:val="heading 4"/>
     <w:basedOn w:val="Normal"/>
     <w:next w:val="Normal"/>
-    <w:link w:val="Ttulo4Car"/>
+    <w:link w:val="Heading4Char"/>
     <w:uiPriority w:val="9"/>
     <w:semiHidden/>
     <w:unhideWhenUsed/>
@@ -1183,11 +4258,11 @@
       <w:color w:val="0F4761" w:themeColor="accent1" w:themeShade="BF"/>
     </w:rPr>
   </w:style>
-  <w:style w:type="paragraph" w:styleId="Ttulo5">
+  <w:style w:type="paragraph" w:styleId="Heading5">
     <w:name w:val="heading 5"/>
     <w:basedOn w:val="Normal"/>
     <w:next w:val="Normal"/>
-    <w:link w:val="Ttulo5Car"/>
+    <w:link w:val="Heading5Char"/>
     <w:uiPriority w:val="9"/>
     <w:semiHidden/>
     <w:unhideWhenUsed/>
@@ -1204,11 +4279,11 @@
       <w:color w:val="0F4761" w:themeColor="accent1" w:themeShade="BF"/>
     </w:rPr>
   </w:style>
-  <w:style w:type="paragraph" w:styleId="Ttulo6">
+  <w:style w:type="paragraph" w:styleId="Heading6">
     <w:name w:val="heading 6"/>
     <w:basedOn w:val="Normal"/>
     <w:next w:val="Normal"/>
-    <w:link w:val="Ttulo6Car"/>
+    <w:link w:val="Heading6Char"/>
     <w:uiPriority w:val="9"/>
     <w:semiHidden/>
     <w:unhideWhenUsed/>
@@ -1227,11 +4302,11 @@
       <w:color w:val="595959" w:themeColor="text1" w:themeTint="A6"/>
     </w:rPr>
   </w:style>
-  <w:style w:type="paragraph" w:styleId="Ttulo7">
+  <w:style w:type="paragraph" w:styleId="Heading7">
     <w:name w:val="heading 7"/>
     <w:basedOn w:val="Normal"/>
     <w:next w:val="Normal"/>
-    <w:link w:val="Ttulo7Car"/>
+    <w:link w:val="Heading7Char"/>
     <w:uiPriority w:val="9"/>
     <w:semiHidden/>
     <w:unhideWhenUsed/>
@@ -1248,11 +4323,11 @@
       <w:color w:val="595959" w:themeColor="text1" w:themeTint="A6"/>
     </w:rPr>
   </w:style>
-  <w:style w:type="paragraph" w:styleId="Ttulo8">
+  <w:style w:type="paragraph" w:styleId="Heading8">
     <w:name w:val="heading 8"/>
     <w:basedOn w:val="Normal"/>
     <w:next w:val="Normal"/>
-    <w:link w:val="Ttulo8Car"/>
+    <w:link w:val="Heading8Char"/>
     <w:uiPriority w:val="9"/>
     <w:semiHidden/>
     <w:unhideWhenUsed/>
@@ -1270,11 +4345,11 @@
       <w:color w:val="272727" w:themeColor="text1" w:themeTint="D8"/>
     </w:rPr>
   </w:style>
-  <w:style w:type="paragraph" w:styleId="Ttulo9">
+  <w:style w:type="paragraph" w:styleId="Heading9">
     <w:name w:val="heading 9"/>
     <w:basedOn w:val="Normal"/>
     <w:next w:val="Normal"/>
-    <w:link w:val="Ttulo9Car"/>
+    <w:link w:val="Heading9Char"/>
     <w:uiPriority w:val="9"/>
     <w:semiHidden/>
     <w:unhideWhenUsed/>
@@ -1290,13 +4365,13 @@
       <w:color w:val="272727" w:themeColor="text1" w:themeTint="D8"/>
     </w:rPr>
   </w:style>
-  <w:style w:type="character" w:default="1" w:styleId="Fuentedeprrafopredeter">
+  <w:style w:type="character" w:default="1" w:styleId="DefaultParagraphFont">
     <w:name w:val="Default Paragraph Font"/>
     <w:uiPriority w:val="1"/>
     <w:semiHidden/>
     <w:unhideWhenUsed/>
   </w:style>
-  <w:style w:type="table" w:default="1" w:styleId="Tablanormal">
+  <w:style w:type="table" w:default="1" w:styleId="TableNormal">
     <w:name w:val="Normal Table"/>
     <w:uiPriority w:val="99"/>
     <w:semiHidden/>
@@ -1311,16 +4386,16 @@
       </w:tblCellMar>
     </w:tblPr>
   </w:style>
-  <w:style w:type="numbering" w:default="1" w:styleId="Sinlista">
+  <w:style w:type="numbering" w:default="1" w:styleId="NoList">
     <w:name w:val="No List"/>
     <w:uiPriority w:val="99"/>
     <w:semiHidden/>
     <w:unhideWhenUsed/>
   </w:style>
-  <w:style w:type="character" w:customStyle="1" w:styleId="Ttulo1Car">
-    <w:name w:val="Título 1 Car"/>
-    <w:basedOn w:val="Fuentedeprrafopredeter"/>
-    <w:link w:val="Ttulo1"/>
+  <w:style w:type="character" w:customStyle="1" w:styleId="Heading1Char">
+    <w:name w:val="Heading 1 Char"/>
+    <w:basedOn w:val="DefaultParagraphFont"/>
+    <w:link w:val="Heading1"/>
     <w:uiPriority w:val="9"/>
     <w:rsid w:val="004A01A6"/>
     <w:rPr>
@@ -1330,10 +4405,10 @@
       <w:szCs w:val="40"/>
     </w:rPr>
   </w:style>
-  <w:style w:type="character" w:customStyle="1" w:styleId="Ttulo2Car">
-    <w:name w:val="Título 2 Car"/>
-    <w:basedOn w:val="Fuentedeprrafopredeter"/>
-    <w:link w:val="Ttulo2"/>
+  <w:style w:type="character" w:customStyle="1" w:styleId="Heading2Char">
+    <w:name w:val="Heading 2 Char"/>
+    <w:basedOn w:val="DefaultParagraphFont"/>
+    <w:link w:val="Heading2"/>
     <w:uiPriority w:val="9"/>
     <w:semiHidden/>
     <w:rsid w:val="004A01A6"/>
@@ -1344,10 +4419,10 @@
       <w:szCs w:val="32"/>
     </w:rPr>
   </w:style>
-  <w:style w:type="character" w:customStyle="1" w:styleId="Ttulo3Car">
-    <w:name w:val="Título 3 Car"/>
-    <w:basedOn w:val="Fuentedeprrafopredeter"/>
-    <w:link w:val="Ttulo3"/>
+  <w:style w:type="character" w:customStyle="1" w:styleId="Heading3Char">
+    <w:name w:val="Heading 3 Char"/>
+    <w:basedOn w:val="DefaultParagraphFont"/>
+    <w:link w:val="Heading3"/>
     <w:uiPriority w:val="9"/>
     <w:semiHidden/>
     <w:rsid w:val="004A01A6"/>
@@ -1358,10 +4433,10 @@
       <w:szCs w:val="28"/>
     </w:rPr>
   </w:style>
-  <w:style w:type="character" w:customStyle="1" w:styleId="Ttulo4Car">
-    <w:name w:val="Título 4 Car"/>
-    <w:basedOn w:val="Fuentedeprrafopredeter"/>
-    <w:link w:val="Ttulo4"/>
+  <w:style w:type="character" w:customStyle="1" w:styleId="Heading4Char">
+    <w:name w:val="Heading 4 Char"/>
+    <w:basedOn w:val="DefaultParagraphFont"/>
+    <w:link w:val="Heading4"/>
     <w:uiPriority w:val="9"/>
     <w:semiHidden/>
     <w:rsid w:val="004A01A6"/>
@@ -1372,10 +4447,10 @@
       <w:color w:val="0F4761" w:themeColor="accent1" w:themeShade="BF"/>
     </w:rPr>
   </w:style>
-  <w:style w:type="character" w:customStyle="1" w:styleId="Ttulo5Car">
-    <w:name w:val="Título 5 Car"/>
-    <w:basedOn w:val="Fuentedeprrafopredeter"/>
-    <w:link w:val="Ttulo5"/>
+  <w:style w:type="character" w:customStyle="1" w:styleId="Heading5Char">
+    <w:name w:val="Heading 5 Char"/>
+    <w:basedOn w:val="DefaultParagraphFont"/>
+    <w:link w:val="Heading5"/>
     <w:uiPriority w:val="9"/>
     <w:semiHidden/>
     <w:rsid w:val="004A01A6"/>
@@ -1384,10 +4459,10 @@
       <w:color w:val="0F4761" w:themeColor="accent1" w:themeShade="BF"/>
     </w:rPr>
   </w:style>
-  <w:style w:type="character" w:customStyle="1" w:styleId="Ttulo6Car">
-    <w:name w:val="Título 6 Car"/>
-    <w:basedOn w:val="Fuentedeprrafopredeter"/>
-    <w:link w:val="Ttulo6"/>
+  <w:style w:type="character" w:customStyle="1" w:styleId="Heading6Char">
+    <w:name w:val="Heading 6 Char"/>
+    <w:basedOn w:val="DefaultParagraphFont"/>
+    <w:link w:val="Heading6"/>
     <w:uiPriority w:val="9"/>
     <w:semiHidden/>
     <w:rsid w:val="004A01A6"/>
@@ -1398,10 +4473,10 @@
       <w:color w:val="595959" w:themeColor="text1" w:themeTint="A6"/>
     </w:rPr>
   </w:style>
-  <w:style w:type="character" w:customStyle="1" w:styleId="Ttulo7Car">
-    <w:name w:val="Título 7 Car"/>
-    <w:basedOn w:val="Fuentedeprrafopredeter"/>
-    <w:link w:val="Ttulo7"/>
+  <w:style w:type="character" w:customStyle="1" w:styleId="Heading7Char">
+    <w:name w:val="Heading 7 Char"/>
+    <w:basedOn w:val="DefaultParagraphFont"/>
+    <w:link w:val="Heading7"/>
     <w:uiPriority w:val="9"/>
     <w:semiHidden/>
     <w:rsid w:val="004A01A6"/>
@@ -1410,10 +4485,10 @@
       <w:color w:val="595959" w:themeColor="text1" w:themeTint="A6"/>
     </w:rPr>
   </w:style>
-  <w:style w:type="character" w:customStyle="1" w:styleId="Ttulo8Car">
-    <w:name w:val="Título 8 Car"/>
-    <w:basedOn w:val="Fuentedeprrafopredeter"/>
-    <w:link w:val="Ttulo8"/>
+  <w:style w:type="character" w:customStyle="1" w:styleId="Heading8Char">
+    <w:name w:val="Heading 8 Char"/>
+    <w:basedOn w:val="DefaultParagraphFont"/>
+    <w:link w:val="Heading8"/>
     <w:uiPriority w:val="9"/>
     <w:semiHidden/>
     <w:rsid w:val="004A01A6"/>
@@ -1424,10 +4499,10 @@
       <w:color w:val="272727" w:themeColor="text1" w:themeTint="D8"/>
     </w:rPr>
   </w:style>
-  <w:style w:type="character" w:customStyle="1" w:styleId="Ttulo9Car">
-    <w:name w:val="Título 9 Car"/>
-    <w:basedOn w:val="Fuentedeprrafopredeter"/>
-    <w:link w:val="Ttulo9"/>
+  <w:style w:type="character" w:customStyle="1" w:styleId="Heading9Char">
+    <w:name w:val="Heading 9 Char"/>
+    <w:basedOn w:val="DefaultParagraphFont"/>
+    <w:link w:val="Heading9"/>
     <w:uiPriority w:val="9"/>
     <w:semiHidden/>
     <w:rsid w:val="004A01A6"/>
@@ -1436,11 +4511,11 @@
       <w:color w:val="272727" w:themeColor="text1" w:themeTint="D8"/>
     </w:rPr>
   </w:style>
-  <w:style w:type="paragraph" w:styleId="Ttulo">
+  <w:style w:type="paragraph" w:styleId="Title">
     <w:name w:val="Title"/>
     <w:basedOn w:val="Normal"/>
     <w:next w:val="Normal"/>
-    <w:link w:val="TtuloCar"/>
+    <w:link w:val="TitleChar"/>
     <w:uiPriority w:val="10"/>
     <w:qFormat/>
     <w:rsid w:val="004A01A6"/>
@@ -1456,10 +4531,10 @@
       <w:szCs w:val="56"/>
     </w:rPr>
   </w:style>
-  <w:style w:type="character" w:customStyle="1" w:styleId="TtuloCar">
-    <w:name w:val="Título Car"/>
-    <w:basedOn w:val="Fuentedeprrafopredeter"/>
-    <w:link w:val="Ttulo"/>
+  <w:style w:type="character" w:customStyle="1" w:styleId="TitleChar">
+    <w:name w:val="Title Char"/>
+    <w:basedOn w:val="DefaultParagraphFont"/>
+    <w:link w:val="Title"/>
     <w:uiPriority w:val="10"/>
     <w:rsid w:val="004A01A6"/>
     <w:rPr>
@@ -1470,11 +4545,11 @@
       <w:szCs w:val="56"/>
     </w:rPr>
   </w:style>
-  <w:style w:type="paragraph" w:styleId="Subttulo">
+  <w:style w:type="paragraph" w:styleId="Subtitle">
     <w:name w:val="Subtitle"/>
     <w:basedOn w:val="Normal"/>
     <w:next w:val="Normal"/>
-    <w:link w:val="SubttuloCar"/>
+    <w:link w:val="SubtitleChar"/>
     <w:uiPriority w:val="11"/>
     <w:qFormat/>
     <w:rsid w:val="004A01A6"/>
@@ -1492,10 +4567,10 @@
       <w:szCs w:val="28"/>
     </w:rPr>
   </w:style>
-  <w:style w:type="character" w:customStyle="1" w:styleId="SubttuloCar">
-    <w:name w:val="Subtítulo Car"/>
-    <w:basedOn w:val="Fuentedeprrafopredeter"/>
-    <w:link w:val="Subttulo"/>
+  <w:style w:type="character" w:customStyle="1" w:styleId="SubtitleChar">
+    <w:name w:val="Subtitle Char"/>
+    <w:basedOn w:val="DefaultParagraphFont"/>
+    <w:link w:val="Subtitle"/>
     <w:uiPriority w:val="11"/>
     <w:rsid w:val="004A01A6"/>
     <w:rPr>
@@ -1506,11 +4581,11 @@
       <w:szCs w:val="28"/>
     </w:rPr>
   </w:style>
-  <w:style w:type="paragraph" w:styleId="Cita">
+  <w:style w:type="paragraph" w:styleId="Quote">
     <w:name w:val="Quote"/>
     <w:basedOn w:val="Normal"/>
     <w:next w:val="Normal"/>
-    <w:link w:val="CitaCar"/>
+    <w:link w:val="QuoteChar"/>
     <w:uiPriority w:val="29"/>
     <w:qFormat/>
     <w:rsid w:val="004A01A6"/>
@@ -1524,10 +4599,10 @@
       <w:color w:val="404040" w:themeColor="text1" w:themeTint="BF"/>
     </w:rPr>
   </w:style>
-  <w:style w:type="character" w:customStyle="1" w:styleId="CitaCar">
-    <w:name w:val="Cita Car"/>
-    <w:basedOn w:val="Fuentedeprrafopredeter"/>
-    <w:link w:val="Cita"/>
+  <w:style w:type="character" w:customStyle="1" w:styleId="QuoteChar">
+    <w:name w:val="Quote Char"/>
+    <w:basedOn w:val="DefaultParagraphFont"/>
+    <w:link w:val="Quote"/>
     <w:uiPriority w:val="29"/>
     <w:rsid w:val="004A01A6"/>
     <w:rPr>
@@ -1536,7 +4611,7 @@
       <w:color w:val="404040" w:themeColor="text1" w:themeTint="BF"/>
     </w:rPr>
   </w:style>
-  <w:style w:type="paragraph" w:styleId="Prrafodelista">
+  <w:style w:type="paragraph" w:styleId="ListParagraph">
     <w:name w:val="List Paragraph"/>
     <w:basedOn w:val="Normal"/>
     <w:uiPriority w:val="34"/>
@@ -1547,9 +4622,9 @@
       <w:contextualSpacing/>
     </w:pPr>
   </w:style>
-  <w:style w:type="character" w:styleId="nfasisintenso">
+  <w:style w:type="character" w:styleId="IntenseEmphasis">
     <w:name w:val="Intense Emphasis"/>
-    <w:basedOn w:val="Fuentedeprrafopredeter"/>
+    <w:basedOn w:val="DefaultParagraphFont"/>
     <w:uiPriority w:val="21"/>
     <w:qFormat/>
     <w:rsid w:val="004A01A6"/>
@@ -1559,11 +4634,11 @@
       <w:color w:val="0F4761" w:themeColor="accent1" w:themeShade="BF"/>
     </w:rPr>
   </w:style>
-  <w:style w:type="paragraph" w:styleId="Citadestacada">
+  <w:style w:type="paragraph" w:styleId="IntenseQuote">
     <w:name w:val="Intense Quote"/>
     <w:basedOn w:val="Normal"/>
     <w:next w:val="Normal"/>
-    <w:link w:val="CitadestacadaCar"/>
+    <w:link w:val="IntenseQuoteChar"/>
     <w:uiPriority w:val="30"/>
     <w:qFormat/>
     <w:rsid w:val="004A01A6"/>
@@ -1582,10 +4657,10 @@
       <w:color w:val="0F4761" w:themeColor="accent1" w:themeShade="BF"/>
     </w:rPr>
   </w:style>
-  <w:style w:type="character" w:customStyle="1" w:styleId="CitadestacadaCar">
-    <w:name w:val="Cita destacada Car"/>
-    <w:basedOn w:val="Fuentedeprrafopredeter"/>
-    <w:link w:val="Citadestacada"/>
+  <w:style w:type="character" w:customStyle="1" w:styleId="IntenseQuoteChar">
+    <w:name w:val="Intense Quote Char"/>
+    <w:basedOn w:val="DefaultParagraphFont"/>
+    <w:link w:val="IntenseQuote"/>
     <w:uiPriority w:val="30"/>
     <w:rsid w:val="004A01A6"/>
     <w:rPr>
@@ -1594,9 +4669,9 @@
       <w:color w:val="0F4761" w:themeColor="accent1" w:themeShade="BF"/>
     </w:rPr>
   </w:style>
-  <w:style w:type="character" w:styleId="Referenciaintensa">
+  <w:style w:type="character" w:styleId="IntenseReference">
     <w:name w:val="Intense Reference"/>
-    <w:basedOn w:val="Fuentedeprrafopredeter"/>
+    <w:basedOn w:val="DefaultParagraphFont"/>
     <w:uiPriority w:val="32"/>
     <w:qFormat/>
     <w:rsid w:val="004A01A6"/>
@@ -1622,18 +4697,70 @@
   </w:style>
   <w:style w:type="character" w:customStyle="1" w:styleId="normaltextrun">
     <w:name w:val="normaltextrun"/>
-    <w:basedOn w:val="Fuentedeprrafopredeter"/>
+    <w:basedOn w:val="DefaultParagraphFont"/>
     <w:rsid w:val="00C74869"/>
   </w:style>
   <w:style w:type="character" w:customStyle="1" w:styleId="eop">
     <w:name w:val="eop"/>
-    <w:basedOn w:val="Fuentedeprrafopredeter"/>
+    <w:basedOn w:val="DefaultParagraphFont"/>
     <w:rsid w:val="00C74869"/>
   </w:style>
   <w:style w:type="character" w:customStyle="1" w:styleId="wacimagecontainer">
     <w:name w:val="wacimagecontainer"/>
-    <w:basedOn w:val="Fuentedeprrafopredeter"/>
+    <w:basedOn w:val="DefaultParagraphFont"/>
     <w:rsid w:val="00C74869"/>
+  </w:style>
+  <w:style w:type="paragraph" w:styleId="Header">
+    <w:name w:val="header"/>
+    <w:basedOn w:val="Normal"/>
+    <w:link w:val="HeaderChar"/>
+    <w:uiPriority w:val="99"/>
+    <w:unhideWhenUsed/>
+    <w:rsid w:val="00986CEE"/>
+    <w:pPr>
+      <w:tabs>
+        <w:tab w:val="center" w:pos="4680"/>
+        <w:tab w:val="right" w:pos="9360"/>
+      </w:tabs>
+    </w:pPr>
+  </w:style>
+  <w:style w:type="character" w:customStyle="1" w:styleId="HeaderChar">
+    <w:name w:val="Header Char"/>
+    <w:basedOn w:val="DefaultParagraphFont"/>
+    <w:link w:val="Header"/>
+    <w:uiPriority w:val="99"/>
+    <w:rsid w:val="00986CEE"/>
+  </w:style>
+  <w:style w:type="paragraph" w:styleId="Footer">
+    <w:name w:val="footer"/>
+    <w:basedOn w:val="Normal"/>
+    <w:link w:val="FooterChar"/>
+    <w:uiPriority w:val="99"/>
+    <w:unhideWhenUsed/>
+    <w:rsid w:val="00986CEE"/>
+    <w:pPr>
+      <w:tabs>
+        <w:tab w:val="center" w:pos="4680"/>
+        <w:tab w:val="right" w:pos="9360"/>
+      </w:tabs>
+    </w:pPr>
+  </w:style>
+  <w:style w:type="character" w:customStyle="1" w:styleId="FooterChar">
+    <w:name w:val="Footer Char"/>
+    <w:basedOn w:val="DefaultParagraphFont"/>
+    <w:link w:val="Footer"/>
+    <w:uiPriority w:val="99"/>
+    <w:rsid w:val="00986CEE"/>
+  </w:style>
+  <w:style w:type="character" w:customStyle="1" w:styleId="apple-converted-space">
+    <w:name w:val="apple-converted-space"/>
+    <w:basedOn w:val="DefaultParagraphFont"/>
+    <w:rsid w:val="00986CEE"/>
+  </w:style>
+  <w:style w:type="character" w:customStyle="1" w:styleId="scxw224903033">
+    <w:name w:val="scxw224903033"/>
+    <w:basedOn w:val="DefaultParagraphFont"/>
+    <w:rsid w:val="00986CEE"/>
   </w:style>
 </w:styles>
 </file>

--- a/Proyecto final.docx
+++ b/Proyecto final.docx
@@ -781,14 +781,12 @@
         <w:jc w:val="both"/>
         <w:textAlignment w:val="baseline"/>
       </w:pPr>
-      <w:proofErr w:type="spellStart"/>
       <w:r>
         <w:rPr>
           <w:rStyle w:val="normaltextrun"/>
         </w:rPr>
         <w:t>diff_pressure</w:t>
       </w:r>
-      <w:proofErr w:type="spellEnd"/>
       <w:r>
         <w:rPr>
           <w:rStyle w:val="apple-converted-space"/>
@@ -820,14 +818,12 @@
         <w:jc w:val="both"/>
         <w:textAlignment w:val="baseline"/>
       </w:pPr>
-      <w:proofErr w:type="spellStart"/>
       <w:r>
         <w:rPr>
           <w:rStyle w:val="normaltextrun"/>
         </w:rPr>
         <w:t>rating_advantage</w:t>
       </w:r>
-      <w:proofErr w:type="spellEnd"/>
       <w:r>
         <w:rPr>
           <w:rStyle w:val="apple-converted-space"/>
@@ -1340,14 +1336,12 @@
         </w:rPr>
         <w:t> </w:t>
       </w:r>
-      <w:proofErr w:type="spellStart"/>
       <w:r>
         <w:rPr>
           <w:rStyle w:val="normaltextrun"/>
         </w:rPr>
         <w:t>home_win_binary</w:t>
       </w:r>
-      <w:proofErr w:type="spellEnd"/>
       <w:r>
         <w:rPr>
           <w:rStyle w:val="apple-converted-space"/>
@@ -1487,21 +1481,7 @@
         <w:rPr>
           <w:rStyle w:val="normaltextrun"/>
         </w:rPr>
-        <w:t>Velocidad de juego (</w:t>
-      </w:r>
-      <w:proofErr w:type="spellStart"/>
-      <w:r>
-        <w:rPr>
-          <w:rStyle w:val="normaltextrun"/>
-        </w:rPr>
-        <w:t>diff_speed</w:t>
-      </w:r>
-      <w:proofErr w:type="spellEnd"/>
-      <w:r>
-        <w:rPr>
-          <w:rStyle w:val="normaltextrun"/>
-        </w:rPr>
-        <w:t>)</w:t>
+        <w:t>Velocidad de juego (diff_speed)</w:t>
       </w:r>
       <w:r>
         <w:rPr>
@@ -1526,21 +1506,7 @@
         <w:rPr>
           <w:rStyle w:val="normaltextrun"/>
         </w:rPr>
-        <w:t>Presión defensiva (</w:t>
-      </w:r>
-      <w:proofErr w:type="spellStart"/>
-      <w:r>
-        <w:rPr>
-          <w:rStyle w:val="normaltextrun"/>
-        </w:rPr>
-        <w:t>diff_pressure</w:t>
-      </w:r>
-      <w:proofErr w:type="spellEnd"/>
-      <w:r>
-        <w:rPr>
-          <w:rStyle w:val="normaltextrun"/>
-        </w:rPr>
-        <w:t>)</w:t>
+        <w:t>Presión defensiva (diff_pressure)</w:t>
       </w:r>
       <w:r>
         <w:rPr>
@@ -1566,21 +1532,7 @@
           <w:rStyle w:val="normaltextrun"/>
         </w:rPr>
         <w:lastRenderedPageBreak/>
-        <w:t>Agresividad defensiva (</w:t>
-      </w:r>
-      <w:proofErr w:type="spellStart"/>
-      <w:r>
-        <w:rPr>
-          <w:rStyle w:val="normaltextrun"/>
-        </w:rPr>
-        <w:t>diff_agression</w:t>
-      </w:r>
-      <w:proofErr w:type="spellEnd"/>
-      <w:r>
-        <w:rPr>
-          <w:rStyle w:val="normaltextrun"/>
-        </w:rPr>
-        <w:t>)</w:t>
+        <w:t>Agresividad defensiva (diff_agression)</w:t>
       </w:r>
       <w:r>
         <w:rPr>
@@ -1644,21 +1596,7 @@
         <w:rPr>
           <w:rStyle w:val="normaltextrun"/>
         </w:rPr>
-        <w:t>Amplitud defensiva (</w:t>
-      </w:r>
-      <w:proofErr w:type="spellStart"/>
-      <w:r>
-        <w:rPr>
-          <w:rStyle w:val="normaltextrun"/>
-        </w:rPr>
-        <w:t>diff_width</w:t>
-      </w:r>
-      <w:proofErr w:type="spellEnd"/>
-      <w:r>
-        <w:rPr>
-          <w:rStyle w:val="normaltextrun"/>
-        </w:rPr>
-        <w:t>)</w:t>
+        <w:t>Amplitud defensiva (diff_width)</w:t>
       </w:r>
       <w:r>
         <w:rPr>
@@ -1692,14 +1630,13 @@
         <w:jc w:val="both"/>
         <w:textAlignment w:val="baseline"/>
         <w:rPr>
-          <w:sz w:val="18"/>
-          <w:szCs w:val="18"/>
-        </w:rPr>
-      </w:pPr>
-      <w:r>
-        <w:rPr>
           <w:rStyle w:val="normaltextrun"/>
         </w:rPr>
+      </w:pPr>
+      <w:r>
+        <w:rPr>
+          <w:rStyle w:val="normaltextrun"/>
+        </w:rPr>
         <w:t>Estas medidas son cercanas a cero porque</w:t>
       </w:r>
       <w:r>
@@ -1712,14 +1649,1138 @@
         <w:rPr>
           <w:rStyle w:val="normaltextrun"/>
         </w:rPr>
-        <w:t>en el conjunto de datos total no hay un sesgo estructural hacia el local o el visitante; sin embargo, lo que resulta muy importante no es la medida global de los datos sino cómo cambian estas diferencias dependiendo el resultado del partido. </w:t>
-      </w:r>
-      <w:r>
-        <w:rPr>
-          <w:rStyle w:val="eop"/>
-        </w:rPr>
-        <w:t> </w:t>
-      </w:r>
+        <w:t>en el conjunto de datos total no hay un sesgo estructural hacia el local o el visitante; sin embargo, lo que resulta muy importante no es la medida global de los datos sino cómo cambian estas diferencias dependiendo el resultado del partido.</w:t>
+      </w:r>
+    </w:p>
+    <w:p>
+      <w:pPr>
+        <w:pStyle w:val="paragraph"/>
+        <w:spacing w:before="0" w:beforeAutospacing="0" w:after="0" w:afterAutospacing="0"/>
+        <w:jc w:val="both"/>
+        <w:textAlignment w:val="baseline"/>
+        <w:rPr>
+          <w:rStyle w:val="normaltextrun"/>
+        </w:rPr>
+      </w:pPr>
+    </w:p>
+    <w:p>
+      <w:pPr>
+        <w:rPr>
+          <w:rFonts w:ascii="Times New Roman" w:hAnsi="Times New Roman" w:cs="Times New Roman"/>
+          <w:b/>
+          <w:bCs/>
+        </w:rPr>
+      </w:pPr>
+      <w:r>
+        <w:rPr>
+          <w:rFonts w:ascii="Times New Roman" w:hAnsi="Times New Roman" w:cs="Times New Roman"/>
+          <w:b/>
+          <w:bCs/>
+        </w:rPr>
+        <w:t>ANOVA de variables tácticas</w:t>
+      </w:r>
+    </w:p>
+    <w:p>
+      <w:pPr>
+        <w:rPr>
+          <w:rFonts w:ascii="Times New Roman" w:hAnsi="Times New Roman" w:cs="Times New Roman"/>
+        </w:rPr>
+      </w:pPr>
+    </w:p>
+    <w:p>
+      <w:pPr>
+        <w:rPr>
+          <w:rFonts w:ascii="Times New Roman" w:hAnsi="Times New Roman" w:cs="Times New Roman"/>
+        </w:rPr>
+      </w:pPr>
+      <w:r>
+        <w:rPr>
+          <w:rFonts w:ascii="Times New Roman" w:hAnsi="Times New Roman" w:cs="Times New Roman"/>
+        </w:rPr>
+        <w:t>Presión defensiva</w:t>
+      </w:r>
+    </w:p>
+    <w:p>
+      <w:pPr>
+        <w:rPr>
+          <w:rFonts w:ascii="Times New Roman" w:hAnsi="Times New Roman" w:cs="Times New Roman"/>
+        </w:rPr>
+      </w:pPr>
+    </w:p>
+    <w:p>
+      <w:pPr>
+        <w:rPr>
+          <w:rFonts w:ascii="Times New Roman" w:hAnsi="Times New Roman" w:cs="Times New Roman"/>
+        </w:rPr>
+      </w:pPr>
+      <w:r>
+        <w:rPr>
+          <w:rFonts w:ascii="Times New Roman" w:hAnsi="Times New Roman" w:cs="Times New Roman"/>
+        </w:rPr>
+        <w:t>El ANOVA que realizamos para la variable “diff_pressure” fue altamente significativo:</w:t>
+      </w:r>
+    </w:p>
+    <w:p>
+      <w:pPr>
+        <w:jc w:val="center"/>
+        <w:rPr>
+          <w:rFonts w:ascii="Times New Roman" w:eastAsiaTheme="minorEastAsia" w:hAnsi="Times New Roman" w:cs="Times New Roman"/>
+        </w:rPr>
+      </w:pPr>
+      <m:oMathPara>
+        <m:oMath>
+          <m:r>
+            <w:rPr>
+              <w:rFonts w:ascii="Cambria Math" w:hAnsi="Cambria Math" w:cs="Times New Roman"/>
+            </w:rPr>
+            <m:t>p&lt;</m:t>
+          </m:r>
+          <m:sSup>
+            <m:sSupPr>
+              <m:ctrlPr>
+                <w:rPr>
+                  <w:rFonts w:ascii="Cambria Math" w:hAnsi="Cambria Math" w:cs="Times New Roman"/>
+                  <w:i/>
+                </w:rPr>
+              </m:ctrlPr>
+            </m:sSupPr>
+            <m:e>
+              <m:r>
+                <w:rPr>
+                  <w:rFonts w:ascii="Cambria Math" w:hAnsi="Cambria Math" w:cs="Times New Roman"/>
+                </w:rPr>
+                <m:t>2e</m:t>
+              </m:r>
+            </m:e>
+            <m:sup>
+              <m:r>
+                <w:rPr>
+                  <w:rFonts w:ascii="Cambria Math" w:hAnsi="Cambria Math" w:cs="Times New Roman"/>
+                </w:rPr>
+                <m:t>-16</m:t>
+              </m:r>
+            </m:sup>
+          </m:sSup>
+        </m:oMath>
+      </m:oMathPara>
+    </w:p>
+    <w:p>
+      <w:pPr>
+        <w:jc w:val="center"/>
+        <w:rPr>
+          <w:rFonts w:ascii="Times New Roman" w:eastAsiaTheme="minorEastAsia" w:hAnsi="Times New Roman" w:cs="Times New Roman"/>
+        </w:rPr>
+      </w:pPr>
+    </w:p>
+    <w:p>
+      <w:pPr>
+        <w:rPr>
+          <w:rFonts w:ascii="Times New Roman" w:eastAsiaTheme="minorEastAsia" w:hAnsi="Times New Roman" w:cs="Times New Roman"/>
+        </w:rPr>
+      </w:pPr>
+      <w:r>
+        <w:rPr>
+          <w:rFonts w:ascii="Times New Roman" w:eastAsiaTheme="minorEastAsia" w:hAnsi="Times New Roman" w:cs="Times New Roman"/>
+        </w:rPr>
+        <w:t>Lo que indica que las medidas de presión defensiva son distintas entre las victorias locales, empates y victorias visitantes. El valor F fue muy alto (299.9), lo que muestra alta evidencia estadística.</w:t>
+      </w:r>
+    </w:p>
+    <w:p>
+      <w:pPr>
+        <w:rPr>
+          <w:rFonts w:ascii="Times New Roman" w:eastAsiaTheme="minorEastAsia" w:hAnsi="Times New Roman" w:cs="Times New Roman"/>
+        </w:rPr>
+      </w:pPr>
+      <w:r>
+        <w:rPr>
+          <w:rFonts w:ascii="Times New Roman" w:eastAsiaTheme="minorEastAsia" w:hAnsi="Times New Roman" w:cs="Times New Roman"/>
+        </w:rPr>
+        <w:t>Es decir cuando el equipo local tiene mayor presión defensiva que el visitante, aumenta la probabilidad de ganar el partido. Ya que es más probable que el quipo recupere el balón más rápido, limita espacios al rival y genera ataques de forma más frecuente durante el tiempo de juego.</w:t>
+      </w:r>
+    </w:p>
+    <w:p>
+      <w:pPr>
+        <w:rPr>
+          <w:rFonts w:ascii="Times New Roman" w:hAnsi="Times New Roman" w:cs="Times New Roman"/>
+        </w:rPr>
+      </w:pPr>
+    </w:p>
+    <w:p>
+      <w:pPr>
+        <w:rPr>
+          <w:rFonts w:ascii="Times New Roman" w:hAnsi="Times New Roman" w:cs="Times New Roman"/>
+        </w:rPr>
+      </w:pPr>
+      <w:r>
+        <w:rPr>
+          <w:rFonts w:ascii="Times New Roman" w:hAnsi="Times New Roman" w:cs="Times New Roman"/>
+        </w:rPr>
+        <w:t xml:space="preserve">Velocidad de juego </w:t>
+      </w:r>
+    </w:p>
+    <w:p>
+      <w:pPr>
+        <w:rPr>
+          <w:rFonts w:ascii="Times New Roman" w:hAnsi="Times New Roman" w:cs="Times New Roman"/>
+        </w:rPr>
+      </w:pPr>
+    </w:p>
+    <w:p>
+      <w:pPr>
+        <w:rPr>
+          <w:rFonts w:ascii="Times New Roman" w:hAnsi="Times New Roman" w:cs="Times New Roman"/>
+        </w:rPr>
+      </w:pPr>
+      <w:r>
+        <w:rPr>
+          <w:rFonts w:ascii="Times New Roman" w:hAnsi="Times New Roman" w:cs="Times New Roman"/>
+        </w:rPr>
+        <w:t xml:space="preserve">En contraste, diff_speed no fue significativo: </w:t>
+      </w:r>
+    </w:p>
+    <w:p>
+      <w:pPr>
+        <w:rPr>
+          <w:rFonts w:ascii="Times New Roman" w:eastAsiaTheme="minorEastAsia" w:hAnsi="Times New Roman" w:cs="Times New Roman"/>
+        </w:rPr>
+      </w:pPr>
+      <m:oMathPara>
+        <m:oMath>
+          <m:r>
+            <w:rPr>
+              <w:rFonts w:ascii="Cambria Math" w:hAnsi="Cambria Math" w:cs="Times New Roman"/>
+            </w:rPr>
+            <m:t>p=0.136</m:t>
+          </m:r>
+        </m:oMath>
+      </m:oMathPara>
+    </w:p>
+    <w:p>
+      <w:pPr>
+        <w:rPr>
+          <w:rFonts w:ascii="Times New Roman" w:eastAsiaTheme="minorEastAsia" w:hAnsi="Times New Roman" w:cs="Times New Roman"/>
+        </w:rPr>
+      </w:pPr>
+    </w:p>
+    <w:p>
+      <w:pPr>
+        <w:rPr>
+          <w:rFonts w:ascii="Times New Roman" w:eastAsiaTheme="minorEastAsia" w:hAnsi="Times New Roman" w:cs="Times New Roman"/>
+        </w:rPr>
+      </w:pPr>
+      <w:r>
+        <w:rPr>
+          <w:rFonts w:ascii="Times New Roman" w:eastAsiaTheme="minorEastAsia" w:hAnsi="Times New Roman" w:cs="Times New Roman"/>
+        </w:rPr>
+        <w:t>Lo que indica que la diferencia de velocidad de juego no cambia de forma clara entre ganar, empatar o perder. Esta variable por sí solo no parece ser determinante ya que un equipo puede que juegue rápido pero de forma desordenada o ineficiente por lo que esto no implica un resultado favorable o desfavorable.</w:t>
+      </w:r>
+    </w:p>
+    <w:p>
+      <w:pPr>
+        <w:rPr>
+          <w:rFonts w:ascii="Times New Roman" w:eastAsiaTheme="minorEastAsia" w:hAnsi="Times New Roman" w:cs="Times New Roman"/>
+        </w:rPr>
+      </w:pPr>
+    </w:p>
+    <w:p>
+      <w:pPr>
+        <w:rPr>
+          <w:rFonts w:ascii="Times New Roman" w:eastAsiaTheme="minorEastAsia" w:hAnsi="Times New Roman" w:cs="Times New Roman"/>
+          <w:b/>
+          <w:bCs/>
+        </w:rPr>
+      </w:pPr>
+      <w:r>
+        <w:rPr>
+          <w:rFonts w:ascii="Times New Roman" w:eastAsiaTheme="minorEastAsia" w:hAnsi="Times New Roman" w:cs="Times New Roman"/>
+          <w:b/>
+          <w:bCs/>
+        </w:rPr>
+        <w:t>Correlaciones</w:t>
+      </w:r>
+    </w:p>
+    <w:p>
+      <w:pPr>
+        <w:rPr>
+          <w:rFonts w:ascii="Times New Roman" w:eastAsiaTheme="minorEastAsia" w:hAnsi="Times New Roman" w:cs="Times New Roman"/>
+          <w:b/>
+          <w:bCs/>
+        </w:rPr>
+      </w:pPr>
+    </w:p>
+    <w:p>
+      <w:pPr>
+        <w:rPr>
+          <w:rFonts w:ascii="Times New Roman" w:eastAsiaTheme="minorEastAsia" w:hAnsi="Times New Roman" w:cs="Times New Roman"/>
+          <w:b/>
+          <w:bCs/>
+        </w:rPr>
+      </w:pPr>
+      <w:r>
+        <w:rPr>
+          <w:rFonts w:ascii="Times New Roman" w:eastAsiaTheme="minorEastAsia" w:hAnsi="Times New Roman" w:cs="Times New Roman"/>
+          <w:b/>
+          <w:bCs/>
+        </w:rPr>
+        <w:t xml:space="preserve">Variables más relacionadas con la victoria </w:t>
+      </w:r>
+    </w:p>
+    <w:p>
+      <w:pPr>
+        <w:rPr>
+          <w:rFonts w:ascii="Times New Roman" w:eastAsiaTheme="minorEastAsia" w:hAnsi="Times New Roman" w:cs="Times New Roman"/>
+          <w:b/>
+          <w:bCs/>
+        </w:rPr>
+      </w:pPr>
+    </w:p>
+    <w:p>
+      <w:pPr>
+        <w:rPr>
+          <w:rFonts w:ascii="Times New Roman" w:eastAsiaTheme="minorEastAsia" w:hAnsi="Times New Roman" w:cs="Times New Roman"/>
+        </w:rPr>
+      </w:pPr>
+      <w:r>
+        <w:rPr>
+          <w:rFonts w:ascii="Times New Roman" w:eastAsiaTheme="minorEastAsia" w:hAnsi="Times New Roman" w:cs="Times New Roman"/>
+        </w:rPr>
+        <w:t>Las variables con mayor correlación con home_win_binary fueron:</w:t>
+      </w:r>
+    </w:p>
+    <w:p>
+      <w:pPr>
+        <w:rPr>
+          <w:rFonts w:ascii="Times New Roman" w:eastAsiaTheme="minorEastAsia" w:hAnsi="Times New Roman" w:cs="Times New Roman"/>
+        </w:rPr>
+      </w:pPr>
+    </w:p>
+    <w:p>
+      <w:pPr>
+        <w:pStyle w:val="Prrafodelista"/>
+        <w:numPr>
+          <w:ilvl w:val="0"/>
+          <w:numId w:val="14"/>
+        </w:numPr>
+        <w:rPr>
+          <w:rFonts w:ascii="Times New Roman" w:eastAsiaTheme="minorEastAsia" w:hAnsi="Times New Roman" w:cs="Times New Roman"/>
+        </w:rPr>
+      </w:pPr>
+      <w:r>
+        <w:rPr>
+          <w:rFonts w:ascii="Times New Roman" w:eastAsiaTheme="minorEastAsia" w:hAnsi="Times New Roman" w:cs="Times New Roman"/>
+        </w:rPr>
+        <w:t>goal_differnce = 0.79</w:t>
+      </w:r>
+    </w:p>
+    <w:p>
+      <w:pPr>
+        <w:pStyle w:val="Prrafodelista"/>
+        <w:numPr>
+          <w:ilvl w:val="0"/>
+          <w:numId w:val="14"/>
+        </w:numPr>
+        <w:rPr>
+          <w:rFonts w:ascii="Times New Roman" w:eastAsiaTheme="minorEastAsia" w:hAnsi="Times New Roman" w:cs="Times New Roman"/>
+        </w:rPr>
+      </w:pPr>
+      <w:r>
+        <w:rPr>
+          <w:rFonts w:ascii="Times New Roman" w:eastAsiaTheme="minorEastAsia" w:hAnsi="Times New Roman" w:cs="Times New Roman"/>
+        </w:rPr>
+        <w:t>diff_pressure = 0.14</w:t>
+      </w:r>
+    </w:p>
+    <w:p>
+      <w:pPr>
+        <w:pStyle w:val="Prrafodelista"/>
+        <w:numPr>
+          <w:ilvl w:val="0"/>
+          <w:numId w:val="14"/>
+        </w:numPr>
+        <w:rPr>
+          <w:rFonts w:ascii="Times New Roman" w:eastAsiaTheme="minorEastAsia" w:hAnsi="Times New Roman" w:cs="Times New Roman"/>
+        </w:rPr>
+      </w:pPr>
+      <w:r>
+        <w:rPr>
+          <w:rFonts w:ascii="Times New Roman" w:eastAsiaTheme="minorEastAsia" w:hAnsi="Times New Roman" w:cs="Times New Roman"/>
+        </w:rPr>
+        <w:t>diff_aggression = 0.14</w:t>
+      </w:r>
+    </w:p>
+    <w:p>
+      <w:pPr>
+        <w:rPr>
+          <w:rFonts w:ascii="Times New Roman" w:eastAsiaTheme="minorEastAsia" w:hAnsi="Times New Roman" w:cs="Times New Roman"/>
+        </w:rPr>
+      </w:pPr>
+    </w:p>
+    <w:p>
+      <w:pPr>
+        <w:rPr>
+          <w:rFonts w:ascii="Times New Roman" w:eastAsiaTheme="minorEastAsia" w:hAnsi="Times New Roman" w:cs="Times New Roman"/>
+        </w:rPr>
+      </w:pPr>
+      <w:r>
+        <w:rPr>
+          <w:rFonts w:ascii="Times New Roman" w:eastAsiaTheme="minorEastAsia" w:hAnsi="Times New Roman" w:cs="Times New Roman"/>
+        </w:rPr>
+        <w:t>La correlación entre goles y victoria es muy alta ya que la victoria depende directamente de los goles. Sin embargo, entre las variables tácticas, presión y agresividad si muestran relación positiva.</w:t>
+      </w:r>
+    </w:p>
+    <w:p>
+      <w:pPr>
+        <w:rPr>
+          <w:rFonts w:ascii="Times New Roman" w:eastAsiaTheme="minorEastAsia" w:hAnsi="Times New Roman" w:cs="Times New Roman"/>
+        </w:rPr>
+      </w:pPr>
+      <w:r>
+        <w:rPr>
+          <w:rFonts w:ascii="Times New Roman" w:eastAsiaTheme="minorEastAsia" w:hAnsi="Times New Roman" w:cs="Times New Roman"/>
+        </w:rPr>
+        <w:t>Variables con poca correlación</w:t>
+      </w:r>
+    </w:p>
+    <w:p>
+      <w:pPr>
+        <w:rPr>
+          <w:rFonts w:ascii="Times New Roman" w:eastAsiaTheme="minorEastAsia" w:hAnsi="Times New Roman" w:cs="Times New Roman"/>
+        </w:rPr>
+      </w:pPr>
+      <w:r>
+        <w:rPr>
+          <w:rFonts w:ascii="Times New Roman" w:eastAsiaTheme="minorEastAsia" w:hAnsi="Times New Roman" w:cs="Times New Roman"/>
+        </w:rPr>
+        <w:t xml:space="preserve">Las variables diff_speed y </w:t>
+      </w:r>
+      <w:proofErr w:type="spellStart"/>
+      <w:r>
+        <w:rPr>
+          <w:rFonts w:ascii="Times New Roman" w:eastAsiaTheme="minorEastAsia" w:hAnsi="Times New Roman" w:cs="Times New Roman"/>
+        </w:rPr>
+        <w:t>diff_chance_passing</w:t>
+      </w:r>
+      <w:proofErr w:type="spellEnd"/>
+      <w:r>
+        <w:rPr>
+          <w:rFonts w:ascii="Times New Roman" w:eastAsiaTheme="minorEastAsia" w:hAnsi="Times New Roman" w:cs="Times New Roman"/>
+        </w:rPr>
+        <w:t xml:space="preserve"> no tienen correlación ya que son prácticamente cero. </w:t>
+      </w:r>
+    </w:p>
+    <w:p>
+      <w:pPr>
+        <w:rPr>
+          <w:rFonts w:ascii="Times New Roman" w:eastAsiaTheme="minorEastAsia" w:hAnsi="Times New Roman" w:cs="Times New Roman"/>
+        </w:rPr>
+      </w:pPr>
+      <w:r>
+        <w:rPr>
+          <w:rFonts w:ascii="Times New Roman" w:eastAsiaTheme="minorEastAsia" w:hAnsi="Times New Roman" w:cs="Times New Roman"/>
+        </w:rPr>
+        <w:lastRenderedPageBreak/>
+        <w:t>Lo que significa que estas no tiene relación lineal con la victoria, lo que explica porque en los modelos a continuación resultan no significativas.</w:t>
+      </w:r>
+    </w:p>
+    <w:p>
+      <w:pPr>
+        <w:rPr>
+          <w:rFonts w:ascii="Times New Roman" w:eastAsiaTheme="minorEastAsia" w:hAnsi="Times New Roman" w:cs="Times New Roman"/>
+        </w:rPr>
+      </w:pPr>
+    </w:p>
+    <w:p>
+      <w:pPr>
+        <w:rPr>
+          <w:rFonts w:ascii="Times New Roman" w:eastAsiaTheme="minorEastAsia" w:hAnsi="Times New Roman" w:cs="Times New Roman"/>
+          <w:lang w:val="en-US"/>
+        </w:rPr>
+      </w:pPr>
+      <w:r>
+        <w:rPr>
+          <w:rFonts w:ascii="Times New Roman" w:eastAsiaTheme="minorEastAsia" w:hAnsi="Times New Roman" w:cs="Times New Roman"/>
+          <w:lang w:val="en-US"/>
+        </w:rPr>
+        <w:t>Modelo 1</w:t>
+      </w:r>
+    </w:p>
+    <w:p>
+      <w:pPr>
+        <w:rPr>
+          <w:rFonts w:ascii="Times New Roman" w:eastAsiaTheme="minorEastAsia" w:hAnsi="Times New Roman" w:cs="Times New Roman"/>
+          <w:lang w:val="en-US"/>
+        </w:rPr>
+      </w:pPr>
+    </w:p>
+    <w:p>
+      <w:pPr>
+        <w:rPr>
+          <w:rFonts w:ascii="Times New Roman" w:eastAsiaTheme="minorEastAsia" w:hAnsi="Times New Roman" w:cs="Times New Roman"/>
+          <w:lang w:val="en-US"/>
+        </w:rPr>
+      </w:pPr>
+      <w:r>
+        <w:rPr>
+          <w:rFonts w:ascii="Times New Roman" w:eastAsiaTheme="minorEastAsia" w:hAnsi="Times New Roman" w:cs="Times New Roman"/>
+          <w:lang w:val="en-US"/>
+        </w:rPr>
+        <w:t xml:space="preserve">Home_win_binary ~ </w:t>
+      </w:r>
+      <w:proofErr w:type="spellStart"/>
+      <w:r>
+        <w:rPr>
+          <w:rFonts w:ascii="Times New Roman" w:eastAsiaTheme="minorEastAsia" w:hAnsi="Times New Roman" w:cs="Times New Roman"/>
+          <w:lang w:val="en-US"/>
+        </w:rPr>
+        <w:t>diff_prressure</w:t>
+      </w:r>
+      <w:proofErr w:type="spellEnd"/>
+      <w:r>
+        <w:rPr>
+          <w:rFonts w:ascii="Times New Roman" w:eastAsiaTheme="minorEastAsia" w:hAnsi="Times New Roman" w:cs="Times New Roman"/>
+          <w:lang w:val="en-US"/>
+        </w:rPr>
+        <w:t xml:space="preserve"> + diff_aggression + diff_speed</w:t>
+      </w:r>
+    </w:p>
+    <w:p>
+      <w:pPr>
+        <w:rPr>
+          <w:rFonts w:ascii="Times New Roman" w:eastAsiaTheme="minorEastAsia" w:hAnsi="Times New Roman" w:cs="Times New Roman"/>
+          <w:lang w:val="en-US"/>
+        </w:rPr>
+      </w:pPr>
+    </w:p>
+    <w:p>
+      <w:pPr>
+        <w:rPr>
+          <w:rFonts w:ascii="Times New Roman" w:eastAsiaTheme="minorEastAsia" w:hAnsi="Times New Roman" w:cs="Times New Roman"/>
+          <w:lang w:val="es-ES_tradnl"/>
+        </w:rPr>
+      </w:pPr>
+      <w:r>
+        <w:rPr>
+          <w:rFonts w:ascii="Times New Roman" w:eastAsiaTheme="minorEastAsia" w:hAnsi="Times New Roman" w:cs="Times New Roman"/>
+          <w:lang w:val="es-ES_tradnl"/>
+        </w:rPr>
+        <w:t xml:space="preserve">Interpretación de coeficientes </w:t>
+      </w:r>
+    </w:p>
+    <w:p>
+      <w:pPr>
+        <w:rPr>
+          <w:rFonts w:ascii="Times New Roman" w:eastAsiaTheme="minorEastAsia" w:hAnsi="Times New Roman" w:cs="Times New Roman"/>
+          <w:lang w:val="es-ES_tradnl"/>
+        </w:rPr>
+      </w:pPr>
+    </w:p>
+    <w:p>
+      <w:pPr>
+        <w:rPr>
+          <w:rFonts w:ascii="Times New Roman" w:eastAsiaTheme="minorEastAsia" w:hAnsi="Times New Roman" w:cs="Times New Roman"/>
+          <w:lang w:val="es-ES_tradnl"/>
+        </w:rPr>
+      </w:pPr>
+      <w:r>
+        <w:rPr>
+          <w:rFonts w:ascii="Times New Roman" w:eastAsiaTheme="minorEastAsia" w:hAnsi="Times New Roman" w:cs="Times New Roman"/>
+        </w:rPr>
+        <w:t xml:space="preserve">diff_pressure </w:t>
+      </w:r>
+      <m:oMath>
+        <m:r>
+          <w:rPr>
+            <w:rFonts w:ascii="Cambria Math" w:eastAsiaTheme="minorEastAsia" w:hAnsi="Cambria Math" w:cs="Times New Roman"/>
+            <w:lang w:val="es-ES_tradnl"/>
+          </w:rPr>
+          <m:t>β=0.0037</m:t>
+        </m:r>
+      </m:oMath>
+    </w:p>
+    <w:p>
+      <w:pPr>
+        <w:rPr>
+          <w:rFonts w:ascii="Times New Roman" w:eastAsiaTheme="minorEastAsia" w:hAnsi="Times New Roman" w:cs="Times New Roman"/>
+        </w:rPr>
+      </w:pPr>
+    </w:p>
+    <w:p>
+      <w:pPr>
+        <w:rPr>
+          <w:rFonts w:ascii="Times New Roman" w:eastAsiaTheme="minorEastAsia" w:hAnsi="Times New Roman" w:cs="Times New Roman"/>
+        </w:rPr>
+      </w:pPr>
+      <w:r>
+        <w:rPr>
+          <w:rFonts w:ascii="Times New Roman" w:eastAsiaTheme="minorEastAsia" w:hAnsi="Times New Roman" w:cs="Times New Roman"/>
+        </w:rPr>
+        <w:t>Este beta indica que por cada aumento de una unidad en presión defensiva relativa, aumenta ligeramente la probabilidad de victoria local.</w:t>
+      </w:r>
+    </w:p>
+    <w:p>
+      <w:pPr>
+        <w:rPr>
+          <w:rFonts w:ascii="Times New Roman" w:eastAsiaTheme="minorEastAsia" w:hAnsi="Times New Roman" w:cs="Times New Roman"/>
+        </w:rPr>
+      </w:pPr>
+    </w:p>
+    <w:p>
+      <w:pPr>
+        <w:rPr>
+          <w:rFonts w:ascii="Times New Roman" w:eastAsiaTheme="minorEastAsia" w:hAnsi="Times New Roman" w:cs="Times New Roman"/>
+          <w:lang w:val="es-ES_tradnl"/>
+        </w:rPr>
+      </w:pPr>
+      <w:r>
+        <w:rPr>
+          <w:rFonts w:ascii="Times New Roman" w:eastAsiaTheme="minorEastAsia" w:hAnsi="Times New Roman" w:cs="Times New Roman"/>
+        </w:rPr>
+        <w:t xml:space="preserve">diff_aggression </w:t>
+      </w:r>
+      <m:oMath>
+        <m:r>
+          <w:rPr>
+            <w:rFonts w:ascii="Cambria Math" w:eastAsiaTheme="minorEastAsia" w:hAnsi="Cambria Math" w:cs="Times New Roman"/>
+            <w:lang w:val="es-ES_tradnl"/>
+          </w:rPr>
+          <m:t>β=0.0039</m:t>
+        </m:r>
+      </m:oMath>
+    </w:p>
+    <w:p>
+      <w:pPr>
+        <w:rPr>
+          <w:rFonts w:ascii="Times New Roman" w:eastAsiaTheme="minorEastAsia" w:hAnsi="Times New Roman" w:cs="Times New Roman"/>
+        </w:rPr>
+      </w:pPr>
+      <w:r>
+        <w:rPr>
+          <w:rFonts w:ascii="Times New Roman" w:eastAsiaTheme="minorEastAsia" w:hAnsi="Times New Roman" w:cs="Times New Roman"/>
+        </w:rPr>
+        <w:t>Indica que los equipos locales más agresivos defensivamente tienden a ganar más.</w:t>
+      </w:r>
+    </w:p>
+    <w:p>
+      <w:pPr>
+        <w:rPr>
+          <w:rFonts w:ascii="Times New Roman" w:eastAsiaTheme="minorEastAsia" w:hAnsi="Times New Roman" w:cs="Times New Roman"/>
+        </w:rPr>
+      </w:pPr>
+    </w:p>
+    <w:p>
+      <w:pPr>
+        <w:rPr>
+          <w:rFonts w:ascii="Times New Roman" w:eastAsiaTheme="minorEastAsia" w:hAnsi="Times New Roman" w:cs="Times New Roman"/>
+          <w:lang w:val="es-ES_tradnl"/>
+        </w:rPr>
+      </w:pPr>
+      <w:r>
+        <w:rPr>
+          <w:rFonts w:ascii="Times New Roman" w:eastAsiaTheme="minorEastAsia" w:hAnsi="Times New Roman" w:cs="Times New Roman"/>
+        </w:rPr>
+        <w:t xml:space="preserve">diff_speed </w:t>
+      </w:r>
+      <m:oMath>
+        <m:r>
+          <w:rPr>
+            <w:rFonts w:ascii="Cambria Math" w:eastAsiaTheme="minorEastAsia" w:hAnsi="Cambria Math" w:cs="Times New Roman"/>
+            <w:lang w:val="es-ES_tradnl"/>
+          </w:rPr>
+          <m:t>β=0.136</m:t>
+        </m:r>
+      </m:oMath>
+    </w:p>
+    <w:p>
+      <w:pPr>
+        <w:rPr>
+          <w:rFonts w:ascii="Times New Roman" w:eastAsiaTheme="minorEastAsia" w:hAnsi="Times New Roman" w:cs="Times New Roman"/>
+          <w:lang w:val="es-ES_tradnl"/>
+        </w:rPr>
+      </w:pPr>
+      <w:r>
+        <w:rPr>
+          <w:rFonts w:ascii="Times New Roman" w:eastAsiaTheme="minorEastAsia" w:hAnsi="Times New Roman" w:cs="Times New Roman"/>
+          <w:lang w:val="es-ES_tradnl"/>
+        </w:rPr>
+        <w:t>No hay suficiente evidencia estadística para explicar un aumento de victorias por la velocidad.</w:t>
+      </w:r>
+    </w:p>
+    <w:p>
+      <w:pPr>
+        <w:rPr>
+          <w:rFonts w:ascii="Times New Roman" w:eastAsiaTheme="minorEastAsia" w:hAnsi="Times New Roman" w:cs="Times New Roman"/>
+          <w:lang w:val="es-ES_tradnl"/>
+        </w:rPr>
+      </w:pPr>
+    </w:p>
+    <w:p>
+      <w:pPr>
+        <w:rPr>
+          <w:rFonts w:ascii="Times New Roman" w:eastAsiaTheme="minorEastAsia" w:hAnsi="Times New Roman" w:cs="Times New Roman"/>
+          <w:lang w:val="es-ES_tradnl"/>
+        </w:rPr>
+      </w:pPr>
+      <m:oMathPara>
+        <m:oMathParaPr>
+          <m:jc m:val="left"/>
+        </m:oMathParaPr>
+        <m:oMath>
+          <m:sSup>
+            <m:sSupPr>
+              <m:ctrlPr>
+                <w:rPr>
+                  <w:rFonts w:ascii="Cambria Math" w:eastAsiaTheme="minorEastAsia" w:hAnsi="Cambria Math" w:cs="Times New Roman"/>
+                  <w:i/>
+                  <w:lang w:val="es-ES_tradnl"/>
+                </w:rPr>
+              </m:ctrlPr>
+            </m:sSupPr>
+            <m:e>
+              <m:r>
+                <w:rPr>
+                  <w:rFonts w:ascii="Cambria Math" w:eastAsiaTheme="minorEastAsia" w:hAnsi="Cambria Math" w:cs="Times New Roman"/>
+                  <w:lang w:val="es-ES_tradnl"/>
+                </w:rPr>
+                <m:t>R</m:t>
+              </m:r>
+            </m:e>
+            <m:sup>
+              <m:r>
+                <w:rPr>
+                  <w:rFonts w:ascii="Cambria Math" w:eastAsiaTheme="minorEastAsia" w:hAnsi="Cambria Math" w:cs="Times New Roman"/>
+                  <w:lang w:val="es-ES_tradnl"/>
+                </w:rPr>
+                <m:t>2</m:t>
+              </m:r>
+            </m:sup>
+          </m:sSup>
+          <m:r>
+            <w:rPr>
+              <w:rFonts w:ascii="Cambria Math" w:eastAsiaTheme="minorEastAsia" w:hAnsi="Cambria Math" w:cs="Times New Roman"/>
+              <w:lang w:val="es-ES_tradnl"/>
+            </w:rPr>
+            <m:t>=0.0248</m:t>
+          </m:r>
+        </m:oMath>
+      </m:oMathPara>
+    </w:p>
+    <w:p>
+      <w:pPr>
+        <w:rPr>
+          <w:rFonts w:ascii="Times New Roman" w:eastAsiaTheme="minorEastAsia" w:hAnsi="Times New Roman" w:cs="Times New Roman"/>
+          <w:lang w:val="es-ES_tradnl"/>
+        </w:rPr>
+      </w:pPr>
+    </w:p>
+    <w:p>
+      <w:pPr>
+        <w:rPr>
+          <w:rFonts w:ascii="Times New Roman" w:eastAsiaTheme="minorEastAsia" w:hAnsi="Times New Roman" w:cs="Times New Roman"/>
+          <w:lang w:val="es-ES_tradnl"/>
+        </w:rPr>
+      </w:pPr>
+      <w:r>
+        <w:rPr>
+          <w:rFonts w:ascii="Times New Roman" w:eastAsiaTheme="minorEastAsia" w:hAnsi="Times New Roman" w:cs="Times New Roman"/>
+          <w:lang w:val="es-ES_tradnl"/>
+        </w:rPr>
+        <w:t>Esto quiere decir, que solo explica aproximadamente el 2.5% de la variabilidad.</w:t>
+      </w:r>
+    </w:p>
+    <w:p>
+      <w:pPr>
+        <w:rPr>
+          <w:rFonts w:ascii="Times New Roman" w:eastAsiaTheme="minorEastAsia" w:hAnsi="Times New Roman" w:cs="Times New Roman"/>
+          <w:lang w:val="es-ES_tradnl"/>
+        </w:rPr>
+      </w:pPr>
+    </w:p>
+    <w:p>
+      <w:pPr>
+        <w:rPr>
+          <w:rFonts w:ascii="Times New Roman" w:eastAsiaTheme="minorEastAsia" w:hAnsi="Times New Roman" w:cs="Times New Roman"/>
+          <w:lang w:val="es-ES_tradnl"/>
+        </w:rPr>
+      </w:pPr>
+      <w:r>
+        <w:rPr>
+          <w:rFonts w:ascii="Times New Roman" w:eastAsiaTheme="minorEastAsia" w:hAnsi="Times New Roman" w:cs="Times New Roman"/>
+          <w:lang w:val="es-ES_tradnl"/>
+        </w:rPr>
+        <w:t>Este R^2 resulta un poco bajo; sin embargo, el futbol es complejo de analizar y predecir ya que los resultados dependen de muchos más factores además de los incluidos en las bases de datos analizadas.</w:t>
+      </w:r>
+    </w:p>
+    <w:p>
+      <w:pPr>
+        <w:rPr>
+          <w:rFonts w:ascii="Times New Roman" w:eastAsiaTheme="minorEastAsia" w:hAnsi="Times New Roman" w:cs="Times New Roman"/>
+          <w:lang w:val="es-ES_tradnl"/>
+        </w:rPr>
+      </w:pPr>
+    </w:p>
+    <w:p>
+      <w:pPr>
+        <w:rPr>
+          <w:rFonts w:ascii="Times New Roman" w:eastAsiaTheme="minorEastAsia" w:hAnsi="Times New Roman" w:cs="Times New Roman"/>
+          <w:lang w:val="es-ES"/>
+        </w:rPr>
+      </w:pPr>
+      <w:r>
+        <w:rPr>
+          <w:rFonts w:ascii="Times New Roman" w:eastAsiaTheme="minorEastAsia" w:hAnsi="Times New Roman" w:cs="Times New Roman"/>
+          <w:lang w:val="es-ES"/>
+        </w:rPr>
+        <w:t>La variable dependiente es binaria “home_win_binary = 0 o 1” no es continua. Los modelos lineales funcionas de forma más adecuada cuando la variable objetivo es continua. Ya que cuando se usa una variable binaria el R^2 suele ser bajo, los residuos no tienen un comportamiento perfecto y la capacidad explicativa naturalmente disminuye.</w:t>
+      </w:r>
+    </w:p>
+    <w:p>
+      <w:pPr>
+        <w:rPr>
+          <w:rFonts w:ascii="Times New Roman" w:eastAsiaTheme="minorEastAsia" w:hAnsi="Times New Roman" w:cs="Times New Roman"/>
+          <w:lang w:val="es-ES"/>
+        </w:rPr>
+      </w:pPr>
+      <w:r>
+        <w:rPr>
+          <w:rFonts w:ascii="Times New Roman" w:eastAsiaTheme="minorEastAsia" w:hAnsi="Times New Roman" w:cs="Times New Roman"/>
+          <w:lang w:val="es-ES"/>
+        </w:rPr>
+        <w:t xml:space="preserve">Por lo que en estos casos es mejor utilizar regresión logística, Random Forest y </w:t>
+      </w:r>
+      <w:proofErr w:type="spellStart"/>
+      <w:r>
+        <w:rPr>
+          <w:rFonts w:ascii="Times New Roman" w:eastAsiaTheme="minorEastAsia" w:hAnsi="Times New Roman" w:cs="Times New Roman"/>
+          <w:lang w:val="es-ES"/>
+        </w:rPr>
+        <w:t>XGBoost</w:t>
+      </w:r>
+      <w:proofErr w:type="spellEnd"/>
+      <w:r>
+        <w:rPr>
+          <w:rFonts w:ascii="Times New Roman" w:eastAsiaTheme="minorEastAsia" w:hAnsi="Times New Roman" w:cs="Times New Roman"/>
+          <w:lang w:val="es-ES"/>
+        </w:rPr>
+        <w:t>.</w:t>
+      </w:r>
+    </w:p>
+    <w:p>
+      <w:pPr>
+        <w:rPr>
+          <w:rFonts w:ascii="Times New Roman" w:eastAsiaTheme="minorEastAsia" w:hAnsi="Times New Roman" w:cs="Times New Roman"/>
+          <w:lang w:val="es-ES_tradnl"/>
+        </w:rPr>
+      </w:pPr>
+    </w:p>
+    <w:p>
+      <w:pPr>
+        <w:rPr>
+          <w:rFonts w:ascii="Times New Roman" w:eastAsiaTheme="minorEastAsia" w:hAnsi="Times New Roman" w:cs="Times New Roman"/>
+          <w:lang w:val="es-ES_tradnl"/>
+        </w:rPr>
+      </w:pPr>
+      <w:r>
+        <w:rPr>
+          <w:rFonts w:ascii="Times New Roman" w:eastAsiaTheme="minorEastAsia" w:hAnsi="Times New Roman" w:cs="Times New Roman"/>
+          <w:lang w:val="es-ES_tradnl"/>
+        </w:rPr>
+        <w:t>En investigaciones aplicadas el R^2 bajo resulta ser normal, pero es importante analizar los coeficientes que pueden seguir siendo útiles y significativos. Las relaciones estadísticamente importantes que encontramos fueron la presión y la agresividad defensivas.</w:t>
+      </w:r>
+    </w:p>
+    <w:p>
+      <w:pPr>
+        <w:rPr>
+          <w:rFonts w:ascii="Times New Roman" w:eastAsiaTheme="minorEastAsia" w:hAnsi="Times New Roman" w:cs="Times New Roman"/>
+          <w:lang w:val="es-ES_tradnl"/>
+        </w:rPr>
+      </w:pPr>
+    </w:p>
+    <w:p>
+      <w:pPr>
+        <w:rPr>
+          <w:rFonts w:ascii="Times New Roman" w:eastAsiaTheme="minorEastAsia" w:hAnsi="Times New Roman" w:cs="Times New Roman"/>
+          <w:lang w:val="es-ES_tradnl"/>
+        </w:rPr>
+      </w:pPr>
+      <w:r>
+        <w:rPr>
+          <w:rFonts w:ascii="Times New Roman" w:eastAsiaTheme="minorEastAsia" w:hAnsi="Times New Roman" w:cs="Times New Roman"/>
+          <w:lang w:val="es-ES_tradnl"/>
+        </w:rPr>
+        <w:t>Realizamos un Random Forest inicial en el que se obtuvo un error OOB = 41.16% con una precisión aproximada de 58.8% que resulta no ser malo para el futbol.</w:t>
+      </w:r>
+    </w:p>
+    <w:p>
+      <w:pPr>
+        <w:rPr>
+          <w:rFonts w:ascii="Times New Roman" w:eastAsiaTheme="minorEastAsia" w:hAnsi="Times New Roman" w:cs="Times New Roman"/>
+          <w:lang w:val="es-ES_tradnl"/>
+        </w:rPr>
+      </w:pPr>
+    </w:p>
+    <w:p>
+      <w:pPr>
+        <w:rPr>
+          <w:rFonts w:ascii="Times New Roman" w:eastAsiaTheme="minorEastAsia" w:hAnsi="Times New Roman" w:cs="Times New Roman"/>
+          <w:lang w:val="es-ES_tradnl"/>
+        </w:rPr>
+      </w:pPr>
+      <w:r>
+        <w:rPr>
+          <w:rFonts w:ascii="Times New Roman" w:eastAsiaTheme="minorEastAsia" w:hAnsi="Times New Roman" w:cs="Times New Roman"/>
+          <w:lang w:val="es-ES_tradnl"/>
+        </w:rPr>
+        <w:t>Las variables más importantes fueron:</w:t>
+      </w:r>
+    </w:p>
+    <w:p>
+      <w:pPr>
+        <w:pStyle w:val="Prrafodelista"/>
+        <w:numPr>
+          <w:ilvl w:val="0"/>
+          <w:numId w:val="15"/>
+        </w:numPr>
+        <w:rPr>
+          <w:rFonts w:ascii="Times New Roman" w:eastAsiaTheme="minorEastAsia" w:hAnsi="Times New Roman" w:cs="Times New Roman"/>
+          <w:lang w:val="es-ES"/>
+        </w:rPr>
+      </w:pPr>
+      <w:r>
+        <w:rPr>
+          <w:rFonts w:ascii="Times New Roman" w:eastAsiaTheme="minorEastAsia" w:hAnsi="Times New Roman" w:cs="Times New Roman"/>
+          <w:lang w:val="es-ES"/>
+        </w:rPr>
+        <w:t>diff_speed</w:t>
+      </w:r>
+    </w:p>
+    <w:p>
+      <w:pPr>
+        <w:pStyle w:val="Prrafodelista"/>
+        <w:numPr>
+          <w:ilvl w:val="0"/>
+          <w:numId w:val="15"/>
+        </w:numPr>
+        <w:rPr>
+          <w:rFonts w:ascii="Times New Roman" w:eastAsiaTheme="minorEastAsia" w:hAnsi="Times New Roman" w:cs="Times New Roman"/>
+          <w:lang w:val="es-ES"/>
+        </w:rPr>
+      </w:pPr>
+      <w:r>
+        <w:rPr>
+          <w:rFonts w:ascii="Times New Roman" w:eastAsiaTheme="minorEastAsia" w:hAnsi="Times New Roman" w:cs="Times New Roman"/>
+          <w:lang w:val="es-ES"/>
+        </w:rPr>
+        <w:t>diff_pressure</w:t>
+      </w:r>
+    </w:p>
+    <w:p>
+      <w:pPr>
+        <w:pStyle w:val="Prrafodelista"/>
+        <w:numPr>
+          <w:ilvl w:val="0"/>
+          <w:numId w:val="15"/>
+        </w:numPr>
+        <w:rPr>
+          <w:rFonts w:ascii="Times New Roman" w:eastAsiaTheme="minorEastAsia" w:hAnsi="Times New Roman" w:cs="Times New Roman"/>
+          <w:lang w:val="es-ES"/>
+        </w:rPr>
+      </w:pPr>
+      <w:r>
+        <w:rPr>
+          <w:rFonts w:ascii="Times New Roman" w:eastAsiaTheme="minorEastAsia" w:hAnsi="Times New Roman" w:cs="Times New Roman"/>
+          <w:lang w:val="es-ES"/>
+        </w:rPr>
+        <w:t>diff_aggression</w:t>
+      </w:r>
+    </w:p>
+    <w:p>
+      <w:pPr>
+        <w:rPr>
+          <w:rFonts w:ascii="Times New Roman" w:eastAsiaTheme="minorEastAsia" w:hAnsi="Times New Roman" w:cs="Times New Roman"/>
+          <w:lang w:val="es-ES_tradnl"/>
+        </w:rPr>
+      </w:pPr>
+    </w:p>
+    <w:p>
+      <w:pPr>
+        <w:rPr>
+          <w:rFonts w:ascii="Times New Roman" w:eastAsiaTheme="minorEastAsia" w:hAnsi="Times New Roman" w:cs="Times New Roman"/>
+          <w:lang w:val="es-ES"/>
+        </w:rPr>
+      </w:pPr>
+      <w:r>
+        <w:rPr>
+          <w:rFonts w:ascii="Times New Roman" w:eastAsiaTheme="minorEastAsia" w:hAnsi="Times New Roman" w:cs="Times New Roman"/>
+          <w:lang w:val="es-ES"/>
+        </w:rPr>
+        <w:lastRenderedPageBreak/>
+        <w:t>Aunque la variable “diff_speed” no era significativa en la regresión lineal, si parece ser importante en Random Forest.</w:t>
+      </w:r>
+    </w:p>
+    <w:p>
+      <w:pPr>
+        <w:rPr>
+          <w:rFonts w:ascii="Times New Roman" w:eastAsiaTheme="minorEastAsia" w:hAnsi="Times New Roman" w:cs="Times New Roman"/>
+          <w:lang w:val="es-ES_tradnl"/>
+        </w:rPr>
+      </w:pPr>
+    </w:p>
+    <w:p>
+      <w:pPr>
+        <w:rPr>
+          <w:rFonts w:ascii="Times New Roman" w:eastAsiaTheme="minorEastAsia" w:hAnsi="Times New Roman" w:cs="Times New Roman"/>
+          <w:lang w:val="es-ES_tradnl"/>
+        </w:rPr>
+      </w:pPr>
+      <w:r>
+        <w:rPr>
+          <w:rFonts w:ascii="Times New Roman" w:eastAsiaTheme="minorEastAsia" w:hAnsi="Times New Roman" w:cs="Times New Roman"/>
+          <w:lang w:val="es-ES_tradnl"/>
+        </w:rPr>
+        <w:t>Ya que este modelo detecta relaciones no lineales, interacciones complejas y patrones que la regresión no logra capturar.</w:t>
+      </w:r>
+    </w:p>
+    <w:p>
+      <w:pPr>
+        <w:rPr>
+          <w:rFonts w:ascii="Times New Roman" w:eastAsiaTheme="minorEastAsia" w:hAnsi="Times New Roman" w:cs="Times New Roman"/>
+          <w:lang w:val="es-ES_tradnl"/>
+        </w:rPr>
+      </w:pPr>
+    </w:p>
+    <w:p>
+      <w:pPr>
+        <w:rPr>
+          <w:rFonts w:ascii="Times New Roman" w:eastAsiaTheme="minorEastAsia" w:hAnsi="Times New Roman" w:cs="Times New Roman"/>
+          <w:b/>
+          <w:bCs/>
+          <w:lang w:val="es-ES_tradnl"/>
+        </w:rPr>
+      </w:pPr>
+      <w:r>
+        <w:rPr>
+          <w:rFonts w:ascii="Times New Roman" w:eastAsiaTheme="minorEastAsia" w:hAnsi="Times New Roman" w:cs="Times New Roman"/>
+          <w:b/>
+          <w:bCs/>
+          <w:lang w:val="es-ES_tradnl"/>
+        </w:rPr>
+        <w:t>Variables de jugadores</w:t>
+      </w:r>
+    </w:p>
+    <w:p>
+      <w:pPr>
+        <w:rPr>
+          <w:rFonts w:ascii="Times New Roman" w:eastAsiaTheme="minorEastAsia" w:hAnsi="Times New Roman" w:cs="Times New Roman"/>
+          <w:lang w:val="es-ES_tradnl"/>
+        </w:rPr>
+      </w:pPr>
+    </w:p>
+    <w:p>
+      <w:pPr>
+        <w:rPr>
+          <w:rFonts w:ascii="Times New Roman" w:eastAsiaTheme="minorEastAsia" w:hAnsi="Times New Roman" w:cs="Times New Roman"/>
+          <w:lang w:val="es-ES_tradnl"/>
+        </w:rPr>
+      </w:pPr>
+      <w:r>
+        <w:rPr>
+          <w:rFonts w:ascii="Times New Roman" w:eastAsiaTheme="minorEastAsia" w:hAnsi="Times New Roman" w:cs="Times New Roman"/>
+          <w:lang w:val="es-ES_tradnl"/>
+        </w:rPr>
+        <w:t>Se incorporaron variables sobre las condiciones físicas de los jugadores como rating promedio, altura y peso. Lo que incorpora entro del análisis la calidad real de los jugadores de cada liga.</w:t>
+      </w:r>
+    </w:p>
+    <w:p>
+      <w:pPr>
+        <w:rPr>
+          <w:rFonts w:ascii="Times New Roman" w:eastAsiaTheme="minorEastAsia" w:hAnsi="Times New Roman" w:cs="Times New Roman"/>
+          <w:lang w:val="es-ES_tradnl"/>
+        </w:rPr>
+      </w:pPr>
+    </w:p>
+    <w:p>
+      <w:pPr>
+        <w:rPr>
+          <w:rFonts w:ascii="Times New Roman" w:eastAsiaTheme="minorEastAsia" w:hAnsi="Times New Roman" w:cs="Times New Roman"/>
+        </w:rPr>
+      </w:pPr>
+      <w:r>
+        <w:rPr>
+          <w:rFonts w:ascii="Times New Roman" w:eastAsiaTheme="minorEastAsia" w:hAnsi="Times New Roman" w:cs="Times New Roman"/>
+        </w:rPr>
+        <w:t>LA variable de rating fue probablemente la más poderosa de todo el proyecto. Con resultados como:</w:t>
+      </w:r>
+    </w:p>
+    <w:p>
+      <w:pPr>
+        <w:rPr>
+          <w:rFonts w:ascii="Times New Roman" w:eastAsiaTheme="minorEastAsia" w:hAnsi="Times New Roman" w:cs="Times New Roman"/>
+        </w:rPr>
+      </w:pPr>
+    </w:p>
+    <w:p>
+      <w:pPr>
+        <w:pStyle w:val="Prrafodelista"/>
+        <w:numPr>
+          <w:ilvl w:val="0"/>
+          <w:numId w:val="14"/>
+        </w:numPr>
+        <w:rPr>
+          <w:rFonts w:ascii="Times New Roman" w:eastAsiaTheme="minorEastAsia" w:hAnsi="Times New Roman" w:cs="Times New Roman"/>
+        </w:rPr>
+      </w:pPr>
+      <w:r>
+        <w:rPr>
+          <w:rFonts w:ascii="Times New Roman" w:eastAsiaTheme="minorEastAsia" w:hAnsi="Times New Roman" w:cs="Times New Roman"/>
+        </w:rPr>
+        <w:t>Cuando gana el local: promedio ventaja rating = +1.93</w:t>
+      </w:r>
+    </w:p>
+    <w:p>
+      <w:pPr>
+        <w:pStyle w:val="Prrafodelista"/>
+        <w:numPr>
+          <w:ilvl w:val="0"/>
+          <w:numId w:val="14"/>
+        </w:numPr>
+        <w:rPr>
+          <w:rFonts w:ascii="Times New Roman" w:eastAsiaTheme="minorEastAsia" w:hAnsi="Times New Roman" w:cs="Times New Roman"/>
+        </w:rPr>
+      </w:pPr>
+      <w:r>
+        <w:rPr>
+          <w:rFonts w:ascii="Times New Roman" w:eastAsiaTheme="minorEastAsia" w:hAnsi="Times New Roman" w:cs="Times New Roman"/>
+        </w:rPr>
+        <w:t>Cuando gana el visitante: promedio ventaja rating = -2.55</w:t>
+      </w:r>
+    </w:p>
+    <w:p>
+      <w:pPr>
+        <w:rPr>
+          <w:rFonts w:ascii="Times New Roman" w:eastAsiaTheme="minorEastAsia" w:hAnsi="Times New Roman" w:cs="Times New Roman"/>
+        </w:rPr>
+      </w:pPr>
+    </w:p>
+    <w:p>
+      <w:pPr>
+        <w:rPr>
+          <w:rFonts w:ascii="Times New Roman" w:eastAsiaTheme="minorEastAsia" w:hAnsi="Times New Roman" w:cs="Times New Roman"/>
+        </w:rPr>
+      </w:pPr>
+      <w:r>
+        <w:rPr>
+          <w:rFonts w:ascii="Times New Roman" w:eastAsiaTheme="minorEastAsia" w:hAnsi="Times New Roman" w:cs="Times New Roman"/>
+        </w:rPr>
+        <w:t>Lo que indica que los equipos que cuentan con los mejores jugadores tienden a ganar más partidos.</w:t>
+      </w:r>
+    </w:p>
+    <w:p>
+      <w:pPr>
+        <w:pStyle w:val="paragraph"/>
+        <w:spacing w:before="0" w:beforeAutospacing="0" w:after="0" w:afterAutospacing="0"/>
+        <w:jc w:val="both"/>
+        <w:textAlignment w:val="baseline"/>
+      </w:pPr>
     </w:p>
     <w:p>
       <w:pPr>
@@ -2539,6 +3600,232 @@
     </w:lvl>
   </w:abstractNum>
   <w:abstractNum w:abstractNumId="5" w15:restartNumberingAfterBreak="0">
+    <w:nsid w:val="27856430"/>
+    <w:multiLevelType w:val="hybridMultilevel"/>
+    <w:tmpl w:val="710AE894"/>
+    <w:lvl w:ilvl="0" w:tplc="CC40433A">
+      <w:start w:val="28"/>
+      <w:numFmt w:val="bullet"/>
+      <w:lvlText w:val="-"/>
+      <w:lvlJc w:val="left"/>
+      <w:pPr>
+        <w:ind w:left="720" w:hanging="360"/>
+      </w:pPr>
+      <w:rPr>
+        <w:rFonts w:ascii="Aptos" w:eastAsiaTheme="minorEastAsia" w:hAnsi="Aptos" w:cstheme="minorBidi" w:hint="default"/>
+      </w:rPr>
+    </w:lvl>
+    <w:lvl w:ilvl="1" w:tplc="080A0003" w:tentative="1">
+      <w:start w:val="1"/>
+      <w:numFmt w:val="bullet"/>
+      <w:lvlText w:val="o"/>
+      <w:lvlJc w:val="left"/>
+      <w:pPr>
+        <w:ind w:left="1440" w:hanging="360"/>
+      </w:pPr>
+      <w:rPr>
+        <w:rFonts w:ascii="Courier New" w:hAnsi="Courier New" w:cs="Courier New" w:hint="default"/>
+      </w:rPr>
+    </w:lvl>
+    <w:lvl w:ilvl="2" w:tplc="080A0005" w:tentative="1">
+      <w:start w:val="1"/>
+      <w:numFmt w:val="bullet"/>
+      <w:lvlText w:val=""/>
+      <w:lvlJc w:val="left"/>
+      <w:pPr>
+        <w:ind w:left="2160" w:hanging="360"/>
+      </w:pPr>
+      <w:rPr>
+        <w:rFonts w:ascii="Wingdings" w:hAnsi="Wingdings" w:hint="default"/>
+      </w:rPr>
+    </w:lvl>
+    <w:lvl w:ilvl="3" w:tplc="080A0001" w:tentative="1">
+      <w:start w:val="1"/>
+      <w:numFmt w:val="bullet"/>
+      <w:lvlText w:val=""/>
+      <w:lvlJc w:val="left"/>
+      <w:pPr>
+        <w:ind w:left="2880" w:hanging="360"/>
+      </w:pPr>
+      <w:rPr>
+        <w:rFonts w:ascii="Symbol" w:hAnsi="Symbol" w:hint="default"/>
+      </w:rPr>
+    </w:lvl>
+    <w:lvl w:ilvl="4" w:tplc="080A0003" w:tentative="1">
+      <w:start w:val="1"/>
+      <w:numFmt w:val="bullet"/>
+      <w:lvlText w:val="o"/>
+      <w:lvlJc w:val="left"/>
+      <w:pPr>
+        <w:ind w:left="3600" w:hanging="360"/>
+      </w:pPr>
+      <w:rPr>
+        <w:rFonts w:ascii="Courier New" w:hAnsi="Courier New" w:cs="Courier New" w:hint="default"/>
+      </w:rPr>
+    </w:lvl>
+    <w:lvl w:ilvl="5" w:tplc="080A0005" w:tentative="1">
+      <w:start w:val="1"/>
+      <w:numFmt w:val="bullet"/>
+      <w:lvlText w:val=""/>
+      <w:lvlJc w:val="left"/>
+      <w:pPr>
+        <w:ind w:left="4320" w:hanging="360"/>
+      </w:pPr>
+      <w:rPr>
+        <w:rFonts w:ascii="Wingdings" w:hAnsi="Wingdings" w:hint="default"/>
+      </w:rPr>
+    </w:lvl>
+    <w:lvl w:ilvl="6" w:tplc="080A0001" w:tentative="1">
+      <w:start w:val="1"/>
+      <w:numFmt w:val="bullet"/>
+      <w:lvlText w:val=""/>
+      <w:lvlJc w:val="left"/>
+      <w:pPr>
+        <w:ind w:left="5040" w:hanging="360"/>
+      </w:pPr>
+      <w:rPr>
+        <w:rFonts w:ascii="Symbol" w:hAnsi="Symbol" w:hint="default"/>
+      </w:rPr>
+    </w:lvl>
+    <w:lvl w:ilvl="7" w:tplc="080A0003" w:tentative="1">
+      <w:start w:val="1"/>
+      <w:numFmt w:val="bullet"/>
+      <w:lvlText w:val="o"/>
+      <w:lvlJc w:val="left"/>
+      <w:pPr>
+        <w:ind w:left="5760" w:hanging="360"/>
+      </w:pPr>
+      <w:rPr>
+        <w:rFonts w:ascii="Courier New" w:hAnsi="Courier New" w:cs="Courier New" w:hint="default"/>
+      </w:rPr>
+    </w:lvl>
+    <w:lvl w:ilvl="8" w:tplc="080A0005" w:tentative="1">
+      <w:start w:val="1"/>
+      <w:numFmt w:val="bullet"/>
+      <w:lvlText w:val=""/>
+      <w:lvlJc w:val="left"/>
+      <w:pPr>
+        <w:ind w:left="6480" w:hanging="360"/>
+      </w:pPr>
+      <w:rPr>
+        <w:rFonts w:ascii="Wingdings" w:hAnsi="Wingdings" w:hint="default"/>
+      </w:rPr>
+    </w:lvl>
+  </w:abstractNum>
+  <w:abstractNum w:abstractNumId="6" w15:restartNumberingAfterBreak="0">
+    <w:nsid w:val="38C76B85"/>
+    <w:multiLevelType w:val="hybridMultilevel"/>
+    <w:tmpl w:val="AFCE1758"/>
+    <w:lvl w:ilvl="0" w:tplc="69BE1854">
+      <w:start w:val="5"/>
+      <w:numFmt w:val="bullet"/>
+      <w:lvlText w:val=""/>
+      <w:lvlJc w:val="left"/>
+      <w:pPr>
+        <w:ind w:left="720" w:hanging="360"/>
+      </w:pPr>
+      <w:rPr>
+        <w:rFonts w:ascii="Symbol" w:eastAsiaTheme="minorHAnsi" w:hAnsi="Symbol" w:cstheme="minorBidi" w:hint="default"/>
+      </w:rPr>
+    </w:lvl>
+    <w:lvl w:ilvl="1" w:tplc="080A0003" w:tentative="1">
+      <w:start w:val="1"/>
+      <w:numFmt w:val="bullet"/>
+      <w:lvlText w:val="o"/>
+      <w:lvlJc w:val="left"/>
+      <w:pPr>
+        <w:ind w:left="1440" w:hanging="360"/>
+      </w:pPr>
+      <w:rPr>
+        <w:rFonts w:ascii="Courier New" w:hAnsi="Courier New" w:cs="Courier New" w:hint="default"/>
+      </w:rPr>
+    </w:lvl>
+    <w:lvl w:ilvl="2" w:tplc="080A0005" w:tentative="1">
+      <w:start w:val="1"/>
+      <w:numFmt w:val="bullet"/>
+      <w:lvlText w:val=""/>
+      <w:lvlJc w:val="left"/>
+      <w:pPr>
+        <w:ind w:left="2160" w:hanging="360"/>
+      </w:pPr>
+      <w:rPr>
+        <w:rFonts w:ascii="Wingdings" w:hAnsi="Wingdings" w:hint="default"/>
+      </w:rPr>
+    </w:lvl>
+    <w:lvl w:ilvl="3" w:tplc="080A0001" w:tentative="1">
+      <w:start w:val="1"/>
+      <w:numFmt w:val="bullet"/>
+      <w:lvlText w:val=""/>
+      <w:lvlJc w:val="left"/>
+      <w:pPr>
+        <w:ind w:left="2880" w:hanging="360"/>
+      </w:pPr>
+      <w:rPr>
+        <w:rFonts w:ascii="Symbol" w:hAnsi="Symbol" w:hint="default"/>
+      </w:rPr>
+    </w:lvl>
+    <w:lvl w:ilvl="4" w:tplc="080A0003" w:tentative="1">
+      <w:start w:val="1"/>
+      <w:numFmt w:val="bullet"/>
+      <w:lvlText w:val="o"/>
+      <w:lvlJc w:val="left"/>
+      <w:pPr>
+        <w:ind w:left="3600" w:hanging="360"/>
+      </w:pPr>
+      <w:rPr>
+        <w:rFonts w:ascii="Courier New" w:hAnsi="Courier New" w:cs="Courier New" w:hint="default"/>
+      </w:rPr>
+    </w:lvl>
+    <w:lvl w:ilvl="5" w:tplc="080A0005" w:tentative="1">
+      <w:start w:val="1"/>
+      <w:numFmt w:val="bullet"/>
+      <w:lvlText w:val=""/>
+      <w:lvlJc w:val="left"/>
+      <w:pPr>
+        <w:ind w:left="4320" w:hanging="360"/>
+      </w:pPr>
+      <w:rPr>
+        <w:rFonts w:ascii="Wingdings" w:hAnsi="Wingdings" w:hint="default"/>
+      </w:rPr>
+    </w:lvl>
+    <w:lvl w:ilvl="6" w:tplc="080A0001" w:tentative="1">
+      <w:start w:val="1"/>
+      <w:numFmt w:val="bullet"/>
+      <w:lvlText w:val=""/>
+      <w:lvlJc w:val="left"/>
+      <w:pPr>
+        <w:ind w:left="5040" w:hanging="360"/>
+      </w:pPr>
+      <w:rPr>
+        <w:rFonts w:ascii="Symbol" w:hAnsi="Symbol" w:hint="default"/>
+      </w:rPr>
+    </w:lvl>
+    <w:lvl w:ilvl="7" w:tplc="080A0003" w:tentative="1">
+      <w:start w:val="1"/>
+      <w:numFmt w:val="bullet"/>
+      <w:lvlText w:val="o"/>
+      <w:lvlJc w:val="left"/>
+      <w:pPr>
+        <w:ind w:left="5760" w:hanging="360"/>
+      </w:pPr>
+      <w:rPr>
+        <w:rFonts w:ascii="Courier New" w:hAnsi="Courier New" w:cs="Courier New" w:hint="default"/>
+      </w:rPr>
+    </w:lvl>
+    <w:lvl w:ilvl="8" w:tplc="080A0005" w:tentative="1">
+      <w:start w:val="1"/>
+      <w:numFmt w:val="bullet"/>
+      <w:lvlText w:val=""/>
+      <w:lvlJc w:val="left"/>
+      <w:pPr>
+        <w:ind w:left="6480" w:hanging="360"/>
+      </w:pPr>
+      <w:rPr>
+        <w:rFonts w:ascii="Wingdings" w:hAnsi="Wingdings" w:hint="default"/>
+      </w:rPr>
+    </w:lvl>
+  </w:abstractNum>
+  <w:abstractNum w:abstractNumId="7" w15:restartNumberingAfterBreak="0">
     <w:nsid w:val="4C2E40E6"/>
     <w:multiLevelType w:val="multilevel"/>
     <w:tmpl w:val="DE34ED6E"/>
@@ -2687,7 +3974,7 @@
       </w:rPr>
     </w:lvl>
   </w:abstractNum>
-  <w:abstractNum w:abstractNumId="6" w15:restartNumberingAfterBreak="0">
+  <w:abstractNum w:abstractNumId="8" w15:restartNumberingAfterBreak="0">
     <w:nsid w:val="56E54F71"/>
     <w:multiLevelType w:val="multilevel"/>
     <w:tmpl w:val="CB3A2D52"/>
@@ -2836,7 +4123,7 @@
       </w:rPr>
     </w:lvl>
   </w:abstractNum>
-  <w:abstractNum w:abstractNumId="7" w15:restartNumberingAfterBreak="0">
+  <w:abstractNum w:abstractNumId="9" w15:restartNumberingAfterBreak="0">
     <w:nsid w:val="5CB00C51"/>
     <w:multiLevelType w:val="multilevel"/>
     <w:tmpl w:val="73701046"/>
@@ -2985,7 +4272,7 @@
       </w:rPr>
     </w:lvl>
   </w:abstractNum>
-  <w:abstractNum w:abstractNumId="8" w15:restartNumberingAfterBreak="0">
+  <w:abstractNum w:abstractNumId="10" w15:restartNumberingAfterBreak="0">
     <w:nsid w:val="6636000E"/>
     <w:multiLevelType w:val="multilevel"/>
     <w:tmpl w:val="AF560F2C"/>
@@ -3134,7 +4421,7 @@
       </w:rPr>
     </w:lvl>
   </w:abstractNum>
-  <w:abstractNum w:abstractNumId="9" w15:restartNumberingAfterBreak="0">
+  <w:abstractNum w:abstractNumId="11" w15:restartNumberingAfterBreak="0">
     <w:nsid w:val="6D680B72"/>
     <w:multiLevelType w:val="multilevel"/>
     <w:tmpl w:val="7FF8DF58"/>
@@ -3283,7 +4570,7 @@
       </w:rPr>
     </w:lvl>
   </w:abstractNum>
-  <w:abstractNum w:abstractNumId="10" w15:restartNumberingAfterBreak="0">
+  <w:abstractNum w:abstractNumId="12" w15:restartNumberingAfterBreak="0">
     <w:nsid w:val="795511EA"/>
     <w:multiLevelType w:val="multilevel"/>
     <w:tmpl w:val="C2B2A2CC"/>
@@ -3432,7 +4719,7 @@
       </w:rPr>
     </w:lvl>
   </w:abstractNum>
-  <w:abstractNum w:abstractNumId="11" w15:restartNumberingAfterBreak="0">
+  <w:abstractNum w:abstractNumId="13" w15:restartNumberingAfterBreak="0">
     <w:nsid w:val="7B71627F"/>
     <w:multiLevelType w:val="multilevel"/>
     <w:tmpl w:val="E3863E78"/>
@@ -3581,7 +4868,7 @@
       </w:rPr>
     </w:lvl>
   </w:abstractNum>
-  <w:abstractNum w:abstractNumId="12" w15:restartNumberingAfterBreak="0">
+  <w:abstractNum w:abstractNumId="14" w15:restartNumberingAfterBreak="0">
     <w:nsid w:val="7EDA3DC9"/>
     <w:multiLevelType w:val="multilevel"/>
     <w:tmpl w:val="F81E5664"/>
@@ -3734,25 +5021,25 @@
     <w:abstractNumId w:val="2"/>
   </w:num>
   <w:num w:numId="2" w16cid:durableId="1477333156">
-    <w:abstractNumId w:val="12"/>
+    <w:abstractNumId w:val="14"/>
   </w:num>
   <w:num w:numId="3" w16cid:durableId="331681862">
-    <w:abstractNumId w:val="6"/>
+    <w:abstractNumId w:val="8"/>
   </w:num>
   <w:num w:numId="4" w16cid:durableId="1721661391">
-    <w:abstractNumId w:val="9"/>
+    <w:abstractNumId w:val="11"/>
   </w:num>
   <w:num w:numId="5" w16cid:durableId="689455393">
     <w:abstractNumId w:val="4"/>
   </w:num>
   <w:num w:numId="6" w16cid:durableId="612902576">
-    <w:abstractNumId w:val="5"/>
+    <w:abstractNumId w:val="7"/>
   </w:num>
   <w:num w:numId="7" w16cid:durableId="1827475812">
-    <w:abstractNumId w:val="10"/>
+    <w:abstractNumId w:val="12"/>
   </w:num>
   <w:num w:numId="8" w16cid:durableId="1699699778">
-    <w:abstractNumId w:val="7"/>
+    <w:abstractNumId w:val="9"/>
   </w:num>
   <w:num w:numId="9" w16cid:durableId="752582173">
     <w:abstractNumId w:val="3"/>
@@ -3761,13 +5048,19 @@
     <w:abstractNumId w:val="0"/>
   </w:num>
   <w:num w:numId="11" w16cid:durableId="778452639">
-    <w:abstractNumId w:val="8"/>
+    <w:abstractNumId w:val="10"/>
   </w:num>
   <w:num w:numId="12" w16cid:durableId="91897776">
     <w:abstractNumId w:val="1"/>
   </w:num>
   <w:num w:numId="13" w16cid:durableId="2111730129">
-    <w:abstractNumId w:val="11"/>
+    <w:abstractNumId w:val="13"/>
+  </w:num>
+  <w:num w:numId="14" w16cid:durableId="701979054">
+    <w:abstractNumId w:val="6"/>
+  </w:num>
+  <w:num w:numId="15" w16cid:durableId="24989379">
+    <w:abstractNumId w:val="5"/>
   </w:num>
 </w:numbering>
 </file>
@@ -4168,11 +5461,11 @@
     <w:qFormat/>
     <w:rsid w:val="00C74869"/>
   </w:style>
-  <w:style w:type="paragraph" w:styleId="Heading1">
+  <w:style w:type="paragraph" w:styleId="Ttulo1">
     <w:name w:val="heading 1"/>
     <w:basedOn w:val="Normal"/>
     <w:next w:val="Normal"/>
-    <w:link w:val="Heading1Char"/>
+    <w:link w:val="Ttulo1Car"/>
     <w:uiPriority w:val="9"/>
     <w:qFormat/>
     <w:rsid w:val="004A01A6"/>
@@ -4189,11 +5482,11 @@
       <w:szCs w:val="40"/>
     </w:rPr>
   </w:style>
-  <w:style w:type="paragraph" w:styleId="Heading2">
+  <w:style w:type="paragraph" w:styleId="Ttulo2">
     <w:name w:val="heading 2"/>
     <w:basedOn w:val="Normal"/>
     <w:next w:val="Normal"/>
-    <w:link w:val="Heading2Char"/>
+    <w:link w:val="Ttulo2Car"/>
     <w:uiPriority w:val="9"/>
     <w:semiHidden/>
     <w:unhideWhenUsed/>
@@ -4212,11 +5505,11 @@
       <w:szCs w:val="32"/>
     </w:rPr>
   </w:style>
-  <w:style w:type="paragraph" w:styleId="Heading3">
+  <w:style w:type="paragraph" w:styleId="Ttulo3">
     <w:name w:val="heading 3"/>
     <w:basedOn w:val="Normal"/>
     <w:next w:val="Normal"/>
-    <w:link w:val="Heading3Char"/>
+    <w:link w:val="Ttulo3Car"/>
     <w:uiPriority w:val="9"/>
     <w:semiHidden/>
     <w:unhideWhenUsed/>
@@ -4235,11 +5528,11 @@
       <w:szCs w:val="28"/>
     </w:rPr>
   </w:style>
-  <w:style w:type="paragraph" w:styleId="Heading4">
+  <w:style w:type="paragraph" w:styleId="Ttulo4">
     <w:name w:val="heading 4"/>
     <w:basedOn w:val="Normal"/>
     <w:next w:val="Normal"/>
-    <w:link w:val="Heading4Char"/>
+    <w:link w:val="Ttulo4Car"/>
     <w:uiPriority w:val="9"/>
     <w:semiHidden/>
     <w:unhideWhenUsed/>
@@ -4258,11 +5551,11 @@
       <w:color w:val="0F4761" w:themeColor="accent1" w:themeShade="BF"/>
     </w:rPr>
   </w:style>
-  <w:style w:type="paragraph" w:styleId="Heading5">
+  <w:style w:type="paragraph" w:styleId="Ttulo5">
     <w:name w:val="heading 5"/>
     <w:basedOn w:val="Normal"/>
     <w:next w:val="Normal"/>
-    <w:link w:val="Heading5Char"/>
+    <w:link w:val="Ttulo5Car"/>
     <w:uiPriority w:val="9"/>
     <w:semiHidden/>
     <w:unhideWhenUsed/>
@@ -4279,11 +5572,11 @@
       <w:color w:val="0F4761" w:themeColor="accent1" w:themeShade="BF"/>
     </w:rPr>
   </w:style>
-  <w:style w:type="paragraph" w:styleId="Heading6">
+  <w:style w:type="paragraph" w:styleId="Ttulo6">
     <w:name w:val="heading 6"/>
     <w:basedOn w:val="Normal"/>
     <w:next w:val="Normal"/>
-    <w:link w:val="Heading6Char"/>
+    <w:link w:val="Ttulo6Car"/>
     <w:uiPriority w:val="9"/>
     <w:semiHidden/>
     <w:unhideWhenUsed/>
@@ -4302,11 +5595,11 @@
       <w:color w:val="595959" w:themeColor="text1" w:themeTint="A6"/>
     </w:rPr>
   </w:style>
-  <w:style w:type="paragraph" w:styleId="Heading7">
+  <w:style w:type="paragraph" w:styleId="Ttulo7">
     <w:name w:val="heading 7"/>
     <w:basedOn w:val="Normal"/>
     <w:next w:val="Normal"/>
-    <w:link w:val="Heading7Char"/>
+    <w:link w:val="Ttulo7Car"/>
     <w:uiPriority w:val="9"/>
     <w:semiHidden/>
     <w:unhideWhenUsed/>
@@ -4323,11 +5616,11 @@
       <w:color w:val="595959" w:themeColor="text1" w:themeTint="A6"/>
     </w:rPr>
   </w:style>
-  <w:style w:type="paragraph" w:styleId="Heading8">
+  <w:style w:type="paragraph" w:styleId="Ttulo8">
     <w:name w:val="heading 8"/>
     <w:basedOn w:val="Normal"/>
     <w:next w:val="Normal"/>
-    <w:link w:val="Heading8Char"/>
+    <w:link w:val="Ttulo8Car"/>
     <w:uiPriority w:val="9"/>
     <w:semiHidden/>
     <w:unhideWhenUsed/>
@@ -4345,11 +5638,11 @@
       <w:color w:val="272727" w:themeColor="text1" w:themeTint="D8"/>
     </w:rPr>
   </w:style>
-  <w:style w:type="paragraph" w:styleId="Heading9">
+  <w:style w:type="paragraph" w:styleId="Ttulo9">
     <w:name w:val="heading 9"/>
     <w:basedOn w:val="Normal"/>
     <w:next w:val="Normal"/>
-    <w:link w:val="Heading9Char"/>
+    <w:link w:val="Ttulo9Car"/>
     <w:uiPriority w:val="9"/>
     <w:semiHidden/>
     <w:unhideWhenUsed/>
@@ -4365,13 +5658,13 @@
       <w:color w:val="272727" w:themeColor="text1" w:themeTint="D8"/>
     </w:rPr>
   </w:style>
-  <w:style w:type="character" w:default="1" w:styleId="DefaultParagraphFont">
+  <w:style w:type="character" w:default="1" w:styleId="Fuentedeprrafopredeter">
     <w:name w:val="Default Paragraph Font"/>
     <w:uiPriority w:val="1"/>
     <w:semiHidden/>
     <w:unhideWhenUsed/>
   </w:style>
-  <w:style w:type="table" w:default="1" w:styleId="TableNormal">
+  <w:style w:type="table" w:default="1" w:styleId="Tablanormal">
     <w:name w:val="Normal Table"/>
     <w:uiPriority w:val="99"/>
     <w:semiHidden/>
@@ -4386,16 +5679,16 @@
       </w:tblCellMar>
     </w:tblPr>
   </w:style>
-  <w:style w:type="numbering" w:default="1" w:styleId="NoList">
+  <w:style w:type="numbering" w:default="1" w:styleId="Sinlista">
     <w:name w:val="No List"/>
     <w:uiPriority w:val="99"/>
     <w:semiHidden/>
     <w:unhideWhenUsed/>
   </w:style>
-  <w:style w:type="character" w:customStyle="1" w:styleId="Heading1Char">
-    <w:name w:val="Heading 1 Char"/>
-    <w:basedOn w:val="DefaultParagraphFont"/>
-    <w:link w:val="Heading1"/>
+  <w:style w:type="character" w:customStyle="1" w:styleId="Ttulo1Car">
+    <w:name w:val="Título 1 Car"/>
+    <w:basedOn w:val="Fuentedeprrafopredeter"/>
+    <w:link w:val="Ttulo1"/>
     <w:uiPriority w:val="9"/>
     <w:rsid w:val="004A01A6"/>
     <w:rPr>
@@ -4405,10 +5698,10 @@
       <w:szCs w:val="40"/>
     </w:rPr>
   </w:style>
-  <w:style w:type="character" w:customStyle="1" w:styleId="Heading2Char">
-    <w:name w:val="Heading 2 Char"/>
-    <w:basedOn w:val="DefaultParagraphFont"/>
-    <w:link w:val="Heading2"/>
+  <w:style w:type="character" w:customStyle="1" w:styleId="Ttulo2Car">
+    <w:name w:val="Título 2 Car"/>
+    <w:basedOn w:val="Fuentedeprrafopredeter"/>
+    <w:link w:val="Ttulo2"/>
     <w:uiPriority w:val="9"/>
     <w:semiHidden/>
     <w:rsid w:val="004A01A6"/>
@@ -4419,10 +5712,10 @@
       <w:szCs w:val="32"/>
     </w:rPr>
   </w:style>
-  <w:style w:type="character" w:customStyle="1" w:styleId="Heading3Char">
-    <w:name w:val="Heading 3 Char"/>
-    <w:basedOn w:val="DefaultParagraphFont"/>
-    <w:link w:val="Heading3"/>
+  <w:style w:type="character" w:customStyle="1" w:styleId="Ttulo3Car">
+    <w:name w:val="Título 3 Car"/>
+    <w:basedOn w:val="Fuentedeprrafopredeter"/>
+    <w:link w:val="Ttulo3"/>
     <w:uiPriority w:val="9"/>
     <w:semiHidden/>
     <w:rsid w:val="004A01A6"/>
@@ -4433,10 +5726,10 @@
       <w:szCs w:val="28"/>
     </w:rPr>
   </w:style>
-  <w:style w:type="character" w:customStyle="1" w:styleId="Heading4Char">
-    <w:name w:val="Heading 4 Char"/>
-    <w:basedOn w:val="DefaultParagraphFont"/>
-    <w:link w:val="Heading4"/>
+  <w:style w:type="character" w:customStyle="1" w:styleId="Ttulo4Car">
+    <w:name w:val="Título 4 Car"/>
+    <w:basedOn w:val="Fuentedeprrafopredeter"/>
+    <w:link w:val="Ttulo4"/>
     <w:uiPriority w:val="9"/>
     <w:semiHidden/>
     <w:rsid w:val="004A01A6"/>
@@ -4447,10 +5740,10 @@
       <w:color w:val="0F4761" w:themeColor="accent1" w:themeShade="BF"/>
     </w:rPr>
   </w:style>
-  <w:style w:type="character" w:customStyle="1" w:styleId="Heading5Char">
-    <w:name w:val="Heading 5 Char"/>
-    <w:basedOn w:val="DefaultParagraphFont"/>
-    <w:link w:val="Heading5"/>
+  <w:style w:type="character" w:customStyle="1" w:styleId="Ttulo5Car">
+    <w:name w:val="Título 5 Car"/>
+    <w:basedOn w:val="Fuentedeprrafopredeter"/>
+    <w:link w:val="Ttulo5"/>
     <w:uiPriority w:val="9"/>
     <w:semiHidden/>
     <w:rsid w:val="004A01A6"/>
@@ -4459,10 +5752,10 @@
       <w:color w:val="0F4761" w:themeColor="accent1" w:themeShade="BF"/>
     </w:rPr>
   </w:style>
-  <w:style w:type="character" w:customStyle="1" w:styleId="Heading6Char">
-    <w:name w:val="Heading 6 Char"/>
-    <w:basedOn w:val="DefaultParagraphFont"/>
-    <w:link w:val="Heading6"/>
+  <w:style w:type="character" w:customStyle="1" w:styleId="Ttulo6Car">
+    <w:name w:val="Título 6 Car"/>
+    <w:basedOn w:val="Fuentedeprrafopredeter"/>
+    <w:link w:val="Ttulo6"/>
     <w:uiPriority w:val="9"/>
     <w:semiHidden/>
     <w:rsid w:val="004A01A6"/>
@@ -4473,10 +5766,10 @@
       <w:color w:val="595959" w:themeColor="text1" w:themeTint="A6"/>
     </w:rPr>
   </w:style>
-  <w:style w:type="character" w:customStyle="1" w:styleId="Heading7Char">
-    <w:name w:val="Heading 7 Char"/>
-    <w:basedOn w:val="DefaultParagraphFont"/>
-    <w:link w:val="Heading7"/>
+  <w:style w:type="character" w:customStyle="1" w:styleId="Ttulo7Car">
+    <w:name w:val="Título 7 Car"/>
+    <w:basedOn w:val="Fuentedeprrafopredeter"/>
+    <w:link w:val="Ttulo7"/>
     <w:uiPriority w:val="9"/>
     <w:semiHidden/>
     <w:rsid w:val="004A01A6"/>
@@ -4485,10 +5778,10 @@
       <w:color w:val="595959" w:themeColor="text1" w:themeTint="A6"/>
     </w:rPr>
   </w:style>
-  <w:style w:type="character" w:customStyle="1" w:styleId="Heading8Char">
-    <w:name w:val="Heading 8 Char"/>
-    <w:basedOn w:val="DefaultParagraphFont"/>
-    <w:link w:val="Heading8"/>
+  <w:style w:type="character" w:customStyle="1" w:styleId="Ttulo8Car">
+    <w:name w:val="Título 8 Car"/>
+    <w:basedOn w:val="Fuentedeprrafopredeter"/>
+    <w:link w:val="Ttulo8"/>
     <w:uiPriority w:val="9"/>
     <w:semiHidden/>
     <w:rsid w:val="004A01A6"/>
@@ -4499,10 +5792,10 @@
       <w:color w:val="272727" w:themeColor="text1" w:themeTint="D8"/>
     </w:rPr>
   </w:style>
-  <w:style w:type="character" w:customStyle="1" w:styleId="Heading9Char">
-    <w:name w:val="Heading 9 Char"/>
-    <w:basedOn w:val="DefaultParagraphFont"/>
-    <w:link w:val="Heading9"/>
+  <w:style w:type="character" w:customStyle="1" w:styleId="Ttulo9Car">
+    <w:name w:val="Título 9 Car"/>
+    <w:basedOn w:val="Fuentedeprrafopredeter"/>
+    <w:link w:val="Ttulo9"/>
     <w:uiPriority w:val="9"/>
     <w:semiHidden/>
     <w:rsid w:val="004A01A6"/>
@@ -4511,11 +5804,11 @@
       <w:color w:val="272727" w:themeColor="text1" w:themeTint="D8"/>
     </w:rPr>
   </w:style>
-  <w:style w:type="paragraph" w:styleId="Title">
+  <w:style w:type="paragraph" w:styleId="Ttulo">
     <w:name w:val="Title"/>
     <w:basedOn w:val="Normal"/>
     <w:next w:val="Normal"/>
-    <w:link w:val="TitleChar"/>
+    <w:link w:val="TtuloCar"/>
     <w:uiPriority w:val="10"/>
     <w:qFormat/>
     <w:rsid w:val="004A01A6"/>
@@ -4531,10 +5824,10 @@
       <w:szCs w:val="56"/>
     </w:rPr>
   </w:style>
-  <w:style w:type="character" w:customStyle="1" w:styleId="TitleChar">
-    <w:name w:val="Title Char"/>
-    <w:basedOn w:val="DefaultParagraphFont"/>
-    <w:link w:val="Title"/>
+  <w:style w:type="character" w:customStyle="1" w:styleId="TtuloCar">
+    <w:name w:val="Título Car"/>
+    <w:basedOn w:val="Fuentedeprrafopredeter"/>
+    <w:link w:val="Ttulo"/>
     <w:uiPriority w:val="10"/>
     <w:rsid w:val="004A01A6"/>
     <w:rPr>
@@ -4545,11 +5838,11 @@
       <w:szCs w:val="56"/>
     </w:rPr>
   </w:style>
-  <w:style w:type="paragraph" w:styleId="Subtitle">
+  <w:style w:type="paragraph" w:styleId="Subttulo">
     <w:name w:val="Subtitle"/>
     <w:basedOn w:val="Normal"/>
     <w:next w:val="Normal"/>
-    <w:link w:val="SubtitleChar"/>
+    <w:link w:val="SubttuloCar"/>
     <w:uiPriority w:val="11"/>
     <w:qFormat/>
     <w:rsid w:val="004A01A6"/>
@@ -4567,10 +5860,10 @@
       <w:szCs w:val="28"/>
     </w:rPr>
   </w:style>
-  <w:style w:type="character" w:customStyle="1" w:styleId="SubtitleChar">
-    <w:name w:val="Subtitle Char"/>
-    <w:basedOn w:val="DefaultParagraphFont"/>
-    <w:link w:val="Subtitle"/>
+  <w:style w:type="character" w:customStyle="1" w:styleId="SubttuloCar">
+    <w:name w:val="Subtítulo Car"/>
+    <w:basedOn w:val="Fuentedeprrafopredeter"/>
+    <w:link w:val="Subttulo"/>
     <w:uiPriority w:val="11"/>
     <w:rsid w:val="004A01A6"/>
     <w:rPr>
@@ -4581,11 +5874,11 @@
       <w:szCs w:val="28"/>
     </w:rPr>
   </w:style>
-  <w:style w:type="paragraph" w:styleId="Quote">
+  <w:style w:type="paragraph" w:styleId="Cita">
     <w:name w:val="Quote"/>
     <w:basedOn w:val="Normal"/>
     <w:next w:val="Normal"/>
-    <w:link w:val="QuoteChar"/>
+    <w:link w:val="CitaCar"/>
     <w:uiPriority w:val="29"/>
     <w:qFormat/>
     <w:rsid w:val="004A01A6"/>
@@ -4599,10 +5892,10 @@
       <w:color w:val="404040" w:themeColor="text1" w:themeTint="BF"/>
     </w:rPr>
   </w:style>
-  <w:style w:type="character" w:customStyle="1" w:styleId="QuoteChar">
-    <w:name w:val="Quote Char"/>
-    <w:basedOn w:val="DefaultParagraphFont"/>
-    <w:link w:val="Quote"/>
+  <w:style w:type="character" w:customStyle="1" w:styleId="CitaCar">
+    <w:name w:val="Cita Car"/>
+    <w:basedOn w:val="Fuentedeprrafopredeter"/>
+    <w:link w:val="Cita"/>
     <w:uiPriority w:val="29"/>
     <w:rsid w:val="004A01A6"/>
     <w:rPr>
@@ -4611,7 +5904,7 @@
       <w:color w:val="404040" w:themeColor="text1" w:themeTint="BF"/>
     </w:rPr>
   </w:style>
-  <w:style w:type="paragraph" w:styleId="ListParagraph">
+  <w:style w:type="paragraph" w:styleId="Prrafodelista">
     <w:name w:val="List Paragraph"/>
     <w:basedOn w:val="Normal"/>
     <w:uiPriority w:val="34"/>
@@ -4622,9 +5915,9 @@
       <w:contextualSpacing/>
     </w:pPr>
   </w:style>
-  <w:style w:type="character" w:styleId="IntenseEmphasis">
+  <w:style w:type="character" w:styleId="nfasisintenso">
     <w:name w:val="Intense Emphasis"/>
-    <w:basedOn w:val="DefaultParagraphFont"/>
+    <w:basedOn w:val="Fuentedeprrafopredeter"/>
     <w:uiPriority w:val="21"/>
     <w:qFormat/>
     <w:rsid w:val="004A01A6"/>
@@ -4634,11 +5927,11 @@
       <w:color w:val="0F4761" w:themeColor="accent1" w:themeShade="BF"/>
     </w:rPr>
   </w:style>
-  <w:style w:type="paragraph" w:styleId="IntenseQuote">
+  <w:style w:type="paragraph" w:styleId="Citadestacada">
     <w:name w:val="Intense Quote"/>
     <w:basedOn w:val="Normal"/>
     <w:next w:val="Normal"/>
-    <w:link w:val="IntenseQuoteChar"/>
+    <w:link w:val="CitadestacadaCar"/>
     <w:uiPriority w:val="30"/>
     <w:qFormat/>
     <w:rsid w:val="004A01A6"/>
@@ -4657,10 +5950,10 @@
       <w:color w:val="0F4761" w:themeColor="accent1" w:themeShade="BF"/>
     </w:rPr>
   </w:style>
-  <w:style w:type="character" w:customStyle="1" w:styleId="IntenseQuoteChar">
-    <w:name w:val="Intense Quote Char"/>
-    <w:basedOn w:val="DefaultParagraphFont"/>
-    <w:link w:val="IntenseQuote"/>
+  <w:style w:type="character" w:customStyle="1" w:styleId="CitadestacadaCar">
+    <w:name w:val="Cita destacada Car"/>
+    <w:basedOn w:val="Fuentedeprrafopredeter"/>
+    <w:link w:val="Citadestacada"/>
     <w:uiPriority w:val="30"/>
     <w:rsid w:val="004A01A6"/>
     <w:rPr>
@@ -4669,9 +5962,9 @@
       <w:color w:val="0F4761" w:themeColor="accent1" w:themeShade="BF"/>
     </w:rPr>
   </w:style>
-  <w:style w:type="character" w:styleId="IntenseReference">
+  <w:style w:type="character" w:styleId="Referenciaintensa">
     <w:name w:val="Intense Reference"/>
-    <w:basedOn w:val="DefaultParagraphFont"/>
+    <w:basedOn w:val="Fuentedeprrafopredeter"/>
     <w:uiPriority w:val="32"/>
     <w:qFormat/>
     <w:rsid w:val="004A01A6"/>
@@ -4697,23 +5990,23 @@
   </w:style>
   <w:style w:type="character" w:customStyle="1" w:styleId="normaltextrun">
     <w:name w:val="normaltextrun"/>
-    <w:basedOn w:val="DefaultParagraphFont"/>
+    <w:basedOn w:val="Fuentedeprrafopredeter"/>
     <w:rsid w:val="00C74869"/>
   </w:style>
   <w:style w:type="character" w:customStyle="1" w:styleId="eop">
     <w:name w:val="eop"/>
-    <w:basedOn w:val="DefaultParagraphFont"/>
+    <w:basedOn w:val="Fuentedeprrafopredeter"/>
     <w:rsid w:val="00C74869"/>
   </w:style>
   <w:style w:type="character" w:customStyle="1" w:styleId="wacimagecontainer">
     <w:name w:val="wacimagecontainer"/>
-    <w:basedOn w:val="DefaultParagraphFont"/>
+    <w:basedOn w:val="Fuentedeprrafopredeter"/>
     <w:rsid w:val="00C74869"/>
   </w:style>
-  <w:style w:type="paragraph" w:styleId="Header">
+  <w:style w:type="paragraph" w:styleId="Encabezado">
     <w:name w:val="header"/>
     <w:basedOn w:val="Normal"/>
-    <w:link w:val="HeaderChar"/>
+    <w:link w:val="EncabezadoCar"/>
     <w:uiPriority w:val="99"/>
     <w:unhideWhenUsed/>
     <w:rsid w:val="00986CEE"/>
@@ -4724,17 +6017,17 @@
       </w:tabs>
     </w:pPr>
   </w:style>
-  <w:style w:type="character" w:customStyle="1" w:styleId="HeaderChar">
-    <w:name w:val="Header Char"/>
-    <w:basedOn w:val="DefaultParagraphFont"/>
-    <w:link w:val="Header"/>
+  <w:style w:type="character" w:customStyle="1" w:styleId="EncabezadoCar">
+    <w:name w:val="Encabezado Car"/>
+    <w:basedOn w:val="Fuentedeprrafopredeter"/>
+    <w:link w:val="Encabezado"/>
     <w:uiPriority w:val="99"/>
     <w:rsid w:val="00986CEE"/>
   </w:style>
-  <w:style w:type="paragraph" w:styleId="Footer">
+  <w:style w:type="paragraph" w:styleId="Piedepgina">
     <w:name w:val="footer"/>
     <w:basedOn w:val="Normal"/>
-    <w:link w:val="FooterChar"/>
+    <w:link w:val="PiedepginaCar"/>
     <w:uiPriority w:val="99"/>
     <w:unhideWhenUsed/>
     <w:rsid w:val="00986CEE"/>
@@ -4745,21 +6038,21 @@
       </w:tabs>
     </w:pPr>
   </w:style>
-  <w:style w:type="character" w:customStyle="1" w:styleId="FooterChar">
-    <w:name w:val="Footer Char"/>
-    <w:basedOn w:val="DefaultParagraphFont"/>
-    <w:link w:val="Footer"/>
+  <w:style w:type="character" w:customStyle="1" w:styleId="PiedepginaCar">
+    <w:name w:val="Pie de página Car"/>
+    <w:basedOn w:val="Fuentedeprrafopredeter"/>
+    <w:link w:val="Piedepgina"/>
     <w:uiPriority w:val="99"/>
     <w:rsid w:val="00986CEE"/>
   </w:style>
   <w:style w:type="character" w:customStyle="1" w:styleId="apple-converted-space">
     <w:name w:val="apple-converted-space"/>
-    <w:basedOn w:val="DefaultParagraphFont"/>
+    <w:basedOn w:val="Fuentedeprrafopredeter"/>
     <w:rsid w:val="00986CEE"/>
   </w:style>
   <w:style w:type="character" w:customStyle="1" w:styleId="scxw224903033">
     <w:name w:val="scxw224903033"/>
-    <w:basedOn w:val="DefaultParagraphFont"/>
+    <w:basedOn w:val="Fuentedeprrafopredeter"/>
     <w:rsid w:val="00986CEE"/>
   </w:style>
 </w:styles>

--- a/Proyecto final.docx
+++ b/Proyecto final.docx
@@ -658,10 +658,6 @@
         <w:spacing w:before="0" w:beforeAutospacing="0" w:after="0" w:afterAutospacing="0"/>
         <w:jc w:val="both"/>
         <w:textAlignment w:val="baseline"/>
-        <w:rPr>
-          <w:sz w:val="18"/>
-          <w:szCs w:val="18"/>
-        </w:rPr>
       </w:pPr>
       <w:r>
         <w:rPr>
@@ -685,10 +681,6 @@
         <w:spacing w:before="0" w:beforeAutospacing="0" w:after="0" w:afterAutospacing="0"/>
         <w:jc w:val="both"/>
         <w:textAlignment w:val="baseline"/>
-        <w:rPr>
-          <w:sz w:val="18"/>
-          <w:szCs w:val="18"/>
-        </w:rPr>
       </w:pPr>
       <w:r>
         <w:rPr>
@@ -703,10 +695,6 @@
         <w:spacing w:before="0" w:beforeAutospacing="0" w:after="0" w:afterAutospacing="0"/>
         <w:jc w:val="both"/>
         <w:textAlignment w:val="baseline"/>
-        <w:rPr>
-          <w:sz w:val="18"/>
-          <w:szCs w:val="18"/>
-        </w:rPr>
       </w:pPr>
       <w:r>
         <w:rPr>
@@ -727,10 +715,6 @@
         <w:spacing w:before="0" w:beforeAutospacing="0" w:after="0" w:afterAutospacing="0"/>
         <w:jc w:val="both"/>
         <w:textAlignment w:val="baseline"/>
-        <w:rPr>
-          <w:sz w:val="18"/>
-          <w:szCs w:val="18"/>
-        </w:rPr>
       </w:pPr>
       <w:r>
         <w:rPr>
@@ -751,10 +735,6 @@
         <w:spacing w:before="0" w:beforeAutospacing="0" w:after="0" w:afterAutospacing="0"/>
         <w:jc w:val="both"/>
         <w:textAlignment w:val="baseline"/>
-        <w:rPr>
-          <w:sz w:val="18"/>
-          <w:szCs w:val="18"/>
-        </w:rPr>
       </w:pPr>
       <w:r>
         <w:rPr>
@@ -849,10 +829,6 @@
         <w:spacing w:before="0" w:beforeAutospacing="0" w:after="0" w:afterAutospacing="0"/>
         <w:jc w:val="both"/>
         <w:textAlignment w:val="baseline"/>
-        <w:rPr>
-          <w:sz w:val="18"/>
-          <w:szCs w:val="18"/>
-        </w:rPr>
       </w:pPr>
       <w:r>
         <w:rPr>
@@ -868,10 +844,6 @@
         <w:ind w:left="360"/>
         <w:jc w:val="both"/>
         <w:textAlignment w:val="baseline"/>
-        <w:rPr>
-          <w:sz w:val="18"/>
-          <w:szCs w:val="18"/>
-        </w:rPr>
       </w:pPr>
       <w:r>
         <w:rPr>
@@ -892,10 +864,6 @@
         <w:spacing w:before="0" w:beforeAutospacing="0" w:after="0" w:afterAutospacing="0"/>
         <w:jc w:val="both"/>
         <w:textAlignment w:val="baseline"/>
-        <w:rPr>
-          <w:sz w:val="18"/>
-          <w:szCs w:val="18"/>
-        </w:rPr>
       </w:pPr>
       <w:r>
         <w:rPr>
@@ -910,10 +878,6 @@
         <w:spacing w:before="0" w:beforeAutospacing="0" w:after="0" w:afterAutospacing="0"/>
         <w:jc w:val="both"/>
         <w:textAlignment w:val="baseline"/>
-        <w:rPr>
-          <w:sz w:val="18"/>
-          <w:szCs w:val="18"/>
-        </w:rPr>
       </w:pPr>
       <w:r>
         <w:rPr>
@@ -936,10 +900,6 @@
         <w:spacing w:before="0" w:beforeAutospacing="0" w:after="0" w:afterAutospacing="0"/>
         <w:jc w:val="both"/>
         <w:textAlignment w:val="baseline"/>
-        <w:rPr>
-          <w:sz w:val="18"/>
-          <w:szCs w:val="18"/>
-        </w:rPr>
       </w:pPr>
       <w:r>
         <w:rPr>
@@ -1030,10 +990,6 @@
         <w:ind w:left="720"/>
         <w:jc w:val="both"/>
         <w:textAlignment w:val="baseline"/>
-        <w:rPr>
-          <w:sz w:val="18"/>
-          <w:szCs w:val="18"/>
-        </w:rPr>
       </w:pPr>
       <w:r>
         <w:rPr>
@@ -1048,10 +1004,6 @@
         <w:spacing w:before="0" w:beforeAutospacing="0" w:after="0" w:afterAutospacing="0"/>
         <w:jc w:val="both"/>
         <w:textAlignment w:val="baseline"/>
-        <w:rPr>
-          <w:sz w:val="18"/>
-          <w:szCs w:val="18"/>
-        </w:rPr>
       </w:pPr>
       <w:r>
         <w:rPr>
@@ -1072,10 +1024,6 @@
         <w:spacing w:before="0" w:beforeAutospacing="0" w:after="0" w:afterAutospacing="0"/>
         <w:jc w:val="both"/>
         <w:textAlignment w:val="baseline"/>
-        <w:rPr>
-          <w:sz w:val="18"/>
-          <w:szCs w:val="18"/>
-        </w:rPr>
       </w:pPr>
       <w:r>
         <w:rPr>
@@ -1090,10 +1038,6 @@
         <w:spacing w:before="0" w:beforeAutospacing="0" w:after="0" w:afterAutospacing="0"/>
         <w:jc w:val="both"/>
         <w:textAlignment w:val="baseline"/>
-        <w:rPr>
-          <w:sz w:val="18"/>
-          <w:szCs w:val="18"/>
-        </w:rPr>
       </w:pPr>
       <w:r>
         <w:rPr>
@@ -1190,10 +1134,6 @@
         <w:ind w:left="720"/>
         <w:jc w:val="both"/>
         <w:textAlignment w:val="baseline"/>
-        <w:rPr>
-          <w:sz w:val="18"/>
-          <w:szCs w:val="18"/>
-        </w:rPr>
       </w:pPr>
       <w:r>
         <w:rPr>
@@ -1208,10 +1148,6 @@
         <w:spacing w:before="0" w:beforeAutospacing="0" w:after="0" w:afterAutospacing="0"/>
         <w:jc w:val="both"/>
         <w:textAlignment w:val="baseline"/>
-        <w:rPr>
-          <w:sz w:val="18"/>
-          <w:szCs w:val="18"/>
-        </w:rPr>
       </w:pPr>
       <w:r>
         <w:rPr>
@@ -1247,10 +1183,6 @@
         <w:spacing w:before="0" w:beforeAutospacing="0" w:after="0" w:afterAutospacing="0"/>
         <w:jc w:val="both"/>
         <w:textAlignment w:val="baseline"/>
-        <w:rPr>
-          <w:sz w:val="18"/>
-          <w:szCs w:val="18"/>
-        </w:rPr>
       </w:pPr>
       <w:r>
         <w:rPr>
@@ -1271,10 +1203,6 @@
         <w:spacing w:before="0" w:beforeAutospacing="0" w:after="0" w:afterAutospacing="0"/>
         <w:jc w:val="both"/>
         <w:textAlignment w:val="baseline"/>
-        <w:rPr>
-          <w:sz w:val="18"/>
-          <w:szCs w:val="18"/>
-        </w:rPr>
       </w:pPr>
       <w:r>
         <w:rPr>
@@ -1295,10 +1223,6 @@
         <w:spacing w:before="0" w:beforeAutospacing="0" w:after="0" w:afterAutospacing="0"/>
         <w:jc w:val="both"/>
         <w:textAlignment w:val="baseline"/>
-        <w:rPr>
-          <w:sz w:val="18"/>
-          <w:szCs w:val="18"/>
-        </w:rPr>
       </w:pPr>
       <w:r>
         <w:rPr>
@@ -1319,10 +1243,6 @@
         <w:spacing w:before="0" w:beforeAutospacing="0" w:after="0" w:afterAutospacing="0"/>
         <w:jc w:val="both"/>
         <w:textAlignment w:val="baseline"/>
-        <w:rPr>
-          <w:sz w:val="18"/>
-          <w:szCs w:val="18"/>
-        </w:rPr>
       </w:pPr>
       <w:r>
         <w:rPr>
@@ -1367,10 +1287,6 @@
         <w:spacing w:before="0" w:beforeAutospacing="0" w:after="0" w:afterAutospacing="0"/>
         <w:jc w:val="both"/>
         <w:textAlignment w:val="baseline"/>
-        <w:rPr>
-          <w:sz w:val="18"/>
-          <w:szCs w:val="18"/>
-        </w:rPr>
       </w:pPr>
       <w:r>
         <w:rPr>
@@ -1385,10 +1301,6 @@
         <w:spacing w:before="0" w:beforeAutospacing="0" w:after="0" w:afterAutospacing="0"/>
         <w:jc w:val="both"/>
         <w:textAlignment w:val="baseline"/>
-        <w:rPr>
-          <w:sz w:val="18"/>
-          <w:szCs w:val="18"/>
-        </w:rPr>
       </w:pPr>
       <w:r>
         <w:rPr>
@@ -1411,10 +1323,6 @@
         <w:spacing w:before="0" w:beforeAutospacing="0" w:after="0" w:afterAutospacing="0"/>
         <w:jc w:val="both"/>
         <w:textAlignment w:val="baseline"/>
-        <w:rPr>
-          <w:sz w:val="18"/>
-          <w:szCs w:val="18"/>
-        </w:rPr>
       </w:pPr>
       <w:r>
         <w:rPr>
@@ -1429,10 +1337,6 @@
         <w:spacing w:before="0" w:beforeAutospacing="0" w:after="0" w:afterAutospacing="0"/>
         <w:jc w:val="both"/>
         <w:textAlignment w:val="baseline"/>
-        <w:rPr>
-          <w:sz w:val="18"/>
-          <w:szCs w:val="18"/>
-        </w:rPr>
       </w:pPr>
       <w:r>
         <w:rPr>
@@ -1453,10 +1357,6 @@
         <w:spacing w:before="0" w:beforeAutospacing="0" w:after="0" w:afterAutospacing="0"/>
         <w:jc w:val="both"/>
         <w:textAlignment w:val="baseline"/>
-        <w:rPr>
-          <w:sz w:val="18"/>
-          <w:szCs w:val="18"/>
-        </w:rPr>
       </w:pPr>
       <w:r>
         <w:rPr>
@@ -1611,10 +1511,6 @@
         <w:spacing w:before="0" w:beforeAutospacing="0" w:after="0" w:afterAutospacing="0"/>
         <w:jc w:val="both"/>
         <w:textAlignment w:val="baseline"/>
-        <w:rPr>
-          <w:sz w:val="18"/>
-          <w:szCs w:val="18"/>
-        </w:rPr>
       </w:pPr>
       <w:r>
         <w:rPr>
@@ -1956,7 +1852,7 @@
     </w:p>
     <w:p>
       <w:pPr>
-        <w:pStyle w:val="Prrafodelista"/>
+        <w:pStyle w:val="ListParagraph"/>
         <w:numPr>
           <w:ilvl w:val="0"/>
           <w:numId w:val="14"/>
@@ -1974,7 +1870,7 @@
     </w:p>
     <w:p>
       <w:pPr>
-        <w:pStyle w:val="Prrafodelista"/>
+        <w:pStyle w:val="ListParagraph"/>
         <w:numPr>
           <w:ilvl w:val="0"/>
           <w:numId w:val="14"/>
@@ -1992,7 +1888,7 @@
     </w:p>
     <w:p>
       <w:pPr>
-        <w:pStyle w:val="Prrafodelista"/>
+        <w:pStyle w:val="ListParagraph"/>
         <w:numPr>
           <w:ilvl w:val="0"/>
           <w:numId w:val="14"/>
@@ -2051,7 +1947,21 @@
         <w:rPr>
           <w:rFonts w:ascii="Times New Roman" w:eastAsiaTheme="minorEastAsia" w:hAnsi="Times New Roman" w:cs="Times New Roman"/>
         </w:rPr>
-        <w:t xml:space="preserve">Las variables diff_speed y </w:t>
+        <w:t xml:space="preserve">Las variables </w:t>
+      </w:r>
+      <w:proofErr w:type="spellStart"/>
+      <w:r>
+        <w:rPr>
+          <w:rFonts w:ascii="Times New Roman" w:eastAsiaTheme="minorEastAsia" w:hAnsi="Times New Roman" w:cs="Times New Roman"/>
+        </w:rPr>
+        <w:t>diff_speed</w:t>
+      </w:r>
+      <w:proofErr w:type="spellEnd"/>
+      <w:r>
+        <w:rPr>
+          <w:rFonts w:ascii="Times New Roman" w:eastAsiaTheme="minorEastAsia" w:hAnsi="Times New Roman" w:cs="Times New Roman"/>
+        </w:rPr>
+        <w:t xml:space="preserve"> y </w:t>
       </w:r>
       <w:proofErr w:type="spellStart"/>
       <w:r>
@@ -2119,12 +2029,21 @@
           <w:lang w:val="en-US"/>
         </w:rPr>
       </w:pPr>
+      <w:proofErr w:type="spellStart"/>
       <w:r>
         <w:rPr>
           <w:rFonts w:ascii="Times New Roman" w:eastAsiaTheme="minorEastAsia" w:hAnsi="Times New Roman" w:cs="Times New Roman"/>
           <w:lang w:val="en-US"/>
         </w:rPr>
-        <w:t xml:space="preserve">Home_win_binary ~ </w:t>
+        <w:t>Home_win_binary</w:t>
+      </w:r>
+      <w:proofErr w:type="spellEnd"/>
+      <w:r>
+        <w:rPr>
+          <w:rFonts w:ascii="Times New Roman" w:eastAsiaTheme="minorEastAsia" w:hAnsi="Times New Roman" w:cs="Times New Roman"/>
+          <w:lang w:val="en-US"/>
+        </w:rPr>
+        <w:t xml:space="preserve"> ~ </w:t>
       </w:r>
       <w:proofErr w:type="spellStart"/>
       <w:r>
@@ -2140,7 +2059,23 @@
           <w:rFonts w:ascii="Times New Roman" w:eastAsiaTheme="minorEastAsia" w:hAnsi="Times New Roman" w:cs="Times New Roman"/>
           <w:lang w:val="en-US"/>
         </w:rPr>
-        <w:t xml:space="preserve"> + diff_aggression + diff_speed</w:t>
+        <w:t xml:space="preserve"> + </w:t>
+      </w:r>
+      <w:proofErr w:type="spellStart"/>
+      <w:r>
+        <w:rPr>
+          <w:rFonts w:ascii="Times New Roman" w:eastAsiaTheme="minorEastAsia" w:hAnsi="Times New Roman" w:cs="Times New Roman"/>
+          <w:lang w:val="en-US"/>
+        </w:rPr>
+        <w:t>diff_aggression</w:t>
+      </w:r>
+      <w:proofErr w:type="spellEnd"/>
+      <w:r>
+        <w:rPr>
+          <w:rFonts w:ascii="Times New Roman" w:eastAsiaTheme="minorEastAsia" w:hAnsi="Times New Roman" w:cs="Times New Roman"/>
+          <w:lang w:val="en-US"/>
+        </w:rPr>
+        <w:t xml:space="preserve"> + diff_speed</w:t>
       </w:r>
     </w:p>
     <w:p>
@@ -2535,7 +2470,7 @@
     </w:p>
     <w:p>
       <w:pPr>
-        <w:pStyle w:val="Prrafodelista"/>
+        <w:pStyle w:val="ListParagraph"/>
         <w:numPr>
           <w:ilvl w:val="0"/>
           <w:numId w:val="15"/>
@@ -2555,7 +2490,7 @@
     </w:p>
     <w:p>
       <w:pPr>
-        <w:pStyle w:val="Prrafodelista"/>
+        <w:pStyle w:val="ListParagraph"/>
         <w:numPr>
           <w:ilvl w:val="0"/>
           <w:numId w:val="15"/>
@@ -2575,7 +2510,7 @@
     </w:p>
     <w:p>
       <w:pPr>
-        <w:pStyle w:val="Prrafodelista"/>
+        <w:pStyle w:val="ListParagraph"/>
         <w:numPr>
           <w:ilvl w:val="0"/>
           <w:numId w:val="15"/>
@@ -2720,7 +2655,7 @@
     </w:p>
     <w:p>
       <w:pPr>
-        <w:pStyle w:val="Prrafodelista"/>
+        <w:pStyle w:val="ListParagraph"/>
         <w:numPr>
           <w:ilvl w:val="0"/>
           <w:numId w:val="14"/>
@@ -2738,7 +2673,7 @@
     </w:p>
     <w:p>
       <w:pPr>
-        <w:pStyle w:val="Prrafodelista"/>
+        <w:pStyle w:val="ListParagraph"/>
         <w:numPr>
           <w:ilvl w:val="0"/>
           <w:numId w:val="14"/>
@@ -2793,6 +2728,904 @@
           <w:color w:val="000000"/>
           <w:bdr w:val="none" w:sz="0" w:space="0" w:color="auto" w:frame="1"/>
           <w:shd w:val="clear" w:color="auto" w:fill="C6C6C6"/>
+        </w:rPr>
+      </w:pPr>
+    </w:p>
+    <w:p>
+      <w:pPr>
+        <w:textAlignment w:val="baseline"/>
+        <w:rPr>
+          <w:rFonts w:ascii="Times New Roman" w:eastAsia="Times New Roman" w:hAnsi="Times New Roman" w:cs="Times New Roman"/>
+          <w:lang w:val="en-CO"/>
+        </w:rPr>
+      </w:pPr>
+      <w:r>
+        <w:rPr>
+          <w:rFonts w:ascii="Times New Roman" w:eastAsia="Times New Roman" w:hAnsi="Times New Roman" w:cs="Times New Roman"/>
+          <w:b/>
+          <w:bCs/>
+        </w:rPr>
+        <w:t>ANOVA de calidad y físico</w:t>
+      </w:r>
+      <w:r>
+        <w:rPr>
+          <w:rFonts w:ascii="Times New Roman" w:eastAsia="Times New Roman" w:hAnsi="Times New Roman" w:cs="Times New Roman"/>
+          <w:lang w:val="en-CO"/>
+        </w:rPr>
+        <w:t> </w:t>
+      </w:r>
+    </w:p>
+    <w:p>
+      <w:pPr>
+        <w:textAlignment w:val="baseline"/>
+        <w:rPr>
+          <w:rFonts w:ascii="Times New Roman" w:eastAsia="Times New Roman" w:hAnsi="Times New Roman" w:cs="Times New Roman"/>
+          <w:lang w:val="en-CO"/>
+        </w:rPr>
+      </w:pPr>
+      <w:r>
+        <w:rPr>
+          <w:rFonts w:ascii="Times New Roman" w:eastAsia="Times New Roman" w:hAnsi="Times New Roman" w:cs="Times New Roman"/>
+          <w:lang w:val="en-CO"/>
+        </w:rPr>
+        <w:t> </w:t>
+      </w:r>
+    </w:p>
+    <w:p>
+      <w:pPr>
+        <w:textAlignment w:val="baseline"/>
+        <w:rPr>
+          <w:rFonts w:ascii="Times New Roman" w:eastAsia="Times New Roman" w:hAnsi="Times New Roman" w:cs="Times New Roman"/>
+          <w:lang w:val="en-CO"/>
+        </w:rPr>
+      </w:pPr>
+      <w:r>
+        <w:rPr>
+          <w:rFonts w:ascii="Times New Roman" w:eastAsia="Times New Roman" w:hAnsi="Times New Roman" w:cs="Times New Roman"/>
+        </w:rPr>
+        <w:t>El ANOVA del rating fue altamente significativo con F=2484. Lo que indica que el rating claramente diferencia partidos ganados y perdidos.</w:t>
+      </w:r>
+      <w:r>
+        <w:rPr>
+          <w:rFonts w:ascii="Times New Roman" w:eastAsia="Times New Roman" w:hAnsi="Times New Roman" w:cs="Times New Roman"/>
+          <w:lang w:val="en-CO"/>
+        </w:rPr>
+        <w:t> </w:t>
+      </w:r>
+    </w:p>
+    <w:p>
+      <w:pPr>
+        <w:textAlignment w:val="baseline"/>
+        <w:rPr>
+          <w:rFonts w:ascii="Times New Roman" w:eastAsia="Times New Roman" w:hAnsi="Times New Roman" w:cs="Times New Roman"/>
+          <w:lang w:val="en-CO"/>
+        </w:rPr>
+      </w:pPr>
+      <w:r>
+        <w:rPr>
+          <w:rFonts w:ascii="Times New Roman" w:eastAsia="Times New Roman" w:hAnsi="Times New Roman" w:cs="Times New Roman"/>
+          <w:lang w:val="en-CO"/>
+        </w:rPr>
+        <w:t> </w:t>
+      </w:r>
+    </w:p>
+    <w:p>
+      <w:pPr>
+        <w:textAlignment w:val="baseline"/>
+        <w:rPr>
+          <w:rFonts w:ascii="Times New Roman" w:eastAsia="Times New Roman" w:hAnsi="Times New Roman" w:cs="Times New Roman"/>
+          <w:lang w:val="en-CO"/>
+        </w:rPr>
+      </w:pPr>
+      <w:r>
+        <w:rPr>
+          <w:rFonts w:ascii="Times New Roman" w:eastAsia="Times New Roman" w:hAnsi="Times New Roman" w:cs="Times New Roman"/>
+          <w:b/>
+          <w:bCs/>
+        </w:rPr>
+        <w:t>Altura</w:t>
+      </w:r>
+      <w:r>
+        <w:rPr>
+          <w:rFonts w:ascii="Times New Roman" w:eastAsia="Times New Roman" w:hAnsi="Times New Roman" w:cs="Times New Roman"/>
+          <w:lang w:val="en-CO"/>
+        </w:rPr>
+        <w:t> </w:t>
+      </w:r>
+    </w:p>
+    <w:p>
+      <w:pPr>
+        <w:jc w:val="center"/>
+        <w:rPr>
+          <w:rFonts w:ascii="Times New Roman" w:eastAsia="Times New Roman" w:hAnsi="Times New Roman" w:cs="Times New Roman"/>
+          <w:lang w:val="en-CO"/>
+        </w:rPr>
+      </w:pPr>
+      <m:oMathPara>
+        <m:oMath>
+          <m:r>
+            <w:rPr>
+              <w:rFonts w:ascii="Cambria Math" w:eastAsia="Times New Roman" w:hAnsi="Cambria Math" w:cs="Times New Roman"/>
+              <w:lang w:val="en-CO"/>
+            </w:rPr>
+            <m:t>p=0.084</m:t>
+          </m:r>
+          <m:r>
+            <w:rPr>
+              <w:rFonts w:ascii="Times New Roman" w:eastAsia="Times New Roman" w:hAnsi="Times New Roman" w:cs="Times New Roman"/>
+              <w:i/>
+              <w:lang w:val="en-CO"/>
+            </w:rPr>
+            <w:br/>
+          </m:r>
+        </m:oMath>
+      </m:oMathPara>
+    </w:p>
+    <w:p>
+      <w:pPr>
+        <w:rPr>
+          <w:rFonts w:ascii="Times New Roman" w:eastAsia="Times New Roman" w:hAnsi="Times New Roman" w:cs="Times New Roman"/>
+          <w:lang w:val="en-CO"/>
+        </w:rPr>
+      </w:pPr>
+      <w:r>
+        <w:rPr>
+          <w:rFonts w:ascii="Times New Roman" w:eastAsia="Times New Roman" w:hAnsi="Times New Roman" w:cs="Times New Roman"/>
+          <w:lang w:val="en-CO"/>
+        </w:rPr>
+        <w:t> </w:t>
+      </w:r>
+    </w:p>
+    <w:p>
+      <w:pPr>
+        <w:textAlignment w:val="baseline"/>
+        <w:rPr>
+          <w:rFonts w:ascii="Times New Roman" w:eastAsia="Times New Roman" w:hAnsi="Times New Roman" w:cs="Times New Roman"/>
+          <w:lang w:val="en-CO"/>
+        </w:rPr>
+      </w:pPr>
+      <w:r>
+        <w:rPr>
+          <w:rFonts w:ascii="Times New Roman" w:eastAsia="Times New Roman" w:hAnsi="Times New Roman" w:cs="Times New Roman"/>
+          <w:lang w:val="en-CO"/>
+        </w:rPr>
+        <w:t> </w:t>
+      </w:r>
+    </w:p>
+    <w:p>
+      <w:pPr>
+        <w:textAlignment w:val="baseline"/>
+        <w:rPr>
+          <w:rFonts w:ascii="Times New Roman" w:eastAsia="Times New Roman" w:hAnsi="Times New Roman" w:cs="Times New Roman"/>
+          <w:lang w:val="en-CO"/>
+        </w:rPr>
+      </w:pPr>
+      <w:r>
+        <w:rPr>
+          <w:rFonts w:ascii="Times New Roman" w:eastAsia="Times New Roman" w:hAnsi="Times New Roman" w:cs="Times New Roman"/>
+        </w:rPr>
+        <w:t>Esta variable resulta no significativa al 5%.</w:t>
+      </w:r>
+      <w:r>
+        <w:rPr>
+          <w:rFonts w:ascii="Times New Roman" w:eastAsia="Times New Roman" w:hAnsi="Times New Roman" w:cs="Times New Roman"/>
+          <w:lang w:val="en-CO"/>
+        </w:rPr>
+        <w:t> </w:t>
+      </w:r>
+    </w:p>
+    <w:p>
+      <w:pPr>
+        <w:textAlignment w:val="baseline"/>
+        <w:rPr>
+          <w:rFonts w:ascii="Times New Roman" w:eastAsia="Times New Roman" w:hAnsi="Times New Roman" w:cs="Times New Roman"/>
+          <w:lang w:val="en-CO"/>
+        </w:rPr>
+      </w:pPr>
+      <w:r>
+        <w:rPr>
+          <w:rFonts w:ascii="Times New Roman" w:eastAsia="Times New Roman" w:hAnsi="Times New Roman" w:cs="Times New Roman"/>
+        </w:rPr>
+        <w:t>La altura promedio del equipo o parece influir mucho en ganar partidos.</w:t>
+      </w:r>
+      <w:r>
+        <w:rPr>
+          <w:rFonts w:ascii="Times New Roman" w:eastAsia="Times New Roman" w:hAnsi="Times New Roman" w:cs="Times New Roman"/>
+          <w:lang w:val="en-CO"/>
+        </w:rPr>
+        <w:t> </w:t>
+      </w:r>
+    </w:p>
+    <w:p>
+      <w:pPr>
+        <w:textAlignment w:val="baseline"/>
+        <w:rPr>
+          <w:rFonts w:ascii="Times New Roman" w:eastAsia="Times New Roman" w:hAnsi="Times New Roman" w:cs="Times New Roman"/>
+          <w:lang w:val="en-CO"/>
+        </w:rPr>
+      </w:pPr>
+      <w:r>
+        <w:rPr>
+          <w:rFonts w:ascii="Times New Roman" w:eastAsia="Times New Roman" w:hAnsi="Times New Roman" w:cs="Times New Roman"/>
+          <w:lang w:val="en-CO"/>
+        </w:rPr>
+        <w:t> </w:t>
+      </w:r>
+    </w:p>
+    <w:p>
+      <w:pPr>
+        <w:textAlignment w:val="baseline"/>
+        <w:rPr>
+          <w:rFonts w:ascii="Times New Roman" w:eastAsia="Times New Roman" w:hAnsi="Times New Roman" w:cs="Times New Roman"/>
+          <w:lang w:val="en-CO"/>
+        </w:rPr>
+      </w:pPr>
+      <w:r>
+        <w:rPr>
+          <w:rFonts w:ascii="Times New Roman" w:eastAsia="Times New Roman" w:hAnsi="Times New Roman" w:cs="Times New Roman"/>
+        </w:rPr>
+        <w:t>Peso </w:t>
+      </w:r>
+      <w:r>
+        <w:rPr>
+          <w:rFonts w:ascii="Times New Roman" w:eastAsia="Times New Roman" w:hAnsi="Times New Roman" w:cs="Times New Roman"/>
+          <w:lang w:val="en-CO"/>
+        </w:rPr>
+        <w:t> </w:t>
+      </w:r>
+    </w:p>
+    <w:p>
+      <w:pPr>
+        <w:jc w:val="center"/>
+        <w:rPr>
+          <w:rFonts w:ascii="Times New Roman" w:eastAsia="Times New Roman" w:hAnsi="Times New Roman" w:cs="Times New Roman"/>
+          <w:lang w:val="en-CO"/>
+        </w:rPr>
+      </w:pPr>
+      <m:oMathPara>
+        <m:oMath>
+          <m:r>
+            <w:rPr>
+              <w:rFonts w:ascii="Cambria Math" w:eastAsia="Times New Roman" w:hAnsi="Cambria Math" w:cs="Times New Roman"/>
+              <w:lang w:val="en-CO"/>
+            </w:rPr>
+            <m:t>p&lt;0.001</m:t>
+          </m:r>
+          <m:r>
+            <w:rPr>
+              <w:rFonts w:ascii="Times New Roman" w:eastAsia="Times New Roman" w:hAnsi="Times New Roman" w:cs="Times New Roman"/>
+              <w:i/>
+              <w:lang w:val="en-CO"/>
+            </w:rPr>
+            <w:br/>
+          </m:r>
+        </m:oMath>
+      </m:oMathPara>
+    </w:p>
+    <w:p>
+      <w:pPr>
+        <w:rPr>
+          <w:rFonts w:ascii="Times New Roman" w:eastAsia="Times New Roman" w:hAnsi="Times New Roman" w:cs="Times New Roman"/>
+          <w:lang w:val="en-CO"/>
+        </w:rPr>
+      </w:pPr>
+      <w:r>
+        <w:rPr>
+          <w:rFonts w:ascii="Times New Roman" w:eastAsia="Times New Roman" w:hAnsi="Times New Roman" w:cs="Times New Roman"/>
+          <w:lang w:val="en-CO"/>
+        </w:rPr>
+        <w:t> </w:t>
+      </w:r>
+    </w:p>
+    <w:p>
+      <w:pPr>
+        <w:textAlignment w:val="baseline"/>
+        <w:rPr>
+          <w:rFonts w:ascii="Times New Roman" w:eastAsia="Times New Roman" w:hAnsi="Times New Roman" w:cs="Times New Roman"/>
+          <w:lang w:val="en-CO"/>
+        </w:rPr>
+      </w:pPr>
+      <w:r>
+        <w:rPr>
+          <w:rFonts w:ascii="Times New Roman" w:eastAsia="Times New Roman" w:hAnsi="Times New Roman" w:cs="Times New Roman"/>
+        </w:rPr>
+        <w:t>Sí fue significativo Aunque su efecto probablemente sea pequeño.</w:t>
+      </w:r>
+      <w:r>
+        <w:rPr>
+          <w:rFonts w:ascii="Times New Roman" w:eastAsia="Times New Roman" w:hAnsi="Times New Roman" w:cs="Times New Roman"/>
+          <w:lang w:val="en-CO"/>
+        </w:rPr>
+        <w:t> </w:t>
+      </w:r>
+    </w:p>
+    <w:p>
+      <w:pPr>
+        <w:textAlignment w:val="baseline"/>
+        <w:rPr>
+          <w:rFonts w:ascii="Times New Roman" w:eastAsia="Times New Roman" w:hAnsi="Times New Roman" w:cs="Times New Roman"/>
+          <w:lang w:val="en-CO"/>
+        </w:rPr>
+      </w:pPr>
+      <w:r>
+        <w:rPr>
+          <w:rFonts w:ascii="Times New Roman" w:eastAsia="Times New Roman" w:hAnsi="Times New Roman" w:cs="Times New Roman"/>
+          <w:lang w:val="en-CO"/>
+        </w:rPr>
+        <w:t> </w:t>
+      </w:r>
+    </w:p>
+    <w:p>
+      <w:pPr>
+        <w:textAlignment w:val="baseline"/>
+        <w:rPr>
+          <w:rFonts w:ascii="Times New Roman" w:eastAsia="Times New Roman" w:hAnsi="Times New Roman" w:cs="Times New Roman"/>
+          <w:lang w:val="en-CO"/>
+        </w:rPr>
+      </w:pPr>
+      <w:r>
+        <w:rPr>
+          <w:rFonts w:ascii="Times New Roman" w:eastAsia="Times New Roman" w:hAnsi="Times New Roman" w:cs="Times New Roman"/>
+        </w:rPr>
+        <w:t>Modelo 2 Regresión completa</w:t>
+      </w:r>
+      <w:r>
+        <w:rPr>
+          <w:rFonts w:ascii="Times New Roman" w:eastAsia="Times New Roman" w:hAnsi="Times New Roman" w:cs="Times New Roman"/>
+          <w:lang w:val="en-CO"/>
+        </w:rPr>
+        <w:t> </w:t>
+      </w:r>
+    </w:p>
+    <w:p>
+      <w:pPr>
+        <w:textAlignment w:val="baseline"/>
+        <w:rPr>
+          <w:rFonts w:ascii="Times New Roman" w:eastAsia="Times New Roman" w:hAnsi="Times New Roman" w:cs="Times New Roman"/>
+          <w:lang w:val="en-CO"/>
+        </w:rPr>
+      </w:pPr>
+      <w:r>
+        <w:rPr>
+          <w:rFonts w:ascii="Times New Roman" w:eastAsia="Times New Roman" w:hAnsi="Times New Roman" w:cs="Times New Roman"/>
+          <w:lang w:val="en-CO"/>
+        </w:rPr>
+        <w:t> </w:t>
+      </w:r>
+    </w:p>
+    <w:p>
+      <w:pPr>
+        <w:textAlignment w:val="baseline"/>
+        <w:rPr>
+          <w:rFonts w:ascii="Times New Roman" w:eastAsia="Times New Roman" w:hAnsi="Times New Roman" w:cs="Times New Roman"/>
+          <w:lang w:val="en-CO"/>
+        </w:rPr>
+      </w:pPr>
+      <w:r>
+        <w:rPr>
+          <w:rFonts w:ascii="Times New Roman" w:eastAsia="Times New Roman" w:hAnsi="Times New Roman" w:cs="Times New Roman"/>
+        </w:rPr>
+        <w:t>Este modelo resulta ser el más importante de todo el proyecto.</w:t>
+      </w:r>
+      <w:r>
+        <w:rPr>
+          <w:rFonts w:ascii="Times New Roman" w:eastAsia="Times New Roman" w:hAnsi="Times New Roman" w:cs="Times New Roman"/>
+          <w:lang w:val="en-CO"/>
+        </w:rPr>
+        <w:t> </w:t>
+      </w:r>
+    </w:p>
+    <w:p>
+      <w:pPr>
+        <w:textAlignment w:val="baseline"/>
+        <w:rPr>
+          <w:rFonts w:ascii="Times New Roman" w:eastAsia="Times New Roman" w:hAnsi="Times New Roman" w:cs="Times New Roman"/>
+          <w:lang w:val="en-CO"/>
+        </w:rPr>
+      </w:pPr>
+      <w:r>
+        <w:rPr>
+          <w:rFonts w:ascii="Times New Roman" w:eastAsia="Times New Roman" w:hAnsi="Times New Roman" w:cs="Times New Roman"/>
+          <w:lang w:val="en-CO"/>
+        </w:rPr>
+        <w:t> </w:t>
+      </w:r>
+    </w:p>
+    <w:p>
+      <w:pPr>
+        <w:jc w:val="center"/>
+        <w:rPr>
+          <w:rFonts w:ascii="Times New Roman" w:eastAsia="Times New Roman" w:hAnsi="Times New Roman" w:cs="Times New Roman"/>
+          <w:lang w:val="en-CO"/>
+        </w:rPr>
+      </w:pPr>
+      <m:oMathPara>
+        <m:oMath>
+          <m:sSup>
+            <m:sSupPr>
+              <m:ctrlPr>
+                <w:rPr>
+                  <w:rFonts w:ascii="Cambria Math" w:eastAsia="Times New Roman" w:hAnsi="Cambria Math" w:cs="Times New Roman"/>
+                  <w:lang w:val="en-CO"/>
+                </w:rPr>
+              </m:ctrlPr>
+            </m:sSupPr>
+            <m:e>
+              <m:r>
+                <w:rPr>
+                  <w:rFonts w:ascii="Cambria Math" w:eastAsia="Times New Roman" w:hAnsi="Cambria Math" w:cs="Times New Roman"/>
+                  <w:lang w:val="en-CO"/>
+                </w:rPr>
+                <m:t>R</m:t>
+              </m:r>
+            </m:e>
+            <m:sup>
+              <m:r>
+                <w:rPr>
+                  <w:rFonts w:ascii="Cambria Math" w:eastAsia="Times New Roman" w:hAnsi="Cambria Math" w:cs="Times New Roman"/>
+                  <w:lang w:val="en-CO"/>
+                </w:rPr>
+                <m:t>2</m:t>
+              </m:r>
+            </m:sup>
+          </m:sSup>
+          <m:r>
+            <w:rPr>
+              <w:rFonts w:ascii="Cambria Math" w:eastAsia="Times New Roman" w:hAnsi="Cambria Math" w:cs="Times New Roman"/>
+              <w:lang w:val="en-CO"/>
+            </w:rPr>
+            <m:t>=0.0248</m:t>
+          </m:r>
+          <m:r>
+            <w:rPr>
+              <w:rFonts w:ascii="Times New Roman" w:eastAsia="Times New Roman" w:hAnsi="Times New Roman" w:cs="Times New Roman"/>
+              <w:i/>
+              <w:lang w:val="en-CO"/>
+            </w:rPr>
+            <w:br/>
+          </m:r>
+        </m:oMath>
+      </m:oMathPara>
+    </w:p>
+    <w:p>
+      <w:pPr>
+        <w:rPr>
+          <w:rFonts w:ascii="Times New Roman" w:eastAsia="Times New Roman" w:hAnsi="Times New Roman" w:cs="Times New Roman"/>
+          <w:lang w:val="en-CO"/>
+        </w:rPr>
+      </w:pPr>
+      <w:r>
+        <w:rPr>
+          <w:rFonts w:ascii="Times New Roman" w:eastAsia="Times New Roman" w:hAnsi="Times New Roman" w:cs="Times New Roman"/>
+          <w:lang w:val="en-CO"/>
+        </w:rPr>
+        <w:t> </w:t>
+      </w:r>
+    </w:p>
+    <w:p>
+      <w:pPr>
+        <w:textAlignment w:val="baseline"/>
+        <w:rPr>
+          <w:rFonts w:ascii="Times New Roman" w:eastAsia="Times New Roman" w:hAnsi="Times New Roman" w:cs="Times New Roman"/>
+          <w:lang w:val="en-CO"/>
+        </w:rPr>
+      </w:pPr>
+      <w:r>
+        <w:rPr>
+          <w:rFonts w:ascii="Times New Roman" w:eastAsia="Times New Roman" w:hAnsi="Times New Roman" w:cs="Times New Roman"/>
+          <w:lang w:val="en-CO"/>
+        </w:rPr>
+        <w:t> </w:t>
+      </w:r>
+    </w:p>
+    <w:p>
+      <w:pPr>
+        <w:textAlignment w:val="baseline"/>
+        <w:rPr>
+          <w:rFonts w:ascii="Times New Roman" w:eastAsia="Times New Roman" w:hAnsi="Times New Roman" w:cs="Times New Roman"/>
+          <w:lang w:val="en-CO"/>
+        </w:rPr>
+      </w:pPr>
+      <w:r>
+        <w:rPr>
+          <w:rFonts w:ascii="Times New Roman" w:eastAsia="Times New Roman" w:hAnsi="Times New Roman" w:cs="Times New Roman"/>
+        </w:rPr>
+        <w:t>Por lo que este modelo explica aproximadamente el 13.6% de la variabilidad.</w:t>
+      </w:r>
+      <w:r>
+        <w:rPr>
+          <w:rFonts w:ascii="Times New Roman" w:eastAsia="Times New Roman" w:hAnsi="Times New Roman" w:cs="Times New Roman"/>
+          <w:lang w:val="en-CO"/>
+        </w:rPr>
+        <w:t> </w:t>
+      </w:r>
+    </w:p>
+    <w:p>
+      <w:pPr>
+        <w:textAlignment w:val="baseline"/>
+        <w:rPr>
+          <w:rFonts w:ascii="Times New Roman" w:eastAsia="Times New Roman" w:hAnsi="Times New Roman" w:cs="Times New Roman"/>
+          <w:lang w:val="en-CO"/>
+        </w:rPr>
+      </w:pPr>
+      <w:r>
+        <w:rPr>
+          <w:rFonts w:ascii="Times New Roman" w:eastAsia="Times New Roman" w:hAnsi="Times New Roman" w:cs="Times New Roman"/>
+        </w:rPr>
+        <w:lastRenderedPageBreak/>
+        <w:t>Este R^2 mejoro notablemente ya que se agregaron variables demasiado importantes como la calidad de los jugadores, ventajas físicas y diferencias tácticas. </w:t>
+      </w:r>
+      <w:r>
+        <w:rPr>
+          <w:rFonts w:ascii="Times New Roman" w:eastAsia="Times New Roman" w:hAnsi="Times New Roman" w:cs="Times New Roman"/>
+          <w:lang w:val="en-CO"/>
+        </w:rPr>
+        <w:t> </w:t>
+      </w:r>
+    </w:p>
+    <w:p>
+      <w:pPr>
+        <w:textAlignment w:val="baseline"/>
+        <w:rPr>
+          <w:rFonts w:ascii="Times New Roman" w:eastAsia="Times New Roman" w:hAnsi="Times New Roman" w:cs="Times New Roman"/>
+          <w:lang w:val="en-CO"/>
+        </w:rPr>
+      </w:pPr>
+      <w:r>
+        <w:rPr>
+          <w:rFonts w:ascii="Times New Roman" w:eastAsia="Times New Roman" w:hAnsi="Times New Roman" w:cs="Times New Roman"/>
+        </w:rPr>
+        <w:t>La variable “</w:t>
+      </w:r>
+      <w:proofErr w:type="spellStart"/>
+      <w:r>
+        <w:rPr>
+          <w:rFonts w:ascii="Times New Roman" w:eastAsia="Times New Roman" w:hAnsi="Times New Roman" w:cs="Times New Roman"/>
+        </w:rPr>
+        <w:t>rating_advantage</w:t>
+      </w:r>
+      <w:proofErr w:type="spellEnd"/>
+      <w:r>
+        <w:rPr>
+          <w:rFonts w:ascii="Times New Roman" w:eastAsia="Times New Roman" w:hAnsi="Times New Roman" w:cs="Times New Roman"/>
+        </w:rPr>
+        <w:t>” capturo gran parte de la capacidad competitiva real de los equipos.</w:t>
+      </w:r>
+      <w:r>
+        <w:rPr>
+          <w:rFonts w:ascii="Times New Roman" w:eastAsia="Times New Roman" w:hAnsi="Times New Roman" w:cs="Times New Roman"/>
+          <w:lang w:val="en-CO"/>
+        </w:rPr>
+        <w:t> </w:t>
+      </w:r>
+    </w:p>
+    <w:p>
+      <w:pPr>
+        <w:textAlignment w:val="baseline"/>
+        <w:rPr>
+          <w:rFonts w:ascii="Times New Roman" w:eastAsia="Times New Roman" w:hAnsi="Times New Roman" w:cs="Times New Roman"/>
+          <w:lang w:val="en-CO"/>
+        </w:rPr>
+      </w:pPr>
+      <w:r>
+        <w:rPr>
+          <w:rFonts w:ascii="Times New Roman" w:eastAsia="Times New Roman" w:hAnsi="Times New Roman" w:cs="Times New Roman"/>
+          <w:lang w:val="en-CO"/>
+        </w:rPr>
+        <w:t> </w:t>
+      </w:r>
+    </w:p>
+    <w:p>
+      <w:pPr>
+        <w:textAlignment w:val="baseline"/>
+        <w:rPr>
+          <w:rFonts w:ascii="Times New Roman" w:eastAsia="Times New Roman" w:hAnsi="Times New Roman" w:cs="Times New Roman"/>
+          <w:lang w:val="en-CO"/>
+        </w:rPr>
+      </w:pPr>
+      <w:r>
+        <w:rPr>
+          <w:rFonts w:ascii="Times New Roman" w:eastAsia="Times New Roman" w:hAnsi="Times New Roman" w:cs="Times New Roman"/>
+        </w:rPr>
+        <w:t>Interpretación de los coeficientes </w:t>
+      </w:r>
+      <w:r>
+        <w:rPr>
+          <w:rFonts w:ascii="Times New Roman" w:eastAsia="Times New Roman" w:hAnsi="Times New Roman" w:cs="Times New Roman"/>
+          <w:lang w:val="en-CO"/>
+        </w:rPr>
+        <w:t> </w:t>
+      </w:r>
+    </w:p>
+    <w:p>
+      <w:pPr>
+        <w:textAlignment w:val="baseline"/>
+        <w:rPr>
+          <w:rFonts w:ascii="Times New Roman" w:eastAsia="Times New Roman" w:hAnsi="Times New Roman" w:cs="Times New Roman"/>
+          <w:lang w:val="en-CO"/>
+        </w:rPr>
+      </w:pPr>
+      <w:r>
+        <w:rPr>
+          <w:rFonts w:ascii="Times New Roman" w:eastAsia="Times New Roman" w:hAnsi="Times New Roman" w:cs="Times New Roman"/>
+          <w:lang w:val="en-CO"/>
+        </w:rPr>
+        <w:t> </w:t>
+      </w:r>
+    </w:p>
+    <w:p>
+      <w:pPr>
+        <w:textAlignment w:val="baseline"/>
+        <w:rPr>
+          <w:rFonts w:ascii="Times New Roman" w:eastAsia="Times New Roman" w:hAnsi="Times New Roman" w:cs="Times New Roman"/>
+          <w:lang w:val="en-CO"/>
+        </w:rPr>
+      </w:pPr>
+      <w:r>
+        <w:rPr>
+          <w:rFonts w:ascii="Times New Roman" w:eastAsia="Times New Roman" w:hAnsi="Times New Roman" w:cs="Times New Roman"/>
+        </w:rPr>
+        <w:t>Rating </w:t>
+      </w:r>
+      <w:proofErr w:type="spellStart"/>
+      <w:r>
+        <w:rPr>
+          <w:rFonts w:ascii="Times New Roman" w:eastAsia="Times New Roman" w:hAnsi="Times New Roman" w:cs="Times New Roman"/>
+        </w:rPr>
+        <w:t>advantage</w:t>
+      </w:r>
+      <w:proofErr w:type="spellEnd"/>
+      <w:r>
+        <w:rPr>
+          <w:rFonts w:ascii="Times New Roman" w:eastAsia="Times New Roman" w:hAnsi="Times New Roman" w:cs="Times New Roman"/>
+        </w:rPr>
+        <w:t> </w:t>
+      </w:r>
+    </w:p>
+    <w:p>
+      <w:pPr>
+        <w:jc w:val="center"/>
+        <w:rPr>
+          <w:rFonts w:ascii="Times New Roman" w:eastAsia="Times New Roman" w:hAnsi="Times New Roman" w:cs="Times New Roman"/>
+          <w:lang w:val="en-CO"/>
+        </w:rPr>
+      </w:pPr>
+      <m:oMathPara>
+        <m:oMath>
+          <m:r>
+            <w:rPr>
+              <w:rFonts w:ascii="Cambria Math" w:eastAsia="Times New Roman" w:hAnsi="Cambria Math" w:cs="Times New Roman"/>
+              <w:lang w:val="en-CO"/>
+            </w:rPr>
+            <m:t>β=0.0388</m:t>
+          </m:r>
+          <m:r>
+            <w:rPr>
+              <w:rFonts w:ascii="Times New Roman" w:eastAsia="Times New Roman" w:hAnsi="Times New Roman" w:cs="Times New Roman"/>
+              <w:i/>
+              <w:lang w:val="en-CO"/>
+            </w:rPr>
+            <w:br/>
+          </m:r>
+        </m:oMath>
+      </m:oMathPara>
+    </w:p>
+    <w:p>
+      <w:pPr>
+        <w:rPr>
+          <w:rFonts w:ascii="Times New Roman" w:eastAsia="Times New Roman" w:hAnsi="Times New Roman" w:cs="Times New Roman"/>
+          <w:lang w:val="en-CO"/>
+        </w:rPr>
+      </w:pPr>
+      <w:r>
+        <w:rPr>
+          <w:rFonts w:ascii="Times New Roman" w:eastAsia="Times New Roman" w:hAnsi="Times New Roman" w:cs="Times New Roman"/>
+          <w:lang w:val="en-CO"/>
+        </w:rPr>
+        <w:t> </w:t>
+      </w:r>
+    </w:p>
+    <w:p>
+      <w:pPr>
+        <w:textAlignment w:val="baseline"/>
+        <w:rPr>
+          <w:rFonts w:ascii="Times New Roman" w:eastAsia="Times New Roman" w:hAnsi="Times New Roman" w:cs="Times New Roman"/>
+          <w:lang w:val="en-CO"/>
+        </w:rPr>
+      </w:pPr>
+      <w:r>
+        <w:rPr>
+          <w:rFonts w:ascii="Times New Roman" w:eastAsia="Times New Roman" w:hAnsi="Times New Roman" w:cs="Times New Roman"/>
+          <w:lang w:val="en-CO"/>
+        </w:rPr>
+        <w:t> </w:t>
+      </w:r>
+    </w:p>
+    <w:p>
+      <w:pPr>
+        <w:textAlignment w:val="baseline"/>
+        <w:rPr>
+          <w:rFonts w:ascii="Times New Roman" w:eastAsia="Times New Roman" w:hAnsi="Times New Roman" w:cs="Times New Roman"/>
+          <w:lang w:val="en-CO"/>
+        </w:rPr>
+      </w:pPr>
+      <w:r>
+        <w:rPr>
+          <w:rFonts w:ascii="Times New Roman" w:eastAsia="Times New Roman" w:hAnsi="Times New Roman" w:cs="Times New Roman"/>
+          <w:lang w:val="es-ES"/>
+        </w:rPr>
+        <w:t>Cada punto adicional de ventaja en rating aumenta de forma considerable la probabilidad de victoria local. Es la variable más fuerte del modelo.</w:t>
+      </w:r>
+      <w:r>
+        <w:rPr>
+          <w:rFonts w:ascii="Times New Roman" w:eastAsia="Times New Roman" w:hAnsi="Times New Roman" w:cs="Times New Roman"/>
+          <w:lang w:val="en-CO"/>
+        </w:rPr>
+        <w:t> </w:t>
+      </w:r>
+    </w:p>
+    <w:p>
+      <w:pPr>
+        <w:textAlignment w:val="baseline"/>
+        <w:rPr>
+          <w:rFonts w:ascii="Times New Roman" w:eastAsia="Times New Roman" w:hAnsi="Times New Roman" w:cs="Times New Roman"/>
+          <w:lang w:val="en-CO"/>
+        </w:rPr>
+      </w:pPr>
+      <w:r>
+        <w:rPr>
+          <w:rFonts w:ascii="Times New Roman" w:eastAsia="Times New Roman" w:hAnsi="Times New Roman" w:cs="Times New Roman"/>
+          <w:lang w:val="en-CO"/>
+        </w:rPr>
+        <w:t> </w:t>
+      </w:r>
+    </w:p>
+    <w:p>
+      <w:pPr>
+        <w:textAlignment w:val="baseline"/>
+        <w:rPr>
+          <w:rFonts w:ascii="Times New Roman" w:eastAsia="Times New Roman" w:hAnsi="Times New Roman" w:cs="Times New Roman"/>
+          <w:lang w:val="en-CO"/>
+        </w:rPr>
+      </w:pPr>
+      <w:r>
+        <w:rPr>
+          <w:rFonts w:ascii="Times New Roman" w:eastAsia="Times New Roman" w:hAnsi="Times New Roman" w:cs="Times New Roman"/>
+        </w:rPr>
+        <w:t xml:space="preserve">Height </w:t>
+      </w:r>
+      <w:proofErr w:type="spellStart"/>
+      <w:r>
+        <w:rPr>
+          <w:rFonts w:ascii="Times New Roman" w:eastAsia="Times New Roman" w:hAnsi="Times New Roman" w:cs="Times New Roman"/>
+        </w:rPr>
+        <w:t>advantage</w:t>
+      </w:r>
+      <w:proofErr w:type="spellEnd"/>
+      <w:r>
+        <w:rPr>
+          <w:rFonts w:ascii="Times New Roman" w:eastAsia="Times New Roman" w:hAnsi="Times New Roman" w:cs="Times New Roman"/>
+        </w:rPr>
+        <w:t>: no es significative. La Altura no es un determinante en términos generales. Puede resultar importante es situaciones específicas como (balón parado), pero no explica el resultado total.</w:t>
+      </w:r>
+      <w:r>
+        <w:rPr>
+          <w:rFonts w:ascii="Times New Roman" w:eastAsia="Times New Roman" w:hAnsi="Times New Roman" w:cs="Times New Roman"/>
+          <w:lang w:val="en-CO"/>
+        </w:rPr>
+        <w:t> </w:t>
+      </w:r>
+    </w:p>
+    <w:p>
+      <w:pPr>
+        <w:textAlignment w:val="baseline"/>
+        <w:rPr>
+          <w:rFonts w:ascii="Times New Roman" w:eastAsia="Times New Roman" w:hAnsi="Times New Roman" w:cs="Times New Roman"/>
+          <w:lang w:val="en-CO"/>
+        </w:rPr>
+      </w:pPr>
+      <w:r>
+        <w:rPr>
+          <w:rFonts w:ascii="Times New Roman" w:eastAsia="Times New Roman" w:hAnsi="Times New Roman" w:cs="Times New Roman"/>
+          <w:lang w:val="en-CO"/>
+        </w:rPr>
+        <w:t> </w:t>
+      </w:r>
+    </w:p>
+    <w:p>
+      <w:pPr>
+        <w:textAlignment w:val="baseline"/>
+        <w:rPr>
+          <w:rFonts w:ascii="Times New Roman" w:eastAsia="Times New Roman" w:hAnsi="Times New Roman" w:cs="Times New Roman"/>
+          <w:lang w:val="en-CO"/>
+        </w:rPr>
+      </w:pPr>
+      <w:r>
+        <w:rPr>
+          <w:rFonts w:ascii="Times New Roman" w:eastAsia="Times New Roman" w:hAnsi="Times New Roman" w:cs="Times New Roman"/>
+        </w:rPr>
+        <w:t>Variables tácticas</w:t>
+      </w:r>
+      <w:r>
+        <w:rPr>
+          <w:rFonts w:ascii="Times New Roman" w:eastAsia="Times New Roman" w:hAnsi="Times New Roman" w:cs="Times New Roman"/>
+          <w:lang w:val="en-CO"/>
+        </w:rPr>
+        <w:t> </w:t>
+      </w:r>
+    </w:p>
+    <w:p>
+      <w:pPr>
+        <w:textAlignment w:val="baseline"/>
+        <w:rPr>
+          <w:rFonts w:ascii="Times New Roman" w:eastAsia="Times New Roman" w:hAnsi="Times New Roman" w:cs="Times New Roman"/>
+          <w:lang w:val="en-CO"/>
+        </w:rPr>
+      </w:pPr>
+      <w:r>
+        <w:rPr>
+          <w:rFonts w:ascii="Times New Roman" w:eastAsia="Times New Roman" w:hAnsi="Times New Roman" w:cs="Times New Roman"/>
+        </w:rPr>
+        <w:t>Tras incluir rating, muchas de las variables tácticas dejaron de ser significativas lo que indica que gran parte del efecto táctico estaba correlacionado con la calidad de los equipos, ya que los buenos equipos tienden a tener mejores atributos tácticos.</w:t>
+      </w:r>
+      <w:r>
+        <w:rPr>
+          <w:rFonts w:ascii="Times New Roman" w:eastAsia="Times New Roman" w:hAnsi="Times New Roman" w:cs="Times New Roman"/>
+          <w:lang w:val="en-CO"/>
+        </w:rPr>
+        <w:t> </w:t>
+      </w:r>
+    </w:p>
+    <w:p>
+      <w:pPr>
+        <w:textAlignment w:val="baseline"/>
+        <w:rPr>
+          <w:rFonts w:ascii="Times New Roman" w:eastAsia="Times New Roman" w:hAnsi="Times New Roman" w:cs="Times New Roman"/>
+          <w:lang w:val="en-CO"/>
+        </w:rPr>
+      </w:pPr>
+      <w:r>
+        <w:rPr>
+          <w:rFonts w:ascii="Times New Roman" w:eastAsia="Times New Roman" w:hAnsi="Times New Roman" w:cs="Times New Roman"/>
+          <w:lang w:val="en-CO"/>
+        </w:rPr>
+        <w:t> </w:t>
+      </w:r>
+    </w:p>
+    <w:p>
+      <w:pPr>
+        <w:textAlignment w:val="baseline"/>
+        <w:rPr>
+          <w:rFonts w:ascii="Times New Roman" w:eastAsia="Times New Roman" w:hAnsi="Times New Roman" w:cs="Times New Roman"/>
+          <w:lang w:val="en-CO"/>
+        </w:rPr>
+      </w:pPr>
+      <w:r>
+        <w:rPr>
+          <w:rFonts w:ascii="Times New Roman" w:eastAsia="Times New Roman" w:hAnsi="Times New Roman" w:cs="Times New Roman"/>
+        </w:rPr>
+        <w:t>Aunque 13.6% parece ser “bajo”, para predicciones deportivas es realmente razonable. Porque en el futbol hay mucho azar, pocos goles, eventos impredecibles y alta variabilidad.</w:t>
+      </w:r>
+      <w:r>
+        <w:rPr>
+          <w:rFonts w:ascii="Times New Roman" w:eastAsia="Times New Roman" w:hAnsi="Times New Roman" w:cs="Times New Roman"/>
+          <w:lang w:val="en-CO"/>
+        </w:rPr>
+        <w:t> </w:t>
+      </w:r>
+    </w:p>
+    <w:p>
+      <w:pPr>
+        <w:pStyle w:val="paragraph"/>
+        <w:spacing w:before="0" w:beforeAutospacing="0" w:after="0" w:afterAutospacing="0" w:line="276" w:lineRule="auto"/>
+        <w:jc w:val="both"/>
+        <w:textAlignment w:val="baseline"/>
+        <w:rPr>
+          <w:rFonts w:eastAsiaTheme="majorEastAsia"/>
+          <w:color w:val="000000"/>
+          <w:bdr w:val="none" w:sz="0" w:space="0" w:color="auto" w:frame="1"/>
+          <w:shd w:val="clear" w:color="auto" w:fill="C6C6C6"/>
+          <w:lang w:val="en-CO"/>
         </w:rPr>
       </w:pPr>
     </w:p>
@@ -5461,11 +6294,11 @@
     <w:qFormat/>
     <w:rsid w:val="00C74869"/>
   </w:style>
-  <w:style w:type="paragraph" w:styleId="Ttulo1">
+  <w:style w:type="paragraph" w:styleId="Heading1">
     <w:name w:val="heading 1"/>
     <w:basedOn w:val="Normal"/>
     <w:next w:val="Normal"/>
-    <w:link w:val="Ttulo1Car"/>
+    <w:link w:val="Heading1Char"/>
     <w:uiPriority w:val="9"/>
     <w:qFormat/>
     <w:rsid w:val="004A01A6"/>
@@ -5482,11 +6315,11 @@
       <w:szCs w:val="40"/>
     </w:rPr>
   </w:style>
-  <w:style w:type="paragraph" w:styleId="Ttulo2">
+  <w:style w:type="paragraph" w:styleId="Heading2">
     <w:name w:val="heading 2"/>
     <w:basedOn w:val="Normal"/>
     <w:next w:val="Normal"/>
-    <w:link w:val="Ttulo2Car"/>
+    <w:link w:val="Heading2Char"/>
     <w:uiPriority w:val="9"/>
     <w:semiHidden/>
     <w:unhideWhenUsed/>
@@ -5505,11 +6338,11 @@
       <w:szCs w:val="32"/>
     </w:rPr>
   </w:style>
-  <w:style w:type="paragraph" w:styleId="Ttulo3">
+  <w:style w:type="paragraph" w:styleId="Heading3">
     <w:name w:val="heading 3"/>
     <w:basedOn w:val="Normal"/>
     <w:next w:val="Normal"/>
-    <w:link w:val="Ttulo3Car"/>
+    <w:link w:val="Heading3Char"/>
     <w:uiPriority w:val="9"/>
     <w:semiHidden/>
     <w:unhideWhenUsed/>
@@ -5528,11 +6361,11 @@
       <w:szCs w:val="28"/>
     </w:rPr>
   </w:style>
-  <w:style w:type="paragraph" w:styleId="Ttulo4">
+  <w:style w:type="paragraph" w:styleId="Heading4">
     <w:name w:val="heading 4"/>
     <w:basedOn w:val="Normal"/>
     <w:next w:val="Normal"/>
-    <w:link w:val="Ttulo4Car"/>
+    <w:link w:val="Heading4Char"/>
     <w:uiPriority w:val="9"/>
     <w:semiHidden/>
     <w:unhideWhenUsed/>
@@ -5551,11 +6384,11 @@
       <w:color w:val="0F4761" w:themeColor="accent1" w:themeShade="BF"/>
     </w:rPr>
   </w:style>
-  <w:style w:type="paragraph" w:styleId="Ttulo5">
+  <w:style w:type="paragraph" w:styleId="Heading5">
     <w:name w:val="heading 5"/>
     <w:basedOn w:val="Normal"/>
     <w:next w:val="Normal"/>
-    <w:link w:val="Ttulo5Car"/>
+    <w:link w:val="Heading5Char"/>
     <w:uiPriority w:val="9"/>
     <w:semiHidden/>
     <w:unhideWhenUsed/>
@@ -5572,11 +6405,11 @@
       <w:color w:val="0F4761" w:themeColor="accent1" w:themeShade="BF"/>
     </w:rPr>
   </w:style>
-  <w:style w:type="paragraph" w:styleId="Ttulo6">
+  <w:style w:type="paragraph" w:styleId="Heading6">
     <w:name w:val="heading 6"/>
     <w:basedOn w:val="Normal"/>
     <w:next w:val="Normal"/>
-    <w:link w:val="Ttulo6Car"/>
+    <w:link w:val="Heading6Char"/>
     <w:uiPriority w:val="9"/>
     <w:semiHidden/>
     <w:unhideWhenUsed/>
@@ -5595,11 +6428,11 @@
       <w:color w:val="595959" w:themeColor="text1" w:themeTint="A6"/>
     </w:rPr>
   </w:style>
-  <w:style w:type="paragraph" w:styleId="Ttulo7">
+  <w:style w:type="paragraph" w:styleId="Heading7">
     <w:name w:val="heading 7"/>
     <w:basedOn w:val="Normal"/>
     <w:next w:val="Normal"/>
-    <w:link w:val="Ttulo7Car"/>
+    <w:link w:val="Heading7Char"/>
     <w:uiPriority w:val="9"/>
     <w:semiHidden/>
     <w:unhideWhenUsed/>
@@ -5616,11 +6449,11 @@
       <w:color w:val="595959" w:themeColor="text1" w:themeTint="A6"/>
     </w:rPr>
   </w:style>
-  <w:style w:type="paragraph" w:styleId="Ttulo8">
+  <w:style w:type="paragraph" w:styleId="Heading8">
     <w:name w:val="heading 8"/>
     <w:basedOn w:val="Normal"/>
     <w:next w:val="Normal"/>
-    <w:link w:val="Ttulo8Car"/>
+    <w:link w:val="Heading8Char"/>
     <w:uiPriority w:val="9"/>
     <w:semiHidden/>
     <w:unhideWhenUsed/>
@@ -5638,11 +6471,11 @@
       <w:color w:val="272727" w:themeColor="text1" w:themeTint="D8"/>
     </w:rPr>
   </w:style>
-  <w:style w:type="paragraph" w:styleId="Ttulo9">
+  <w:style w:type="paragraph" w:styleId="Heading9">
     <w:name w:val="heading 9"/>
     <w:basedOn w:val="Normal"/>
     <w:next w:val="Normal"/>
-    <w:link w:val="Ttulo9Car"/>
+    <w:link w:val="Heading9Char"/>
     <w:uiPriority w:val="9"/>
     <w:semiHidden/>
     <w:unhideWhenUsed/>
@@ -5658,13 +6491,13 @@
       <w:color w:val="272727" w:themeColor="text1" w:themeTint="D8"/>
     </w:rPr>
   </w:style>
-  <w:style w:type="character" w:default="1" w:styleId="Fuentedeprrafopredeter">
+  <w:style w:type="character" w:default="1" w:styleId="DefaultParagraphFont">
     <w:name w:val="Default Paragraph Font"/>
     <w:uiPriority w:val="1"/>
     <w:semiHidden/>
     <w:unhideWhenUsed/>
   </w:style>
-  <w:style w:type="table" w:default="1" w:styleId="Tablanormal">
+  <w:style w:type="table" w:default="1" w:styleId="TableNormal">
     <w:name w:val="Normal Table"/>
     <w:uiPriority w:val="99"/>
     <w:semiHidden/>
@@ -5679,16 +6512,16 @@
       </w:tblCellMar>
     </w:tblPr>
   </w:style>
-  <w:style w:type="numbering" w:default="1" w:styleId="Sinlista">
+  <w:style w:type="numbering" w:default="1" w:styleId="NoList">
     <w:name w:val="No List"/>
     <w:uiPriority w:val="99"/>
     <w:semiHidden/>
     <w:unhideWhenUsed/>
   </w:style>
-  <w:style w:type="character" w:customStyle="1" w:styleId="Ttulo1Car">
-    <w:name w:val="Título 1 Car"/>
-    <w:basedOn w:val="Fuentedeprrafopredeter"/>
-    <w:link w:val="Ttulo1"/>
+  <w:style w:type="character" w:customStyle="1" w:styleId="Heading1Char">
+    <w:name w:val="Heading 1 Char"/>
+    <w:basedOn w:val="DefaultParagraphFont"/>
+    <w:link w:val="Heading1"/>
     <w:uiPriority w:val="9"/>
     <w:rsid w:val="004A01A6"/>
     <w:rPr>
@@ -5698,10 +6531,10 @@
       <w:szCs w:val="40"/>
     </w:rPr>
   </w:style>
-  <w:style w:type="character" w:customStyle="1" w:styleId="Ttulo2Car">
-    <w:name w:val="Título 2 Car"/>
-    <w:basedOn w:val="Fuentedeprrafopredeter"/>
-    <w:link w:val="Ttulo2"/>
+  <w:style w:type="character" w:customStyle="1" w:styleId="Heading2Char">
+    <w:name w:val="Heading 2 Char"/>
+    <w:basedOn w:val="DefaultParagraphFont"/>
+    <w:link w:val="Heading2"/>
     <w:uiPriority w:val="9"/>
     <w:semiHidden/>
     <w:rsid w:val="004A01A6"/>
@@ -5712,10 +6545,10 @@
       <w:szCs w:val="32"/>
     </w:rPr>
   </w:style>
-  <w:style w:type="character" w:customStyle="1" w:styleId="Ttulo3Car">
-    <w:name w:val="Título 3 Car"/>
-    <w:basedOn w:val="Fuentedeprrafopredeter"/>
-    <w:link w:val="Ttulo3"/>
+  <w:style w:type="character" w:customStyle="1" w:styleId="Heading3Char">
+    <w:name w:val="Heading 3 Char"/>
+    <w:basedOn w:val="DefaultParagraphFont"/>
+    <w:link w:val="Heading3"/>
     <w:uiPriority w:val="9"/>
     <w:semiHidden/>
     <w:rsid w:val="004A01A6"/>
@@ -5726,10 +6559,10 @@
       <w:szCs w:val="28"/>
     </w:rPr>
   </w:style>
-  <w:style w:type="character" w:customStyle="1" w:styleId="Ttulo4Car">
-    <w:name w:val="Título 4 Car"/>
-    <w:basedOn w:val="Fuentedeprrafopredeter"/>
-    <w:link w:val="Ttulo4"/>
+  <w:style w:type="character" w:customStyle="1" w:styleId="Heading4Char">
+    <w:name w:val="Heading 4 Char"/>
+    <w:basedOn w:val="DefaultParagraphFont"/>
+    <w:link w:val="Heading4"/>
     <w:uiPriority w:val="9"/>
     <w:semiHidden/>
     <w:rsid w:val="004A01A6"/>
@@ -5740,10 +6573,10 @@
       <w:color w:val="0F4761" w:themeColor="accent1" w:themeShade="BF"/>
     </w:rPr>
   </w:style>
-  <w:style w:type="character" w:customStyle="1" w:styleId="Ttulo5Car">
-    <w:name w:val="Título 5 Car"/>
-    <w:basedOn w:val="Fuentedeprrafopredeter"/>
-    <w:link w:val="Ttulo5"/>
+  <w:style w:type="character" w:customStyle="1" w:styleId="Heading5Char">
+    <w:name w:val="Heading 5 Char"/>
+    <w:basedOn w:val="DefaultParagraphFont"/>
+    <w:link w:val="Heading5"/>
     <w:uiPriority w:val="9"/>
     <w:semiHidden/>
     <w:rsid w:val="004A01A6"/>
@@ -5752,10 +6585,10 @@
       <w:color w:val="0F4761" w:themeColor="accent1" w:themeShade="BF"/>
     </w:rPr>
   </w:style>
-  <w:style w:type="character" w:customStyle="1" w:styleId="Ttulo6Car">
-    <w:name w:val="Título 6 Car"/>
-    <w:basedOn w:val="Fuentedeprrafopredeter"/>
-    <w:link w:val="Ttulo6"/>
+  <w:style w:type="character" w:customStyle="1" w:styleId="Heading6Char">
+    <w:name w:val="Heading 6 Char"/>
+    <w:basedOn w:val="DefaultParagraphFont"/>
+    <w:link w:val="Heading6"/>
     <w:uiPriority w:val="9"/>
     <w:semiHidden/>
     <w:rsid w:val="004A01A6"/>
@@ -5766,10 +6599,10 @@
       <w:color w:val="595959" w:themeColor="text1" w:themeTint="A6"/>
     </w:rPr>
   </w:style>
-  <w:style w:type="character" w:customStyle="1" w:styleId="Ttulo7Car">
-    <w:name w:val="Título 7 Car"/>
-    <w:basedOn w:val="Fuentedeprrafopredeter"/>
-    <w:link w:val="Ttulo7"/>
+  <w:style w:type="character" w:customStyle="1" w:styleId="Heading7Char">
+    <w:name w:val="Heading 7 Char"/>
+    <w:basedOn w:val="DefaultParagraphFont"/>
+    <w:link w:val="Heading7"/>
     <w:uiPriority w:val="9"/>
     <w:semiHidden/>
     <w:rsid w:val="004A01A6"/>
@@ -5778,10 +6611,10 @@
       <w:color w:val="595959" w:themeColor="text1" w:themeTint="A6"/>
     </w:rPr>
   </w:style>
-  <w:style w:type="character" w:customStyle="1" w:styleId="Ttulo8Car">
-    <w:name w:val="Título 8 Car"/>
-    <w:basedOn w:val="Fuentedeprrafopredeter"/>
-    <w:link w:val="Ttulo8"/>
+  <w:style w:type="character" w:customStyle="1" w:styleId="Heading8Char">
+    <w:name w:val="Heading 8 Char"/>
+    <w:basedOn w:val="DefaultParagraphFont"/>
+    <w:link w:val="Heading8"/>
     <w:uiPriority w:val="9"/>
     <w:semiHidden/>
     <w:rsid w:val="004A01A6"/>
@@ -5792,10 +6625,10 @@
       <w:color w:val="272727" w:themeColor="text1" w:themeTint="D8"/>
     </w:rPr>
   </w:style>
-  <w:style w:type="character" w:customStyle="1" w:styleId="Ttulo9Car">
-    <w:name w:val="Título 9 Car"/>
-    <w:basedOn w:val="Fuentedeprrafopredeter"/>
-    <w:link w:val="Ttulo9"/>
+  <w:style w:type="character" w:customStyle="1" w:styleId="Heading9Char">
+    <w:name w:val="Heading 9 Char"/>
+    <w:basedOn w:val="DefaultParagraphFont"/>
+    <w:link w:val="Heading9"/>
     <w:uiPriority w:val="9"/>
     <w:semiHidden/>
     <w:rsid w:val="004A01A6"/>
@@ -5804,11 +6637,11 @@
       <w:color w:val="272727" w:themeColor="text1" w:themeTint="D8"/>
     </w:rPr>
   </w:style>
-  <w:style w:type="paragraph" w:styleId="Ttulo">
+  <w:style w:type="paragraph" w:styleId="Title">
     <w:name w:val="Title"/>
     <w:basedOn w:val="Normal"/>
     <w:next w:val="Normal"/>
-    <w:link w:val="TtuloCar"/>
+    <w:link w:val="TitleChar"/>
     <w:uiPriority w:val="10"/>
     <w:qFormat/>
     <w:rsid w:val="004A01A6"/>
@@ -5824,10 +6657,10 @@
       <w:szCs w:val="56"/>
     </w:rPr>
   </w:style>
-  <w:style w:type="character" w:customStyle="1" w:styleId="TtuloCar">
-    <w:name w:val="Título Car"/>
-    <w:basedOn w:val="Fuentedeprrafopredeter"/>
-    <w:link w:val="Ttulo"/>
+  <w:style w:type="character" w:customStyle="1" w:styleId="TitleChar">
+    <w:name w:val="Title Char"/>
+    <w:basedOn w:val="DefaultParagraphFont"/>
+    <w:link w:val="Title"/>
     <w:uiPriority w:val="10"/>
     <w:rsid w:val="004A01A6"/>
     <w:rPr>
@@ -5838,11 +6671,11 @@
       <w:szCs w:val="56"/>
     </w:rPr>
   </w:style>
-  <w:style w:type="paragraph" w:styleId="Subttulo">
+  <w:style w:type="paragraph" w:styleId="Subtitle">
     <w:name w:val="Subtitle"/>
     <w:basedOn w:val="Normal"/>
     <w:next w:val="Normal"/>
-    <w:link w:val="SubttuloCar"/>
+    <w:link w:val="SubtitleChar"/>
     <w:uiPriority w:val="11"/>
     <w:qFormat/>
     <w:rsid w:val="004A01A6"/>
@@ -5860,10 +6693,10 @@
       <w:szCs w:val="28"/>
     </w:rPr>
   </w:style>
-  <w:style w:type="character" w:customStyle="1" w:styleId="SubttuloCar">
-    <w:name w:val="Subtítulo Car"/>
-    <w:basedOn w:val="Fuentedeprrafopredeter"/>
-    <w:link w:val="Subttulo"/>
+  <w:style w:type="character" w:customStyle="1" w:styleId="SubtitleChar">
+    <w:name w:val="Subtitle Char"/>
+    <w:basedOn w:val="DefaultParagraphFont"/>
+    <w:link w:val="Subtitle"/>
     <w:uiPriority w:val="11"/>
     <w:rsid w:val="004A01A6"/>
     <w:rPr>
@@ -5874,11 +6707,11 @@
       <w:szCs w:val="28"/>
     </w:rPr>
   </w:style>
-  <w:style w:type="paragraph" w:styleId="Cita">
+  <w:style w:type="paragraph" w:styleId="Quote">
     <w:name w:val="Quote"/>
     <w:basedOn w:val="Normal"/>
     <w:next w:val="Normal"/>
-    <w:link w:val="CitaCar"/>
+    <w:link w:val="QuoteChar"/>
     <w:uiPriority w:val="29"/>
     <w:qFormat/>
     <w:rsid w:val="004A01A6"/>
@@ -5892,10 +6725,10 @@
       <w:color w:val="404040" w:themeColor="text1" w:themeTint="BF"/>
     </w:rPr>
   </w:style>
-  <w:style w:type="character" w:customStyle="1" w:styleId="CitaCar">
-    <w:name w:val="Cita Car"/>
-    <w:basedOn w:val="Fuentedeprrafopredeter"/>
-    <w:link w:val="Cita"/>
+  <w:style w:type="character" w:customStyle="1" w:styleId="QuoteChar">
+    <w:name w:val="Quote Char"/>
+    <w:basedOn w:val="DefaultParagraphFont"/>
+    <w:link w:val="Quote"/>
     <w:uiPriority w:val="29"/>
     <w:rsid w:val="004A01A6"/>
     <w:rPr>
@@ -5904,7 +6737,7 @@
       <w:color w:val="404040" w:themeColor="text1" w:themeTint="BF"/>
     </w:rPr>
   </w:style>
-  <w:style w:type="paragraph" w:styleId="Prrafodelista">
+  <w:style w:type="paragraph" w:styleId="ListParagraph">
     <w:name w:val="List Paragraph"/>
     <w:basedOn w:val="Normal"/>
     <w:uiPriority w:val="34"/>
@@ -5915,9 +6748,9 @@
       <w:contextualSpacing/>
     </w:pPr>
   </w:style>
-  <w:style w:type="character" w:styleId="nfasisintenso">
+  <w:style w:type="character" w:styleId="IntenseEmphasis">
     <w:name w:val="Intense Emphasis"/>
-    <w:basedOn w:val="Fuentedeprrafopredeter"/>
+    <w:basedOn w:val="DefaultParagraphFont"/>
     <w:uiPriority w:val="21"/>
     <w:qFormat/>
     <w:rsid w:val="004A01A6"/>
@@ -5927,11 +6760,11 @@
       <w:color w:val="0F4761" w:themeColor="accent1" w:themeShade="BF"/>
     </w:rPr>
   </w:style>
-  <w:style w:type="paragraph" w:styleId="Citadestacada">
+  <w:style w:type="paragraph" w:styleId="IntenseQuote">
     <w:name w:val="Intense Quote"/>
     <w:basedOn w:val="Normal"/>
     <w:next w:val="Normal"/>
-    <w:link w:val="CitadestacadaCar"/>
+    <w:link w:val="IntenseQuoteChar"/>
     <w:uiPriority w:val="30"/>
     <w:qFormat/>
     <w:rsid w:val="004A01A6"/>
@@ -5950,10 +6783,10 @@
       <w:color w:val="0F4761" w:themeColor="accent1" w:themeShade="BF"/>
     </w:rPr>
   </w:style>
-  <w:style w:type="character" w:customStyle="1" w:styleId="CitadestacadaCar">
-    <w:name w:val="Cita destacada Car"/>
-    <w:basedOn w:val="Fuentedeprrafopredeter"/>
-    <w:link w:val="Citadestacada"/>
+  <w:style w:type="character" w:customStyle="1" w:styleId="IntenseQuoteChar">
+    <w:name w:val="Intense Quote Char"/>
+    <w:basedOn w:val="DefaultParagraphFont"/>
+    <w:link w:val="IntenseQuote"/>
     <w:uiPriority w:val="30"/>
     <w:rsid w:val="004A01A6"/>
     <w:rPr>
@@ -5962,9 +6795,9 @@
       <w:color w:val="0F4761" w:themeColor="accent1" w:themeShade="BF"/>
     </w:rPr>
   </w:style>
-  <w:style w:type="character" w:styleId="Referenciaintensa">
+  <w:style w:type="character" w:styleId="IntenseReference">
     <w:name w:val="Intense Reference"/>
-    <w:basedOn w:val="Fuentedeprrafopredeter"/>
+    <w:basedOn w:val="DefaultParagraphFont"/>
     <w:uiPriority w:val="32"/>
     <w:qFormat/>
     <w:rsid w:val="004A01A6"/>
@@ -5990,23 +6823,23 @@
   </w:style>
   <w:style w:type="character" w:customStyle="1" w:styleId="normaltextrun">
     <w:name w:val="normaltextrun"/>
-    <w:basedOn w:val="Fuentedeprrafopredeter"/>
+    <w:basedOn w:val="DefaultParagraphFont"/>
     <w:rsid w:val="00C74869"/>
   </w:style>
   <w:style w:type="character" w:customStyle="1" w:styleId="eop">
     <w:name w:val="eop"/>
-    <w:basedOn w:val="Fuentedeprrafopredeter"/>
+    <w:basedOn w:val="DefaultParagraphFont"/>
     <w:rsid w:val="00C74869"/>
   </w:style>
   <w:style w:type="character" w:customStyle="1" w:styleId="wacimagecontainer">
     <w:name w:val="wacimagecontainer"/>
-    <w:basedOn w:val="Fuentedeprrafopredeter"/>
+    <w:basedOn w:val="DefaultParagraphFont"/>
     <w:rsid w:val="00C74869"/>
   </w:style>
-  <w:style w:type="paragraph" w:styleId="Encabezado">
+  <w:style w:type="paragraph" w:styleId="Header">
     <w:name w:val="header"/>
     <w:basedOn w:val="Normal"/>
-    <w:link w:val="EncabezadoCar"/>
+    <w:link w:val="HeaderChar"/>
     <w:uiPriority w:val="99"/>
     <w:unhideWhenUsed/>
     <w:rsid w:val="00986CEE"/>
@@ -6017,17 +6850,17 @@
       </w:tabs>
     </w:pPr>
   </w:style>
-  <w:style w:type="character" w:customStyle="1" w:styleId="EncabezadoCar">
-    <w:name w:val="Encabezado Car"/>
-    <w:basedOn w:val="Fuentedeprrafopredeter"/>
-    <w:link w:val="Encabezado"/>
+  <w:style w:type="character" w:customStyle="1" w:styleId="HeaderChar">
+    <w:name w:val="Header Char"/>
+    <w:basedOn w:val="DefaultParagraphFont"/>
+    <w:link w:val="Header"/>
     <w:uiPriority w:val="99"/>
     <w:rsid w:val="00986CEE"/>
   </w:style>
-  <w:style w:type="paragraph" w:styleId="Piedepgina">
+  <w:style w:type="paragraph" w:styleId="Footer">
     <w:name w:val="footer"/>
     <w:basedOn w:val="Normal"/>
-    <w:link w:val="PiedepginaCar"/>
+    <w:link w:val="FooterChar"/>
     <w:uiPriority w:val="99"/>
     <w:unhideWhenUsed/>
     <w:rsid w:val="00986CEE"/>
@@ -6038,22 +6871,27 @@
       </w:tabs>
     </w:pPr>
   </w:style>
-  <w:style w:type="character" w:customStyle="1" w:styleId="PiedepginaCar">
-    <w:name w:val="Pie de página Car"/>
-    <w:basedOn w:val="Fuentedeprrafopredeter"/>
-    <w:link w:val="Piedepgina"/>
+  <w:style w:type="character" w:customStyle="1" w:styleId="FooterChar">
+    <w:name w:val="Footer Char"/>
+    <w:basedOn w:val="DefaultParagraphFont"/>
+    <w:link w:val="Footer"/>
     <w:uiPriority w:val="99"/>
     <w:rsid w:val="00986CEE"/>
   </w:style>
   <w:style w:type="character" w:customStyle="1" w:styleId="apple-converted-space">
     <w:name w:val="apple-converted-space"/>
-    <w:basedOn w:val="Fuentedeprrafopredeter"/>
+    <w:basedOn w:val="DefaultParagraphFont"/>
     <w:rsid w:val="00986CEE"/>
   </w:style>
   <w:style w:type="character" w:customStyle="1" w:styleId="scxw224903033">
     <w:name w:val="scxw224903033"/>
-    <w:basedOn w:val="Fuentedeprrafopredeter"/>
+    <w:basedOn w:val="DefaultParagraphFont"/>
     <w:rsid w:val="00986CEE"/>
+  </w:style>
+  <w:style w:type="character" w:customStyle="1" w:styleId="mathspan">
+    <w:name w:val="mathspan"/>
+    <w:basedOn w:val="DefaultParagraphFont"/>
+    <w:rsid w:val="00692331"/>
   </w:style>
 </w:styles>
 </file>

--- a/Proyecto final.docx
+++ b/Proyecto final.docx
@@ -1852,7 +1852,7 @@
     </w:p>
     <w:p>
       <w:pPr>
-        <w:pStyle w:val="ListParagraph"/>
+        <w:pStyle w:val="Prrafodelista"/>
         <w:numPr>
           <w:ilvl w:val="0"/>
           <w:numId w:val="14"/>
@@ -1870,7 +1870,7 @@
     </w:p>
     <w:p>
       <w:pPr>
-        <w:pStyle w:val="ListParagraph"/>
+        <w:pStyle w:val="Prrafodelista"/>
         <w:numPr>
           <w:ilvl w:val="0"/>
           <w:numId w:val="14"/>
@@ -1888,7 +1888,7 @@
     </w:p>
     <w:p>
       <w:pPr>
-        <w:pStyle w:val="ListParagraph"/>
+        <w:pStyle w:val="Prrafodelista"/>
         <w:numPr>
           <w:ilvl w:val="0"/>
           <w:numId w:val="14"/>
@@ -1947,21 +1947,7 @@
         <w:rPr>
           <w:rFonts w:ascii="Times New Roman" w:eastAsiaTheme="minorEastAsia" w:hAnsi="Times New Roman" w:cs="Times New Roman"/>
         </w:rPr>
-        <w:t xml:space="preserve">Las variables </w:t>
-      </w:r>
-      <w:proofErr w:type="spellStart"/>
-      <w:r>
-        <w:rPr>
-          <w:rFonts w:ascii="Times New Roman" w:eastAsiaTheme="minorEastAsia" w:hAnsi="Times New Roman" w:cs="Times New Roman"/>
-        </w:rPr>
-        <w:t>diff_speed</w:t>
-      </w:r>
-      <w:proofErr w:type="spellEnd"/>
-      <w:r>
-        <w:rPr>
-          <w:rFonts w:ascii="Times New Roman" w:eastAsiaTheme="minorEastAsia" w:hAnsi="Times New Roman" w:cs="Times New Roman"/>
-        </w:rPr>
-        <w:t xml:space="preserve"> y </w:t>
+        <w:t xml:space="preserve">Las variables diff_speed y </w:t>
       </w:r>
       <w:proofErr w:type="spellStart"/>
       <w:r>
@@ -2029,13 +2015,20 @@
           <w:lang w:val="en-US"/>
         </w:rPr>
       </w:pPr>
+      <w:r>
+        <w:rPr>
+          <w:rFonts w:ascii="Times New Roman" w:eastAsiaTheme="minorEastAsia" w:hAnsi="Times New Roman" w:cs="Times New Roman"/>
+          <w:lang w:val="en-US"/>
+        </w:rPr>
+        <w:t xml:space="preserve">Home_win_binary ~ </w:t>
+      </w:r>
       <w:proofErr w:type="spellStart"/>
       <w:r>
         <w:rPr>
           <w:rFonts w:ascii="Times New Roman" w:eastAsiaTheme="minorEastAsia" w:hAnsi="Times New Roman" w:cs="Times New Roman"/>
           <w:lang w:val="en-US"/>
         </w:rPr>
-        <w:t>Home_win_binary</w:t>
+        <w:t>diff_prressure</w:t>
       </w:r>
       <w:proofErr w:type="spellEnd"/>
       <w:r>
@@ -2043,39 +2036,7 @@
           <w:rFonts w:ascii="Times New Roman" w:eastAsiaTheme="minorEastAsia" w:hAnsi="Times New Roman" w:cs="Times New Roman"/>
           <w:lang w:val="en-US"/>
         </w:rPr>
-        <w:t xml:space="preserve"> ~ </w:t>
-      </w:r>
-      <w:proofErr w:type="spellStart"/>
-      <w:r>
-        <w:rPr>
-          <w:rFonts w:ascii="Times New Roman" w:eastAsiaTheme="minorEastAsia" w:hAnsi="Times New Roman" w:cs="Times New Roman"/>
-          <w:lang w:val="en-US"/>
-        </w:rPr>
-        <w:t>diff_prressure</w:t>
-      </w:r>
-      <w:proofErr w:type="spellEnd"/>
-      <w:r>
-        <w:rPr>
-          <w:rFonts w:ascii="Times New Roman" w:eastAsiaTheme="minorEastAsia" w:hAnsi="Times New Roman" w:cs="Times New Roman"/>
-          <w:lang w:val="en-US"/>
-        </w:rPr>
-        <w:t xml:space="preserve"> + </w:t>
-      </w:r>
-      <w:proofErr w:type="spellStart"/>
-      <w:r>
-        <w:rPr>
-          <w:rFonts w:ascii="Times New Roman" w:eastAsiaTheme="minorEastAsia" w:hAnsi="Times New Roman" w:cs="Times New Roman"/>
-          <w:lang w:val="en-US"/>
-        </w:rPr>
-        <w:t>diff_aggression</w:t>
-      </w:r>
-      <w:proofErr w:type="spellEnd"/>
-      <w:r>
-        <w:rPr>
-          <w:rFonts w:ascii="Times New Roman" w:eastAsiaTheme="minorEastAsia" w:hAnsi="Times New Roman" w:cs="Times New Roman"/>
-          <w:lang w:val="en-US"/>
-        </w:rPr>
-        <w:t xml:space="preserve"> + diff_speed</w:t>
+        <w:t xml:space="preserve"> + diff_aggression + diff_speed</w:t>
       </w:r>
     </w:p>
     <w:p>
@@ -2470,7 +2431,7 @@
     </w:p>
     <w:p>
       <w:pPr>
-        <w:pStyle w:val="ListParagraph"/>
+        <w:pStyle w:val="Prrafodelista"/>
         <w:numPr>
           <w:ilvl w:val="0"/>
           <w:numId w:val="15"/>
@@ -2490,7 +2451,7 @@
     </w:p>
     <w:p>
       <w:pPr>
-        <w:pStyle w:val="ListParagraph"/>
+        <w:pStyle w:val="Prrafodelista"/>
         <w:numPr>
           <w:ilvl w:val="0"/>
           <w:numId w:val="15"/>
@@ -2510,7 +2471,7 @@
     </w:p>
     <w:p>
       <w:pPr>
-        <w:pStyle w:val="ListParagraph"/>
+        <w:pStyle w:val="Prrafodelista"/>
         <w:numPr>
           <w:ilvl w:val="0"/>
           <w:numId w:val="15"/>
@@ -2655,7 +2616,7 @@
     </w:p>
     <w:p>
       <w:pPr>
-        <w:pStyle w:val="ListParagraph"/>
+        <w:pStyle w:val="Prrafodelista"/>
         <w:numPr>
           <w:ilvl w:val="0"/>
           <w:numId w:val="14"/>
@@ -2673,7 +2634,7 @@
     </w:p>
     <w:p>
       <w:pPr>
-        <w:pStyle w:val="ListParagraph"/>
+        <w:pStyle w:val="Prrafodelista"/>
         <w:numPr>
           <w:ilvl w:val="0"/>
           <w:numId w:val="14"/>
@@ -2736,7 +2697,7 @@
         <w:textAlignment w:val="baseline"/>
         <w:rPr>
           <w:rFonts w:ascii="Times New Roman" w:eastAsia="Times New Roman" w:hAnsi="Times New Roman" w:cs="Times New Roman"/>
-          <w:lang w:val="en-CO"/>
+          <w:lang/>
         </w:rPr>
       </w:pPr>
       <w:r>
@@ -2750,33 +2711,33 @@
       <w:r>
         <w:rPr>
           <w:rFonts w:ascii="Times New Roman" w:eastAsia="Times New Roman" w:hAnsi="Times New Roman" w:cs="Times New Roman"/>
-          <w:lang w:val="en-CO"/>
-        </w:rPr>
-        <w:t> </w:t>
-      </w:r>
-    </w:p>
-    <w:p>
-      <w:pPr>
-        <w:textAlignment w:val="baseline"/>
-        <w:rPr>
-          <w:rFonts w:ascii="Times New Roman" w:eastAsia="Times New Roman" w:hAnsi="Times New Roman" w:cs="Times New Roman"/>
-          <w:lang w:val="en-CO"/>
-        </w:rPr>
-      </w:pPr>
-      <w:r>
-        <w:rPr>
-          <w:rFonts w:ascii="Times New Roman" w:eastAsia="Times New Roman" w:hAnsi="Times New Roman" w:cs="Times New Roman"/>
-          <w:lang w:val="en-CO"/>
-        </w:rPr>
-        <w:t> </w:t>
-      </w:r>
-    </w:p>
-    <w:p>
-      <w:pPr>
-        <w:textAlignment w:val="baseline"/>
-        <w:rPr>
-          <w:rFonts w:ascii="Times New Roman" w:eastAsia="Times New Roman" w:hAnsi="Times New Roman" w:cs="Times New Roman"/>
-          <w:lang w:val="en-CO"/>
+          <w:lang/>
+        </w:rPr>
+        <w:t> </w:t>
+      </w:r>
+    </w:p>
+    <w:p>
+      <w:pPr>
+        <w:textAlignment w:val="baseline"/>
+        <w:rPr>
+          <w:rFonts w:ascii="Times New Roman" w:eastAsia="Times New Roman" w:hAnsi="Times New Roman" w:cs="Times New Roman"/>
+          <w:lang/>
+        </w:rPr>
+      </w:pPr>
+      <w:r>
+        <w:rPr>
+          <w:rFonts w:ascii="Times New Roman" w:eastAsia="Times New Roman" w:hAnsi="Times New Roman" w:cs="Times New Roman"/>
+          <w:lang/>
+        </w:rPr>
+        <w:t> </w:t>
+      </w:r>
+    </w:p>
+    <w:p>
+      <w:pPr>
+        <w:textAlignment w:val="baseline"/>
+        <w:rPr>
+          <w:rFonts w:ascii="Times New Roman" w:eastAsia="Times New Roman" w:hAnsi="Times New Roman" w:cs="Times New Roman"/>
+          <w:lang/>
         </w:rPr>
       </w:pPr>
       <w:r>
@@ -2788,33 +2749,33 @@
       <w:r>
         <w:rPr>
           <w:rFonts w:ascii="Times New Roman" w:eastAsia="Times New Roman" w:hAnsi="Times New Roman" w:cs="Times New Roman"/>
-          <w:lang w:val="en-CO"/>
-        </w:rPr>
-        <w:t> </w:t>
-      </w:r>
-    </w:p>
-    <w:p>
-      <w:pPr>
-        <w:textAlignment w:val="baseline"/>
-        <w:rPr>
-          <w:rFonts w:ascii="Times New Roman" w:eastAsia="Times New Roman" w:hAnsi="Times New Roman" w:cs="Times New Roman"/>
-          <w:lang w:val="en-CO"/>
-        </w:rPr>
-      </w:pPr>
-      <w:r>
-        <w:rPr>
-          <w:rFonts w:ascii="Times New Roman" w:eastAsia="Times New Roman" w:hAnsi="Times New Roman" w:cs="Times New Roman"/>
-          <w:lang w:val="en-CO"/>
-        </w:rPr>
-        <w:t> </w:t>
-      </w:r>
-    </w:p>
-    <w:p>
-      <w:pPr>
-        <w:textAlignment w:val="baseline"/>
-        <w:rPr>
-          <w:rFonts w:ascii="Times New Roman" w:eastAsia="Times New Roman" w:hAnsi="Times New Roman" w:cs="Times New Roman"/>
-          <w:lang w:val="en-CO"/>
+          <w:lang/>
+        </w:rPr>
+        <w:t> </w:t>
+      </w:r>
+    </w:p>
+    <w:p>
+      <w:pPr>
+        <w:textAlignment w:val="baseline"/>
+        <w:rPr>
+          <w:rFonts w:ascii="Times New Roman" w:eastAsia="Times New Roman" w:hAnsi="Times New Roman" w:cs="Times New Roman"/>
+          <w:lang/>
+        </w:rPr>
+      </w:pPr>
+      <w:r>
+        <w:rPr>
+          <w:rFonts w:ascii="Times New Roman" w:eastAsia="Times New Roman" w:hAnsi="Times New Roman" w:cs="Times New Roman"/>
+          <w:lang/>
+        </w:rPr>
+        <w:t> </w:t>
+      </w:r>
+    </w:p>
+    <w:p>
+      <w:pPr>
+        <w:textAlignment w:val="baseline"/>
+        <w:rPr>
+          <w:rFonts w:ascii="Times New Roman" w:eastAsia="Times New Roman" w:hAnsi="Times New Roman" w:cs="Times New Roman"/>
+          <w:lang/>
         </w:rPr>
       </w:pPr>
       <w:r>
@@ -2828,7 +2789,7 @@
       <w:r>
         <w:rPr>
           <w:rFonts w:ascii="Times New Roman" w:eastAsia="Times New Roman" w:hAnsi="Times New Roman" w:cs="Times New Roman"/>
-          <w:lang w:val="en-CO"/>
+          <w:lang/>
         </w:rPr>
         <w:t> </w:t>
       </w:r>
@@ -2838,7 +2799,7 @@
         <w:jc w:val="center"/>
         <w:rPr>
           <w:rFonts w:ascii="Times New Roman" w:eastAsia="Times New Roman" w:hAnsi="Times New Roman" w:cs="Times New Roman"/>
-          <w:lang w:val="en-CO"/>
+          <w:lang/>
         </w:rPr>
       </w:pPr>
       <m:oMathPara>
@@ -2846,15 +2807,14 @@
           <m:r>
             <w:rPr>
               <w:rFonts w:ascii="Cambria Math" w:eastAsia="Times New Roman" w:hAnsi="Cambria Math" w:cs="Times New Roman"/>
-              <w:lang w:val="en-CO"/>
+              <w:lang/>
             </w:rPr>
             <m:t>p=0.084</m:t>
           </m:r>
           <m:r>
             <w:rPr>
               <w:rFonts w:ascii="Times New Roman" w:eastAsia="Times New Roman" w:hAnsi="Times New Roman" w:cs="Times New Roman"/>
-              <w:i/>
-              <w:lang w:val="en-CO"/>
+              <w:lang/>
             </w:rPr>
             <w:br/>
           </m:r>
@@ -2865,39 +2825,39 @@
       <w:pPr>
         <w:rPr>
           <w:rFonts w:ascii="Times New Roman" w:eastAsia="Times New Roman" w:hAnsi="Times New Roman" w:cs="Times New Roman"/>
-          <w:lang w:val="en-CO"/>
-        </w:rPr>
-      </w:pPr>
-      <w:r>
-        <w:rPr>
-          <w:rFonts w:ascii="Times New Roman" w:eastAsia="Times New Roman" w:hAnsi="Times New Roman" w:cs="Times New Roman"/>
-          <w:lang w:val="en-CO"/>
-        </w:rPr>
-        <w:t> </w:t>
-      </w:r>
-    </w:p>
-    <w:p>
-      <w:pPr>
-        <w:textAlignment w:val="baseline"/>
-        <w:rPr>
-          <w:rFonts w:ascii="Times New Roman" w:eastAsia="Times New Roman" w:hAnsi="Times New Roman" w:cs="Times New Roman"/>
-          <w:lang w:val="en-CO"/>
-        </w:rPr>
-      </w:pPr>
-      <w:r>
-        <w:rPr>
-          <w:rFonts w:ascii="Times New Roman" w:eastAsia="Times New Roman" w:hAnsi="Times New Roman" w:cs="Times New Roman"/>
-          <w:lang w:val="en-CO"/>
-        </w:rPr>
-        <w:t> </w:t>
-      </w:r>
-    </w:p>
-    <w:p>
-      <w:pPr>
-        <w:textAlignment w:val="baseline"/>
-        <w:rPr>
-          <w:rFonts w:ascii="Times New Roman" w:eastAsia="Times New Roman" w:hAnsi="Times New Roman" w:cs="Times New Roman"/>
-          <w:lang w:val="en-CO"/>
+          <w:lang/>
+        </w:rPr>
+      </w:pPr>
+      <w:r>
+        <w:rPr>
+          <w:rFonts w:ascii="Times New Roman" w:eastAsia="Times New Roman" w:hAnsi="Times New Roman" w:cs="Times New Roman"/>
+          <w:lang/>
+        </w:rPr>
+        <w:t> </w:t>
+      </w:r>
+    </w:p>
+    <w:p>
+      <w:pPr>
+        <w:textAlignment w:val="baseline"/>
+        <w:rPr>
+          <w:rFonts w:ascii="Times New Roman" w:eastAsia="Times New Roman" w:hAnsi="Times New Roman" w:cs="Times New Roman"/>
+          <w:lang/>
+        </w:rPr>
+      </w:pPr>
+      <w:r>
+        <w:rPr>
+          <w:rFonts w:ascii="Times New Roman" w:eastAsia="Times New Roman" w:hAnsi="Times New Roman" w:cs="Times New Roman"/>
+          <w:lang/>
+        </w:rPr>
+        <w:t> </w:t>
+      </w:r>
+    </w:p>
+    <w:p>
+      <w:pPr>
+        <w:textAlignment w:val="baseline"/>
+        <w:rPr>
+          <w:rFonts w:ascii="Times New Roman" w:eastAsia="Times New Roman" w:hAnsi="Times New Roman" w:cs="Times New Roman"/>
+          <w:lang/>
         </w:rPr>
       </w:pPr>
       <w:r>
@@ -2909,17 +2869,17 @@
       <w:r>
         <w:rPr>
           <w:rFonts w:ascii="Times New Roman" w:eastAsia="Times New Roman" w:hAnsi="Times New Roman" w:cs="Times New Roman"/>
-          <w:lang w:val="en-CO"/>
-        </w:rPr>
-        <w:t> </w:t>
-      </w:r>
-    </w:p>
-    <w:p>
-      <w:pPr>
-        <w:textAlignment w:val="baseline"/>
-        <w:rPr>
-          <w:rFonts w:ascii="Times New Roman" w:eastAsia="Times New Roman" w:hAnsi="Times New Roman" w:cs="Times New Roman"/>
-          <w:lang w:val="en-CO"/>
+          <w:lang/>
+        </w:rPr>
+        <w:t> </w:t>
+      </w:r>
+    </w:p>
+    <w:p>
+      <w:pPr>
+        <w:textAlignment w:val="baseline"/>
+        <w:rPr>
+          <w:rFonts w:ascii="Times New Roman" w:eastAsia="Times New Roman" w:hAnsi="Times New Roman" w:cs="Times New Roman"/>
+          <w:lang/>
         </w:rPr>
       </w:pPr>
       <w:r>
@@ -2931,33 +2891,33 @@
       <w:r>
         <w:rPr>
           <w:rFonts w:ascii="Times New Roman" w:eastAsia="Times New Roman" w:hAnsi="Times New Roman" w:cs="Times New Roman"/>
-          <w:lang w:val="en-CO"/>
-        </w:rPr>
-        <w:t> </w:t>
-      </w:r>
-    </w:p>
-    <w:p>
-      <w:pPr>
-        <w:textAlignment w:val="baseline"/>
-        <w:rPr>
-          <w:rFonts w:ascii="Times New Roman" w:eastAsia="Times New Roman" w:hAnsi="Times New Roman" w:cs="Times New Roman"/>
-          <w:lang w:val="en-CO"/>
-        </w:rPr>
-      </w:pPr>
-      <w:r>
-        <w:rPr>
-          <w:rFonts w:ascii="Times New Roman" w:eastAsia="Times New Roman" w:hAnsi="Times New Roman" w:cs="Times New Roman"/>
-          <w:lang w:val="en-CO"/>
-        </w:rPr>
-        <w:t> </w:t>
-      </w:r>
-    </w:p>
-    <w:p>
-      <w:pPr>
-        <w:textAlignment w:val="baseline"/>
-        <w:rPr>
-          <w:rFonts w:ascii="Times New Roman" w:eastAsia="Times New Roman" w:hAnsi="Times New Roman" w:cs="Times New Roman"/>
-          <w:lang w:val="en-CO"/>
+          <w:lang/>
+        </w:rPr>
+        <w:t> </w:t>
+      </w:r>
+    </w:p>
+    <w:p>
+      <w:pPr>
+        <w:textAlignment w:val="baseline"/>
+        <w:rPr>
+          <w:rFonts w:ascii="Times New Roman" w:eastAsia="Times New Roman" w:hAnsi="Times New Roman" w:cs="Times New Roman"/>
+          <w:lang/>
+        </w:rPr>
+      </w:pPr>
+      <w:r>
+        <w:rPr>
+          <w:rFonts w:ascii="Times New Roman" w:eastAsia="Times New Roman" w:hAnsi="Times New Roman" w:cs="Times New Roman"/>
+          <w:lang/>
+        </w:rPr>
+        <w:t> </w:t>
+      </w:r>
+    </w:p>
+    <w:p>
+      <w:pPr>
+        <w:textAlignment w:val="baseline"/>
+        <w:rPr>
+          <w:rFonts w:ascii="Times New Roman" w:eastAsia="Times New Roman" w:hAnsi="Times New Roman" w:cs="Times New Roman"/>
+          <w:lang/>
         </w:rPr>
       </w:pPr>
       <w:r>
@@ -2969,7 +2929,7 @@
       <w:r>
         <w:rPr>
           <w:rFonts w:ascii="Times New Roman" w:eastAsia="Times New Roman" w:hAnsi="Times New Roman" w:cs="Times New Roman"/>
-          <w:lang w:val="en-CO"/>
+          <w:lang/>
         </w:rPr>
         <w:t> </w:t>
       </w:r>
@@ -2979,7 +2939,7 @@
         <w:jc w:val="center"/>
         <w:rPr>
           <w:rFonts w:ascii="Times New Roman" w:eastAsia="Times New Roman" w:hAnsi="Times New Roman" w:cs="Times New Roman"/>
-          <w:lang w:val="en-CO"/>
+          <w:lang/>
         </w:rPr>
       </w:pPr>
       <m:oMathPara>
@@ -2987,15 +2947,14 @@
           <m:r>
             <w:rPr>
               <w:rFonts w:ascii="Cambria Math" w:eastAsia="Times New Roman" w:hAnsi="Cambria Math" w:cs="Times New Roman"/>
-              <w:lang w:val="en-CO"/>
+              <w:lang/>
             </w:rPr>
             <m:t>p&lt;0.001</m:t>
           </m:r>
           <m:r>
             <w:rPr>
               <w:rFonts w:ascii="Times New Roman" w:eastAsia="Times New Roman" w:hAnsi="Times New Roman" w:cs="Times New Roman"/>
-              <w:i/>
-              <w:lang w:val="en-CO"/>
+              <w:lang/>
             </w:rPr>
             <w:br/>
           </m:r>
@@ -3006,23 +2965,23 @@
       <w:pPr>
         <w:rPr>
           <w:rFonts w:ascii="Times New Roman" w:eastAsia="Times New Roman" w:hAnsi="Times New Roman" w:cs="Times New Roman"/>
-          <w:lang w:val="en-CO"/>
-        </w:rPr>
-      </w:pPr>
-      <w:r>
-        <w:rPr>
-          <w:rFonts w:ascii="Times New Roman" w:eastAsia="Times New Roman" w:hAnsi="Times New Roman" w:cs="Times New Roman"/>
-          <w:lang w:val="en-CO"/>
-        </w:rPr>
-        <w:t> </w:t>
-      </w:r>
-    </w:p>
-    <w:p>
-      <w:pPr>
-        <w:textAlignment w:val="baseline"/>
-        <w:rPr>
-          <w:rFonts w:ascii="Times New Roman" w:eastAsia="Times New Roman" w:hAnsi="Times New Roman" w:cs="Times New Roman"/>
-          <w:lang w:val="en-CO"/>
+          <w:lang/>
+        </w:rPr>
+      </w:pPr>
+      <w:r>
+        <w:rPr>
+          <w:rFonts w:ascii="Times New Roman" w:eastAsia="Times New Roman" w:hAnsi="Times New Roman" w:cs="Times New Roman"/>
+          <w:lang/>
+        </w:rPr>
+        <w:t> </w:t>
+      </w:r>
+    </w:p>
+    <w:p>
+      <w:pPr>
+        <w:textAlignment w:val="baseline"/>
+        <w:rPr>
+          <w:rFonts w:ascii="Times New Roman" w:eastAsia="Times New Roman" w:hAnsi="Times New Roman" w:cs="Times New Roman"/>
+          <w:lang/>
         </w:rPr>
       </w:pPr>
       <w:r>
@@ -3034,33 +2993,33 @@
       <w:r>
         <w:rPr>
           <w:rFonts w:ascii="Times New Roman" w:eastAsia="Times New Roman" w:hAnsi="Times New Roman" w:cs="Times New Roman"/>
-          <w:lang w:val="en-CO"/>
-        </w:rPr>
-        <w:t> </w:t>
-      </w:r>
-    </w:p>
-    <w:p>
-      <w:pPr>
-        <w:textAlignment w:val="baseline"/>
-        <w:rPr>
-          <w:rFonts w:ascii="Times New Roman" w:eastAsia="Times New Roman" w:hAnsi="Times New Roman" w:cs="Times New Roman"/>
-          <w:lang w:val="en-CO"/>
-        </w:rPr>
-      </w:pPr>
-      <w:r>
-        <w:rPr>
-          <w:rFonts w:ascii="Times New Roman" w:eastAsia="Times New Roman" w:hAnsi="Times New Roman" w:cs="Times New Roman"/>
-          <w:lang w:val="en-CO"/>
-        </w:rPr>
-        <w:t> </w:t>
-      </w:r>
-    </w:p>
-    <w:p>
-      <w:pPr>
-        <w:textAlignment w:val="baseline"/>
-        <w:rPr>
-          <w:rFonts w:ascii="Times New Roman" w:eastAsia="Times New Roman" w:hAnsi="Times New Roman" w:cs="Times New Roman"/>
-          <w:lang w:val="en-CO"/>
+          <w:lang/>
+        </w:rPr>
+        <w:t> </w:t>
+      </w:r>
+    </w:p>
+    <w:p>
+      <w:pPr>
+        <w:textAlignment w:val="baseline"/>
+        <w:rPr>
+          <w:rFonts w:ascii="Times New Roman" w:eastAsia="Times New Roman" w:hAnsi="Times New Roman" w:cs="Times New Roman"/>
+          <w:lang/>
+        </w:rPr>
+      </w:pPr>
+      <w:r>
+        <w:rPr>
+          <w:rFonts w:ascii="Times New Roman" w:eastAsia="Times New Roman" w:hAnsi="Times New Roman" w:cs="Times New Roman"/>
+          <w:lang/>
+        </w:rPr>
+        <w:t> </w:t>
+      </w:r>
+    </w:p>
+    <w:p>
+      <w:pPr>
+        <w:textAlignment w:val="baseline"/>
+        <w:rPr>
+          <w:rFonts w:ascii="Times New Roman" w:eastAsia="Times New Roman" w:hAnsi="Times New Roman" w:cs="Times New Roman"/>
+          <w:lang/>
         </w:rPr>
       </w:pPr>
       <w:r>
@@ -3072,33 +3031,33 @@
       <w:r>
         <w:rPr>
           <w:rFonts w:ascii="Times New Roman" w:eastAsia="Times New Roman" w:hAnsi="Times New Roman" w:cs="Times New Roman"/>
-          <w:lang w:val="en-CO"/>
-        </w:rPr>
-        <w:t> </w:t>
-      </w:r>
-    </w:p>
-    <w:p>
-      <w:pPr>
-        <w:textAlignment w:val="baseline"/>
-        <w:rPr>
-          <w:rFonts w:ascii="Times New Roman" w:eastAsia="Times New Roman" w:hAnsi="Times New Roman" w:cs="Times New Roman"/>
-          <w:lang w:val="en-CO"/>
-        </w:rPr>
-      </w:pPr>
-      <w:r>
-        <w:rPr>
-          <w:rFonts w:ascii="Times New Roman" w:eastAsia="Times New Roman" w:hAnsi="Times New Roman" w:cs="Times New Roman"/>
-          <w:lang w:val="en-CO"/>
-        </w:rPr>
-        <w:t> </w:t>
-      </w:r>
-    </w:p>
-    <w:p>
-      <w:pPr>
-        <w:textAlignment w:val="baseline"/>
-        <w:rPr>
-          <w:rFonts w:ascii="Times New Roman" w:eastAsia="Times New Roman" w:hAnsi="Times New Roman" w:cs="Times New Roman"/>
-          <w:lang w:val="en-CO"/>
+          <w:lang/>
+        </w:rPr>
+        <w:t> </w:t>
+      </w:r>
+    </w:p>
+    <w:p>
+      <w:pPr>
+        <w:textAlignment w:val="baseline"/>
+        <w:rPr>
+          <w:rFonts w:ascii="Times New Roman" w:eastAsia="Times New Roman" w:hAnsi="Times New Roman" w:cs="Times New Roman"/>
+          <w:lang/>
+        </w:rPr>
+      </w:pPr>
+      <w:r>
+        <w:rPr>
+          <w:rFonts w:ascii="Times New Roman" w:eastAsia="Times New Roman" w:hAnsi="Times New Roman" w:cs="Times New Roman"/>
+          <w:lang/>
+        </w:rPr>
+        <w:t> </w:t>
+      </w:r>
+    </w:p>
+    <w:p>
+      <w:pPr>
+        <w:textAlignment w:val="baseline"/>
+        <w:rPr>
+          <w:rFonts w:ascii="Times New Roman" w:eastAsia="Times New Roman" w:hAnsi="Times New Roman" w:cs="Times New Roman"/>
+          <w:lang/>
         </w:rPr>
       </w:pPr>
       <w:r>
@@ -3110,23 +3069,23 @@
       <w:r>
         <w:rPr>
           <w:rFonts w:ascii="Times New Roman" w:eastAsia="Times New Roman" w:hAnsi="Times New Roman" w:cs="Times New Roman"/>
-          <w:lang w:val="en-CO"/>
-        </w:rPr>
-        <w:t> </w:t>
-      </w:r>
-    </w:p>
-    <w:p>
-      <w:pPr>
-        <w:textAlignment w:val="baseline"/>
-        <w:rPr>
-          <w:rFonts w:ascii="Times New Roman" w:eastAsia="Times New Roman" w:hAnsi="Times New Roman" w:cs="Times New Roman"/>
-          <w:lang w:val="en-CO"/>
-        </w:rPr>
-      </w:pPr>
-      <w:r>
-        <w:rPr>
-          <w:rFonts w:ascii="Times New Roman" w:eastAsia="Times New Roman" w:hAnsi="Times New Roman" w:cs="Times New Roman"/>
-          <w:lang w:val="en-CO"/>
+          <w:lang/>
+        </w:rPr>
+        <w:t> </w:t>
+      </w:r>
+    </w:p>
+    <w:p>
+      <w:pPr>
+        <w:textAlignment w:val="baseline"/>
+        <w:rPr>
+          <w:rFonts w:ascii="Times New Roman" w:eastAsia="Times New Roman" w:hAnsi="Times New Roman" w:cs="Times New Roman"/>
+          <w:lang/>
+        </w:rPr>
+      </w:pPr>
+      <w:r>
+        <w:rPr>
+          <w:rFonts w:ascii="Times New Roman" w:eastAsia="Times New Roman" w:hAnsi="Times New Roman" w:cs="Times New Roman"/>
+          <w:lang/>
         </w:rPr>
         <w:t> </w:t>
       </w:r>
@@ -3136,7 +3095,7 @@
         <w:jc w:val="center"/>
         <w:rPr>
           <w:rFonts w:ascii="Times New Roman" w:eastAsia="Times New Roman" w:hAnsi="Times New Roman" w:cs="Times New Roman"/>
-          <w:lang w:val="en-CO"/>
+          <w:lang/>
         </w:rPr>
       </w:pPr>
       <m:oMathPara>
@@ -3146,7 +3105,7 @@
               <m:ctrlPr>
                 <w:rPr>
                   <w:rFonts w:ascii="Cambria Math" w:eastAsia="Times New Roman" w:hAnsi="Cambria Math" w:cs="Times New Roman"/>
-                  <w:lang w:val="en-CO"/>
+                  <w:lang/>
                 </w:rPr>
               </m:ctrlPr>
             </m:sSupPr>
@@ -3154,7 +3113,7 @@
               <m:r>
                 <w:rPr>
                   <w:rFonts w:ascii="Cambria Math" w:eastAsia="Times New Roman" w:hAnsi="Cambria Math" w:cs="Times New Roman"/>
-                  <w:lang w:val="en-CO"/>
+                  <w:lang/>
                 </w:rPr>
                 <m:t>R</m:t>
               </m:r>
@@ -3163,7 +3122,7 @@
               <m:r>
                 <w:rPr>
                   <w:rFonts w:ascii="Cambria Math" w:eastAsia="Times New Roman" w:hAnsi="Cambria Math" w:cs="Times New Roman"/>
-                  <w:lang w:val="en-CO"/>
+                  <w:lang/>
                 </w:rPr>
                 <m:t>2</m:t>
               </m:r>
@@ -3172,15 +3131,14 @@
           <m:r>
             <w:rPr>
               <w:rFonts w:ascii="Cambria Math" w:eastAsia="Times New Roman" w:hAnsi="Cambria Math" w:cs="Times New Roman"/>
-              <w:lang w:val="en-CO"/>
+              <w:lang/>
             </w:rPr>
             <m:t>=0.0248</m:t>
           </m:r>
           <m:r>
             <w:rPr>
               <w:rFonts w:ascii="Times New Roman" w:eastAsia="Times New Roman" w:hAnsi="Times New Roman" w:cs="Times New Roman"/>
-              <w:i/>
-              <w:lang w:val="en-CO"/>
+              <w:lang/>
             </w:rPr>
             <w:br/>
           </m:r>
@@ -3191,39 +3149,39 @@
       <w:pPr>
         <w:rPr>
           <w:rFonts w:ascii="Times New Roman" w:eastAsia="Times New Roman" w:hAnsi="Times New Roman" w:cs="Times New Roman"/>
-          <w:lang w:val="en-CO"/>
-        </w:rPr>
-      </w:pPr>
-      <w:r>
-        <w:rPr>
-          <w:rFonts w:ascii="Times New Roman" w:eastAsia="Times New Roman" w:hAnsi="Times New Roman" w:cs="Times New Roman"/>
-          <w:lang w:val="en-CO"/>
-        </w:rPr>
-        <w:t> </w:t>
-      </w:r>
-    </w:p>
-    <w:p>
-      <w:pPr>
-        <w:textAlignment w:val="baseline"/>
-        <w:rPr>
-          <w:rFonts w:ascii="Times New Roman" w:eastAsia="Times New Roman" w:hAnsi="Times New Roman" w:cs="Times New Roman"/>
-          <w:lang w:val="en-CO"/>
-        </w:rPr>
-      </w:pPr>
-      <w:r>
-        <w:rPr>
-          <w:rFonts w:ascii="Times New Roman" w:eastAsia="Times New Roman" w:hAnsi="Times New Roman" w:cs="Times New Roman"/>
-          <w:lang w:val="en-CO"/>
-        </w:rPr>
-        <w:t> </w:t>
-      </w:r>
-    </w:p>
-    <w:p>
-      <w:pPr>
-        <w:textAlignment w:val="baseline"/>
-        <w:rPr>
-          <w:rFonts w:ascii="Times New Roman" w:eastAsia="Times New Roman" w:hAnsi="Times New Roman" w:cs="Times New Roman"/>
-          <w:lang w:val="en-CO"/>
+          <w:lang/>
+        </w:rPr>
+      </w:pPr>
+      <w:r>
+        <w:rPr>
+          <w:rFonts w:ascii="Times New Roman" w:eastAsia="Times New Roman" w:hAnsi="Times New Roman" w:cs="Times New Roman"/>
+          <w:lang/>
+        </w:rPr>
+        <w:t> </w:t>
+      </w:r>
+    </w:p>
+    <w:p>
+      <w:pPr>
+        <w:textAlignment w:val="baseline"/>
+        <w:rPr>
+          <w:rFonts w:ascii="Times New Roman" w:eastAsia="Times New Roman" w:hAnsi="Times New Roman" w:cs="Times New Roman"/>
+          <w:lang/>
+        </w:rPr>
+      </w:pPr>
+      <w:r>
+        <w:rPr>
+          <w:rFonts w:ascii="Times New Roman" w:eastAsia="Times New Roman" w:hAnsi="Times New Roman" w:cs="Times New Roman"/>
+          <w:lang/>
+        </w:rPr>
+        <w:t> </w:t>
+      </w:r>
+    </w:p>
+    <w:p>
+      <w:pPr>
+        <w:textAlignment w:val="baseline"/>
+        <w:rPr>
+          <w:rFonts w:ascii="Times New Roman" w:eastAsia="Times New Roman" w:hAnsi="Times New Roman" w:cs="Times New Roman"/>
+          <w:lang/>
         </w:rPr>
       </w:pPr>
       <w:r>
@@ -3235,17 +3193,17 @@
       <w:r>
         <w:rPr>
           <w:rFonts w:ascii="Times New Roman" w:eastAsia="Times New Roman" w:hAnsi="Times New Roman" w:cs="Times New Roman"/>
-          <w:lang w:val="en-CO"/>
-        </w:rPr>
-        <w:t> </w:t>
-      </w:r>
-    </w:p>
-    <w:p>
-      <w:pPr>
-        <w:textAlignment w:val="baseline"/>
-        <w:rPr>
-          <w:rFonts w:ascii="Times New Roman" w:eastAsia="Times New Roman" w:hAnsi="Times New Roman" w:cs="Times New Roman"/>
-          <w:lang w:val="en-CO"/>
+          <w:lang/>
+        </w:rPr>
+        <w:t> </w:t>
+      </w:r>
+    </w:p>
+    <w:p>
+      <w:pPr>
+        <w:textAlignment w:val="baseline"/>
+        <w:rPr>
+          <w:rFonts w:ascii="Times New Roman" w:eastAsia="Times New Roman" w:hAnsi="Times New Roman" w:cs="Times New Roman"/>
+          <w:lang/>
         </w:rPr>
       </w:pPr>
       <w:r>
@@ -3258,127 +3216,113 @@
       <w:r>
         <w:rPr>
           <w:rFonts w:ascii="Times New Roman" w:eastAsia="Times New Roman" w:hAnsi="Times New Roman" w:cs="Times New Roman"/>
-          <w:lang w:val="en-CO"/>
-        </w:rPr>
-        <w:t> </w:t>
-      </w:r>
-    </w:p>
-    <w:p>
-      <w:pPr>
-        <w:textAlignment w:val="baseline"/>
-        <w:rPr>
-          <w:rFonts w:ascii="Times New Roman" w:eastAsia="Times New Roman" w:hAnsi="Times New Roman" w:cs="Times New Roman"/>
-          <w:lang w:val="en-CO"/>
-        </w:rPr>
-      </w:pPr>
-      <w:r>
-        <w:rPr>
-          <w:rFonts w:ascii="Times New Roman" w:eastAsia="Times New Roman" w:hAnsi="Times New Roman" w:cs="Times New Roman"/>
-        </w:rPr>
-        <w:t>La variable “</w:t>
+          <w:lang/>
+        </w:rPr>
+        <w:t> </w:t>
+      </w:r>
+    </w:p>
+    <w:p>
+      <w:pPr>
+        <w:textAlignment w:val="baseline"/>
+        <w:rPr>
+          <w:rFonts w:ascii="Times New Roman" w:eastAsia="Times New Roman" w:hAnsi="Times New Roman" w:cs="Times New Roman"/>
+          <w:lang/>
+        </w:rPr>
+      </w:pPr>
+      <w:r>
+        <w:rPr>
+          <w:rFonts w:ascii="Times New Roman" w:eastAsia="Times New Roman" w:hAnsi="Times New Roman" w:cs="Times New Roman"/>
+        </w:rPr>
+        <w:t>La variable “rating_advantage” capturo gran parte de la capacidad competitiva real de los equipos.</w:t>
+      </w:r>
+      <w:r>
+        <w:rPr>
+          <w:rFonts w:ascii="Times New Roman" w:eastAsia="Times New Roman" w:hAnsi="Times New Roman" w:cs="Times New Roman"/>
+          <w:lang/>
+        </w:rPr>
+        <w:t> </w:t>
+      </w:r>
+    </w:p>
+    <w:p>
+      <w:pPr>
+        <w:textAlignment w:val="baseline"/>
+        <w:rPr>
+          <w:rFonts w:ascii="Times New Roman" w:eastAsia="Times New Roman" w:hAnsi="Times New Roman" w:cs="Times New Roman"/>
+          <w:lang/>
+        </w:rPr>
+      </w:pPr>
+      <w:r>
+        <w:rPr>
+          <w:rFonts w:ascii="Times New Roman" w:eastAsia="Times New Roman" w:hAnsi="Times New Roman" w:cs="Times New Roman"/>
+          <w:lang/>
+        </w:rPr>
+        <w:t> </w:t>
+      </w:r>
+    </w:p>
+    <w:p>
+      <w:pPr>
+        <w:textAlignment w:val="baseline"/>
+        <w:rPr>
+          <w:rFonts w:ascii="Times New Roman" w:eastAsia="Times New Roman" w:hAnsi="Times New Roman" w:cs="Times New Roman"/>
+          <w:lang/>
+        </w:rPr>
+      </w:pPr>
+      <w:r>
+        <w:rPr>
+          <w:rFonts w:ascii="Times New Roman" w:eastAsia="Times New Roman" w:hAnsi="Times New Roman" w:cs="Times New Roman"/>
+        </w:rPr>
+        <w:t>Interpretación de los coeficientes </w:t>
+      </w:r>
+      <w:r>
+        <w:rPr>
+          <w:rFonts w:ascii="Times New Roman" w:eastAsia="Times New Roman" w:hAnsi="Times New Roman" w:cs="Times New Roman"/>
+          <w:lang/>
+        </w:rPr>
+        <w:t> </w:t>
+      </w:r>
+    </w:p>
+    <w:p>
+      <w:pPr>
+        <w:textAlignment w:val="baseline"/>
+        <w:rPr>
+          <w:rFonts w:ascii="Times New Roman" w:eastAsia="Times New Roman" w:hAnsi="Times New Roman" w:cs="Times New Roman"/>
+          <w:lang/>
+        </w:rPr>
+      </w:pPr>
+      <w:r>
+        <w:rPr>
+          <w:rFonts w:ascii="Times New Roman" w:eastAsia="Times New Roman" w:hAnsi="Times New Roman" w:cs="Times New Roman"/>
+          <w:lang/>
+        </w:rPr>
+        <w:t> </w:t>
+      </w:r>
+    </w:p>
+    <w:p>
+      <w:pPr>
+        <w:textAlignment w:val="baseline"/>
+        <w:rPr>
+          <w:rFonts w:ascii="Times New Roman" w:eastAsia="Times New Roman" w:hAnsi="Times New Roman" w:cs="Times New Roman"/>
+          <w:lang/>
+        </w:rPr>
+      </w:pPr>
+      <w:r>
+        <w:rPr>
+          <w:rFonts w:ascii="Times New Roman" w:eastAsia="Times New Roman" w:hAnsi="Times New Roman" w:cs="Times New Roman"/>
+        </w:rPr>
+        <w:t>Rating </w:t>
       </w:r>
       <w:proofErr w:type="spellStart"/>
       <w:r>
         <w:rPr>
           <w:rFonts w:ascii="Times New Roman" w:eastAsia="Times New Roman" w:hAnsi="Times New Roman" w:cs="Times New Roman"/>
         </w:rPr>
-        <w:t>rating_advantage</w:t>
+        <w:t>advantage</w:t>
       </w:r>
       <w:proofErr w:type="spellEnd"/>
       <w:r>
         <w:rPr>
           <w:rFonts w:ascii="Times New Roman" w:eastAsia="Times New Roman" w:hAnsi="Times New Roman" w:cs="Times New Roman"/>
         </w:rPr>
-        <w:t>” capturo gran parte de la capacidad competitiva real de los equipos.</w:t>
-      </w:r>
-      <w:r>
-        <w:rPr>
-          <w:rFonts w:ascii="Times New Roman" w:eastAsia="Times New Roman" w:hAnsi="Times New Roman" w:cs="Times New Roman"/>
-          <w:lang w:val="en-CO"/>
-        </w:rPr>
-        <w:t> </w:t>
-      </w:r>
-    </w:p>
-    <w:p>
-      <w:pPr>
-        <w:textAlignment w:val="baseline"/>
-        <w:rPr>
-          <w:rFonts w:ascii="Times New Roman" w:eastAsia="Times New Roman" w:hAnsi="Times New Roman" w:cs="Times New Roman"/>
-          <w:lang w:val="en-CO"/>
-        </w:rPr>
-      </w:pPr>
-      <w:r>
-        <w:rPr>
-          <w:rFonts w:ascii="Times New Roman" w:eastAsia="Times New Roman" w:hAnsi="Times New Roman" w:cs="Times New Roman"/>
-          <w:lang w:val="en-CO"/>
-        </w:rPr>
-        <w:t> </w:t>
-      </w:r>
-    </w:p>
-    <w:p>
-      <w:pPr>
-        <w:textAlignment w:val="baseline"/>
-        <w:rPr>
-          <w:rFonts w:ascii="Times New Roman" w:eastAsia="Times New Roman" w:hAnsi="Times New Roman" w:cs="Times New Roman"/>
-          <w:lang w:val="en-CO"/>
-        </w:rPr>
-      </w:pPr>
-      <w:r>
-        <w:rPr>
-          <w:rFonts w:ascii="Times New Roman" w:eastAsia="Times New Roman" w:hAnsi="Times New Roman" w:cs="Times New Roman"/>
-        </w:rPr>
-        <w:t>Interpretación de los coeficientes </w:t>
-      </w:r>
-      <w:r>
-        <w:rPr>
-          <w:rFonts w:ascii="Times New Roman" w:eastAsia="Times New Roman" w:hAnsi="Times New Roman" w:cs="Times New Roman"/>
-          <w:lang w:val="en-CO"/>
-        </w:rPr>
-        <w:t> </w:t>
-      </w:r>
-    </w:p>
-    <w:p>
-      <w:pPr>
-        <w:textAlignment w:val="baseline"/>
-        <w:rPr>
-          <w:rFonts w:ascii="Times New Roman" w:eastAsia="Times New Roman" w:hAnsi="Times New Roman" w:cs="Times New Roman"/>
-          <w:lang w:val="en-CO"/>
-        </w:rPr>
-      </w:pPr>
-      <w:r>
-        <w:rPr>
-          <w:rFonts w:ascii="Times New Roman" w:eastAsia="Times New Roman" w:hAnsi="Times New Roman" w:cs="Times New Roman"/>
-          <w:lang w:val="en-CO"/>
-        </w:rPr>
-        <w:t> </w:t>
-      </w:r>
-    </w:p>
-    <w:p>
-      <w:pPr>
-        <w:textAlignment w:val="baseline"/>
-        <w:rPr>
-          <w:rFonts w:ascii="Times New Roman" w:eastAsia="Times New Roman" w:hAnsi="Times New Roman" w:cs="Times New Roman"/>
-          <w:lang w:val="en-CO"/>
-        </w:rPr>
-      </w:pPr>
-      <w:r>
-        <w:rPr>
-          <w:rFonts w:ascii="Times New Roman" w:eastAsia="Times New Roman" w:hAnsi="Times New Roman" w:cs="Times New Roman"/>
-        </w:rPr>
-        <w:t>Rating </w:t>
-      </w:r>
-      <w:proofErr w:type="spellStart"/>
-      <w:r>
-        <w:rPr>
-          <w:rFonts w:ascii="Times New Roman" w:eastAsia="Times New Roman" w:hAnsi="Times New Roman" w:cs="Times New Roman"/>
-        </w:rPr>
-        <w:t>advantage</w:t>
-      </w:r>
-      <w:proofErr w:type="spellEnd"/>
-      <w:r>
-        <w:rPr>
-          <w:rFonts w:ascii="Times New Roman" w:eastAsia="Times New Roman" w:hAnsi="Times New Roman" w:cs="Times New Roman"/>
-        </w:rPr>
         <w:t> </w:t>
       </w:r>
     </w:p>
@@ -3387,7 +3331,7 @@
         <w:jc w:val="center"/>
         <w:rPr>
           <w:rFonts w:ascii="Times New Roman" w:eastAsia="Times New Roman" w:hAnsi="Times New Roman" w:cs="Times New Roman"/>
-          <w:lang w:val="en-CO"/>
+          <w:lang/>
         </w:rPr>
       </w:pPr>
       <m:oMathPara>
@@ -3395,15 +3339,14 @@
           <m:r>
             <w:rPr>
               <w:rFonts w:ascii="Cambria Math" w:eastAsia="Times New Roman" w:hAnsi="Cambria Math" w:cs="Times New Roman"/>
-              <w:lang w:val="en-CO"/>
+              <w:lang/>
             </w:rPr>
             <m:t>β=0.0388</m:t>
           </m:r>
           <m:r>
             <w:rPr>
               <w:rFonts w:ascii="Times New Roman" w:eastAsia="Times New Roman" w:hAnsi="Times New Roman" w:cs="Times New Roman"/>
-              <w:i/>
-              <w:lang w:val="en-CO"/>
+              <w:lang/>
             </w:rPr>
             <w:br/>
           </m:r>
@@ -3414,39 +3357,39 @@
       <w:pPr>
         <w:rPr>
           <w:rFonts w:ascii="Times New Roman" w:eastAsia="Times New Roman" w:hAnsi="Times New Roman" w:cs="Times New Roman"/>
-          <w:lang w:val="en-CO"/>
-        </w:rPr>
-      </w:pPr>
-      <w:r>
-        <w:rPr>
-          <w:rFonts w:ascii="Times New Roman" w:eastAsia="Times New Roman" w:hAnsi="Times New Roman" w:cs="Times New Roman"/>
-          <w:lang w:val="en-CO"/>
-        </w:rPr>
-        <w:t> </w:t>
-      </w:r>
-    </w:p>
-    <w:p>
-      <w:pPr>
-        <w:textAlignment w:val="baseline"/>
-        <w:rPr>
-          <w:rFonts w:ascii="Times New Roman" w:eastAsia="Times New Roman" w:hAnsi="Times New Roman" w:cs="Times New Roman"/>
-          <w:lang w:val="en-CO"/>
-        </w:rPr>
-      </w:pPr>
-      <w:r>
-        <w:rPr>
-          <w:rFonts w:ascii="Times New Roman" w:eastAsia="Times New Roman" w:hAnsi="Times New Roman" w:cs="Times New Roman"/>
-          <w:lang w:val="en-CO"/>
-        </w:rPr>
-        <w:t> </w:t>
-      </w:r>
-    </w:p>
-    <w:p>
-      <w:pPr>
-        <w:textAlignment w:val="baseline"/>
-        <w:rPr>
-          <w:rFonts w:ascii="Times New Roman" w:eastAsia="Times New Roman" w:hAnsi="Times New Roman" w:cs="Times New Roman"/>
-          <w:lang w:val="en-CO"/>
+          <w:lang/>
+        </w:rPr>
+      </w:pPr>
+      <w:r>
+        <w:rPr>
+          <w:rFonts w:ascii="Times New Roman" w:eastAsia="Times New Roman" w:hAnsi="Times New Roman" w:cs="Times New Roman"/>
+          <w:lang/>
+        </w:rPr>
+        <w:t> </w:t>
+      </w:r>
+    </w:p>
+    <w:p>
+      <w:pPr>
+        <w:textAlignment w:val="baseline"/>
+        <w:rPr>
+          <w:rFonts w:ascii="Times New Roman" w:eastAsia="Times New Roman" w:hAnsi="Times New Roman" w:cs="Times New Roman"/>
+          <w:lang/>
+        </w:rPr>
+      </w:pPr>
+      <w:r>
+        <w:rPr>
+          <w:rFonts w:ascii="Times New Roman" w:eastAsia="Times New Roman" w:hAnsi="Times New Roman" w:cs="Times New Roman"/>
+          <w:lang/>
+        </w:rPr>
+        <w:t> </w:t>
+      </w:r>
+    </w:p>
+    <w:p>
+      <w:pPr>
+        <w:textAlignment w:val="baseline"/>
+        <w:rPr>
+          <w:rFonts w:ascii="Times New Roman" w:eastAsia="Times New Roman" w:hAnsi="Times New Roman" w:cs="Times New Roman"/>
+          <w:lang/>
         </w:rPr>
       </w:pPr>
       <w:r>
@@ -3459,33 +3402,33 @@
       <w:r>
         <w:rPr>
           <w:rFonts w:ascii="Times New Roman" w:eastAsia="Times New Roman" w:hAnsi="Times New Roman" w:cs="Times New Roman"/>
-          <w:lang w:val="en-CO"/>
-        </w:rPr>
-        <w:t> </w:t>
-      </w:r>
-    </w:p>
-    <w:p>
-      <w:pPr>
-        <w:textAlignment w:val="baseline"/>
-        <w:rPr>
-          <w:rFonts w:ascii="Times New Roman" w:eastAsia="Times New Roman" w:hAnsi="Times New Roman" w:cs="Times New Roman"/>
-          <w:lang w:val="en-CO"/>
-        </w:rPr>
-      </w:pPr>
-      <w:r>
-        <w:rPr>
-          <w:rFonts w:ascii="Times New Roman" w:eastAsia="Times New Roman" w:hAnsi="Times New Roman" w:cs="Times New Roman"/>
-          <w:lang w:val="en-CO"/>
-        </w:rPr>
-        <w:t> </w:t>
-      </w:r>
-    </w:p>
-    <w:p>
-      <w:pPr>
-        <w:textAlignment w:val="baseline"/>
-        <w:rPr>
-          <w:rFonts w:ascii="Times New Roman" w:eastAsia="Times New Roman" w:hAnsi="Times New Roman" w:cs="Times New Roman"/>
-          <w:lang w:val="en-CO"/>
+          <w:lang/>
+        </w:rPr>
+        <w:t> </w:t>
+      </w:r>
+    </w:p>
+    <w:p>
+      <w:pPr>
+        <w:textAlignment w:val="baseline"/>
+        <w:rPr>
+          <w:rFonts w:ascii="Times New Roman" w:eastAsia="Times New Roman" w:hAnsi="Times New Roman" w:cs="Times New Roman"/>
+          <w:lang/>
+        </w:rPr>
+      </w:pPr>
+      <w:r>
+        <w:rPr>
+          <w:rFonts w:ascii="Times New Roman" w:eastAsia="Times New Roman" w:hAnsi="Times New Roman" w:cs="Times New Roman"/>
+          <w:lang/>
+        </w:rPr>
+        <w:t> </w:t>
+      </w:r>
+    </w:p>
+    <w:p>
+      <w:pPr>
+        <w:textAlignment w:val="baseline"/>
+        <w:rPr>
+          <w:rFonts w:ascii="Times New Roman" w:eastAsia="Times New Roman" w:hAnsi="Times New Roman" w:cs="Times New Roman"/>
+          <w:lang/>
         </w:rPr>
       </w:pPr>
       <w:r>
@@ -3511,33 +3454,33 @@
       <w:r>
         <w:rPr>
           <w:rFonts w:ascii="Times New Roman" w:eastAsia="Times New Roman" w:hAnsi="Times New Roman" w:cs="Times New Roman"/>
-          <w:lang w:val="en-CO"/>
-        </w:rPr>
-        <w:t> </w:t>
-      </w:r>
-    </w:p>
-    <w:p>
-      <w:pPr>
-        <w:textAlignment w:val="baseline"/>
-        <w:rPr>
-          <w:rFonts w:ascii="Times New Roman" w:eastAsia="Times New Roman" w:hAnsi="Times New Roman" w:cs="Times New Roman"/>
-          <w:lang w:val="en-CO"/>
-        </w:rPr>
-      </w:pPr>
-      <w:r>
-        <w:rPr>
-          <w:rFonts w:ascii="Times New Roman" w:eastAsia="Times New Roman" w:hAnsi="Times New Roman" w:cs="Times New Roman"/>
-          <w:lang w:val="en-CO"/>
-        </w:rPr>
-        <w:t> </w:t>
-      </w:r>
-    </w:p>
-    <w:p>
-      <w:pPr>
-        <w:textAlignment w:val="baseline"/>
-        <w:rPr>
-          <w:rFonts w:ascii="Times New Roman" w:eastAsia="Times New Roman" w:hAnsi="Times New Roman" w:cs="Times New Roman"/>
-          <w:lang w:val="en-CO"/>
+          <w:lang/>
+        </w:rPr>
+        <w:t> </w:t>
+      </w:r>
+    </w:p>
+    <w:p>
+      <w:pPr>
+        <w:textAlignment w:val="baseline"/>
+        <w:rPr>
+          <w:rFonts w:ascii="Times New Roman" w:eastAsia="Times New Roman" w:hAnsi="Times New Roman" w:cs="Times New Roman"/>
+          <w:lang/>
+        </w:rPr>
+      </w:pPr>
+      <w:r>
+        <w:rPr>
+          <w:rFonts w:ascii="Times New Roman" w:eastAsia="Times New Roman" w:hAnsi="Times New Roman" w:cs="Times New Roman"/>
+          <w:lang/>
+        </w:rPr>
+        <w:t> </w:t>
+      </w:r>
+    </w:p>
+    <w:p>
+      <w:pPr>
+        <w:textAlignment w:val="baseline"/>
+        <w:rPr>
+          <w:rFonts w:ascii="Times New Roman" w:eastAsia="Times New Roman" w:hAnsi="Times New Roman" w:cs="Times New Roman"/>
+          <w:lang/>
         </w:rPr>
       </w:pPr>
       <w:r>
@@ -3549,17 +3492,17 @@
       <w:r>
         <w:rPr>
           <w:rFonts w:ascii="Times New Roman" w:eastAsia="Times New Roman" w:hAnsi="Times New Roman" w:cs="Times New Roman"/>
-          <w:lang w:val="en-CO"/>
-        </w:rPr>
-        <w:t> </w:t>
-      </w:r>
-    </w:p>
-    <w:p>
-      <w:pPr>
-        <w:textAlignment w:val="baseline"/>
-        <w:rPr>
-          <w:rFonts w:ascii="Times New Roman" w:eastAsia="Times New Roman" w:hAnsi="Times New Roman" w:cs="Times New Roman"/>
-          <w:lang w:val="en-CO"/>
+          <w:lang/>
+        </w:rPr>
+        <w:t> </w:t>
+      </w:r>
+    </w:p>
+    <w:p>
+      <w:pPr>
+        <w:textAlignment w:val="baseline"/>
+        <w:rPr>
+          <w:rFonts w:ascii="Times New Roman" w:eastAsia="Times New Roman" w:hAnsi="Times New Roman" w:cs="Times New Roman"/>
+          <w:lang/>
         </w:rPr>
       </w:pPr>
       <w:r>
@@ -3571,33 +3514,33 @@
       <w:r>
         <w:rPr>
           <w:rFonts w:ascii="Times New Roman" w:eastAsia="Times New Roman" w:hAnsi="Times New Roman" w:cs="Times New Roman"/>
-          <w:lang w:val="en-CO"/>
-        </w:rPr>
-        <w:t> </w:t>
-      </w:r>
-    </w:p>
-    <w:p>
-      <w:pPr>
-        <w:textAlignment w:val="baseline"/>
-        <w:rPr>
-          <w:rFonts w:ascii="Times New Roman" w:eastAsia="Times New Roman" w:hAnsi="Times New Roman" w:cs="Times New Roman"/>
-          <w:lang w:val="en-CO"/>
-        </w:rPr>
-      </w:pPr>
-      <w:r>
-        <w:rPr>
-          <w:rFonts w:ascii="Times New Roman" w:eastAsia="Times New Roman" w:hAnsi="Times New Roman" w:cs="Times New Roman"/>
-          <w:lang w:val="en-CO"/>
-        </w:rPr>
-        <w:t> </w:t>
-      </w:r>
-    </w:p>
-    <w:p>
-      <w:pPr>
-        <w:textAlignment w:val="baseline"/>
-        <w:rPr>
-          <w:rFonts w:ascii="Times New Roman" w:eastAsia="Times New Roman" w:hAnsi="Times New Roman" w:cs="Times New Roman"/>
-          <w:lang w:val="en-CO"/>
+          <w:lang/>
+        </w:rPr>
+        <w:t> </w:t>
+      </w:r>
+    </w:p>
+    <w:p>
+      <w:pPr>
+        <w:textAlignment w:val="baseline"/>
+        <w:rPr>
+          <w:rFonts w:ascii="Times New Roman" w:eastAsia="Times New Roman" w:hAnsi="Times New Roman" w:cs="Times New Roman"/>
+          <w:lang/>
+        </w:rPr>
+      </w:pPr>
+      <w:r>
+        <w:rPr>
+          <w:rFonts w:ascii="Times New Roman" w:eastAsia="Times New Roman" w:hAnsi="Times New Roman" w:cs="Times New Roman"/>
+          <w:lang/>
+        </w:rPr>
+        <w:t> </w:t>
+      </w:r>
+    </w:p>
+    <w:p>
+      <w:pPr>
+        <w:textAlignment w:val="baseline"/>
+        <w:rPr>
+          <w:rFonts w:ascii="Times New Roman" w:eastAsia="Times New Roman" w:hAnsi="Times New Roman" w:cs="Times New Roman"/>
+          <w:lang/>
         </w:rPr>
       </w:pPr>
       <w:r>
@@ -3609,7 +3552,7 @@
       <w:r>
         <w:rPr>
           <w:rFonts w:ascii="Times New Roman" w:eastAsia="Times New Roman" w:hAnsi="Times New Roman" w:cs="Times New Roman"/>
-          <w:lang w:val="en-CO"/>
+          <w:lang/>
         </w:rPr>
         <w:t> </w:t>
       </w:r>
@@ -3625,9 +3568,187 @@
           <w:color w:val="000000"/>
           <w:bdr w:val="none" w:sz="0" w:space="0" w:color="auto" w:frame="1"/>
           <w:shd w:val="clear" w:color="auto" w:fill="C6C6C6"/>
-          <w:lang w:val="en-CO"/>
-        </w:rPr>
-      </w:pPr>
+          <w:lang/>
+        </w:rPr>
+      </w:pPr>
+    </w:p>
+    <w:p>
+      <w:pPr>
+        <w:rPr>
+          <w:rFonts w:ascii="Times New Roman" w:eastAsiaTheme="minorEastAsia" w:hAnsi="Times New Roman" w:cs="Times New Roman"/>
+          <w:b/>
+          <w:bCs/>
+        </w:rPr>
+      </w:pPr>
+      <w:r>
+        <w:rPr>
+          <w:rFonts w:ascii="Times New Roman" w:eastAsiaTheme="minorEastAsia" w:hAnsi="Times New Roman" w:cs="Times New Roman"/>
+          <w:b/>
+          <w:bCs/>
+        </w:rPr>
+        <w:t>Conclusiones:</w:t>
+      </w:r>
+    </w:p>
+    <w:p>
+      <w:pPr>
+        <w:rPr>
+          <w:rFonts w:ascii="Times New Roman" w:eastAsiaTheme="minorEastAsia" w:hAnsi="Times New Roman" w:cs="Times New Roman"/>
+        </w:rPr>
+      </w:pPr>
+    </w:p>
+    <w:p>
+      <w:pPr>
+        <w:rPr>
+          <w:rFonts w:ascii="Times New Roman" w:eastAsiaTheme="minorEastAsia" w:hAnsi="Times New Roman" w:cs="Times New Roman"/>
+        </w:rPr>
+      </w:pPr>
+      <w:r>
+        <w:rPr>
+          <w:rFonts w:ascii="Times New Roman" w:eastAsiaTheme="minorEastAsia" w:hAnsi="Times New Roman" w:cs="Times New Roman"/>
+        </w:rPr>
+        <w:t xml:space="preserve">El proyecto nos permitió identificar que la calidad de los jugadores es el factor </w:t>
+      </w:r>
+      <w:proofErr w:type="spellStart"/>
+      <w:r>
+        <w:rPr>
+          <w:rFonts w:ascii="Times New Roman" w:eastAsiaTheme="minorEastAsia" w:hAnsi="Times New Roman" w:cs="Times New Roman"/>
+        </w:rPr>
+        <w:t>mas</w:t>
+      </w:r>
+      <w:proofErr w:type="spellEnd"/>
+      <w:r>
+        <w:rPr>
+          <w:rFonts w:ascii="Times New Roman" w:eastAsiaTheme="minorEastAsia" w:hAnsi="Times New Roman" w:cs="Times New Roman"/>
+        </w:rPr>
+        <w:t xml:space="preserve"> importante para explicar la probabilidad de victoria de un equipo local. La variable “rating_advantage” fue la que obtuvo mayor capacidad explicativa dentro de los modelos, lo que evidencia que los equipos que cuentan con mejores jugadores tienden a obtener mejores resultados. Esto significa que, más allá de factores tácticos o físicos, la calidad individual y colectiva tiene un impacto determinante sobre el desempeño deportivo.</w:t>
+      </w:r>
+    </w:p>
+    <w:p>
+      <w:pPr>
+        <w:rPr>
+          <w:rFonts w:ascii="Times New Roman" w:eastAsiaTheme="minorEastAsia" w:hAnsi="Times New Roman" w:cs="Times New Roman"/>
+        </w:rPr>
+      </w:pPr>
+    </w:p>
+    <w:p>
+      <w:pPr>
+        <w:rPr>
+          <w:rFonts w:ascii="Times New Roman" w:eastAsiaTheme="minorEastAsia" w:hAnsi="Times New Roman" w:cs="Times New Roman"/>
+        </w:rPr>
+      </w:pPr>
+      <w:r>
+        <w:rPr>
+          <w:rFonts w:ascii="Times New Roman" w:eastAsiaTheme="minorEastAsia" w:hAnsi="Times New Roman" w:cs="Times New Roman"/>
+        </w:rPr>
+        <w:t>Además, el análisis evidencio que variables tácticas como la presión defensiva y agresividad tienen un relación positiva con la victoria. Los equipos locales que presentan mayores niveles de presión y agresividad frente a sus rivales tienden a ganar más partidos. Lo que sugiere que un estilo de juego más intenso y orientado a recurar de forma rápida el balón puede generar ventajas competitivas importantes durante el partido.</w:t>
+      </w:r>
+    </w:p>
+    <w:p>
+      <w:pPr>
+        <w:rPr>
+          <w:rFonts w:ascii="Times New Roman" w:eastAsiaTheme="minorEastAsia" w:hAnsi="Times New Roman" w:cs="Times New Roman"/>
+        </w:rPr>
+      </w:pPr>
+    </w:p>
+    <w:p>
+      <w:pPr>
+        <w:rPr>
+          <w:rFonts w:ascii="Times New Roman" w:eastAsiaTheme="minorEastAsia" w:hAnsi="Times New Roman" w:cs="Times New Roman"/>
+        </w:rPr>
+      </w:pPr>
+      <w:r>
+        <w:rPr>
+          <w:rFonts w:ascii="Times New Roman" w:eastAsiaTheme="minorEastAsia" w:hAnsi="Times New Roman" w:cs="Times New Roman"/>
+        </w:rPr>
+        <w:t xml:space="preserve">Por otro lado la velocidad de juego no mostró una relación lineal significativa con los resultados. Aunque intuitivamente se pueda pensar que jugar más rápido ayuda a obtener la victoria, los modelos estadísticos indican que esta variable por </w:t>
+      </w:r>
+      <w:proofErr w:type="spellStart"/>
+      <w:r>
+        <w:rPr>
+          <w:rFonts w:ascii="Times New Roman" w:eastAsiaTheme="minorEastAsia" w:hAnsi="Times New Roman" w:cs="Times New Roman"/>
+        </w:rPr>
+        <w:t>si</w:t>
+      </w:r>
+      <w:proofErr w:type="spellEnd"/>
+      <w:r>
+        <w:rPr>
+          <w:rFonts w:ascii="Times New Roman" w:eastAsiaTheme="minorEastAsia" w:hAnsi="Times New Roman" w:cs="Times New Roman"/>
+        </w:rPr>
+        <w:t xml:space="preserve"> sola no explica la victoria. </w:t>
+      </w:r>
+    </w:p>
+    <w:p>
+      <w:pPr>
+        <w:rPr>
+          <w:rFonts w:ascii="Times New Roman" w:eastAsiaTheme="minorEastAsia" w:hAnsi="Times New Roman" w:cs="Times New Roman"/>
+        </w:rPr>
+      </w:pPr>
+    </w:p>
+    <w:p>
+      <w:pPr>
+        <w:rPr>
+          <w:rFonts w:ascii="Times New Roman" w:eastAsiaTheme="minorEastAsia" w:hAnsi="Times New Roman" w:cs="Times New Roman"/>
+        </w:rPr>
+      </w:pPr>
+      <w:r>
+        <w:rPr>
+          <w:rFonts w:ascii="Times New Roman" w:eastAsiaTheme="minorEastAsia" w:hAnsi="Times New Roman" w:cs="Times New Roman"/>
+        </w:rPr>
+        <w:lastRenderedPageBreak/>
+        <w:t>En cuanto a las características físicas, las variables de altura y peso tuvieron un impacto mucho más limitado en comparación con el rating de los jugadores. La altura incluso dejó de ser significativa en algunos modelos, mientras que el peso mostró efectos pequeños. Esto permite concluir que las características físicas generales del equipo no son suficientes para explicar los resultados de manera sólida dentro del fútbol profesional europeo.</w:t>
+      </w:r>
+    </w:p>
+    <w:p>
+      <w:pPr>
+        <w:rPr>
+          <w:rFonts w:ascii="Times New Roman" w:eastAsiaTheme="minorEastAsia" w:hAnsi="Times New Roman" w:cs="Times New Roman"/>
+        </w:rPr>
+      </w:pPr>
+    </w:p>
+    <w:p>
+      <w:pPr>
+        <w:rPr>
+          <w:rFonts w:ascii="Times New Roman" w:eastAsiaTheme="minorEastAsia" w:hAnsi="Times New Roman" w:cs="Times New Roman"/>
+        </w:rPr>
+      </w:pPr>
+      <w:r>
+        <w:rPr>
+          <w:rFonts w:ascii="Times New Roman" w:eastAsiaTheme="minorEastAsia" w:hAnsi="Times New Roman" w:cs="Times New Roman"/>
+        </w:rPr>
+        <w:t>Uno de los hallazgos más importantes del proyecto es que el fútbol presenta un alto nivel de incertidumbre. Aunque el modelo completo logró mejorar el poder explicativo respecto al modelo inicial, los valores de R² continuaron siendo relativamente bajos. Sin embargo, esto no significa que el modelo sea incorrecto. El fútbol depende de múltiples factores difíciles de medir, como lesiones, estado emocional, decisiones arbitrales, errores individuales, clima, cansancio y situaciones aleatorias propias del juego. Por esta razón, incluso modelos deportivos avanzados suelen tener capacidades predictivas limitadas.</w:t>
+      </w:r>
+    </w:p>
+    <w:p>
+      <w:pPr>
+        <w:pStyle w:val="NormalWeb"/>
+        <w:rPr>
+          <w:rFonts w:eastAsiaTheme="minorEastAsia"/>
+          <w:lang w:eastAsia="en-US"/>
+        </w:rPr>
+      </w:pPr>
+      <w:r>
+        <w:rPr>
+          <w:rFonts w:eastAsiaTheme="minorEastAsia"/>
+          <w:lang w:eastAsia="en-US"/>
+        </w:rPr>
+        <w:t>Finalmente, el proyecto también permitió comparar enfoques estadísticos tradicionales. Mientras la regresión lineal identificó relaciones lineales claras entre algunas variables y la victoria, el modelo Random Forest logró detectar patrones más complejos y no lineales. Esto demuestra que modelos más avanzados pueden capturar comportamientos que los métodos clásicos no alcanzan a identificar completamente.</w:t>
+      </w:r>
+    </w:p>
+    <w:p>
+      <w:pPr>
+        <w:pStyle w:val="NormalWeb"/>
+        <w:rPr>
+          <w:rFonts w:eastAsiaTheme="minorEastAsia"/>
+          <w:lang w:eastAsia="en-US"/>
+        </w:rPr>
+      </w:pPr>
+      <w:r>
+        <w:rPr>
+          <w:rFonts w:eastAsiaTheme="minorEastAsia"/>
+          <w:lang w:eastAsia="en-US"/>
+        </w:rPr>
+        <w:t>En términos generales, el análisis realizado fue sólido y completo, ya que incluyó procesos de limpieza y preparación de datos, construcción de variables estratégicas, análisis descriptivo, correlaciones, pruebas ANOVA y regresiones. Además, los resultados obtenidos tienen coherencia tanto desde el punto de vista estadístico como desde la lógica futbolística, lo que fortalece la validez del proyecto y sus conclusiones.</w:t>
+      </w:r>
     </w:p>
     <w:p>
       <w:pPr>
@@ -6294,11 +6415,11 @@
     <w:qFormat/>
     <w:rsid w:val="00C74869"/>
   </w:style>
-  <w:style w:type="paragraph" w:styleId="Heading1">
+  <w:style w:type="paragraph" w:styleId="Ttulo1">
     <w:name w:val="heading 1"/>
     <w:basedOn w:val="Normal"/>
     <w:next w:val="Normal"/>
-    <w:link w:val="Heading1Char"/>
+    <w:link w:val="Ttulo1Car"/>
     <w:uiPriority w:val="9"/>
     <w:qFormat/>
     <w:rsid w:val="004A01A6"/>
@@ -6315,11 +6436,11 @@
       <w:szCs w:val="40"/>
     </w:rPr>
   </w:style>
-  <w:style w:type="paragraph" w:styleId="Heading2">
+  <w:style w:type="paragraph" w:styleId="Ttulo2">
     <w:name w:val="heading 2"/>
     <w:basedOn w:val="Normal"/>
     <w:next w:val="Normal"/>
-    <w:link w:val="Heading2Char"/>
+    <w:link w:val="Ttulo2Car"/>
     <w:uiPriority w:val="9"/>
     <w:semiHidden/>
     <w:unhideWhenUsed/>
@@ -6338,11 +6459,11 @@
       <w:szCs w:val="32"/>
     </w:rPr>
   </w:style>
-  <w:style w:type="paragraph" w:styleId="Heading3">
+  <w:style w:type="paragraph" w:styleId="Ttulo3">
     <w:name w:val="heading 3"/>
     <w:basedOn w:val="Normal"/>
     <w:next w:val="Normal"/>
-    <w:link w:val="Heading3Char"/>
+    <w:link w:val="Ttulo3Car"/>
     <w:uiPriority w:val="9"/>
     <w:semiHidden/>
     <w:unhideWhenUsed/>
@@ -6361,11 +6482,11 @@
       <w:szCs w:val="28"/>
     </w:rPr>
   </w:style>
-  <w:style w:type="paragraph" w:styleId="Heading4">
+  <w:style w:type="paragraph" w:styleId="Ttulo4">
     <w:name w:val="heading 4"/>
     <w:basedOn w:val="Normal"/>
     <w:next w:val="Normal"/>
-    <w:link w:val="Heading4Char"/>
+    <w:link w:val="Ttulo4Car"/>
     <w:uiPriority w:val="9"/>
     <w:semiHidden/>
     <w:unhideWhenUsed/>
@@ -6384,11 +6505,11 @@
       <w:color w:val="0F4761" w:themeColor="accent1" w:themeShade="BF"/>
     </w:rPr>
   </w:style>
-  <w:style w:type="paragraph" w:styleId="Heading5">
+  <w:style w:type="paragraph" w:styleId="Ttulo5">
     <w:name w:val="heading 5"/>
     <w:basedOn w:val="Normal"/>
     <w:next w:val="Normal"/>
-    <w:link w:val="Heading5Char"/>
+    <w:link w:val="Ttulo5Car"/>
     <w:uiPriority w:val="9"/>
     <w:semiHidden/>
     <w:unhideWhenUsed/>
@@ -6405,11 +6526,11 @@
       <w:color w:val="0F4761" w:themeColor="accent1" w:themeShade="BF"/>
     </w:rPr>
   </w:style>
-  <w:style w:type="paragraph" w:styleId="Heading6">
+  <w:style w:type="paragraph" w:styleId="Ttulo6">
     <w:name w:val="heading 6"/>
     <w:basedOn w:val="Normal"/>
     <w:next w:val="Normal"/>
-    <w:link w:val="Heading6Char"/>
+    <w:link w:val="Ttulo6Car"/>
     <w:uiPriority w:val="9"/>
     <w:semiHidden/>
     <w:unhideWhenUsed/>
@@ -6428,11 +6549,11 @@
       <w:color w:val="595959" w:themeColor="text1" w:themeTint="A6"/>
     </w:rPr>
   </w:style>
-  <w:style w:type="paragraph" w:styleId="Heading7">
+  <w:style w:type="paragraph" w:styleId="Ttulo7">
     <w:name w:val="heading 7"/>
     <w:basedOn w:val="Normal"/>
     <w:next w:val="Normal"/>
-    <w:link w:val="Heading7Char"/>
+    <w:link w:val="Ttulo7Car"/>
     <w:uiPriority w:val="9"/>
     <w:semiHidden/>
     <w:unhideWhenUsed/>
@@ -6449,11 +6570,11 @@
       <w:color w:val="595959" w:themeColor="text1" w:themeTint="A6"/>
     </w:rPr>
   </w:style>
-  <w:style w:type="paragraph" w:styleId="Heading8">
+  <w:style w:type="paragraph" w:styleId="Ttulo8">
     <w:name w:val="heading 8"/>
     <w:basedOn w:val="Normal"/>
     <w:next w:val="Normal"/>
-    <w:link w:val="Heading8Char"/>
+    <w:link w:val="Ttulo8Car"/>
     <w:uiPriority w:val="9"/>
     <w:semiHidden/>
     <w:unhideWhenUsed/>
@@ -6471,11 +6592,11 @@
       <w:color w:val="272727" w:themeColor="text1" w:themeTint="D8"/>
     </w:rPr>
   </w:style>
-  <w:style w:type="paragraph" w:styleId="Heading9">
+  <w:style w:type="paragraph" w:styleId="Ttulo9">
     <w:name w:val="heading 9"/>
     <w:basedOn w:val="Normal"/>
     <w:next w:val="Normal"/>
-    <w:link w:val="Heading9Char"/>
+    <w:link w:val="Ttulo9Car"/>
     <w:uiPriority w:val="9"/>
     <w:semiHidden/>
     <w:unhideWhenUsed/>
@@ -6491,13 +6612,13 @@
       <w:color w:val="272727" w:themeColor="text1" w:themeTint="D8"/>
     </w:rPr>
   </w:style>
-  <w:style w:type="character" w:default="1" w:styleId="DefaultParagraphFont">
+  <w:style w:type="character" w:default="1" w:styleId="Fuentedeprrafopredeter">
     <w:name w:val="Default Paragraph Font"/>
     <w:uiPriority w:val="1"/>
     <w:semiHidden/>
     <w:unhideWhenUsed/>
   </w:style>
-  <w:style w:type="table" w:default="1" w:styleId="TableNormal">
+  <w:style w:type="table" w:default="1" w:styleId="Tablanormal">
     <w:name w:val="Normal Table"/>
     <w:uiPriority w:val="99"/>
     <w:semiHidden/>
@@ -6512,16 +6633,16 @@
       </w:tblCellMar>
     </w:tblPr>
   </w:style>
-  <w:style w:type="numbering" w:default="1" w:styleId="NoList">
+  <w:style w:type="numbering" w:default="1" w:styleId="Sinlista">
     <w:name w:val="No List"/>
     <w:uiPriority w:val="99"/>
     <w:semiHidden/>
     <w:unhideWhenUsed/>
   </w:style>
-  <w:style w:type="character" w:customStyle="1" w:styleId="Heading1Char">
-    <w:name w:val="Heading 1 Char"/>
-    <w:basedOn w:val="DefaultParagraphFont"/>
-    <w:link w:val="Heading1"/>
+  <w:style w:type="character" w:customStyle="1" w:styleId="Ttulo1Car">
+    <w:name w:val="Título 1 Car"/>
+    <w:basedOn w:val="Fuentedeprrafopredeter"/>
+    <w:link w:val="Ttulo1"/>
     <w:uiPriority w:val="9"/>
     <w:rsid w:val="004A01A6"/>
     <w:rPr>
@@ -6531,10 +6652,10 @@
       <w:szCs w:val="40"/>
     </w:rPr>
   </w:style>
-  <w:style w:type="character" w:customStyle="1" w:styleId="Heading2Char">
-    <w:name w:val="Heading 2 Char"/>
-    <w:basedOn w:val="DefaultParagraphFont"/>
-    <w:link w:val="Heading2"/>
+  <w:style w:type="character" w:customStyle="1" w:styleId="Ttulo2Car">
+    <w:name w:val="Título 2 Car"/>
+    <w:basedOn w:val="Fuentedeprrafopredeter"/>
+    <w:link w:val="Ttulo2"/>
     <w:uiPriority w:val="9"/>
     <w:semiHidden/>
     <w:rsid w:val="004A01A6"/>
@@ -6545,10 +6666,10 @@
       <w:szCs w:val="32"/>
     </w:rPr>
   </w:style>
-  <w:style w:type="character" w:customStyle="1" w:styleId="Heading3Char">
-    <w:name w:val="Heading 3 Char"/>
-    <w:basedOn w:val="DefaultParagraphFont"/>
-    <w:link w:val="Heading3"/>
+  <w:style w:type="character" w:customStyle="1" w:styleId="Ttulo3Car">
+    <w:name w:val="Título 3 Car"/>
+    <w:basedOn w:val="Fuentedeprrafopredeter"/>
+    <w:link w:val="Ttulo3"/>
     <w:uiPriority w:val="9"/>
     <w:semiHidden/>
     <w:rsid w:val="004A01A6"/>
@@ -6559,10 +6680,10 @@
       <w:szCs w:val="28"/>
     </w:rPr>
   </w:style>
-  <w:style w:type="character" w:customStyle="1" w:styleId="Heading4Char">
-    <w:name w:val="Heading 4 Char"/>
-    <w:basedOn w:val="DefaultParagraphFont"/>
-    <w:link w:val="Heading4"/>
+  <w:style w:type="character" w:customStyle="1" w:styleId="Ttulo4Car">
+    <w:name w:val="Título 4 Car"/>
+    <w:basedOn w:val="Fuentedeprrafopredeter"/>
+    <w:link w:val="Ttulo4"/>
     <w:uiPriority w:val="9"/>
     <w:semiHidden/>
     <w:rsid w:val="004A01A6"/>
@@ -6573,10 +6694,10 @@
       <w:color w:val="0F4761" w:themeColor="accent1" w:themeShade="BF"/>
     </w:rPr>
   </w:style>
-  <w:style w:type="character" w:customStyle="1" w:styleId="Heading5Char">
-    <w:name w:val="Heading 5 Char"/>
-    <w:basedOn w:val="DefaultParagraphFont"/>
-    <w:link w:val="Heading5"/>
+  <w:style w:type="character" w:customStyle="1" w:styleId="Ttulo5Car">
+    <w:name w:val="Título 5 Car"/>
+    <w:basedOn w:val="Fuentedeprrafopredeter"/>
+    <w:link w:val="Ttulo5"/>
     <w:uiPriority w:val="9"/>
     <w:semiHidden/>
     <w:rsid w:val="004A01A6"/>
@@ -6585,10 +6706,10 @@
       <w:color w:val="0F4761" w:themeColor="accent1" w:themeShade="BF"/>
     </w:rPr>
   </w:style>
-  <w:style w:type="character" w:customStyle="1" w:styleId="Heading6Char">
-    <w:name w:val="Heading 6 Char"/>
-    <w:basedOn w:val="DefaultParagraphFont"/>
-    <w:link w:val="Heading6"/>
+  <w:style w:type="character" w:customStyle="1" w:styleId="Ttulo6Car">
+    <w:name w:val="Título 6 Car"/>
+    <w:basedOn w:val="Fuentedeprrafopredeter"/>
+    <w:link w:val="Ttulo6"/>
     <w:uiPriority w:val="9"/>
     <w:semiHidden/>
     <w:rsid w:val="004A01A6"/>
@@ -6599,10 +6720,10 @@
       <w:color w:val="595959" w:themeColor="text1" w:themeTint="A6"/>
     </w:rPr>
   </w:style>
-  <w:style w:type="character" w:customStyle="1" w:styleId="Heading7Char">
-    <w:name w:val="Heading 7 Char"/>
-    <w:basedOn w:val="DefaultParagraphFont"/>
-    <w:link w:val="Heading7"/>
+  <w:style w:type="character" w:customStyle="1" w:styleId="Ttulo7Car">
+    <w:name w:val="Título 7 Car"/>
+    <w:basedOn w:val="Fuentedeprrafopredeter"/>
+    <w:link w:val="Ttulo7"/>
     <w:uiPriority w:val="9"/>
     <w:semiHidden/>
     <w:rsid w:val="004A01A6"/>
@@ -6611,10 +6732,10 @@
       <w:color w:val="595959" w:themeColor="text1" w:themeTint="A6"/>
     </w:rPr>
   </w:style>
-  <w:style w:type="character" w:customStyle="1" w:styleId="Heading8Char">
-    <w:name w:val="Heading 8 Char"/>
-    <w:basedOn w:val="DefaultParagraphFont"/>
-    <w:link w:val="Heading8"/>
+  <w:style w:type="character" w:customStyle="1" w:styleId="Ttulo8Car">
+    <w:name w:val="Título 8 Car"/>
+    <w:basedOn w:val="Fuentedeprrafopredeter"/>
+    <w:link w:val="Ttulo8"/>
     <w:uiPriority w:val="9"/>
     <w:semiHidden/>
     <w:rsid w:val="004A01A6"/>
@@ -6625,10 +6746,10 @@
       <w:color w:val="272727" w:themeColor="text1" w:themeTint="D8"/>
     </w:rPr>
   </w:style>
-  <w:style w:type="character" w:customStyle="1" w:styleId="Heading9Char">
-    <w:name w:val="Heading 9 Char"/>
-    <w:basedOn w:val="DefaultParagraphFont"/>
-    <w:link w:val="Heading9"/>
+  <w:style w:type="character" w:customStyle="1" w:styleId="Ttulo9Car">
+    <w:name w:val="Título 9 Car"/>
+    <w:basedOn w:val="Fuentedeprrafopredeter"/>
+    <w:link w:val="Ttulo9"/>
     <w:uiPriority w:val="9"/>
     <w:semiHidden/>
     <w:rsid w:val="004A01A6"/>
@@ -6637,11 +6758,11 @@
       <w:color w:val="272727" w:themeColor="text1" w:themeTint="D8"/>
     </w:rPr>
   </w:style>
-  <w:style w:type="paragraph" w:styleId="Title">
+  <w:style w:type="paragraph" w:styleId="Ttulo">
     <w:name w:val="Title"/>
     <w:basedOn w:val="Normal"/>
     <w:next w:val="Normal"/>
-    <w:link w:val="TitleChar"/>
+    <w:link w:val="TtuloCar"/>
     <w:uiPriority w:val="10"/>
     <w:qFormat/>
     <w:rsid w:val="004A01A6"/>
@@ -6657,10 +6778,10 @@
       <w:szCs w:val="56"/>
     </w:rPr>
   </w:style>
-  <w:style w:type="character" w:customStyle="1" w:styleId="TitleChar">
-    <w:name w:val="Title Char"/>
-    <w:basedOn w:val="DefaultParagraphFont"/>
-    <w:link w:val="Title"/>
+  <w:style w:type="character" w:customStyle="1" w:styleId="TtuloCar">
+    <w:name w:val="Título Car"/>
+    <w:basedOn w:val="Fuentedeprrafopredeter"/>
+    <w:link w:val="Ttulo"/>
     <w:uiPriority w:val="10"/>
     <w:rsid w:val="004A01A6"/>
     <w:rPr>
@@ -6671,11 +6792,11 @@
       <w:szCs w:val="56"/>
     </w:rPr>
   </w:style>
-  <w:style w:type="paragraph" w:styleId="Subtitle">
+  <w:style w:type="paragraph" w:styleId="Subttulo">
     <w:name w:val="Subtitle"/>
     <w:basedOn w:val="Normal"/>
     <w:next w:val="Normal"/>
-    <w:link w:val="SubtitleChar"/>
+    <w:link w:val="SubttuloCar"/>
     <w:uiPriority w:val="11"/>
     <w:qFormat/>
     <w:rsid w:val="004A01A6"/>
@@ -6693,10 +6814,10 @@
       <w:szCs w:val="28"/>
     </w:rPr>
   </w:style>
-  <w:style w:type="character" w:customStyle="1" w:styleId="SubtitleChar">
-    <w:name w:val="Subtitle Char"/>
-    <w:basedOn w:val="DefaultParagraphFont"/>
-    <w:link w:val="Subtitle"/>
+  <w:style w:type="character" w:customStyle="1" w:styleId="SubttuloCar">
+    <w:name w:val="Subtítulo Car"/>
+    <w:basedOn w:val="Fuentedeprrafopredeter"/>
+    <w:link w:val="Subttulo"/>
     <w:uiPriority w:val="11"/>
     <w:rsid w:val="004A01A6"/>
     <w:rPr>
@@ -6707,11 +6828,11 @@
       <w:szCs w:val="28"/>
     </w:rPr>
   </w:style>
-  <w:style w:type="paragraph" w:styleId="Quote">
+  <w:style w:type="paragraph" w:styleId="Cita">
     <w:name w:val="Quote"/>
     <w:basedOn w:val="Normal"/>
     <w:next w:val="Normal"/>
-    <w:link w:val="QuoteChar"/>
+    <w:link w:val="CitaCar"/>
     <w:uiPriority w:val="29"/>
     <w:qFormat/>
     <w:rsid w:val="004A01A6"/>
@@ -6725,10 +6846,10 @@
       <w:color w:val="404040" w:themeColor="text1" w:themeTint="BF"/>
     </w:rPr>
   </w:style>
-  <w:style w:type="character" w:customStyle="1" w:styleId="QuoteChar">
-    <w:name w:val="Quote Char"/>
-    <w:basedOn w:val="DefaultParagraphFont"/>
-    <w:link w:val="Quote"/>
+  <w:style w:type="character" w:customStyle="1" w:styleId="CitaCar">
+    <w:name w:val="Cita Car"/>
+    <w:basedOn w:val="Fuentedeprrafopredeter"/>
+    <w:link w:val="Cita"/>
     <w:uiPriority w:val="29"/>
     <w:rsid w:val="004A01A6"/>
     <w:rPr>
@@ -6737,7 +6858,7 @@
       <w:color w:val="404040" w:themeColor="text1" w:themeTint="BF"/>
     </w:rPr>
   </w:style>
-  <w:style w:type="paragraph" w:styleId="ListParagraph">
+  <w:style w:type="paragraph" w:styleId="Prrafodelista">
     <w:name w:val="List Paragraph"/>
     <w:basedOn w:val="Normal"/>
     <w:uiPriority w:val="34"/>
@@ -6748,9 +6869,9 @@
       <w:contextualSpacing/>
     </w:pPr>
   </w:style>
-  <w:style w:type="character" w:styleId="IntenseEmphasis">
+  <w:style w:type="character" w:styleId="nfasisintenso">
     <w:name w:val="Intense Emphasis"/>
-    <w:basedOn w:val="DefaultParagraphFont"/>
+    <w:basedOn w:val="Fuentedeprrafopredeter"/>
     <w:uiPriority w:val="21"/>
     <w:qFormat/>
     <w:rsid w:val="004A01A6"/>
@@ -6760,11 +6881,11 @@
       <w:color w:val="0F4761" w:themeColor="accent1" w:themeShade="BF"/>
     </w:rPr>
   </w:style>
-  <w:style w:type="paragraph" w:styleId="IntenseQuote">
+  <w:style w:type="paragraph" w:styleId="Citadestacada">
     <w:name w:val="Intense Quote"/>
     <w:basedOn w:val="Normal"/>
     <w:next w:val="Normal"/>
-    <w:link w:val="IntenseQuoteChar"/>
+    <w:link w:val="CitadestacadaCar"/>
     <w:uiPriority w:val="30"/>
     <w:qFormat/>
     <w:rsid w:val="004A01A6"/>
@@ -6783,10 +6904,10 @@
       <w:color w:val="0F4761" w:themeColor="accent1" w:themeShade="BF"/>
     </w:rPr>
   </w:style>
-  <w:style w:type="character" w:customStyle="1" w:styleId="IntenseQuoteChar">
-    <w:name w:val="Intense Quote Char"/>
-    <w:basedOn w:val="DefaultParagraphFont"/>
-    <w:link w:val="IntenseQuote"/>
+  <w:style w:type="character" w:customStyle="1" w:styleId="CitadestacadaCar">
+    <w:name w:val="Cita destacada Car"/>
+    <w:basedOn w:val="Fuentedeprrafopredeter"/>
+    <w:link w:val="Citadestacada"/>
     <w:uiPriority w:val="30"/>
     <w:rsid w:val="004A01A6"/>
     <w:rPr>
@@ -6795,9 +6916,9 @@
       <w:color w:val="0F4761" w:themeColor="accent1" w:themeShade="BF"/>
     </w:rPr>
   </w:style>
-  <w:style w:type="character" w:styleId="IntenseReference">
+  <w:style w:type="character" w:styleId="Referenciaintensa">
     <w:name w:val="Intense Reference"/>
-    <w:basedOn w:val="DefaultParagraphFont"/>
+    <w:basedOn w:val="Fuentedeprrafopredeter"/>
     <w:uiPriority w:val="32"/>
     <w:qFormat/>
     <w:rsid w:val="004A01A6"/>
@@ -6823,23 +6944,23 @@
   </w:style>
   <w:style w:type="character" w:customStyle="1" w:styleId="normaltextrun">
     <w:name w:val="normaltextrun"/>
-    <w:basedOn w:val="DefaultParagraphFont"/>
+    <w:basedOn w:val="Fuentedeprrafopredeter"/>
     <w:rsid w:val="00C74869"/>
   </w:style>
   <w:style w:type="character" w:customStyle="1" w:styleId="eop">
     <w:name w:val="eop"/>
-    <w:basedOn w:val="DefaultParagraphFont"/>
+    <w:basedOn w:val="Fuentedeprrafopredeter"/>
     <w:rsid w:val="00C74869"/>
   </w:style>
   <w:style w:type="character" w:customStyle="1" w:styleId="wacimagecontainer">
     <w:name w:val="wacimagecontainer"/>
-    <w:basedOn w:val="DefaultParagraphFont"/>
+    <w:basedOn w:val="Fuentedeprrafopredeter"/>
     <w:rsid w:val="00C74869"/>
   </w:style>
-  <w:style w:type="paragraph" w:styleId="Header">
+  <w:style w:type="paragraph" w:styleId="Encabezado">
     <w:name w:val="header"/>
     <w:basedOn w:val="Normal"/>
-    <w:link w:val="HeaderChar"/>
+    <w:link w:val="EncabezadoCar"/>
     <w:uiPriority w:val="99"/>
     <w:unhideWhenUsed/>
     <w:rsid w:val="00986CEE"/>
@@ -6850,17 +6971,17 @@
       </w:tabs>
     </w:pPr>
   </w:style>
-  <w:style w:type="character" w:customStyle="1" w:styleId="HeaderChar">
-    <w:name w:val="Header Char"/>
-    <w:basedOn w:val="DefaultParagraphFont"/>
-    <w:link w:val="Header"/>
+  <w:style w:type="character" w:customStyle="1" w:styleId="EncabezadoCar">
+    <w:name w:val="Encabezado Car"/>
+    <w:basedOn w:val="Fuentedeprrafopredeter"/>
+    <w:link w:val="Encabezado"/>
     <w:uiPriority w:val="99"/>
     <w:rsid w:val="00986CEE"/>
   </w:style>
-  <w:style w:type="paragraph" w:styleId="Footer">
+  <w:style w:type="paragraph" w:styleId="Piedepgina">
     <w:name w:val="footer"/>
     <w:basedOn w:val="Normal"/>
-    <w:link w:val="FooterChar"/>
+    <w:link w:val="PiedepginaCar"/>
     <w:uiPriority w:val="99"/>
     <w:unhideWhenUsed/>
     <w:rsid w:val="00986CEE"/>
@@ -6871,27 +6992,42 @@
       </w:tabs>
     </w:pPr>
   </w:style>
-  <w:style w:type="character" w:customStyle="1" w:styleId="FooterChar">
-    <w:name w:val="Footer Char"/>
-    <w:basedOn w:val="DefaultParagraphFont"/>
-    <w:link w:val="Footer"/>
+  <w:style w:type="character" w:customStyle="1" w:styleId="PiedepginaCar">
+    <w:name w:val="Pie de página Car"/>
+    <w:basedOn w:val="Fuentedeprrafopredeter"/>
+    <w:link w:val="Piedepgina"/>
     <w:uiPriority w:val="99"/>
     <w:rsid w:val="00986CEE"/>
   </w:style>
   <w:style w:type="character" w:customStyle="1" w:styleId="apple-converted-space">
     <w:name w:val="apple-converted-space"/>
-    <w:basedOn w:val="DefaultParagraphFont"/>
+    <w:basedOn w:val="Fuentedeprrafopredeter"/>
     <w:rsid w:val="00986CEE"/>
   </w:style>
   <w:style w:type="character" w:customStyle="1" w:styleId="scxw224903033">
     <w:name w:val="scxw224903033"/>
-    <w:basedOn w:val="DefaultParagraphFont"/>
+    <w:basedOn w:val="Fuentedeprrafopredeter"/>
     <w:rsid w:val="00986CEE"/>
   </w:style>
   <w:style w:type="character" w:customStyle="1" w:styleId="mathspan">
     <w:name w:val="mathspan"/>
-    <w:basedOn w:val="DefaultParagraphFont"/>
+    <w:basedOn w:val="Fuentedeprrafopredeter"/>
     <w:rsid w:val="00692331"/>
+  </w:style>
+  <w:style w:type="paragraph" w:styleId="NormalWeb">
+    <w:name w:val="Normal (Web)"/>
+    <w:basedOn w:val="Normal"/>
+    <w:uiPriority w:val="99"/>
+    <w:semiHidden/>
+    <w:unhideWhenUsed/>
+    <w:rsid w:val="00BC330F"/>
+    <w:pPr>
+      <w:spacing w:before="100" w:beforeAutospacing="1" w:after="100" w:afterAutospacing="1"/>
+    </w:pPr>
+    <w:rPr>
+      <w:rFonts w:ascii="Times New Roman" w:eastAsia="Times New Roman" w:hAnsi="Times New Roman" w:cs="Times New Roman"/>
+      <w:lang w:eastAsia="es-MX"/>
+    </w:rPr>
   </w:style>
 </w:styles>
 </file>

--- a/Proyecto final.docx
+++ b/Proyecto final.docx
@@ -1004,6 +1004,9 @@
         <w:spacing w:before="0" w:beforeAutospacing="0" w:after="0" w:afterAutospacing="0"/>
         <w:jc w:val="both"/>
         <w:textAlignment w:val="baseline"/>
+        <w:rPr>
+          <w:rStyle w:val="eop"/>
+        </w:rPr>
       </w:pPr>
       <w:r>
         <w:rPr>
@@ -1025,12 +1028,101 @@
         <w:jc w:val="both"/>
         <w:textAlignment w:val="baseline"/>
       </w:pPr>
-      <w:r>
+    </w:p>
+    <w:p>
+      <w:pPr>
+        <w:pStyle w:val="paragraph"/>
+        <w:spacing w:before="0" w:beforeAutospacing="0" w:after="0" w:afterAutospacing="0"/>
+        <w:jc w:val="both"/>
+        <w:textAlignment w:val="baseline"/>
         <w:rPr>
           <w:rStyle w:val="eop"/>
         </w:rPr>
+      </w:pPr>
+      <w:r>
+        <w:rPr>
+          <w:rStyle w:val="eop"/>
+        </w:rPr>
         <w:t> </w:t>
       </w:r>
+      <w:r>
+        <w:rPr>
+          <w:noProof/>
+        </w:rPr>
+        <w:drawing>
+          <wp:inline distT="0" distB="0" distL="0" distR="0" wp14:anchorId="58A809AC" wp14:editId="51697665">
+            <wp:extent cx="3662979" cy="2441986"/>
+            <wp:effectExtent l="0" t="0" r="0" b="0"/>
+            <wp:docPr id="1" name="Picture 1"/>
+            <wp:cNvGraphicFramePr>
+              <a:graphicFrameLocks xmlns:a="http://schemas.openxmlformats.org/drawingml/2006/main" noChangeAspect="1"/>
+            </wp:cNvGraphicFramePr>
+            <a:graphic xmlns:a="http://schemas.openxmlformats.org/drawingml/2006/main">
+              <a:graphicData uri="http://schemas.openxmlformats.org/drawingml/2006/picture">
+                <pic:pic xmlns:pic="http://schemas.openxmlformats.org/drawingml/2006/picture">
+                  <pic:nvPicPr>
+                    <pic:cNvPr id="2" name=""/>
+                    <pic:cNvPicPr>
+                      <a:picLocks noChangeAspect="1" noChangeArrowheads="1"/>
+                    </pic:cNvPicPr>
+                  </pic:nvPicPr>
+                  <pic:blipFill>
+                    <a:blip r:embed="rId8"/>
+                    <a:stretch>
+                      <a:fillRect/>
+                    </a:stretch>
+                  </pic:blipFill>
+                  <pic:spPr bwMode="auto">
+                    <a:xfrm>
+                      <a:off x="0" y="0"/>
+                      <a:ext cx="3676687" cy="2451125"/>
+                    </a:xfrm>
+                    <a:prstGeom prst="rect">
+                      <a:avLst/>
+                    </a:prstGeom>
+                    <a:noFill/>
+                  </pic:spPr>
+                </pic:pic>
+              </a:graphicData>
+            </a:graphic>
+          </wp:inline>
+        </w:drawing>
+      </w:r>
+    </w:p>
+    <w:p>
+      <w:pPr>
+        <w:pStyle w:val="paragraph"/>
+        <w:spacing w:before="0" w:beforeAutospacing="0" w:after="0" w:afterAutospacing="0"/>
+        <w:jc w:val="both"/>
+        <w:textAlignment w:val="baseline"/>
+        <w:rPr>
+          <w:b/>
+          <w:bCs/>
+          <w:i/>
+          <w:iCs/>
+          <w:sz w:val="22"/>
+          <w:szCs w:val="22"/>
+        </w:rPr>
+      </w:pPr>
+      <w:r>
+        <w:rPr>
+          <w:b/>
+          <w:bCs/>
+          <w:i/>
+          <w:iCs/>
+          <w:sz w:val="22"/>
+          <w:szCs w:val="22"/>
+        </w:rPr>
+        <w:t xml:space="preserve">Grafica 1. Distribución de resultados </w:t>
+      </w:r>
+    </w:p>
+    <w:p>
+      <w:pPr>
+        <w:pStyle w:val="paragraph"/>
+        <w:spacing w:before="0" w:beforeAutospacing="0" w:after="0" w:afterAutospacing="0"/>
+        <w:jc w:val="both"/>
+        <w:textAlignment w:val="baseline"/>
+      </w:pPr>
     </w:p>
     <w:p>
       <w:pPr>
@@ -1139,6 +1231,7 @@
         <w:rPr>
           <w:rStyle w:val="eop"/>
         </w:rPr>
+        <w:lastRenderedPageBreak/>
         <w:t> </w:t>
       </w:r>
     </w:p>
@@ -1431,7 +1524,6 @@
         <w:rPr>
           <w:rStyle w:val="normaltextrun"/>
         </w:rPr>
-        <w:lastRenderedPageBreak/>
         <w:t>Agresividad defensiva (diff_agression)</w:t>
       </w:r>
       <w:r>
@@ -1700,6 +1792,110 @@
           <w:rFonts w:ascii="Times New Roman" w:hAnsi="Times New Roman" w:cs="Times New Roman"/>
         </w:rPr>
       </w:pPr>
+      <w:r>
+        <w:rPr>
+          <w:noProof/>
+        </w:rPr>
+        <w:lastRenderedPageBreak/>
+        <w:drawing>
+          <wp:inline distT="0" distB="0" distL="0" distR="0" wp14:anchorId="0ED15C02" wp14:editId="7B461C7C">
+            <wp:extent cx="3141233" cy="2094156"/>
+            <wp:effectExtent l="0" t="0" r="0" b="1905"/>
+            <wp:docPr id="5" name="Picture 5"/>
+            <wp:cNvGraphicFramePr>
+              <a:graphicFrameLocks xmlns:a="http://schemas.openxmlformats.org/drawingml/2006/main" noChangeAspect="1"/>
+            </wp:cNvGraphicFramePr>
+            <a:graphic xmlns:a="http://schemas.openxmlformats.org/drawingml/2006/main">
+              <a:graphicData uri="http://schemas.openxmlformats.org/drawingml/2006/picture">
+                <pic:pic xmlns:pic="http://schemas.openxmlformats.org/drawingml/2006/picture">
+                  <pic:nvPicPr>
+                    <pic:cNvPr id="6" name=""/>
+                    <pic:cNvPicPr>
+                      <a:picLocks noChangeAspect="1" noChangeArrowheads="1"/>
+                    </pic:cNvPicPr>
+                  </pic:nvPicPr>
+                  <pic:blipFill>
+                    <a:blip r:embed="rId9"/>
+                    <a:stretch>
+                      <a:fillRect/>
+                    </a:stretch>
+                  </pic:blipFill>
+                  <pic:spPr bwMode="auto">
+                    <a:xfrm>
+                      <a:off x="0" y="0"/>
+                      <a:ext cx="3157269" cy="2104847"/>
+                    </a:xfrm>
+                    <a:prstGeom prst="rect">
+                      <a:avLst/>
+                    </a:prstGeom>
+                    <a:noFill/>
+                  </pic:spPr>
+                </pic:pic>
+              </a:graphicData>
+            </a:graphic>
+          </wp:inline>
+        </w:drawing>
+      </w:r>
+    </w:p>
+    <w:p>
+      <w:pPr>
+        <w:pStyle w:val="paragraph"/>
+        <w:spacing w:before="0" w:beforeAutospacing="0" w:after="0" w:afterAutospacing="0"/>
+        <w:jc w:val="both"/>
+        <w:textAlignment w:val="baseline"/>
+        <w:rPr>
+          <w:b/>
+          <w:bCs/>
+          <w:i/>
+          <w:iCs/>
+          <w:sz w:val="22"/>
+          <w:szCs w:val="22"/>
+        </w:rPr>
+      </w:pPr>
+      <w:r>
+        <w:rPr>
+          <w:b/>
+          <w:bCs/>
+          <w:i/>
+          <w:iCs/>
+          <w:sz w:val="22"/>
+          <w:szCs w:val="22"/>
+        </w:rPr>
+        <w:t xml:space="preserve">Grafica </w:t>
+      </w:r>
+      <w:r>
+        <w:rPr>
+          <w:b/>
+          <w:bCs/>
+          <w:i/>
+          <w:iCs/>
+          <w:sz w:val="22"/>
+          <w:szCs w:val="22"/>
+        </w:rPr>
+        <w:t>2</w:t>
+      </w:r>
+      <w:r>
+        <w:rPr>
+          <w:b/>
+          <w:bCs/>
+          <w:i/>
+          <w:iCs/>
+          <w:sz w:val="22"/>
+          <w:szCs w:val="22"/>
+        </w:rPr>
+        <w:t xml:space="preserve">. </w:t>
+      </w:r>
+      <w:r>
+        <w:rPr>
+          <w:b/>
+          <w:bCs/>
+          <w:i/>
+          <w:iCs/>
+          <w:sz w:val="22"/>
+          <w:szCs w:val="22"/>
+        </w:rPr>
+        <w:t xml:space="preserve">Presión defensiva promedio por resultado </w:t>
+      </w:r>
     </w:p>
     <w:p>
       <w:pPr>
@@ -1707,10 +1903,17 @@
           <w:rFonts w:ascii="Times New Roman" w:hAnsi="Times New Roman" w:cs="Times New Roman"/>
         </w:rPr>
       </w:pPr>
-      <w:r>
+    </w:p>
+    <w:p>
+      <w:pPr>
         <w:rPr>
           <w:rFonts w:ascii="Times New Roman" w:hAnsi="Times New Roman" w:cs="Times New Roman"/>
         </w:rPr>
+      </w:pPr>
+      <w:r>
+        <w:rPr>
+          <w:rFonts w:ascii="Times New Roman" w:hAnsi="Times New Roman" w:cs="Times New Roman"/>
+        </w:rPr>
         <w:t xml:space="preserve">Velocidad de juego </w:t>
       </w:r>
     </w:p>
@@ -1733,6 +1936,123 @@
         </w:rPr>
         <w:t xml:space="preserve">En contraste, diff_speed no fue significativo: </w:t>
       </w:r>
+    </w:p>
+    <w:p>
+      <w:pPr>
+        <w:rPr>
+          <w:rFonts w:ascii="Times New Roman" w:hAnsi="Times New Roman" w:cs="Times New Roman"/>
+        </w:rPr>
+      </w:pPr>
+      <w:r>
+        <w:rPr>
+          <w:noProof/>
+        </w:rPr>
+        <w:drawing>
+          <wp:inline distT="0" distB="0" distL="0" distR="0" wp14:anchorId="24C6891E" wp14:editId="544761FB">
+            <wp:extent cx="3227294" cy="2151530"/>
+            <wp:effectExtent l="0" t="0" r="0" b="0"/>
+            <wp:docPr id="3" name="Picture 3"/>
+            <wp:cNvGraphicFramePr>
+              <a:graphicFrameLocks xmlns:a="http://schemas.openxmlformats.org/drawingml/2006/main" noChangeAspect="1"/>
+            </wp:cNvGraphicFramePr>
+            <a:graphic xmlns:a="http://schemas.openxmlformats.org/drawingml/2006/main">
+              <a:graphicData uri="http://schemas.openxmlformats.org/drawingml/2006/picture">
+                <pic:pic xmlns:pic="http://schemas.openxmlformats.org/drawingml/2006/picture">
+                  <pic:nvPicPr>
+                    <pic:cNvPr id="4" name=""/>
+                    <pic:cNvPicPr>
+                      <a:picLocks noChangeAspect="1" noChangeArrowheads="1"/>
+                    </pic:cNvPicPr>
+                  </pic:nvPicPr>
+                  <pic:blipFill>
+                    <a:blip r:embed="rId10"/>
+                    <a:stretch>
+                      <a:fillRect/>
+                    </a:stretch>
+                  </pic:blipFill>
+                  <pic:spPr bwMode="auto">
+                    <a:xfrm>
+                      <a:off x="0" y="0"/>
+                      <a:ext cx="3238014" cy="2158676"/>
+                    </a:xfrm>
+                    <a:prstGeom prst="rect">
+                      <a:avLst/>
+                    </a:prstGeom>
+                    <a:noFill/>
+                  </pic:spPr>
+                </pic:pic>
+              </a:graphicData>
+            </a:graphic>
+          </wp:inline>
+        </w:drawing>
+      </w:r>
+    </w:p>
+    <w:p>
+      <w:pPr>
+        <w:pStyle w:val="paragraph"/>
+        <w:spacing w:before="0" w:beforeAutospacing="0" w:after="0" w:afterAutospacing="0"/>
+        <w:jc w:val="both"/>
+        <w:textAlignment w:val="baseline"/>
+        <w:rPr>
+          <w:b/>
+          <w:bCs/>
+          <w:i/>
+          <w:iCs/>
+          <w:sz w:val="22"/>
+          <w:szCs w:val="22"/>
+        </w:rPr>
+      </w:pPr>
+      <w:r>
+        <w:rPr>
+          <w:b/>
+          <w:bCs/>
+          <w:i/>
+          <w:iCs/>
+          <w:sz w:val="22"/>
+          <w:szCs w:val="22"/>
+        </w:rPr>
+        <w:t xml:space="preserve">Grafica </w:t>
+      </w:r>
+      <w:r>
+        <w:rPr>
+          <w:b/>
+          <w:bCs/>
+          <w:i/>
+          <w:iCs/>
+          <w:sz w:val="22"/>
+          <w:szCs w:val="22"/>
+        </w:rPr>
+        <w:t>3</w:t>
+      </w:r>
+      <w:r>
+        <w:rPr>
+          <w:b/>
+          <w:bCs/>
+          <w:i/>
+          <w:iCs/>
+          <w:sz w:val="22"/>
+          <w:szCs w:val="22"/>
+        </w:rPr>
+        <w:t xml:space="preserve">. </w:t>
+      </w:r>
+      <w:r>
+        <w:rPr>
+          <w:b/>
+          <w:bCs/>
+          <w:i/>
+          <w:iCs/>
+          <w:sz w:val="22"/>
+          <w:szCs w:val="22"/>
+        </w:rPr>
+        <w:t xml:space="preserve">Diferencia de velocidad y resultado </w:t>
+      </w:r>
+    </w:p>
+    <w:p>
+      <w:pPr>
+        <w:rPr>
+          <w:rFonts w:ascii="Times New Roman" w:hAnsi="Times New Roman" w:cs="Times New Roman"/>
+        </w:rPr>
+      </w:pPr>
     </w:p>
     <w:p>
       <w:pPr>
@@ -1852,7 +2172,7 @@
     </w:p>
     <w:p>
       <w:pPr>
-        <w:pStyle w:val="Prrafodelista"/>
+        <w:pStyle w:val="ListParagraph"/>
         <w:numPr>
           <w:ilvl w:val="0"/>
           <w:numId w:val="14"/>
@@ -1870,7 +2190,7 @@
     </w:p>
     <w:p>
       <w:pPr>
-        <w:pStyle w:val="Prrafodelista"/>
+        <w:pStyle w:val="ListParagraph"/>
         <w:numPr>
           <w:ilvl w:val="0"/>
           <w:numId w:val="14"/>
@@ -1888,7 +2208,7 @@
     </w:p>
     <w:p>
       <w:pPr>
-        <w:pStyle w:val="Prrafodelista"/>
+        <w:pStyle w:val="ListParagraph"/>
         <w:numPr>
           <w:ilvl w:val="0"/>
           <w:numId w:val="14"/>
@@ -1921,6 +2241,7 @@
         <w:rPr>
           <w:rFonts w:ascii="Times New Roman" w:eastAsiaTheme="minorEastAsia" w:hAnsi="Times New Roman" w:cs="Times New Roman"/>
         </w:rPr>
+        <w:lastRenderedPageBreak/>
         <w:t>La correlación entre goles y victoria es muy alta ya que la victoria depende directamente de los goles. Sin embargo, entre las variables tácticas, presión y agresividad si muestran relación positiva.</w:t>
       </w:r>
     </w:p>
@@ -1947,13 +2268,27 @@
         <w:rPr>
           <w:rFonts w:ascii="Times New Roman" w:eastAsiaTheme="minorEastAsia" w:hAnsi="Times New Roman" w:cs="Times New Roman"/>
         </w:rPr>
-        <w:t xml:space="preserve">Las variables diff_speed y </w:t>
+        <w:t xml:space="preserve">Las variables </w:t>
       </w:r>
       <w:proofErr w:type="spellStart"/>
       <w:r>
         <w:rPr>
           <w:rFonts w:ascii="Times New Roman" w:eastAsiaTheme="minorEastAsia" w:hAnsi="Times New Roman" w:cs="Times New Roman"/>
         </w:rPr>
+        <w:t>diff_speed</w:t>
+      </w:r>
+      <w:proofErr w:type="spellEnd"/>
+      <w:r>
+        <w:rPr>
+          <w:rFonts w:ascii="Times New Roman" w:eastAsiaTheme="minorEastAsia" w:hAnsi="Times New Roman" w:cs="Times New Roman"/>
+        </w:rPr>
+        <w:t xml:space="preserve"> y </w:t>
+      </w:r>
+      <w:proofErr w:type="spellStart"/>
+      <w:r>
+        <w:rPr>
+          <w:rFonts w:ascii="Times New Roman" w:eastAsiaTheme="minorEastAsia" w:hAnsi="Times New Roman" w:cs="Times New Roman"/>
+        </w:rPr>
         <w:t>diff_chance_passing</w:t>
       </w:r>
       <w:proofErr w:type="spellEnd"/>
@@ -1974,7 +2309,6 @@
         <w:rPr>
           <w:rFonts w:ascii="Times New Roman" w:eastAsiaTheme="minorEastAsia" w:hAnsi="Times New Roman" w:cs="Times New Roman"/>
         </w:rPr>
-        <w:lastRenderedPageBreak/>
         <w:t>Lo que significa que estas no tiene relación lineal con la victoria, lo que explica porque en los modelos a continuación resultan no significativas.</w:t>
       </w:r>
     </w:p>
@@ -1984,6 +2318,4100 @@
           <w:rFonts w:ascii="Times New Roman" w:eastAsiaTheme="minorEastAsia" w:hAnsi="Times New Roman" w:cs="Times New Roman"/>
         </w:rPr>
       </w:pPr>
+      <w:r>
+        <w:rPr>
+          <w:noProof/>
+        </w:rPr>
+        <w:drawing>
+          <wp:inline distT="0" distB="0" distL="0" distR="0" wp14:anchorId="30DD84CD" wp14:editId="7FC4D20D">
+            <wp:extent cx="3872753" cy="3388659"/>
+            <wp:effectExtent l="0" t="0" r="1270" b="2540"/>
+            <wp:docPr id="7" name="Picture 7"/>
+            <wp:cNvGraphicFramePr>
+              <a:graphicFrameLocks xmlns:a="http://schemas.openxmlformats.org/drawingml/2006/main" noChangeAspect="1"/>
+            </wp:cNvGraphicFramePr>
+            <a:graphic xmlns:a="http://schemas.openxmlformats.org/drawingml/2006/main">
+              <a:graphicData uri="http://schemas.openxmlformats.org/drawingml/2006/picture">
+                <pic:pic xmlns:pic="http://schemas.openxmlformats.org/drawingml/2006/picture">
+                  <pic:nvPicPr>
+                    <pic:cNvPr id="8" name=""/>
+                    <pic:cNvPicPr>
+                      <a:picLocks noChangeAspect="1" noChangeArrowheads="1"/>
+                    </pic:cNvPicPr>
+                  </pic:nvPicPr>
+                  <pic:blipFill>
+                    <a:blip r:embed="rId11"/>
+                    <a:stretch>
+                      <a:fillRect/>
+                    </a:stretch>
+                  </pic:blipFill>
+                  <pic:spPr bwMode="auto">
+                    <a:xfrm>
+                      <a:off x="0" y="0"/>
+                      <a:ext cx="3897876" cy="3410642"/>
+                    </a:xfrm>
+                    <a:prstGeom prst="rect">
+                      <a:avLst/>
+                    </a:prstGeom>
+                    <a:noFill/>
+                  </pic:spPr>
+                </pic:pic>
+              </a:graphicData>
+            </a:graphic>
+          </wp:inline>
+        </w:drawing>
+      </w:r>
+    </w:p>
+    <w:p>
+      <w:pPr>
+        <w:pStyle w:val="paragraph"/>
+        <w:spacing w:before="0" w:beforeAutospacing="0" w:after="0" w:afterAutospacing="0"/>
+        <w:jc w:val="both"/>
+        <w:textAlignment w:val="baseline"/>
+        <w:rPr>
+          <w:b/>
+          <w:bCs/>
+          <w:i/>
+          <w:iCs/>
+          <w:sz w:val="22"/>
+          <w:szCs w:val="22"/>
+        </w:rPr>
+      </w:pPr>
+      <w:r>
+        <w:rPr>
+          <w:b/>
+          <w:bCs/>
+          <w:i/>
+          <w:iCs/>
+          <w:sz w:val="22"/>
+          <w:szCs w:val="22"/>
+        </w:rPr>
+        <w:t xml:space="preserve">Grafica </w:t>
+      </w:r>
+      <w:r>
+        <w:rPr>
+          <w:b/>
+          <w:bCs/>
+          <w:i/>
+          <w:iCs/>
+          <w:sz w:val="22"/>
+          <w:szCs w:val="22"/>
+        </w:rPr>
+        <w:t>4</w:t>
+      </w:r>
+      <w:r>
+        <w:rPr>
+          <w:b/>
+          <w:bCs/>
+          <w:i/>
+          <w:iCs/>
+          <w:sz w:val="22"/>
+          <w:szCs w:val="22"/>
+        </w:rPr>
+        <w:t xml:space="preserve">. </w:t>
+      </w:r>
+      <w:r>
+        <w:rPr>
+          <w:b/>
+          <w:bCs/>
+          <w:i/>
+          <w:iCs/>
+          <w:sz w:val="22"/>
+          <w:szCs w:val="22"/>
+        </w:rPr>
+        <w:t xml:space="preserve">Gráfico de correlaciones variables </w:t>
+      </w:r>
+    </w:p>
+    <w:p>
+      <w:pPr>
+        <w:rPr>
+          <w:rFonts w:ascii="Times New Roman" w:eastAsiaTheme="minorEastAsia" w:hAnsi="Times New Roman" w:cs="Times New Roman"/>
+        </w:rPr>
+      </w:pPr>
+    </w:p>
+    <w:tbl>
+      <w:tblPr>
+        <w:tblW w:w="8250" w:type="dxa"/>
+        <w:tblLayout w:type="fixed"/>
+        <w:tblLook w:val="0420" w:firstRow="1" w:lastRow="0" w:firstColumn="0" w:lastColumn="0" w:noHBand="0" w:noVBand="1"/>
+      </w:tblPr>
+      <w:tblGrid>
+        <w:gridCol w:w="1103"/>
+        <w:gridCol w:w="874"/>
+        <w:gridCol w:w="974"/>
+        <w:gridCol w:w="649"/>
+        <w:gridCol w:w="767"/>
+        <w:gridCol w:w="868"/>
+        <w:gridCol w:w="1103"/>
+        <w:gridCol w:w="965"/>
+        <w:gridCol w:w="947"/>
+      </w:tblGrid>
+      <w:tr>
+        <w:trPr>
+          <w:trHeight w:val="917"/>
+          <w:tblHeader/>
+        </w:trPr>
+        <w:tc>
+          <w:tcPr>
+            <w:tcW w:w="1103" w:type="dxa"/>
+            <w:tcBorders>
+              <w:top w:val="single" w:sz="12" w:space="0" w:color="666666"/>
+              <w:left w:val="none" w:sz="0" w:space="0" w:color="000000"/>
+              <w:bottom w:val="single" w:sz="12" w:space="0" w:color="666666"/>
+              <w:right w:val="none" w:sz="0" w:space="0" w:color="000000"/>
+            </w:tcBorders>
+            <w:shd w:val="clear" w:color="auto" w:fill="FFFFFF"/>
+            <w:tcMar>
+              <w:top w:w="0" w:type="dxa"/>
+              <w:left w:w="0" w:type="dxa"/>
+              <w:bottom w:w="0" w:type="dxa"/>
+              <w:right w:w="0" w:type="dxa"/>
+            </w:tcMar>
+            <w:vAlign w:val="center"/>
+          </w:tcPr>
+          <w:p>
+            <w:pPr>
+              <w:pBdr>
+                <w:top w:val="none" w:sz="0" w:space="0" w:color="000000"/>
+                <w:left w:val="none" w:sz="0" w:space="0" w:color="000000"/>
+                <w:bottom w:val="none" w:sz="0" w:space="0" w:color="000000"/>
+                <w:right w:val="none" w:sz="0" w:space="0" w:color="000000"/>
+              </w:pBdr>
+              <w:spacing w:before="100" w:after="100"/>
+              <w:ind w:left="100" w:right="100"/>
+              <w:rPr>
+                <w:rFonts w:ascii="Helvetica" w:eastAsia="Helvetica" w:hAnsi="Helvetica" w:cs="Helvetica"/>
+                <w:color w:val="000000"/>
+                <w:sz w:val="22"/>
+                <w:szCs w:val="22"/>
+              </w:rPr>
+            </w:pPr>
+            <w:r>
+              <w:rPr>
+                <w:rFonts w:ascii="Helvetica" w:eastAsia="Helvetica" w:hAnsi="Helvetica" w:cs="Helvetica"/>
+                <w:color w:val="000000"/>
+                <w:sz w:val="22"/>
+                <w:szCs w:val="22"/>
+              </w:rPr>
+              <w:t>Variable</w:t>
+            </w:r>
+          </w:p>
+        </w:tc>
+        <w:tc>
+          <w:tcPr>
+            <w:tcW w:w="874" w:type="dxa"/>
+            <w:tcBorders>
+              <w:top w:val="single" w:sz="12" w:space="0" w:color="666666"/>
+              <w:left w:val="none" w:sz="0" w:space="0" w:color="000000"/>
+              <w:bottom w:val="single" w:sz="12" w:space="0" w:color="666666"/>
+              <w:right w:val="none" w:sz="0" w:space="0" w:color="000000"/>
+            </w:tcBorders>
+            <w:shd w:val="clear" w:color="auto" w:fill="FFFFFF"/>
+            <w:tcMar>
+              <w:top w:w="0" w:type="dxa"/>
+              <w:left w:w="0" w:type="dxa"/>
+              <w:bottom w:w="0" w:type="dxa"/>
+              <w:right w:w="0" w:type="dxa"/>
+            </w:tcMar>
+            <w:vAlign w:val="center"/>
+          </w:tcPr>
+          <w:p>
+            <w:pPr>
+              <w:pBdr>
+                <w:top w:val="none" w:sz="0" w:space="0" w:color="000000"/>
+                <w:left w:val="none" w:sz="0" w:space="0" w:color="000000"/>
+                <w:bottom w:val="none" w:sz="0" w:space="0" w:color="000000"/>
+                <w:right w:val="none" w:sz="0" w:space="0" w:color="000000"/>
+              </w:pBdr>
+              <w:spacing w:before="100" w:after="100"/>
+              <w:ind w:left="100" w:right="100"/>
+              <w:jc w:val="right"/>
+              <w:rPr>
+                <w:rFonts w:ascii="Helvetica" w:eastAsia="Helvetica" w:hAnsi="Helvetica" w:cs="Helvetica"/>
+                <w:color w:val="000000"/>
+                <w:sz w:val="22"/>
+                <w:szCs w:val="22"/>
+              </w:rPr>
+            </w:pPr>
+            <w:proofErr w:type="spellStart"/>
+            <w:r>
+              <w:rPr>
+                <w:rFonts w:ascii="Helvetica" w:eastAsia="Helvetica" w:hAnsi="Helvetica" w:cs="Helvetica"/>
+                <w:color w:val="000000"/>
+                <w:sz w:val="22"/>
+                <w:szCs w:val="22"/>
+              </w:rPr>
+              <w:t>goal_difference</w:t>
+            </w:r>
+            <w:proofErr w:type="spellEnd"/>
+          </w:p>
+        </w:tc>
+        <w:tc>
+          <w:tcPr>
+            <w:tcW w:w="974" w:type="dxa"/>
+            <w:tcBorders>
+              <w:top w:val="single" w:sz="12" w:space="0" w:color="666666"/>
+              <w:left w:val="none" w:sz="0" w:space="0" w:color="000000"/>
+              <w:bottom w:val="single" w:sz="12" w:space="0" w:color="666666"/>
+              <w:right w:val="none" w:sz="0" w:space="0" w:color="000000"/>
+            </w:tcBorders>
+            <w:shd w:val="clear" w:color="auto" w:fill="FFFFFF"/>
+            <w:tcMar>
+              <w:top w:w="0" w:type="dxa"/>
+              <w:left w:w="0" w:type="dxa"/>
+              <w:bottom w:w="0" w:type="dxa"/>
+              <w:right w:w="0" w:type="dxa"/>
+            </w:tcMar>
+            <w:vAlign w:val="center"/>
+          </w:tcPr>
+          <w:p>
+            <w:pPr>
+              <w:pBdr>
+                <w:top w:val="none" w:sz="0" w:space="0" w:color="000000"/>
+                <w:left w:val="none" w:sz="0" w:space="0" w:color="000000"/>
+                <w:bottom w:val="none" w:sz="0" w:space="0" w:color="000000"/>
+                <w:right w:val="none" w:sz="0" w:space="0" w:color="000000"/>
+              </w:pBdr>
+              <w:spacing w:before="100" w:after="100"/>
+              <w:ind w:left="100" w:right="100"/>
+              <w:jc w:val="right"/>
+              <w:rPr>
+                <w:rFonts w:ascii="Helvetica" w:eastAsia="Helvetica" w:hAnsi="Helvetica" w:cs="Helvetica"/>
+                <w:color w:val="000000"/>
+                <w:sz w:val="22"/>
+                <w:szCs w:val="22"/>
+              </w:rPr>
+            </w:pPr>
+            <w:proofErr w:type="spellStart"/>
+            <w:r>
+              <w:rPr>
+                <w:rFonts w:ascii="Helvetica" w:eastAsia="Helvetica" w:hAnsi="Helvetica" w:cs="Helvetica"/>
+                <w:color w:val="000000"/>
+                <w:sz w:val="22"/>
+                <w:szCs w:val="22"/>
+              </w:rPr>
+              <w:t>home_win_binary</w:t>
+            </w:r>
+            <w:proofErr w:type="spellEnd"/>
+          </w:p>
+        </w:tc>
+        <w:tc>
+          <w:tcPr>
+            <w:tcW w:w="649" w:type="dxa"/>
+            <w:tcBorders>
+              <w:top w:val="single" w:sz="12" w:space="0" w:color="666666"/>
+              <w:left w:val="none" w:sz="0" w:space="0" w:color="000000"/>
+              <w:bottom w:val="single" w:sz="12" w:space="0" w:color="666666"/>
+              <w:right w:val="none" w:sz="0" w:space="0" w:color="000000"/>
+            </w:tcBorders>
+            <w:shd w:val="clear" w:color="auto" w:fill="FFFFFF"/>
+            <w:tcMar>
+              <w:top w:w="0" w:type="dxa"/>
+              <w:left w:w="0" w:type="dxa"/>
+              <w:bottom w:w="0" w:type="dxa"/>
+              <w:right w:w="0" w:type="dxa"/>
+            </w:tcMar>
+            <w:vAlign w:val="center"/>
+          </w:tcPr>
+          <w:p>
+            <w:pPr>
+              <w:pBdr>
+                <w:top w:val="none" w:sz="0" w:space="0" w:color="000000"/>
+                <w:left w:val="none" w:sz="0" w:space="0" w:color="000000"/>
+                <w:bottom w:val="none" w:sz="0" w:space="0" w:color="000000"/>
+                <w:right w:val="none" w:sz="0" w:space="0" w:color="000000"/>
+              </w:pBdr>
+              <w:spacing w:before="100" w:after="100"/>
+              <w:ind w:left="100" w:right="100"/>
+              <w:jc w:val="right"/>
+              <w:rPr>
+                <w:rFonts w:ascii="Helvetica" w:eastAsia="Helvetica" w:hAnsi="Helvetica" w:cs="Helvetica"/>
+                <w:color w:val="000000"/>
+                <w:sz w:val="22"/>
+                <w:szCs w:val="22"/>
+              </w:rPr>
+            </w:pPr>
+            <w:proofErr w:type="spellStart"/>
+            <w:r>
+              <w:rPr>
+                <w:rFonts w:ascii="Helvetica" w:eastAsia="Helvetica" w:hAnsi="Helvetica" w:cs="Helvetica"/>
+                <w:color w:val="000000"/>
+                <w:sz w:val="22"/>
+                <w:szCs w:val="22"/>
+              </w:rPr>
+              <w:t>diff_speed</w:t>
+            </w:r>
+            <w:proofErr w:type="spellEnd"/>
+          </w:p>
+        </w:tc>
+        <w:tc>
+          <w:tcPr>
+            <w:tcW w:w="767" w:type="dxa"/>
+            <w:tcBorders>
+              <w:top w:val="single" w:sz="12" w:space="0" w:color="666666"/>
+              <w:left w:val="none" w:sz="0" w:space="0" w:color="000000"/>
+              <w:bottom w:val="single" w:sz="12" w:space="0" w:color="666666"/>
+              <w:right w:val="none" w:sz="0" w:space="0" w:color="000000"/>
+            </w:tcBorders>
+            <w:shd w:val="clear" w:color="auto" w:fill="FFFFFF"/>
+            <w:tcMar>
+              <w:top w:w="0" w:type="dxa"/>
+              <w:left w:w="0" w:type="dxa"/>
+              <w:bottom w:w="0" w:type="dxa"/>
+              <w:right w:w="0" w:type="dxa"/>
+            </w:tcMar>
+            <w:vAlign w:val="center"/>
+          </w:tcPr>
+          <w:p>
+            <w:pPr>
+              <w:pBdr>
+                <w:top w:val="none" w:sz="0" w:space="0" w:color="000000"/>
+                <w:left w:val="none" w:sz="0" w:space="0" w:color="000000"/>
+                <w:bottom w:val="none" w:sz="0" w:space="0" w:color="000000"/>
+                <w:right w:val="none" w:sz="0" w:space="0" w:color="000000"/>
+              </w:pBdr>
+              <w:spacing w:before="100" w:after="100"/>
+              <w:ind w:left="100" w:right="100"/>
+              <w:jc w:val="right"/>
+              <w:rPr>
+                <w:rFonts w:ascii="Helvetica" w:eastAsia="Helvetica" w:hAnsi="Helvetica" w:cs="Helvetica"/>
+                <w:color w:val="000000"/>
+                <w:sz w:val="22"/>
+                <w:szCs w:val="22"/>
+              </w:rPr>
+            </w:pPr>
+            <w:proofErr w:type="spellStart"/>
+            <w:r>
+              <w:rPr>
+                <w:rFonts w:ascii="Helvetica" w:eastAsia="Helvetica" w:hAnsi="Helvetica" w:cs="Helvetica"/>
+                <w:color w:val="000000"/>
+                <w:sz w:val="22"/>
+                <w:szCs w:val="22"/>
+              </w:rPr>
+              <w:t>diff_pressure</w:t>
+            </w:r>
+            <w:proofErr w:type="spellEnd"/>
+          </w:p>
+        </w:tc>
+        <w:tc>
+          <w:tcPr>
+            <w:tcW w:w="868" w:type="dxa"/>
+            <w:tcBorders>
+              <w:top w:val="single" w:sz="12" w:space="0" w:color="666666"/>
+              <w:left w:val="none" w:sz="0" w:space="0" w:color="000000"/>
+              <w:bottom w:val="single" w:sz="12" w:space="0" w:color="666666"/>
+              <w:right w:val="none" w:sz="0" w:space="0" w:color="000000"/>
+            </w:tcBorders>
+            <w:shd w:val="clear" w:color="auto" w:fill="FFFFFF"/>
+            <w:tcMar>
+              <w:top w:w="0" w:type="dxa"/>
+              <w:left w:w="0" w:type="dxa"/>
+              <w:bottom w:w="0" w:type="dxa"/>
+              <w:right w:w="0" w:type="dxa"/>
+            </w:tcMar>
+            <w:vAlign w:val="center"/>
+          </w:tcPr>
+          <w:p>
+            <w:pPr>
+              <w:pBdr>
+                <w:top w:val="none" w:sz="0" w:space="0" w:color="000000"/>
+                <w:left w:val="none" w:sz="0" w:space="0" w:color="000000"/>
+                <w:bottom w:val="none" w:sz="0" w:space="0" w:color="000000"/>
+                <w:right w:val="none" w:sz="0" w:space="0" w:color="000000"/>
+              </w:pBdr>
+              <w:spacing w:before="100" w:after="100"/>
+              <w:ind w:left="100" w:right="100"/>
+              <w:jc w:val="right"/>
+              <w:rPr>
+                <w:rFonts w:ascii="Helvetica" w:eastAsia="Helvetica" w:hAnsi="Helvetica" w:cs="Helvetica"/>
+                <w:color w:val="000000"/>
+                <w:sz w:val="22"/>
+                <w:szCs w:val="22"/>
+              </w:rPr>
+            </w:pPr>
+            <w:proofErr w:type="spellStart"/>
+            <w:r>
+              <w:rPr>
+                <w:rFonts w:ascii="Helvetica" w:eastAsia="Helvetica" w:hAnsi="Helvetica" w:cs="Helvetica"/>
+                <w:color w:val="000000"/>
+                <w:sz w:val="22"/>
+                <w:szCs w:val="22"/>
+              </w:rPr>
+              <w:t>diff_aggression</w:t>
+            </w:r>
+            <w:proofErr w:type="spellEnd"/>
+          </w:p>
+        </w:tc>
+        <w:tc>
+          <w:tcPr>
+            <w:tcW w:w="1103" w:type="dxa"/>
+            <w:tcBorders>
+              <w:top w:val="single" w:sz="12" w:space="0" w:color="666666"/>
+              <w:left w:val="none" w:sz="0" w:space="0" w:color="000000"/>
+              <w:bottom w:val="single" w:sz="12" w:space="0" w:color="666666"/>
+              <w:right w:val="none" w:sz="0" w:space="0" w:color="000000"/>
+            </w:tcBorders>
+            <w:shd w:val="clear" w:color="auto" w:fill="FFFFFF"/>
+            <w:tcMar>
+              <w:top w:w="0" w:type="dxa"/>
+              <w:left w:w="0" w:type="dxa"/>
+              <w:bottom w:w="0" w:type="dxa"/>
+              <w:right w:w="0" w:type="dxa"/>
+            </w:tcMar>
+            <w:vAlign w:val="center"/>
+          </w:tcPr>
+          <w:p>
+            <w:pPr>
+              <w:pBdr>
+                <w:top w:val="none" w:sz="0" w:space="0" w:color="000000"/>
+                <w:left w:val="none" w:sz="0" w:space="0" w:color="000000"/>
+                <w:bottom w:val="none" w:sz="0" w:space="0" w:color="000000"/>
+                <w:right w:val="none" w:sz="0" w:space="0" w:color="000000"/>
+              </w:pBdr>
+              <w:spacing w:before="100" w:after="100"/>
+              <w:ind w:left="100" w:right="100"/>
+              <w:jc w:val="right"/>
+              <w:rPr>
+                <w:rFonts w:ascii="Helvetica" w:eastAsia="Helvetica" w:hAnsi="Helvetica" w:cs="Helvetica"/>
+                <w:color w:val="000000"/>
+                <w:sz w:val="22"/>
+                <w:szCs w:val="22"/>
+              </w:rPr>
+            </w:pPr>
+            <w:proofErr w:type="spellStart"/>
+            <w:r>
+              <w:rPr>
+                <w:rFonts w:ascii="Helvetica" w:eastAsia="Helvetica" w:hAnsi="Helvetica" w:cs="Helvetica"/>
+                <w:color w:val="000000"/>
+                <w:sz w:val="22"/>
+                <w:szCs w:val="22"/>
+              </w:rPr>
+              <w:t>diff_chance_passing</w:t>
+            </w:r>
+            <w:proofErr w:type="spellEnd"/>
+          </w:p>
+        </w:tc>
+        <w:tc>
+          <w:tcPr>
+            <w:tcW w:w="965" w:type="dxa"/>
+            <w:tcBorders>
+              <w:top w:val="single" w:sz="12" w:space="0" w:color="666666"/>
+              <w:left w:val="none" w:sz="0" w:space="0" w:color="000000"/>
+              <w:bottom w:val="single" w:sz="12" w:space="0" w:color="666666"/>
+              <w:right w:val="none" w:sz="0" w:space="0" w:color="000000"/>
+            </w:tcBorders>
+            <w:shd w:val="clear" w:color="auto" w:fill="FFFFFF"/>
+            <w:tcMar>
+              <w:top w:w="0" w:type="dxa"/>
+              <w:left w:w="0" w:type="dxa"/>
+              <w:bottom w:w="0" w:type="dxa"/>
+              <w:right w:w="0" w:type="dxa"/>
+            </w:tcMar>
+            <w:vAlign w:val="center"/>
+          </w:tcPr>
+          <w:p>
+            <w:pPr>
+              <w:pBdr>
+                <w:top w:val="none" w:sz="0" w:space="0" w:color="000000"/>
+                <w:left w:val="none" w:sz="0" w:space="0" w:color="000000"/>
+                <w:bottom w:val="none" w:sz="0" w:space="0" w:color="000000"/>
+                <w:right w:val="none" w:sz="0" w:space="0" w:color="000000"/>
+              </w:pBdr>
+              <w:spacing w:before="100" w:after="100"/>
+              <w:ind w:left="100" w:right="100"/>
+              <w:jc w:val="right"/>
+              <w:rPr>
+                <w:rFonts w:ascii="Helvetica" w:eastAsia="Helvetica" w:hAnsi="Helvetica" w:cs="Helvetica"/>
+                <w:color w:val="000000"/>
+                <w:sz w:val="22"/>
+                <w:szCs w:val="22"/>
+              </w:rPr>
+            </w:pPr>
+            <w:proofErr w:type="spellStart"/>
+            <w:r>
+              <w:rPr>
+                <w:rFonts w:ascii="Helvetica" w:eastAsia="Helvetica" w:hAnsi="Helvetica" w:cs="Helvetica"/>
+                <w:color w:val="000000"/>
+                <w:sz w:val="22"/>
+                <w:szCs w:val="22"/>
+              </w:rPr>
+              <w:t>home_team_goal</w:t>
+            </w:r>
+            <w:proofErr w:type="spellEnd"/>
+          </w:p>
+        </w:tc>
+        <w:tc>
+          <w:tcPr>
+            <w:tcW w:w="947" w:type="dxa"/>
+            <w:tcBorders>
+              <w:top w:val="single" w:sz="12" w:space="0" w:color="666666"/>
+              <w:left w:val="none" w:sz="0" w:space="0" w:color="000000"/>
+              <w:bottom w:val="single" w:sz="12" w:space="0" w:color="666666"/>
+              <w:right w:val="none" w:sz="0" w:space="0" w:color="000000"/>
+            </w:tcBorders>
+            <w:shd w:val="clear" w:color="auto" w:fill="FFFFFF"/>
+            <w:tcMar>
+              <w:top w:w="0" w:type="dxa"/>
+              <w:left w:w="0" w:type="dxa"/>
+              <w:bottom w:w="0" w:type="dxa"/>
+              <w:right w:w="0" w:type="dxa"/>
+            </w:tcMar>
+            <w:vAlign w:val="center"/>
+          </w:tcPr>
+          <w:p>
+            <w:pPr>
+              <w:pBdr>
+                <w:top w:val="none" w:sz="0" w:space="0" w:color="000000"/>
+                <w:left w:val="none" w:sz="0" w:space="0" w:color="000000"/>
+                <w:bottom w:val="none" w:sz="0" w:space="0" w:color="000000"/>
+                <w:right w:val="none" w:sz="0" w:space="0" w:color="000000"/>
+              </w:pBdr>
+              <w:spacing w:before="100" w:after="100"/>
+              <w:ind w:left="100" w:right="100"/>
+              <w:jc w:val="right"/>
+              <w:rPr>
+                <w:rFonts w:ascii="Helvetica" w:eastAsia="Helvetica" w:hAnsi="Helvetica" w:cs="Helvetica"/>
+                <w:color w:val="000000"/>
+                <w:sz w:val="22"/>
+                <w:szCs w:val="22"/>
+              </w:rPr>
+            </w:pPr>
+            <w:proofErr w:type="spellStart"/>
+            <w:r>
+              <w:rPr>
+                <w:rFonts w:ascii="Helvetica" w:eastAsia="Helvetica" w:hAnsi="Helvetica" w:cs="Helvetica"/>
+                <w:color w:val="000000"/>
+                <w:sz w:val="22"/>
+                <w:szCs w:val="22"/>
+              </w:rPr>
+              <w:t>away_team_goal</w:t>
+            </w:r>
+            <w:proofErr w:type="spellEnd"/>
+          </w:p>
+        </w:tc>
+      </w:tr>
+      <w:tr>
+        <w:trPr>
+          <w:trHeight w:val="917"/>
+        </w:trPr>
+        <w:tc>
+          <w:tcPr>
+            <w:tcW w:w="1103" w:type="dxa"/>
+            <w:tcBorders>
+              <w:top w:val="single" w:sz="12" w:space="0" w:color="666666"/>
+              <w:left w:val="none" w:sz="0" w:space="0" w:color="000000"/>
+              <w:bottom w:val="none" w:sz="0" w:space="0" w:color="000000"/>
+              <w:right w:val="none" w:sz="0" w:space="0" w:color="000000"/>
+            </w:tcBorders>
+            <w:shd w:val="clear" w:color="auto" w:fill="FFFFFF"/>
+            <w:tcMar>
+              <w:top w:w="0" w:type="dxa"/>
+              <w:left w:w="0" w:type="dxa"/>
+              <w:bottom w:w="0" w:type="dxa"/>
+              <w:right w:w="0" w:type="dxa"/>
+            </w:tcMar>
+            <w:vAlign w:val="center"/>
+          </w:tcPr>
+          <w:p>
+            <w:pPr>
+              <w:pBdr>
+                <w:top w:val="none" w:sz="0" w:space="0" w:color="000000"/>
+                <w:left w:val="none" w:sz="0" w:space="0" w:color="000000"/>
+                <w:bottom w:val="none" w:sz="0" w:space="0" w:color="000000"/>
+                <w:right w:val="none" w:sz="0" w:space="0" w:color="000000"/>
+              </w:pBdr>
+              <w:spacing w:before="100" w:after="100"/>
+              <w:ind w:left="100" w:right="100"/>
+              <w:rPr>
+                <w:rFonts w:ascii="Helvetica" w:eastAsia="Helvetica" w:hAnsi="Helvetica" w:cs="Helvetica"/>
+                <w:color w:val="000000"/>
+                <w:sz w:val="22"/>
+                <w:szCs w:val="22"/>
+              </w:rPr>
+            </w:pPr>
+            <w:proofErr w:type="spellStart"/>
+            <w:r>
+              <w:rPr>
+                <w:rFonts w:ascii="Helvetica" w:eastAsia="Helvetica" w:hAnsi="Helvetica" w:cs="Helvetica"/>
+                <w:color w:val="000000"/>
+                <w:sz w:val="22"/>
+                <w:szCs w:val="22"/>
+              </w:rPr>
+              <w:t>goal_difference</w:t>
+            </w:r>
+            <w:proofErr w:type="spellEnd"/>
+          </w:p>
+        </w:tc>
+        <w:tc>
+          <w:tcPr>
+            <w:tcW w:w="874" w:type="dxa"/>
+            <w:tcBorders>
+              <w:top w:val="single" w:sz="12" w:space="0" w:color="666666"/>
+              <w:left w:val="none" w:sz="0" w:space="0" w:color="000000"/>
+              <w:bottom w:val="none" w:sz="0" w:space="0" w:color="000000"/>
+              <w:right w:val="none" w:sz="0" w:space="0" w:color="000000"/>
+            </w:tcBorders>
+            <w:shd w:val="clear" w:color="auto" w:fill="FFFFFF"/>
+            <w:tcMar>
+              <w:top w:w="0" w:type="dxa"/>
+              <w:left w:w="0" w:type="dxa"/>
+              <w:bottom w:w="0" w:type="dxa"/>
+              <w:right w:w="0" w:type="dxa"/>
+            </w:tcMar>
+            <w:vAlign w:val="center"/>
+          </w:tcPr>
+          <w:p>
+            <w:pPr>
+              <w:pBdr>
+                <w:top w:val="none" w:sz="0" w:space="0" w:color="000000"/>
+                <w:left w:val="none" w:sz="0" w:space="0" w:color="000000"/>
+                <w:bottom w:val="none" w:sz="0" w:space="0" w:color="000000"/>
+                <w:right w:val="none" w:sz="0" w:space="0" w:color="000000"/>
+              </w:pBdr>
+              <w:spacing w:before="100" w:after="100"/>
+              <w:ind w:left="100" w:right="100"/>
+              <w:jc w:val="right"/>
+              <w:rPr>
+                <w:rFonts w:ascii="Helvetica" w:eastAsia="Helvetica" w:hAnsi="Helvetica" w:cs="Helvetica"/>
+                <w:color w:val="000000"/>
+                <w:sz w:val="22"/>
+                <w:szCs w:val="22"/>
+              </w:rPr>
+            </w:pPr>
+            <w:r>
+              <w:rPr>
+                <w:rFonts w:ascii="Helvetica" w:eastAsia="Helvetica" w:hAnsi="Helvetica" w:cs="Helvetica"/>
+                <w:color w:val="000000"/>
+                <w:sz w:val="22"/>
+                <w:szCs w:val="22"/>
+              </w:rPr>
+              <w:t>1.00</w:t>
+            </w:r>
+          </w:p>
+        </w:tc>
+        <w:tc>
+          <w:tcPr>
+            <w:tcW w:w="974" w:type="dxa"/>
+            <w:tcBorders>
+              <w:top w:val="single" w:sz="12" w:space="0" w:color="666666"/>
+              <w:left w:val="none" w:sz="0" w:space="0" w:color="000000"/>
+              <w:bottom w:val="none" w:sz="0" w:space="0" w:color="000000"/>
+              <w:right w:val="none" w:sz="0" w:space="0" w:color="000000"/>
+            </w:tcBorders>
+            <w:shd w:val="clear" w:color="auto" w:fill="FFFFFF"/>
+            <w:tcMar>
+              <w:top w:w="0" w:type="dxa"/>
+              <w:left w:w="0" w:type="dxa"/>
+              <w:bottom w:w="0" w:type="dxa"/>
+              <w:right w:w="0" w:type="dxa"/>
+            </w:tcMar>
+            <w:vAlign w:val="center"/>
+          </w:tcPr>
+          <w:p>
+            <w:pPr>
+              <w:pBdr>
+                <w:top w:val="none" w:sz="0" w:space="0" w:color="000000"/>
+                <w:left w:val="none" w:sz="0" w:space="0" w:color="000000"/>
+                <w:bottom w:val="none" w:sz="0" w:space="0" w:color="000000"/>
+                <w:right w:val="none" w:sz="0" w:space="0" w:color="000000"/>
+              </w:pBdr>
+              <w:spacing w:before="100" w:after="100"/>
+              <w:ind w:left="100" w:right="100"/>
+              <w:jc w:val="right"/>
+              <w:rPr>
+                <w:rFonts w:ascii="Helvetica" w:eastAsia="Helvetica" w:hAnsi="Helvetica" w:cs="Helvetica"/>
+                <w:color w:val="000000"/>
+                <w:sz w:val="22"/>
+                <w:szCs w:val="22"/>
+              </w:rPr>
+            </w:pPr>
+            <w:r>
+              <w:rPr>
+                <w:rFonts w:ascii="Helvetica" w:eastAsia="Helvetica" w:hAnsi="Helvetica" w:cs="Helvetica"/>
+                <w:color w:val="000000"/>
+                <w:sz w:val="22"/>
+                <w:szCs w:val="22"/>
+              </w:rPr>
+              <w:t>0.79</w:t>
+            </w:r>
+          </w:p>
+        </w:tc>
+        <w:tc>
+          <w:tcPr>
+            <w:tcW w:w="649" w:type="dxa"/>
+            <w:tcBorders>
+              <w:top w:val="single" w:sz="12" w:space="0" w:color="666666"/>
+              <w:left w:val="none" w:sz="0" w:space="0" w:color="000000"/>
+              <w:bottom w:val="none" w:sz="0" w:space="0" w:color="000000"/>
+              <w:right w:val="none" w:sz="0" w:space="0" w:color="000000"/>
+            </w:tcBorders>
+            <w:shd w:val="clear" w:color="auto" w:fill="FFFFFF"/>
+            <w:tcMar>
+              <w:top w:w="0" w:type="dxa"/>
+              <w:left w:w="0" w:type="dxa"/>
+              <w:bottom w:w="0" w:type="dxa"/>
+              <w:right w:w="0" w:type="dxa"/>
+            </w:tcMar>
+            <w:vAlign w:val="center"/>
+          </w:tcPr>
+          <w:p>
+            <w:pPr>
+              <w:pBdr>
+                <w:top w:val="none" w:sz="0" w:space="0" w:color="000000"/>
+                <w:left w:val="none" w:sz="0" w:space="0" w:color="000000"/>
+                <w:bottom w:val="none" w:sz="0" w:space="0" w:color="000000"/>
+                <w:right w:val="none" w:sz="0" w:space="0" w:color="000000"/>
+              </w:pBdr>
+              <w:spacing w:before="100" w:after="100"/>
+              <w:ind w:left="100" w:right="100"/>
+              <w:jc w:val="right"/>
+              <w:rPr>
+                <w:rFonts w:ascii="Helvetica" w:eastAsia="Helvetica" w:hAnsi="Helvetica" w:cs="Helvetica"/>
+                <w:color w:val="000000"/>
+                <w:sz w:val="22"/>
+                <w:szCs w:val="22"/>
+              </w:rPr>
+            </w:pPr>
+            <w:r>
+              <w:rPr>
+                <w:rFonts w:ascii="Helvetica" w:eastAsia="Helvetica" w:hAnsi="Helvetica" w:cs="Helvetica"/>
+                <w:color w:val="000000"/>
+                <w:sz w:val="22"/>
+                <w:szCs w:val="22"/>
+              </w:rPr>
+              <w:t>0.01</w:t>
+            </w:r>
+          </w:p>
+        </w:tc>
+        <w:tc>
+          <w:tcPr>
+            <w:tcW w:w="767" w:type="dxa"/>
+            <w:tcBorders>
+              <w:top w:val="single" w:sz="12" w:space="0" w:color="666666"/>
+              <w:left w:val="none" w:sz="0" w:space="0" w:color="000000"/>
+              <w:bottom w:val="none" w:sz="0" w:space="0" w:color="000000"/>
+              <w:right w:val="none" w:sz="0" w:space="0" w:color="000000"/>
+            </w:tcBorders>
+            <w:shd w:val="clear" w:color="auto" w:fill="FFFFFF"/>
+            <w:tcMar>
+              <w:top w:w="0" w:type="dxa"/>
+              <w:left w:w="0" w:type="dxa"/>
+              <w:bottom w:w="0" w:type="dxa"/>
+              <w:right w:w="0" w:type="dxa"/>
+            </w:tcMar>
+            <w:vAlign w:val="center"/>
+          </w:tcPr>
+          <w:p>
+            <w:pPr>
+              <w:pBdr>
+                <w:top w:val="none" w:sz="0" w:space="0" w:color="000000"/>
+                <w:left w:val="none" w:sz="0" w:space="0" w:color="000000"/>
+                <w:bottom w:val="none" w:sz="0" w:space="0" w:color="000000"/>
+                <w:right w:val="none" w:sz="0" w:space="0" w:color="000000"/>
+              </w:pBdr>
+              <w:spacing w:before="100" w:after="100"/>
+              <w:ind w:left="100" w:right="100"/>
+              <w:jc w:val="right"/>
+              <w:rPr>
+                <w:rFonts w:ascii="Helvetica" w:eastAsia="Helvetica" w:hAnsi="Helvetica" w:cs="Helvetica"/>
+                <w:color w:val="000000"/>
+                <w:sz w:val="22"/>
+                <w:szCs w:val="22"/>
+              </w:rPr>
+            </w:pPr>
+            <w:r>
+              <w:rPr>
+                <w:rFonts w:ascii="Helvetica" w:eastAsia="Helvetica" w:hAnsi="Helvetica" w:cs="Helvetica"/>
+                <w:color w:val="000000"/>
+                <w:sz w:val="22"/>
+                <w:szCs w:val="22"/>
+              </w:rPr>
+              <w:t>0.18</w:t>
+            </w:r>
+          </w:p>
+        </w:tc>
+        <w:tc>
+          <w:tcPr>
+            <w:tcW w:w="868" w:type="dxa"/>
+            <w:tcBorders>
+              <w:top w:val="single" w:sz="12" w:space="0" w:color="666666"/>
+              <w:left w:val="none" w:sz="0" w:space="0" w:color="000000"/>
+              <w:bottom w:val="none" w:sz="0" w:space="0" w:color="000000"/>
+              <w:right w:val="none" w:sz="0" w:space="0" w:color="000000"/>
+            </w:tcBorders>
+            <w:shd w:val="clear" w:color="auto" w:fill="FFFFFF"/>
+            <w:tcMar>
+              <w:top w:w="0" w:type="dxa"/>
+              <w:left w:w="0" w:type="dxa"/>
+              <w:bottom w:w="0" w:type="dxa"/>
+              <w:right w:w="0" w:type="dxa"/>
+            </w:tcMar>
+            <w:vAlign w:val="center"/>
+          </w:tcPr>
+          <w:p>
+            <w:pPr>
+              <w:pBdr>
+                <w:top w:val="none" w:sz="0" w:space="0" w:color="000000"/>
+                <w:left w:val="none" w:sz="0" w:space="0" w:color="000000"/>
+                <w:bottom w:val="none" w:sz="0" w:space="0" w:color="000000"/>
+                <w:right w:val="none" w:sz="0" w:space="0" w:color="000000"/>
+              </w:pBdr>
+              <w:spacing w:before="100" w:after="100"/>
+              <w:ind w:left="100" w:right="100"/>
+              <w:jc w:val="right"/>
+              <w:rPr>
+                <w:rFonts w:ascii="Helvetica" w:eastAsia="Helvetica" w:hAnsi="Helvetica" w:cs="Helvetica"/>
+                <w:color w:val="000000"/>
+                <w:sz w:val="22"/>
+                <w:szCs w:val="22"/>
+              </w:rPr>
+            </w:pPr>
+            <w:r>
+              <w:rPr>
+                <w:rFonts w:ascii="Helvetica" w:eastAsia="Helvetica" w:hAnsi="Helvetica" w:cs="Helvetica"/>
+                <w:color w:val="000000"/>
+                <w:sz w:val="22"/>
+                <w:szCs w:val="22"/>
+              </w:rPr>
+              <w:t>0.17</w:t>
+            </w:r>
+          </w:p>
+        </w:tc>
+        <w:tc>
+          <w:tcPr>
+            <w:tcW w:w="1103" w:type="dxa"/>
+            <w:tcBorders>
+              <w:top w:val="single" w:sz="12" w:space="0" w:color="666666"/>
+              <w:left w:val="none" w:sz="0" w:space="0" w:color="000000"/>
+              <w:bottom w:val="none" w:sz="0" w:space="0" w:color="000000"/>
+              <w:right w:val="none" w:sz="0" w:space="0" w:color="000000"/>
+            </w:tcBorders>
+            <w:shd w:val="clear" w:color="auto" w:fill="FFFFFF"/>
+            <w:tcMar>
+              <w:top w:w="0" w:type="dxa"/>
+              <w:left w:w="0" w:type="dxa"/>
+              <w:bottom w:w="0" w:type="dxa"/>
+              <w:right w:w="0" w:type="dxa"/>
+            </w:tcMar>
+            <w:vAlign w:val="center"/>
+          </w:tcPr>
+          <w:p>
+            <w:pPr>
+              <w:pBdr>
+                <w:top w:val="none" w:sz="0" w:space="0" w:color="000000"/>
+                <w:left w:val="none" w:sz="0" w:space="0" w:color="000000"/>
+                <w:bottom w:val="none" w:sz="0" w:space="0" w:color="000000"/>
+                <w:right w:val="none" w:sz="0" w:space="0" w:color="000000"/>
+              </w:pBdr>
+              <w:spacing w:before="100" w:after="100"/>
+              <w:ind w:left="100" w:right="100"/>
+              <w:jc w:val="right"/>
+              <w:rPr>
+                <w:rFonts w:ascii="Helvetica" w:eastAsia="Helvetica" w:hAnsi="Helvetica" w:cs="Helvetica"/>
+                <w:color w:val="000000"/>
+                <w:sz w:val="22"/>
+                <w:szCs w:val="22"/>
+              </w:rPr>
+            </w:pPr>
+            <w:r>
+              <w:rPr>
+                <w:rFonts w:ascii="Helvetica" w:eastAsia="Helvetica" w:hAnsi="Helvetica" w:cs="Helvetica"/>
+                <w:color w:val="000000"/>
+                <w:sz w:val="22"/>
+                <w:szCs w:val="22"/>
+              </w:rPr>
+              <w:t>0.00</w:t>
+            </w:r>
+          </w:p>
+        </w:tc>
+        <w:tc>
+          <w:tcPr>
+            <w:tcW w:w="965" w:type="dxa"/>
+            <w:tcBorders>
+              <w:top w:val="single" w:sz="12" w:space="0" w:color="666666"/>
+              <w:left w:val="none" w:sz="0" w:space="0" w:color="000000"/>
+              <w:bottom w:val="none" w:sz="0" w:space="0" w:color="000000"/>
+              <w:right w:val="none" w:sz="0" w:space="0" w:color="000000"/>
+            </w:tcBorders>
+            <w:shd w:val="clear" w:color="auto" w:fill="FFFFFF"/>
+            <w:tcMar>
+              <w:top w:w="0" w:type="dxa"/>
+              <w:left w:w="0" w:type="dxa"/>
+              <w:bottom w:w="0" w:type="dxa"/>
+              <w:right w:w="0" w:type="dxa"/>
+            </w:tcMar>
+            <w:vAlign w:val="center"/>
+          </w:tcPr>
+          <w:p>
+            <w:pPr>
+              <w:pBdr>
+                <w:top w:val="none" w:sz="0" w:space="0" w:color="000000"/>
+                <w:left w:val="none" w:sz="0" w:space="0" w:color="000000"/>
+                <w:bottom w:val="none" w:sz="0" w:space="0" w:color="000000"/>
+                <w:right w:val="none" w:sz="0" w:space="0" w:color="000000"/>
+              </w:pBdr>
+              <w:spacing w:before="100" w:after="100"/>
+              <w:ind w:left="100" w:right="100"/>
+              <w:jc w:val="right"/>
+              <w:rPr>
+                <w:rFonts w:ascii="Helvetica" w:eastAsia="Helvetica" w:hAnsi="Helvetica" w:cs="Helvetica"/>
+                <w:color w:val="000000"/>
+                <w:sz w:val="22"/>
+                <w:szCs w:val="22"/>
+              </w:rPr>
+            </w:pPr>
+            <w:r>
+              <w:rPr>
+                <w:rFonts w:ascii="Helvetica" w:eastAsia="Helvetica" w:hAnsi="Helvetica" w:cs="Helvetica"/>
+                <w:color w:val="000000"/>
+                <w:sz w:val="22"/>
+                <w:szCs w:val="22"/>
+              </w:rPr>
+              <w:t>0.77</w:t>
+            </w:r>
+          </w:p>
+        </w:tc>
+        <w:tc>
+          <w:tcPr>
+            <w:tcW w:w="947" w:type="dxa"/>
+            <w:tcBorders>
+              <w:top w:val="single" w:sz="12" w:space="0" w:color="666666"/>
+              <w:left w:val="none" w:sz="0" w:space="0" w:color="000000"/>
+              <w:bottom w:val="none" w:sz="0" w:space="0" w:color="000000"/>
+              <w:right w:val="none" w:sz="0" w:space="0" w:color="000000"/>
+            </w:tcBorders>
+            <w:shd w:val="clear" w:color="auto" w:fill="FFFFFF"/>
+            <w:tcMar>
+              <w:top w:w="0" w:type="dxa"/>
+              <w:left w:w="0" w:type="dxa"/>
+              <w:bottom w:w="0" w:type="dxa"/>
+              <w:right w:w="0" w:type="dxa"/>
+            </w:tcMar>
+            <w:vAlign w:val="center"/>
+          </w:tcPr>
+          <w:p>
+            <w:pPr>
+              <w:pBdr>
+                <w:top w:val="none" w:sz="0" w:space="0" w:color="000000"/>
+                <w:left w:val="none" w:sz="0" w:space="0" w:color="000000"/>
+                <w:bottom w:val="none" w:sz="0" w:space="0" w:color="000000"/>
+                <w:right w:val="none" w:sz="0" w:space="0" w:color="000000"/>
+              </w:pBdr>
+              <w:spacing w:before="100" w:after="100"/>
+              <w:ind w:left="100" w:right="100"/>
+              <w:jc w:val="right"/>
+              <w:rPr>
+                <w:rFonts w:ascii="Helvetica" w:eastAsia="Helvetica" w:hAnsi="Helvetica" w:cs="Helvetica"/>
+                <w:color w:val="000000"/>
+                <w:sz w:val="22"/>
+                <w:szCs w:val="22"/>
+              </w:rPr>
+            </w:pPr>
+            <w:r>
+              <w:rPr>
+                <w:rFonts w:ascii="Helvetica" w:eastAsia="Helvetica" w:hAnsi="Helvetica" w:cs="Helvetica"/>
+                <w:color w:val="000000"/>
+                <w:sz w:val="22"/>
+                <w:szCs w:val="22"/>
+              </w:rPr>
+              <w:t>-0.69</w:t>
+            </w:r>
+          </w:p>
+        </w:tc>
+      </w:tr>
+      <w:tr>
+        <w:trPr>
+          <w:trHeight w:val="858"/>
+        </w:trPr>
+        <w:tc>
+          <w:tcPr>
+            <w:tcW w:w="1103" w:type="dxa"/>
+            <w:tcBorders>
+              <w:top w:val="none" w:sz="0" w:space="0" w:color="000000"/>
+              <w:left w:val="none" w:sz="0" w:space="0" w:color="000000"/>
+              <w:bottom w:val="none" w:sz="0" w:space="0" w:color="000000"/>
+              <w:right w:val="none" w:sz="0" w:space="0" w:color="000000"/>
+            </w:tcBorders>
+            <w:shd w:val="clear" w:color="auto" w:fill="FFFFFF"/>
+            <w:tcMar>
+              <w:top w:w="0" w:type="dxa"/>
+              <w:left w:w="0" w:type="dxa"/>
+              <w:bottom w:w="0" w:type="dxa"/>
+              <w:right w:w="0" w:type="dxa"/>
+            </w:tcMar>
+            <w:vAlign w:val="center"/>
+          </w:tcPr>
+          <w:p>
+            <w:pPr>
+              <w:pBdr>
+                <w:top w:val="none" w:sz="0" w:space="0" w:color="000000"/>
+                <w:left w:val="none" w:sz="0" w:space="0" w:color="000000"/>
+                <w:bottom w:val="none" w:sz="0" w:space="0" w:color="000000"/>
+                <w:right w:val="none" w:sz="0" w:space="0" w:color="000000"/>
+              </w:pBdr>
+              <w:spacing w:before="100" w:after="100"/>
+              <w:ind w:left="100" w:right="100"/>
+              <w:rPr>
+                <w:rFonts w:ascii="Helvetica" w:eastAsia="Helvetica" w:hAnsi="Helvetica" w:cs="Helvetica"/>
+                <w:color w:val="000000"/>
+                <w:sz w:val="22"/>
+                <w:szCs w:val="22"/>
+              </w:rPr>
+            </w:pPr>
+            <w:proofErr w:type="spellStart"/>
+            <w:r>
+              <w:rPr>
+                <w:rFonts w:ascii="Helvetica" w:eastAsia="Helvetica" w:hAnsi="Helvetica" w:cs="Helvetica"/>
+                <w:color w:val="000000"/>
+                <w:sz w:val="22"/>
+                <w:szCs w:val="22"/>
+              </w:rPr>
+              <w:t>home_win_binary</w:t>
+            </w:r>
+            <w:proofErr w:type="spellEnd"/>
+          </w:p>
+        </w:tc>
+        <w:tc>
+          <w:tcPr>
+            <w:tcW w:w="874" w:type="dxa"/>
+            <w:tcBorders>
+              <w:top w:val="none" w:sz="0" w:space="0" w:color="000000"/>
+              <w:left w:val="none" w:sz="0" w:space="0" w:color="000000"/>
+              <w:bottom w:val="none" w:sz="0" w:space="0" w:color="000000"/>
+              <w:right w:val="none" w:sz="0" w:space="0" w:color="000000"/>
+            </w:tcBorders>
+            <w:shd w:val="clear" w:color="auto" w:fill="FFFFFF"/>
+            <w:tcMar>
+              <w:top w:w="0" w:type="dxa"/>
+              <w:left w:w="0" w:type="dxa"/>
+              <w:bottom w:w="0" w:type="dxa"/>
+              <w:right w:w="0" w:type="dxa"/>
+            </w:tcMar>
+            <w:vAlign w:val="center"/>
+          </w:tcPr>
+          <w:p>
+            <w:pPr>
+              <w:pBdr>
+                <w:top w:val="none" w:sz="0" w:space="0" w:color="000000"/>
+                <w:left w:val="none" w:sz="0" w:space="0" w:color="000000"/>
+                <w:bottom w:val="none" w:sz="0" w:space="0" w:color="000000"/>
+                <w:right w:val="none" w:sz="0" w:space="0" w:color="000000"/>
+              </w:pBdr>
+              <w:spacing w:before="100" w:after="100"/>
+              <w:ind w:left="100" w:right="100"/>
+              <w:jc w:val="right"/>
+              <w:rPr>
+                <w:rFonts w:ascii="Helvetica" w:eastAsia="Helvetica" w:hAnsi="Helvetica" w:cs="Helvetica"/>
+                <w:color w:val="000000"/>
+                <w:sz w:val="22"/>
+                <w:szCs w:val="22"/>
+              </w:rPr>
+            </w:pPr>
+            <w:r>
+              <w:rPr>
+                <w:rFonts w:ascii="Helvetica" w:eastAsia="Helvetica" w:hAnsi="Helvetica" w:cs="Helvetica"/>
+                <w:color w:val="000000"/>
+                <w:sz w:val="22"/>
+                <w:szCs w:val="22"/>
+              </w:rPr>
+              <w:t>0.79</w:t>
+            </w:r>
+          </w:p>
+        </w:tc>
+        <w:tc>
+          <w:tcPr>
+            <w:tcW w:w="974" w:type="dxa"/>
+            <w:tcBorders>
+              <w:top w:val="none" w:sz="0" w:space="0" w:color="000000"/>
+              <w:left w:val="none" w:sz="0" w:space="0" w:color="000000"/>
+              <w:bottom w:val="none" w:sz="0" w:space="0" w:color="000000"/>
+              <w:right w:val="none" w:sz="0" w:space="0" w:color="000000"/>
+            </w:tcBorders>
+            <w:shd w:val="clear" w:color="auto" w:fill="FFFFFF"/>
+            <w:tcMar>
+              <w:top w:w="0" w:type="dxa"/>
+              <w:left w:w="0" w:type="dxa"/>
+              <w:bottom w:w="0" w:type="dxa"/>
+              <w:right w:w="0" w:type="dxa"/>
+            </w:tcMar>
+            <w:vAlign w:val="center"/>
+          </w:tcPr>
+          <w:p>
+            <w:pPr>
+              <w:pBdr>
+                <w:top w:val="none" w:sz="0" w:space="0" w:color="000000"/>
+                <w:left w:val="none" w:sz="0" w:space="0" w:color="000000"/>
+                <w:bottom w:val="none" w:sz="0" w:space="0" w:color="000000"/>
+                <w:right w:val="none" w:sz="0" w:space="0" w:color="000000"/>
+              </w:pBdr>
+              <w:spacing w:before="100" w:after="100"/>
+              <w:ind w:left="100" w:right="100"/>
+              <w:jc w:val="right"/>
+              <w:rPr>
+                <w:rFonts w:ascii="Helvetica" w:eastAsia="Helvetica" w:hAnsi="Helvetica" w:cs="Helvetica"/>
+                <w:color w:val="000000"/>
+                <w:sz w:val="22"/>
+                <w:szCs w:val="22"/>
+              </w:rPr>
+            </w:pPr>
+            <w:r>
+              <w:rPr>
+                <w:rFonts w:ascii="Helvetica" w:eastAsia="Helvetica" w:hAnsi="Helvetica" w:cs="Helvetica"/>
+                <w:color w:val="000000"/>
+                <w:sz w:val="22"/>
+                <w:szCs w:val="22"/>
+              </w:rPr>
+              <w:t>1.00</w:t>
+            </w:r>
+          </w:p>
+        </w:tc>
+        <w:tc>
+          <w:tcPr>
+            <w:tcW w:w="649" w:type="dxa"/>
+            <w:tcBorders>
+              <w:top w:val="none" w:sz="0" w:space="0" w:color="000000"/>
+              <w:left w:val="none" w:sz="0" w:space="0" w:color="000000"/>
+              <w:bottom w:val="none" w:sz="0" w:space="0" w:color="000000"/>
+              <w:right w:val="none" w:sz="0" w:space="0" w:color="000000"/>
+            </w:tcBorders>
+            <w:shd w:val="clear" w:color="auto" w:fill="FFFFFF"/>
+            <w:tcMar>
+              <w:top w:w="0" w:type="dxa"/>
+              <w:left w:w="0" w:type="dxa"/>
+              <w:bottom w:w="0" w:type="dxa"/>
+              <w:right w:w="0" w:type="dxa"/>
+            </w:tcMar>
+            <w:vAlign w:val="center"/>
+          </w:tcPr>
+          <w:p>
+            <w:pPr>
+              <w:pBdr>
+                <w:top w:val="none" w:sz="0" w:space="0" w:color="000000"/>
+                <w:left w:val="none" w:sz="0" w:space="0" w:color="000000"/>
+                <w:bottom w:val="none" w:sz="0" w:space="0" w:color="000000"/>
+                <w:right w:val="none" w:sz="0" w:space="0" w:color="000000"/>
+              </w:pBdr>
+              <w:spacing w:before="100" w:after="100"/>
+              <w:ind w:left="100" w:right="100"/>
+              <w:jc w:val="right"/>
+              <w:rPr>
+                <w:rFonts w:ascii="Helvetica" w:eastAsia="Helvetica" w:hAnsi="Helvetica" w:cs="Helvetica"/>
+                <w:color w:val="000000"/>
+                <w:sz w:val="22"/>
+                <w:szCs w:val="22"/>
+              </w:rPr>
+            </w:pPr>
+            <w:r>
+              <w:rPr>
+                <w:rFonts w:ascii="Helvetica" w:eastAsia="Helvetica" w:hAnsi="Helvetica" w:cs="Helvetica"/>
+                <w:color w:val="000000"/>
+                <w:sz w:val="22"/>
+                <w:szCs w:val="22"/>
+              </w:rPr>
+              <w:t>0.01</w:t>
+            </w:r>
+          </w:p>
+        </w:tc>
+        <w:tc>
+          <w:tcPr>
+            <w:tcW w:w="767" w:type="dxa"/>
+            <w:tcBorders>
+              <w:top w:val="none" w:sz="0" w:space="0" w:color="000000"/>
+              <w:left w:val="none" w:sz="0" w:space="0" w:color="000000"/>
+              <w:bottom w:val="none" w:sz="0" w:space="0" w:color="000000"/>
+              <w:right w:val="none" w:sz="0" w:space="0" w:color="000000"/>
+            </w:tcBorders>
+            <w:shd w:val="clear" w:color="auto" w:fill="FFFFFF"/>
+            <w:tcMar>
+              <w:top w:w="0" w:type="dxa"/>
+              <w:left w:w="0" w:type="dxa"/>
+              <w:bottom w:w="0" w:type="dxa"/>
+              <w:right w:w="0" w:type="dxa"/>
+            </w:tcMar>
+            <w:vAlign w:val="center"/>
+          </w:tcPr>
+          <w:p>
+            <w:pPr>
+              <w:pBdr>
+                <w:top w:val="none" w:sz="0" w:space="0" w:color="000000"/>
+                <w:left w:val="none" w:sz="0" w:space="0" w:color="000000"/>
+                <w:bottom w:val="none" w:sz="0" w:space="0" w:color="000000"/>
+                <w:right w:val="none" w:sz="0" w:space="0" w:color="000000"/>
+              </w:pBdr>
+              <w:spacing w:before="100" w:after="100"/>
+              <w:ind w:left="100" w:right="100"/>
+              <w:jc w:val="right"/>
+              <w:rPr>
+                <w:rFonts w:ascii="Helvetica" w:eastAsia="Helvetica" w:hAnsi="Helvetica" w:cs="Helvetica"/>
+                <w:color w:val="000000"/>
+                <w:sz w:val="22"/>
+                <w:szCs w:val="22"/>
+              </w:rPr>
+            </w:pPr>
+            <w:r>
+              <w:rPr>
+                <w:rFonts w:ascii="Helvetica" w:eastAsia="Helvetica" w:hAnsi="Helvetica" w:cs="Helvetica"/>
+                <w:color w:val="000000"/>
+                <w:sz w:val="22"/>
+                <w:szCs w:val="22"/>
+              </w:rPr>
+              <w:t>0.14</w:t>
+            </w:r>
+          </w:p>
+        </w:tc>
+        <w:tc>
+          <w:tcPr>
+            <w:tcW w:w="868" w:type="dxa"/>
+            <w:tcBorders>
+              <w:top w:val="none" w:sz="0" w:space="0" w:color="000000"/>
+              <w:left w:val="none" w:sz="0" w:space="0" w:color="000000"/>
+              <w:bottom w:val="none" w:sz="0" w:space="0" w:color="000000"/>
+              <w:right w:val="none" w:sz="0" w:space="0" w:color="000000"/>
+            </w:tcBorders>
+            <w:shd w:val="clear" w:color="auto" w:fill="FFFFFF"/>
+            <w:tcMar>
+              <w:top w:w="0" w:type="dxa"/>
+              <w:left w:w="0" w:type="dxa"/>
+              <w:bottom w:w="0" w:type="dxa"/>
+              <w:right w:w="0" w:type="dxa"/>
+            </w:tcMar>
+            <w:vAlign w:val="center"/>
+          </w:tcPr>
+          <w:p>
+            <w:pPr>
+              <w:pBdr>
+                <w:top w:val="none" w:sz="0" w:space="0" w:color="000000"/>
+                <w:left w:val="none" w:sz="0" w:space="0" w:color="000000"/>
+                <w:bottom w:val="none" w:sz="0" w:space="0" w:color="000000"/>
+                <w:right w:val="none" w:sz="0" w:space="0" w:color="000000"/>
+              </w:pBdr>
+              <w:spacing w:before="100" w:after="100"/>
+              <w:ind w:left="100" w:right="100"/>
+              <w:jc w:val="right"/>
+              <w:rPr>
+                <w:rFonts w:ascii="Helvetica" w:eastAsia="Helvetica" w:hAnsi="Helvetica" w:cs="Helvetica"/>
+                <w:color w:val="000000"/>
+                <w:sz w:val="22"/>
+                <w:szCs w:val="22"/>
+              </w:rPr>
+            </w:pPr>
+            <w:r>
+              <w:rPr>
+                <w:rFonts w:ascii="Helvetica" w:eastAsia="Helvetica" w:hAnsi="Helvetica" w:cs="Helvetica"/>
+                <w:color w:val="000000"/>
+                <w:sz w:val="22"/>
+                <w:szCs w:val="22"/>
+              </w:rPr>
+              <w:t>0.14</w:t>
+            </w:r>
+          </w:p>
+        </w:tc>
+        <w:tc>
+          <w:tcPr>
+            <w:tcW w:w="1103" w:type="dxa"/>
+            <w:tcBorders>
+              <w:top w:val="none" w:sz="0" w:space="0" w:color="000000"/>
+              <w:left w:val="none" w:sz="0" w:space="0" w:color="000000"/>
+              <w:bottom w:val="none" w:sz="0" w:space="0" w:color="000000"/>
+              <w:right w:val="none" w:sz="0" w:space="0" w:color="000000"/>
+            </w:tcBorders>
+            <w:shd w:val="clear" w:color="auto" w:fill="FFFFFF"/>
+            <w:tcMar>
+              <w:top w:w="0" w:type="dxa"/>
+              <w:left w:w="0" w:type="dxa"/>
+              <w:bottom w:w="0" w:type="dxa"/>
+              <w:right w:w="0" w:type="dxa"/>
+            </w:tcMar>
+            <w:vAlign w:val="center"/>
+          </w:tcPr>
+          <w:p>
+            <w:pPr>
+              <w:pBdr>
+                <w:top w:val="none" w:sz="0" w:space="0" w:color="000000"/>
+                <w:left w:val="none" w:sz="0" w:space="0" w:color="000000"/>
+                <w:bottom w:val="none" w:sz="0" w:space="0" w:color="000000"/>
+                <w:right w:val="none" w:sz="0" w:space="0" w:color="000000"/>
+              </w:pBdr>
+              <w:spacing w:before="100" w:after="100"/>
+              <w:ind w:left="100" w:right="100"/>
+              <w:jc w:val="right"/>
+              <w:rPr>
+                <w:rFonts w:ascii="Helvetica" w:eastAsia="Helvetica" w:hAnsi="Helvetica" w:cs="Helvetica"/>
+                <w:color w:val="000000"/>
+                <w:sz w:val="22"/>
+                <w:szCs w:val="22"/>
+              </w:rPr>
+            </w:pPr>
+            <w:r>
+              <w:rPr>
+                <w:rFonts w:ascii="Helvetica" w:eastAsia="Helvetica" w:hAnsi="Helvetica" w:cs="Helvetica"/>
+                <w:color w:val="000000"/>
+                <w:sz w:val="22"/>
+                <w:szCs w:val="22"/>
+              </w:rPr>
+              <w:t>0.00</w:t>
+            </w:r>
+          </w:p>
+        </w:tc>
+        <w:tc>
+          <w:tcPr>
+            <w:tcW w:w="965" w:type="dxa"/>
+            <w:tcBorders>
+              <w:top w:val="none" w:sz="0" w:space="0" w:color="000000"/>
+              <w:left w:val="none" w:sz="0" w:space="0" w:color="000000"/>
+              <w:bottom w:val="none" w:sz="0" w:space="0" w:color="000000"/>
+              <w:right w:val="none" w:sz="0" w:space="0" w:color="000000"/>
+            </w:tcBorders>
+            <w:shd w:val="clear" w:color="auto" w:fill="FFFFFF"/>
+            <w:tcMar>
+              <w:top w:w="0" w:type="dxa"/>
+              <w:left w:w="0" w:type="dxa"/>
+              <w:bottom w:w="0" w:type="dxa"/>
+              <w:right w:w="0" w:type="dxa"/>
+            </w:tcMar>
+            <w:vAlign w:val="center"/>
+          </w:tcPr>
+          <w:p>
+            <w:pPr>
+              <w:pBdr>
+                <w:top w:val="none" w:sz="0" w:space="0" w:color="000000"/>
+                <w:left w:val="none" w:sz="0" w:space="0" w:color="000000"/>
+                <w:bottom w:val="none" w:sz="0" w:space="0" w:color="000000"/>
+                <w:right w:val="none" w:sz="0" w:space="0" w:color="000000"/>
+              </w:pBdr>
+              <w:spacing w:before="100" w:after="100"/>
+              <w:ind w:left="100" w:right="100"/>
+              <w:jc w:val="right"/>
+              <w:rPr>
+                <w:rFonts w:ascii="Helvetica" w:eastAsia="Helvetica" w:hAnsi="Helvetica" w:cs="Helvetica"/>
+                <w:color w:val="000000"/>
+                <w:sz w:val="22"/>
+                <w:szCs w:val="22"/>
+              </w:rPr>
+            </w:pPr>
+            <w:r>
+              <w:rPr>
+                <w:rFonts w:ascii="Helvetica" w:eastAsia="Helvetica" w:hAnsi="Helvetica" w:cs="Helvetica"/>
+                <w:color w:val="000000"/>
+                <w:sz w:val="22"/>
+                <w:szCs w:val="22"/>
+              </w:rPr>
+              <w:t>0.64</w:t>
+            </w:r>
+          </w:p>
+        </w:tc>
+        <w:tc>
+          <w:tcPr>
+            <w:tcW w:w="947" w:type="dxa"/>
+            <w:tcBorders>
+              <w:top w:val="none" w:sz="0" w:space="0" w:color="000000"/>
+              <w:left w:val="none" w:sz="0" w:space="0" w:color="000000"/>
+              <w:bottom w:val="none" w:sz="0" w:space="0" w:color="000000"/>
+              <w:right w:val="none" w:sz="0" w:space="0" w:color="000000"/>
+            </w:tcBorders>
+            <w:shd w:val="clear" w:color="auto" w:fill="FFFFFF"/>
+            <w:tcMar>
+              <w:top w:w="0" w:type="dxa"/>
+              <w:left w:w="0" w:type="dxa"/>
+              <w:bottom w:w="0" w:type="dxa"/>
+              <w:right w:w="0" w:type="dxa"/>
+            </w:tcMar>
+            <w:vAlign w:val="center"/>
+          </w:tcPr>
+          <w:p>
+            <w:pPr>
+              <w:pBdr>
+                <w:top w:val="none" w:sz="0" w:space="0" w:color="000000"/>
+                <w:left w:val="none" w:sz="0" w:space="0" w:color="000000"/>
+                <w:bottom w:val="none" w:sz="0" w:space="0" w:color="000000"/>
+                <w:right w:val="none" w:sz="0" w:space="0" w:color="000000"/>
+              </w:pBdr>
+              <w:spacing w:before="100" w:after="100"/>
+              <w:ind w:left="100" w:right="100"/>
+              <w:jc w:val="right"/>
+              <w:rPr>
+                <w:rFonts w:ascii="Helvetica" w:eastAsia="Helvetica" w:hAnsi="Helvetica" w:cs="Helvetica"/>
+                <w:color w:val="000000"/>
+                <w:sz w:val="22"/>
+                <w:szCs w:val="22"/>
+              </w:rPr>
+            </w:pPr>
+            <w:r>
+              <w:rPr>
+                <w:rFonts w:ascii="Helvetica" w:eastAsia="Helvetica" w:hAnsi="Helvetica" w:cs="Helvetica"/>
+                <w:color w:val="000000"/>
+                <w:sz w:val="22"/>
+                <w:szCs w:val="22"/>
+              </w:rPr>
+              <w:t>-0.50</w:t>
+            </w:r>
+          </w:p>
+        </w:tc>
+      </w:tr>
+      <w:tr>
+        <w:trPr>
+          <w:trHeight w:val="917"/>
+        </w:trPr>
+        <w:tc>
+          <w:tcPr>
+            <w:tcW w:w="1103" w:type="dxa"/>
+            <w:tcBorders>
+              <w:top w:val="none" w:sz="0" w:space="0" w:color="000000"/>
+              <w:left w:val="none" w:sz="0" w:space="0" w:color="000000"/>
+              <w:bottom w:val="none" w:sz="0" w:space="0" w:color="000000"/>
+              <w:right w:val="none" w:sz="0" w:space="0" w:color="000000"/>
+            </w:tcBorders>
+            <w:shd w:val="clear" w:color="auto" w:fill="FFFFFF"/>
+            <w:tcMar>
+              <w:top w:w="0" w:type="dxa"/>
+              <w:left w:w="0" w:type="dxa"/>
+              <w:bottom w:w="0" w:type="dxa"/>
+              <w:right w:w="0" w:type="dxa"/>
+            </w:tcMar>
+            <w:vAlign w:val="center"/>
+          </w:tcPr>
+          <w:p>
+            <w:pPr>
+              <w:pBdr>
+                <w:top w:val="none" w:sz="0" w:space="0" w:color="000000"/>
+                <w:left w:val="none" w:sz="0" w:space="0" w:color="000000"/>
+                <w:bottom w:val="none" w:sz="0" w:space="0" w:color="000000"/>
+                <w:right w:val="none" w:sz="0" w:space="0" w:color="000000"/>
+              </w:pBdr>
+              <w:spacing w:before="100" w:after="100"/>
+              <w:ind w:left="100" w:right="100"/>
+              <w:rPr>
+                <w:rFonts w:ascii="Helvetica" w:eastAsia="Helvetica" w:hAnsi="Helvetica" w:cs="Helvetica"/>
+                <w:color w:val="000000"/>
+                <w:sz w:val="22"/>
+                <w:szCs w:val="22"/>
+              </w:rPr>
+            </w:pPr>
+            <w:proofErr w:type="spellStart"/>
+            <w:r>
+              <w:rPr>
+                <w:rFonts w:ascii="Helvetica" w:eastAsia="Helvetica" w:hAnsi="Helvetica" w:cs="Helvetica"/>
+                <w:color w:val="000000"/>
+                <w:sz w:val="22"/>
+                <w:szCs w:val="22"/>
+              </w:rPr>
+              <w:t>diff_speed</w:t>
+            </w:r>
+            <w:proofErr w:type="spellEnd"/>
+          </w:p>
+        </w:tc>
+        <w:tc>
+          <w:tcPr>
+            <w:tcW w:w="874" w:type="dxa"/>
+            <w:tcBorders>
+              <w:top w:val="none" w:sz="0" w:space="0" w:color="000000"/>
+              <w:left w:val="none" w:sz="0" w:space="0" w:color="000000"/>
+              <w:bottom w:val="none" w:sz="0" w:space="0" w:color="000000"/>
+              <w:right w:val="none" w:sz="0" w:space="0" w:color="000000"/>
+            </w:tcBorders>
+            <w:shd w:val="clear" w:color="auto" w:fill="FFFFFF"/>
+            <w:tcMar>
+              <w:top w:w="0" w:type="dxa"/>
+              <w:left w:w="0" w:type="dxa"/>
+              <w:bottom w:w="0" w:type="dxa"/>
+              <w:right w:w="0" w:type="dxa"/>
+            </w:tcMar>
+            <w:vAlign w:val="center"/>
+          </w:tcPr>
+          <w:p>
+            <w:pPr>
+              <w:pBdr>
+                <w:top w:val="none" w:sz="0" w:space="0" w:color="000000"/>
+                <w:left w:val="none" w:sz="0" w:space="0" w:color="000000"/>
+                <w:bottom w:val="none" w:sz="0" w:space="0" w:color="000000"/>
+                <w:right w:val="none" w:sz="0" w:space="0" w:color="000000"/>
+              </w:pBdr>
+              <w:spacing w:before="100" w:after="100"/>
+              <w:ind w:left="100" w:right="100"/>
+              <w:jc w:val="right"/>
+              <w:rPr>
+                <w:rFonts w:ascii="Helvetica" w:eastAsia="Helvetica" w:hAnsi="Helvetica" w:cs="Helvetica"/>
+                <w:color w:val="000000"/>
+                <w:sz w:val="22"/>
+                <w:szCs w:val="22"/>
+              </w:rPr>
+            </w:pPr>
+            <w:r>
+              <w:rPr>
+                <w:rFonts w:ascii="Helvetica" w:eastAsia="Helvetica" w:hAnsi="Helvetica" w:cs="Helvetica"/>
+                <w:color w:val="000000"/>
+                <w:sz w:val="22"/>
+                <w:szCs w:val="22"/>
+              </w:rPr>
+              <w:t>0.01</w:t>
+            </w:r>
+          </w:p>
+        </w:tc>
+        <w:tc>
+          <w:tcPr>
+            <w:tcW w:w="974" w:type="dxa"/>
+            <w:tcBorders>
+              <w:top w:val="none" w:sz="0" w:space="0" w:color="000000"/>
+              <w:left w:val="none" w:sz="0" w:space="0" w:color="000000"/>
+              <w:bottom w:val="none" w:sz="0" w:space="0" w:color="000000"/>
+              <w:right w:val="none" w:sz="0" w:space="0" w:color="000000"/>
+            </w:tcBorders>
+            <w:shd w:val="clear" w:color="auto" w:fill="FFFFFF"/>
+            <w:tcMar>
+              <w:top w:w="0" w:type="dxa"/>
+              <w:left w:w="0" w:type="dxa"/>
+              <w:bottom w:w="0" w:type="dxa"/>
+              <w:right w:w="0" w:type="dxa"/>
+            </w:tcMar>
+            <w:vAlign w:val="center"/>
+          </w:tcPr>
+          <w:p>
+            <w:pPr>
+              <w:pBdr>
+                <w:top w:val="none" w:sz="0" w:space="0" w:color="000000"/>
+                <w:left w:val="none" w:sz="0" w:space="0" w:color="000000"/>
+                <w:bottom w:val="none" w:sz="0" w:space="0" w:color="000000"/>
+                <w:right w:val="none" w:sz="0" w:space="0" w:color="000000"/>
+              </w:pBdr>
+              <w:spacing w:before="100" w:after="100"/>
+              <w:ind w:left="100" w:right="100"/>
+              <w:jc w:val="right"/>
+              <w:rPr>
+                <w:rFonts w:ascii="Helvetica" w:eastAsia="Helvetica" w:hAnsi="Helvetica" w:cs="Helvetica"/>
+                <w:color w:val="000000"/>
+                <w:sz w:val="22"/>
+                <w:szCs w:val="22"/>
+              </w:rPr>
+            </w:pPr>
+            <w:r>
+              <w:rPr>
+                <w:rFonts w:ascii="Helvetica" w:eastAsia="Helvetica" w:hAnsi="Helvetica" w:cs="Helvetica"/>
+                <w:color w:val="000000"/>
+                <w:sz w:val="22"/>
+                <w:szCs w:val="22"/>
+              </w:rPr>
+              <w:t>0.01</w:t>
+            </w:r>
+          </w:p>
+        </w:tc>
+        <w:tc>
+          <w:tcPr>
+            <w:tcW w:w="649" w:type="dxa"/>
+            <w:tcBorders>
+              <w:top w:val="none" w:sz="0" w:space="0" w:color="000000"/>
+              <w:left w:val="none" w:sz="0" w:space="0" w:color="000000"/>
+              <w:bottom w:val="none" w:sz="0" w:space="0" w:color="000000"/>
+              <w:right w:val="none" w:sz="0" w:space="0" w:color="000000"/>
+            </w:tcBorders>
+            <w:shd w:val="clear" w:color="auto" w:fill="FFFFFF"/>
+            <w:tcMar>
+              <w:top w:w="0" w:type="dxa"/>
+              <w:left w:w="0" w:type="dxa"/>
+              <w:bottom w:w="0" w:type="dxa"/>
+              <w:right w:w="0" w:type="dxa"/>
+            </w:tcMar>
+            <w:vAlign w:val="center"/>
+          </w:tcPr>
+          <w:p>
+            <w:pPr>
+              <w:pBdr>
+                <w:top w:val="none" w:sz="0" w:space="0" w:color="000000"/>
+                <w:left w:val="none" w:sz="0" w:space="0" w:color="000000"/>
+                <w:bottom w:val="none" w:sz="0" w:space="0" w:color="000000"/>
+                <w:right w:val="none" w:sz="0" w:space="0" w:color="000000"/>
+              </w:pBdr>
+              <w:spacing w:before="100" w:after="100"/>
+              <w:ind w:left="100" w:right="100"/>
+              <w:jc w:val="right"/>
+              <w:rPr>
+                <w:rFonts w:ascii="Helvetica" w:eastAsia="Helvetica" w:hAnsi="Helvetica" w:cs="Helvetica"/>
+                <w:color w:val="000000"/>
+                <w:sz w:val="22"/>
+                <w:szCs w:val="22"/>
+              </w:rPr>
+            </w:pPr>
+            <w:r>
+              <w:rPr>
+                <w:rFonts w:ascii="Helvetica" w:eastAsia="Helvetica" w:hAnsi="Helvetica" w:cs="Helvetica"/>
+                <w:color w:val="000000"/>
+                <w:sz w:val="22"/>
+                <w:szCs w:val="22"/>
+              </w:rPr>
+              <w:t>1.00</w:t>
+            </w:r>
+          </w:p>
+        </w:tc>
+        <w:tc>
+          <w:tcPr>
+            <w:tcW w:w="767" w:type="dxa"/>
+            <w:tcBorders>
+              <w:top w:val="none" w:sz="0" w:space="0" w:color="000000"/>
+              <w:left w:val="none" w:sz="0" w:space="0" w:color="000000"/>
+              <w:bottom w:val="none" w:sz="0" w:space="0" w:color="000000"/>
+              <w:right w:val="none" w:sz="0" w:space="0" w:color="000000"/>
+            </w:tcBorders>
+            <w:shd w:val="clear" w:color="auto" w:fill="FFFFFF"/>
+            <w:tcMar>
+              <w:top w:w="0" w:type="dxa"/>
+              <w:left w:w="0" w:type="dxa"/>
+              <w:bottom w:w="0" w:type="dxa"/>
+              <w:right w:w="0" w:type="dxa"/>
+            </w:tcMar>
+            <w:vAlign w:val="center"/>
+          </w:tcPr>
+          <w:p>
+            <w:pPr>
+              <w:pBdr>
+                <w:top w:val="none" w:sz="0" w:space="0" w:color="000000"/>
+                <w:left w:val="none" w:sz="0" w:space="0" w:color="000000"/>
+                <w:bottom w:val="none" w:sz="0" w:space="0" w:color="000000"/>
+                <w:right w:val="none" w:sz="0" w:space="0" w:color="000000"/>
+              </w:pBdr>
+              <w:spacing w:before="100" w:after="100"/>
+              <w:ind w:left="100" w:right="100"/>
+              <w:jc w:val="right"/>
+              <w:rPr>
+                <w:rFonts w:ascii="Helvetica" w:eastAsia="Helvetica" w:hAnsi="Helvetica" w:cs="Helvetica"/>
+                <w:color w:val="000000"/>
+                <w:sz w:val="22"/>
+                <w:szCs w:val="22"/>
+              </w:rPr>
+            </w:pPr>
+            <w:r>
+              <w:rPr>
+                <w:rFonts w:ascii="Helvetica" w:eastAsia="Helvetica" w:hAnsi="Helvetica" w:cs="Helvetica"/>
+                <w:color w:val="000000"/>
+                <w:sz w:val="22"/>
+                <w:szCs w:val="22"/>
+              </w:rPr>
+              <w:t>-0.12</w:t>
+            </w:r>
+          </w:p>
+        </w:tc>
+        <w:tc>
+          <w:tcPr>
+            <w:tcW w:w="868" w:type="dxa"/>
+            <w:tcBorders>
+              <w:top w:val="none" w:sz="0" w:space="0" w:color="000000"/>
+              <w:left w:val="none" w:sz="0" w:space="0" w:color="000000"/>
+              <w:bottom w:val="none" w:sz="0" w:space="0" w:color="000000"/>
+              <w:right w:val="none" w:sz="0" w:space="0" w:color="000000"/>
+            </w:tcBorders>
+            <w:shd w:val="clear" w:color="auto" w:fill="FFFFFF"/>
+            <w:tcMar>
+              <w:top w:w="0" w:type="dxa"/>
+              <w:left w:w="0" w:type="dxa"/>
+              <w:bottom w:w="0" w:type="dxa"/>
+              <w:right w:w="0" w:type="dxa"/>
+            </w:tcMar>
+            <w:vAlign w:val="center"/>
+          </w:tcPr>
+          <w:p>
+            <w:pPr>
+              <w:pBdr>
+                <w:top w:val="none" w:sz="0" w:space="0" w:color="000000"/>
+                <w:left w:val="none" w:sz="0" w:space="0" w:color="000000"/>
+                <w:bottom w:val="none" w:sz="0" w:space="0" w:color="000000"/>
+                <w:right w:val="none" w:sz="0" w:space="0" w:color="000000"/>
+              </w:pBdr>
+              <w:spacing w:before="100" w:after="100"/>
+              <w:ind w:left="100" w:right="100"/>
+              <w:jc w:val="right"/>
+              <w:rPr>
+                <w:rFonts w:ascii="Helvetica" w:eastAsia="Helvetica" w:hAnsi="Helvetica" w:cs="Helvetica"/>
+                <w:color w:val="000000"/>
+                <w:sz w:val="22"/>
+                <w:szCs w:val="22"/>
+              </w:rPr>
+            </w:pPr>
+            <w:r>
+              <w:rPr>
+                <w:rFonts w:ascii="Helvetica" w:eastAsia="Helvetica" w:hAnsi="Helvetica" w:cs="Helvetica"/>
+                <w:color w:val="000000"/>
+                <w:sz w:val="22"/>
+                <w:szCs w:val="22"/>
+              </w:rPr>
+              <w:t>0.11</w:t>
+            </w:r>
+          </w:p>
+        </w:tc>
+        <w:tc>
+          <w:tcPr>
+            <w:tcW w:w="1103" w:type="dxa"/>
+            <w:tcBorders>
+              <w:top w:val="none" w:sz="0" w:space="0" w:color="000000"/>
+              <w:left w:val="none" w:sz="0" w:space="0" w:color="000000"/>
+              <w:bottom w:val="none" w:sz="0" w:space="0" w:color="000000"/>
+              <w:right w:val="none" w:sz="0" w:space="0" w:color="000000"/>
+            </w:tcBorders>
+            <w:shd w:val="clear" w:color="auto" w:fill="FFFFFF"/>
+            <w:tcMar>
+              <w:top w:w="0" w:type="dxa"/>
+              <w:left w:w="0" w:type="dxa"/>
+              <w:bottom w:w="0" w:type="dxa"/>
+              <w:right w:w="0" w:type="dxa"/>
+            </w:tcMar>
+            <w:vAlign w:val="center"/>
+          </w:tcPr>
+          <w:p>
+            <w:pPr>
+              <w:pBdr>
+                <w:top w:val="none" w:sz="0" w:space="0" w:color="000000"/>
+                <w:left w:val="none" w:sz="0" w:space="0" w:color="000000"/>
+                <w:bottom w:val="none" w:sz="0" w:space="0" w:color="000000"/>
+                <w:right w:val="none" w:sz="0" w:space="0" w:color="000000"/>
+              </w:pBdr>
+              <w:spacing w:before="100" w:after="100"/>
+              <w:ind w:left="100" w:right="100"/>
+              <w:jc w:val="right"/>
+              <w:rPr>
+                <w:rFonts w:ascii="Helvetica" w:eastAsia="Helvetica" w:hAnsi="Helvetica" w:cs="Helvetica"/>
+                <w:color w:val="000000"/>
+                <w:sz w:val="22"/>
+                <w:szCs w:val="22"/>
+              </w:rPr>
+            </w:pPr>
+            <w:r>
+              <w:rPr>
+                <w:rFonts w:ascii="Helvetica" w:eastAsia="Helvetica" w:hAnsi="Helvetica" w:cs="Helvetica"/>
+                <w:color w:val="000000"/>
+                <w:sz w:val="22"/>
+                <w:szCs w:val="22"/>
+              </w:rPr>
+              <w:t>0.28</w:t>
+            </w:r>
+          </w:p>
+        </w:tc>
+        <w:tc>
+          <w:tcPr>
+            <w:tcW w:w="965" w:type="dxa"/>
+            <w:tcBorders>
+              <w:top w:val="none" w:sz="0" w:space="0" w:color="000000"/>
+              <w:left w:val="none" w:sz="0" w:space="0" w:color="000000"/>
+              <w:bottom w:val="none" w:sz="0" w:space="0" w:color="000000"/>
+              <w:right w:val="none" w:sz="0" w:space="0" w:color="000000"/>
+            </w:tcBorders>
+            <w:shd w:val="clear" w:color="auto" w:fill="FFFFFF"/>
+            <w:tcMar>
+              <w:top w:w="0" w:type="dxa"/>
+              <w:left w:w="0" w:type="dxa"/>
+              <w:bottom w:w="0" w:type="dxa"/>
+              <w:right w:w="0" w:type="dxa"/>
+            </w:tcMar>
+            <w:vAlign w:val="center"/>
+          </w:tcPr>
+          <w:p>
+            <w:pPr>
+              <w:pBdr>
+                <w:top w:val="none" w:sz="0" w:space="0" w:color="000000"/>
+                <w:left w:val="none" w:sz="0" w:space="0" w:color="000000"/>
+                <w:bottom w:val="none" w:sz="0" w:space="0" w:color="000000"/>
+                <w:right w:val="none" w:sz="0" w:space="0" w:color="000000"/>
+              </w:pBdr>
+              <w:spacing w:before="100" w:after="100"/>
+              <w:ind w:left="100" w:right="100"/>
+              <w:jc w:val="right"/>
+              <w:rPr>
+                <w:rFonts w:ascii="Helvetica" w:eastAsia="Helvetica" w:hAnsi="Helvetica" w:cs="Helvetica"/>
+                <w:color w:val="000000"/>
+                <w:sz w:val="22"/>
+                <w:szCs w:val="22"/>
+              </w:rPr>
+            </w:pPr>
+            <w:r>
+              <w:rPr>
+                <w:rFonts w:ascii="Helvetica" w:eastAsia="Helvetica" w:hAnsi="Helvetica" w:cs="Helvetica"/>
+                <w:color w:val="000000"/>
+                <w:sz w:val="22"/>
+                <w:szCs w:val="22"/>
+              </w:rPr>
+              <w:t>0.01</w:t>
+            </w:r>
+          </w:p>
+        </w:tc>
+        <w:tc>
+          <w:tcPr>
+            <w:tcW w:w="947" w:type="dxa"/>
+            <w:tcBorders>
+              <w:top w:val="none" w:sz="0" w:space="0" w:color="000000"/>
+              <w:left w:val="none" w:sz="0" w:space="0" w:color="000000"/>
+              <w:bottom w:val="none" w:sz="0" w:space="0" w:color="000000"/>
+              <w:right w:val="none" w:sz="0" w:space="0" w:color="000000"/>
+            </w:tcBorders>
+            <w:shd w:val="clear" w:color="auto" w:fill="FFFFFF"/>
+            <w:tcMar>
+              <w:top w:w="0" w:type="dxa"/>
+              <w:left w:w="0" w:type="dxa"/>
+              <w:bottom w:w="0" w:type="dxa"/>
+              <w:right w:w="0" w:type="dxa"/>
+            </w:tcMar>
+            <w:vAlign w:val="center"/>
+          </w:tcPr>
+          <w:p>
+            <w:pPr>
+              <w:pBdr>
+                <w:top w:val="none" w:sz="0" w:space="0" w:color="000000"/>
+                <w:left w:val="none" w:sz="0" w:space="0" w:color="000000"/>
+                <w:bottom w:val="none" w:sz="0" w:space="0" w:color="000000"/>
+                <w:right w:val="none" w:sz="0" w:space="0" w:color="000000"/>
+              </w:pBdr>
+              <w:spacing w:before="100" w:after="100"/>
+              <w:ind w:left="100" w:right="100"/>
+              <w:jc w:val="right"/>
+              <w:rPr>
+                <w:rFonts w:ascii="Helvetica" w:eastAsia="Helvetica" w:hAnsi="Helvetica" w:cs="Helvetica"/>
+                <w:color w:val="000000"/>
+                <w:sz w:val="22"/>
+                <w:szCs w:val="22"/>
+              </w:rPr>
+            </w:pPr>
+            <w:r>
+              <w:rPr>
+                <w:rFonts w:ascii="Helvetica" w:eastAsia="Helvetica" w:hAnsi="Helvetica" w:cs="Helvetica"/>
+                <w:color w:val="000000"/>
+                <w:sz w:val="22"/>
+                <w:szCs w:val="22"/>
+              </w:rPr>
+              <w:t>-0.01</w:t>
+            </w:r>
+          </w:p>
+        </w:tc>
+      </w:tr>
+      <w:tr>
+        <w:trPr>
+          <w:trHeight w:val="917"/>
+        </w:trPr>
+        <w:tc>
+          <w:tcPr>
+            <w:tcW w:w="1103" w:type="dxa"/>
+            <w:tcBorders>
+              <w:top w:val="none" w:sz="0" w:space="0" w:color="000000"/>
+              <w:left w:val="none" w:sz="0" w:space="0" w:color="000000"/>
+              <w:bottom w:val="none" w:sz="0" w:space="0" w:color="000000"/>
+              <w:right w:val="none" w:sz="0" w:space="0" w:color="000000"/>
+            </w:tcBorders>
+            <w:shd w:val="clear" w:color="auto" w:fill="FFFFFF"/>
+            <w:tcMar>
+              <w:top w:w="0" w:type="dxa"/>
+              <w:left w:w="0" w:type="dxa"/>
+              <w:bottom w:w="0" w:type="dxa"/>
+              <w:right w:w="0" w:type="dxa"/>
+            </w:tcMar>
+            <w:vAlign w:val="center"/>
+          </w:tcPr>
+          <w:p>
+            <w:pPr>
+              <w:pBdr>
+                <w:top w:val="none" w:sz="0" w:space="0" w:color="000000"/>
+                <w:left w:val="none" w:sz="0" w:space="0" w:color="000000"/>
+                <w:bottom w:val="none" w:sz="0" w:space="0" w:color="000000"/>
+                <w:right w:val="none" w:sz="0" w:space="0" w:color="000000"/>
+              </w:pBdr>
+              <w:spacing w:before="100" w:after="100"/>
+              <w:ind w:left="100" w:right="100"/>
+              <w:rPr>
+                <w:rFonts w:ascii="Helvetica" w:eastAsia="Helvetica" w:hAnsi="Helvetica" w:cs="Helvetica"/>
+                <w:color w:val="000000"/>
+                <w:sz w:val="22"/>
+                <w:szCs w:val="22"/>
+              </w:rPr>
+            </w:pPr>
+            <w:proofErr w:type="spellStart"/>
+            <w:r>
+              <w:rPr>
+                <w:rFonts w:ascii="Helvetica" w:eastAsia="Helvetica" w:hAnsi="Helvetica" w:cs="Helvetica"/>
+                <w:color w:val="000000"/>
+                <w:sz w:val="22"/>
+                <w:szCs w:val="22"/>
+              </w:rPr>
+              <w:t>diff_pressure</w:t>
+            </w:r>
+            <w:proofErr w:type="spellEnd"/>
+          </w:p>
+        </w:tc>
+        <w:tc>
+          <w:tcPr>
+            <w:tcW w:w="874" w:type="dxa"/>
+            <w:tcBorders>
+              <w:top w:val="none" w:sz="0" w:space="0" w:color="000000"/>
+              <w:left w:val="none" w:sz="0" w:space="0" w:color="000000"/>
+              <w:bottom w:val="none" w:sz="0" w:space="0" w:color="000000"/>
+              <w:right w:val="none" w:sz="0" w:space="0" w:color="000000"/>
+            </w:tcBorders>
+            <w:shd w:val="clear" w:color="auto" w:fill="FFFFFF"/>
+            <w:tcMar>
+              <w:top w:w="0" w:type="dxa"/>
+              <w:left w:w="0" w:type="dxa"/>
+              <w:bottom w:w="0" w:type="dxa"/>
+              <w:right w:w="0" w:type="dxa"/>
+            </w:tcMar>
+            <w:vAlign w:val="center"/>
+          </w:tcPr>
+          <w:p>
+            <w:pPr>
+              <w:pBdr>
+                <w:top w:val="none" w:sz="0" w:space="0" w:color="000000"/>
+                <w:left w:val="none" w:sz="0" w:space="0" w:color="000000"/>
+                <w:bottom w:val="none" w:sz="0" w:space="0" w:color="000000"/>
+                <w:right w:val="none" w:sz="0" w:space="0" w:color="000000"/>
+              </w:pBdr>
+              <w:spacing w:before="100" w:after="100"/>
+              <w:ind w:left="100" w:right="100"/>
+              <w:jc w:val="right"/>
+              <w:rPr>
+                <w:rFonts w:ascii="Helvetica" w:eastAsia="Helvetica" w:hAnsi="Helvetica" w:cs="Helvetica"/>
+                <w:color w:val="000000"/>
+                <w:sz w:val="22"/>
+                <w:szCs w:val="22"/>
+              </w:rPr>
+            </w:pPr>
+            <w:r>
+              <w:rPr>
+                <w:rFonts w:ascii="Helvetica" w:eastAsia="Helvetica" w:hAnsi="Helvetica" w:cs="Helvetica"/>
+                <w:color w:val="000000"/>
+                <w:sz w:val="22"/>
+                <w:szCs w:val="22"/>
+              </w:rPr>
+              <w:t>0.18</w:t>
+            </w:r>
+          </w:p>
+        </w:tc>
+        <w:tc>
+          <w:tcPr>
+            <w:tcW w:w="974" w:type="dxa"/>
+            <w:tcBorders>
+              <w:top w:val="none" w:sz="0" w:space="0" w:color="000000"/>
+              <w:left w:val="none" w:sz="0" w:space="0" w:color="000000"/>
+              <w:bottom w:val="none" w:sz="0" w:space="0" w:color="000000"/>
+              <w:right w:val="none" w:sz="0" w:space="0" w:color="000000"/>
+            </w:tcBorders>
+            <w:shd w:val="clear" w:color="auto" w:fill="FFFFFF"/>
+            <w:tcMar>
+              <w:top w:w="0" w:type="dxa"/>
+              <w:left w:w="0" w:type="dxa"/>
+              <w:bottom w:w="0" w:type="dxa"/>
+              <w:right w:w="0" w:type="dxa"/>
+            </w:tcMar>
+            <w:vAlign w:val="center"/>
+          </w:tcPr>
+          <w:p>
+            <w:pPr>
+              <w:pBdr>
+                <w:top w:val="none" w:sz="0" w:space="0" w:color="000000"/>
+                <w:left w:val="none" w:sz="0" w:space="0" w:color="000000"/>
+                <w:bottom w:val="none" w:sz="0" w:space="0" w:color="000000"/>
+                <w:right w:val="none" w:sz="0" w:space="0" w:color="000000"/>
+              </w:pBdr>
+              <w:spacing w:before="100" w:after="100"/>
+              <w:ind w:left="100" w:right="100"/>
+              <w:jc w:val="right"/>
+              <w:rPr>
+                <w:rFonts w:ascii="Helvetica" w:eastAsia="Helvetica" w:hAnsi="Helvetica" w:cs="Helvetica"/>
+                <w:color w:val="000000"/>
+                <w:sz w:val="22"/>
+                <w:szCs w:val="22"/>
+              </w:rPr>
+            </w:pPr>
+            <w:r>
+              <w:rPr>
+                <w:rFonts w:ascii="Helvetica" w:eastAsia="Helvetica" w:hAnsi="Helvetica" w:cs="Helvetica"/>
+                <w:color w:val="000000"/>
+                <w:sz w:val="22"/>
+                <w:szCs w:val="22"/>
+              </w:rPr>
+              <w:t>0.14</w:t>
+            </w:r>
+          </w:p>
+        </w:tc>
+        <w:tc>
+          <w:tcPr>
+            <w:tcW w:w="649" w:type="dxa"/>
+            <w:tcBorders>
+              <w:top w:val="none" w:sz="0" w:space="0" w:color="000000"/>
+              <w:left w:val="none" w:sz="0" w:space="0" w:color="000000"/>
+              <w:bottom w:val="none" w:sz="0" w:space="0" w:color="000000"/>
+              <w:right w:val="none" w:sz="0" w:space="0" w:color="000000"/>
+            </w:tcBorders>
+            <w:shd w:val="clear" w:color="auto" w:fill="FFFFFF"/>
+            <w:tcMar>
+              <w:top w:w="0" w:type="dxa"/>
+              <w:left w:w="0" w:type="dxa"/>
+              <w:bottom w:w="0" w:type="dxa"/>
+              <w:right w:w="0" w:type="dxa"/>
+            </w:tcMar>
+            <w:vAlign w:val="center"/>
+          </w:tcPr>
+          <w:p>
+            <w:pPr>
+              <w:pBdr>
+                <w:top w:val="none" w:sz="0" w:space="0" w:color="000000"/>
+                <w:left w:val="none" w:sz="0" w:space="0" w:color="000000"/>
+                <w:bottom w:val="none" w:sz="0" w:space="0" w:color="000000"/>
+                <w:right w:val="none" w:sz="0" w:space="0" w:color="000000"/>
+              </w:pBdr>
+              <w:spacing w:before="100" w:after="100"/>
+              <w:ind w:left="100" w:right="100"/>
+              <w:jc w:val="right"/>
+              <w:rPr>
+                <w:rFonts w:ascii="Helvetica" w:eastAsia="Helvetica" w:hAnsi="Helvetica" w:cs="Helvetica"/>
+                <w:color w:val="000000"/>
+                <w:sz w:val="22"/>
+                <w:szCs w:val="22"/>
+              </w:rPr>
+            </w:pPr>
+            <w:r>
+              <w:rPr>
+                <w:rFonts w:ascii="Helvetica" w:eastAsia="Helvetica" w:hAnsi="Helvetica" w:cs="Helvetica"/>
+                <w:color w:val="000000"/>
+                <w:sz w:val="22"/>
+                <w:szCs w:val="22"/>
+              </w:rPr>
+              <w:t>-0.12</w:t>
+            </w:r>
+          </w:p>
+        </w:tc>
+        <w:tc>
+          <w:tcPr>
+            <w:tcW w:w="767" w:type="dxa"/>
+            <w:tcBorders>
+              <w:top w:val="none" w:sz="0" w:space="0" w:color="000000"/>
+              <w:left w:val="none" w:sz="0" w:space="0" w:color="000000"/>
+              <w:bottom w:val="none" w:sz="0" w:space="0" w:color="000000"/>
+              <w:right w:val="none" w:sz="0" w:space="0" w:color="000000"/>
+            </w:tcBorders>
+            <w:shd w:val="clear" w:color="auto" w:fill="FFFFFF"/>
+            <w:tcMar>
+              <w:top w:w="0" w:type="dxa"/>
+              <w:left w:w="0" w:type="dxa"/>
+              <w:bottom w:w="0" w:type="dxa"/>
+              <w:right w:w="0" w:type="dxa"/>
+            </w:tcMar>
+            <w:vAlign w:val="center"/>
+          </w:tcPr>
+          <w:p>
+            <w:pPr>
+              <w:pBdr>
+                <w:top w:val="none" w:sz="0" w:space="0" w:color="000000"/>
+                <w:left w:val="none" w:sz="0" w:space="0" w:color="000000"/>
+                <w:bottom w:val="none" w:sz="0" w:space="0" w:color="000000"/>
+                <w:right w:val="none" w:sz="0" w:space="0" w:color="000000"/>
+              </w:pBdr>
+              <w:spacing w:before="100" w:after="100"/>
+              <w:ind w:left="100" w:right="100"/>
+              <w:jc w:val="right"/>
+              <w:rPr>
+                <w:rFonts w:ascii="Helvetica" w:eastAsia="Helvetica" w:hAnsi="Helvetica" w:cs="Helvetica"/>
+                <w:color w:val="000000"/>
+                <w:sz w:val="22"/>
+                <w:szCs w:val="22"/>
+              </w:rPr>
+            </w:pPr>
+            <w:r>
+              <w:rPr>
+                <w:rFonts w:ascii="Helvetica" w:eastAsia="Helvetica" w:hAnsi="Helvetica" w:cs="Helvetica"/>
+                <w:color w:val="000000"/>
+                <w:sz w:val="22"/>
+                <w:szCs w:val="22"/>
+              </w:rPr>
+              <w:t>1.00</w:t>
+            </w:r>
+          </w:p>
+        </w:tc>
+        <w:tc>
+          <w:tcPr>
+            <w:tcW w:w="868" w:type="dxa"/>
+            <w:tcBorders>
+              <w:top w:val="none" w:sz="0" w:space="0" w:color="000000"/>
+              <w:left w:val="none" w:sz="0" w:space="0" w:color="000000"/>
+              <w:bottom w:val="none" w:sz="0" w:space="0" w:color="000000"/>
+              <w:right w:val="none" w:sz="0" w:space="0" w:color="000000"/>
+            </w:tcBorders>
+            <w:shd w:val="clear" w:color="auto" w:fill="FFFFFF"/>
+            <w:tcMar>
+              <w:top w:w="0" w:type="dxa"/>
+              <w:left w:w="0" w:type="dxa"/>
+              <w:bottom w:w="0" w:type="dxa"/>
+              <w:right w:w="0" w:type="dxa"/>
+            </w:tcMar>
+            <w:vAlign w:val="center"/>
+          </w:tcPr>
+          <w:p>
+            <w:pPr>
+              <w:pBdr>
+                <w:top w:val="none" w:sz="0" w:space="0" w:color="000000"/>
+                <w:left w:val="none" w:sz="0" w:space="0" w:color="000000"/>
+                <w:bottom w:val="none" w:sz="0" w:space="0" w:color="000000"/>
+                <w:right w:val="none" w:sz="0" w:space="0" w:color="000000"/>
+              </w:pBdr>
+              <w:spacing w:before="100" w:after="100"/>
+              <w:ind w:left="100" w:right="100"/>
+              <w:jc w:val="right"/>
+              <w:rPr>
+                <w:rFonts w:ascii="Helvetica" w:eastAsia="Helvetica" w:hAnsi="Helvetica" w:cs="Helvetica"/>
+                <w:color w:val="000000"/>
+                <w:sz w:val="22"/>
+                <w:szCs w:val="22"/>
+              </w:rPr>
+            </w:pPr>
+            <w:r>
+              <w:rPr>
+                <w:rFonts w:ascii="Helvetica" w:eastAsia="Helvetica" w:hAnsi="Helvetica" w:cs="Helvetica"/>
+                <w:color w:val="000000"/>
+                <w:sz w:val="22"/>
+                <w:szCs w:val="22"/>
+              </w:rPr>
+              <w:t>0.50</w:t>
+            </w:r>
+          </w:p>
+        </w:tc>
+        <w:tc>
+          <w:tcPr>
+            <w:tcW w:w="1103" w:type="dxa"/>
+            <w:tcBorders>
+              <w:top w:val="none" w:sz="0" w:space="0" w:color="000000"/>
+              <w:left w:val="none" w:sz="0" w:space="0" w:color="000000"/>
+              <w:bottom w:val="none" w:sz="0" w:space="0" w:color="000000"/>
+              <w:right w:val="none" w:sz="0" w:space="0" w:color="000000"/>
+            </w:tcBorders>
+            <w:shd w:val="clear" w:color="auto" w:fill="FFFFFF"/>
+            <w:tcMar>
+              <w:top w:w="0" w:type="dxa"/>
+              <w:left w:w="0" w:type="dxa"/>
+              <w:bottom w:w="0" w:type="dxa"/>
+              <w:right w:w="0" w:type="dxa"/>
+            </w:tcMar>
+            <w:vAlign w:val="center"/>
+          </w:tcPr>
+          <w:p>
+            <w:pPr>
+              <w:pBdr>
+                <w:top w:val="none" w:sz="0" w:space="0" w:color="000000"/>
+                <w:left w:val="none" w:sz="0" w:space="0" w:color="000000"/>
+                <w:bottom w:val="none" w:sz="0" w:space="0" w:color="000000"/>
+                <w:right w:val="none" w:sz="0" w:space="0" w:color="000000"/>
+              </w:pBdr>
+              <w:spacing w:before="100" w:after="100"/>
+              <w:ind w:left="100" w:right="100"/>
+              <w:jc w:val="right"/>
+              <w:rPr>
+                <w:rFonts w:ascii="Helvetica" w:eastAsia="Helvetica" w:hAnsi="Helvetica" w:cs="Helvetica"/>
+                <w:color w:val="000000"/>
+                <w:sz w:val="22"/>
+                <w:szCs w:val="22"/>
+              </w:rPr>
+            </w:pPr>
+            <w:r>
+              <w:rPr>
+                <w:rFonts w:ascii="Helvetica" w:eastAsia="Helvetica" w:hAnsi="Helvetica" w:cs="Helvetica"/>
+                <w:color w:val="000000"/>
+                <w:sz w:val="22"/>
+                <w:szCs w:val="22"/>
+              </w:rPr>
+              <w:t>0.09</w:t>
+            </w:r>
+          </w:p>
+        </w:tc>
+        <w:tc>
+          <w:tcPr>
+            <w:tcW w:w="965" w:type="dxa"/>
+            <w:tcBorders>
+              <w:top w:val="none" w:sz="0" w:space="0" w:color="000000"/>
+              <w:left w:val="none" w:sz="0" w:space="0" w:color="000000"/>
+              <w:bottom w:val="none" w:sz="0" w:space="0" w:color="000000"/>
+              <w:right w:val="none" w:sz="0" w:space="0" w:color="000000"/>
+            </w:tcBorders>
+            <w:shd w:val="clear" w:color="auto" w:fill="FFFFFF"/>
+            <w:tcMar>
+              <w:top w:w="0" w:type="dxa"/>
+              <w:left w:w="0" w:type="dxa"/>
+              <w:bottom w:w="0" w:type="dxa"/>
+              <w:right w:w="0" w:type="dxa"/>
+            </w:tcMar>
+            <w:vAlign w:val="center"/>
+          </w:tcPr>
+          <w:p>
+            <w:pPr>
+              <w:pBdr>
+                <w:top w:val="none" w:sz="0" w:space="0" w:color="000000"/>
+                <w:left w:val="none" w:sz="0" w:space="0" w:color="000000"/>
+                <w:bottom w:val="none" w:sz="0" w:space="0" w:color="000000"/>
+                <w:right w:val="none" w:sz="0" w:space="0" w:color="000000"/>
+              </w:pBdr>
+              <w:spacing w:before="100" w:after="100"/>
+              <w:ind w:left="100" w:right="100"/>
+              <w:jc w:val="right"/>
+              <w:rPr>
+                <w:rFonts w:ascii="Helvetica" w:eastAsia="Helvetica" w:hAnsi="Helvetica" w:cs="Helvetica"/>
+                <w:color w:val="000000"/>
+                <w:sz w:val="22"/>
+                <w:szCs w:val="22"/>
+              </w:rPr>
+            </w:pPr>
+            <w:r>
+              <w:rPr>
+                <w:rFonts w:ascii="Helvetica" w:eastAsia="Helvetica" w:hAnsi="Helvetica" w:cs="Helvetica"/>
+                <w:color w:val="000000"/>
+                <w:sz w:val="22"/>
+                <w:szCs w:val="22"/>
+              </w:rPr>
+              <w:t>0.13</w:t>
+            </w:r>
+          </w:p>
+        </w:tc>
+        <w:tc>
+          <w:tcPr>
+            <w:tcW w:w="947" w:type="dxa"/>
+            <w:tcBorders>
+              <w:top w:val="none" w:sz="0" w:space="0" w:color="000000"/>
+              <w:left w:val="none" w:sz="0" w:space="0" w:color="000000"/>
+              <w:bottom w:val="none" w:sz="0" w:space="0" w:color="000000"/>
+              <w:right w:val="none" w:sz="0" w:space="0" w:color="000000"/>
+            </w:tcBorders>
+            <w:shd w:val="clear" w:color="auto" w:fill="FFFFFF"/>
+            <w:tcMar>
+              <w:top w:w="0" w:type="dxa"/>
+              <w:left w:w="0" w:type="dxa"/>
+              <w:bottom w:w="0" w:type="dxa"/>
+              <w:right w:w="0" w:type="dxa"/>
+            </w:tcMar>
+            <w:vAlign w:val="center"/>
+          </w:tcPr>
+          <w:p>
+            <w:pPr>
+              <w:pBdr>
+                <w:top w:val="none" w:sz="0" w:space="0" w:color="000000"/>
+                <w:left w:val="none" w:sz="0" w:space="0" w:color="000000"/>
+                <w:bottom w:val="none" w:sz="0" w:space="0" w:color="000000"/>
+                <w:right w:val="none" w:sz="0" w:space="0" w:color="000000"/>
+              </w:pBdr>
+              <w:spacing w:before="100" w:after="100"/>
+              <w:ind w:left="100" w:right="100"/>
+              <w:jc w:val="right"/>
+              <w:rPr>
+                <w:rFonts w:ascii="Helvetica" w:eastAsia="Helvetica" w:hAnsi="Helvetica" w:cs="Helvetica"/>
+                <w:color w:val="000000"/>
+                <w:sz w:val="22"/>
+                <w:szCs w:val="22"/>
+              </w:rPr>
+            </w:pPr>
+            <w:r>
+              <w:rPr>
+                <w:rFonts w:ascii="Helvetica" w:eastAsia="Helvetica" w:hAnsi="Helvetica" w:cs="Helvetica"/>
+                <w:color w:val="000000"/>
+                <w:sz w:val="22"/>
+                <w:szCs w:val="22"/>
+              </w:rPr>
+              <w:t>-0.14</w:t>
+            </w:r>
+          </w:p>
+        </w:tc>
+      </w:tr>
+      <w:tr>
+        <w:trPr>
+          <w:trHeight w:val="917"/>
+        </w:trPr>
+        <w:tc>
+          <w:tcPr>
+            <w:tcW w:w="1103" w:type="dxa"/>
+            <w:tcBorders>
+              <w:top w:val="none" w:sz="0" w:space="0" w:color="000000"/>
+              <w:left w:val="none" w:sz="0" w:space="0" w:color="000000"/>
+              <w:bottom w:val="none" w:sz="0" w:space="0" w:color="000000"/>
+              <w:right w:val="none" w:sz="0" w:space="0" w:color="000000"/>
+            </w:tcBorders>
+            <w:shd w:val="clear" w:color="auto" w:fill="FFFFFF"/>
+            <w:tcMar>
+              <w:top w:w="0" w:type="dxa"/>
+              <w:left w:w="0" w:type="dxa"/>
+              <w:bottom w:w="0" w:type="dxa"/>
+              <w:right w:w="0" w:type="dxa"/>
+            </w:tcMar>
+            <w:vAlign w:val="center"/>
+          </w:tcPr>
+          <w:p>
+            <w:pPr>
+              <w:pBdr>
+                <w:top w:val="none" w:sz="0" w:space="0" w:color="000000"/>
+                <w:left w:val="none" w:sz="0" w:space="0" w:color="000000"/>
+                <w:bottom w:val="none" w:sz="0" w:space="0" w:color="000000"/>
+                <w:right w:val="none" w:sz="0" w:space="0" w:color="000000"/>
+              </w:pBdr>
+              <w:spacing w:before="100" w:after="100"/>
+              <w:ind w:left="100" w:right="100"/>
+              <w:rPr>
+                <w:rFonts w:ascii="Helvetica" w:eastAsia="Helvetica" w:hAnsi="Helvetica" w:cs="Helvetica"/>
+                <w:color w:val="000000"/>
+                <w:sz w:val="22"/>
+                <w:szCs w:val="22"/>
+              </w:rPr>
+            </w:pPr>
+            <w:proofErr w:type="spellStart"/>
+            <w:r>
+              <w:rPr>
+                <w:rFonts w:ascii="Helvetica" w:eastAsia="Helvetica" w:hAnsi="Helvetica" w:cs="Helvetica"/>
+                <w:color w:val="000000"/>
+                <w:sz w:val="22"/>
+                <w:szCs w:val="22"/>
+              </w:rPr>
+              <w:t>diff_aggression</w:t>
+            </w:r>
+            <w:proofErr w:type="spellEnd"/>
+          </w:p>
+        </w:tc>
+        <w:tc>
+          <w:tcPr>
+            <w:tcW w:w="874" w:type="dxa"/>
+            <w:tcBorders>
+              <w:top w:val="none" w:sz="0" w:space="0" w:color="000000"/>
+              <w:left w:val="none" w:sz="0" w:space="0" w:color="000000"/>
+              <w:bottom w:val="none" w:sz="0" w:space="0" w:color="000000"/>
+              <w:right w:val="none" w:sz="0" w:space="0" w:color="000000"/>
+            </w:tcBorders>
+            <w:shd w:val="clear" w:color="auto" w:fill="FFFFFF"/>
+            <w:tcMar>
+              <w:top w:w="0" w:type="dxa"/>
+              <w:left w:w="0" w:type="dxa"/>
+              <w:bottom w:w="0" w:type="dxa"/>
+              <w:right w:w="0" w:type="dxa"/>
+            </w:tcMar>
+            <w:vAlign w:val="center"/>
+          </w:tcPr>
+          <w:p>
+            <w:pPr>
+              <w:pBdr>
+                <w:top w:val="none" w:sz="0" w:space="0" w:color="000000"/>
+                <w:left w:val="none" w:sz="0" w:space="0" w:color="000000"/>
+                <w:bottom w:val="none" w:sz="0" w:space="0" w:color="000000"/>
+                <w:right w:val="none" w:sz="0" w:space="0" w:color="000000"/>
+              </w:pBdr>
+              <w:spacing w:before="100" w:after="100"/>
+              <w:ind w:left="100" w:right="100"/>
+              <w:jc w:val="right"/>
+              <w:rPr>
+                <w:rFonts w:ascii="Helvetica" w:eastAsia="Helvetica" w:hAnsi="Helvetica" w:cs="Helvetica"/>
+                <w:color w:val="000000"/>
+                <w:sz w:val="22"/>
+                <w:szCs w:val="22"/>
+              </w:rPr>
+            </w:pPr>
+            <w:r>
+              <w:rPr>
+                <w:rFonts w:ascii="Helvetica" w:eastAsia="Helvetica" w:hAnsi="Helvetica" w:cs="Helvetica"/>
+                <w:color w:val="000000"/>
+                <w:sz w:val="22"/>
+                <w:szCs w:val="22"/>
+              </w:rPr>
+              <w:t>0.17</w:t>
+            </w:r>
+          </w:p>
+        </w:tc>
+        <w:tc>
+          <w:tcPr>
+            <w:tcW w:w="974" w:type="dxa"/>
+            <w:tcBorders>
+              <w:top w:val="none" w:sz="0" w:space="0" w:color="000000"/>
+              <w:left w:val="none" w:sz="0" w:space="0" w:color="000000"/>
+              <w:bottom w:val="none" w:sz="0" w:space="0" w:color="000000"/>
+              <w:right w:val="none" w:sz="0" w:space="0" w:color="000000"/>
+            </w:tcBorders>
+            <w:shd w:val="clear" w:color="auto" w:fill="FFFFFF"/>
+            <w:tcMar>
+              <w:top w:w="0" w:type="dxa"/>
+              <w:left w:w="0" w:type="dxa"/>
+              <w:bottom w:w="0" w:type="dxa"/>
+              <w:right w:w="0" w:type="dxa"/>
+            </w:tcMar>
+            <w:vAlign w:val="center"/>
+          </w:tcPr>
+          <w:p>
+            <w:pPr>
+              <w:pBdr>
+                <w:top w:val="none" w:sz="0" w:space="0" w:color="000000"/>
+                <w:left w:val="none" w:sz="0" w:space="0" w:color="000000"/>
+                <w:bottom w:val="none" w:sz="0" w:space="0" w:color="000000"/>
+                <w:right w:val="none" w:sz="0" w:space="0" w:color="000000"/>
+              </w:pBdr>
+              <w:spacing w:before="100" w:after="100"/>
+              <w:ind w:left="100" w:right="100"/>
+              <w:jc w:val="right"/>
+              <w:rPr>
+                <w:rFonts w:ascii="Helvetica" w:eastAsia="Helvetica" w:hAnsi="Helvetica" w:cs="Helvetica"/>
+                <w:color w:val="000000"/>
+                <w:sz w:val="22"/>
+                <w:szCs w:val="22"/>
+              </w:rPr>
+            </w:pPr>
+            <w:r>
+              <w:rPr>
+                <w:rFonts w:ascii="Helvetica" w:eastAsia="Helvetica" w:hAnsi="Helvetica" w:cs="Helvetica"/>
+                <w:color w:val="000000"/>
+                <w:sz w:val="22"/>
+                <w:szCs w:val="22"/>
+              </w:rPr>
+              <w:t>0.14</w:t>
+            </w:r>
+          </w:p>
+        </w:tc>
+        <w:tc>
+          <w:tcPr>
+            <w:tcW w:w="649" w:type="dxa"/>
+            <w:tcBorders>
+              <w:top w:val="none" w:sz="0" w:space="0" w:color="000000"/>
+              <w:left w:val="none" w:sz="0" w:space="0" w:color="000000"/>
+              <w:bottom w:val="none" w:sz="0" w:space="0" w:color="000000"/>
+              <w:right w:val="none" w:sz="0" w:space="0" w:color="000000"/>
+            </w:tcBorders>
+            <w:shd w:val="clear" w:color="auto" w:fill="FFFFFF"/>
+            <w:tcMar>
+              <w:top w:w="0" w:type="dxa"/>
+              <w:left w:w="0" w:type="dxa"/>
+              <w:bottom w:w="0" w:type="dxa"/>
+              <w:right w:w="0" w:type="dxa"/>
+            </w:tcMar>
+            <w:vAlign w:val="center"/>
+          </w:tcPr>
+          <w:p>
+            <w:pPr>
+              <w:pBdr>
+                <w:top w:val="none" w:sz="0" w:space="0" w:color="000000"/>
+                <w:left w:val="none" w:sz="0" w:space="0" w:color="000000"/>
+                <w:bottom w:val="none" w:sz="0" w:space="0" w:color="000000"/>
+                <w:right w:val="none" w:sz="0" w:space="0" w:color="000000"/>
+              </w:pBdr>
+              <w:spacing w:before="100" w:after="100"/>
+              <w:ind w:left="100" w:right="100"/>
+              <w:jc w:val="right"/>
+              <w:rPr>
+                <w:rFonts w:ascii="Helvetica" w:eastAsia="Helvetica" w:hAnsi="Helvetica" w:cs="Helvetica"/>
+                <w:color w:val="000000"/>
+                <w:sz w:val="22"/>
+                <w:szCs w:val="22"/>
+              </w:rPr>
+            </w:pPr>
+            <w:r>
+              <w:rPr>
+                <w:rFonts w:ascii="Helvetica" w:eastAsia="Helvetica" w:hAnsi="Helvetica" w:cs="Helvetica"/>
+                <w:color w:val="000000"/>
+                <w:sz w:val="22"/>
+                <w:szCs w:val="22"/>
+              </w:rPr>
+              <w:t>0.11</w:t>
+            </w:r>
+          </w:p>
+        </w:tc>
+        <w:tc>
+          <w:tcPr>
+            <w:tcW w:w="767" w:type="dxa"/>
+            <w:tcBorders>
+              <w:top w:val="none" w:sz="0" w:space="0" w:color="000000"/>
+              <w:left w:val="none" w:sz="0" w:space="0" w:color="000000"/>
+              <w:bottom w:val="none" w:sz="0" w:space="0" w:color="000000"/>
+              <w:right w:val="none" w:sz="0" w:space="0" w:color="000000"/>
+            </w:tcBorders>
+            <w:shd w:val="clear" w:color="auto" w:fill="FFFFFF"/>
+            <w:tcMar>
+              <w:top w:w="0" w:type="dxa"/>
+              <w:left w:w="0" w:type="dxa"/>
+              <w:bottom w:w="0" w:type="dxa"/>
+              <w:right w:w="0" w:type="dxa"/>
+            </w:tcMar>
+            <w:vAlign w:val="center"/>
+          </w:tcPr>
+          <w:p>
+            <w:pPr>
+              <w:pBdr>
+                <w:top w:val="none" w:sz="0" w:space="0" w:color="000000"/>
+                <w:left w:val="none" w:sz="0" w:space="0" w:color="000000"/>
+                <w:bottom w:val="none" w:sz="0" w:space="0" w:color="000000"/>
+                <w:right w:val="none" w:sz="0" w:space="0" w:color="000000"/>
+              </w:pBdr>
+              <w:spacing w:before="100" w:after="100"/>
+              <w:ind w:left="100" w:right="100"/>
+              <w:jc w:val="right"/>
+              <w:rPr>
+                <w:rFonts w:ascii="Helvetica" w:eastAsia="Helvetica" w:hAnsi="Helvetica" w:cs="Helvetica"/>
+                <w:color w:val="000000"/>
+                <w:sz w:val="22"/>
+                <w:szCs w:val="22"/>
+              </w:rPr>
+            </w:pPr>
+            <w:r>
+              <w:rPr>
+                <w:rFonts w:ascii="Helvetica" w:eastAsia="Helvetica" w:hAnsi="Helvetica" w:cs="Helvetica"/>
+                <w:color w:val="000000"/>
+                <w:sz w:val="22"/>
+                <w:szCs w:val="22"/>
+              </w:rPr>
+              <w:t>0.50</w:t>
+            </w:r>
+          </w:p>
+        </w:tc>
+        <w:tc>
+          <w:tcPr>
+            <w:tcW w:w="868" w:type="dxa"/>
+            <w:tcBorders>
+              <w:top w:val="none" w:sz="0" w:space="0" w:color="000000"/>
+              <w:left w:val="none" w:sz="0" w:space="0" w:color="000000"/>
+              <w:bottom w:val="none" w:sz="0" w:space="0" w:color="000000"/>
+              <w:right w:val="none" w:sz="0" w:space="0" w:color="000000"/>
+            </w:tcBorders>
+            <w:shd w:val="clear" w:color="auto" w:fill="FFFFFF"/>
+            <w:tcMar>
+              <w:top w:w="0" w:type="dxa"/>
+              <w:left w:w="0" w:type="dxa"/>
+              <w:bottom w:w="0" w:type="dxa"/>
+              <w:right w:w="0" w:type="dxa"/>
+            </w:tcMar>
+            <w:vAlign w:val="center"/>
+          </w:tcPr>
+          <w:p>
+            <w:pPr>
+              <w:pBdr>
+                <w:top w:val="none" w:sz="0" w:space="0" w:color="000000"/>
+                <w:left w:val="none" w:sz="0" w:space="0" w:color="000000"/>
+                <w:bottom w:val="none" w:sz="0" w:space="0" w:color="000000"/>
+                <w:right w:val="none" w:sz="0" w:space="0" w:color="000000"/>
+              </w:pBdr>
+              <w:spacing w:before="100" w:after="100"/>
+              <w:ind w:left="100" w:right="100"/>
+              <w:jc w:val="right"/>
+              <w:rPr>
+                <w:rFonts w:ascii="Helvetica" w:eastAsia="Helvetica" w:hAnsi="Helvetica" w:cs="Helvetica"/>
+                <w:color w:val="000000"/>
+                <w:sz w:val="22"/>
+                <w:szCs w:val="22"/>
+              </w:rPr>
+            </w:pPr>
+            <w:r>
+              <w:rPr>
+                <w:rFonts w:ascii="Helvetica" w:eastAsia="Helvetica" w:hAnsi="Helvetica" w:cs="Helvetica"/>
+                <w:color w:val="000000"/>
+                <w:sz w:val="22"/>
+                <w:szCs w:val="22"/>
+              </w:rPr>
+              <w:t>1.00</w:t>
+            </w:r>
+          </w:p>
+        </w:tc>
+        <w:tc>
+          <w:tcPr>
+            <w:tcW w:w="1103" w:type="dxa"/>
+            <w:tcBorders>
+              <w:top w:val="none" w:sz="0" w:space="0" w:color="000000"/>
+              <w:left w:val="none" w:sz="0" w:space="0" w:color="000000"/>
+              <w:bottom w:val="none" w:sz="0" w:space="0" w:color="000000"/>
+              <w:right w:val="none" w:sz="0" w:space="0" w:color="000000"/>
+            </w:tcBorders>
+            <w:shd w:val="clear" w:color="auto" w:fill="FFFFFF"/>
+            <w:tcMar>
+              <w:top w:w="0" w:type="dxa"/>
+              <w:left w:w="0" w:type="dxa"/>
+              <w:bottom w:w="0" w:type="dxa"/>
+              <w:right w:w="0" w:type="dxa"/>
+            </w:tcMar>
+            <w:vAlign w:val="center"/>
+          </w:tcPr>
+          <w:p>
+            <w:pPr>
+              <w:pBdr>
+                <w:top w:val="none" w:sz="0" w:space="0" w:color="000000"/>
+                <w:left w:val="none" w:sz="0" w:space="0" w:color="000000"/>
+                <w:bottom w:val="none" w:sz="0" w:space="0" w:color="000000"/>
+                <w:right w:val="none" w:sz="0" w:space="0" w:color="000000"/>
+              </w:pBdr>
+              <w:spacing w:before="100" w:after="100"/>
+              <w:ind w:left="100" w:right="100"/>
+              <w:jc w:val="right"/>
+              <w:rPr>
+                <w:rFonts w:ascii="Helvetica" w:eastAsia="Helvetica" w:hAnsi="Helvetica" w:cs="Helvetica"/>
+                <w:color w:val="000000"/>
+                <w:sz w:val="22"/>
+                <w:szCs w:val="22"/>
+              </w:rPr>
+            </w:pPr>
+            <w:r>
+              <w:rPr>
+                <w:rFonts w:ascii="Helvetica" w:eastAsia="Helvetica" w:hAnsi="Helvetica" w:cs="Helvetica"/>
+                <w:color w:val="000000"/>
+                <w:sz w:val="22"/>
+                <w:szCs w:val="22"/>
+              </w:rPr>
+              <w:t>0.08</w:t>
+            </w:r>
+          </w:p>
+        </w:tc>
+        <w:tc>
+          <w:tcPr>
+            <w:tcW w:w="965" w:type="dxa"/>
+            <w:tcBorders>
+              <w:top w:val="none" w:sz="0" w:space="0" w:color="000000"/>
+              <w:left w:val="none" w:sz="0" w:space="0" w:color="000000"/>
+              <w:bottom w:val="none" w:sz="0" w:space="0" w:color="000000"/>
+              <w:right w:val="none" w:sz="0" w:space="0" w:color="000000"/>
+            </w:tcBorders>
+            <w:shd w:val="clear" w:color="auto" w:fill="FFFFFF"/>
+            <w:tcMar>
+              <w:top w:w="0" w:type="dxa"/>
+              <w:left w:w="0" w:type="dxa"/>
+              <w:bottom w:w="0" w:type="dxa"/>
+              <w:right w:w="0" w:type="dxa"/>
+            </w:tcMar>
+            <w:vAlign w:val="center"/>
+          </w:tcPr>
+          <w:p>
+            <w:pPr>
+              <w:pBdr>
+                <w:top w:val="none" w:sz="0" w:space="0" w:color="000000"/>
+                <w:left w:val="none" w:sz="0" w:space="0" w:color="000000"/>
+                <w:bottom w:val="none" w:sz="0" w:space="0" w:color="000000"/>
+                <w:right w:val="none" w:sz="0" w:space="0" w:color="000000"/>
+              </w:pBdr>
+              <w:spacing w:before="100" w:after="100"/>
+              <w:ind w:left="100" w:right="100"/>
+              <w:jc w:val="right"/>
+              <w:rPr>
+                <w:rFonts w:ascii="Helvetica" w:eastAsia="Helvetica" w:hAnsi="Helvetica" w:cs="Helvetica"/>
+                <w:color w:val="000000"/>
+                <w:sz w:val="22"/>
+                <w:szCs w:val="22"/>
+              </w:rPr>
+            </w:pPr>
+            <w:r>
+              <w:rPr>
+                <w:rFonts w:ascii="Helvetica" w:eastAsia="Helvetica" w:hAnsi="Helvetica" w:cs="Helvetica"/>
+                <w:color w:val="000000"/>
+                <w:sz w:val="22"/>
+                <w:szCs w:val="22"/>
+              </w:rPr>
+              <w:t>0.13</w:t>
+            </w:r>
+          </w:p>
+        </w:tc>
+        <w:tc>
+          <w:tcPr>
+            <w:tcW w:w="947" w:type="dxa"/>
+            <w:tcBorders>
+              <w:top w:val="none" w:sz="0" w:space="0" w:color="000000"/>
+              <w:left w:val="none" w:sz="0" w:space="0" w:color="000000"/>
+              <w:bottom w:val="none" w:sz="0" w:space="0" w:color="000000"/>
+              <w:right w:val="none" w:sz="0" w:space="0" w:color="000000"/>
+            </w:tcBorders>
+            <w:shd w:val="clear" w:color="auto" w:fill="FFFFFF"/>
+            <w:tcMar>
+              <w:top w:w="0" w:type="dxa"/>
+              <w:left w:w="0" w:type="dxa"/>
+              <w:bottom w:w="0" w:type="dxa"/>
+              <w:right w:w="0" w:type="dxa"/>
+            </w:tcMar>
+            <w:vAlign w:val="center"/>
+          </w:tcPr>
+          <w:p>
+            <w:pPr>
+              <w:pBdr>
+                <w:top w:val="none" w:sz="0" w:space="0" w:color="000000"/>
+                <w:left w:val="none" w:sz="0" w:space="0" w:color="000000"/>
+                <w:bottom w:val="none" w:sz="0" w:space="0" w:color="000000"/>
+                <w:right w:val="none" w:sz="0" w:space="0" w:color="000000"/>
+              </w:pBdr>
+              <w:spacing w:before="100" w:after="100"/>
+              <w:ind w:left="100" w:right="100"/>
+              <w:jc w:val="right"/>
+              <w:rPr>
+                <w:rFonts w:ascii="Helvetica" w:eastAsia="Helvetica" w:hAnsi="Helvetica" w:cs="Helvetica"/>
+                <w:color w:val="000000"/>
+                <w:sz w:val="22"/>
+                <w:szCs w:val="22"/>
+              </w:rPr>
+            </w:pPr>
+            <w:r>
+              <w:rPr>
+                <w:rFonts w:ascii="Helvetica" w:eastAsia="Helvetica" w:hAnsi="Helvetica" w:cs="Helvetica"/>
+                <w:color w:val="000000"/>
+                <w:sz w:val="22"/>
+                <w:szCs w:val="22"/>
+              </w:rPr>
+              <w:t>-0.12</w:t>
+            </w:r>
+          </w:p>
+        </w:tc>
+      </w:tr>
+      <w:tr>
+        <w:trPr>
+          <w:trHeight w:val="917"/>
+        </w:trPr>
+        <w:tc>
+          <w:tcPr>
+            <w:tcW w:w="1103" w:type="dxa"/>
+            <w:tcBorders>
+              <w:top w:val="none" w:sz="0" w:space="0" w:color="000000"/>
+              <w:left w:val="none" w:sz="0" w:space="0" w:color="000000"/>
+              <w:bottom w:val="none" w:sz="0" w:space="0" w:color="000000"/>
+              <w:right w:val="none" w:sz="0" w:space="0" w:color="000000"/>
+            </w:tcBorders>
+            <w:shd w:val="clear" w:color="auto" w:fill="FFFFFF"/>
+            <w:tcMar>
+              <w:top w:w="0" w:type="dxa"/>
+              <w:left w:w="0" w:type="dxa"/>
+              <w:bottom w:w="0" w:type="dxa"/>
+              <w:right w:w="0" w:type="dxa"/>
+            </w:tcMar>
+            <w:vAlign w:val="center"/>
+          </w:tcPr>
+          <w:p>
+            <w:pPr>
+              <w:pBdr>
+                <w:top w:val="none" w:sz="0" w:space="0" w:color="000000"/>
+                <w:left w:val="none" w:sz="0" w:space="0" w:color="000000"/>
+                <w:bottom w:val="none" w:sz="0" w:space="0" w:color="000000"/>
+                <w:right w:val="none" w:sz="0" w:space="0" w:color="000000"/>
+              </w:pBdr>
+              <w:spacing w:before="100" w:after="100"/>
+              <w:ind w:left="100" w:right="100"/>
+              <w:rPr>
+                <w:rFonts w:ascii="Helvetica" w:eastAsia="Helvetica" w:hAnsi="Helvetica" w:cs="Helvetica"/>
+                <w:color w:val="000000"/>
+                <w:sz w:val="22"/>
+                <w:szCs w:val="22"/>
+              </w:rPr>
+            </w:pPr>
+            <w:proofErr w:type="spellStart"/>
+            <w:r>
+              <w:rPr>
+                <w:rFonts w:ascii="Helvetica" w:eastAsia="Helvetica" w:hAnsi="Helvetica" w:cs="Helvetica"/>
+                <w:color w:val="000000"/>
+                <w:sz w:val="22"/>
+                <w:szCs w:val="22"/>
+              </w:rPr>
+              <w:lastRenderedPageBreak/>
+              <w:t>diff_chance_passing</w:t>
+            </w:r>
+            <w:proofErr w:type="spellEnd"/>
+          </w:p>
+        </w:tc>
+        <w:tc>
+          <w:tcPr>
+            <w:tcW w:w="874" w:type="dxa"/>
+            <w:tcBorders>
+              <w:top w:val="none" w:sz="0" w:space="0" w:color="000000"/>
+              <w:left w:val="none" w:sz="0" w:space="0" w:color="000000"/>
+              <w:bottom w:val="none" w:sz="0" w:space="0" w:color="000000"/>
+              <w:right w:val="none" w:sz="0" w:space="0" w:color="000000"/>
+            </w:tcBorders>
+            <w:shd w:val="clear" w:color="auto" w:fill="FFFFFF"/>
+            <w:tcMar>
+              <w:top w:w="0" w:type="dxa"/>
+              <w:left w:w="0" w:type="dxa"/>
+              <w:bottom w:w="0" w:type="dxa"/>
+              <w:right w:w="0" w:type="dxa"/>
+            </w:tcMar>
+            <w:vAlign w:val="center"/>
+          </w:tcPr>
+          <w:p>
+            <w:pPr>
+              <w:pBdr>
+                <w:top w:val="none" w:sz="0" w:space="0" w:color="000000"/>
+                <w:left w:val="none" w:sz="0" w:space="0" w:color="000000"/>
+                <w:bottom w:val="none" w:sz="0" w:space="0" w:color="000000"/>
+                <w:right w:val="none" w:sz="0" w:space="0" w:color="000000"/>
+              </w:pBdr>
+              <w:spacing w:before="100" w:after="100"/>
+              <w:ind w:left="100" w:right="100"/>
+              <w:jc w:val="right"/>
+              <w:rPr>
+                <w:rFonts w:ascii="Helvetica" w:eastAsia="Helvetica" w:hAnsi="Helvetica" w:cs="Helvetica"/>
+                <w:color w:val="000000"/>
+                <w:sz w:val="22"/>
+                <w:szCs w:val="22"/>
+              </w:rPr>
+            </w:pPr>
+            <w:r>
+              <w:rPr>
+                <w:rFonts w:ascii="Helvetica" w:eastAsia="Helvetica" w:hAnsi="Helvetica" w:cs="Helvetica"/>
+                <w:color w:val="000000"/>
+                <w:sz w:val="22"/>
+                <w:szCs w:val="22"/>
+              </w:rPr>
+              <w:t>0.00</w:t>
+            </w:r>
+          </w:p>
+        </w:tc>
+        <w:tc>
+          <w:tcPr>
+            <w:tcW w:w="974" w:type="dxa"/>
+            <w:tcBorders>
+              <w:top w:val="none" w:sz="0" w:space="0" w:color="000000"/>
+              <w:left w:val="none" w:sz="0" w:space="0" w:color="000000"/>
+              <w:bottom w:val="none" w:sz="0" w:space="0" w:color="000000"/>
+              <w:right w:val="none" w:sz="0" w:space="0" w:color="000000"/>
+            </w:tcBorders>
+            <w:shd w:val="clear" w:color="auto" w:fill="FFFFFF"/>
+            <w:tcMar>
+              <w:top w:w="0" w:type="dxa"/>
+              <w:left w:w="0" w:type="dxa"/>
+              <w:bottom w:w="0" w:type="dxa"/>
+              <w:right w:w="0" w:type="dxa"/>
+            </w:tcMar>
+            <w:vAlign w:val="center"/>
+          </w:tcPr>
+          <w:p>
+            <w:pPr>
+              <w:pBdr>
+                <w:top w:val="none" w:sz="0" w:space="0" w:color="000000"/>
+                <w:left w:val="none" w:sz="0" w:space="0" w:color="000000"/>
+                <w:bottom w:val="none" w:sz="0" w:space="0" w:color="000000"/>
+                <w:right w:val="none" w:sz="0" w:space="0" w:color="000000"/>
+              </w:pBdr>
+              <w:spacing w:before="100" w:after="100"/>
+              <w:ind w:left="100" w:right="100"/>
+              <w:jc w:val="right"/>
+              <w:rPr>
+                <w:rFonts w:ascii="Helvetica" w:eastAsia="Helvetica" w:hAnsi="Helvetica" w:cs="Helvetica"/>
+                <w:color w:val="000000"/>
+                <w:sz w:val="22"/>
+                <w:szCs w:val="22"/>
+              </w:rPr>
+            </w:pPr>
+            <w:r>
+              <w:rPr>
+                <w:rFonts w:ascii="Helvetica" w:eastAsia="Helvetica" w:hAnsi="Helvetica" w:cs="Helvetica"/>
+                <w:color w:val="000000"/>
+                <w:sz w:val="22"/>
+                <w:szCs w:val="22"/>
+              </w:rPr>
+              <w:t>0.00</w:t>
+            </w:r>
+          </w:p>
+        </w:tc>
+        <w:tc>
+          <w:tcPr>
+            <w:tcW w:w="649" w:type="dxa"/>
+            <w:tcBorders>
+              <w:top w:val="none" w:sz="0" w:space="0" w:color="000000"/>
+              <w:left w:val="none" w:sz="0" w:space="0" w:color="000000"/>
+              <w:bottom w:val="none" w:sz="0" w:space="0" w:color="000000"/>
+              <w:right w:val="none" w:sz="0" w:space="0" w:color="000000"/>
+            </w:tcBorders>
+            <w:shd w:val="clear" w:color="auto" w:fill="FFFFFF"/>
+            <w:tcMar>
+              <w:top w:w="0" w:type="dxa"/>
+              <w:left w:w="0" w:type="dxa"/>
+              <w:bottom w:w="0" w:type="dxa"/>
+              <w:right w:w="0" w:type="dxa"/>
+            </w:tcMar>
+            <w:vAlign w:val="center"/>
+          </w:tcPr>
+          <w:p>
+            <w:pPr>
+              <w:pBdr>
+                <w:top w:val="none" w:sz="0" w:space="0" w:color="000000"/>
+                <w:left w:val="none" w:sz="0" w:space="0" w:color="000000"/>
+                <w:bottom w:val="none" w:sz="0" w:space="0" w:color="000000"/>
+                <w:right w:val="none" w:sz="0" w:space="0" w:color="000000"/>
+              </w:pBdr>
+              <w:spacing w:before="100" w:after="100"/>
+              <w:ind w:left="100" w:right="100"/>
+              <w:jc w:val="right"/>
+              <w:rPr>
+                <w:rFonts w:ascii="Helvetica" w:eastAsia="Helvetica" w:hAnsi="Helvetica" w:cs="Helvetica"/>
+                <w:color w:val="000000"/>
+                <w:sz w:val="22"/>
+                <w:szCs w:val="22"/>
+              </w:rPr>
+            </w:pPr>
+            <w:r>
+              <w:rPr>
+                <w:rFonts w:ascii="Helvetica" w:eastAsia="Helvetica" w:hAnsi="Helvetica" w:cs="Helvetica"/>
+                <w:color w:val="000000"/>
+                <w:sz w:val="22"/>
+                <w:szCs w:val="22"/>
+              </w:rPr>
+              <w:t>0.28</w:t>
+            </w:r>
+          </w:p>
+        </w:tc>
+        <w:tc>
+          <w:tcPr>
+            <w:tcW w:w="767" w:type="dxa"/>
+            <w:tcBorders>
+              <w:top w:val="none" w:sz="0" w:space="0" w:color="000000"/>
+              <w:left w:val="none" w:sz="0" w:space="0" w:color="000000"/>
+              <w:bottom w:val="none" w:sz="0" w:space="0" w:color="000000"/>
+              <w:right w:val="none" w:sz="0" w:space="0" w:color="000000"/>
+            </w:tcBorders>
+            <w:shd w:val="clear" w:color="auto" w:fill="FFFFFF"/>
+            <w:tcMar>
+              <w:top w:w="0" w:type="dxa"/>
+              <w:left w:w="0" w:type="dxa"/>
+              <w:bottom w:w="0" w:type="dxa"/>
+              <w:right w:w="0" w:type="dxa"/>
+            </w:tcMar>
+            <w:vAlign w:val="center"/>
+          </w:tcPr>
+          <w:p>
+            <w:pPr>
+              <w:pBdr>
+                <w:top w:val="none" w:sz="0" w:space="0" w:color="000000"/>
+                <w:left w:val="none" w:sz="0" w:space="0" w:color="000000"/>
+                <w:bottom w:val="none" w:sz="0" w:space="0" w:color="000000"/>
+                <w:right w:val="none" w:sz="0" w:space="0" w:color="000000"/>
+              </w:pBdr>
+              <w:spacing w:before="100" w:after="100"/>
+              <w:ind w:left="100" w:right="100"/>
+              <w:jc w:val="right"/>
+              <w:rPr>
+                <w:rFonts w:ascii="Helvetica" w:eastAsia="Helvetica" w:hAnsi="Helvetica" w:cs="Helvetica"/>
+                <w:color w:val="000000"/>
+                <w:sz w:val="22"/>
+                <w:szCs w:val="22"/>
+              </w:rPr>
+            </w:pPr>
+            <w:r>
+              <w:rPr>
+                <w:rFonts w:ascii="Helvetica" w:eastAsia="Helvetica" w:hAnsi="Helvetica" w:cs="Helvetica"/>
+                <w:color w:val="000000"/>
+                <w:sz w:val="22"/>
+                <w:szCs w:val="22"/>
+              </w:rPr>
+              <w:t>0.09</w:t>
+            </w:r>
+          </w:p>
+        </w:tc>
+        <w:tc>
+          <w:tcPr>
+            <w:tcW w:w="868" w:type="dxa"/>
+            <w:tcBorders>
+              <w:top w:val="none" w:sz="0" w:space="0" w:color="000000"/>
+              <w:left w:val="none" w:sz="0" w:space="0" w:color="000000"/>
+              <w:bottom w:val="none" w:sz="0" w:space="0" w:color="000000"/>
+              <w:right w:val="none" w:sz="0" w:space="0" w:color="000000"/>
+            </w:tcBorders>
+            <w:shd w:val="clear" w:color="auto" w:fill="FFFFFF"/>
+            <w:tcMar>
+              <w:top w:w="0" w:type="dxa"/>
+              <w:left w:w="0" w:type="dxa"/>
+              <w:bottom w:w="0" w:type="dxa"/>
+              <w:right w:w="0" w:type="dxa"/>
+            </w:tcMar>
+            <w:vAlign w:val="center"/>
+          </w:tcPr>
+          <w:p>
+            <w:pPr>
+              <w:pBdr>
+                <w:top w:val="none" w:sz="0" w:space="0" w:color="000000"/>
+                <w:left w:val="none" w:sz="0" w:space="0" w:color="000000"/>
+                <w:bottom w:val="none" w:sz="0" w:space="0" w:color="000000"/>
+                <w:right w:val="none" w:sz="0" w:space="0" w:color="000000"/>
+              </w:pBdr>
+              <w:spacing w:before="100" w:after="100"/>
+              <w:ind w:left="100" w:right="100"/>
+              <w:jc w:val="right"/>
+              <w:rPr>
+                <w:rFonts w:ascii="Helvetica" w:eastAsia="Helvetica" w:hAnsi="Helvetica" w:cs="Helvetica"/>
+                <w:color w:val="000000"/>
+                <w:sz w:val="22"/>
+                <w:szCs w:val="22"/>
+              </w:rPr>
+            </w:pPr>
+            <w:r>
+              <w:rPr>
+                <w:rFonts w:ascii="Helvetica" w:eastAsia="Helvetica" w:hAnsi="Helvetica" w:cs="Helvetica"/>
+                <w:color w:val="000000"/>
+                <w:sz w:val="22"/>
+                <w:szCs w:val="22"/>
+              </w:rPr>
+              <w:t>0.08</w:t>
+            </w:r>
+          </w:p>
+        </w:tc>
+        <w:tc>
+          <w:tcPr>
+            <w:tcW w:w="1103" w:type="dxa"/>
+            <w:tcBorders>
+              <w:top w:val="none" w:sz="0" w:space="0" w:color="000000"/>
+              <w:left w:val="none" w:sz="0" w:space="0" w:color="000000"/>
+              <w:bottom w:val="none" w:sz="0" w:space="0" w:color="000000"/>
+              <w:right w:val="none" w:sz="0" w:space="0" w:color="000000"/>
+            </w:tcBorders>
+            <w:shd w:val="clear" w:color="auto" w:fill="FFFFFF"/>
+            <w:tcMar>
+              <w:top w:w="0" w:type="dxa"/>
+              <w:left w:w="0" w:type="dxa"/>
+              <w:bottom w:w="0" w:type="dxa"/>
+              <w:right w:w="0" w:type="dxa"/>
+            </w:tcMar>
+            <w:vAlign w:val="center"/>
+          </w:tcPr>
+          <w:p>
+            <w:pPr>
+              <w:pBdr>
+                <w:top w:val="none" w:sz="0" w:space="0" w:color="000000"/>
+                <w:left w:val="none" w:sz="0" w:space="0" w:color="000000"/>
+                <w:bottom w:val="none" w:sz="0" w:space="0" w:color="000000"/>
+                <w:right w:val="none" w:sz="0" w:space="0" w:color="000000"/>
+              </w:pBdr>
+              <w:spacing w:before="100" w:after="100"/>
+              <w:ind w:left="100" w:right="100"/>
+              <w:jc w:val="right"/>
+              <w:rPr>
+                <w:rFonts w:ascii="Helvetica" w:eastAsia="Helvetica" w:hAnsi="Helvetica" w:cs="Helvetica"/>
+                <w:color w:val="000000"/>
+                <w:sz w:val="22"/>
+                <w:szCs w:val="22"/>
+              </w:rPr>
+            </w:pPr>
+            <w:r>
+              <w:rPr>
+                <w:rFonts w:ascii="Helvetica" w:eastAsia="Helvetica" w:hAnsi="Helvetica" w:cs="Helvetica"/>
+                <w:color w:val="000000"/>
+                <w:sz w:val="22"/>
+                <w:szCs w:val="22"/>
+              </w:rPr>
+              <w:t>1.00</w:t>
+            </w:r>
+          </w:p>
+        </w:tc>
+        <w:tc>
+          <w:tcPr>
+            <w:tcW w:w="965" w:type="dxa"/>
+            <w:tcBorders>
+              <w:top w:val="none" w:sz="0" w:space="0" w:color="000000"/>
+              <w:left w:val="none" w:sz="0" w:space="0" w:color="000000"/>
+              <w:bottom w:val="none" w:sz="0" w:space="0" w:color="000000"/>
+              <w:right w:val="none" w:sz="0" w:space="0" w:color="000000"/>
+            </w:tcBorders>
+            <w:shd w:val="clear" w:color="auto" w:fill="FFFFFF"/>
+            <w:tcMar>
+              <w:top w:w="0" w:type="dxa"/>
+              <w:left w:w="0" w:type="dxa"/>
+              <w:bottom w:w="0" w:type="dxa"/>
+              <w:right w:w="0" w:type="dxa"/>
+            </w:tcMar>
+            <w:vAlign w:val="center"/>
+          </w:tcPr>
+          <w:p>
+            <w:pPr>
+              <w:pBdr>
+                <w:top w:val="none" w:sz="0" w:space="0" w:color="000000"/>
+                <w:left w:val="none" w:sz="0" w:space="0" w:color="000000"/>
+                <w:bottom w:val="none" w:sz="0" w:space="0" w:color="000000"/>
+                <w:right w:val="none" w:sz="0" w:space="0" w:color="000000"/>
+              </w:pBdr>
+              <w:spacing w:before="100" w:after="100"/>
+              <w:ind w:left="100" w:right="100"/>
+              <w:jc w:val="right"/>
+              <w:rPr>
+                <w:rFonts w:ascii="Helvetica" w:eastAsia="Helvetica" w:hAnsi="Helvetica" w:cs="Helvetica"/>
+                <w:color w:val="000000"/>
+                <w:sz w:val="22"/>
+                <w:szCs w:val="22"/>
+              </w:rPr>
+            </w:pPr>
+            <w:r>
+              <w:rPr>
+                <w:rFonts w:ascii="Helvetica" w:eastAsia="Helvetica" w:hAnsi="Helvetica" w:cs="Helvetica"/>
+                <w:color w:val="000000"/>
+                <w:sz w:val="22"/>
+                <w:szCs w:val="22"/>
+              </w:rPr>
+              <w:t>-0.01</w:t>
+            </w:r>
+          </w:p>
+        </w:tc>
+        <w:tc>
+          <w:tcPr>
+            <w:tcW w:w="947" w:type="dxa"/>
+            <w:tcBorders>
+              <w:top w:val="none" w:sz="0" w:space="0" w:color="000000"/>
+              <w:left w:val="none" w:sz="0" w:space="0" w:color="000000"/>
+              <w:bottom w:val="none" w:sz="0" w:space="0" w:color="000000"/>
+              <w:right w:val="none" w:sz="0" w:space="0" w:color="000000"/>
+            </w:tcBorders>
+            <w:shd w:val="clear" w:color="auto" w:fill="FFFFFF"/>
+            <w:tcMar>
+              <w:top w:w="0" w:type="dxa"/>
+              <w:left w:w="0" w:type="dxa"/>
+              <w:bottom w:w="0" w:type="dxa"/>
+              <w:right w:w="0" w:type="dxa"/>
+            </w:tcMar>
+            <w:vAlign w:val="center"/>
+          </w:tcPr>
+          <w:p>
+            <w:pPr>
+              <w:pBdr>
+                <w:top w:val="none" w:sz="0" w:space="0" w:color="000000"/>
+                <w:left w:val="none" w:sz="0" w:space="0" w:color="000000"/>
+                <w:bottom w:val="none" w:sz="0" w:space="0" w:color="000000"/>
+                <w:right w:val="none" w:sz="0" w:space="0" w:color="000000"/>
+              </w:pBdr>
+              <w:spacing w:before="100" w:after="100"/>
+              <w:ind w:left="100" w:right="100"/>
+              <w:jc w:val="right"/>
+              <w:rPr>
+                <w:rFonts w:ascii="Helvetica" w:eastAsia="Helvetica" w:hAnsi="Helvetica" w:cs="Helvetica"/>
+                <w:color w:val="000000"/>
+                <w:sz w:val="22"/>
+                <w:szCs w:val="22"/>
+              </w:rPr>
+            </w:pPr>
+            <w:r>
+              <w:rPr>
+                <w:rFonts w:ascii="Helvetica" w:eastAsia="Helvetica" w:hAnsi="Helvetica" w:cs="Helvetica"/>
+                <w:color w:val="000000"/>
+                <w:sz w:val="22"/>
+                <w:szCs w:val="22"/>
+              </w:rPr>
+              <w:t>-0.01</w:t>
+            </w:r>
+          </w:p>
+        </w:tc>
+      </w:tr>
+      <w:tr>
+        <w:trPr>
+          <w:trHeight w:val="917"/>
+        </w:trPr>
+        <w:tc>
+          <w:tcPr>
+            <w:tcW w:w="1103" w:type="dxa"/>
+            <w:tcBorders>
+              <w:top w:val="none" w:sz="0" w:space="0" w:color="000000"/>
+              <w:left w:val="none" w:sz="0" w:space="0" w:color="000000"/>
+              <w:bottom w:val="none" w:sz="0" w:space="0" w:color="000000"/>
+              <w:right w:val="none" w:sz="0" w:space="0" w:color="000000"/>
+            </w:tcBorders>
+            <w:shd w:val="clear" w:color="auto" w:fill="FFFFFF"/>
+            <w:tcMar>
+              <w:top w:w="0" w:type="dxa"/>
+              <w:left w:w="0" w:type="dxa"/>
+              <w:bottom w:w="0" w:type="dxa"/>
+              <w:right w:w="0" w:type="dxa"/>
+            </w:tcMar>
+            <w:vAlign w:val="center"/>
+          </w:tcPr>
+          <w:p>
+            <w:pPr>
+              <w:pBdr>
+                <w:top w:val="none" w:sz="0" w:space="0" w:color="000000"/>
+                <w:left w:val="none" w:sz="0" w:space="0" w:color="000000"/>
+                <w:bottom w:val="none" w:sz="0" w:space="0" w:color="000000"/>
+                <w:right w:val="none" w:sz="0" w:space="0" w:color="000000"/>
+              </w:pBdr>
+              <w:spacing w:before="100" w:after="100"/>
+              <w:ind w:left="100" w:right="100"/>
+              <w:rPr>
+                <w:rFonts w:ascii="Helvetica" w:eastAsia="Helvetica" w:hAnsi="Helvetica" w:cs="Helvetica"/>
+                <w:color w:val="000000"/>
+                <w:sz w:val="22"/>
+                <w:szCs w:val="22"/>
+              </w:rPr>
+            </w:pPr>
+            <w:proofErr w:type="spellStart"/>
+            <w:r>
+              <w:rPr>
+                <w:rFonts w:ascii="Helvetica" w:eastAsia="Helvetica" w:hAnsi="Helvetica" w:cs="Helvetica"/>
+                <w:color w:val="000000"/>
+                <w:sz w:val="22"/>
+                <w:szCs w:val="22"/>
+              </w:rPr>
+              <w:t>home_team_goal</w:t>
+            </w:r>
+            <w:proofErr w:type="spellEnd"/>
+          </w:p>
+        </w:tc>
+        <w:tc>
+          <w:tcPr>
+            <w:tcW w:w="874" w:type="dxa"/>
+            <w:tcBorders>
+              <w:top w:val="none" w:sz="0" w:space="0" w:color="000000"/>
+              <w:left w:val="none" w:sz="0" w:space="0" w:color="000000"/>
+              <w:bottom w:val="none" w:sz="0" w:space="0" w:color="000000"/>
+              <w:right w:val="none" w:sz="0" w:space="0" w:color="000000"/>
+            </w:tcBorders>
+            <w:shd w:val="clear" w:color="auto" w:fill="FFFFFF"/>
+            <w:tcMar>
+              <w:top w:w="0" w:type="dxa"/>
+              <w:left w:w="0" w:type="dxa"/>
+              <w:bottom w:w="0" w:type="dxa"/>
+              <w:right w:w="0" w:type="dxa"/>
+            </w:tcMar>
+            <w:vAlign w:val="center"/>
+          </w:tcPr>
+          <w:p>
+            <w:pPr>
+              <w:pBdr>
+                <w:top w:val="none" w:sz="0" w:space="0" w:color="000000"/>
+                <w:left w:val="none" w:sz="0" w:space="0" w:color="000000"/>
+                <w:bottom w:val="none" w:sz="0" w:space="0" w:color="000000"/>
+                <w:right w:val="none" w:sz="0" w:space="0" w:color="000000"/>
+              </w:pBdr>
+              <w:spacing w:before="100" w:after="100"/>
+              <w:ind w:left="100" w:right="100"/>
+              <w:jc w:val="right"/>
+              <w:rPr>
+                <w:rFonts w:ascii="Helvetica" w:eastAsia="Helvetica" w:hAnsi="Helvetica" w:cs="Helvetica"/>
+                <w:color w:val="000000"/>
+                <w:sz w:val="22"/>
+                <w:szCs w:val="22"/>
+              </w:rPr>
+            </w:pPr>
+            <w:r>
+              <w:rPr>
+                <w:rFonts w:ascii="Helvetica" w:eastAsia="Helvetica" w:hAnsi="Helvetica" w:cs="Helvetica"/>
+                <w:color w:val="000000"/>
+                <w:sz w:val="22"/>
+                <w:szCs w:val="22"/>
+              </w:rPr>
+              <w:t>0.77</w:t>
+            </w:r>
+          </w:p>
+        </w:tc>
+        <w:tc>
+          <w:tcPr>
+            <w:tcW w:w="974" w:type="dxa"/>
+            <w:tcBorders>
+              <w:top w:val="none" w:sz="0" w:space="0" w:color="000000"/>
+              <w:left w:val="none" w:sz="0" w:space="0" w:color="000000"/>
+              <w:bottom w:val="none" w:sz="0" w:space="0" w:color="000000"/>
+              <w:right w:val="none" w:sz="0" w:space="0" w:color="000000"/>
+            </w:tcBorders>
+            <w:shd w:val="clear" w:color="auto" w:fill="FFFFFF"/>
+            <w:tcMar>
+              <w:top w:w="0" w:type="dxa"/>
+              <w:left w:w="0" w:type="dxa"/>
+              <w:bottom w:w="0" w:type="dxa"/>
+              <w:right w:w="0" w:type="dxa"/>
+            </w:tcMar>
+            <w:vAlign w:val="center"/>
+          </w:tcPr>
+          <w:p>
+            <w:pPr>
+              <w:pBdr>
+                <w:top w:val="none" w:sz="0" w:space="0" w:color="000000"/>
+                <w:left w:val="none" w:sz="0" w:space="0" w:color="000000"/>
+                <w:bottom w:val="none" w:sz="0" w:space="0" w:color="000000"/>
+                <w:right w:val="none" w:sz="0" w:space="0" w:color="000000"/>
+              </w:pBdr>
+              <w:spacing w:before="100" w:after="100"/>
+              <w:ind w:left="100" w:right="100"/>
+              <w:jc w:val="right"/>
+              <w:rPr>
+                <w:rFonts w:ascii="Helvetica" w:eastAsia="Helvetica" w:hAnsi="Helvetica" w:cs="Helvetica"/>
+                <w:color w:val="000000"/>
+                <w:sz w:val="22"/>
+                <w:szCs w:val="22"/>
+              </w:rPr>
+            </w:pPr>
+            <w:r>
+              <w:rPr>
+                <w:rFonts w:ascii="Helvetica" w:eastAsia="Helvetica" w:hAnsi="Helvetica" w:cs="Helvetica"/>
+                <w:color w:val="000000"/>
+                <w:sz w:val="22"/>
+                <w:szCs w:val="22"/>
+              </w:rPr>
+              <w:t>0.64</w:t>
+            </w:r>
+          </w:p>
+        </w:tc>
+        <w:tc>
+          <w:tcPr>
+            <w:tcW w:w="649" w:type="dxa"/>
+            <w:tcBorders>
+              <w:top w:val="none" w:sz="0" w:space="0" w:color="000000"/>
+              <w:left w:val="none" w:sz="0" w:space="0" w:color="000000"/>
+              <w:bottom w:val="none" w:sz="0" w:space="0" w:color="000000"/>
+              <w:right w:val="none" w:sz="0" w:space="0" w:color="000000"/>
+            </w:tcBorders>
+            <w:shd w:val="clear" w:color="auto" w:fill="FFFFFF"/>
+            <w:tcMar>
+              <w:top w:w="0" w:type="dxa"/>
+              <w:left w:w="0" w:type="dxa"/>
+              <w:bottom w:w="0" w:type="dxa"/>
+              <w:right w:w="0" w:type="dxa"/>
+            </w:tcMar>
+            <w:vAlign w:val="center"/>
+          </w:tcPr>
+          <w:p>
+            <w:pPr>
+              <w:pBdr>
+                <w:top w:val="none" w:sz="0" w:space="0" w:color="000000"/>
+                <w:left w:val="none" w:sz="0" w:space="0" w:color="000000"/>
+                <w:bottom w:val="none" w:sz="0" w:space="0" w:color="000000"/>
+                <w:right w:val="none" w:sz="0" w:space="0" w:color="000000"/>
+              </w:pBdr>
+              <w:spacing w:before="100" w:after="100"/>
+              <w:ind w:left="100" w:right="100"/>
+              <w:jc w:val="right"/>
+              <w:rPr>
+                <w:rFonts w:ascii="Helvetica" w:eastAsia="Helvetica" w:hAnsi="Helvetica" w:cs="Helvetica"/>
+                <w:color w:val="000000"/>
+                <w:sz w:val="22"/>
+                <w:szCs w:val="22"/>
+              </w:rPr>
+            </w:pPr>
+            <w:r>
+              <w:rPr>
+                <w:rFonts w:ascii="Helvetica" w:eastAsia="Helvetica" w:hAnsi="Helvetica" w:cs="Helvetica"/>
+                <w:color w:val="000000"/>
+                <w:sz w:val="22"/>
+                <w:szCs w:val="22"/>
+              </w:rPr>
+              <w:t>0.01</w:t>
+            </w:r>
+          </w:p>
+        </w:tc>
+        <w:tc>
+          <w:tcPr>
+            <w:tcW w:w="767" w:type="dxa"/>
+            <w:tcBorders>
+              <w:top w:val="none" w:sz="0" w:space="0" w:color="000000"/>
+              <w:left w:val="none" w:sz="0" w:space="0" w:color="000000"/>
+              <w:bottom w:val="none" w:sz="0" w:space="0" w:color="000000"/>
+              <w:right w:val="none" w:sz="0" w:space="0" w:color="000000"/>
+            </w:tcBorders>
+            <w:shd w:val="clear" w:color="auto" w:fill="FFFFFF"/>
+            <w:tcMar>
+              <w:top w:w="0" w:type="dxa"/>
+              <w:left w:w="0" w:type="dxa"/>
+              <w:bottom w:w="0" w:type="dxa"/>
+              <w:right w:w="0" w:type="dxa"/>
+            </w:tcMar>
+            <w:vAlign w:val="center"/>
+          </w:tcPr>
+          <w:p>
+            <w:pPr>
+              <w:pBdr>
+                <w:top w:val="none" w:sz="0" w:space="0" w:color="000000"/>
+                <w:left w:val="none" w:sz="0" w:space="0" w:color="000000"/>
+                <w:bottom w:val="none" w:sz="0" w:space="0" w:color="000000"/>
+                <w:right w:val="none" w:sz="0" w:space="0" w:color="000000"/>
+              </w:pBdr>
+              <w:spacing w:before="100" w:after="100"/>
+              <w:ind w:left="100" w:right="100"/>
+              <w:jc w:val="right"/>
+              <w:rPr>
+                <w:rFonts w:ascii="Helvetica" w:eastAsia="Helvetica" w:hAnsi="Helvetica" w:cs="Helvetica"/>
+                <w:color w:val="000000"/>
+                <w:sz w:val="22"/>
+                <w:szCs w:val="22"/>
+              </w:rPr>
+            </w:pPr>
+            <w:r>
+              <w:rPr>
+                <w:rFonts w:ascii="Helvetica" w:eastAsia="Helvetica" w:hAnsi="Helvetica" w:cs="Helvetica"/>
+                <w:color w:val="000000"/>
+                <w:sz w:val="22"/>
+                <w:szCs w:val="22"/>
+              </w:rPr>
+              <w:t>0.13</w:t>
+            </w:r>
+          </w:p>
+        </w:tc>
+        <w:tc>
+          <w:tcPr>
+            <w:tcW w:w="868" w:type="dxa"/>
+            <w:tcBorders>
+              <w:top w:val="none" w:sz="0" w:space="0" w:color="000000"/>
+              <w:left w:val="none" w:sz="0" w:space="0" w:color="000000"/>
+              <w:bottom w:val="none" w:sz="0" w:space="0" w:color="000000"/>
+              <w:right w:val="none" w:sz="0" w:space="0" w:color="000000"/>
+            </w:tcBorders>
+            <w:shd w:val="clear" w:color="auto" w:fill="FFFFFF"/>
+            <w:tcMar>
+              <w:top w:w="0" w:type="dxa"/>
+              <w:left w:w="0" w:type="dxa"/>
+              <w:bottom w:w="0" w:type="dxa"/>
+              <w:right w:w="0" w:type="dxa"/>
+            </w:tcMar>
+            <w:vAlign w:val="center"/>
+          </w:tcPr>
+          <w:p>
+            <w:pPr>
+              <w:pBdr>
+                <w:top w:val="none" w:sz="0" w:space="0" w:color="000000"/>
+                <w:left w:val="none" w:sz="0" w:space="0" w:color="000000"/>
+                <w:bottom w:val="none" w:sz="0" w:space="0" w:color="000000"/>
+                <w:right w:val="none" w:sz="0" w:space="0" w:color="000000"/>
+              </w:pBdr>
+              <w:spacing w:before="100" w:after="100"/>
+              <w:ind w:left="100" w:right="100"/>
+              <w:jc w:val="right"/>
+              <w:rPr>
+                <w:rFonts w:ascii="Helvetica" w:eastAsia="Helvetica" w:hAnsi="Helvetica" w:cs="Helvetica"/>
+                <w:color w:val="000000"/>
+                <w:sz w:val="22"/>
+                <w:szCs w:val="22"/>
+              </w:rPr>
+            </w:pPr>
+            <w:r>
+              <w:rPr>
+                <w:rFonts w:ascii="Helvetica" w:eastAsia="Helvetica" w:hAnsi="Helvetica" w:cs="Helvetica"/>
+                <w:color w:val="000000"/>
+                <w:sz w:val="22"/>
+                <w:szCs w:val="22"/>
+              </w:rPr>
+              <w:t>0.13</w:t>
+            </w:r>
+          </w:p>
+        </w:tc>
+        <w:tc>
+          <w:tcPr>
+            <w:tcW w:w="1103" w:type="dxa"/>
+            <w:tcBorders>
+              <w:top w:val="none" w:sz="0" w:space="0" w:color="000000"/>
+              <w:left w:val="none" w:sz="0" w:space="0" w:color="000000"/>
+              <w:bottom w:val="none" w:sz="0" w:space="0" w:color="000000"/>
+              <w:right w:val="none" w:sz="0" w:space="0" w:color="000000"/>
+            </w:tcBorders>
+            <w:shd w:val="clear" w:color="auto" w:fill="FFFFFF"/>
+            <w:tcMar>
+              <w:top w:w="0" w:type="dxa"/>
+              <w:left w:w="0" w:type="dxa"/>
+              <w:bottom w:w="0" w:type="dxa"/>
+              <w:right w:w="0" w:type="dxa"/>
+            </w:tcMar>
+            <w:vAlign w:val="center"/>
+          </w:tcPr>
+          <w:p>
+            <w:pPr>
+              <w:pBdr>
+                <w:top w:val="none" w:sz="0" w:space="0" w:color="000000"/>
+                <w:left w:val="none" w:sz="0" w:space="0" w:color="000000"/>
+                <w:bottom w:val="none" w:sz="0" w:space="0" w:color="000000"/>
+                <w:right w:val="none" w:sz="0" w:space="0" w:color="000000"/>
+              </w:pBdr>
+              <w:spacing w:before="100" w:after="100"/>
+              <w:ind w:left="100" w:right="100"/>
+              <w:jc w:val="right"/>
+              <w:rPr>
+                <w:rFonts w:ascii="Helvetica" w:eastAsia="Helvetica" w:hAnsi="Helvetica" w:cs="Helvetica"/>
+                <w:color w:val="000000"/>
+                <w:sz w:val="22"/>
+                <w:szCs w:val="22"/>
+              </w:rPr>
+            </w:pPr>
+            <w:r>
+              <w:rPr>
+                <w:rFonts w:ascii="Helvetica" w:eastAsia="Helvetica" w:hAnsi="Helvetica" w:cs="Helvetica"/>
+                <w:color w:val="000000"/>
+                <w:sz w:val="22"/>
+                <w:szCs w:val="22"/>
+              </w:rPr>
+              <w:t>-0.01</w:t>
+            </w:r>
+          </w:p>
+        </w:tc>
+        <w:tc>
+          <w:tcPr>
+            <w:tcW w:w="965" w:type="dxa"/>
+            <w:tcBorders>
+              <w:top w:val="none" w:sz="0" w:space="0" w:color="000000"/>
+              <w:left w:val="none" w:sz="0" w:space="0" w:color="000000"/>
+              <w:bottom w:val="none" w:sz="0" w:space="0" w:color="000000"/>
+              <w:right w:val="none" w:sz="0" w:space="0" w:color="000000"/>
+            </w:tcBorders>
+            <w:shd w:val="clear" w:color="auto" w:fill="FFFFFF"/>
+            <w:tcMar>
+              <w:top w:w="0" w:type="dxa"/>
+              <w:left w:w="0" w:type="dxa"/>
+              <w:bottom w:w="0" w:type="dxa"/>
+              <w:right w:w="0" w:type="dxa"/>
+            </w:tcMar>
+            <w:vAlign w:val="center"/>
+          </w:tcPr>
+          <w:p>
+            <w:pPr>
+              <w:pBdr>
+                <w:top w:val="none" w:sz="0" w:space="0" w:color="000000"/>
+                <w:left w:val="none" w:sz="0" w:space="0" w:color="000000"/>
+                <w:bottom w:val="none" w:sz="0" w:space="0" w:color="000000"/>
+                <w:right w:val="none" w:sz="0" w:space="0" w:color="000000"/>
+              </w:pBdr>
+              <w:spacing w:before="100" w:after="100"/>
+              <w:ind w:left="100" w:right="100"/>
+              <w:jc w:val="right"/>
+              <w:rPr>
+                <w:rFonts w:ascii="Helvetica" w:eastAsia="Helvetica" w:hAnsi="Helvetica" w:cs="Helvetica"/>
+                <w:color w:val="000000"/>
+                <w:sz w:val="22"/>
+                <w:szCs w:val="22"/>
+              </w:rPr>
+            </w:pPr>
+            <w:r>
+              <w:rPr>
+                <w:rFonts w:ascii="Helvetica" w:eastAsia="Helvetica" w:hAnsi="Helvetica" w:cs="Helvetica"/>
+                <w:color w:val="000000"/>
+                <w:sz w:val="22"/>
+                <w:szCs w:val="22"/>
+              </w:rPr>
+              <w:t>1.00</w:t>
+            </w:r>
+          </w:p>
+        </w:tc>
+        <w:tc>
+          <w:tcPr>
+            <w:tcW w:w="947" w:type="dxa"/>
+            <w:tcBorders>
+              <w:top w:val="none" w:sz="0" w:space="0" w:color="000000"/>
+              <w:left w:val="none" w:sz="0" w:space="0" w:color="000000"/>
+              <w:bottom w:val="none" w:sz="0" w:space="0" w:color="000000"/>
+              <w:right w:val="none" w:sz="0" w:space="0" w:color="000000"/>
+            </w:tcBorders>
+            <w:shd w:val="clear" w:color="auto" w:fill="FFFFFF"/>
+            <w:tcMar>
+              <w:top w:w="0" w:type="dxa"/>
+              <w:left w:w="0" w:type="dxa"/>
+              <w:bottom w:w="0" w:type="dxa"/>
+              <w:right w:w="0" w:type="dxa"/>
+            </w:tcMar>
+            <w:vAlign w:val="center"/>
+          </w:tcPr>
+          <w:p>
+            <w:pPr>
+              <w:pBdr>
+                <w:top w:val="none" w:sz="0" w:space="0" w:color="000000"/>
+                <w:left w:val="none" w:sz="0" w:space="0" w:color="000000"/>
+                <w:bottom w:val="none" w:sz="0" w:space="0" w:color="000000"/>
+                <w:right w:val="none" w:sz="0" w:space="0" w:color="000000"/>
+              </w:pBdr>
+              <w:spacing w:before="100" w:after="100"/>
+              <w:ind w:left="100" w:right="100"/>
+              <w:jc w:val="right"/>
+              <w:rPr>
+                <w:rFonts w:ascii="Helvetica" w:eastAsia="Helvetica" w:hAnsi="Helvetica" w:cs="Helvetica"/>
+                <w:color w:val="000000"/>
+                <w:sz w:val="22"/>
+                <w:szCs w:val="22"/>
+              </w:rPr>
+            </w:pPr>
+            <w:r>
+              <w:rPr>
+                <w:rFonts w:ascii="Helvetica" w:eastAsia="Helvetica" w:hAnsi="Helvetica" w:cs="Helvetica"/>
+                <w:color w:val="000000"/>
+                <w:sz w:val="22"/>
+                <w:szCs w:val="22"/>
+              </w:rPr>
+              <w:t>-0.06</w:t>
+            </w:r>
+          </w:p>
+        </w:tc>
+      </w:tr>
+      <w:tr>
+        <w:trPr>
+          <w:trHeight w:val="858"/>
+        </w:trPr>
+        <w:tc>
+          <w:tcPr>
+            <w:tcW w:w="1103" w:type="dxa"/>
+            <w:tcBorders>
+              <w:top w:val="none" w:sz="0" w:space="0" w:color="000000"/>
+              <w:left w:val="none" w:sz="0" w:space="0" w:color="000000"/>
+              <w:bottom w:val="single" w:sz="12" w:space="0" w:color="666666"/>
+              <w:right w:val="none" w:sz="0" w:space="0" w:color="000000"/>
+            </w:tcBorders>
+            <w:shd w:val="clear" w:color="auto" w:fill="FFFFFF"/>
+            <w:tcMar>
+              <w:top w:w="0" w:type="dxa"/>
+              <w:left w:w="0" w:type="dxa"/>
+              <w:bottom w:w="0" w:type="dxa"/>
+              <w:right w:w="0" w:type="dxa"/>
+            </w:tcMar>
+            <w:vAlign w:val="center"/>
+          </w:tcPr>
+          <w:p>
+            <w:pPr>
+              <w:pBdr>
+                <w:top w:val="none" w:sz="0" w:space="0" w:color="000000"/>
+                <w:left w:val="none" w:sz="0" w:space="0" w:color="000000"/>
+                <w:bottom w:val="none" w:sz="0" w:space="0" w:color="000000"/>
+                <w:right w:val="none" w:sz="0" w:space="0" w:color="000000"/>
+              </w:pBdr>
+              <w:spacing w:before="100" w:after="100"/>
+              <w:ind w:left="100" w:right="100"/>
+              <w:rPr>
+                <w:rFonts w:ascii="Helvetica" w:eastAsia="Helvetica" w:hAnsi="Helvetica" w:cs="Helvetica"/>
+                <w:color w:val="000000"/>
+                <w:sz w:val="22"/>
+                <w:szCs w:val="22"/>
+              </w:rPr>
+            </w:pPr>
+            <w:proofErr w:type="spellStart"/>
+            <w:r>
+              <w:rPr>
+                <w:rFonts w:ascii="Helvetica" w:eastAsia="Helvetica" w:hAnsi="Helvetica" w:cs="Helvetica"/>
+                <w:color w:val="000000"/>
+                <w:sz w:val="22"/>
+                <w:szCs w:val="22"/>
+              </w:rPr>
+              <w:t>away_team_goal</w:t>
+            </w:r>
+            <w:proofErr w:type="spellEnd"/>
+          </w:p>
+        </w:tc>
+        <w:tc>
+          <w:tcPr>
+            <w:tcW w:w="874" w:type="dxa"/>
+            <w:tcBorders>
+              <w:top w:val="none" w:sz="0" w:space="0" w:color="000000"/>
+              <w:left w:val="none" w:sz="0" w:space="0" w:color="000000"/>
+              <w:bottom w:val="single" w:sz="12" w:space="0" w:color="666666"/>
+              <w:right w:val="none" w:sz="0" w:space="0" w:color="000000"/>
+            </w:tcBorders>
+            <w:shd w:val="clear" w:color="auto" w:fill="FFFFFF"/>
+            <w:tcMar>
+              <w:top w:w="0" w:type="dxa"/>
+              <w:left w:w="0" w:type="dxa"/>
+              <w:bottom w:w="0" w:type="dxa"/>
+              <w:right w:w="0" w:type="dxa"/>
+            </w:tcMar>
+            <w:vAlign w:val="center"/>
+          </w:tcPr>
+          <w:p>
+            <w:pPr>
+              <w:pBdr>
+                <w:top w:val="none" w:sz="0" w:space="0" w:color="000000"/>
+                <w:left w:val="none" w:sz="0" w:space="0" w:color="000000"/>
+                <w:bottom w:val="none" w:sz="0" w:space="0" w:color="000000"/>
+                <w:right w:val="none" w:sz="0" w:space="0" w:color="000000"/>
+              </w:pBdr>
+              <w:spacing w:before="100" w:after="100"/>
+              <w:ind w:left="100" w:right="100"/>
+              <w:jc w:val="right"/>
+              <w:rPr>
+                <w:rFonts w:ascii="Helvetica" w:eastAsia="Helvetica" w:hAnsi="Helvetica" w:cs="Helvetica"/>
+                <w:color w:val="000000"/>
+                <w:sz w:val="22"/>
+                <w:szCs w:val="22"/>
+              </w:rPr>
+            </w:pPr>
+            <w:r>
+              <w:rPr>
+                <w:rFonts w:ascii="Helvetica" w:eastAsia="Helvetica" w:hAnsi="Helvetica" w:cs="Helvetica"/>
+                <w:color w:val="000000"/>
+                <w:sz w:val="22"/>
+                <w:szCs w:val="22"/>
+              </w:rPr>
+              <w:t>-0.69</w:t>
+            </w:r>
+          </w:p>
+        </w:tc>
+        <w:tc>
+          <w:tcPr>
+            <w:tcW w:w="974" w:type="dxa"/>
+            <w:tcBorders>
+              <w:top w:val="none" w:sz="0" w:space="0" w:color="000000"/>
+              <w:left w:val="none" w:sz="0" w:space="0" w:color="000000"/>
+              <w:bottom w:val="single" w:sz="12" w:space="0" w:color="666666"/>
+              <w:right w:val="none" w:sz="0" w:space="0" w:color="000000"/>
+            </w:tcBorders>
+            <w:shd w:val="clear" w:color="auto" w:fill="FFFFFF"/>
+            <w:tcMar>
+              <w:top w:w="0" w:type="dxa"/>
+              <w:left w:w="0" w:type="dxa"/>
+              <w:bottom w:w="0" w:type="dxa"/>
+              <w:right w:w="0" w:type="dxa"/>
+            </w:tcMar>
+            <w:vAlign w:val="center"/>
+          </w:tcPr>
+          <w:p>
+            <w:pPr>
+              <w:pBdr>
+                <w:top w:val="none" w:sz="0" w:space="0" w:color="000000"/>
+                <w:left w:val="none" w:sz="0" w:space="0" w:color="000000"/>
+                <w:bottom w:val="none" w:sz="0" w:space="0" w:color="000000"/>
+                <w:right w:val="none" w:sz="0" w:space="0" w:color="000000"/>
+              </w:pBdr>
+              <w:spacing w:before="100" w:after="100"/>
+              <w:ind w:left="100" w:right="100"/>
+              <w:jc w:val="right"/>
+              <w:rPr>
+                <w:rFonts w:ascii="Helvetica" w:eastAsia="Helvetica" w:hAnsi="Helvetica" w:cs="Helvetica"/>
+                <w:color w:val="000000"/>
+                <w:sz w:val="22"/>
+                <w:szCs w:val="22"/>
+              </w:rPr>
+            </w:pPr>
+            <w:r>
+              <w:rPr>
+                <w:rFonts w:ascii="Helvetica" w:eastAsia="Helvetica" w:hAnsi="Helvetica" w:cs="Helvetica"/>
+                <w:color w:val="000000"/>
+                <w:sz w:val="22"/>
+                <w:szCs w:val="22"/>
+              </w:rPr>
+              <w:t>-0.50</w:t>
+            </w:r>
+          </w:p>
+        </w:tc>
+        <w:tc>
+          <w:tcPr>
+            <w:tcW w:w="649" w:type="dxa"/>
+            <w:tcBorders>
+              <w:top w:val="none" w:sz="0" w:space="0" w:color="000000"/>
+              <w:left w:val="none" w:sz="0" w:space="0" w:color="000000"/>
+              <w:bottom w:val="single" w:sz="12" w:space="0" w:color="666666"/>
+              <w:right w:val="none" w:sz="0" w:space="0" w:color="000000"/>
+            </w:tcBorders>
+            <w:shd w:val="clear" w:color="auto" w:fill="FFFFFF"/>
+            <w:tcMar>
+              <w:top w:w="0" w:type="dxa"/>
+              <w:left w:w="0" w:type="dxa"/>
+              <w:bottom w:w="0" w:type="dxa"/>
+              <w:right w:w="0" w:type="dxa"/>
+            </w:tcMar>
+            <w:vAlign w:val="center"/>
+          </w:tcPr>
+          <w:p>
+            <w:pPr>
+              <w:pBdr>
+                <w:top w:val="none" w:sz="0" w:space="0" w:color="000000"/>
+                <w:left w:val="none" w:sz="0" w:space="0" w:color="000000"/>
+                <w:bottom w:val="none" w:sz="0" w:space="0" w:color="000000"/>
+                <w:right w:val="none" w:sz="0" w:space="0" w:color="000000"/>
+              </w:pBdr>
+              <w:spacing w:before="100" w:after="100"/>
+              <w:ind w:left="100" w:right="100"/>
+              <w:jc w:val="right"/>
+              <w:rPr>
+                <w:rFonts w:ascii="Helvetica" w:eastAsia="Helvetica" w:hAnsi="Helvetica" w:cs="Helvetica"/>
+                <w:color w:val="000000"/>
+                <w:sz w:val="22"/>
+                <w:szCs w:val="22"/>
+              </w:rPr>
+            </w:pPr>
+            <w:r>
+              <w:rPr>
+                <w:rFonts w:ascii="Helvetica" w:eastAsia="Helvetica" w:hAnsi="Helvetica" w:cs="Helvetica"/>
+                <w:color w:val="000000"/>
+                <w:sz w:val="22"/>
+                <w:szCs w:val="22"/>
+              </w:rPr>
+              <w:t>-0.01</w:t>
+            </w:r>
+          </w:p>
+        </w:tc>
+        <w:tc>
+          <w:tcPr>
+            <w:tcW w:w="767" w:type="dxa"/>
+            <w:tcBorders>
+              <w:top w:val="none" w:sz="0" w:space="0" w:color="000000"/>
+              <w:left w:val="none" w:sz="0" w:space="0" w:color="000000"/>
+              <w:bottom w:val="single" w:sz="12" w:space="0" w:color="666666"/>
+              <w:right w:val="none" w:sz="0" w:space="0" w:color="000000"/>
+            </w:tcBorders>
+            <w:shd w:val="clear" w:color="auto" w:fill="FFFFFF"/>
+            <w:tcMar>
+              <w:top w:w="0" w:type="dxa"/>
+              <w:left w:w="0" w:type="dxa"/>
+              <w:bottom w:w="0" w:type="dxa"/>
+              <w:right w:w="0" w:type="dxa"/>
+            </w:tcMar>
+            <w:vAlign w:val="center"/>
+          </w:tcPr>
+          <w:p>
+            <w:pPr>
+              <w:pBdr>
+                <w:top w:val="none" w:sz="0" w:space="0" w:color="000000"/>
+                <w:left w:val="none" w:sz="0" w:space="0" w:color="000000"/>
+                <w:bottom w:val="none" w:sz="0" w:space="0" w:color="000000"/>
+                <w:right w:val="none" w:sz="0" w:space="0" w:color="000000"/>
+              </w:pBdr>
+              <w:spacing w:before="100" w:after="100"/>
+              <w:ind w:left="100" w:right="100"/>
+              <w:jc w:val="right"/>
+              <w:rPr>
+                <w:rFonts w:ascii="Helvetica" w:eastAsia="Helvetica" w:hAnsi="Helvetica" w:cs="Helvetica"/>
+                <w:color w:val="000000"/>
+                <w:sz w:val="22"/>
+                <w:szCs w:val="22"/>
+              </w:rPr>
+            </w:pPr>
+            <w:r>
+              <w:rPr>
+                <w:rFonts w:ascii="Helvetica" w:eastAsia="Helvetica" w:hAnsi="Helvetica" w:cs="Helvetica"/>
+                <w:color w:val="000000"/>
+                <w:sz w:val="22"/>
+                <w:szCs w:val="22"/>
+              </w:rPr>
+              <w:t>-0.14</w:t>
+            </w:r>
+          </w:p>
+        </w:tc>
+        <w:tc>
+          <w:tcPr>
+            <w:tcW w:w="868" w:type="dxa"/>
+            <w:tcBorders>
+              <w:top w:val="none" w:sz="0" w:space="0" w:color="000000"/>
+              <w:left w:val="none" w:sz="0" w:space="0" w:color="000000"/>
+              <w:bottom w:val="single" w:sz="12" w:space="0" w:color="666666"/>
+              <w:right w:val="none" w:sz="0" w:space="0" w:color="000000"/>
+            </w:tcBorders>
+            <w:shd w:val="clear" w:color="auto" w:fill="FFFFFF"/>
+            <w:tcMar>
+              <w:top w:w="0" w:type="dxa"/>
+              <w:left w:w="0" w:type="dxa"/>
+              <w:bottom w:w="0" w:type="dxa"/>
+              <w:right w:w="0" w:type="dxa"/>
+            </w:tcMar>
+            <w:vAlign w:val="center"/>
+          </w:tcPr>
+          <w:p>
+            <w:pPr>
+              <w:pBdr>
+                <w:top w:val="none" w:sz="0" w:space="0" w:color="000000"/>
+                <w:left w:val="none" w:sz="0" w:space="0" w:color="000000"/>
+                <w:bottom w:val="none" w:sz="0" w:space="0" w:color="000000"/>
+                <w:right w:val="none" w:sz="0" w:space="0" w:color="000000"/>
+              </w:pBdr>
+              <w:spacing w:before="100" w:after="100"/>
+              <w:ind w:left="100" w:right="100"/>
+              <w:jc w:val="right"/>
+              <w:rPr>
+                <w:rFonts w:ascii="Helvetica" w:eastAsia="Helvetica" w:hAnsi="Helvetica" w:cs="Helvetica"/>
+                <w:color w:val="000000"/>
+                <w:sz w:val="22"/>
+                <w:szCs w:val="22"/>
+              </w:rPr>
+            </w:pPr>
+            <w:r>
+              <w:rPr>
+                <w:rFonts w:ascii="Helvetica" w:eastAsia="Helvetica" w:hAnsi="Helvetica" w:cs="Helvetica"/>
+                <w:color w:val="000000"/>
+                <w:sz w:val="22"/>
+                <w:szCs w:val="22"/>
+              </w:rPr>
+              <w:t>-0.12</w:t>
+            </w:r>
+          </w:p>
+        </w:tc>
+        <w:tc>
+          <w:tcPr>
+            <w:tcW w:w="1103" w:type="dxa"/>
+            <w:tcBorders>
+              <w:top w:val="none" w:sz="0" w:space="0" w:color="000000"/>
+              <w:left w:val="none" w:sz="0" w:space="0" w:color="000000"/>
+              <w:bottom w:val="single" w:sz="12" w:space="0" w:color="666666"/>
+              <w:right w:val="none" w:sz="0" w:space="0" w:color="000000"/>
+            </w:tcBorders>
+            <w:shd w:val="clear" w:color="auto" w:fill="FFFFFF"/>
+            <w:tcMar>
+              <w:top w:w="0" w:type="dxa"/>
+              <w:left w:w="0" w:type="dxa"/>
+              <w:bottom w:w="0" w:type="dxa"/>
+              <w:right w:w="0" w:type="dxa"/>
+            </w:tcMar>
+            <w:vAlign w:val="center"/>
+          </w:tcPr>
+          <w:p>
+            <w:pPr>
+              <w:pBdr>
+                <w:top w:val="none" w:sz="0" w:space="0" w:color="000000"/>
+                <w:left w:val="none" w:sz="0" w:space="0" w:color="000000"/>
+                <w:bottom w:val="none" w:sz="0" w:space="0" w:color="000000"/>
+                <w:right w:val="none" w:sz="0" w:space="0" w:color="000000"/>
+              </w:pBdr>
+              <w:spacing w:before="100" w:after="100"/>
+              <w:ind w:left="100" w:right="100"/>
+              <w:jc w:val="right"/>
+              <w:rPr>
+                <w:rFonts w:ascii="Helvetica" w:eastAsia="Helvetica" w:hAnsi="Helvetica" w:cs="Helvetica"/>
+                <w:color w:val="000000"/>
+                <w:sz w:val="22"/>
+                <w:szCs w:val="22"/>
+              </w:rPr>
+            </w:pPr>
+            <w:r>
+              <w:rPr>
+                <w:rFonts w:ascii="Helvetica" w:eastAsia="Helvetica" w:hAnsi="Helvetica" w:cs="Helvetica"/>
+                <w:color w:val="000000"/>
+                <w:sz w:val="22"/>
+                <w:szCs w:val="22"/>
+              </w:rPr>
+              <w:t>-0.01</w:t>
+            </w:r>
+          </w:p>
+        </w:tc>
+        <w:tc>
+          <w:tcPr>
+            <w:tcW w:w="965" w:type="dxa"/>
+            <w:tcBorders>
+              <w:top w:val="none" w:sz="0" w:space="0" w:color="000000"/>
+              <w:left w:val="none" w:sz="0" w:space="0" w:color="000000"/>
+              <w:bottom w:val="single" w:sz="12" w:space="0" w:color="666666"/>
+              <w:right w:val="none" w:sz="0" w:space="0" w:color="000000"/>
+            </w:tcBorders>
+            <w:shd w:val="clear" w:color="auto" w:fill="FFFFFF"/>
+            <w:tcMar>
+              <w:top w:w="0" w:type="dxa"/>
+              <w:left w:w="0" w:type="dxa"/>
+              <w:bottom w:w="0" w:type="dxa"/>
+              <w:right w:w="0" w:type="dxa"/>
+            </w:tcMar>
+            <w:vAlign w:val="center"/>
+          </w:tcPr>
+          <w:p>
+            <w:pPr>
+              <w:pBdr>
+                <w:top w:val="none" w:sz="0" w:space="0" w:color="000000"/>
+                <w:left w:val="none" w:sz="0" w:space="0" w:color="000000"/>
+                <w:bottom w:val="none" w:sz="0" w:space="0" w:color="000000"/>
+                <w:right w:val="none" w:sz="0" w:space="0" w:color="000000"/>
+              </w:pBdr>
+              <w:spacing w:before="100" w:after="100"/>
+              <w:ind w:left="100" w:right="100"/>
+              <w:jc w:val="right"/>
+              <w:rPr>
+                <w:rFonts w:ascii="Helvetica" w:eastAsia="Helvetica" w:hAnsi="Helvetica" w:cs="Helvetica"/>
+                <w:color w:val="000000"/>
+                <w:sz w:val="22"/>
+                <w:szCs w:val="22"/>
+              </w:rPr>
+            </w:pPr>
+            <w:r>
+              <w:rPr>
+                <w:rFonts w:ascii="Helvetica" w:eastAsia="Helvetica" w:hAnsi="Helvetica" w:cs="Helvetica"/>
+                <w:color w:val="000000"/>
+                <w:sz w:val="22"/>
+                <w:szCs w:val="22"/>
+              </w:rPr>
+              <w:t>-0.06</w:t>
+            </w:r>
+          </w:p>
+        </w:tc>
+        <w:tc>
+          <w:tcPr>
+            <w:tcW w:w="947" w:type="dxa"/>
+            <w:tcBorders>
+              <w:top w:val="none" w:sz="0" w:space="0" w:color="000000"/>
+              <w:left w:val="none" w:sz="0" w:space="0" w:color="000000"/>
+              <w:bottom w:val="single" w:sz="12" w:space="0" w:color="666666"/>
+              <w:right w:val="none" w:sz="0" w:space="0" w:color="000000"/>
+            </w:tcBorders>
+            <w:shd w:val="clear" w:color="auto" w:fill="FFFFFF"/>
+            <w:tcMar>
+              <w:top w:w="0" w:type="dxa"/>
+              <w:left w:w="0" w:type="dxa"/>
+              <w:bottom w:w="0" w:type="dxa"/>
+              <w:right w:w="0" w:type="dxa"/>
+            </w:tcMar>
+            <w:vAlign w:val="center"/>
+          </w:tcPr>
+          <w:p>
+            <w:pPr>
+              <w:pBdr>
+                <w:top w:val="none" w:sz="0" w:space="0" w:color="000000"/>
+                <w:left w:val="none" w:sz="0" w:space="0" w:color="000000"/>
+                <w:bottom w:val="none" w:sz="0" w:space="0" w:color="000000"/>
+                <w:right w:val="none" w:sz="0" w:space="0" w:color="000000"/>
+              </w:pBdr>
+              <w:spacing w:before="100" w:after="100"/>
+              <w:ind w:left="100" w:right="100"/>
+              <w:jc w:val="right"/>
+              <w:rPr>
+                <w:rFonts w:ascii="Helvetica" w:eastAsia="Helvetica" w:hAnsi="Helvetica" w:cs="Helvetica"/>
+                <w:color w:val="000000"/>
+                <w:sz w:val="22"/>
+                <w:szCs w:val="22"/>
+              </w:rPr>
+            </w:pPr>
+            <w:r>
+              <w:rPr>
+                <w:rFonts w:ascii="Helvetica" w:eastAsia="Helvetica" w:hAnsi="Helvetica" w:cs="Helvetica"/>
+                <w:color w:val="000000"/>
+                <w:sz w:val="22"/>
+                <w:szCs w:val="22"/>
+              </w:rPr>
+              <w:t>1.00</w:t>
+            </w:r>
+          </w:p>
+        </w:tc>
+      </w:tr>
+    </w:tbl>
+    <w:p>
+      <w:pPr>
+        <w:pStyle w:val="paragraph"/>
+        <w:spacing w:before="0" w:beforeAutospacing="0" w:after="0" w:afterAutospacing="0"/>
+        <w:jc w:val="both"/>
+        <w:textAlignment w:val="baseline"/>
+        <w:rPr>
+          <w:b/>
+          <w:bCs/>
+          <w:i/>
+          <w:iCs/>
+          <w:sz w:val="22"/>
+          <w:szCs w:val="22"/>
+        </w:rPr>
+      </w:pPr>
+      <w:r>
+        <w:rPr>
+          <w:b/>
+          <w:bCs/>
+          <w:i/>
+          <w:iCs/>
+          <w:sz w:val="22"/>
+          <w:szCs w:val="22"/>
+        </w:rPr>
+        <w:t>Tabla</w:t>
+      </w:r>
+      <w:r>
+        <w:rPr>
+          <w:b/>
+          <w:bCs/>
+          <w:i/>
+          <w:iCs/>
+          <w:sz w:val="22"/>
+          <w:szCs w:val="22"/>
+        </w:rPr>
+        <w:t xml:space="preserve"> </w:t>
+      </w:r>
+      <w:r>
+        <w:rPr>
+          <w:b/>
+          <w:bCs/>
+          <w:i/>
+          <w:iCs/>
+          <w:sz w:val="22"/>
+          <w:szCs w:val="22"/>
+        </w:rPr>
+        <w:t>1</w:t>
+      </w:r>
+      <w:r>
+        <w:rPr>
+          <w:b/>
+          <w:bCs/>
+          <w:i/>
+          <w:iCs/>
+          <w:sz w:val="22"/>
+          <w:szCs w:val="22"/>
+        </w:rPr>
+        <w:t xml:space="preserve">. </w:t>
+      </w:r>
+      <w:r>
+        <w:rPr>
+          <w:b/>
+          <w:bCs/>
+          <w:i/>
+          <w:iCs/>
+          <w:sz w:val="22"/>
+          <w:szCs w:val="22"/>
+        </w:rPr>
+        <w:t>Tabla</w:t>
+      </w:r>
+      <w:r>
+        <w:rPr>
+          <w:b/>
+          <w:bCs/>
+          <w:i/>
+          <w:iCs/>
+          <w:sz w:val="22"/>
+          <w:szCs w:val="22"/>
+        </w:rPr>
+        <w:t xml:space="preserve"> de correlaciones variables </w:t>
+      </w:r>
+    </w:p>
+    <w:p>
+      <w:pPr>
+        <w:rPr>
+          <w:rFonts w:ascii="Times New Roman" w:eastAsiaTheme="minorEastAsia" w:hAnsi="Times New Roman" w:cs="Times New Roman"/>
+        </w:rPr>
+      </w:pPr>
     </w:p>
     <w:p>
       <w:pPr>
@@ -2015,12 +6443,21 @@
           <w:lang w:val="en-US"/>
         </w:rPr>
       </w:pPr>
+      <w:proofErr w:type="spellStart"/>
       <w:r>
         <w:rPr>
           <w:rFonts w:ascii="Times New Roman" w:eastAsiaTheme="minorEastAsia" w:hAnsi="Times New Roman" w:cs="Times New Roman"/>
           <w:lang w:val="en-US"/>
         </w:rPr>
-        <w:t xml:space="preserve">Home_win_binary ~ </w:t>
+        <w:t>Home_win_binary</w:t>
+      </w:r>
+      <w:proofErr w:type="spellEnd"/>
+      <w:r>
+        <w:rPr>
+          <w:rFonts w:ascii="Times New Roman" w:eastAsiaTheme="minorEastAsia" w:hAnsi="Times New Roman" w:cs="Times New Roman"/>
+          <w:lang w:val="en-US"/>
+        </w:rPr>
+        <w:t xml:space="preserve"> ~ </w:t>
       </w:r>
       <w:proofErr w:type="spellStart"/>
       <w:r>
@@ -2036,7 +6473,23 @@
           <w:rFonts w:ascii="Times New Roman" w:eastAsiaTheme="minorEastAsia" w:hAnsi="Times New Roman" w:cs="Times New Roman"/>
           <w:lang w:val="en-US"/>
         </w:rPr>
-        <w:t xml:space="preserve"> + diff_aggression + diff_speed</w:t>
+        <w:t xml:space="preserve"> + </w:t>
+      </w:r>
+      <w:proofErr w:type="spellStart"/>
+      <w:r>
+        <w:rPr>
+          <w:rFonts w:ascii="Times New Roman" w:eastAsiaTheme="minorEastAsia" w:hAnsi="Times New Roman" w:cs="Times New Roman"/>
+          <w:lang w:val="en-US"/>
+        </w:rPr>
+        <w:t>diff_aggression</w:t>
+      </w:r>
+      <w:proofErr w:type="spellEnd"/>
+      <w:r>
+        <w:rPr>
+          <w:rFonts w:ascii="Times New Roman" w:eastAsiaTheme="minorEastAsia" w:hAnsi="Times New Roman" w:cs="Times New Roman"/>
+          <w:lang w:val="en-US"/>
+        </w:rPr>
+        <w:t xml:space="preserve"> + diff_speed</w:t>
       </w:r>
     </w:p>
     <w:p>
@@ -2336,11 +6789,1395 @@
           <w:lang w:val="es-ES"/>
         </w:rPr>
       </w:pPr>
-      <w:r>
+    </w:p>
+    <w:p>
+      <w:pPr>
         <w:rPr>
           <w:rFonts w:ascii="Times New Roman" w:eastAsiaTheme="minorEastAsia" w:hAnsi="Times New Roman" w:cs="Times New Roman"/>
           <w:lang w:val="es-ES"/>
         </w:rPr>
+      </w:pPr>
+    </w:p>
+    <w:p>
+      <w:pPr>
+        <w:rPr>
+          <w:rFonts w:ascii="Times New Roman" w:eastAsiaTheme="minorEastAsia" w:hAnsi="Times New Roman" w:cs="Times New Roman"/>
+          <w:lang w:val="es-ES"/>
+        </w:rPr>
+      </w:pPr>
+    </w:p>
+    <w:tbl>
+      <w:tblPr>
+        <w:tblW w:w="0" w:type="auto"/>
+        <w:jc w:val="center"/>
+        <w:tblLayout w:type="fixed"/>
+        <w:tblLook w:val="0420" w:firstRow="1" w:lastRow="0" w:firstColumn="0" w:lastColumn="0" w:noHBand="0" w:noVBand="1"/>
+      </w:tblPr>
+      <w:tblGrid>
+        <w:gridCol w:w="1903"/>
+        <w:gridCol w:w="1487"/>
+        <w:gridCol w:w="1902"/>
+        <w:gridCol w:w="1328"/>
+        <w:gridCol w:w="1157"/>
+      </w:tblGrid>
+      <w:tr>
+        <w:trPr>
+          <w:tblHeader/>
+          <w:jc w:val="center"/>
+        </w:trPr>
+        <w:tc>
+          <w:tcPr>
+            <w:tcW w:w="1903" w:type="dxa"/>
+            <w:tcBorders>
+              <w:top w:val="single" w:sz="12" w:space="0" w:color="666666"/>
+              <w:left w:val="none" w:sz="0" w:space="0" w:color="000000"/>
+              <w:bottom w:val="single" w:sz="12" w:space="0" w:color="666666"/>
+              <w:right w:val="none" w:sz="0" w:space="0" w:color="000000"/>
+            </w:tcBorders>
+            <w:shd w:val="clear" w:color="auto" w:fill="FFFFFF"/>
+            <w:tcMar>
+              <w:top w:w="0" w:type="dxa"/>
+              <w:left w:w="0" w:type="dxa"/>
+              <w:bottom w:w="0" w:type="dxa"/>
+              <w:right w:w="0" w:type="dxa"/>
+            </w:tcMar>
+            <w:vAlign w:val="center"/>
+          </w:tcPr>
+          <w:p>
+            <w:pPr>
+              <w:pBdr>
+                <w:top w:val="none" w:sz="0" w:space="0" w:color="000000"/>
+                <w:left w:val="none" w:sz="0" w:space="0" w:color="000000"/>
+                <w:bottom w:val="none" w:sz="0" w:space="0" w:color="000000"/>
+                <w:right w:val="none" w:sz="0" w:space="0" w:color="000000"/>
+              </w:pBdr>
+              <w:spacing w:before="100" w:after="100"/>
+              <w:ind w:left="100" w:right="100"/>
+              <w:rPr>
+                <w:rFonts w:ascii="Helvetica" w:eastAsia="Helvetica" w:hAnsi="Helvetica" w:cs="Helvetica"/>
+                <w:color w:val="000000"/>
+                <w:sz w:val="22"/>
+                <w:szCs w:val="22"/>
+              </w:rPr>
+            </w:pPr>
+            <w:r>
+              <w:rPr>
+                <w:rFonts w:ascii="Helvetica" w:eastAsia="Helvetica" w:hAnsi="Helvetica" w:cs="Helvetica"/>
+                <w:color w:val="000000"/>
+                <w:sz w:val="22"/>
+                <w:szCs w:val="22"/>
+              </w:rPr>
+              <w:lastRenderedPageBreak/>
+              <w:t>Variable</w:t>
+            </w:r>
+          </w:p>
+        </w:tc>
+        <w:tc>
+          <w:tcPr>
+            <w:tcW w:w="1487" w:type="dxa"/>
+            <w:tcBorders>
+              <w:top w:val="single" w:sz="12" w:space="0" w:color="666666"/>
+              <w:left w:val="none" w:sz="0" w:space="0" w:color="000000"/>
+              <w:bottom w:val="single" w:sz="12" w:space="0" w:color="666666"/>
+              <w:right w:val="none" w:sz="0" w:space="0" w:color="000000"/>
+            </w:tcBorders>
+            <w:shd w:val="clear" w:color="auto" w:fill="FFFFFF"/>
+            <w:tcMar>
+              <w:top w:w="0" w:type="dxa"/>
+              <w:left w:w="0" w:type="dxa"/>
+              <w:bottom w:w="0" w:type="dxa"/>
+              <w:right w:w="0" w:type="dxa"/>
+            </w:tcMar>
+            <w:vAlign w:val="center"/>
+          </w:tcPr>
+          <w:p>
+            <w:pPr>
+              <w:pBdr>
+                <w:top w:val="none" w:sz="0" w:space="0" w:color="000000"/>
+                <w:left w:val="none" w:sz="0" w:space="0" w:color="000000"/>
+                <w:bottom w:val="none" w:sz="0" w:space="0" w:color="000000"/>
+                <w:right w:val="none" w:sz="0" w:space="0" w:color="000000"/>
+              </w:pBdr>
+              <w:spacing w:before="100" w:after="100"/>
+              <w:ind w:left="100" w:right="100"/>
+              <w:jc w:val="right"/>
+              <w:rPr>
+                <w:rFonts w:ascii="Helvetica" w:eastAsia="Helvetica" w:hAnsi="Helvetica" w:cs="Helvetica"/>
+                <w:color w:val="000000"/>
+                <w:sz w:val="22"/>
+                <w:szCs w:val="22"/>
+              </w:rPr>
+            </w:pPr>
+            <w:proofErr w:type="spellStart"/>
+            <w:r>
+              <w:rPr>
+                <w:rFonts w:ascii="Helvetica" w:eastAsia="Helvetica" w:hAnsi="Helvetica" w:cs="Helvetica"/>
+                <w:color w:val="000000"/>
+                <w:sz w:val="22"/>
+                <w:szCs w:val="22"/>
+              </w:rPr>
+              <w:t>Estimacion</w:t>
+            </w:r>
+            <w:proofErr w:type="spellEnd"/>
+          </w:p>
+        </w:tc>
+        <w:tc>
+          <w:tcPr>
+            <w:tcW w:w="1902" w:type="dxa"/>
+            <w:tcBorders>
+              <w:top w:val="single" w:sz="12" w:space="0" w:color="666666"/>
+              <w:left w:val="none" w:sz="0" w:space="0" w:color="000000"/>
+              <w:bottom w:val="single" w:sz="12" w:space="0" w:color="666666"/>
+              <w:right w:val="none" w:sz="0" w:space="0" w:color="000000"/>
+            </w:tcBorders>
+            <w:shd w:val="clear" w:color="auto" w:fill="FFFFFF"/>
+            <w:tcMar>
+              <w:top w:w="0" w:type="dxa"/>
+              <w:left w:w="0" w:type="dxa"/>
+              <w:bottom w:w="0" w:type="dxa"/>
+              <w:right w:w="0" w:type="dxa"/>
+            </w:tcMar>
+            <w:vAlign w:val="center"/>
+          </w:tcPr>
+          <w:p>
+            <w:pPr>
+              <w:pBdr>
+                <w:top w:val="none" w:sz="0" w:space="0" w:color="000000"/>
+                <w:left w:val="none" w:sz="0" w:space="0" w:color="000000"/>
+                <w:bottom w:val="none" w:sz="0" w:space="0" w:color="000000"/>
+                <w:right w:val="none" w:sz="0" w:space="0" w:color="000000"/>
+              </w:pBdr>
+              <w:spacing w:before="100" w:after="100"/>
+              <w:ind w:left="100" w:right="100"/>
+              <w:jc w:val="right"/>
+              <w:rPr>
+                <w:rFonts w:ascii="Helvetica" w:eastAsia="Helvetica" w:hAnsi="Helvetica" w:cs="Helvetica"/>
+                <w:color w:val="000000"/>
+                <w:sz w:val="22"/>
+                <w:szCs w:val="22"/>
+              </w:rPr>
+            </w:pPr>
+            <w:proofErr w:type="spellStart"/>
+            <w:r>
+              <w:rPr>
+                <w:rFonts w:ascii="Helvetica" w:eastAsia="Helvetica" w:hAnsi="Helvetica" w:cs="Helvetica"/>
+                <w:color w:val="000000"/>
+                <w:sz w:val="22"/>
+                <w:szCs w:val="22"/>
+              </w:rPr>
+              <w:t>Error_Estandar</w:t>
+            </w:r>
+            <w:proofErr w:type="spellEnd"/>
+          </w:p>
+        </w:tc>
+        <w:tc>
+          <w:tcPr>
+            <w:tcW w:w="1328" w:type="dxa"/>
+            <w:tcBorders>
+              <w:top w:val="single" w:sz="12" w:space="0" w:color="666666"/>
+              <w:left w:val="none" w:sz="0" w:space="0" w:color="000000"/>
+              <w:bottom w:val="single" w:sz="12" w:space="0" w:color="666666"/>
+              <w:right w:val="none" w:sz="0" w:space="0" w:color="000000"/>
+            </w:tcBorders>
+            <w:shd w:val="clear" w:color="auto" w:fill="FFFFFF"/>
+            <w:tcMar>
+              <w:top w:w="0" w:type="dxa"/>
+              <w:left w:w="0" w:type="dxa"/>
+              <w:bottom w:w="0" w:type="dxa"/>
+              <w:right w:w="0" w:type="dxa"/>
+            </w:tcMar>
+            <w:vAlign w:val="center"/>
+          </w:tcPr>
+          <w:p>
+            <w:pPr>
+              <w:pBdr>
+                <w:top w:val="none" w:sz="0" w:space="0" w:color="000000"/>
+                <w:left w:val="none" w:sz="0" w:space="0" w:color="000000"/>
+                <w:bottom w:val="none" w:sz="0" w:space="0" w:color="000000"/>
+                <w:right w:val="none" w:sz="0" w:space="0" w:color="000000"/>
+              </w:pBdr>
+              <w:spacing w:before="100" w:after="100"/>
+              <w:ind w:left="100" w:right="100"/>
+              <w:jc w:val="right"/>
+              <w:rPr>
+                <w:rFonts w:ascii="Helvetica" w:eastAsia="Helvetica" w:hAnsi="Helvetica" w:cs="Helvetica"/>
+                <w:color w:val="000000"/>
+                <w:sz w:val="22"/>
+                <w:szCs w:val="22"/>
+              </w:rPr>
+            </w:pPr>
+            <w:proofErr w:type="spellStart"/>
+            <w:r>
+              <w:rPr>
+                <w:rFonts w:ascii="Helvetica" w:eastAsia="Helvetica" w:hAnsi="Helvetica" w:cs="Helvetica"/>
+                <w:color w:val="000000"/>
+                <w:sz w:val="22"/>
+                <w:szCs w:val="22"/>
+              </w:rPr>
+              <w:t>Valor_t</w:t>
+            </w:r>
+            <w:proofErr w:type="spellEnd"/>
+          </w:p>
+        </w:tc>
+        <w:tc>
+          <w:tcPr>
+            <w:tcW w:w="1157" w:type="dxa"/>
+            <w:tcBorders>
+              <w:top w:val="single" w:sz="12" w:space="0" w:color="666666"/>
+              <w:left w:val="none" w:sz="0" w:space="0" w:color="000000"/>
+              <w:bottom w:val="single" w:sz="12" w:space="0" w:color="666666"/>
+              <w:right w:val="none" w:sz="0" w:space="0" w:color="000000"/>
+            </w:tcBorders>
+            <w:shd w:val="clear" w:color="auto" w:fill="FFFFFF"/>
+            <w:tcMar>
+              <w:top w:w="0" w:type="dxa"/>
+              <w:left w:w="0" w:type="dxa"/>
+              <w:bottom w:w="0" w:type="dxa"/>
+              <w:right w:w="0" w:type="dxa"/>
+            </w:tcMar>
+            <w:vAlign w:val="center"/>
+          </w:tcPr>
+          <w:p>
+            <w:pPr>
+              <w:pBdr>
+                <w:top w:val="none" w:sz="0" w:space="0" w:color="000000"/>
+                <w:left w:val="none" w:sz="0" w:space="0" w:color="000000"/>
+                <w:bottom w:val="none" w:sz="0" w:space="0" w:color="000000"/>
+                <w:right w:val="none" w:sz="0" w:space="0" w:color="000000"/>
+              </w:pBdr>
+              <w:spacing w:before="100" w:after="100"/>
+              <w:ind w:left="100" w:right="100"/>
+              <w:jc w:val="right"/>
+              <w:rPr>
+                <w:rFonts w:ascii="Helvetica" w:eastAsia="Helvetica" w:hAnsi="Helvetica" w:cs="Helvetica"/>
+                <w:color w:val="000000"/>
+                <w:sz w:val="22"/>
+                <w:szCs w:val="22"/>
+              </w:rPr>
+            </w:pPr>
+            <w:proofErr w:type="spellStart"/>
+            <w:r>
+              <w:rPr>
+                <w:rFonts w:ascii="Helvetica" w:eastAsia="Helvetica" w:hAnsi="Helvetica" w:cs="Helvetica"/>
+                <w:color w:val="000000"/>
+                <w:sz w:val="22"/>
+                <w:szCs w:val="22"/>
+              </w:rPr>
+              <w:t>P_valor</w:t>
+            </w:r>
+            <w:proofErr w:type="spellEnd"/>
+          </w:p>
+        </w:tc>
+      </w:tr>
+      <w:tr>
+        <w:trPr>
+          <w:jc w:val="center"/>
+        </w:trPr>
+        <w:tc>
+          <w:tcPr>
+            <w:tcW w:w="1903" w:type="dxa"/>
+            <w:tcBorders>
+              <w:top w:val="single" w:sz="12" w:space="0" w:color="666666"/>
+              <w:left w:val="none" w:sz="0" w:space="0" w:color="000000"/>
+              <w:bottom w:val="none" w:sz="0" w:space="0" w:color="000000"/>
+              <w:right w:val="none" w:sz="0" w:space="0" w:color="000000"/>
+            </w:tcBorders>
+            <w:shd w:val="clear" w:color="auto" w:fill="FFFFFF"/>
+            <w:tcMar>
+              <w:top w:w="0" w:type="dxa"/>
+              <w:left w:w="0" w:type="dxa"/>
+              <w:bottom w:w="0" w:type="dxa"/>
+              <w:right w:w="0" w:type="dxa"/>
+            </w:tcMar>
+            <w:vAlign w:val="center"/>
+          </w:tcPr>
+          <w:p>
+            <w:pPr>
+              <w:pBdr>
+                <w:top w:val="none" w:sz="0" w:space="0" w:color="000000"/>
+                <w:left w:val="none" w:sz="0" w:space="0" w:color="000000"/>
+                <w:bottom w:val="none" w:sz="0" w:space="0" w:color="000000"/>
+                <w:right w:val="none" w:sz="0" w:space="0" w:color="000000"/>
+              </w:pBdr>
+              <w:spacing w:before="100" w:after="100"/>
+              <w:ind w:left="100" w:right="100"/>
+              <w:rPr>
+                <w:rFonts w:ascii="Helvetica" w:eastAsia="Helvetica" w:hAnsi="Helvetica" w:cs="Helvetica"/>
+                <w:color w:val="000000"/>
+                <w:sz w:val="22"/>
+                <w:szCs w:val="22"/>
+              </w:rPr>
+            </w:pPr>
+            <w:r>
+              <w:rPr>
+                <w:rFonts w:ascii="Helvetica" w:eastAsia="Helvetica" w:hAnsi="Helvetica" w:cs="Helvetica"/>
+                <w:color w:val="000000"/>
+                <w:sz w:val="22"/>
+                <w:szCs w:val="22"/>
+              </w:rPr>
+              <w:t>(</w:t>
+            </w:r>
+            <w:proofErr w:type="spellStart"/>
+            <w:r>
+              <w:rPr>
+                <w:rFonts w:ascii="Helvetica" w:eastAsia="Helvetica" w:hAnsi="Helvetica" w:cs="Helvetica"/>
+                <w:color w:val="000000"/>
+                <w:sz w:val="22"/>
+                <w:szCs w:val="22"/>
+              </w:rPr>
+              <w:t>Intercept</w:t>
+            </w:r>
+            <w:proofErr w:type="spellEnd"/>
+            <w:r>
+              <w:rPr>
+                <w:rFonts w:ascii="Helvetica" w:eastAsia="Helvetica" w:hAnsi="Helvetica" w:cs="Helvetica"/>
+                <w:color w:val="000000"/>
+                <w:sz w:val="22"/>
+                <w:szCs w:val="22"/>
+              </w:rPr>
+              <w:t>)</w:t>
+            </w:r>
+          </w:p>
+        </w:tc>
+        <w:tc>
+          <w:tcPr>
+            <w:tcW w:w="1487" w:type="dxa"/>
+            <w:tcBorders>
+              <w:top w:val="single" w:sz="12" w:space="0" w:color="666666"/>
+              <w:left w:val="none" w:sz="0" w:space="0" w:color="000000"/>
+              <w:bottom w:val="none" w:sz="0" w:space="0" w:color="000000"/>
+              <w:right w:val="none" w:sz="0" w:space="0" w:color="000000"/>
+            </w:tcBorders>
+            <w:shd w:val="clear" w:color="auto" w:fill="FFFFFF"/>
+            <w:tcMar>
+              <w:top w:w="0" w:type="dxa"/>
+              <w:left w:w="0" w:type="dxa"/>
+              <w:bottom w:w="0" w:type="dxa"/>
+              <w:right w:w="0" w:type="dxa"/>
+            </w:tcMar>
+            <w:vAlign w:val="center"/>
+          </w:tcPr>
+          <w:p>
+            <w:pPr>
+              <w:pBdr>
+                <w:top w:val="none" w:sz="0" w:space="0" w:color="000000"/>
+                <w:left w:val="none" w:sz="0" w:space="0" w:color="000000"/>
+                <w:bottom w:val="none" w:sz="0" w:space="0" w:color="000000"/>
+                <w:right w:val="none" w:sz="0" w:space="0" w:color="000000"/>
+              </w:pBdr>
+              <w:spacing w:before="100" w:after="100"/>
+              <w:ind w:left="100" w:right="100"/>
+              <w:jc w:val="right"/>
+              <w:rPr>
+                <w:rFonts w:ascii="Helvetica" w:eastAsia="Helvetica" w:hAnsi="Helvetica" w:cs="Helvetica"/>
+                <w:color w:val="000000"/>
+                <w:sz w:val="22"/>
+                <w:szCs w:val="22"/>
+              </w:rPr>
+            </w:pPr>
+            <w:r>
+              <w:rPr>
+                <w:rFonts w:ascii="Helvetica" w:eastAsia="Helvetica" w:hAnsi="Helvetica" w:cs="Helvetica"/>
+                <w:color w:val="000000"/>
+                <w:sz w:val="22"/>
+                <w:szCs w:val="22"/>
+              </w:rPr>
+              <w:t>0.4587</w:t>
+            </w:r>
+          </w:p>
+        </w:tc>
+        <w:tc>
+          <w:tcPr>
+            <w:tcW w:w="1902" w:type="dxa"/>
+            <w:tcBorders>
+              <w:top w:val="single" w:sz="12" w:space="0" w:color="666666"/>
+              <w:left w:val="none" w:sz="0" w:space="0" w:color="000000"/>
+              <w:bottom w:val="none" w:sz="0" w:space="0" w:color="000000"/>
+              <w:right w:val="none" w:sz="0" w:space="0" w:color="000000"/>
+            </w:tcBorders>
+            <w:shd w:val="clear" w:color="auto" w:fill="FFFFFF"/>
+            <w:tcMar>
+              <w:top w:w="0" w:type="dxa"/>
+              <w:left w:w="0" w:type="dxa"/>
+              <w:bottom w:w="0" w:type="dxa"/>
+              <w:right w:w="0" w:type="dxa"/>
+            </w:tcMar>
+            <w:vAlign w:val="center"/>
+          </w:tcPr>
+          <w:p>
+            <w:pPr>
+              <w:pBdr>
+                <w:top w:val="none" w:sz="0" w:space="0" w:color="000000"/>
+                <w:left w:val="none" w:sz="0" w:space="0" w:color="000000"/>
+                <w:bottom w:val="none" w:sz="0" w:space="0" w:color="000000"/>
+                <w:right w:val="none" w:sz="0" w:space="0" w:color="000000"/>
+              </w:pBdr>
+              <w:spacing w:before="100" w:after="100"/>
+              <w:ind w:left="100" w:right="100"/>
+              <w:jc w:val="right"/>
+              <w:rPr>
+                <w:rFonts w:ascii="Helvetica" w:eastAsia="Helvetica" w:hAnsi="Helvetica" w:cs="Helvetica"/>
+                <w:color w:val="000000"/>
+                <w:sz w:val="22"/>
+                <w:szCs w:val="22"/>
+              </w:rPr>
+            </w:pPr>
+            <w:r>
+              <w:rPr>
+                <w:rFonts w:ascii="Helvetica" w:eastAsia="Helvetica" w:hAnsi="Helvetica" w:cs="Helvetica"/>
+                <w:color w:val="000000"/>
+                <w:sz w:val="22"/>
+                <w:szCs w:val="22"/>
+              </w:rPr>
+              <w:t>0.0031</w:t>
+            </w:r>
+          </w:p>
+        </w:tc>
+        <w:tc>
+          <w:tcPr>
+            <w:tcW w:w="1328" w:type="dxa"/>
+            <w:tcBorders>
+              <w:top w:val="single" w:sz="12" w:space="0" w:color="666666"/>
+              <w:left w:val="none" w:sz="0" w:space="0" w:color="000000"/>
+              <w:bottom w:val="none" w:sz="0" w:space="0" w:color="000000"/>
+              <w:right w:val="none" w:sz="0" w:space="0" w:color="000000"/>
+            </w:tcBorders>
+            <w:shd w:val="clear" w:color="auto" w:fill="FFFFFF"/>
+            <w:tcMar>
+              <w:top w:w="0" w:type="dxa"/>
+              <w:left w:w="0" w:type="dxa"/>
+              <w:bottom w:w="0" w:type="dxa"/>
+              <w:right w:w="0" w:type="dxa"/>
+            </w:tcMar>
+            <w:vAlign w:val="center"/>
+          </w:tcPr>
+          <w:p>
+            <w:pPr>
+              <w:pBdr>
+                <w:top w:val="none" w:sz="0" w:space="0" w:color="000000"/>
+                <w:left w:val="none" w:sz="0" w:space="0" w:color="000000"/>
+                <w:bottom w:val="none" w:sz="0" w:space="0" w:color="000000"/>
+                <w:right w:val="none" w:sz="0" w:space="0" w:color="000000"/>
+              </w:pBdr>
+              <w:spacing w:before="100" w:after="100"/>
+              <w:ind w:left="100" w:right="100"/>
+              <w:jc w:val="right"/>
+              <w:rPr>
+                <w:rFonts w:ascii="Helvetica" w:eastAsia="Helvetica" w:hAnsi="Helvetica" w:cs="Helvetica"/>
+                <w:color w:val="000000"/>
+                <w:sz w:val="22"/>
+                <w:szCs w:val="22"/>
+              </w:rPr>
+            </w:pPr>
+            <w:r>
+              <w:rPr>
+                <w:rFonts w:ascii="Helvetica" w:eastAsia="Helvetica" w:hAnsi="Helvetica" w:cs="Helvetica"/>
+                <w:color w:val="000000"/>
+                <w:sz w:val="22"/>
+                <w:szCs w:val="22"/>
+              </w:rPr>
+              <w:t>149.2184</w:t>
+            </w:r>
+          </w:p>
+        </w:tc>
+        <w:tc>
+          <w:tcPr>
+            <w:tcW w:w="1157" w:type="dxa"/>
+            <w:tcBorders>
+              <w:top w:val="single" w:sz="12" w:space="0" w:color="666666"/>
+              <w:left w:val="none" w:sz="0" w:space="0" w:color="000000"/>
+              <w:bottom w:val="none" w:sz="0" w:space="0" w:color="000000"/>
+              <w:right w:val="none" w:sz="0" w:space="0" w:color="000000"/>
+            </w:tcBorders>
+            <w:shd w:val="clear" w:color="auto" w:fill="FFFFFF"/>
+            <w:tcMar>
+              <w:top w:w="0" w:type="dxa"/>
+              <w:left w:w="0" w:type="dxa"/>
+              <w:bottom w:w="0" w:type="dxa"/>
+              <w:right w:w="0" w:type="dxa"/>
+            </w:tcMar>
+            <w:vAlign w:val="center"/>
+          </w:tcPr>
+          <w:p>
+            <w:pPr>
+              <w:pBdr>
+                <w:top w:val="none" w:sz="0" w:space="0" w:color="000000"/>
+                <w:left w:val="none" w:sz="0" w:space="0" w:color="000000"/>
+                <w:bottom w:val="none" w:sz="0" w:space="0" w:color="000000"/>
+                <w:right w:val="none" w:sz="0" w:space="0" w:color="000000"/>
+              </w:pBdr>
+              <w:spacing w:before="100" w:after="100"/>
+              <w:ind w:left="100" w:right="100"/>
+              <w:jc w:val="right"/>
+              <w:rPr>
+                <w:rFonts w:ascii="Helvetica" w:eastAsia="Helvetica" w:hAnsi="Helvetica" w:cs="Helvetica"/>
+                <w:color w:val="000000"/>
+                <w:sz w:val="22"/>
+                <w:szCs w:val="22"/>
+              </w:rPr>
+            </w:pPr>
+            <w:r>
+              <w:rPr>
+                <w:rFonts w:ascii="Helvetica" w:eastAsia="Helvetica" w:hAnsi="Helvetica" w:cs="Helvetica"/>
+                <w:color w:val="000000"/>
+                <w:sz w:val="22"/>
+                <w:szCs w:val="22"/>
+              </w:rPr>
+              <w:t>0.0000</w:t>
+            </w:r>
+          </w:p>
+        </w:tc>
+      </w:tr>
+      <w:tr>
+        <w:trPr>
+          <w:jc w:val="center"/>
+        </w:trPr>
+        <w:tc>
+          <w:tcPr>
+            <w:tcW w:w="1903" w:type="dxa"/>
+            <w:tcBorders>
+              <w:top w:val="none" w:sz="0" w:space="0" w:color="000000"/>
+              <w:left w:val="none" w:sz="0" w:space="0" w:color="000000"/>
+              <w:bottom w:val="none" w:sz="0" w:space="0" w:color="000000"/>
+              <w:right w:val="none" w:sz="0" w:space="0" w:color="000000"/>
+            </w:tcBorders>
+            <w:shd w:val="clear" w:color="auto" w:fill="FFFFFF"/>
+            <w:tcMar>
+              <w:top w:w="0" w:type="dxa"/>
+              <w:left w:w="0" w:type="dxa"/>
+              <w:bottom w:w="0" w:type="dxa"/>
+              <w:right w:w="0" w:type="dxa"/>
+            </w:tcMar>
+            <w:vAlign w:val="center"/>
+          </w:tcPr>
+          <w:p>
+            <w:pPr>
+              <w:pBdr>
+                <w:top w:val="none" w:sz="0" w:space="0" w:color="000000"/>
+                <w:left w:val="none" w:sz="0" w:space="0" w:color="000000"/>
+                <w:bottom w:val="none" w:sz="0" w:space="0" w:color="000000"/>
+                <w:right w:val="none" w:sz="0" w:space="0" w:color="000000"/>
+              </w:pBdr>
+              <w:spacing w:before="100" w:after="100"/>
+              <w:ind w:left="100" w:right="100"/>
+              <w:rPr>
+                <w:rFonts w:ascii="Helvetica" w:eastAsia="Helvetica" w:hAnsi="Helvetica" w:cs="Helvetica"/>
+                <w:color w:val="000000"/>
+                <w:sz w:val="22"/>
+                <w:szCs w:val="22"/>
+              </w:rPr>
+            </w:pPr>
+            <w:proofErr w:type="spellStart"/>
+            <w:r>
+              <w:rPr>
+                <w:rFonts w:ascii="Helvetica" w:eastAsia="Helvetica" w:hAnsi="Helvetica" w:cs="Helvetica"/>
+                <w:color w:val="000000"/>
+                <w:sz w:val="22"/>
+                <w:szCs w:val="22"/>
+              </w:rPr>
+              <w:t>diff_pressure</w:t>
+            </w:r>
+            <w:proofErr w:type="spellEnd"/>
+          </w:p>
+        </w:tc>
+        <w:tc>
+          <w:tcPr>
+            <w:tcW w:w="1487" w:type="dxa"/>
+            <w:tcBorders>
+              <w:top w:val="none" w:sz="0" w:space="0" w:color="000000"/>
+              <w:left w:val="none" w:sz="0" w:space="0" w:color="000000"/>
+              <w:bottom w:val="none" w:sz="0" w:space="0" w:color="000000"/>
+              <w:right w:val="none" w:sz="0" w:space="0" w:color="000000"/>
+            </w:tcBorders>
+            <w:shd w:val="clear" w:color="auto" w:fill="FFFFFF"/>
+            <w:tcMar>
+              <w:top w:w="0" w:type="dxa"/>
+              <w:left w:w="0" w:type="dxa"/>
+              <w:bottom w:w="0" w:type="dxa"/>
+              <w:right w:w="0" w:type="dxa"/>
+            </w:tcMar>
+            <w:vAlign w:val="center"/>
+          </w:tcPr>
+          <w:p>
+            <w:pPr>
+              <w:pBdr>
+                <w:top w:val="none" w:sz="0" w:space="0" w:color="000000"/>
+                <w:left w:val="none" w:sz="0" w:space="0" w:color="000000"/>
+                <w:bottom w:val="none" w:sz="0" w:space="0" w:color="000000"/>
+                <w:right w:val="none" w:sz="0" w:space="0" w:color="000000"/>
+              </w:pBdr>
+              <w:spacing w:before="100" w:after="100"/>
+              <w:ind w:left="100" w:right="100"/>
+              <w:jc w:val="right"/>
+              <w:rPr>
+                <w:rFonts w:ascii="Helvetica" w:eastAsia="Helvetica" w:hAnsi="Helvetica" w:cs="Helvetica"/>
+                <w:color w:val="000000"/>
+                <w:sz w:val="22"/>
+                <w:szCs w:val="22"/>
+              </w:rPr>
+            </w:pPr>
+            <w:r>
+              <w:rPr>
+                <w:rFonts w:ascii="Helvetica" w:eastAsia="Helvetica" w:hAnsi="Helvetica" w:cs="Helvetica"/>
+                <w:color w:val="000000"/>
+                <w:sz w:val="22"/>
+                <w:szCs w:val="22"/>
+              </w:rPr>
+              <w:t>0.0037</w:t>
+            </w:r>
+          </w:p>
+        </w:tc>
+        <w:tc>
+          <w:tcPr>
+            <w:tcW w:w="1902" w:type="dxa"/>
+            <w:tcBorders>
+              <w:top w:val="none" w:sz="0" w:space="0" w:color="000000"/>
+              <w:left w:val="none" w:sz="0" w:space="0" w:color="000000"/>
+              <w:bottom w:val="none" w:sz="0" w:space="0" w:color="000000"/>
+              <w:right w:val="none" w:sz="0" w:space="0" w:color="000000"/>
+            </w:tcBorders>
+            <w:shd w:val="clear" w:color="auto" w:fill="FFFFFF"/>
+            <w:tcMar>
+              <w:top w:w="0" w:type="dxa"/>
+              <w:left w:w="0" w:type="dxa"/>
+              <w:bottom w:w="0" w:type="dxa"/>
+              <w:right w:w="0" w:type="dxa"/>
+            </w:tcMar>
+            <w:vAlign w:val="center"/>
+          </w:tcPr>
+          <w:p>
+            <w:pPr>
+              <w:pBdr>
+                <w:top w:val="none" w:sz="0" w:space="0" w:color="000000"/>
+                <w:left w:val="none" w:sz="0" w:space="0" w:color="000000"/>
+                <w:bottom w:val="none" w:sz="0" w:space="0" w:color="000000"/>
+                <w:right w:val="none" w:sz="0" w:space="0" w:color="000000"/>
+              </w:pBdr>
+              <w:spacing w:before="100" w:after="100"/>
+              <w:ind w:left="100" w:right="100"/>
+              <w:jc w:val="right"/>
+              <w:rPr>
+                <w:rFonts w:ascii="Helvetica" w:eastAsia="Helvetica" w:hAnsi="Helvetica" w:cs="Helvetica"/>
+                <w:color w:val="000000"/>
+                <w:sz w:val="22"/>
+                <w:szCs w:val="22"/>
+              </w:rPr>
+            </w:pPr>
+            <w:r>
+              <w:rPr>
+                <w:rFonts w:ascii="Helvetica" w:eastAsia="Helvetica" w:hAnsi="Helvetica" w:cs="Helvetica"/>
+                <w:color w:val="000000"/>
+                <w:sz w:val="22"/>
+                <w:szCs w:val="22"/>
+              </w:rPr>
+              <w:t>0.0003</w:t>
+            </w:r>
+          </w:p>
+        </w:tc>
+        <w:tc>
+          <w:tcPr>
+            <w:tcW w:w="1328" w:type="dxa"/>
+            <w:tcBorders>
+              <w:top w:val="none" w:sz="0" w:space="0" w:color="000000"/>
+              <w:left w:val="none" w:sz="0" w:space="0" w:color="000000"/>
+              <w:bottom w:val="none" w:sz="0" w:space="0" w:color="000000"/>
+              <w:right w:val="none" w:sz="0" w:space="0" w:color="000000"/>
+            </w:tcBorders>
+            <w:shd w:val="clear" w:color="auto" w:fill="FFFFFF"/>
+            <w:tcMar>
+              <w:top w:w="0" w:type="dxa"/>
+              <w:left w:w="0" w:type="dxa"/>
+              <w:bottom w:w="0" w:type="dxa"/>
+              <w:right w:w="0" w:type="dxa"/>
+            </w:tcMar>
+            <w:vAlign w:val="center"/>
+          </w:tcPr>
+          <w:p>
+            <w:pPr>
+              <w:pBdr>
+                <w:top w:val="none" w:sz="0" w:space="0" w:color="000000"/>
+                <w:left w:val="none" w:sz="0" w:space="0" w:color="000000"/>
+                <w:bottom w:val="none" w:sz="0" w:space="0" w:color="000000"/>
+                <w:right w:val="none" w:sz="0" w:space="0" w:color="000000"/>
+              </w:pBdr>
+              <w:spacing w:before="100" w:after="100"/>
+              <w:ind w:left="100" w:right="100"/>
+              <w:jc w:val="right"/>
+              <w:rPr>
+                <w:rFonts w:ascii="Helvetica" w:eastAsia="Helvetica" w:hAnsi="Helvetica" w:cs="Helvetica"/>
+                <w:color w:val="000000"/>
+                <w:sz w:val="22"/>
+                <w:szCs w:val="22"/>
+              </w:rPr>
+            </w:pPr>
+            <w:r>
+              <w:rPr>
+                <w:rFonts w:ascii="Helvetica" w:eastAsia="Helvetica" w:hAnsi="Helvetica" w:cs="Helvetica"/>
+                <w:color w:val="000000"/>
+                <w:sz w:val="22"/>
+                <w:szCs w:val="22"/>
+              </w:rPr>
+              <w:t>13.0088</w:t>
+            </w:r>
+          </w:p>
+        </w:tc>
+        <w:tc>
+          <w:tcPr>
+            <w:tcW w:w="1157" w:type="dxa"/>
+            <w:tcBorders>
+              <w:top w:val="none" w:sz="0" w:space="0" w:color="000000"/>
+              <w:left w:val="none" w:sz="0" w:space="0" w:color="000000"/>
+              <w:bottom w:val="none" w:sz="0" w:space="0" w:color="000000"/>
+              <w:right w:val="none" w:sz="0" w:space="0" w:color="000000"/>
+            </w:tcBorders>
+            <w:shd w:val="clear" w:color="auto" w:fill="FFFFFF"/>
+            <w:tcMar>
+              <w:top w:w="0" w:type="dxa"/>
+              <w:left w:w="0" w:type="dxa"/>
+              <w:bottom w:w="0" w:type="dxa"/>
+              <w:right w:w="0" w:type="dxa"/>
+            </w:tcMar>
+            <w:vAlign w:val="center"/>
+          </w:tcPr>
+          <w:p>
+            <w:pPr>
+              <w:pBdr>
+                <w:top w:val="none" w:sz="0" w:space="0" w:color="000000"/>
+                <w:left w:val="none" w:sz="0" w:space="0" w:color="000000"/>
+                <w:bottom w:val="none" w:sz="0" w:space="0" w:color="000000"/>
+                <w:right w:val="none" w:sz="0" w:space="0" w:color="000000"/>
+              </w:pBdr>
+              <w:spacing w:before="100" w:after="100"/>
+              <w:ind w:left="100" w:right="100"/>
+              <w:jc w:val="right"/>
+              <w:rPr>
+                <w:rFonts w:ascii="Helvetica" w:eastAsia="Helvetica" w:hAnsi="Helvetica" w:cs="Helvetica"/>
+                <w:color w:val="000000"/>
+                <w:sz w:val="22"/>
+                <w:szCs w:val="22"/>
+              </w:rPr>
+            </w:pPr>
+            <w:r>
+              <w:rPr>
+                <w:rFonts w:ascii="Helvetica" w:eastAsia="Helvetica" w:hAnsi="Helvetica" w:cs="Helvetica"/>
+                <w:color w:val="000000"/>
+                <w:sz w:val="22"/>
+                <w:szCs w:val="22"/>
+              </w:rPr>
+              <w:t>0.0000</w:t>
+            </w:r>
+          </w:p>
+        </w:tc>
+      </w:tr>
+      <w:tr>
+        <w:trPr>
+          <w:jc w:val="center"/>
+        </w:trPr>
+        <w:tc>
+          <w:tcPr>
+            <w:tcW w:w="1903" w:type="dxa"/>
+            <w:tcBorders>
+              <w:top w:val="none" w:sz="0" w:space="0" w:color="000000"/>
+              <w:left w:val="none" w:sz="0" w:space="0" w:color="000000"/>
+              <w:bottom w:val="none" w:sz="0" w:space="0" w:color="000000"/>
+              <w:right w:val="none" w:sz="0" w:space="0" w:color="000000"/>
+            </w:tcBorders>
+            <w:shd w:val="clear" w:color="auto" w:fill="FFFFFF"/>
+            <w:tcMar>
+              <w:top w:w="0" w:type="dxa"/>
+              <w:left w:w="0" w:type="dxa"/>
+              <w:bottom w:w="0" w:type="dxa"/>
+              <w:right w:w="0" w:type="dxa"/>
+            </w:tcMar>
+            <w:vAlign w:val="center"/>
+          </w:tcPr>
+          <w:p>
+            <w:pPr>
+              <w:pBdr>
+                <w:top w:val="none" w:sz="0" w:space="0" w:color="000000"/>
+                <w:left w:val="none" w:sz="0" w:space="0" w:color="000000"/>
+                <w:bottom w:val="none" w:sz="0" w:space="0" w:color="000000"/>
+                <w:right w:val="none" w:sz="0" w:space="0" w:color="000000"/>
+              </w:pBdr>
+              <w:spacing w:before="100" w:after="100"/>
+              <w:ind w:left="100" w:right="100"/>
+              <w:rPr>
+                <w:rFonts w:ascii="Helvetica" w:eastAsia="Helvetica" w:hAnsi="Helvetica" w:cs="Helvetica"/>
+                <w:color w:val="000000"/>
+                <w:sz w:val="22"/>
+                <w:szCs w:val="22"/>
+              </w:rPr>
+            </w:pPr>
+            <w:proofErr w:type="spellStart"/>
+            <w:r>
+              <w:rPr>
+                <w:rFonts w:ascii="Helvetica" w:eastAsia="Helvetica" w:hAnsi="Helvetica" w:cs="Helvetica"/>
+                <w:color w:val="000000"/>
+                <w:sz w:val="22"/>
+                <w:szCs w:val="22"/>
+              </w:rPr>
+              <w:t>diff_aggression</w:t>
+            </w:r>
+            <w:proofErr w:type="spellEnd"/>
+          </w:p>
+        </w:tc>
+        <w:tc>
+          <w:tcPr>
+            <w:tcW w:w="1487" w:type="dxa"/>
+            <w:tcBorders>
+              <w:top w:val="none" w:sz="0" w:space="0" w:color="000000"/>
+              <w:left w:val="none" w:sz="0" w:space="0" w:color="000000"/>
+              <w:bottom w:val="none" w:sz="0" w:space="0" w:color="000000"/>
+              <w:right w:val="none" w:sz="0" w:space="0" w:color="000000"/>
+            </w:tcBorders>
+            <w:shd w:val="clear" w:color="auto" w:fill="FFFFFF"/>
+            <w:tcMar>
+              <w:top w:w="0" w:type="dxa"/>
+              <w:left w:w="0" w:type="dxa"/>
+              <w:bottom w:w="0" w:type="dxa"/>
+              <w:right w:w="0" w:type="dxa"/>
+            </w:tcMar>
+            <w:vAlign w:val="center"/>
+          </w:tcPr>
+          <w:p>
+            <w:pPr>
+              <w:pBdr>
+                <w:top w:val="none" w:sz="0" w:space="0" w:color="000000"/>
+                <w:left w:val="none" w:sz="0" w:space="0" w:color="000000"/>
+                <w:bottom w:val="none" w:sz="0" w:space="0" w:color="000000"/>
+                <w:right w:val="none" w:sz="0" w:space="0" w:color="000000"/>
+              </w:pBdr>
+              <w:spacing w:before="100" w:after="100"/>
+              <w:ind w:left="100" w:right="100"/>
+              <w:jc w:val="right"/>
+              <w:rPr>
+                <w:rFonts w:ascii="Helvetica" w:eastAsia="Helvetica" w:hAnsi="Helvetica" w:cs="Helvetica"/>
+                <w:color w:val="000000"/>
+                <w:sz w:val="22"/>
+                <w:szCs w:val="22"/>
+              </w:rPr>
+            </w:pPr>
+            <w:r>
+              <w:rPr>
+                <w:rFonts w:ascii="Helvetica" w:eastAsia="Helvetica" w:hAnsi="Helvetica" w:cs="Helvetica"/>
+                <w:color w:val="000000"/>
+                <w:sz w:val="22"/>
+                <w:szCs w:val="22"/>
+              </w:rPr>
+              <w:t>0.0039</w:t>
+            </w:r>
+          </w:p>
+        </w:tc>
+        <w:tc>
+          <w:tcPr>
+            <w:tcW w:w="1902" w:type="dxa"/>
+            <w:tcBorders>
+              <w:top w:val="none" w:sz="0" w:space="0" w:color="000000"/>
+              <w:left w:val="none" w:sz="0" w:space="0" w:color="000000"/>
+              <w:bottom w:val="none" w:sz="0" w:space="0" w:color="000000"/>
+              <w:right w:val="none" w:sz="0" w:space="0" w:color="000000"/>
+            </w:tcBorders>
+            <w:shd w:val="clear" w:color="auto" w:fill="FFFFFF"/>
+            <w:tcMar>
+              <w:top w:w="0" w:type="dxa"/>
+              <w:left w:w="0" w:type="dxa"/>
+              <w:bottom w:w="0" w:type="dxa"/>
+              <w:right w:w="0" w:type="dxa"/>
+            </w:tcMar>
+            <w:vAlign w:val="center"/>
+          </w:tcPr>
+          <w:p>
+            <w:pPr>
+              <w:pBdr>
+                <w:top w:val="none" w:sz="0" w:space="0" w:color="000000"/>
+                <w:left w:val="none" w:sz="0" w:space="0" w:color="000000"/>
+                <w:bottom w:val="none" w:sz="0" w:space="0" w:color="000000"/>
+                <w:right w:val="none" w:sz="0" w:space="0" w:color="000000"/>
+              </w:pBdr>
+              <w:spacing w:before="100" w:after="100"/>
+              <w:ind w:left="100" w:right="100"/>
+              <w:jc w:val="right"/>
+              <w:rPr>
+                <w:rFonts w:ascii="Helvetica" w:eastAsia="Helvetica" w:hAnsi="Helvetica" w:cs="Helvetica"/>
+                <w:color w:val="000000"/>
+                <w:sz w:val="22"/>
+                <w:szCs w:val="22"/>
+              </w:rPr>
+            </w:pPr>
+            <w:r>
+              <w:rPr>
+                <w:rFonts w:ascii="Helvetica" w:eastAsia="Helvetica" w:hAnsi="Helvetica" w:cs="Helvetica"/>
+                <w:color w:val="000000"/>
+                <w:sz w:val="22"/>
+                <w:szCs w:val="22"/>
+              </w:rPr>
+              <w:t>0.0003</w:t>
+            </w:r>
+          </w:p>
+        </w:tc>
+        <w:tc>
+          <w:tcPr>
+            <w:tcW w:w="1328" w:type="dxa"/>
+            <w:tcBorders>
+              <w:top w:val="none" w:sz="0" w:space="0" w:color="000000"/>
+              <w:left w:val="none" w:sz="0" w:space="0" w:color="000000"/>
+              <w:bottom w:val="none" w:sz="0" w:space="0" w:color="000000"/>
+              <w:right w:val="none" w:sz="0" w:space="0" w:color="000000"/>
+            </w:tcBorders>
+            <w:shd w:val="clear" w:color="auto" w:fill="FFFFFF"/>
+            <w:tcMar>
+              <w:top w:w="0" w:type="dxa"/>
+              <w:left w:w="0" w:type="dxa"/>
+              <w:bottom w:w="0" w:type="dxa"/>
+              <w:right w:w="0" w:type="dxa"/>
+            </w:tcMar>
+            <w:vAlign w:val="center"/>
+          </w:tcPr>
+          <w:p>
+            <w:pPr>
+              <w:pBdr>
+                <w:top w:val="none" w:sz="0" w:space="0" w:color="000000"/>
+                <w:left w:val="none" w:sz="0" w:space="0" w:color="000000"/>
+                <w:bottom w:val="none" w:sz="0" w:space="0" w:color="000000"/>
+                <w:right w:val="none" w:sz="0" w:space="0" w:color="000000"/>
+              </w:pBdr>
+              <w:spacing w:before="100" w:after="100"/>
+              <w:ind w:left="100" w:right="100"/>
+              <w:jc w:val="right"/>
+              <w:rPr>
+                <w:rFonts w:ascii="Helvetica" w:eastAsia="Helvetica" w:hAnsi="Helvetica" w:cs="Helvetica"/>
+                <w:color w:val="000000"/>
+                <w:sz w:val="22"/>
+                <w:szCs w:val="22"/>
+              </w:rPr>
+            </w:pPr>
+            <w:r>
+              <w:rPr>
+                <w:rFonts w:ascii="Helvetica" w:eastAsia="Helvetica" w:hAnsi="Helvetica" w:cs="Helvetica"/>
+                <w:color w:val="000000"/>
+                <w:sz w:val="22"/>
+                <w:szCs w:val="22"/>
+              </w:rPr>
+              <w:t>11.9665</w:t>
+            </w:r>
+          </w:p>
+        </w:tc>
+        <w:tc>
+          <w:tcPr>
+            <w:tcW w:w="1157" w:type="dxa"/>
+            <w:tcBorders>
+              <w:top w:val="none" w:sz="0" w:space="0" w:color="000000"/>
+              <w:left w:val="none" w:sz="0" w:space="0" w:color="000000"/>
+              <w:bottom w:val="none" w:sz="0" w:space="0" w:color="000000"/>
+              <w:right w:val="none" w:sz="0" w:space="0" w:color="000000"/>
+            </w:tcBorders>
+            <w:shd w:val="clear" w:color="auto" w:fill="FFFFFF"/>
+            <w:tcMar>
+              <w:top w:w="0" w:type="dxa"/>
+              <w:left w:w="0" w:type="dxa"/>
+              <w:bottom w:w="0" w:type="dxa"/>
+              <w:right w:w="0" w:type="dxa"/>
+            </w:tcMar>
+            <w:vAlign w:val="center"/>
+          </w:tcPr>
+          <w:p>
+            <w:pPr>
+              <w:pBdr>
+                <w:top w:val="none" w:sz="0" w:space="0" w:color="000000"/>
+                <w:left w:val="none" w:sz="0" w:space="0" w:color="000000"/>
+                <w:bottom w:val="none" w:sz="0" w:space="0" w:color="000000"/>
+                <w:right w:val="none" w:sz="0" w:space="0" w:color="000000"/>
+              </w:pBdr>
+              <w:spacing w:before="100" w:after="100"/>
+              <w:ind w:left="100" w:right="100"/>
+              <w:jc w:val="right"/>
+              <w:rPr>
+                <w:rFonts w:ascii="Helvetica" w:eastAsia="Helvetica" w:hAnsi="Helvetica" w:cs="Helvetica"/>
+                <w:color w:val="000000"/>
+                <w:sz w:val="22"/>
+                <w:szCs w:val="22"/>
+              </w:rPr>
+            </w:pPr>
+            <w:r>
+              <w:rPr>
+                <w:rFonts w:ascii="Helvetica" w:eastAsia="Helvetica" w:hAnsi="Helvetica" w:cs="Helvetica"/>
+                <w:color w:val="000000"/>
+                <w:sz w:val="22"/>
+                <w:szCs w:val="22"/>
+              </w:rPr>
+              <w:t>0.0000</w:t>
+            </w:r>
+          </w:p>
+        </w:tc>
+      </w:tr>
+      <w:tr>
+        <w:trPr>
+          <w:jc w:val="center"/>
+        </w:trPr>
+        <w:tc>
+          <w:tcPr>
+            <w:tcW w:w="1903" w:type="dxa"/>
+            <w:tcBorders>
+              <w:top w:val="none" w:sz="0" w:space="0" w:color="000000"/>
+              <w:left w:val="none" w:sz="0" w:space="0" w:color="000000"/>
+              <w:bottom w:val="single" w:sz="12" w:space="0" w:color="666666"/>
+              <w:right w:val="none" w:sz="0" w:space="0" w:color="000000"/>
+            </w:tcBorders>
+            <w:shd w:val="clear" w:color="auto" w:fill="FFFFFF"/>
+            <w:tcMar>
+              <w:top w:w="0" w:type="dxa"/>
+              <w:left w:w="0" w:type="dxa"/>
+              <w:bottom w:w="0" w:type="dxa"/>
+              <w:right w:w="0" w:type="dxa"/>
+            </w:tcMar>
+            <w:vAlign w:val="center"/>
+          </w:tcPr>
+          <w:p>
+            <w:pPr>
+              <w:pBdr>
+                <w:top w:val="none" w:sz="0" w:space="0" w:color="000000"/>
+                <w:left w:val="none" w:sz="0" w:space="0" w:color="000000"/>
+                <w:bottom w:val="none" w:sz="0" w:space="0" w:color="000000"/>
+                <w:right w:val="none" w:sz="0" w:space="0" w:color="000000"/>
+              </w:pBdr>
+              <w:spacing w:before="100" w:after="100"/>
+              <w:ind w:left="100" w:right="100"/>
+              <w:rPr>
+                <w:rFonts w:ascii="Helvetica" w:eastAsia="Helvetica" w:hAnsi="Helvetica" w:cs="Helvetica"/>
+                <w:color w:val="000000"/>
+                <w:sz w:val="22"/>
+                <w:szCs w:val="22"/>
+              </w:rPr>
+            </w:pPr>
+            <w:proofErr w:type="spellStart"/>
+            <w:r>
+              <w:rPr>
+                <w:rFonts w:ascii="Helvetica" w:eastAsia="Helvetica" w:hAnsi="Helvetica" w:cs="Helvetica"/>
+                <w:color w:val="000000"/>
+                <w:sz w:val="22"/>
+                <w:szCs w:val="22"/>
+              </w:rPr>
+              <w:t>diff_speed</w:t>
+            </w:r>
+            <w:proofErr w:type="spellEnd"/>
+          </w:p>
+        </w:tc>
+        <w:tc>
+          <w:tcPr>
+            <w:tcW w:w="1487" w:type="dxa"/>
+            <w:tcBorders>
+              <w:top w:val="none" w:sz="0" w:space="0" w:color="000000"/>
+              <w:left w:val="none" w:sz="0" w:space="0" w:color="000000"/>
+              <w:bottom w:val="single" w:sz="12" w:space="0" w:color="666666"/>
+              <w:right w:val="none" w:sz="0" w:space="0" w:color="000000"/>
+            </w:tcBorders>
+            <w:shd w:val="clear" w:color="auto" w:fill="FFFFFF"/>
+            <w:tcMar>
+              <w:top w:w="0" w:type="dxa"/>
+              <w:left w:w="0" w:type="dxa"/>
+              <w:bottom w:w="0" w:type="dxa"/>
+              <w:right w:w="0" w:type="dxa"/>
+            </w:tcMar>
+            <w:vAlign w:val="center"/>
+          </w:tcPr>
+          <w:p>
+            <w:pPr>
+              <w:pBdr>
+                <w:top w:val="none" w:sz="0" w:space="0" w:color="000000"/>
+                <w:left w:val="none" w:sz="0" w:space="0" w:color="000000"/>
+                <w:bottom w:val="none" w:sz="0" w:space="0" w:color="000000"/>
+                <w:right w:val="none" w:sz="0" w:space="0" w:color="000000"/>
+              </w:pBdr>
+              <w:spacing w:before="100" w:after="100"/>
+              <w:ind w:left="100" w:right="100"/>
+              <w:jc w:val="right"/>
+              <w:rPr>
+                <w:rFonts w:ascii="Helvetica" w:eastAsia="Helvetica" w:hAnsi="Helvetica" w:cs="Helvetica"/>
+                <w:color w:val="000000"/>
+                <w:sz w:val="22"/>
+                <w:szCs w:val="22"/>
+              </w:rPr>
+            </w:pPr>
+            <w:r>
+              <w:rPr>
+                <w:rFonts w:ascii="Helvetica" w:eastAsia="Helvetica" w:hAnsi="Helvetica" w:cs="Helvetica"/>
+                <w:color w:val="000000"/>
+                <w:sz w:val="22"/>
+                <w:szCs w:val="22"/>
+              </w:rPr>
+              <w:t>0.0004</w:t>
+            </w:r>
+          </w:p>
+        </w:tc>
+        <w:tc>
+          <w:tcPr>
+            <w:tcW w:w="1902" w:type="dxa"/>
+            <w:tcBorders>
+              <w:top w:val="none" w:sz="0" w:space="0" w:color="000000"/>
+              <w:left w:val="none" w:sz="0" w:space="0" w:color="000000"/>
+              <w:bottom w:val="single" w:sz="12" w:space="0" w:color="666666"/>
+              <w:right w:val="none" w:sz="0" w:space="0" w:color="000000"/>
+            </w:tcBorders>
+            <w:shd w:val="clear" w:color="auto" w:fill="FFFFFF"/>
+            <w:tcMar>
+              <w:top w:w="0" w:type="dxa"/>
+              <w:left w:w="0" w:type="dxa"/>
+              <w:bottom w:w="0" w:type="dxa"/>
+              <w:right w:w="0" w:type="dxa"/>
+            </w:tcMar>
+            <w:vAlign w:val="center"/>
+          </w:tcPr>
+          <w:p>
+            <w:pPr>
+              <w:pBdr>
+                <w:top w:val="none" w:sz="0" w:space="0" w:color="000000"/>
+                <w:left w:val="none" w:sz="0" w:space="0" w:color="000000"/>
+                <w:bottom w:val="none" w:sz="0" w:space="0" w:color="000000"/>
+                <w:right w:val="none" w:sz="0" w:space="0" w:color="000000"/>
+              </w:pBdr>
+              <w:spacing w:before="100" w:after="100"/>
+              <w:ind w:left="100" w:right="100"/>
+              <w:jc w:val="right"/>
+              <w:rPr>
+                <w:rFonts w:ascii="Helvetica" w:eastAsia="Helvetica" w:hAnsi="Helvetica" w:cs="Helvetica"/>
+                <w:color w:val="000000"/>
+                <w:sz w:val="22"/>
+                <w:szCs w:val="22"/>
+              </w:rPr>
+            </w:pPr>
+            <w:r>
+              <w:rPr>
+                <w:rFonts w:ascii="Helvetica" w:eastAsia="Helvetica" w:hAnsi="Helvetica" w:cs="Helvetica"/>
+                <w:color w:val="000000"/>
+                <w:sz w:val="22"/>
+                <w:szCs w:val="22"/>
+              </w:rPr>
+              <w:t>0.0002</w:t>
+            </w:r>
+          </w:p>
+        </w:tc>
+        <w:tc>
+          <w:tcPr>
+            <w:tcW w:w="1328" w:type="dxa"/>
+            <w:tcBorders>
+              <w:top w:val="none" w:sz="0" w:space="0" w:color="000000"/>
+              <w:left w:val="none" w:sz="0" w:space="0" w:color="000000"/>
+              <w:bottom w:val="single" w:sz="12" w:space="0" w:color="666666"/>
+              <w:right w:val="none" w:sz="0" w:space="0" w:color="000000"/>
+            </w:tcBorders>
+            <w:shd w:val="clear" w:color="auto" w:fill="FFFFFF"/>
+            <w:tcMar>
+              <w:top w:w="0" w:type="dxa"/>
+              <w:left w:w="0" w:type="dxa"/>
+              <w:bottom w:w="0" w:type="dxa"/>
+              <w:right w:w="0" w:type="dxa"/>
+            </w:tcMar>
+            <w:vAlign w:val="center"/>
+          </w:tcPr>
+          <w:p>
+            <w:pPr>
+              <w:pBdr>
+                <w:top w:val="none" w:sz="0" w:space="0" w:color="000000"/>
+                <w:left w:val="none" w:sz="0" w:space="0" w:color="000000"/>
+                <w:bottom w:val="none" w:sz="0" w:space="0" w:color="000000"/>
+                <w:right w:val="none" w:sz="0" w:space="0" w:color="000000"/>
+              </w:pBdr>
+              <w:spacing w:before="100" w:after="100"/>
+              <w:ind w:left="100" w:right="100"/>
+              <w:jc w:val="right"/>
+              <w:rPr>
+                <w:rFonts w:ascii="Helvetica" w:eastAsia="Helvetica" w:hAnsi="Helvetica" w:cs="Helvetica"/>
+                <w:color w:val="000000"/>
+                <w:sz w:val="22"/>
+                <w:szCs w:val="22"/>
+              </w:rPr>
+            </w:pPr>
+            <w:r>
+              <w:rPr>
+                <w:rFonts w:ascii="Helvetica" w:eastAsia="Helvetica" w:hAnsi="Helvetica" w:cs="Helvetica"/>
+                <w:color w:val="000000"/>
+                <w:sz w:val="22"/>
+                <w:szCs w:val="22"/>
+              </w:rPr>
+              <w:t>1.4890</w:t>
+            </w:r>
+          </w:p>
+        </w:tc>
+        <w:tc>
+          <w:tcPr>
+            <w:tcW w:w="1157" w:type="dxa"/>
+            <w:tcBorders>
+              <w:top w:val="none" w:sz="0" w:space="0" w:color="000000"/>
+              <w:left w:val="none" w:sz="0" w:space="0" w:color="000000"/>
+              <w:bottom w:val="single" w:sz="12" w:space="0" w:color="666666"/>
+              <w:right w:val="none" w:sz="0" w:space="0" w:color="000000"/>
+            </w:tcBorders>
+            <w:shd w:val="clear" w:color="auto" w:fill="FFFFFF"/>
+            <w:tcMar>
+              <w:top w:w="0" w:type="dxa"/>
+              <w:left w:w="0" w:type="dxa"/>
+              <w:bottom w:w="0" w:type="dxa"/>
+              <w:right w:w="0" w:type="dxa"/>
+            </w:tcMar>
+            <w:vAlign w:val="center"/>
+          </w:tcPr>
+          <w:p>
+            <w:pPr>
+              <w:pBdr>
+                <w:top w:val="none" w:sz="0" w:space="0" w:color="000000"/>
+                <w:left w:val="none" w:sz="0" w:space="0" w:color="000000"/>
+                <w:bottom w:val="none" w:sz="0" w:space="0" w:color="000000"/>
+                <w:right w:val="none" w:sz="0" w:space="0" w:color="000000"/>
+              </w:pBdr>
+              <w:spacing w:before="100" w:after="100"/>
+              <w:ind w:left="100" w:right="100"/>
+              <w:jc w:val="right"/>
+              <w:rPr>
+                <w:rFonts w:ascii="Helvetica" w:eastAsia="Helvetica" w:hAnsi="Helvetica" w:cs="Helvetica"/>
+                <w:color w:val="000000"/>
+                <w:sz w:val="22"/>
+                <w:szCs w:val="22"/>
+              </w:rPr>
+            </w:pPr>
+            <w:r>
+              <w:rPr>
+                <w:rFonts w:ascii="Helvetica" w:eastAsia="Helvetica" w:hAnsi="Helvetica" w:cs="Helvetica"/>
+                <w:color w:val="000000"/>
+                <w:sz w:val="22"/>
+                <w:szCs w:val="22"/>
+              </w:rPr>
+              <w:t>0.1365</w:t>
+            </w:r>
+          </w:p>
+        </w:tc>
+      </w:tr>
+    </w:tbl>
+    <w:p>
+      <w:pPr>
+        <w:pStyle w:val="paragraph"/>
+        <w:spacing w:before="0" w:beforeAutospacing="0" w:after="0" w:afterAutospacing="0"/>
+        <w:jc w:val="both"/>
+        <w:textAlignment w:val="baseline"/>
+        <w:rPr>
+          <w:b/>
+          <w:bCs/>
+          <w:i/>
+          <w:iCs/>
+          <w:sz w:val="22"/>
+          <w:szCs w:val="22"/>
+        </w:rPr>
+      </w:pPr>
+      <w:r>
+        <w:rPr>
+          <w:b/>
+          <w:bCs/>
+          <w:i/>
+          <w:iCs/>
+          <w:sz w:val="22"/>
+          <w:szCs w:val="22"/>
+        </w:rPr>
+        <w:t>Tabla</w:t>
+      </w:r>
+      <w:r>
+        <w:rPr>
+          <w:b/>
+          <w:bCs/>
+          <w:i/>
+          <w:iCs/>
+          <w:sz w:val="22"/>
+          <w:szCs w:val="22"/>
+        </w:rPr>
+        <w:t xml:space="preserve"> </w:t>
+      </w:r>
+      <w:r>
+        <w:rPr>
+          <w:b/>
+          <w:bCs/>
+          <w:i/>
+          <w:iCs/>
+          <w:sz w:val="22"/>
+          <w:szCs w:val="22"/>
+        </w:rPr>
+        <w:t>2</w:t>
+      </w:r>
+      <w:r>
+        <w:rPr>
+          <w:b/>
+          <w:bCs/>
+          <w:i/>
+          <w:iCs/>
+          <w:sz w:val="22"/>
+          <w:szCs w:val="22"/>
+        </w:rPr>
+        <w:t xml:space="preserve">. </w:t>
+      </w:r>
+      <w:r>
+        <w:rPr>
+          <w:b/>
+          <w:bCs/>
+          <w:i/>
+          <w:iCs/>
+          <w:sz w:val="22"/>
+          <w:szCs w:val="22"/>
+        </w:rPr>
+        <w:t>Tabla P-</w:t>
+      </w:r>
+      <w:proofErr w:type="spellStart"/>
+      <w:r>
+        <w:rPr>
+          <w:b/>
+          <w:bCs/>
+          <w:i/>
+          <w:iCs/>
+          <w:sz w:val="22"/>
+          <w:szCs w:val="22"/>
+        </w:rPr>
+        <w:t>value</w:t>
+      </w:r>
+      <w:proofErr w:type="spellEnd"/>
+      <w:r>
+        <w:rPr>
+          <w:b/>
+          <w:bCs/>
+          <w:i/>
+          <w:iCs/>
+          <w:sz w:val="22"/>
+          <w:szCs w:val="22"/>
+        </w:rPr>
+        <w:t xml:space="preserve"> variables significativas </w:t>
+      </w:r>
+      <w:r>
+        <w:rPr>
+          <w:b/>
+          <w:bCs/>
+          <w:i/>
+          <w:iCs/>
+          <w:sz w:val="22"/>
+          <w:szCs w:val="22"/>
+        </w:rPr>
+        <w:t xml:space="preserve"> </w:t>
+      </w:r>
+    </w:p>
+    <w:p>
+      <w:pPr>
+        <w:rPr>
+          <w:rFonts w:ascii="Times New Roman" w:eastAsiaTheme="minorEastAsia" w:hAnsi="Times New Roman" w:cs="Times New Roman"/>
+          <w:lang w:val="es-ES"/>
+        </w:rPr>
+      </w:pPr>
+    </w:p>
+    <w:p>
+      <w:pPr>
+        <w:rPr>
+          <w:rFonts w:ascii="Times New Roman" w:eastAsiaTheme="minorEastAsia" w:hAnsi="Times New Roman" w:cs="Times New Roman"/>
+          <w:lang w:val="es-ES"/>
+        </w:rPr>
+      </w:pPr>
+      <w:r>
+        <w:rPr>
+          <w:rFonts w:ascii="Times New Roman" w:eastAsiaTheme="minorEastAsia" w:hAnsi="Times New Roman" w:cs="Times New Roman"/>
+          <w:lang w:val="es-ES"/>
+        </w:rPr>
         <w:t xml:space="preserve">Por lo que en estos casos es mejor utilizar regresión logística, Random Forest y </w:t>
       </w:r>
       <w:proofErr w:type="spellStart"/>
@@ -2431,7 +8268,7 @@
     </w:p>
     <w:p>
       <w:pPr>
-        <w:pStyle w:val="Prrafodelista"/>
+        <w:pStyle w:val="ListParagraph"/>
         <w:numPr>
           <w:ilvl w:val="0"/>
           <w:numId w:val="15"/>
@@ -2451,7 +8288,7 @@
     </w:p>
     <w:p>
       <w:pPr>
-        <w:pStyle w:val="Prrafodelista"/>
+        <w:pStyle w:val="ListParagraph"/>
         <w:numPr>
           <w:ilvl w:val="0"/>
           <w:numId w:val="15"/>
@@ -2471,7 +8308,7 @@
     </w:p>
     <w:p>
       <w:pPr>
-        <w:pStyle w:val="Prrafodelista"/>
+        <w:pStyle w:val="ListParagraph"/>
         <w:numPr>
           <w:ilvl w:val="0"/>
           <w:numId w:val="15"/>
@@ -2509,7 +8346,6 @@
           <w:rFonts w:ascii="Times New Roman" w:eastAsiaTheme="minorEastAsia" w:hAnsi="Times New Roman" w:cs="Times New Roman"/>
           <w:lang w:val="es-ES"/>
         </w:rPr>
-        <w:lastRenderedPageBreak/>
         <w:t>Aunque la variable “diff_speed” no era significativa en la regresión lineal, si parece ser importante en Random Forest.</w:t>
       </w:r>
     </w:p>
@@ -2616,7 +8452,7 @@
     </w:p>
     <w:p>
       <w:pPr>
-        <w:pStyle w:val="Prrafodelista"/>
+        <w:pStyle w:val="ListParagraph"/>
         <w:numPr>
           <w:ilvl w:val="0"/>
           <w:numId w:val="14"/>
@@ -2634,7 +8470,7 @@
     </w:p>
     <w:p>
       <w:pPr>
-        <w:pStyle w:val="Prrafodelista"/>
+        <w:pStyle w:val="ListParagraph"/>
         <w:numPr>
           <w:ilvl w:val="0"/>
           <w:numId w:val="14"/>
@@ -2697,7 +8533,6 @@
         <w:textAlignment w:val="baseline"/>
         <w:rPr>
           <w:rFonts w:ascii="Times New Roman" w:eastAsia="Times New Roman" w:hAnsi="Times New Roman" w:cs="Times New Roman"/>
-          <w:lang/>
         </w:rPr>
       </w:pPr>
       <w:r>
@@ -2711,7 +8546,6 @@
       <w:r>
         <w:rPr>
           <w:rFonts w:ascii="Times New Roman" w:eastAsia="Times New Roman" w:hAnsi="Times New Roman" w:cs="Times New Roman"/>
-          <w:lang/>
         </w:rPr>
         <w:t> </w:t>
       </w:r>
@@ -2721,14 +8555,13 @@
         <w:textAlignment w:val="baseline"/>
         <w:rPr>
           <w:rFonts w:ascii="Times New Roman" w:eastAsia="Times New Roman" w:hAnsi="Times New Roman" w:cs="Times New Roman"/>
-          <w:lang/>
         </w:rPr>
       </w:pPr>
       <w:r>
         <w:rPr>
           <w:rFonts w:ascii="Times New Roman" w:eastAsia="Times New Roman" w:hAnsi="Times New Roman" w:cs="Times New Roman"/>
-          <w:lang/>
-        </w:rPr>
+        </w:rPr>
+        <w:lastRenderedPageBreak/>
         <w:t> </w:t>
       </w:r>
     </w:p>
@@ -2737,19 +8570,25 @@
         <w:textAlignment w:val="baseline"/>
         <w:rPr>
           <w:rFonts w:ascii="Times New Roman" w:eastAsia="Times New Roman" w:hAnsi="Times New Roman" w:cs="Times New Roman"/>
-          <w:lang/>
         </w:rPr>
       </w:pPr>
       <w:r>
         <w:rPr>
           <w:rFonts w:ascii="Times New Roman" w:eastAsia="Times New Roman" w:hAnsi="Times New Roman" w:cs="Times New Roman"/>
         </w:rPr>
-        <w:t>El ANOVA del rating fue altamente significativo con F=2484. Lo que indica que el rating claramente diferencia partidos ganados y perdidos.</w:t>
-      </w:r>
-      <w:r>
+        <w:t>El ANOVA del rating fue altamente significativo con F=2484. Lo que indica que el rating claramente diferencia partidos ganados y perdidos. </w:t>
+      </w:r>
+    </w:p>
+    <w:p>
+      <w:pPr>
+        <w:textAlignment w:val="baseline"/>
         <w:rPr>
           <w:rFonts w:ascii="Times New Roman" w:eastAsia="Times New Roman" w:hAnsi="Times New Roman" w:cs="Times New Roman"/>
-          <w:lang/>
+        </w:rPr>
+      </w:pPr>
+      <w:r>
+        <w:rPr>
+          <w:rFonts w:ascii="Times New Roman" w:eastAsia="Times New Roman" w:hAnsi="Times New Roman" w:cs="Times New Roman"/>
         </w:rPr>
         <w:t> </w:t>
       </w:r>
@@ -2759,23 +8598,6 @@
         <w:textAlignment w:val="baseline"/>
         <w:rPr>
           <w:rFonts w:ascii="Times New Roman" w:eastAsia="Times New Roman" w:hAnsi="Times New Roman" w:cs="Times New Roman"/>
-          <w:lang/>
-        </w:rPr>
-      </w:pPr>
-      <w:r>
-        <w:rPr>
-          <w:rFonts w:ascii="Times New Roman" w:eastAsia="Times New Roman" w:hAnsi="Times New Roman" w:cs="Times New Roman"/>
-          <w:lang/>
-        </w:rPr>
-        <w:t> </w:t>
-      </w:r>
-    </w:p>
-    <w:p>
-      <w:pPr>
-        <w:textAlignment w:val="baseline"/>
-        <w:rPr>
-          <w:rFonts w:ascii="Times New Roman" w:eastAsia="Times New Roman" w:hAnsi="Times New Roman" w:cs="Times New Roman"/>
-          <w:lang/>
         </w:rPr>
       </w:pPr>
       <w:r>
@@ -2789,7 +8611,6 @@
       <w:r>
         <w:rPr>
           <w:rFonts w:ascii="Times New Roman" w:eastAsia="Times New Roman" w:hAnsi="Times New Roman" w:cs="Times New Roman"/>
-          <w:lang/>
         </w:rPr>
         <w:t> </w:t>
       </w:r>
@@ -2799,7 +8620,6 @@
         <w:jc w:val="center"/>
         <w:rPr>
           <w:rFonts w:ascii="Times New Roman" w:eastAsia="Times New Roman" w:hAnsi="Times New Roman" w:cs="Times New Roman"/>
-          <w:lang/>
         </w:rPr>
       </w:pPr>
       <m:oMathPara>
@@ -2807,14 +8627,15 @@
           <m:r>
             <w:rPr>
               <w:rFonts w:ascii="Cambria Math" w:eastAsia="Times New Roman" w:hAnsi="Cambria Math" w:cs="Times New Roman"/>
-              <w:lang/>
             </w:rPr>
             <m:t>p=0.084</m:t>
           </m:r>
           <m:r>
+            <m:rPr>
+              <m:sty m:val="p"/>
+            </m:rPr>
             <w:rPr>
               <w:rFonts w:ascii="Times New Roman" w:eastAsia="Times New Roman" w:hAnsi="Times New Roman" w:cs="Times New Roman"/>
-              <w:lang/>
             </w:rPr>
             <w:br/>
           </m:r>
@@ -2825,13 +8646,11 @@
       <w:pPr>
         <w:rPr>
           <w:rFonts w:ascii="Times New Roman" w:eastAsia="Times New Roman" w:hAnsi="Times New Roman" w:cs="Times New Roman"/>
-          <w:lang/>
         </w:rPr>
       </w:pPr>
       <w:r>
         <w:rPr>
           <w:rFonts w:ascii="Times New Roman" w:eastAsia="Times New Roman" w:hAnsi="Times New Roman" w:cs="Times New Roman"/>
-          <w:lang/>
         </w:rPr>
         <w:t> </w:t>
       </w:r>
@@ -2841,13 +8660,11 @@
         <w:textAlignment w:val="baseline"/>
         <w:rPr>
           <w:rFonts w:ascii="Times New Roman" w:eastAsia="Times New Roman" w:hAnsi="Times New Roman" w:cs="Times New Roman"/>
-          <w:lang/>
         </w:rPr>
       </w:pPr>
       <w:r>
         <w:rPr>
           <w:rFonts w:ascii="Times New Roman" w:eastAsia="Times New Roman" w:hAnsi="Times New Roman" w:cs="Times New Roman"/>
-          <w:lang/>
         </w:rPr>
         <w:t> </w:t>
       </w:r>
@@ -2857,19 +8674,39 @@
         <w:textAlignment w:val="baseline"/>
         <w:rPr>
           <w:rFonts w:ascii="Times New Roman" w:eastAsia="Times New Roman" w:hAnsi="Times New Roman" w:cs="Times New Roman"/>
-          <w:lang/>
         </w:rPr>
       </w:pPr>
       <w:r>
         <w:rPr>
           <w:rFonts w:ascii="Times New Roman" w:eastAsia="Times New Roman" w:hAnsi="Times New Roman" w:cs="Times New Roman"/>
         </w:rPr>
-        <w:t>Esta variable resulta no significativa al 5%.</w:t>
-      </w:r>
-      <w:r>
+        <w:t>Esta variable resulta no significativa al 5%. </w:t>
+      </w:r>
+    </w:p>
+    <w:p>
+      <w:pPr>
+        <w:textAlignment w:val="baseline"/>
         <w:rPr>
           <w:rFonts w:ascii="Times New Roman" w:eastAsia="Times New Roman" w:hAnsi="Times New Roman" w:cs="Times New Roman"/>
-          <w:lang/>
+        </w:rPr>
+      </w:pPr>
+      <w:r>
+        <w:rPr>
+          <w:rFonts w:ascii="Times New Roman" w:eastAsia="Times New Roman" w:hAnsi="Times New Roman" w:cs="Times New Roman"/>
+        </w:rPr>
+        <w:t>La altura promedio del equipo o parece influir mucho en ganar partidos. </w:t>
+      </w:r>
+    </w:p>
+    <w:p>
+      <w:pPr>
+        <w:textAlignment w:val="baseline"/>
+        <w:rPr>
+          <w:rFonts w:ascii="Times New Roman" w:eastAsia="Times New Roman" w:hAnsi="Times New Roman" w:cs="Times New Roman"/>
+        </w:rPr>
+      </w:pPr>
+      <w:r>
+        <w:rPr>
+          <w:rFonts w:ascii="Times New Roman" w:eastAsia="Times New Roman" w:hAnsi="Times New Roman" w:cs="Times New Roman"/>
         </w:rPr>
         <w:t> </w:t>
       </w:r>
@@ -2879,67 +8716,20 @@
         <w:textAlignment w:val="baseline"/>
         <w:rPr>
           <w:rFonts w:ascii="Times New Roman" w:eastAsia="Times New Roman" w:hAnsi="Times New Roman" w:cs="Times New Roman"/>
-          <w:lang/>
         </w:rPr>
       </w:pPr>
       <w:r>
         <w:rPr>
           <w:rFonts w:ascii="Times New Roman" w:eastAsia="Times New Roman" w:hAnsi="Times New Roman" w:cs="Times New Roman"/>
         </w:rPr>
-        <w:t>La altura promedio del equipo o parece influir mucho en ganar partidos.</w:t>
-      </w:r>
-      <w:r>
+        <w:t>Peso  </w:t>
+      </w:r>
+    </w:p>
+    <w:p>
+      <w:pPr>
+        <w:jc w:val="center"/>
         <w:rPr>
           <w:rFonts w:ascii="Times New Roman" w:eastAsia="Times New Roman" w:hAnsi="Times New Roman" w:cs="Times New Roman"/>
-          <w:lang/>
-        </w:rPr>
-        <w:t> </w:t>
-      </w:r>
-    </w:p>
-    <w:p>
-      <w:pPr>
-        <w:textAlignment w:val="baseline"/>
-        <w:rPr>
-          <w:rFonts w:ascii="Times New Roman" w:eastAsia="Times New Roman" w:hAnsi="Times New Roman" w:cs="Times New Roman"/>
-          <w:lang/>
-        </w:rPr>
-      </w:pPr>
-      <w:r>
-        <w:rPr>
-          <w:rFonts w:ascii="Times New Roman" w:eastAsia="Times New Roman" w:hAnsi="Times New Roman" w:cs="Times New Roman"/>
-          <w:lang/>
-        </w:rPr>
-        <w:t> </w:t>
-      </w:r>
-    </w:p>
-    <w:p>
-      <w:pPr>
-        <w:textAlignment w:val="baseline"/>
-        <w:rPr>
-          <w:rFonts w:ascii="Times New Roman" w:eastAsia="Times New Roman" w:hAnsi="Times New Roman" w:cs="Times New Roman"/>
-          <w:lang/>
-        </w:rPr>
-      </w:pPr>
-      <w:r>
-        <w:rPr>
-          <w:rFonts w:ascii="Times New Roman" w:eastAsia="Times New Roman" w:hAnsi="Times New Roman" w:cs="Times New Roman"/>
-        </w:rPr>
-        <w:t>Peso </w:t>
-      </w:r>
-      <w:r>
-        <w:rPr>
-          <w:rFonts w:ascii="Times New Roman" w:eastAsia="Times New Roman" w:hAnsi="Times New Roman" w:cs="Times New Roman"/>
-          <w:lang/>
-        </w:rPr>
-        <w:t> </w:t>
-      </w:r>
-    </w:p>
-    <w:p>
-      <w:pPr>
-        <w:jc w:val="center"/>
-        <w:rPr>
-          <w:rFonts w:ascii="Times New Roman" w:eastAsia="Times New Roman" w:hAnsi="Times New Roman" w:cs="Times New Roman"/>
-          <w:lang/>
         </w:rPr>
       </w:pPr>
       <m:oMathPara>
@@ -2947,14 +8737,15 @@
           <m:r>
             <w:rPr>
               <w:rFonts w:ascii="Cambria Math" w:eastAsia="Times New Roman" w:hAnsi="Cambria Math" w:cs="Times New Roman"/>
-              <w:lang/>
             </w:rPr>
             <m:t>p&lt;0.001</m:t>
           </m:r>
           <m:r>
+            <m:rPr>
+              <m:sty m:val="p"/>
+            </m:rPr>
             <w:rPr>
               <w:rFonts w:ascii="Times New Roman" w:eastAsia="Times New Roman" w:hAnsi="Times New Roman" w:cs="Times New Roman"/>
-              <w:lang/>
             </w:rPr>
             <w:br/>
           </m:r>
@@ -2965,13 +8756,11 @@
       <w:pPr>
         <w:rPr>
           <w:rFonts w:ascii="Times New Roman" w:eastAsia="Times New Roman" w:hAnsi="Times New Roman" w:cs="Times New Roman"/>
-          <w:lang/>
         </w:rPr>
       </w:pPr>
       <w:r>
         <w:rPr>
           <w:rFonts w:ascii="Times New Roman" w:eastAsia="Times New Roman" w:hAnsi="Times New Roman" w:cs="Times New Roman"/>
-          <w:lang/>
         </w:rPr>
         <w:t> </w:t>
       </w:r>
@@ -2981,19 +8770,25 @@
         <w:textAlignment w:val="baseline"/>
         <w:rPr>
           <w:rFonts w:ascii="Times New Roman" w:eastAsia="Times New Roman" w:hAnsi="Times New Roman" w:cs="Times New Roman"/>
-          <w:lang/>
         </w:rPr>
       </w:pPr>
       <w:r>
         <w:rPr>
           <w:rFonts w:ascii="Times New Roman" w:eastAsia="Times New Roman" w:hAnsi="Times New Roman" w:cs="Times New Roman"/>
         </w:rPr>
-        <w:t>Sí fue significativo Aunque su efecto probablemente sea pequeño.</w:t>
-      </w:r>
-      <w:r>
+        <w:t>Sí fue significativo Aunque su efecto probablemente sea pequeño. </w:t>
+      </w:r>
+    </w:p>
+    <w:p>
+      <w:pPr>
+        <w:textAlignment w:val="baseline"/>
         <w:rPr>
           <w:rFonts w:ascii="Times New Roman" w:eastAsia="Times New Roman" w:hAnsi="Times New Roman" w:cs="Times New Roman"/>
-          <w:lang/>
+        </w:rPr>
+      </w:pPr>
+      <w:r>
+        <w:rPr>
+          <w:rFonts w:ascii="Times New Roman" w:eastAsia="Times New Roman" w:hAnsi="Times New Roman" w:cs="Times New Roman"/>
         </w:rPr>
         <w:t> </w:t>
       </w:r>
@@ -3003,13 +8798,25 @@
         <w:textAlignment w:val="baseline"/>
         <w:rPr>
           <w:rFonts w:ascii="Times New Roman" w:eastAsia="Times New Roman" w:hAnsi="Times New Roman" w:cs="Times New Roman"/>
-          <w:lang/>
         </w:rPr>
       </w:pPr>
       <w:r>
         <w:rPr>
           <w:rFonts w:ascii="Times New Roman" w:eastAsia="Times New Roman" w:hAnsi="Times New Roman" w:cs="Times New Roman"/>
-          <w:lang/>
+        </w:rPr>
+        <w:t>Modelo 2 Regresión completa </w:t>
+      </w:r>
+    </w:p>
+    <w:p>
+      <w:pPr>
+        <w:textAlignment w:val="baseline"/>
+        <w:rPr>
+          <w:rFonts w:ascii="Times New Roman" w:eastAsia="Times New Roman" w:hAnsi="Times New Roman" w:cs="Times New Roman"/>
+        </w:rPr>
+      </w:pPr>
+      <w:r>
+        <w:rPr>
+          <w:rFonts w:ascii="Times New Roman" w:eastAsia="Times New Roman" w:hAnsi="Times New Roman" w:cs="Times New Roman"/>
         </w:rPr>
         <w:t> </w:t>
       </w:r>
@@ -3019,83 +8826,34 @@
         <w:textAlignment w:val="baseline"/>
         <w:rPr>
           <w:rFonts w:ascii="Times New Roman" w:eastAsia="Times New Roman" w:hAnsi="Times New Roman" w:cs="Times New Roman"/>
-          <w:lang/>
         </w:rPr>
       </w:pPr>
       <w:r>
         <w:rPr>
           <w:rFonts w:ascii="Times New Roman" w:eastAsia="Times New Roman" w:hAnsi="Times New Roman" w:cs="Times New Roman"/>
         </w:rPr>
-        <w:t>Modelo 2 Regresión completa</w:t>
-      </w:r>
-      <w:r>
+        <w:t>Este modelo resulta ser el más importante de todo el proyecto. </w:t>
+      </w:r>
+    </w:p>
+    <w:p>
+      <w:pPr>
+        <w:textAlignment w:val="baseline"/>
         <w:rPr>
           <w:rFonts w:ascii="Times New Roman" w:eastAsia="Times New Roman" w:hAnsi="Times New Roman" w:cs="Times New Roman"/>
-          <w:lang/>
+        </w:rPr>
+      </w:pPr>
+      <w:r>
+        <w:rPr>
+          <w:rFonts w:ascii="Times New Roman" w:eastAsia="Times New Roman" w:hAnsi="Times New Roman" w:cs="Times New Roman"/>
         </w:rPr>
         <w:t> </w:t>
       </w:r>
     </w:p>
     <w:p>
       <w:pPr>
-        <w:textAlignment w:val="baseline"/>
+        <w:jc w:val="center"/>
         <w:rPr>
           <w:rFonts w:ascii="Times New Roman" w:eastAsia="Times New Roman" w:hAnsi="Times New Roman" w:cs="Times New Roman"/>
-          <w:lang/>
-        </w:rPr>
-      </w:pPr>
-      <w:r>
-        <w:rPr>
-          <w:rFonts w:ascii="Times New Roman" w:eastAsia="Times New Roman" w:hAnsi="Times New Roman" w:cs="Times New Roman"/>
-          <w:lang/>
-        </w:rPr>
-        <w:t> </w:t>
-      </w:r>
-    </w:p>
-    <w:p>
-      <w:pPr>
-        <w:textAlignment w:val="baseline"/>
-        <w:rPr>
-          <w:rFonts w:ascii="Times New Roman" w:eastAsia="Times New Roman" w:hAnsi="Times New Roman" w:cs="Times New Roman"/>
-          <w:lang/>
-        </w:rPr>
-      </w:pPr>
-      <w:r>
-        <w:rPr>
-          <w:rFonts w:ascii="Times New Roman" w:eastAsia="Times New Roman" w:hAnsi="Times New Roman" w:cs="Times New Roman"/>
-        </w:rPr>
-        <w:t>Este modelo resulta ser el más importante de todo el proyecto.</w:t>
-      </w:r>
-      <w:r>
-        <w:rPr>
-          <w:rFonts w:ascii="Times New Roman" w:eastAsia="Times New Roman" w:hAnsi="Times New Roman" w:cs="Times New Roman"/>
-          <w:lang/>
-        </w:rPr>
-        <w:t> </w:t>
-      </w:r>
-    </w:p>
-    <w:p>
-      <w:pPr>
-        <w:textAlignment w:val="baseline"/>
-        <w:rPr>
-          <w:rFonts w:ascii="Times New Roman" w:eastAsia="Times New Roman" w:hAnsi="Times New Roman" w:cs="Times New Roman"/>
-          <w:lang/>
-        </w:rPr>
-      </w:pPr>
-      <w:r>
-        <w:rPr>
-          <w:rFonts w:ascii="Times New Roman" w:eastAsia="Times New Roman" w:hAnsi="Times New Roman" w:cs="Times New Roman"/>
-          <w:lang/>
-        </w:rPr>
-        <w:t> </w:t>
-      </w:r>
-    </w:p>
-    <w:p>
-      <w:pPr>
-        <w:jc w:val="center"/>
-        <w:rPr>
-          <w:rFonts w:ascii="Times New Roman" w:eastAsia="Times New Roman" w:hAnsi="Times New Roman" w:cs="Times New Roman"/>
-          <w:lang/>
         </w:rPr>
       </w:pPr>
       <m:oMathPara>
@@ -3105,7 +8863,6 @@
               <m:ctrlPr>
                 <w:rPr>
                   <w:rFonts w:ascii="Cambria Math" w:eastAsia="Times New Roman" w:hAnsi="Cambria Math" w:cs="Times New Roman"/>
-                  <w:lang/>
                 </w:rPr>
               </m:ctrlPr>
             </m:sSupPr>
@@ -3113,7 +8870,6 @@
               <m:r>
                 <w:rPr>
                   <w:rFonts w:ascii="Cambria Math" w:eastAsia="Times New Roman" w:hAnsi="Cambria Math" w:cs="Times New Roman"/>
-                  <w:lang/>
                 </w:rPr>
                 <m:t>R</m:t>
               </m:r>
@@ -3122,7 +8878,6 @@
               <m:r>
                 <w:rPr>
                   <w:rFonts w:ascii="Cambria Math" w:eastAsia="Times New Roman" w:hAnsi="Cambria Math" w:cs="Times New Roman"/>
-                  <w:lang/>
                 </w:rPr>
                 <m:t>2</m:t>
               </m:r>
@@ -3131,14 +8886,15 @@
           <m:r>
             <w:rPr>
               <w:rFonts w:ascii="Cambria Math" w:eastAsia="Times New Roman" w:hAnsi="Cambria Math" w:cs="Times New Roman"/>
-              <w:lang/>
             </w:rPr>
             <m:t>=0.0248</m:t>
           </m:r>
           <m:r>
+            <m:rPr>
+              <m:sty m:val="p"/>
+            </m:rPr>
             <w:rPr>
               <w:rFonts w:ascii="Times New Roman" w:eastAsia="Times New Roman" w:hAnsi="Times New Roman" w:cs="Times New Roman"/>
-              <w:lang/>
             </w:rPr>
             <w:br/>
           </m:r>
@@ -3149,13 +8905,11 @@
       <w:pPr>
         <w:rPr>
           <w:rFonts w:ascii="Times New Roman" w:eastAsia="Times New Roman" w:hAnsi="Times New Roman" w:cs="Times New Roman"/>
-          <w:lang/>
         </w:rPr>
       </w:pPr>
       <w:r>
         <w:rPr>
           <w:rFonts w:ascii="Times New Roman" w:eastAsia="Times New Roman" w:hAnsi="Times New Roman" w:cs="Times New Roman"/>
-          <w:lang/>
         </w:rPr>
         <w:t> </w:t>
       </w:r>
@@ -3165,13 +8919,11 @@
         <w:textAlignment w:val="baseline"/>
         <w:rPr>
           <w:rFonts w:ascii="Times New Roman" w:eastAsia="Times New Roman" w:hAnsi="Times New Roman" w:cs="Times New Roman"/>
-          <w:lang/>
         </w:rPr>
       </w:pPr>
       <w:r>
         <w:rPr>
           <w:rFonts w:ascii="Times New Roman" w:eastAsia="Times New Roman" w:hAnsi="Times New Roman" w:cs="Times New Roman"/>
-          <w:lang/>
         </w:rPr>
         <w:t> </w:t>
       </w:r>
@@ -3181,19 +8933,53 @@
         <w:textAlignment w:val="baseline"/>
         <w:rPr>
           <w:rFonts w:ascii="Times New Roman" w:eastAsia="Times New Roman" w:hAnsi="Times New Roman" w:cs="Times New Roman"/>
-          <w:lang/>
         </w:rPr>
       </w:pPr>
       <w:r>
         <w:rPr>
           <w:rFonts w:ascii="Times New Roman" w:eastAsia="Times New Roman" w:hAnsi="Times New Roman" w:cs="Times New Roman"/>
         </w:rPr>
-        <w:t>Por lo que este modelo explica aproximadamente el 13.6% de la variabilidad.</w:t>
-      </w:r>
-      <w:r>
+        <w:t>Por lo que este modelo explica aproximadamente el 13.6% de la variabilidad. </w:t>
+      </w:r>
+    </w:p>
+    <w:p>
+      <w:pPr>
+        <w:textAlignment w:val="baseline"/>
         <w:rPr>
           <w:rFonts w:ascii="Times New Roman" w:eastAsia="Times New Roman" w:hAnsi="Times New Roman" w:cs="Times New Roman"/>
-          <w:lang/>
+        </w:rPr>
+      </w:pPr>
+      <w:r>
+        <w:rPr>
+          <w:rFonts w:ascii="Times New Roman" w:eastAsia="Times New Roman" w:hAnsi="Times New Roman" w:cs="Times New Roman"/>
+        </w:rPr>
+        <w:t>Este R^2 mejoro notablemente ya que se agregaron variables demasiado importantes como la calidad de los jugadores, ventajas físicas y diferencias tácticas.  </w:t>
+      </w:r>
+    </w:p>
+    <w:p>
+      <w:pPr>
+        <w:textAlignment w:val="baseline"/>
+        <w:rPr>
+          <w:rFonts w:ascii="Times New Roman" w:eastAsia="Times New Roman" w:hAnsi="Times New Roman" w:cs="Times New Roman"/>
+        </w:rPr>
+      </w:pPr>
+      <w:r>
+        <w:rPr>
+          <w:rFonts w:ascii="Times New Roman" w:eastAsia="Times New Roman" w:hAnsi="Times New Roman" w:cs="Times New Roman"/>
+        </w:rPr>
+        <w:t>La variable “rating_advantage” capturo gran parte de la capacidad competitiva real de los equipos. </w:t>
+      </w:r>
+    </w:p>
+    <w:p>
+      <w:pPr>
+        <w:textAlignment w:val="baseline"/>
+        <w:rPr>
+          <w:rFonts w:ascii="Times New Roman" w:eastAsia="Times New Roman" w:hAnsi="Times New Roman" w:cs="Times New Roman"/>
+        </w:rPr>
+      </w:pPr>
+      <w:r>
+        <w:rPr>
+          <w:rFonts w:ascii="Times New Roman" w:eastAsia="Times New Roman" w:hAnsi="Times New Roman" w:cs="Times New Roman"/>
         </w:rPr>
         <w:t> </w:t>
       </w:r>
@@ -3203,20 +8989,25 @@
         <w:textAlignment w:val="baseline"/>
         <w:rPr>
           <w:rFonts w:ascii="Times New Roman" w:eastAsia="Times New Roman" w:hAnsi="Times New Roman" w:cs="Times New Roman"/>
-          <w:lang/>
         </w:rPr>
       </w:pPr>
       <w:r>
         <w:rPr>
           <w:rFonts w:ascii="Times New Roman" w:eastAsia="Times New Roman" w:hAnsi="Times New Roman" w:cs="Times New Roman"/>
         </w:rPr>
-        <w:lastRenderedPageBreak/>
-        <w:t>Este R^2 mejoro notablemente ya que se agregaron variables demasiado importantes como la calidad de los jugadores, ventajas físicas y diferencias tácticas. </w:t>
-      </w:r>
-      <w:r>
+        <w:t>Interpretación de los coeficientes  </w:t>
+      </w:r>
+    </w:p>
+    <w:p>
+      <w:pPr>
+        <w:textAlignment w:val="baseline"/>
         <w:rPr>
           <w:rFonts w:ascii="Times New Roman" w:eastAsia="Times New Roman" w:hAnsi="Times New Roman" w:cs="Times New Roman"/>
-          <w:lang/>
+        </w:rPr>
+      </w:pPr>
+      <w:r>
+        <w:rPr>
+          <w:rFonts w:ascii="Times New Roman" w:eastAsia="Times New Roman" w:hAnsi="Times New Roman" w:cs="Times New Roman"/>
         </w:rPr>
         <w:t> </w:t>
       </w:r>
@@ -3226,112 +9017,34 @@
         <w:textAlignment w:val="baseline"/>
         <w:rPr>
           <w:rFonts w:ascii="Times New Roman" w:eastAsia="Times New Roman" w:hAnsi="Times New Roman" w:cs="Times New Roman"/>
-          <w:lang/>
         </w:rPr>
       </w:pPr>
       <w:r>
         <w:rPr>
           <w:rFonts w:ascii="Times New Roman" w:eastAsia="Times New Roman" w:hAnsi="Times New Roman" w:cs="Times New Roman"/>
         </w:rPr>
-        <w:t>La variable “rating_advantage” capturo gran parte de la capacidad competitiva real de los equipos.</w:t>
-      </w:r>
+        <w:t>Rating </w:t>
+      </w:r>
+      <w:proofErr w:type="spellStart"/>
       <w:r>
         <w:rPr>
           <w:rFonts w:ascii="Times New Roman" w:eastAsia="Times New Roman" w:hAnsi="Times New Roman" w:cs="Times New Roman"/>
-          <w:lang/>
+        </w:rPr>
+        <w:t>advantage</w:t>
+      </w:r>
+      <w:proofErr w:type="spellEnd"/>
+      <w:r>
+        <w:rPr>
+          <w:rFonts w:ascii="Times New Roman" w:eastAsia="Times New Roman" w:hAnsi="Times New Roman" w:cs="Times New Roman"/>
         </w:rPr>
         <w:t> </w:t>
       </w:r>
     </w:p>
     <w:p>
       <w:pPr>
-        <w:textAlignment w:val="baseline"/>
+        <w:jc w:val="center"/>
         <w:rPr>
           <w:rFonts w:ascii="Times New Roman" w:eastAsia="Times New Roman" w:hAnsi="Times New Roman" w:cs="Times New Roman"/>
-          <w:lang/>
-        </w:rPr>
-      </w:pPr>
-      <w:r>
-        <w:rPr>
-          <w:rFonts w:ascii="Times New Roman" w:eastAsia="Times New Roman" w:hAnsi="Times New Roman" w:cs="Times New Roman"/>
-          <w:lang/>
-        </w:rPr>
-        <w:t> </w:t>
-      </w:r>
-    </w:p>
-    <w:p>
-      <w:pPr>
-        <w:textAlignment w:val="baseline"/>
-        <w:rPr>
-          <w:rFonts w:ascii="Times New Roman" w:eastAsia="Times New Roman" w:hAnsi="Times New Roman" w:cs="Times New Roman"/>
-          <w:lang/>
-        </w:rPr>
-      </w:pPr>
-      <w:r>
-        <w:rPr>
-          <w:rFonts w:ascii="Times New Roman" w:eastAsia="Times New Roman" w:hAnsi="Times New Roman" w:cs="Times New Roman"/>
-        </w:rPr>
-        <w:t>Interpretación de los coeficientes </w:t>
-      </w:r>
-      <w:r>
-        <w:rPr>
-          <w:rFonts w:ascii="Times New Roman" w:eastAsia="Times New Roman" w:hAnsi="Times New Roman" w:cs="Times New Roman"/>
-          <w:lang/>
-        </w:rPr>
-        <w:t> </w:t>
-      </w:r>
-    </w:p>
-    <w:p>
-      <w:pPr>
-        <w:textAlignment w:val="baseline"/>
-        <w:rPr>
-          <w:rFonts w:ascii="Times New Roman" w:eastAsia="Times New Roman" w:hAnsi="Times New Roman" w:cs="Times New Roman"/>
-          <w:lang/>
-        </w:rPr>
-      </w:pPr>
-      <w:r>
-        <w:rPr>
-          <w:rFonts w:ascii="Times New Roman" w:eastAsia="Times New Roman" w:hAnsi="Times New Roman" w:cs="Times New Roman"/>
-          <w:lang/>
-        </w:rPr>
-        <w:t> </w:t>
-      </w:r>
-    </w:p>
-    <w:p>
-      <w:pPr>
-        <w:textAlignment w:val="baseline"/>
-        <w:rPr>
-          <w:rFonts w:ascii="Times New Roman" w:eastAsia="Times New Roman" w:hAnsi="Times New Roman" w:cs="Times New Roman"/>
-          <w:lang/>
-        </w:rPr>
-      </w:pPr>
-      <w:r>
-        <w:rPr>
-          <w:rFonts w:ascii="Times New Roman" w:eastAsia="Times New Roman" w:hAnsi="Times New Roman" w:cs="Times New Roman"/>
-        </w:rPr>
-        <w:t>Rating </w:t>
-      </w:r>
-      <w:proofErr w:type="spellStart"/>
-      <w:r>
-        <w:rPr>
-          <w:rFonts w:ascii="Times New Roman" w:eastAsia="Times New Roman" w:hAnsi="Times New Roman" w:cs="Times New Roman"/>
-        </w:rPr>
-        <w:t>advantage</w:t>
-      </w:r>
-      <w:proofErr w:type="spellEnd"/>
-      <w:r>
-        <w:rPr>
-          <w:rFonts w:ascii="Times New Roman" w:eastAsia="Times New Roman" w:hAnsi="Times New Roman" w:cs="Times New Roman"/>
-        </w:rPr>
-        <w:t> </w:t>
-      </w:r>
-    </w:p>
-    <w:p>
-      <w:pPr>
-        <w:jc w:val="center"/>
-        <w:rPr>
-          <w:rFonts w:ascii="Times New Roman" w:eastAsia="Times New Roman" w:hAnsi="Times New Roman" w:cs="Times New Roman"/>
-          <w:lang/>
         </w:rPr>
       </w:pPr>
       <m:oMathPara>
@@ -3339,14 +9052,15 @@
           <m:r>
             <w:rPr>
               <w:rFonts w:ascii="Cambria Math" w:eastAsia="Times New Roman" w:hAnsi="Cambria Math" w:cs="Times New Roman"/>
-              <w:lang/>
             </w:rPr>
             <m:t>β=0.0388</m:t>
           </m:r>
           <m:r>
+            <m:rPr>
+              <m:sty m:val="p"/>
+            </m:rPr>
             <w:rPr>
               <w:rFonts w:ascii="Times New Roman" w:eastAsia="Times New Roman" w:hAnsi="Times New Roman" w:cs="Times New Roman"/>
-              <w:lang/>
             </w:rPr>
             <w:br/>
           </m:r>
@@ -3357,13 +9071,11 @@
       <w:pPr>
         <w:rPr>
           <w:rFonts w:ascii="Times New Roman" w:eastAsia="Times New Roman" w:hAnsi="Times New Roman" w:cs="Times New Roman"/>
-          <w:lang/>
         </w:rPr>
       </w:pPr>
       <w:r>
         <w:rPr>
           <w:rFonts w:ascii="Times New Roman" w:eastAsia="Times New Roman" w:hAnsi="Times New Roman" w:cs="Times New Roman"/>
-          <w:lang/>
         </w:rPr>
         <w:t> </w:t>
       </w:r>
@@ -3373,13 +9085,11 @@
         <w:textAlignment w:val="baseline"/>
         <w:rPr>
           <w:rFonts w:ascii="Times New Roman" w:eastAsia="Times New Roman" w:hAnsi="Times New Roman" w:cs="Times New Roman"/>
-          <w:lang/>
         </w:rPr>
       </w:pPr>
       <w:r>
         <w:rPr>
           <w:rFonts w:ascii="Times New Roman" w:eastAsia="Times New Roman" w:hAnsi="Times New Roman" w:cs="Times New Roman"/>
-          <w:lang/>
         </w:rPr>
         <w:t> </w:t>
       </w:r>
@@ -3389,7 +9099,6 @@
         <w:textAlignment w:val="baseline"/>
         <w:rPr>
           <w:rFonts w:ascii="Times New Roman" w:eastAsia="Times New Roman" w:hAnsi="Times New Roman" w:cs="Times New Roman"/>
-          <w:lang/>
         </w:rPr>
       </w:pPr>
       <w:r>
@@ -3402,7 +9111,6 @@
       <w:r>
         <w:rPr>
           <w:rFonts w:ascii="Times New Roman" w:eastAsia="Times New Roman" w:hAnsi="Times New Roman" w:cs="Times New Roman"/>
-          <w:lang/>
         </w:rPr>
         <w:t> </w:t>
       </w:r>
@@ -3412,13 +9120,11 @@
         <w:textAlignment w:val="baseline"/>
         <w:rPr>
           <w:rFonts w:ascii="Times New Roman" w:eastAsia="Times New Roman" w:hAnsi="Times New Roman" w:cs="Times New Roman"/>
-          <w:lang/>
         </w:rPr>
       </w:pPr>
       <w:r>
         <w:rPr>
           <w:rFonts w:ascii="Times New Roman" w:eastAsia="Times New Roman" w:hAnsi="Times New Roman" w:cs="Times New Roman"/>
-          <w:lang/>
         </w:rPr>
         <w:t> </w:t>
       </w:r>
@@ -3428,7 +9134,6 @@
         <w:textAlignment w:val="baseline"/>
         <w:rPr>
           <w:rFonts w:ascii="Times New Roman" w:eastAsia="Times New Roman" w:hAnsi="Times New Roman" w:cs="Times New Roman"/>
-          <w:lang/>
         </w:rPr>
       </w:pPr>
       <w:r>
@@ -3449,12 +9154,19 @@
         <w:rPr>
           <w:rFonts w:ascii="Times New Roman" w:eastAsia="Times New Roman" w:hAnsi="Times New Roman" w:cs="Times New Roman"/>
         </w:rPr>
-        <w:t>: no es significative. La Altura no es un determinante en términos generales. Puede resultar importante es situaciones específicas como (balón parado), pero no explica el resultado total.</w:t>
-      </w:r>
-      <w:r>
+        <w:t>: no es significative. La Altura no es un determinante en términos generales. Puede resultar importante es situaciones específicas como (balón parado), pero no explica el resultado total. </w:t>
+      </w:r>
+    </w:p>
+    <w:p>
+      <w:pPr>
+        <w:textAlignment w:val="baseline"/>
         <w:rPr>
           <w:rFonts w:ascii="Times New Roman" w:eastAsia="Times New Roman" w:hAnsi="Times New Roman" w:cs="Times New Roman"/>
-          <w:lang/>
+        </w:rPr>
+      </w:pPr>
+      <w:r>
+        <w:rPr>
+          <w:rFonts w:ascii="Times New Roman" w:eastAsia="Times New Roman" w:hAnsi="Times New Roman" w:cs="Times New Roman"/>
         </w:rPr>
         <w:t> </w:t>
       </w:r>
@@ -3464,14 +9176,41 @@
         <w:textAlignment w:val="baseline"/>
         <w:rPr>
           <w:rFonts w:ascii="Times New Roman" w:eastAsia="Times New Roman" w:hAnsi="Times New Roman" w:cs="Times New Roman"/>
-          <w:lang/>
         </w:rPr>
       </w:pPr>
       <w:r>
         <w:rPr>
           <w:rFonts w:ascii="Times New Roman" w:eastAsia="Times New Roman" w:hAnsi="Times New Roman" w:cs="Times New Roman"/>
-          <w:lang/>
-        </w:rPr>
+        </w:rPr>
+        <w:t>Variables tácticas </w:t>
+      </w:r>
+    </w:p>
+    <w:p>
+      <w:pPr>
+        <w:textAlignment w:val="baseline"/>
+        <w:rPr>
+          <w:rFonts w:ascii="Times New Roman" w:eastAsia="Times New Roman" w:hAnsi="Times New Roman" w:cs="Times New Roman"/>
+        </w:rPr>
+      </w:pPr>
+      <w:r>
+        <w:rPr>
+          <w:rFonts w:ascii="Times New Roman" w:eastAsia="Times New Roman" w:hAnsi="Times New Roman" w:cs="Times New Roman"/>
+        </w:rPr>
+        <w:t>Tras incluir rating, muchas de las variables tácticas dejaron de ser significativas lo que indica que gran parte del efecto táctico estaba correlacionado con la calidad de los equipos, ya que los buenos equipos tienden a tener mejores atributos tácticos. </w:t>
+      </w:r>
+    </w:p>
+    <w:p>
+      <w:pPr>
+        <w:textAlignment w:val="baseline"/>
+        <w:rPr>
+          <w:rFonts w:ascii="Times New Roman" w:eastAsia="Times New Roman" w:hAnsi="Times New Roman" w:cs="Times New Roman"/>
+        </w:rPr>
+      </w:pPr>
+      <w:r>
+        <w:rPr>
+          <w:rFonts w:ascii="Times New Roman" w:eastAsia="Times New Roman" w:hAnsi="Times New Roman" w:cs="Times New Roman"/>
+        </w:rPr>
+        <w:lastRenderedPageBreak/>
         <w:t> </w:t>
       </w:r>
     </w:p>
@@ -3480,81 +9219,13 @@
         <w:textAlignment w:val="baseline"/>
         <w:rPr>
           <w:rFonts w:ascii="Times New Roman" w:eastAsia="Times New Roman" w:hAnsi="Times New Roman" w:cs="Times New Roman"/>
-          <w:lang/>
         </w:rPr>
       </w:pPr>
       <w:r>
         <w:rPr>
           <w:rFonts w:ascii="Times New Roman" w:eastAsia="Times New Roman" w:hAnsi="Times New Roman" w:cs="Times New Roman"/>
         </w:rPr>
-        <w:t>Variables tácticas</w:t>
-      </w:r>
-      <w:r>
-        <w:rPr>
-          <w:rFonts w:ascii="Times New Roman" w:eastAsia="Times New Roman" w:hAnsi="Times New Roman" w:cs="Times New Roman"/>
-          <w:lang/>
-        </w:rPr>
-        <w:t> </w:t>
-      </w:r>
-    </w:p>
-    <w:p>
-      <w:pPr>
-        <w:textAlignment w:val="baseline"/>
-        <w:rPr>
-          <w:rFonts w:ascii="Times New Roman" w:eastAsia="Times New Roman" w:hAnsi="Times New Roman" w:cs="Times New Roman"/>
-          <w:lang/>
-        </w:rPr>
-      </w:pPr>
-      <w:r>
-        <w:rPr>
-          <w:rFonts w:ascii="Times New Roman" w:eastAsia="Times New Roman" w:hAnsi="Times New Roman" w:cs="Times New Roman"/>
-        </w:rPr>
-        <w:t>Tras incluir rating, muchas de las variables tácticas dejaron de ser significativas lo que indica que gran parte del efecto táctico estaba correlacionado con la calidad de los equipos, ya que los buenos equipos tienden a tener mejores atributos tácticos.</w:t>
-      </w:r>
-      <w:r>
-        <w:rPr>
-          <w:rFonts w:ascii="Times New Roman" w:eastAsia="Times New Roman" w:hAnsi="Times New Roman" w:cs="Times New Roman"/>
-          <w:lang/>
-        </w:rPr>
-        <w:t> </w:t>
-      </w:r>
-    </w:p>
-    <w:p>
-      <w:pPr>
-        <w:textAlignment w:val="baseline"/>
-        <w:rPr>
-          <w:rFonts w:ascii="Times New Roman" w:eastAsia="Times New Roman" w:hAnsi="Times New Roman" w:cs="Times New Roman"/>
-          <w:lang/>
-        </w:rPr>
-      </w:pPr>
-      <w:r>
-        <w:rPr>
-          <w:rFonts w:ascii="Times New Roman" w:eastAsia="Times New Roman" w:hAnsi="Times New Roman" w:cs="Times New Roman"/>
-          <w:lang/>
-        </w:rPr>
-        <w:t> </w:t>
-      </w:r>
-    </w:p>
-    <w:p>
-      <w:pPr>
-        <w:textAlignment w:val="baseline"/>
-        <w:rPr>
-          <w:rFonts w:ascii="Times New Roman" w:eastAsia="Times New Roman" w:hAnsi="Times New Roman" w:cs="Times New Roman"/>
-          <w:lang/>
-        </w:rPr>
-      </w:pPr>
-      <w:r>
-        <w:rPr>
-          <w:rFonts w:ascii="Times New Roman" w:eastAsia="Times New Roman" w:hAnsi="Times New Roman" w:cs="Times New Roman"/>
-        </w:rPr>
-        <w:t>Aunque 13.6% parece ser “bajo”, para predicciones deportivas es realmente razonable. Porque en el futbol hay mucho azar, pocos goles, eventos impredecibles y alta variabilidad.</w:t>
-      </w:r>
-      <w:r>
-        <w:rPr>
-          <w:rFonts w:ascii="Times New Roman" w:eastAsia="Times New Roman" w:hAnsi="Times New Roman" w:cs="Times New Roman"/>
-          <w:lang/>
-        </w:rPr>
-        <w:t> </w:t>
+        <w:t>Aunque 13.6% parece ser “bajo”, para predicciones deportivas es realmente razonable. Porque en el futbol hay mucho azar, pocos goles, eventos impredecibles y alta variabilidad. </w:t>
       </w:r>
     </w:p>
     <w:p>
@@ -3568,7 +9239,6 @@
           <w:color w:val="000000"/>
           <w:bdr w:val="none" w:sz="0" w:space="0" w:color="auto" w:frame="1"/>
           <w:shd w:val="clear" w:color="auto" w:fill="C6C6C6"/>
-          <w:lang/>
         </w:rPr>
       </w:pPr>
     </w:p>
@@ -3694,7 +9364,6 @@
         <w:rPr>
           <w:rFonts w:ascii="Times New Roman" w:eastAsiaTheme="minorEastAsia" w:hAnsi="Times New Roman" w:cs="Times New Roman"/>
         </w:rPr>
-        <w:lastRenderedPageBreak/>
         <w:t>En cuanto a las características físicas, las variables de altura y peso tuvieron un impacto mucho más limitado en comparación con el rating de los jugadores. La altura incluso dejó de ser significativa en algunos modelos, mientras que el peso mostró efectos pequeños. Esto permite concluir que las características físicas generales del equipo no son suficientes para explicar los resultados de manera sólida dentro del fútbol profesional europeo.</w:t>
       </w:r>
     </w:p>
@@ -3747,6 +9416,7 @@
           <w:rFonts w:eastAsiaTheme="minorEastAsia"/>
           <w:lang w:eastAsia="en-US"/>
         </w:rPr>
+        <w:lastRenderedPageBreak/>
         <w:t>En términos generales, el análisis realizado fue sólido y completo, ya que incluyó procesos de limpieza y preparación de datos, construcción de variables estratégicas, análisis descriptivo, correlaciones, pruebas ANOVA y regresiones. Además, los resultados obtenidos tienen coherencia tanto desde el punto de vista estadístico como desde la lógica futbolística, lo que fortalece la validez del proyecto y sus conclusiones.</w:t>
       </w:r>
     </w:p>
@@ -6415,11 +12085,11 @@
     <w:qFormat/>
     <w:rsid w:val="00C74869"/>
   </w:style>
-  <w:style w:type="paragraph" w:styleId="Ttulo1">
+  <w:style w:type="paragraph" w:styleId="Heading1">
     <w:name w:val="heading 1"/>
     <w:basedOn w:val="Normal"/>
     <w:next w:val="Normal"/>
-    <w:link w:val="Ttulo1Car"/>
+    <w:link w:val="Heading1Char"/>
     <w:uiPriority w:val="9"/>
     <w:qFormat/>
     <w:rsid w:val="004A01A6"/>
@@ -6436,11 +12106,11 @@
       <w:szCs w:val="40"/>
     </w:rPr>
   </w:style>
-  <w:style w:type="paragraph" w:styleId="Ttulo2">
+  <w:style w:type="paragraph" w:styleId="Heading2">
     <w:name w:val="heading 2"/>
     <w:basedOn w:val="Normal"/>
     <w:next w:val="Normal"/>
-    <w:link w:val="Ttulo2Car"/>
+    <w:link w:val="Heading2Char"/>
     <w:uiPriority w:val="9"/>
     <w:semiHidden/>
     <w:unhideWhenUsed/>
@@ -6459,11 +12129,11 @@
       <w:szCs w:val="32"/>
     </w:rPr>
   </w:style>
-  <w:style w:type="paragraph" w:styleId="Ttulo3">
+  <w:style w:type="paragraph" w:styleId="Heading3">
     <w:name w:val="heading 3"/>
     <w:basedOn w:val="Normal"/>
     <w:next w:val="Normal"/>
-    <w:link w:val="Ttulo3Car"/>
+    <w:link w:val="Heading3Char"/>
     <w:uiPriority w:val="9"/>
     <w:semiHidden/>
     <w:unhideWhenUsed/>
@@ -6482,11 +12152,11 @@
       <w:szCs w:val="28"/>
     </w:rPr>
   </w:style>
-  <w:style w:type="paragraph" w:styleId="Ttulo4">
+  <w:style w:type="paragraph" w:styleId="Heading4">
     <w:name w:val="heading 4"/>
     <w:basedOn w:val="Normal"/>
     <w:next w:val="Normal"/>
-    <w:link w:val="Ttulo4Car"/>
+    <w:link w:val="Heading4Char"/>
     <w:uiPriority w:val="9"/>
     <w:semiHidden/>
     <w:unhideWhenUsed/>
@@ -6505,11 +12175,11 @@
       <w:color w:val="0F4761" w:themeColor="accent1" w:themeShade="BF"/>
     </w:rPr>
   </w:style>
-  <w:style w:type="paragraph" w:styleId="Ttulo5">
+  <w:style w:type="paragraph" w:styleId="Heading5">
     <w:name w:val="heading 5"/>
     <w:basedOn w:val="Normal"/>
     <w:next w:val="Normal"/>
-    <w:link w:val="Ttulo5Car"/>
+    <w:link w:val="Heading5Char"/>
     <w:uiPriority w:val="9"/>
     <w:semiHidden/>
     <w:unhideWhenUsed/>
@@ -6526,11 +12196,11 @@
       <w:color w:val="0F4761" w:themeColor="accent1" w:themeShade="BF"/>
     </w:rPr>
   </w:style>
-  <w:style w:type="paragraph" w:styleId="Ttulo6">
+  <w:style w:type="paragraph" w:styleId="Heading6">
     <w:name w:val="heading 6"/>
     <w:basedOn w:val="Normal"/>
     <w:next w:val="Normal"/>
-    <w:link w:val="Ttulo6Car"/>
+    <w:link w:val="Heading6Char"/>
     <w:uiPriority w:val="9"/>
     <w:semiHidden/>
     <w:unhideWhenUsed/>
@@ -6549,11 +12219,11 @@
       <w:color w:val="595959" w:themeColor="text1" w:themeTint="A6"/>
     </w:rPr>
   </w:style>
-  <w:style w:type="paragraph" w:styleId="Ttulo7">
+  <w:style w:type="paragraph" w:styleId="Heading7">
     <w:name w:val="heading 7"/>
     <w:basedOn w:val="Normal"/>
     <w:next w:val="Normal"/>
-    <w:link w:val="Ttulo7Car"/>
+    <w:link w:val="Heading7Char"/>
     <w:uiPriority w:val="9"/>
     <w:semiHidden/>
     <w:unhideWhenUsed/>
@@ -6570,11 +12240,11 @@
       <w:color w:val="595959" w:themeColor="text1" w:themeTint="A6"/>
     </w:rPr>
   </w:style>
-  <w:style w:type="paragraph" w:styleId="Ttulo8">
+  <w:style w:type="paragraph" w:styleId="Heading8">
     <w:name w:val="heading 8"/>
     <w:basedOn w:val="Normal"/>
     <w:next w:val="Normal"/>
-    <w:link w:val="Ttulo8Car"/>
+    <w:link w:val="Heading8Char"/>
     <w:uiPriority w:val="9"/>
     <w:semiHidden/>
     <w:unhideWhenUsed/>
@@ -6592,11 +12262,11 @@
       <w:color w:val="272727" w:themeColor="text1" w:themeTint="D8"/>
     </w:rPr>
   </w:style>
-  <w:style w:type="paragraph" w:styleId="Ttulo9">
+  <w:style w:type="paragraph" w:styleId="Heading9">
     <w:name w:val="heading 9"/>
     <w:basedOn w:val="Normal"/>
     <w:next w:val="Normal"/>
-    <w:link w:val="Ttulo9Car"/>
+    <w:link w:val="Heading9Char"/>
     <w:uiPriority w:val="9"/>
     <w:semiHidden/>
     <w:unhideWhenUsed/>
@@ -6612,13 +12282,13 @@
       <w:color w:val="272727" w:themeColor="text1" w:themeTint="D8"/>
     </w:rPr>
   </w:style>
-  <w:style w:type="character" w:default="1" w:styleId="Fuentedeprrafopredeter">
+  <w:style w:type="character" w:default="1" w:styleId="DefaultParagraphFont">
     <w:name w:val="Default Paragraph Font"/>
     <w:uiPriority w:val="1"/>
     <w:semiHidden/>
     <w:unhideWhenUsed/>
   </w:style>
-  <w:style w:type="table" w:default="1" w:styleId="Tablanormal">
+  <w:style w:type="table" w:default="1" w:styleId="TableNormal">
     <w:name w:val="Normal Table"/>
     <w:uiPriority w:val="99"/>
     <w:semiHidden/>
@@ -6633,16 +12303,16 @@
       </w:tblCellMar>
     </w:tblPr>
   </w:style>
-  <w:style w:type="numbering" w:default="1" w:styleId="Sinlista">
+  <w:style w:type="numbering" w:default="1" w:styleId="NoList">
     <w:name w:val="No List"/>
     <w:uiPriority w:val="99"/>
     <w:semiHidden/>
     <w:unhideWhenUsed/>
   </w:style>
-  <w:style w:type="character" w:customStyle="1" w:styleId="Ttulo1Car">
-    <w:name w:val="Título 1 Car"/>
-    <w:basedOn w:val="Fuentedeprrafopredeter"/>
-    <w:link w:val="Ttulo1"/>
+  <w:style w:type="character" w:customStyle="1" w:styleId="Heading1Char">
+    <w:name w:val="Heading 1 Char"/>
+    <w:basedOn w:val="DefaultParagraphFont"/>
+    <w:link w:val="Heading1"/>
     <w:uiPriority w:val="9"/>
     <w:rsid w:val="004A01A6"/>
     <w:rPr>
@@ -6652,10 +12322,10 @@
       <w:szCs w:val="40"/>
     </w:rPr>
   </w:style>
-  <w:style w:type="character" w:customStyle="1" w:styleId="Ttulo2Car">
-    <w:name w:val="Título 2 Car"/>
-    <w:basedOn w:val="Fuentedeprrafopredeter"/>
-    <w:link w:val="Ttulo2"/>
+  <w:style w:type="character" w:customStyle="1" w:styleId="Heading2Char">
+    <w:name w:val="Heading 2 Char"/>
+    <w:basedOn w:val="DefaultParagraphFont"/>
+    <w:link w:val="Heading2"/>
     <w:uiPriority w:val="9"/>
     <w:semiHidden/>
     <w:rsid w:val="004A01A6"/>
@@ -6666,10 +12336,10 @@
       <w:szCs w:val="32"/>
     </w:rPr>
   </w:style>
-  <w:style w:type="character" w:customStyle="1" w:styleId="Ttulo3Car">
-    <w:name w:val="Título 3 Car"/>
-    <w:basedOn w:val="Fuentedeprrafopredeter"/>
-    <w:link w:val="Ttulo3"/>
+  <w:style w:type="character" w:customStyle="1" w:styleId="Heading3Char">
+    <w:name w:val="Heading 3 Char"/>
+    <w:basedOn w:val="DefaultParagraphFont"/>
+    <w:link w:val="Heading3"/>
     <w:uiPriority w:val="9"/>
     <w:semiHidden/>
     <w:rsid w:val="004A01A6"/>
@@ -6680,10 +12350,10 @@
       <w:szCs w:val="28"/>
     </w:rPr>
   </w:style>
-  <w:style w:type="character" w:customStyle="1" w:styleId="Ttulo4Car">
-    <w:name w:val="Título 4 Car"/>
-    <w:basedOn w:val="Fuentedeprrafopredeter"/>
-    <w:link w:val="Ttulo4"/>
+  <w:style w:type="character" w:customStyle="1" w:styleId="Heading4Char">
+    <w:name w:val="Heading 4 Char"/>
+    <w:basedOn w:val="DefaultParagraphFont"/>
+    <w:link w:val="Heading4"/>
     <w:uiPriority w:val="9"/>
     <w:semiHidden/>
     <w:rsid w:val="004A01A6"/>
@@ -6694,10 +12364,10 @@
       <w:color w:val="0F4761" w:themeColor="accent1" w:themeShade="BF"/>
     </w:rPr>
   </w:style>
-  <w:style w:type="character" w:customStyle="1" w:styleId="Ttulo5Car">
-    <w:name w:val="Título 5 Car"/>
-    <w:basedOn w:val="Fuentedeprrafopredeter"/>
-    <w:link w:val="Ttulo5"/>
+  <w:style w:type="character" w:customStyle="1" w:styleId="Heading5Char">
+    <w:name w:val="Heading 5 Char"/>
+    <w:basedOn w:val="DefaultParagraphFont"/>
+    <w:link w:val="Heading5"/>
     <w:uiPriority w:val="9"/>
     <w:semiHidden/>
     <w:rsid w:val="004A01A6"/>
@@ -6706,10 +12376,10 @@
       <w:color w:val="0F4761" w:themeColor="accent1" w:themeShade="BF"/>
     </w:rPr>
   </w:style>
-  <w:style w:type="character" w:customStyle="1" w:styleId="Ttulo6Car">
-    <w:name w:val="Título 6 Car"/>
-    <w:basedOn w:val="Fuentedeprrafopredeter"/>
-    <w:link w:val="Ttulo6"/>
+  <w:style w:type="character" w:customStyle="1" w:styleId="Heading6Char">
+    <w:name w:val="Heading 6 Char"/>
+    <w:basedOn w:val="DefaultParagraphFont"/>
+    <w:link w:val="Heading6"/>
     <w:uiPriority w:val="9"/>
     <w:semiHidden/>
     <w:rsid w:val="004A01A6"/>
@@ -6720,10 +12390,10 @@
       <w:color w:val="595959" w:themeColor="text1" w:themeTint="A6"/>
     </w:rPr>
   </w:style>
-  <w:style w:type="character" w:customStyle="1" w:styleId="Ttulo7Car">
-    <w:name w:val="Título 7 Car"/>
-    <w:basedOn w:val="Fuentedeprrafopredeter"/>
-    <w:link w:val="Ttulo7"/>
+  <w:style w:type="character" w:customStyle="1" w:styleId="Heading7Char">
+    <w:name w:val="Heading 7 Char"/>
+    <w:basedOn w:val="DefaultParagraphFont"/>
+    <w:link w:val="Heading7"/>
     <w:uiPriority w:val="9"/>
     <w:semiHidden/>
     <w:rsid w:val="004A01A6"/>
@@ -6732,10 +12402,10 @@
       <w:color w:val="595959" w:themeColor="text1" w:themeTint="A6"/>
     </w:rPr>
   </w:style>
-  <w:style w:type="character" w:customStyle="1" w:styleId="Ttulo8Car">
-    <w:name w:val="Título 8 Car"/>
-    <w:basedOn w:val="Fuentedeprrafopredeter"/>
-    <w:link w:val="Ttulo8"/>
+  <w:style w:type="character" w:customStyle="1" w:styleId="Heading8Char">
+    <w:name w:val="Heading 8 Char"/>
+    <w:basedOn w:val="DefaultParagraphFont"/>
+    <w:link w:val="Heading8"/>
     <w:uiPriority w:val="9"/>
     <w:semiHidden/>
     <w:rsid w:val="004A01A6"/>
@@ -6746,10 +12416,10 @@
       <w:color w:val="272727" w:themeColor="text1" w:themeTint="D8"/>
     </w:rPr>
   </w:style>
-  <w:style w:type="character" w:customStyle="1" w:styleId="Ttulo9Car">
-    <w:name w:val="Título 9 Car"/>
-    <w:basedOn w:val="Fuentedeprrafopredeter"/>
-    <w:link w:val="Ttulo9"/>
+  <w:style w:type="character" w:customStyle="1" w:styleId="Heading9Char">
+    <w:name w:val="Heading 9 Char"/>
+    <w:basedOn w:val="DefaultParagraphFont"/>
+    <w:link w:val="Heading9"/>
     <w:uiPriority w:val="9"/>
     <w:semiHidden/>
     <w:rsid w:val="004A01A6"/>
@@ -6758,11 +12428,11 @@
       <w:color w:val="272727" w:themeColor="text1" w:themeTint="D8"/>
     </w:rPr>
   </w:style>
-  <w:style w:type="paragraph" w:styleId="Ttulo">
+  <w:style w:type="paragraph" w:styleId="Title">
     <w:name w:val="Title"/>
     <w:basedOn w:val="Normal"/>
     <w:next w:val="Normal"/>
-    <w:link w:val="TtuloCar"/>
+    <w:link w:val="TitleChar"/>
     <w:uiPriority w:val="10"/>
     <w:qFormat/>
     <w:rsid w:val="004A01A6"/>
@@ -6778,10 +12448,10 @@
       <w:szCs w:val="56"/>
     </w:rPr>
   </w:style>
-  <w:style w:type="character" w:customStyle="1" w:styleId="TtuloCar">
-    <w:name w:val="Título Car"/>
-    <w:basedOn w:val="Fuentedeprrafopredeter"/>
-    <w:link w:val="Ttulo"/>
+  <w:style w:type="character" w:customStyle="1" w:styleId="TitleChar">
+    <w:name w:val="Title Char"/>
+    <w:basedOn w:val="DefaultParagraphFont"/>
+    <w:link w:val="Title"/>
     <w:uiPriority w:val="10"/>
     <w:rsid w:val="004A01A6"/>
     <w:rPr>
@@ -6792,11 +12462,11 @@
       <w:szCs w:val="56"/>
     </w:rPr>
   </w:style>
-  <w:style w:type="paragraph" w:styleId="Subttulo">
+  <w:style w:type="paragraph" w:styleId="Subtitle">
     <w:name w:val="Subtitle"/>
     <w:basedOn w:val="Normal"/>
     <w:next w:val="Normal"/>
-    <w:link w:val="SubttuloCar"/>
+    <w:link w:val="SubtitleChar"/>
     <w:uiPriority w:val="11"/>
     <w:qFormat/>
     <w:rsid w:val="004A01A6"/>
@@ -6814,10 +12484,10 @@
       <w:szCs w:val="28"/>
     </w:rPr>
   </w:style>
-  <w:style w:type="character" w:customStyle="1" w:styleId="SubttuloCar">
-    <w:name w:val="Subtítulo Car"/>
-    <w:basedOn w:val="Fuentedeprrafopredeter"/>
-    <w:link w:val="Subttulo"/>
+  <w:style w:type="character" w:customStyle="1" w:styleId="SubtitleChar">
+    <w:name w:val="Subtitle Char"/>
+    <w:basedOn w:val="DefaultParagraphFont"/>
+    <w:link w:val="Subtitle"/>
     <w:uiPriority w:val="11"/>
     <w:rsid w:val="004A01A6"/>
     <w:rPr>
@@ -6828,11 +12498,11 @@
       <w:szCs w:val="28"/>
     </w:rPr>
   </w:style>
-  <w:style w:type="paragraph" w:styleId="Cita">
+  <w:style w:type="paragraph" w:styleId="Quote">
     <w:name w:val="Quote"/>
     <w:basedOn w:val="Normal"/>
     <w:next w:val="Normal"/>
-    <w:link w:val="CitaCar"/>
+    <w:link w:val="QuoteChar"/>
     <w:uiPriority w:val="29"/>
     <w:qFormat/>
     <w:rsid w:val="004A01A6"/>
@@ -6846,10 +12516,10 @@
       <w:color w:val="404040" w:themeColor="text1" w:themeTint="BF"/>
     </w:rPr>
   </w:style>
-  <w:style w:type="character" w:customStyle="1" w:styleId="CitaCar">
-    <w:name w:val="Cita Car"/>
-    <w:basedOn w:val="Fuentedeprrafopredeter"/>
-    <w:link w:val="Cita"/>
+  <w:style w:type="character" w:customStyle="1" w:styleId="QuoteChar">
+    <w:name w:val="Quote Char"/>
+    <w:basedOn w:val="DefaultParagraphFont"/>
+    <w:link w:val="Quote"/>
     <w:uiPriority w:val="29"/>
     <w:rsid w:val="004A01A6"/>
     <w:rPr>
@@ -6858,7 +12528,7 @@
       <w:color w:val="404040" w:themeColor="text1" w:themeTint="BF"/>
     </w:rPr>
   </w:style>
-  <w:style w:type="paragraph" w:styleId="Prrafodelista">
+  <w:style w:type="paragraph" w:styleId="ListParagraph">
     <w:name w:val="List Paragraph"/>
     <w:basedOn w:val="Normal"/>
     <w:uiPriority w:val="34"/>
@@ -6869,9 +12539,9 @@
       <w:contextualSpacing/>
     </w:pPr>
   </w:style>
-  <w:style w:type="character" w:styleId="nfasisintenso">
+  <w:style w:type="character" w:styleId="IntenseEmphasis">
     <w:name w:val="Intense Emphasis"/>
-    <w:basedOn w:val="Fuentedeprrafopredeter"/>
+    <w:basedOn w:val="DefaultParagraphFont"/>
     <w:uiPriority w:val="21"/>
     <w:qFormat/>
     <w:rsid w:val="004A01A6"/>
@@ -6881,11 +12551,11 @@
       <w:color w:val="0F4761" w:themeColor="accent1" w:themeShade="BF"/>
     </w:rPr>
   </w:style>
-  <w:style w:type="paragraph" w:styleId="Citadestacada">
+  <w:style w:type="paragraph" w:styleId="IntenseQuote">
     <w:name w:val="Intense Quote"/>
     <w:basedOn w:val="Normal"/>
     <w:next w:val="Normal"/>
-    <w:link w:val="CitadestacadaCar"/>
+    <w:link w:val="IntenseQuoteChar"/>
     <w:uiPriority w:val="30"/>
     <w:qFormat/>
     <w:rsid w:val="004A01A6"/>
@@ -6904,10 +12574,10 @@
       <w:color w:val="0F4761" w:themeColor="accent1" w:themeShade="BF"/>
     </w:rPr>
   </w:style>
-  <w:style w:type="character" w:customStyle="1" w:styleId="CitadestacadaCar">
-    <w:name w:val="Cita destacada Car"/>
-    <w:basedOn w:val="Fuentedeprrafopredeter"/>
-    <w:link w:val="Citadestacada"/>
+  <w:style w:type="character" w:customStyle="1" w:styleId="IntenseQuoteChar">
+    <w:name w:val="Intense Quote Char"/>
+    <w:basedOn w:val="DefaultParagraphFont"/>
+    <w:link w:val="IntenseQuote"/>
     <w:uiPriority w:val="30"/>
     <w:rsid w:val="004A01A6"/>
     <w:rPr>
@@ -6916,9 +12586,9 @@
       <w:color w:val="0F4761" w:themeColor="accent1" w:themeShade="BF"/>
     </w:rPr>
   </w:style>
-  <w:style w:type="character" w:styleId="Referenciaintensa">
+  <w:style w:type="character" w:styleId="IntenseReference">
     <w:name w:val="Intense Reference"/>
-    <w:basedOn w:val="Fuentedeprrafopredeter"/>
+    <w:basedOn w:val="DefaultParagraphFont"/>
     <w:uiPriority w:val="32"/>
     <w:qFormat/>
     <w:rsid w:val="004A01A6"/>
@@ -6944,23 +12614,23 @@
   </w:style>
   <w:style w:type="character" w:customStyle="1" w:styleId="normaltextrun">
     <w:name w:val="normaltextrun"/>
-    <w:basedOn w:val="Fuentedeprrafopredeter"/>
+    <w:basedOn w:val="DefaultParagraphFont"/>
     <w:rsid w:val="00C74869"/>
   </w:style>
   <w:style w:type="character" w:customStyle="1" w:styleId="eop">
     <w:name w:val="eop"/>
-    <w:basedOn w:val="Fuentedeprrafopredeter"/>
+    <w:basedOn w:val="DefaultParagraphFont"/>
     <w:rsid w:val="00C74869"/>
   </w:style>
   <w:style w:type="character" w:customStyle="1" w:styleId="wacimagecontainer">
     <w:name w:val="wacimagecontainer"/>
-    <w:basedOn w:val="Fuentedeprrafopredeter"/>
+    <w:basedOn w:val="DefaultParagraphFont"/>
     <w:rsid w:val="00C74869"/>
   </w:style>
-  <w:style w:type="paragraph" w:styleId="Encabezado">
+  <w:style w:type="paragraph" w:styleId="Header">
     <w:name w:val="header"/>
     <w:basedOn w:val="Normal"/>
-    <w:link w:val="EncabezadoCar"/>
+    <w:link w:val="HeaderChar"/>
     <w:uiPriority w:val="99"/>
     <w:unhideWhenUsed/>
     <w:rsid w:val="00986CEE"/>
@@ -6971,17 +12641,17 @@
       </w:tabs>
     </w:pPr>
   </w:style>
-  <w:style w:type="character" w:customStyle="1" w:styleId="EncabezadoCar">
-    <w:name w:val="Encabezado Car"/>
-    <w:basedOn w:val="Fuentedeprrafopredeter"/>
-    <w:link w:val="Encabezado"/>
+  <w:style w:type="character" w:customStyle="1" w:styleId="HeaderChar">
+    <w:name w:val="Header Char"/>
+    <w:basedOn w:val="DefaultParagraphFont"/>
+    <w:link w:val="Header"/>
     <w:uiPriority w:val="99"/>
     <w:rsid w:val="00986CEE"/>
   </w:style>
-  <w:style w:type="paragraph" w:styleId="Piedepgina">
+  <w:style w:type="paragraph" w:styleId="Footer">
     <w:name w:val="footer"/>
     <w:basedOn w:val="Normal"/>
-    <w:link w:val="PiedepginaCar"/>
+    <w:link w:val="FooterChar"/>
     <w:uiPriority w:val="99"/>
     <w:unhideWhenUsed/>
     <w:rsid w:val="00986CEE"/>
@@ -6992,26 +12662,26 @@
       </w:tabs>
     </w:pPr>
   </w:style>
-  <w:style w:type="character" w:customStyle="1" w:styleId="PiedepginaCar">
-    <w:name w:val="Pie de página Car"/>
-    <w:basedOn w:val="Fuentedeprrafopredeter"/>
-    <w:link w:val="Piedepgina"/>
+  <w:style w:type="character" w:customStyle="1" w:styleId="FooterChar">
+    <w:name w:val="Footer Char"/>
+    <w:basedOn w:val="DefaultParagraphFont"/>
+    <w:link w:val="Footer"/>
     <w:uiPriority w:val="99"/>
     <w:rsid w:val="00986CEE"/>
   </w:style>
   <w:style w:type="character" w:customStyle="1" w:styleId="apple-converted-space">
     <w:name w:val="apple-converted-space"/>
-    <w:basedOn w:val="Fuentedeprrafopredeter"/>
+    <w:basedOn w:val="DefaultParagraphFont"/>
     <w:rsid w:val="00986CEE"/>
   </w:style>
   <w:style w:type="character" w:customStyle="1" w:styleId="scxw224903033">
     <w:name w:val="scxw224903033"/>
-    <w:basedOn w:val="Fuentedeprrafopredeter"/>
+    <w:basedOn w:val="DefaultParagraphFont"/>
     <w:rsid w:val="00986CEE"/>
   </w:style>
   <w:style w:type="character" w:customStyle="1" w:styleId="mathspan">
     <w:name w:val="mathspan"/>
-    <w:basedOn w:val="Fuentedeprrafopredeter"/>
+    <w:basedOn w:val="DefaultParagraphFont"/>
     <w:rsid w:val="00692331"/>
   </w:style>
   <w:style w:type="paragraph" w:styleId="NormalWeb">

--- a/Proyecto final.docx
+++ b/Proyecto final.docx
@@ -1861,40 +1861,7 @@
           <w:sz w:val="22"/>
           <w:szCs w:val="22"/>
         </w:rPr>
-        <w:t xml:space="preserve">Grafica </w:t>
-      </w:r>
-      <w:r>
-        <w:rPr>
-          <w:b/>
-          <w:bCs/>
-          <w:i/>
-          <w:iCs/>
-          <w:sz w:val="22"/>
-          <w:szCs w:val="22"/>
-        </w:rPr>
-        <w:t>2</w:t>
-      </w:r>
-      <w:r>
-        <w:rPr>
-          <w:b/>
-          <w:bCs/>
-          <w:i/>
-          <w:iCs/>
-          <w:sz w:val="22"/>
-          <w:szCs w:val="22"/>
-        </w:rPr>
-        <w:t xml:space="preserve">. </w:t>
-      </w:r>
-      <w:r>
-        <w:rPr>
-          <w:b/>
-          <w:bCs/>
-          <w:i/>
-          <w:iCs/>
-          <w:sz w:val="22"/>
-          <w:szCs w:val="22"/>
-        </w:rPr>
-        <w:t xml:space="preserve">Presión defensiva promedio por resultado </w:t>
+        <w:t xml:space="preserve">Grafica 2. Presión defensiva promedio por resultado </w:t>
       </w:r>
     </w:p>
     <w:p>
@@ -2172,7 +2139,7 @@
     </w:p>
     <w:p>
       <w:pPr>
-        <w:pStyle w:val="ListParagraph"/>
+        <w:pStyle w:val="Prrafodelista"/>
         <w:numPr>
           <w:ilvl w:val="0"/>
           <w:numId w:val="14"/>
@@ -2190,7 +2157,7 @@
     </w:p>
     <w:p>
       <w:pPr>
-        <w:pStyle w:val="ListParagraph"/>
+        <w:pStyle w:val="Prrafodelista"/>
         <w:numPr>
           <w:ilvl w:val="0"/>
           <w:numId w:val="14"/>
@@ -2208,7 +2175,7 @@
     </w:p>
     <w:p>
       <w:pPr>
-        <w:pStyle w:val="ListParagraph"/>
+        <w:pStyle w:val="Prrafodelista"/>
         <w:numPr>
           <w:ilvl w:val="0"/>
           <w:numId w:val="14"/>
@@ -2268,21 +2235,7 @@
         <w:rPr>
           <w:rFonts w:ascii="Times New Roman" w:eastAsiaTheme="minorEastAsia" w:hAnsi="Times New Roman" w:cs="Times New Roman"/>
         </w:rPr>
-        <w:t xml:space="preserve">Las variables </w:t>
-      </w:r>
-      <w:proofErr w:type="spellStart"/>
-      <w:r>
-        <w:rPr>
-          <w:rFonts w:ascii="Times New Roman" w:eastAsiaTheme="minorEastAsia" w:hAnsi="Times New Roman" w:cs="Times New Roman"/>
-        </w:rPr>
-        <w:t>diff_speed</w:t>
-      </w:r>
-      <w:proofErr w:type="spellEnd"/>
-      <w:r>
-        <w:rPr>
-          <w:rFonts w:ascii="Times New Roman" w:eastAsiaTheme="minorEastAsia" w:hAnsi="Times New Roman" w:cs="Times New Roman"/>
-        </w:rPr>
-        <w:t xml:space="preserve"> y </w:t>
+        <w:t xml:space="preserve">Las variables diff_speed y </w:t>
       </w:r>
       <w:proofErr w:type="spellStart"/>
       <w:r>
@@ -2582,7 +2535,6 @@
                 <w:szCs w:val="22"/>
               </w:rPr>
             </w:pPr>
-            <w:proofErr w:type="spellStart"/>
             <w:r>
               <w:rPr>
                 <w:rFonts w:ascii="Helvetica" w:eastAsia="Helvetica" w:hAnsi="Helvetica" w:cs="Helvetica"/>
@@ -2592,7 +2544,6 @@
               </w:rPr>
               <w:t>home_win_binary</w:t>
             </w:r>
-            <w:proofErr w:type="spellEnd"/>
           </w:p>
         </w:tc>
         <w:tc>
@@ -2631,7 +2582,6 @@
                 <w:szCs w:val="22"/>
               </w:rPr>
             </w:pPr>
-            <w:proofErr w:type="spellStart"/>
             <w:r>
               <w:rPr>
                 <w:rFonts w:ascii="Helvetica" w:eastAsia="Helvetica" w:hAnsi="Helvetica" w:cs="Helvetica"/>
@@ -2641,7 +2591,6 @@
               </w:rPr>
               <w:t>diff_speed</w:t>
             </w:r>
-            <w:proofErr w:type="spellEnd"/>
           </w:p>
         </w:tc>
         <w:tc>
@@ -2680,7 +2629,6 @@
                 <w:szCs w:val="22"/>
               </w:rPr>
             </w:pPr>
-            <w:proofErr w:type="spellStart"/>
             <w:r>
               <w:rPr>
                 <w:rFonts w:ascii="Helvetica" w:eastAsia="Helvetica" w:hAnsi="Helvetica" w:cs="Helvetica"/>
@@ -2690,7 +2638,6 @@
               </w:rPr>
               <w:t>diff_pressure</w:t>
             </w:r>
-            <w:proofErr w:type="spellEnd"/>
           </w:p>
         </w:tc>
         <w:tc>
@@ -2729,7 +2676,6 @@
                 <w:szCs w:val="22"/>
               </w:rPr>
             </w:pPr>
-            <w:proofErr w:type="spellStart"/>
             <w:r>
               <w:rPr>
                 <w:rFonts w:ascii="Helvetica" w:eastAsia="Helvetica" w:hAnsi="Helvetica" w:cs="Helvetica"/>
@@ -2739,7 +2685,6 @@
               </w:rPr>
               <w:t>diff_aggression</w:t>
             </w:r>
-            <w:proofErr w:type="spellEnd"/>
           </w:p>
         </w:tc>
         <w:tc>
@@ -3358,7 +3303,6 @@
                 <w:szCs w:val="22"/>
               </w:rPr>
             </w:pPr>
-            <w:proofErr w:type="spellStart"/>
             <w:r>
               <w:rPr>
                 <w:rFonts w:ascii="Helvetica" w:eastAsia="Helvetica" w:hAnsi="Helvetica" w:cs="Helvetica"/>
@@ -3368,7 +3312,6 @@
               </w:rPr>
               <w:t>home_win_binary</w:t>
             </w:r>
-            <w:proofErr w:type="spellEnd"/>
           </w:p>
         </w:tc>
         <w:tc>
@@ -3787,7 +3730,6 @@
                 <w:szCs w:val="22"/>
               </w:rPr>
             </w:pPr>
-            <w:proofErr w:type="spellStart"/>
             <w:r>
               <w:rPr>
                 <w:rFonts w:ascii="Helvetica" w:eastAsia="Helvetica" w:hAnsi="Helvetica" w:cs="Helvetica"/>
@@ -3797,7 +3739,6 @@
               </w:rPr>
               <w:t>diff_speed</w:t>
             </w:r>
-            <w:proofErr w:type="spellEnd"/>
           </w:p>
         </w:tc>
         <w:tc>
@@ -4216,7 +4157,6 @@
                 <w:szCs w:val="22"/>
               </w:rPr>
             </w:pPr>
-            <w:proofErr w:type="spellStart"/>
             <w:r>
               <w:rPr>
                 <w:rFonts w:ascii="Helvetica" w:eastAsia="Helvetica" w:hAnsi="Helvetica" w:cs="Helvetica"/>
@@ -4226,7 +4166,6 @@
               </w:rPr>
               <w:t>diff_pressure</w:t>
             </w:r>
-            <w:proofErr w:type="spellEnd"/>
           </w:p>
         </w:tc>
         <w:tc>
@@ -4645,7 +4584,6 @@
                 <w:szCs w:val="22"/>
               </w:rPr>
             </w:pPr>
-            <w:proofErr w:type="spellStart"/>
             <w:r>
               <w:rPr>
                 <w:rFonts w:ascii="Helvetica" w:eastAsia="Helvetica" w:hAnsi="Helvetica" w:cs="Helvetica"/>
@@ -4655,7 +4593,6 @@
               </w:rPr>
               <w:t>diff_aggression</w:t>
             </w:r>
-            <w:proofErr w:type="spellEnd"/>
           </w:p>
         </w:tc>
         <w:tc>
@@ -6392,18 +6329,7 @@
           <w:sz w:val="22"/>
           <w:szCs w:val="22"/>
         </w:rPr>
-        <w:t>Tabla</w:t>
-      </w:r>
-      <w:r>
-        <w:rPr>
-          <w:b/>
-          <w:bCs/>
-          <w:i/>
-          <w:iCs/>
-          <w:sz w:val="22"/>
-          <w:szCs w:val="22"/>
-        </w:rPr>
-        <w:t xml:space="preserve"> de correlaciones variables </w:t>
+        <w:t xml:space="preserve">Tabla de correlaciones variables </w:t>
       </w:r>
     </w:p>
     <w:p>
@@ -6443,53 +6369,28 @@
           <w:lang w:val="en-US"/>
         </w:rPr>
       </w:pPr>
-      <w:proofErr w:type="spellStart"/>
       <w:r>
         <w:rPr>
           <w:rFonts w:ascii="Times New Roman" w:eastAsiaTheme="minorEastAsia" w:hAnsi="Times New Roman" w:cs="Times New Roman"/>
           <w:lang w:val="en-US"/>
         </w:rPr>
-        <w:t>Home_win_binary</w:t>
-      </w:r>
-      <w:proofErr w:type="spellEnd"/>
+        <w:t xml:space="preserve">Home_win_binary ~ </w:t>
+      </w:r>
+      <w:proofErr w:type="spellStart"/>
       <w:r>
         <w:rPr>
           <w:rFonts w:ascii="Times New Roman" w:eastAsiaTheme="minorEastAsia" w:hAnsi="Times New Roman" w:cs="Times New Roman"/>
           <w:lang w:val="en-US"/>
         </w:rPr>
-        <w:t xml:space="preserve"> ~ </w:t>
-      </w:r>
-      <w:proofErr w:type="spellStart"/>
+        <w:t>diff_prressure</w:t>
+      </w:r>
+      <w:proofErr w:type="spellEnd"/>
       <w:r>
         <w:rPr>
           <w:rFonts w:ascii="Times New Roman" w:eastAsiaTheme="minorEastAsia" w:hAnsi="Times New Roman" w:cs="Times New Roman"/>
           <w:lang w:val="en-US"/>
         </w:rPr>
-        <w:t>diff_prressure</w:t>
-      </w:r>
-      <w:proofErr w:type="spellEnd"/>
-      <w:r>
-        <w:rPr>
-          <w:rFonts w:ascii="Times New Roman" w:eastAsiaTheme="minorEastAsia" w:hAnsi="Times New Roman" w:cs="Times New Roman"/>
-          <w:lang w:val="en-US"/>
-        </w:rPr>
-        <w:t xml:space="preserve"> + </w:t>
-      </w:r>
-      <w:proofErr w:type="spellStart"/>
-      <w:r>
-        <w:rPr>
-          <w:rFonts w:ascii="Times New Roman" w:eastAsiaTheme="minorEastAsia" w:hAnsi="Times New Roman" w:cs="Times New Roman"/>
-          <w:lang w:val="en-US"/>
-        </w:rPr>
-        <w:t>diff_aggression</w:t>
-      </w:r>
-      <w:proofErr w:type="spellEnd"/>
-      <w:r>
-        <w:rPr>
-          <w:rFonts w:ascii="Times New Roman" w:eastAsiaTheme="minorEastAsia" w:hAnsi="Times New Roman" w:cs="Times New Roman"/>
-          <w:lang w:val="en-US"/>
-        </w:rPr>
-        <w:t xml:space="preserve"> + diff_speed</w:t>
+        <w:t xml:space="preserve"> + diff_aggression + diff_speed</w:t>
       </w:r>
     </w:p>
     <w:p>
@@ -7367,7 +7268,6 @@
                 <w:szCs w:val="22"/>
               </w:rPr>
             </w:pPr>
-            <w:proofErr w:type="spellStart"/>
             <w:r>
               <w:rPr>
                 <w:rFonts w:ascii="Helvetica" w:eastAsia="Helvetica" w:hAnsi="Helvetica" w:cs="Helvetica"/>
@@ -7377,7 +7277,6 @@
               </w:rPr>
               <w:t>diff_pressure</w:t>
             </w:r>
-            <w:proofErr w:type="spellEnd"/>
           </w:p>
         </w:tc>
         <w:tc>
@@ -7608,7 +7507,6 @@
                 <w:szCs w:val="22"/>
               </w:rPr>
             </w:pPr>
-            <w:proofErr w:type="spellStart"/>
             <w:r>
               <w:rPr>
                 <w:rFonts w:ascii="Helvetica" w:eastAsia="Helvetica" w:hAnsi="Helvetica" w:cs="Helvetica"/>
@@ -7618,7 +7516,6 @@
               </w:rPr>
               <w:t>diff_aggression</w:t>
             </w:r>
-            <w:proofErr w:type="spellEnd"/>
           </w:p>
         </w:tc>
         <w:tc>
@@ -7849,7 +7746,6 @@
                 <w:szCs w:val="22"/>
               </w:rPr>
             </w:pPr>
-            <w:proofErr w:type="spellStart"/>
             <w:r>
               <w:rPr>
                 <w:rFonts w:ascii="Helvetica" w:eastAsia="Helvetica" w:hAnsi="Helvetica" w:cs="Helvetica"/>
@@ -7859,7 +7755,6 @@
               </w:rPr>
               <w:t>diff_speed</w:t>
             </w:r>
-            <w:proofErr w:type="spellEnd"/>
           </w:p>
         </w:tc>
         <w:tc>
@@ -8120,10 +8015,288 @@
           <w:sz w:val="22"/>
           <w:szCs w:val="22"/>
         </w:rPr>
-        <w:t>Tabla P-</w:t>
+        <w:t xml:space="preserve">Tabla P-value variables significativas  </w:t>
+      </w:r>
+    </w:p>
+    <w:p>
+      <w:pPr>
+        <w:rPr>
+          <w:rFonts w:ascii="Times New Roman" w:eastAsiaTheme="minorEastAsia" w:hAnsi="Times New Roman" w:cs="Times New Roman"/>
+          <w:lang w:val="es-ES"/>
+        </w:rPr>
+      </w:pPr>
+    </w:p>
+    <w:p>
+      <w:pPr>
+        <w:rPr>
+          <w:rFonts w:ascii="Times New Roman" w:eastAsiaTheme="minorEastAsia" w:hAnsi="Times New Roman" w:cs="Times New Roman"/>
+          <w:lang w:val="es-ES"/>
+        </w:rPr>
+      </w:pPr>
+      <w:r>
+        <w:rPr>
+          <w:rFonts w:ascii="Times New Roman" w:eastAsiaTheme="minorEastAsia" w:hAnsi="Times New Roman" w:cs="Times New Roman"/>
+          <w:lang w:val="es-ES"/>
+        </w:rPr>
+        <w:t xml:space="preserve">Por lo que en estos casos es mejor utilizar regresión logística, Random Forest y </w:t>
       </w:r>
       <w:proofErr w:type="spellStart"/>
       <w:r>
+        <w:rPr>
+          <w:rFonts w:ascii="Times New Roman" w:eastAsiaTheme="minorEastAsia" w:hAnsi="Times New Roman" w:cs="Times New Roman"/>
+          <w:lang w:val="es-ES"/>
+        </w:rPr>
+        <w:t>XGBoost</w:t>
+      </w:r>
+      <w:proofErr w:type="spellEnd"/>
+      <w:r>
+        <w:rPr>
+          <w:rFonts w:ascii="Times New Roman" w:eastAsiaTheme="minorEastAsia" w:hAnsi="Times New Roman" w:cs="Times New Roman"/>
+          <w:lang w:val="es-ES"/>
+        </w:rPr>
+        <w:t>.</w:t>
+      </w:r>
+    </w:p>
+    <w:p>
+      <w:pPr>
+        <w:rPr>
+          <w:rFonts w:ascii="Times New Roman" w:eastAsiaTheme="minorEastAsia" w:hAnsi="Times New Roman" w:cs="Times New Roman"/>
+          <w:lang w:val="es-ES_tradnl"/>
+        </w:rPr>
+      </w:pPr>
+    </w:p>
+    <w:p>
+      <w:pPr>
+        <w:rPr>
+          <w:rFonts w:ascii="Times New Roman" w:eastAsiaTheme="minorEastAsia" w:hAnsi="Times New Roman" w:cs="Times New Roman"/>
+          <w:lang w:val="es-ES_tradnl"/>
+        </w:rPr>
+      </w:pPr>
+      <w:r>
+        <w:rPr>
+          <w:rFonts w:ascii="Times New Roman" w:eastAsiaTheme="minorEastAsia" w:hAnsi="Times New Roman" w:cs="Times New Roman"/>
+          <w:lang w:val="es-ES_tradnl"/>
+        </w:rPr>
+        <w:t>En investigaciones aplicadas el R^2 bajo resulta ser normal, pero es importante analizar los coeficientes que pueden seguir siendo útiles y significativos. Las relaciones estadísticamente importantes que encontramos fueron la presión y la agresividad defensivas.</w:t>
+      </w:r>
+    </w:p>
+    <w:p>
+      <w:pPr>
+        <w:rPr>
+          <w:rFonts w:ascii="Times New Roman" w:eastAsiaTheme="minorEastAsia" w:hAnsi="Times New Roman" w:cs="Times New Roman"/>
+          <w:lang w:val="es-ES_tradnl"/>
+        </w:rPr>
+      </w:pPr>
+    </w:p>
+    <w:p>
+      <w:pPr>
+        <w:rPr>
+          <w:rFonts w:ascii="Times New Roman" w:eastAsiaTheme="minorEastAsia" w:hAnsi="Times New Roman" w:cs="Times New Roman"/>
+          <w:lang w:val="es-ES_tradnl"/>
+        </w:rPr>
+      </w:pPr>
+      <w:r>
+        <w:rPr>
+          <w:rFonts w:ascii="Times New Roman" w:eastAsiaTheme="minorEastAsia" w:hAnsi="Times New Roman" w:cs="Times New Roman"/>
+          <w:lang w:val="es-ES_tradnl"/>
+        </w:rPr>
+        <w:t>Realizamos un Random Forest inicial en el que se obtuvo un error OOB = 41.16% con una precisión aproximada de 58.8% que resulta no ser malo para el futbol.</w:t>
+      </w:r>
+    </w:p>
+    <w:p>
+      <w:pPr>
+        <w:rPr>
+          <w:rFonts w:ascii="Times New Roman" w:eastAsiaTheme="minorEastAsia" w:hAnsi="Times New Roman" w:cs="Times New Roman"/>
+          <w:lang w:val="es-ES_tradnl"/>
+        </w:rPr>
+      </w:pPr>
+    </w:p>
+    <w:p>
+      <w:pPr>
+        <w:rPr>
+          <w:rFonts w:ascii="Times New Roman" w:eastAsiaTheme="minorEastAsia" w:hAnsi="Times New Roman" w:cs="Times New Roman"/>
+          <w:lang w:val="es-ES_tradnl"/>
+        </w:rPr>
+      </w:pPr>
+      <w:r>
+        <w:rPr>
+          <w:rFonts w:ascii="Times New Roman" w:eastAsiaTheme="minorEastAsia" w:hAnsi="Times New Roman" w:cs="Times New Roman"/>
+          <w:lang w:val="es-ES_tradnl"/>
+        </w:rPr>
+        <w:t>Las variables más importantes fueron:</w:t>
+      </w:r>
+    </w:p>
+    <w:p>
+      <w:pPr>
+        <w:pStyle w:val="Prrafodelista"/>
+        <w:numPr>
+          <w:ilvl w:val="0"/>
+          <w:numId w:val="15"/>
+        </w:numPr>
+        <w:rPr>
+          <w:rFonts w:ascii="Times New Roman" w:eastAsiaTheme="minorEastAsia" w:hAnsi="Times New Roman" w:cs="Times New Roman"/>
+          <w:lang w:val="es-ES"/>
+        </w:rPr>
+      </w:pPr>
+      <w:r>
+        <w:rPr>
+          <w:rFonts w:ascii="Times New Roman" w:eastAsiaTheme="minorEastAsia" w:hAnsi="Times New Roman" w:cs="Times New Roman"/>
+          <w:lang w:val="es-ES"/>
+        </w:rPr>
+        <w:t>diff_speed</w:t>
+      </w:r>
+    </w:p>
+    <w:p>
+      <w:pPr>
+        <w:pStyle w:val="Prrafodelista"/>
+        <w:numPr>
+          <w:ilvl w:val="0"/>
+          <w:numId w:val="15"/>
+        </w:numPr>
+        <w:rPr>
+          <w:rFonts w:ascii="Times New Roman" w:eastAsiaTheme="minorEastAsia" w:hAnsi="Times New Roman" w:cs="Times New Roman"/>
+          <w:lang w:val="es-ES"/>
+        </w:rPr>
+      </w:pPr>
+      <w:r>
+        <w:rPr>
+          <w:rFonts w:ascii="Times New Roman" w:eastAsiaTheme="minorEastAsia" w:hAnsi="Times New Roman" w:cs="Times New Roman"/>
+          <w:lang w:val="es-ES"/>
+        </w:rPr>
+        <w:t>diff_pressure</w:t>
+      </w:r>
+    </w:p>
+    <w:p>
+      <w:pPr>
+        <w:pStyle w:val="Prrafodelista"/>
+        <w:numPr>
+          <w:ilvl w:val="0"/>
+          <w:numId w:val="15"/>
+        </w:numPr>
+        <w:rPr>
+          <w:rFonts w:ascii="Times New Roman" w:eastAsiaTheme="minorEastAsia" w:hAnsi="Times New Roman" w:cs="Times New Roman"/>
+          <w:lang w:val="es-ES"/>
+        </w:rPr>
+      </w:pPr>
+      <w:r>
+        <w:rPr>
+          <w:rFonts w:ascii="Times New Roman" w:eastAsiaTheme="minorEastAsia" w:hAnsi="Times New Roman" w:cs="Times New Roman"/>
+          <w:lang w:val="es-ES"/>
+        </w:rPr>
+        <w:t>diff_aggression</w:t>
+      </w:r>
+    </w:p>
+    <w:p>
+      <w:pPr>
+        <w:rPr>
+          <w:rFonts w:ascii="Times New Roman" w:eastAsiaTheme="minorEastAsia" w:hAnsi="Times New Roman" w:cs="Times New Roman"/>
+          <w:lang w:val="es-ES_tradnl"/>
+        </w:rPr>
+      </w:pPr>
+    </w:p>
+    <w:p>
+      <w:pPr>
+        <w:rPr>
+          <w:rFonts w:ascii="Times New Roman" w:eastAsiaTheme="minorEastAsia" w:hAnsi="Times New Roman" w:cs="Times New Roman"/>
+          <w:lang w:val="es-ES"/>
+        </w:rPr>
+      </w:pPr>
+      <w:r>
+        <w:rPr>
+          <w:rFonts w:ascii="Times New Roman" w:eastAsiaTheme="minorEastAsia" w:hAnsi="Times New Roman" w:cs="Times New Roman"/>
+          <w:lang w:val="es-ES"/>
+        </w:rPr>
+        <w:t>Aunque la variable “diff_speed” no era significativa en la regresión lineal, si parece ser importante en Random Forest.</w:t>
+      </w:r>
+    </w:p>
+    <w:p>
+      <w:pPr>
+        <w:rPr>
+          <w:rFonts w:ascii="Times New Roman" w:eastAsiaTheme="minorEastAsia" w:hAnsi="Times New Roman" w:cs="Times New Roman"/>
+          <w:lang w:val="es-ES_tradnl"/>
+        </w:rPr>
+      </w:pPr>
+    </w:p>
+    <w:p>
+      <w:pPr>
+        <w:rPr>
+          <w:rFonts w:ascii="Times New Roman" w:eastAsiaTheme="minorEastAsia" w:hAnsi="Times New Roman" w:cs="Times New Roman"/>
+          <w:lang w:val="es-ES_tradnl"/>
+        </w:rPr>
+      </w:pPr>
+      <w:r>
+        <w:rPr>
+          <w:rFonts w:ascii="Times New Roman" w:eastAsiaTheme="minorEastAsia" w:hAnsi="Times New Roman" w:cs="Times New Roman"/>
+          <w:lang w:val="es-ES_tradnl"/>
+        </w:rPr>
+        <w:t>Ya que este modelo detecta relaciones no lineales, interacciones complejas y patrones que la regresión no logra capturar.</w:t>
+      </w:r>
+    </w:p>
+    <w:p>
+      <w:pPr>
+        <w:rPr>
+          <w:rFonts w:ascii="Times New Roman" w:eastAsiaTheme="minorEastAsia" w:hAnsi="Times New Roman" w:cs="Times New Roman"/>
+          <w:lang w:val="es-ES_tradnl"/>
+        </w:rPr>
+      </w:pPr>
+    </w:p>
+    <w:p>
+      <w:pPr>
+        <w:rPr>
+          <w:rFonts w:ascii="Times New Roman" w:eastAsiaTheme="minorEastAsia" w:hAnsi="Times New Roman" w:cs="Times New Roman"/>
+          <w:lang w:val="es-ES_tradnl"/>
+        </w:rPr>
+      </w:pPr>
+      <w:r>
+        <w:rPr>
+          <w:noProof/>
+        </w:rPr>
+        <w:drawing>
+          <wp:inline distT="0" distB="0" distL="0" distR="0" wp14:anchorId="6E1705D2" wp14:editId="5891F66B">
+            <wp:extent cx="4382430" cy="2921620"/>
+            <wp:effectExtent l="0" t="0" r="0" b="0"/>
+            <wp:docPr id="9" name="Imagen 9"/>
+            <wp:cNvGraphicFramePr>
+              <a:graphicFrameLocks xmlns:a="http://schemas.openxmlformats.org/drawingml/2006/main" noChangeAspect="1"/>
+            </wp:cNvGraphicFramePr>
+            <a:graphic xmlns:a="http://schemas.openxmlformats.org/drawingml/2006/main">
+              <a:graphicData uri="http://schemas.openxmlformats.org/drawingml/2006/picture">
+                <pic:pic xmlns:pic="http://schemas.openxmlformats.org/drawingml/2006/picture">
+                  <pic:nvPicPr>
+                    <pic:cNvPr id="10" name=""/>
+                    <pic:cNvPicPr>
+                      <a:picLocks noChangeAspect="1" noChangeArrowheads="1"/>
+                    </pic:cNvPicPr>
+                  </pic:nvPicPr>
+                  <pic:blipFill>
+                    <a:blip r:embed="rId12"/>
+                    <a:stretch>
+                      <a:fillRect/>
+                    </a:stretch>
+                  </pic:blipFill>
+                  <pic:spPr bwMode="auto">
+                    <a:xfrm>
+                      <a:off x="0" y="0"/>
+                      <a:ext cx="4393100" cy="2928734"/>
+                    </a:xfrm>
+                    <a:prstGeom prst="rect">
+                      <a:avLst/>
+                    </a:prstGeom>
+                    <a:noFill/>
+                  </pic:spPr>
+                </pic:pic>
+              </a:graphicData>
+            </a:graphic>
+          </wp:inline>
+        </w:drawing>
+      </w:r>
+    </w:p>
+    <w:p>
+      <w:pPr>
+        <w:pStyle w:val="paragraph"/>
+        <w:spacing w:before="0" w:beforeAutospacing="0" w:after="0" w:afterAutospacing="0"/>
+        <w:jc w:val="both"/>
+        <w:textAlignment w:val="baseline"/>
         <w:rPr>
           <w:b/>
           <w:bCs/>
@@ -8132,9 +8305,7 @@
           <w:sz w:val="22"/>
           <w:szCs w:val="22"/>
         </w:rPr>
-        <w:t>value</w:t>
-      </w:r>
-      <w:proofErr w:type="spellEnd"/>
+      </w:pPr>
       <w:r>
         <w:rPr>
           <w:b/>
@@ -8144,7 +8315,7 @@
           <w:sz w:val="22"/>
           <w:szCs w:val="22"/>
         </w:rPr>
-        <w:t xml:space="preserve"> variables significativas </w:t>
+        <w:t xml:space="preserve">Grafica </w:t>
       </w:r>
       <w:r>
         <w:rPr>
@@ -8155,46 +8326,40 @@
           <w:sz w:val="22"/>
           <w:szCs w:val="22"/>
         </w:rPr>
-        <w:t xml:space="preserve"> </w:t>
-      </w:r>
-    </w:p>
-    <w:p>
-      <w:pPr>
-        <w:rPr>
-          <w:rFonts w:ascii="Times New Roman" w:eastAsiaTheme="minorEastAsia" w:hAnsi="Times New Roman" w:cs="Times New Roman"/>
-          <w:lang w:val="es-ES"/>
-        </w:rPr>
-      </w:pPr>
-    </w:p>
-    <w:p>
-      <w:pPr>
-        <w:rPr>
-          <w:rFonts w:ascii="Times New Roman" w:eastAsiaTheme="minorEastAsia" w:hAnsi="Times New Roman" w:cs="Times New Roman"/>
-          <w:lang w:val="es-ES"/>
-        </w:rPr>
-      </w:pPr>
-      <w:r>
-        <w:rPr>
-          <w:rFonts w:ascii="Times New Roman" w:eastAsiaTheme="minorEastAsia" w:hAnsi="Times New Roman" w:cs="Times New Roman"/>
-          <w:lang w:val="es-ES"/>
-        </w:rPr>
-        <w:t xml:space="preserve">Por lo que en estos casos es mejor utilizar regresión logística, Random Forest y </w:t>
-      </w:r>
-      <w:proofErr w:type="spellStart"/>
-      <w:r>
-        <w:rPr>
-          <w:rFonts w:ascii="Times New Roman" w:eastAsiaTheme="minorEastAsia" w:hAnsi="Times New Roman" w:cs="Times New Roman"/>
-          <w:lang w:val="es-ES"/>
-        </w:rPr>
-        <w:t>XGBoost</w:t>
-      </w:r>
-      <w:proofErr w:type="spellEnd"/>
-      <w:r>
-        <w:rPr>
-          <w:rFonts w:ascii="Times New Roman" w:eastAsiaTheme="minorEastAsia" w:hAnsi="Times New Roman" w:cs="Times New Roman"/>
-          <w:lang w:val="es-ES"/>
-        </w:rPr>
-        <w:t>.</w:t>
+        <w:t>5</w:t>
+      </w:r>
+      <w:r>
+        <w:rPr>
+          <w:b/>
+          <w:bCs/>
+          <w:i/>
+          <w:iCs/>
+          <w:sz w:val="22"/>
+          <w:szCs w:val="22"/>
+        </w:rPr>
+        <w:t xml:space="preserve">. </w:t>
+      </w:r>
+      <w:r>
+        <w:rPr>
+          <w:b/>
+          <w:bCs/>
+          <w:i/>
+          <w:iCs/>
+          <w:sz w:val="22"/>
+          <w:szCs w:val="22"/>
+        </w:rPr>
+        <w:t xml:space="preserve">Gráfico </w:t>
+      </w:r>
+      <w:r>
+        <w:rPr>
+          <w:b/>
+          <w:bCs/>
+          <w:i/>
+          <w:iCs/>
+          <w:sz w:val="22"/>
+          <w:szCs w:val="22"/>
+        </w:rPr>
+        <w:t>importancia de variables Random Forest</w:t>
       </w:r>
     </w:p>
     <w:p>
@@ -8205,172 +8370,499 @@
         </w:rPr>
       </w:pPr>
     </w:p>
+    <w:tbl>
+      <w:tblPr>
+        <w:tblW w:w="0" w:type="auto"/>
+        <w:jc w:val="center"/>
+        <w:tblLayout w:type="fixed"/>
+        <w:tblLook w:val="0420" w:firstRow="1" w:lastRow="0" w:firstColumn="0" w:lastColumn="0" w:noHBand="0" w:noVBand="1"/>
+      </w:tblPr>
+      <w:tblGrid>
+        <w:gridCol w:w="1903"/>
+        <w:gridCol w:w="1548"/>
+      </w:tblGrid>
+      <w:tr>
+        <w:trPr>
+          <w:tblHeader/>
+          <w:jc w:val="center"/>
+        </w:trPr>
+        <w:tc>
+          <w:tcPr>
+            <w:tcW w:w="1903" w:type="dxa"/>
+            <w:tcBorders>
+              <w:top w:val="single" w:sz="12" w:space="0" w:color="666666"/>
+              <w:left w:val="none" w:sz="0" w:space="0" w:color="000000"/>
+              <w:bottom w:val="single" w:sz="12" w:space="0" w:color="666666"/>
+              <w:right w:val="none" w:sz="0" w:space="0" w:color="000000"/>
+            </w:tcBorders>
+            <w:shd w:val="clear" w:color="auto" w:fill="FFFFFF"/>
+            <w:tcMar>
+              <w:top w:w="0" w:type="dxa"/>
+              <w:left w:w="0" w:type="dxa"/>
+              <w:bottom w:w="0" w:type="dxa"/>
+              <w:right w:w="0" w:type="dxa"/>
+            </w:tcMar>
+            <w:vAlign w:val="center"/>
+          </w:tcPr>
+          <w:p>
+            <w:pPr>
+              <w:pBdr>
+                <w:top w:val="none" w:sz="0" w:space="0" w:color="000000"/>
+                <w:left w:val="none" w:sz="0" w:space="0" w:color="000000"/>
+                <w:bottom w:val="none" w:sz="0" w:space="0" w:color="000000"/>
+                <w:right w:val="none" w:sz="0" w:space="0" w:color="000000"/>
+              </w:pBdr>
+              <w:spacing w:before="100" w:after="100"/>
+              <w:ind w:left="100" w:right="100"/>
+              <w:rPr>
+                <w:rFonts w:ascii="Helvetica" w:eastAsia="Helvetica" w:hAnsi="Helvetica" w:cs="Helvetica"/>
+                <w:color w:val="000000"/>
+                <w:sz w:val="22"/>
+                <w:szCs w:val="22"/>
+              </w:rPr>
+            </w:pPr>
+            <w:r>
+              <w:rPr>
+                <w:rFonts w:ascii="Helvetica" w:eastAsia="Helvetica" w:hAnsi="Helvetica" w:cs="Helvetica"/>
+                <w:color w:val="000000"/>
+                <w:sz w:val="22"/>
+                <w:szCs w:val="22"/>
+              </w:rPr>
+              <w:t>variable</w:t>
+            </w:r>
+          </w:p>
+        </w:tc>
+        <w:tc>
+          <w:tcPr>
+            <w:tcW w:w="1548" w:type="dxa"/>
+            <w:tcBorders>
+              <w:top w:val="single" w:sz="12" w:space="0" w:color="666666"/>
+              <w:left w:val="none" w:sz="0" w:space="0" w:color="000000"/>
+              <w:bottom w:val="single" w:sz="12" w:space="0" w:color="666666"/>
+              <w:right w:val="none" w:sz="0" w:space="0" w:color="000000"/>
+            </w:tcBorders>
+            <w:shd w:val="clear" w:color="auto" w:fill="FFFFFF"/>
+            <w:tcMar>
+              <w:top w:w="0" w:type="dxa"/>
+              <w:left w:w="0" w:type="dxa"/>
+              <w:bottom w:w="0" w:type="dxa"/>
+              <w:right w:w="0" w:type="dxa"/>
+            </w:tcMar>
+            <w:vAlign w:val="center"/>
+          </w:tcPr>
+          <w:p>
+            <w:pPr>
+              <w:pBdr>
+                <w:top w:val="none" w:sz="0" w:space="0" w:color="000000"/>
+                <w:left w:val="none" w:sz="0" w:space="0" w:color="000000"/>
+                <w:bottom w:val="none" w:sz="0" w:space="0" w:color="000000"/>
+                <w:right w:val="none" w:sz="0" w:space="0" w:color="000000"/>
+              </w:pBdr>
+              <w:spacing w:before="100" w:after="100"/>
+              <w:ind w:left="100" w:right="100"/>
+              <w:jc w:val="right"/>
+              <w:rPr>
+                <w:rFonts w:ascii="Helvetica" w:eastAsia="Helvetica" w:hAnsi="Helvetica" w:cs="Helvetica"/>
+                <w:color w:val="000000"/>
+                <w:sz w:val="22"/>
+                <w:szCs w:val="22"/>
+              </w:rPr>
+            </w:pPr>
+            <w:r>
+              <w:rPr>
+                <w:rFonts w:ascii="Helvetica" w:eastAsia="Helvetica" w:hAnsi="Helvetica" w:cs="Helvetica"/>
+                <w:color w:val="000000"/>
+                <w:sz w:val="22"/>
+                <w:szCs w:val="22"/>
+              </w:rPr>
+              <w:t>importancia</w:t>
+            </w:r>
+          </w:p>
+        </w:tc>
+      </w:tr>
+      <w:tr>
+        <w:trPr>
+          <w:jc w:val="center"/>
+        </w:trPr>
+        <w:tc>
+          <w:tcPr>
+            <w:tcW w:w="1903" w:type="dxa"/>
+            <w:tcBorders>
+              <w:top w:val="single" w:sz="12" w:space="0" w:color="666666"/>
+              <w:left w:val="none" w:sz="0" w:space="0" w:color="000000"/>
+              <w:bottom w:val="none" w:sz="0" w:space="0" w:color="000000"/>
+              <w:right w:val="none" w:sz="0" w:space="0" w:color="000000"/>
+            </w:tcBorders>
+            <w:shd w:val="clear" w:color="auto" w:fill="FFFFFF"/>
+            <w:tcMar>
+              <w:top w:w="0" w:type="dxa"/>
+              <w:left w:w="0" w:type="dxa"/>
+              <w:bottom w:w="0" w:type="dxa"/>
+              <w:right w:w="0" w:type="dxa"/>
+            </w:tcMar>
+            <w:vAlign w:val="center"/>
+          </w:tcPr>
+          <w:p>
+            <w:pPr>
+              <w:pBdr>
+                <w:top w:val="none" w:sz="0" w:space="0" w:color="000000"/>
+                <w:left w:val="none" w:sz="0" w:space="0" w:color="000000"/>
+                <w:bottom w:val="none" w:sz="0" w:space="0" w:color="000000"/>
+                <w:right w:val="none" w:sz="0" w:space="0" w:color="000000"/>
+              </w:pBdr>
+              <w:spacing w:before="100" w:after="100"/>
+              <w:ind w:left="100" w:right="100"/>
+              <w:rPr>
+                <w:rFonts w:ascii="Helvetica" w:eastAsia="Helvetica" w:hAnsi="Helvetica" w:cs="Helvetica"/>
+                <w:color w:val="000000"/>
+                <w:sz w:val="22"/>
+                <w:szCs w:val="22"/>
+              </w:rPr>
+            </w:pPr>
+            <w:r>
+              <w:rPr>
+                <w:rFonts w:ascii="Helvetica" w:eastAsia="Helvetica" w:hAnsi="Helvetica" w:cs="Helvetica"/>
+                <w:color w:val="000000"/>
+                <w:sz w:val="22"/>
+                <w:szCs w:val="22"/>
+              </w:rPr>
+              <w:t>diff_aggression</w:t>
+            </w:r>
+          </w:p>
+        </w:tc>
+        <w:tc>
+          <w:tcPr>
+            <w:tcW w:w="1548" w:type="dxa"/>
+            <w:tcBorders>
+              <w:top w:val="single" w:sz="12" w:space="0" w:color="666666"/>
+              <w:left w:val="none" w:sz="0" w:space="0" w:color="000000"/>
+              <w:bottom w:val="none" w:sz="0" w:space="0" w:color="000000"/>
+              <w:right w:val="none" w:sz="0" w:space="0" w:color="000000"/>
+            </w:tcBorders>
+            <w:shd w:val="clear" w:color="auto" w:fill="FFFFFF"/>
+            <w:tcMar>
+              <w:top w:w="0" w:type="dxa"/>
+              <w:left w:w="0" w:type="dxa"/>
+              <w:bottom w:w="0" w:type="dxa"/>
+              <w:right w:w="0" w:type="dxa"/>
+            </w:tcMar>
+            <w:vAlign w:val="center"/>
+          </w:tcPr>
+          <w:p>
+            <w:pPr>
+              <w:pBdr>
+                <w:top w:val="none" w:sz="0" w:space="0" w:color="000000"/>
+                <w:left w:val="none" w:sz="0" w:space="0" w:color="000000"/>
+                <w:bottom w:val="none" w:sz="0" w:space="0" w:color="000000"/>
+                <w:right w:val="none" w:sz="0" w:space="0" w:color="000000"/>
+              </w:pBdr>
+              <w:spacing w:before="100" w:after="100"/>
+              <w:ind w:left="100" w:right="100"/>
+              <w:jc w:val="right"/>
+              <w:rPr>
+                <w:rFonts w:ascii="Helvetica" w:eastAsia="Helvetica" w:hAnsi="Helvetica" w:cs="Helvetica"/>
+                <w:color w:val="000000"/>
+                <w:sz w:val="22"/>
+                <w:szCs w:val="22"/>
+              </w:rPr>
+            </w:pPr>
+            <w:r>
+              <w:rPr>
+                <w:rFonts w:ascii="Helvetica" w:eastAsia="Helvetica" w:hAnsi="Helvetica" w:cs="Helvetica"/>
+                <w:color w:val="000000"/>
+                <w:sz w:val="22"/>
+                <w:szCs w:val="22"/>
+              </w:rPr>
+              <w:t>1,067.933</w:t>
+            </w:r>
+          </w:p>
+        </w:tc>
+      </w:tr>
+      <w:tr>
+        <w:trPr>
+          <w:jc w:val="center"/>
+        </w:trPr>
+        <w:tc>
+          <w:tcPr>
+            <w:tcW w:w="1903" w:type="dxa"/>
+            <w:tcBorders>
+              <w:top w:val="none" w:sz="0" w:space="0" w:color="000000"/>
+              <w:left w:val="none" w:sz="0" w:space="0" w:color="000000"/>
+              <w:bottom w:val="none" w:sz="0" w:space="0" w:color="000000"/>
+              <w:right w:val="none" w:sz="0" w:space="0" w:color="000000"/>
+            </w:tcBorders>
+            <w:shd w:val="clear" w:color="auto" w:fill="FFFFFF"/>
+            <w:tcMar>
+              <w:top w:w="0" w:type="dxa"/>
+              <w:left w:w="0" w:type="dxa"/>
+              <w:bottom w:w="0" w:type="dxa"/>
+              <w:right w:w="0" w:type="dxa"/>
+            </w:tcMar>
+            <w:vAlign w:val="center"/>
+          </w:tcPr>
+          <w:p>
+            <w:pPr>
+              <w:pBdr>
+                <w:top w:val="none" w:sz="0" w:space="0" w:color="000000"/>
+                <w:left w:val="none" w:sz="0" w:space="0" w:color="000000"/>
+                <w:bottom w:val="none" w:sz="0" w:space="0" w:color="000000"/>
+                <w:right w:val="none" w:sz="0" w:space="0" w:color="000000"/>
+              </w:pBdr>
+              <w:spacing w:before="100" w:after="100"/>
+              <w:ind w:left="100" w:right="100"/>
+              <w:rPr>
+                <w:rFonts w:ascii="Helvetica" w:eastAsia="Helvetica" w:hAnsi="Helvetica" w:cs="Helvetica"/>
+                <w:color w:val="000000"/>
+                <w:sz w:val="22"/>
+                <w:szCs w:val="22"/>
+              </w:rPr>
+            </w:pPr>
+            <w:r>
+              <w:rPr>
+                <w:rFonts w:ascii="Helvetica" w:eastAsia="Helvetica" w:hAnsi="Helvetica" w:cs="Helvetica"/>
+                <w:color w:val="000000"/>
+                <w:sz w:val="22"/>
+                <w:szCs w:val="22"/>
+              </w:rPr>
+              <w:t>diff_pressure</w:t>
+            </w:r>
+          </w:p>
+        </w:tc>
+        <w:tc>
+          <w:tcPr>
+            <w:tcW w:w="1548" w:type="dxa"/>
+            <w:tcBorders>
+              <w:top w:val="none" w:sz="0" w:space="0" w:color="000000"/>
+              <w:left w:val="none" w:sz="0" w:space="0" w:color="000000"/>
+              <w:bottom w:val="none" w:sz="0" w:space="0" w:color="000000"/>
+              <w:right w:val="none" w:sz="0" w:space="0" w:color="000000"/>
+            </w:tcBorders>
+            <w:shd w:val="clear" w:color="auto" w:fill="FFFFFF"/>
+            <w:tcMar>
+              <w:top w:w="0" w:type="dxa"/>
+              <w:left w:w="0" w:type="dxa"/>
+              <w:bottom w:w="0" w:type="dxa"/>
+              <w:right w:w="0" w:type="dxa"/>
+            </w:tcMar>
+            <w:vAlign w:val="center"/>
+          </w:tcPr>
+          <w:p>
+            <w:pPr>
+              <w:pBdr>
+                <w:top w:val="none" w:sz="0" w:space="0" w:color="000000"/>
+                <w:left w:val="none" w:sz="0" w:space="0" w:color="000000"/>
+                <w:bottom w:val="none" w:sz="0" w:space="0" w:color="000000"/>
+                <w:right w:val="none" w:sz="0" w:space="0" w:color="000000"/>
+              </w:pBdr>
+              <w:spacing w:before="100" w:after="100"/>
+              <w:ind w:left="100" w:right="100"/>
+              <w:jc w:val="right"/>
+              <w:rPr>
+                <w:rFonts w:ascii="Helvetica" w:eastAsia="Helvetica" w:hAnsi="Helvetica" w:cs="Helvetica"/>
+                <w:color w:val="000000"/>
+                <w:sz w:val="22"/>
+                <w:szCs w:val="22"/>
+              </w:rPr>
+            </w:pPr>
+            <w:r>
+              <w:rPr>
+                <w:rFonts w:ascii="Helvetica" w:eastAsia="Helvetica" w:hAnsi="Helvetica" w:cs="Helvetica"/>
+                <w:color w:val="000000"/>
+                <w:sz w:val="22"/>
+                <w:szCs w:val="22"/>
+              </w:rPr>
+              <w:t>1,106.097</w:t>
+            </w:r>
+          </w:p>
+        </w:tc>
+      </w:tr>
+      <w:tr>
+        <w:trPr>
+          <w:jc w:val="center"/>
+        </w:trPr>
+        <w:tc>
+          <w:tcPr>
+            <w:tcW w:w="1903" w:type="dxa"/>
+            <w:tcBorders>
+              <w:top w:val="none" w:sz="0" w:space="0" w:color="000000"/>
+              <w:left w:val="none" w:sz="0" w:space="0" w:color="000000"/>
+              <w:bottom w:val="single" w:sz="12" w:space="0" w:color="666666"/>
+              <w:right w:val="none" w:sz="0" w:space="0" w:color="000000"/>
+            </w:tcBorders>
+            <w:shd w:val="clear" w:color="auto" w:fill="FFFFFF"/>
+            <w:tcMar>
+              <w:top w:w="0" w:type="dxa"/>
+              <w:left w:w="0" w:type="dxa"/>
+              <w:bottom w:w="0" w:type="dxa"/>
+              <w:right w:w="0" w:type="dxa"/>
+            </w:tcMar>
+            <w:vAlign w:val="center"/>
+          </w:tcPr>
+          <w:p>
+            <w:pPr>
+              <w:pBdr>
+                <w:top w:val="none" w:sz="0" w:space="0" w:color="000000"/>
+                <w:left w:val="none" w:sz="0" w:space="0" w:color="000000"/>
+                <w:bottom w:val="none" w:sz="0" w:space="0" w:color="000000"/>
+                <w:right w:val="none" w:sz="0" w:space="0" w:color="000000"/>
+              </w:pBdr>
+              <w:spacing w:before="100" w:after="100"/>
+              <w:ind w:left="100" w:right="100"/>
+              <w:rPr>
+                <w:rFonts w:ascii="Helvetica" w:eastAsia="Helvetica" w:hAnsi="Helvetica" w:cs="Helvetica"/>
+                <w:color w:val="000000"/>
+                <w:sz w:val="22"/>
+                <w:szCs w:val="22"/>
+              </w:rPr>
+            </w:pPr>
+            <w:r>
+              <w:rPr>
+                <w:rFonts w:ascii="Helvetica" w:eastAsia="Helvetica" w:hAnsi="Helvetica" w:cs="Helvetica"/>
+                <w:color w:val="000000"/>
+                <w:sz w:val="22"/>
+                <w:szCs w:val="22"/>
+              </w:rPr>
+              <w:t>diff_speed</w:t>
+            </w:r>
+          </w:p>
+        </w:tc>
+        <w:tc>
+          <w:tcPr>
+            <w:tcW w:w="1548" w:type="dxa"/>
+            <w:tcBorders>
+              <w:top w:val="none" w:sz="0" w:space="0" w:color="000000"/>
+              <w:left w:val="none" w:sz="0" w:space="0" w:color="000000"/>
+              <w:bottom w:val="single" w:sz="12" w:space="0" w:color="666666"/>
+              <w:right w:val="none" w:sz="0" w:space="0" w:color="000000"/>
+            </w:tcBorders>
+            <w:shd w:val="clear" w:color="auto" w:fill="FFFFFF"/>
+            <w:tcMar>
+              <w:top w:w="0" w:type="dxa"/>
+              <w:left w:w="0" w:type="dxa"/>
+              <w:bottom w:w="0" w:type="dxa"/>
+              <w:right w:w="0" w:type="dxa"/>
+            </w:tcMar>
+            <w:vAlign w:val="center"/>
+          </w:tcPr>
+          <w:p>
+            <w:pPr>
+              <w:pBdr>
+                <w:top w:val="none" w:sz="0" w:space="0" w:color="000000"/>
+                <w:left w:val="none" w:sz="0" w:space="0" w:color="000000"/>
+                <w:bottom w:val="none" w:sz="0" w:space="0" w:color="000000"/>
+                <w:right w:val="none" w:sz="0" w:space="0" w:color="000000"/>
+              </w:pBdr>
+              <w:spacing w:before="100" w:after="100"/>
+              <w:ind w:left="100" w:right="100"/>
+              <w:jc w:val="right"/>
+              <w:rPr>
+                <w:rFonts w:ascii="Helvetica" w:eastAsia="Helvetica" w:hAnsi="Helvetica" w:cs="Helvetica"/>
+                <w:color w:val="000000"/>
+                <w:sz w:val="22"/>
+                <w:szCs w:val="22"/>
+              </w:rPr>
+            </w:pPr>
+            <w:r>
+              <w:rPr>
+                <w:rFonts w:ascii="Helvetica" w:eastAsia="Helvetica" w:hAnsi="Helvetica" w:cs="Helvetica"/>
+                <w:color w:val="000000"/>
+                <w:sz w:val="22"/>
+                <w:szCs w:val="22"/>
+              </w:rPr>
+              <w:t>1,164.665</w:t>
+            </w:r>
+          </w:p>
+        </w:tc>
+      </w:tr>
+    </w:tbl>
+    <w:p>
+      <w:pPr>
+        <w:pStyle w:val="paragraph"/>
+        <w:spacing w:before="0" w:beforeAutospacing="0" w:after="0" w:afterAutospacing="0"/>
+        <w:jc w:val="both"/>
+        <w:textAlignment w:val="baseline"/>
+        <w:rPr>
+          <w:b/>
+          <w:bCs/>
+          <w:i/>
+          <w:iCs/>
+          <w:sz w:val="22"/>
+          <w:szCs w:val="22"/>
+        </w:rPr>
+      </w:pPr>
+      <w:r>
+        <w:rPr>
+          <w:b/>
+          <w:bCs/>
+          <w:i/>
+          <w:iCs/>
+          <w:sz w:val="22"/>
+          <w:szCs w:val="22"/>
+        </w:rPr>
+        <w:t>Tabla</w:t>
+      </w:r>
+      <w:r>
+        <w:rPr>
+          <w:b/>
+          <w:bCs/>
+          <w:i/>
+          <w:iCs/>
+          <w:sz w:val="22"/>
+          <w:szCs w:val="22"/>
+        </w:rPr>
+        <w:t xml:space="preserve"> </w:t>
+      </w:r>
+      <w:r>
+        <w:rPr>
+          <w:b/>
+          <w:bCs/>
+          <w:i/>
+          <w:iCs/>
+          <w:sz w:val="22"/>
+          <w:szCs w:val="22"/>
+        </w:rPr>
+        <w:t>3</w:t>
+      </w:r>
+      <w:r>
+        <w:rPr>
+          <w:b/>
+          <w:bCs/>
+          <w:i/>
+          <w:iCs/>
+          <w:sz w:val="22"/>
+          <w:szCs w:val="22"/>
+        </w:rPr>
+        <w:t xml:space="preserve">. </w:t>
+      </w:r>
+      <w:r>
+        <w:rPr>
+          <w:b/>
+          <w:bCs/>
+          <w:i/>
+          <w:iCs/>
+          <w:sz w:val="22"/>
+          <w:szCs w:val="22"/>
+        </w:rPr>
+        <w:t xml:space="preserve">Tabla </w:t>
+      </w:r>
+      <w:r>
+        <w:rPr>
+          <w:b/>
+          <w:bCs/>
+          <w:i/>
+          <w:iCs/>
+          <w:sz w:val="22"/>
+          <w:szCs w:val="22"/>
+        </w:rPr>
+        <w:t>importancia de variables Random Forest</w:t>
+      </w:r>
+    </w:p>
     <w:p>
       <w:pPr>
         <w:rPr>
           <w:rFonts w:ascii="Times New Roman" w:eastAsiaTheme="minorEastAsia" w:hAnsi="Times New Roman" w:cs="Times New Roman"/>
-          <w:lang w:val="es-ES_tradnl"/>
-        </w:rPr>
-      </w:pPr>
-      <w:r>
-        <w:rPr>
-          <w:rFonts w:ascii="Times New Roman" w:eastAsiaTheme="minorEastAsia" w:hAnsi="Times New Roman" w:cs="Times New Roman"/>
-          <w:lang w:val="es-ES_tradnl"/>
-        </w:rPr>
-        <w:t>En investigaciones aplicadas el R^2 bajo resulta ser normal, pero es importante analizar los coeficientes que pueden seguir siendo útiles y significativos. Las relaciones estadísticamente importantes que encontramos fueron la presión y la agresividad defensivas.</w:t>
-      </w:r>
-    </w:p>
-    <w:p>
-      <w:pPr>
-        <w:rPr>
-          <w:rFonts w:ascii="Times New Roman" w:eastAsiaTheme="minorEastAsia" w:hAnsi="Times New Roman" w:cs="Times New Roman"/>
-          <w:lang w:val="es-ES_tradnl"/>
-        </w:rPr>
-      </w:pPr>
-    </w:p>
-    <w:p>
-      <w:pPr>
-        <w:rPr>
-          <w:rFonts w:ascii="Times New Roman" w:eastAsiaTheme="minorEastAsia" w:hAnsi="Times New Roman" w:cs="Times New Roman"/>
-          <w:lang w:val="es-ES_tradnl"/>
-        </w:rPr>
-      </w:pPr>
-      <w:r>
-        <w:rPr>
-          <w:rFonts w:ascii="Times New Roman" w:eastAsiaTheme="minorEastAsia" w:hAnsi="Times New Roman" w:cs="Times New Roman"/>
-          <w:lang w:val="es-ES_tradnl"/>
-        </w:rPr>
-        <w:t>Realizamos un Random Forest inicial en el que se obtuvo un error OOB = 41.16% con una precisión aproximada de 58.8% que resulta no ser malo para el futbol.</w:t>
-      </w:r>
-    </w:p>
-    <w:p>
-      <w:pPr>
-        <w:rPr>
-          <w:rFonts w:ascii="Times New Roman" w:eastAsiaTheme="minorEastAsia" w:hAnsi="Times New Roman" w:cs="Times New Roman"/>
-          <w:lang w:val="es-ES_tradnl"/>
-        </w:rPr>
-      </w:pPr>
-    </w:p>
-    <w:p>
-      <w:pPr>
-        <w:rPr>
-          <w:rFonts w:ascii="Times New Roman" w:eastAsiaTheme="minorEastAsia" w:hAnsi="Times New Roman" w:cs="Times New Roman"/>
-          <w:lang w:val="es-ES_tradnl"/>
-        </w:rPr>
-      </w:pPr>
-      <w:r>
-        <w:rPr>
-          <w:rFonts w:ascii="Times New Roman" w:eastAsiaTheme="minorEastAsia" w:hAnsi="Times New Roman" w:cs="Times New Roman"/>
-          <w:lang w:val="es-ES_tradnl"/>
-        </w:rPr>
-        <w:t>Las variables más importantes fueron:</w:t>
-      </w:r>
-    </w:p>
-    <w:p>
-      <w:pPr>
-        <w:pStyle w:val="ListParagraph"/>
-        <w:numPr>
-          <w:ilvl w:val="0"/>
-          <w:numId w:val="15"/>
-        </w:numPr>
-        <w:rPr>
-          <w:rFonts w:ascii="Times New Roman" w:eastAsiaTheme="minorEastAsia" w:hAnsi="Times New Roman" w:cs="Times New Roman"/>
-          <w:lang w:val="es-ES"/>
-        </w:rPr>
-      </w:pPr>
-      <w:r>
-        <w:rPr>
-          <w:rFonts w:ascii="Times New Roman" w:eastAsiaTheme="minorEastAsia" w:hAnsi="Times New Roman" w:cs="Times New Roman"/>
-          <w:lang w:val="es-ES"/>
-        </w:rPr>
-        <w:t>diff_speed</w:t>
-      </w:r>
-    </w:p>
-    <w:p>
-      <w:pPr>
-        <w:pStyle w:val="ListParagraph"/>
-        <w:numPr>
-          <w:ilvl w:val="0"/>
-          <w:numId w:val="15"/>
-        </w:numPr>
-        <w:rPr>
-          <w:rFonts w:ascii="Times New Roman" w:eastAsiaTheme="minorEastAsia" w:hAnsi="Times New Roman" w:cs="Times New Roman"/>
-          <w:lang w:val="es-ES"/>
-        </w:rPr>
-      </w:pPr>
-      <w:r>
-        <w:rPr>
-          <w:rFonts w:ascii="Times New Roman" w:eastAsiaTheme="minorEastAsia" w:hAnsi="Times New Roman" w:cs="Times New Roman"/>
-          <w:lang w:val="es-ES"/>
-        </w:rPr>
-        <w:t>diff_pressure</w:t>
-      </w:r>
-    </w:p>
-    <w:p>
-      <w:pPr>
-        <w:pStyle w:val="ListParagraph"/>
-        <w:numPr>
-          <w:ilvl w:val="0"/>
-          <w:numId w:val="15"/>
-        </w:numPr>
-        <w:rPr>
-          <w:rFonts w:ascii="Times New Roman" w:eastAsiaTheme="minorEastAsia" w:hAnsi="Times New Roman" w:cs="Times New Roman"/>
-          <w:lang w:val="es-ES"/>
-        </w:rPr>
-      </w:pPr>
-      <w:r>
-        <w:rPr>
-          <w:rFonts w:ascii="Times New Roman" w:eastAsiaTheme="minorEastAsia" w:hAnsi="Times New Roman" w:cs="Times New Roman"/>
-          <w:lang w:val="es-ES"/>
-        </w:rPr>
-        <w:t>diff_aggression</w:t>
-      </w:r>
-    </w:p>
-    <w:p>
-      <w:pPr>
-        <w:rPr>
-          <w:rFonts w:ascii="Times New Roman" w:eastAsiaTheme="minorEastAsia" w:hAnsi="Times New Roman" w:cs="Times New Roman"/>
-          <w:lang w:val="es-ES_tradnl"/>
-        </w:rPr>
-      </w:pPr>
-    </w:p>
-    <w:p>
-      <w:pPr>
-        <w:rPr>
-          <w:rFonts w:ascii="Times New Roman" w:eastAsiaTheme="minorEastAsia" w:hAnsi="Times New Roman" w:cs="Times New Roman"/>
-          <w:lang w:val="es-ES"/>
-        </w:rPr>
-      </w:pPr>
-      <w:r>
-        <w:rPr>
-          <w:rFonts w:ascii="Times New Roman" w:eastAsiaTheme="minorEastAsia" w:hAnsi="Times New Roman" w:cs="Times New Roman"/>
-          <w:lang w:val="es-ES"/>
-        </w:rPr>
-        <w:t>Aunque la variable “diff_speed” no era significativa en la regresión lineal, si parece ser importante en Random Forest.</w:t>
-      </w:r>
-    </w:p>
-    <w:p>
-      <w:pPr>
-        <w:rPr>
-          <w:rFonts w:ascii="Times New Roman" w:eastAsiaTheme="minorEastAsia" w:hAnsi="Times New Roman" w:cs="Times New Roman"/>
-          <w:lang w:val="es-ES_tradnl"/>
-        </w:rPr>
-      </w:pPr>
-    </w:p>
-    <w:p>
-      <w:pPr>
-        <w:rPr>
-          <w:rFonts w:ascii="Times New Roman" w:eastAsiaTheme="minorEastAsia" w:hAnsi="Times New Roman" w:cs="Times New Roman"/>
-          <w:lang w:val="es-ES_tradnl"/>
-        </w:rPr>
-      </w:pPr>
-      <w:r>
-        <w:rPr>
-          <w:rFonts w:ascii="Times New Roman" w:eastAsiaTheme="minorEastAsia" w:hAnsi="Times New Roman" w:cs="Times New Roman"/>
-          <w:lang w:val="es-ES_tradnl"/>
-        </w:rPr>
-        <w:t>Ya que este modelo detecta relaciones no lineales, interacciones complejas y patrones que la regresión no logra capturar.</w:t>
-      </w:r>
+        </w:rPr>
+      </w:pPr>
     </w:p>
     <w:p>
       <w:pPr>
@@ -8452,7 +8944,7 @@
     </w:p>
     <w:p>
       <w:pPr>
-        <w:pStyle w:val="ListParagraph"/>
+        <w:pStyle w:val="Prrafodelista"/>
         <w:numPr>
           <w:ilvl w:val="0"/>
           <w:numId w:val="14"/>
@@ -8470,7 +8962,7 @@
     </w:p>
     <w:p>
       <w:pPr>
-        <w:pStyle w:val="ListParagraph"/>
+        <w:pStyle w:val="Prrafodelista"/>
         <w:numPr>
           <w:ilvl w:val="0"/>
           <w:numId w:val="14"/>
@@ -8508,10 +9000,1200 @@
     </w:p>
     <w:p>
       <w:pPr>
+        <w:rPr>
+          <w:rFonts w:ascii="Times New Roman" w:eastAsiaTheme="minorEastAsia" w:hAnsi="Times New Roman" w:cs="Times New Roman"/>
+        </w:rPr>
+      </w:pPr>
+    </w:p>
+    <w:tbl>
+      <w:tblPr>
+        <w:tblW w:w="10347" w:type="dxa"/>
+        <w:jc w:val="center"/>
+        <w:tblLayout w:type="fixed"/>
+        <w:tblLook w:val="0420" w:firstRow="1" w:lastRow="0" w:firstColumn="0" w:lastColumn="0" w:noHBand="0" w:noVBand="1"/>
+      </w:tblPr>
+      <w:tblGrid>
+        <w:gridCol w:w="1275"/>
+        <w:gridCol w:w="1560"/>
+        <w:gridCol w:w="1985"/>
+        <w:gridCol w:w="2268"/>
+        <w:gridCol w:w="2125"/>
+        <w:gridCol w:w="1134"/>
+      </w:tblGrid>
+      <w:tr>
+        <w:trPr>
+          <w:tblHeader/>
+          <w:jc w:val="center"/>
+        </w:trPr>
+        <w:tc>
+          <w:tcPr>
+            <w:tcW w:w="1275" w:type="dxa"/>
+            <w:tcBorders>
+              <w:top w:val="single" w:sz="12" w:space="0" w:color="666666"/>
+              <w:left w:val="none" w:sz="0" w:space="0" w:color="000000"/>
+              <w:bottom w:val="single" w:sz="12" w:space="0" w:color="666666"/>
+              <w:right w:val="none" w:sz="0" w:space="0" w:color="000000"/>
+            </w:tcBorders>
+            <w:shd w:val="clear" w:color="auto" w:fill="FFFFFF"/>
+            <w:tcMar>
+              <w:top w:w="0" w:type="dxa"/>
+              <w:left w:w="0" w:type="dxa"/>
+              <w:bottom w:w="0" w:type="dxa"/>
+              <w:right w:w="0" w:type="dxa"/>
+            </w:tcMar>
+            <w:vAlign w:val="center"/>
+          </w:tcPr>
+          <w:p>
+            <w:pPr>
+              <w:pStyle w:val="paragraph"/>
+              <w:spacing w:before="0" w:after="0"/>
+              <w:jc w:val="both"/>
+              <w:textAlignment w:val="baseline"/>
+            </w:pPr>
+            <w:proofErr w:type="spellStart"/>
+            <w:r>
+              <w:t>result</w:t>
+            </w:r>
+            <w:proofErr w:type="spellEnd"/>
+          </w:p>
+        </w:tc>
+        <w:tc>
+          <w:tcPr>
+            <w:tcW w:w="1560" w:type="dxa"/>
+            <w:tcBorders>
+              <w:top w:val="single" w:sz="12" w:space="0" w:color="666666"/>
+              <w:left w:val="none" w:sz="0" w:space="0" w:color="000000"/>
+              <w:bottom w:val="single" w:sz="12" w:space="0" w:color="666666"/>
+              <w:right w:val="none" w:sz="0" w:space="0" w:color="000000"/>
+            </w:tcBorders>
+            <w:shd w:val="clear" w:color="auto" w:fill="FFFFFF"/>
+            <w:tcMar>
+              <w:top w:w="0" w:type="dxa"/>
+              <w:left w:w="0" w:type="dxa"/>
+              <w:bottom w:w="0" w:type="dxa"/>
+              <w:right w:w="0" w:type="dxa"/>
+            </w:tcMar>
+            <w:vAlign w:val="center"/>
+          </w:tcPr>
+          <w:p>
+            <w:pPr>
+              <w:pStyle w:val="paragraph"/>
+              <w:spacing w:before="0" w:after="0"/>
+              <w:jc w:val="both"/>
+              <w:textAlignment w:val="baseline"/>
+            </w:pPr>
+            <w:proofErr w:type="spellStart"/>
+            <w:r>
+              <w:t>avg_rating_advantage</w:t>
+            </w:r>
+            <w:proofErr w:type="spellEnd"/>
+          </w:p>
+        </w:tc>
+        <w:tc>
+          <w:tcPr>
+            <w:tcW w:w="1985" w:type="dxa"/>
+            <w:tcBorders>
+              <w:top w:val="single" w:sz="12" w:space="0" w:color="666666"/>
+              <w:left w:val="none" w:sz="0" w:space="0" w:color="000000"/>
+              <w:bottom w:val="single" w:sz="12" w:space="0" w:color="666666"/>
+              <w:right w:val="none" w:sz="0" w:space="0" w:color="000000"/>
+            </w:tcBorders>
+            <w:shd w:val="clear" w:color="auto" w:fill="FFFFFF"/>
+            <w:tcMar>
+              <w:top w:w="0" w:type="dxa"/>
+              <w:left w:w="0" w:type="dxa"/>
+              <w:bottom w:w="0" w:type="dxa"/>
+              <w:right w:w="0" w:type="dxa"/>
+            </w:tcMar>
+            <w:vAlign w:val="center"/>
+          </w:tcPr>
+          <w:p>
+            <w:pPr>
+              <w:pStyle w:val="paragraph"/>
+              <w:spacing w:before="0" w:after="0"/>
+              <w:jc w:val="both"/>
+              <w:textAlignment w:val="baseline"/>
+            </w:pPr>
+            <w:proofErr w:type="spellStart"/>
+            <w:r>
+              <w:t>avg_height_advantage</w:t>
+            </w:r>
+            <w:proofErr w:type="spellEnd"/>
+          </w:p>
+        </w:tc>
+        <w:tc>
+          <w:tcPr>
+            <w:tcW w:w="2268" w:type="dxa"/>
+            <w:tcBorders>
+              <w:top w:val="single" w:sz="12" w:space="0" w:color="666666"/>
+              <w:left w:val="none" w:sz="0" w:space="0" w:color="000000"/>
+              <w:bottom w:val="single" w:sz="12" w:space="0" w:color="666666"/>
+              <w:right w:val="none" w:sz="0" w:space="0" w:color="000000"/>
+            </w:tcBorders>
+            <w:shd w:val="clear" w:color="auto" w:fill="FFFFFF"/>
+            <w:tcMar>
+              <w:top w:w="0" w:type="dxa"/>
+              <w:left w:w="0" w:type="dxa"/>
+              <w:bottom w:w="0" w:type="dxa"/>
+              <w:right w:w="0" w:type="dxa"/>
+            </w:tcMar>
+            <w:vAlign w:val="center"/>
+          </w:tcPr>
+          <w:p>
+            <w:pPr>
+              <w:pStyle w:val="paragraph"/>
+              <w:spacing w:before="0" w:after="0"/>
+              <w:jc w:val="both"/>
+              <w:textAlignment w:val="baseline"/>
+            </w:pPr>
+            <w:proofErr w:type="spellStart"/>
+            <w:r>
+              <w:t>avg_weight_advantage</w:t>
+            </w:r>
+            <w:proofErr w:type="spellEnd"/>
+          </w:p>
+        </w:tc>
+        <w:tc>
+          <w:tcPr>
+            <w:tcW w:w="2125" w:type="dxa"/>
+            <w:tcBorders>
+              <w:top w:val="single" w:sz="12" w:space="0" w:color="666666"/>
+              <w:left w:val="none" w:sz="0" w:space="0" w:color="000000"/>
+              <w:bottom w:val="single" w:sz="12" w:space="0" w:color="666666"/>
+              <w:right w:val="none" w:sz="0" w:space="0" w:color="000000"/>
+            </w:tcBorders>
+            <w:shd w:val="clear" w:color="auto" w:fill="FFFFFF"/>
+            <w:tcMar>
+              <w:top w:w="0" w:type="dxa"/>
+              <w:left w:w="0" w:type="dxa"/>
+              <w:bottom w:w="0" w:type="dxa"/>
+              <w:right w:w="0" w:type="dxa"/>
+            </w:tcMar>
+            <w:vAlign w:val="center"/>
+          </w:tcPr>
+          <w:p>
+            <w:pPr>
+              <w:pStyle w:val="paragraph"/>
+              <w:spacing w:before="0" w:after="0"/>
+              <w:jc w:val="both"/>
+              <w:textAlignment w:val="baseline"/>
+            </w:pPr>
+            <w:r>
+              <w:t xml:space="preserve"> </w:t>
+            </w:r>
+            <w:proofErr w:type="spellStart"/>
+            <w:r>
+              <w:t>avg_pressure</w:t>
+            </w:r>
+            <w:proofErr w:type="spellEnd"/>
+          </w:p>
+        </w:tc>
+        <w:tc>
+          <w:tcPr>
+            <w:tcW w:w="1134" w:type="dxa"/>
+            <w:tcBorders>
+              <w:top w:val="single" w:sz="12" w:space="0" w:color="666666"/>
+              <w:left w:val="none" w:sz="0" w:space="0" w:color="000000"/>
+              <w:bottom w:val="single" w:sz="12" w:space="0" w:color="666666"/>
+              <w:right w:val="none" w:sz="0" w:space="0" w:color="000000"/>
+            </w:tcBorders>
+            <w:shd w:val="clear" w:color="auto" w:fill="FFFFFF"/>
+            <w:tcMar>
+              <w:top w:w="0" w:type="dxa"/>
+              <w:left w:w="0" w:type="dxa"/>
+              <w:bottom w:w="0" w:type="dxa"/>
+              <w:right w:w="0" w:type="dxa"/>
+            </w:tcMar>
+            <w:vAlign w:val="center"/>
+          </w:tcPr>
+          <w:p>
+            <w:pPr>
+              <w:pStyle w:val="paragraph"/>
+              <w:spacing w:before="0" w:after="0"/>
+              <w:jc w:val="both"/>
+              <w:textAlignment w:val="baseline"/>
+            </w:pPr>
+            <w:proofErr w:type="spellStart"/>
+            <w:r>
+              <w:t>avg_speed</w:t>
+            </w:r>
+            <w:proofErr w:type="spellEnd"/>
+          </w:p>
+        </w:tc>
+      </w:tr>
+      <w:tr>
+        <w:trPr>
+          <w:trHeight w:val="428"/>
+          <w:jc w:val="center"/>
+        </w:trPr>
+        <w:tc>
+          <w:tcPr>
+            <w:tcW w:w="1275" w:type="dxa"/>
+            <w:tcBorders>
+              <w:top w:val="single" w:sz="12" w:space="0" w:color="666666"/>
+              <w:left w:val="none" w:sz="0" w:space="0" w:color="000000"/>
+              <w:bottom w:val="none" w:sz="0" w:space="0" w:color="000000"/>
+              <w:right w:val="none" w:sz="0" w:space="0" w:color="000000"/>
+            </w:tcBorders>
+            <w:shd w:val="clear" w:color="auto" w:fill="FFFFFF"/>
+            <w:tcMar>
+              <w:top w:w="0" w:type="dxa"/>
+              <w:left w:w="0" w:type="dxa"/>
+              <w:bottom w:w="0" w:type="dxa"/>
+              <w:right w:w="0" w:type="dxa"/>
+            </w:tcMar>
+            <w:vAlign w:val="center"/>
+          </w:tcPr>
+          <w:p>
+            <w:pPr>
+              <w:pStyle w:val="paragraph"/>
+              <w:spacing w:before="0" w:after="0"/>
+              <w:jc w:val="both"/>
+              <w:textAlignment w:val="baseline"/>
+            </w:pPr>
+            <w:r>
+              <w:t>Home Win</w:t>
+            </w:r>
+          </w:p>
+        </w:tc>
+        <w:tc>
+          <w:tcPr>
+            <w:tcW w:w="1560" w:type="dxa"/>
+            <w:tcBorders>
+              <w:top w:val="single" w:sz="12" w:space="0" w:color="666666"/>
+              <w:left w:val="none" w:sz="0" w:space="0" w:color="000000"/>
+              <w:bottom w:val="none" w:sz="0" w:space="0" w:color="000000"/>
+              <w:right w:val="none" w:sz="0" w:space="0" w:color="000000"/>
+            </w:tcBorders>
+            <w:shd w:val="clear" w:color="auto" w:fill="FFFFFF"/>
+            <w:tcMar>
+              <w:top w:w="0" w:type="dxa"/>
+              <w:left w:w="0" w:type="dxa"/>
+              <w:bottom w:w="0" w:type="dxa"/>
+              <w:right w:w="0" w:type="dxa"/>
+            </w:tcMar>
+            <w:vAlign w:val="center"/>
+          </w:tcPr>
+          <w:p>
+            <w:pPr>
+              <w:pStyle w:val="paragraph"/>
+              <w:spacing w:before="0" w:after="0"/>
+              <w:jc w:val="both"/>
+              <w:textAlignment w:val="baseline"/>
+            </w:pPr>
+            <w:r>
+              <w:t>1.9251</w:t>
+            </w:r>
+          </w:p>
+        </w:tc>
+        <w:tc>
+          <w:tcPr>
+            <w:tcW w:w="1985" w:type="dxa"/>
+            <w:tcBorders>
+              <w:top w:val="single" w:sz="12" w:space="0" w:color="666666"/>
+              <w:left w:val="none" w:sz="0" w:space="0" w:color="000000"/>
+              <w:bottom w:val="none" w:sz="0" w:space="0" w:color="000000"/>
+              <w:right w:val="none" w:sz="0" w:space="0" w:color="000000"/>
+            </w:tcBorders>
+            <w:shd w:val="clear" w:color="auto" w:fill="FFFFFF"/>
+            <w:tcMar>
+              <w:top w:w="0" w:type="dxa"/>
+              <w:left w:w="0" w:type="dxa"/>
+              <w:bottom w:w="0" w:type="dxa"/>
+              <w:right w:w="0" w:type="dxa"/>
+            </w:tcMar>
+            <w:vAlign w:val="center"/>
+          </w:tcPr>
+          <w:p>
+            <w:pPr>
+              <w:pStyle w:val="paragraph"/>
+              <w:spacing w:before="0" w:after="0"/>
+              <w:jc w:val="both"/>
+              <w:textAlignment w:val="baseline"/>
+            </w:pPr>
+            <w:r>
+              <w:t>-0.0141</w:t>
+            </w:r>
+          </w:p>
+        </w:tc>
+        <w:tc>
+          <w:tcPr>
+            <w:tcW w:w="2268" w:type="dxa"/>
+            <w:tcBorders>
+              <w:top w:val="single" w:sz="12" w:space="0" w:color="666666"/>
+              <w:left w:val="none" w:sz="0" w:space="0" w:color="000000"/>
+              <w:bottom w:val="none" w:sz="0" w:space="0" w:color="000000"/>
+              <w:right w:val="none" w:sz="0" w:space="0" w:color="000000"/>
+            </w:tcBorders>
+            <w:shd w:val="clear" w:color="auto" w:fill="FFFFFF"/>
+            <w:tcMar>
+              <w:top w:w="0" w:type="dxa"/>
+              <w:left w:w="0" w:type="dxa"/>
+              <w:bottom w:w="0" w:type="dxa"/>
+              <w:right w:w="0" w:type="dxa"/>
+            </w:tcMar>
+            <w:vAlign w:val="center"/>
+          </w:tcPr>
+          <w:p>
+            <w:pPr>
+              <w:pStyle w:val="paragraph"/>
+              <w:spacing w:before="0" w:after="0"/>
+              <w:jc w:val="both"/>
+              <w:textAlignment w:val="baseline"/>
+            </w:pPr>
+            <w:r>
+              <w:t>0.1896</w:t>
+            </w:r>
+          </w:p>
+        </w:tc>
+        <w:tc>
+          <w:tcPr>
+            <w:tcW w:w="2125" w:type="dxa"/>
+            <w:tcBorders>
+              <w:top w:val="single" w:sz="12" w:space="0" w:color="666666"/>
+              <w:left w:val="none" w:sz="0" w:space="0" w:color="000000"/>
+              <w:bottom w:val="none" w:sz="0" w:space="0" w:color="000000"/>
+              <w:right w:val="none" w:sz="0" w:space="0" w:color="000000"/>
+            </w:tcBorders>
+            <w:shd w:val="clear" w:color="auto" w:fill="FFFFFF"/>
+            <w:tcMar>
+              <w:top w:w="0" w:type="dxa"/>
+              <w:left w:w="0" w:type="dxa"/>
+              <w:bottom w:w="0" w:type="dxa"/>
+              <w:right w:w="0" w:type="dxa"/>
+            </w:tcMar>
+            <w:vAlign w:val="center"/>
+          </w:tcPr>
+          <w:p>
+            <w:pPr>
+              <w:pStyle w:val="paragraph"/>
+              <w:spacing w:before="0" w:after="0"/>
+              <w:jc w:val="both"/>
+              <w:textAlignment w:val="baseline"/>
+            </w:pPr>
+            <w:r>
+              <w:t>1.8939</w:t>
+            </w:r>
+          </w:p>
+        </w:tc>
+        <w:tc>
+          <w:tcPr>
+            <w:tcW w:w="1134" w:type="dxa"/>
+            <w:tcBorders>
+              <w:top w:val="single" w:sz="12" w:space="0" w:color="666666"/>
+              <w:left w:val="none" w:sz="0" w:space="0" w:color="000000"/>
+              <w:bottom w:val="none" w:sz="0" w:space="0" w:color="000000"/>
+              <w:right w:val="none" w:sz="0" w:space="0" w:color="000000"/>
+            </w:tcBorders>
+            <w:shd w:val="clear" w:color="auto" w:fill="FFFFFF"/>
+            <w:tcMar>
+              <w:top w:w="0" w:type="dxa"/>
+              <w:left w:w="0" w:type="dxa"/>
+              <w:bottom w:w="0" w:type="dxa"/>
+              <w:right w:w="0" w:type="dxa"/>
+            </w:tcMar>
+            <w:vAlign w:val="center"/>
+          </w:tcPr>
+          <w:p>
+            <w:pPr>
+              <w:pStyle w:val="paragraph"/>
+              <w:spacing w:before="0" w:after="0"/>
+              <w:jc w:val="both"/>
+              <w:textAlignment w:val="baseline"/>
+            </w:pPr>
+            <w:r>
+              <w:t>0.1049</w:t>
+            </w:r>
+          </w:p>
+        </w:tc>
+      </w:tr>
+      <w:tr>
+        <w:trPr>
+          <w:jc w:val="center"/>
+        </w:trPr>
+        <w:tc>
+          <w:tcPr>
+            <w:tcW w:w="1275" w:type="dxa"/>
+            <w:tcBorders>
+              <w:top w:val="none" w:sz="0" w:space="0" w:color="000000"/>
+              <w:left w:val="none" w:sz="0" w:space="0" w:color="000000"/>
+              <w:bottom w:val="none" w:sz="0" w:space="0" w:color="000000"/>
+              <w:right w:val="none" w:sz="0" w:space="0" w:color="000000"/>
+            </w:tcBorders>
+            <w:shd w:val="clear" w:color="auto" w:fill="FFFFFF"/>
+            <w:tcMar>
+              <w:top w:w="0" w:type="dxa"/>
+              <w:left w:w="0" w:type="dxa"/>
+              <w:bottom w:w="0" w:type="dxa"/>
+              <w:right w:w="0" w:type="dxa"/>
+            </w:tcMar>
+            <w:vAlign w:val="center"/>
+          </w:tcPr>
+          <w:p>
+            <w:pPr>
+              <w:pStyle w:val="paragraph"/>
+              <w:spacing w:before="0" w:after="0"/>
+              <w:jc w:val="both"/>
+              <w:textAlignment w:val="baseline"/>
+            </w:pPr>
+            <w:proofErr w:type="spellStart"/>
+            <w:r>
+              <w:t>Draw</w:t>
+            </w:r>
+            <w:proofErr w:type="spellEnd"/>
+          </w:p>
+        </w:tc>
+        <w:tc>
+          <w:tcPr>
+            <w:tcW w:w="1560" w:type="dxa"/>
+            <w:tcBorders>
+              <w:top w:val="none" w:sz="0" w:space="0" w:color="000000"/>
+              <w:left w:val="none" w:sz="0" w:space="0" w:color="000000"/>
+              <w:bottom w:val="none" w:sz="0" w:space="0" w:color="000000"/>
+              <w:right w:val="none" w:sz="0" w:space="0" w:color="000000"/>
+            </w:tcBorders>
+            <w:shd w:val="clear" w:color="auto" w:fill="FFFFFF"/>
+            <w:tcMar>
+              <w:top w:w="0" w:type="dxa"/>
+              <w:left w:w="0" w:type="dxa"/>
+              <w:bottom w:w="0" w:type="dxa"/>
+              <w:right w:w="0" w:type="dxa"/>
+            </w:tcMar>
+            <w:vAlign w:val="center"/>
+          </w:tcPr>
+          <w:p>
+            <w:pPr>
+              <w:pStyle w:val="paragraph"/>
+              <w:spacing w:before="0" w:after="0"/>
+              <w:jc w:val="both"/>
+              <w:textAlignment w:val="baseline"/>
+            </w:pPr>
+            <w:r>
+              <w:t>-0.3748</w:t>
+            </w:r>
+          </w:p>
+        </w:tc>
+        <w:tc>
+          <w:tcPr>
+            <w:tcW w:w="1985" w:type="dxa"/>
+            <w:tcBorders>
+              <w:top w:val="none" w:sz="0" w:space="0" w:color="000000"/>
+              <w:left w:val="none" w:sz="0" w:space="0" w:color="000000"/>
+              <w:bottom w:val="none" w:sz="0" w:space="0" w:color="000000"/>
+              <w:right w:val="none" w:sz="0" w:space="0" w:color="000000"/>
+            </w:tcBorders>
+            <w:shd w:val="clear" w:color="auto" w:fill="FFFFFF"/>
+            <w:tcMar>
+              <w:top w:w="0" w:type="dxa"/>
+              <w:left w:w="0" w:type="dxa"/>
+              <w:bottom w:w="0" w:type="dxa"/>
+              <w:right w:w="0" w:type="dxa"/>
+            </w:tcMar>
+            <w:vAlign w:val="center"/>
+          </w:tcPr>
+          <w:p>
+            <w:pPr>
+              <w:pStyle w:val="paragraph"/>
+              <w:spacing w:before="0" w:after="0"/>
+              <w:jc w:val="both"/>
+              <w:textAlignment w:val="baseline"/>
+            </w:pPr>
+            <w:r>
+              <w:t>-0.0510</w:t>
+            </w:r>
+          </w:p>
+        </w:tc>
+        <w:tc>
+          <w:tcPr>
+            <w:tcW w:w="2268" w:type="dxa"/>
+            <w:tcBorders>
+              <w:top w:val="none" w:sz="0" w:space="0" w:color="000000"/>
+              <w:left w:val="none" w:sz="0" w:space="0" w:color="000000"/>
+              <w:bottom w:val="none" w:sz="0" w:space="0" w:color="000000"/>
+              <w:right w:val="none" w:sz="0" w:space="0" w:color="000000"/>
+            </w:tcBorders>
+            <w:shd w:val="clear" w:color="auto" w:fill="FFFFFF"/>
+            <w:tcMar>
+              <w:top w:w="0" w:type="dxa"/>
+              <w:left w:w="0" w:type="dxa"/>
+              <w:bottom w:w="0" w:type="dxa"/>
+              <w:right w:w="0" w:type="dxa"/>
+            </w:tcMar>
+            <w:vAlign w:val="center"/>
+          </w:tcPr>
+          <w:p>
+            <w:pPr>
+              <w:pStyle w:val="paragraph"/>
+              <w:spacing w:before="0" w:after="0"/>
+              <w:jc w:val="both"/>
+              <w:textAlignment w:val="baseline"/>
+            </w:pPr>
+            <w:r>
+              <w:t>-0.0558</w:t>
+            </w:r>
+          </w:p>
+        </w:tc>
+        <w:tc>
+          <w:tcPr>
+            <w:tcW w:w="2125" w:type="dxa"/>
+            <w:tcBorders>
+              <w:top w:val="none" w:sz="0" w:space="0" w:color="000000"/>
+              <w:left w:val="none" w:sz="0" w:space="0" w:color="000000"/>
+              <w:bottom w:val="none" w:sz="0" w:space="0" w:color="000000"/>
+              <w:right w:val="none" w:sz="0" w:space="0" w:color="000000"/>
+            </w:tcBorders>
+            <w:shd w:val="clear" w:color="auto" w:fill="FFFFFF"/>
+            <w:tcMar>
+              <w:top w:w="0" w:type="dxa"/>
+              <w:left w:w="0" w:type="dxa"/>
+              <w:bottom w:w="0" w:type="dxa"/>
+              <w:right w:w="0" w:type="dxa"/>
+            </w:tcMar>
+            <w:vAlign w:val="center"/>
+          </w:tcPr>
+          <w:p>
+            <w:pPr>
+              <w:pStyle w:val="paragraph"/>
+              <w:spacing w:before="0" w:after="0"/>
+              <w:jc w:val="both"/>
+              <w:textAlignment w:val="baseline"/>
+            </w:pPr>
+            <w:r>
+              <w:t>-0.4233</w:t>
+            </w:r>
+          </w:p>
+        </w:tc>
+        <w:tc>
+          <w:tcPr>
+            <w:tcW w:w="1134" w:type="dxa"/>
+            <w:tcBorders>
+              <w:top w:val="none" w:sz="0" w:space="0" w:color="000000"/>
+              <w:left w:val="none" w:sz="0" w:space="0" w:color="000000"/>
+              <w:bottom w:val="none" w:sz="0" w:space="0" w:color="000000"/>
+              <w:right w:val="none" w:sz="0" w:space="0" w:color="000000"/>
+            </w:tcBorders>
+            <w:shd w:val="clear" w:color="auto" w:fill="FFFFFF"/>
+            <w:tcMar>
+              <w:top w:w="0" w:type="dxa"/>
+              <w:left w:w="0" w:type="dxa"/>
+              <w:bottom w:w="0" w:type="dxa"/>
+              <w:right w:w="0" w:type="dxa"/>
+            </w:tcMar>
+            <w:vAlign w:val="center"/>
+          </w:tcPr>
+          <w:p>
+            <w:pPr>
+              <w:pStyle w:val="paragraph"/>
+              <w:spacing w:before="0" w:after="0"/>
+              <w:jc w:val="both"/>
+              <w:textAlignment w:val="baseline"/>
+            </w:pPr>
+            <w:r>
+              <w:t>0.1041</w:t>
+            </w:r>
+          </w:p>
+        </w:tc>
+      </w:tr>
+      <w:tr>
+        <w:trPr>
+          <w:jc w:val="center"/>
+        </w:trPr>
+        <w:tc>
+          <w:tcPr>
+            <w:tcW w:w="1275" w:type="dxa"/>
+            <w:tcBorders>
+              <w:top w:val="none" w:sz="0" w:space="0" w:color="000000"/>
+              <w:left w:val="none" w:sz="0" w:space="0" w:color="000000"/>
+              <w:bottom w:val="single" w:sz="12" w:space="0" w:color="666666"/>
+              <w:right w:val="none" w:sz="0" w:space="0" w:color="000000"/>
+            </w:tcBorders>
+            <w:shd w:val="clear" w:color="auto" w:fill="FFFFFF"/>
+            <w:tcMar>
+              <w:top w:w="0" w:type="dxa"/>
+              <w:left w:w="0" w:type="dxa"/>
+              <w:bottom w:w="0" w:type="dxa"/>
+              <w:right w:w="0" w:type="dxa"/>
+            </w:tcMar>
+            <w:vAlign w:val="center"/>
+          </w:tcPr>
+          <w:p>
+            <w:pPr>
+              <w:pStyle w:val="paragraph"/>
+              <w:spacing w:before="0" w:after="0"/>
+              <w:jc w:val="both"/>
+              <w:textAlignment w:val="baseline"/>
+            </w:pPr>
+            <w:proofErr w:type="spellStart"/>
+            <w:r>
+              <w:t>Away</w:t>
+            </w:r>
+            <w:proofErr w:type="spellEnd"/>
+            <w:r>
+              <w:t xml:space="preserve"> Win</w:t>
+            </w:r>
+          </w:p>
+        </w:tc>
+        <w:tc>
+          <w:tcPr>
+            <w:tcW w:w="1560" w:type="dxa"/>
+            <w:tcBorders>
+              <w:top w:val="none" w:sz="0" w:space="0" w:color="000000"/>
+              <w:left w:val="none" w:sz="0" w:space="0" w:color="000000"/>
+              <w:bottom w:val="single" w:sz="12" w:space="0" w:color="666666"/>
+              <w:right w:val="none" w:sz="0" w:space="0" w:color="000000"/>
+            </w:tcBorders>
+            <w:shd w:val="clear" w:color="auto" w:fill="FFFFFF"/>
+            <w:tcMar>
+              <w:top w:w="0" w:type="dxa"/>
+              <w:left w:w="0" w:type="dxa"/>
+              <w:bottom w:w="0" w:type="dxa"/>
+              <w:right w:w="0" w:type="dxa"/>
+            </w:tcMar>
+            <w:vAlign w:val="center"/>
+          </w:tcPr>
+          <w:p>
+            <w:pPr>
+              <w:pStyle w:val="paragraph"/>
+              <w:spacing w:before="0" w:after="0"/>
+              <w:jc w:val="both"/>
+              <w:textAlignment w:val="baseline"/>
+            </w:pPr>
+            <w:r>
+              <w:t>-2.5480</w:t>
+            </w:r>
+          </w:p>
+        </w:tc>
+        <w:tc>
+          <w:tcPr>
+            <w:tcW w:w="1985" w:type="dxa"/>
+            <w:tcBorders>
+              <w:top w:val="none" w:sz="0" w:space="0" w:color="000000"/>
+              <w:left w:val="none" w:sz="0" w:space="0" w:color="000000"/>
+              <w:bottom w:val="single" w:sz="12" w:space="0" w:color="666666"/>
+              <w:right w:val="none" w:sz="0" w:space="0" w:color="000000"/>
+            </w:tcBorders>
+            <w:shd w:val="clear" w:color="auto" w:fill="FFFFFF"/>
+            <w:tcMar>
+              <w:top w:w="0" w:type="dxa"/>
+              <w:left w:w="0" w:type="dxa"/>
+              <w:bottom w:w="0" w:type="dxa"/>
+              <w:right w:w="0" w:type="dxa"/>
+            </w:tcMar>
+            <w:vAlign w:val="center"/>
+          </w:tcPr>
+          <w:p>
+            <w:pPr>
+              <w:pStyle w:val="paragraph"/>
+              <w:spacing w:before="0" w:after="0"/>
+              <w:jc w:val="both"/>
+              <w:textAlignment w:val="baseline"/>
+            </w:pPr>
+            <w:r>
+              <w:t>-0.0939</w:t>
+            </w:r>
+          </w:p>
+        </w:tc>
+        <w:tc>
+          <w:tcPr>
+            <w:tcW w:w="2268" w:type="dxa"/>
+            <w:tcBorders>
+              <w:top w:val="none" w:sz="0" w:space="0" w:color="000000"/>
+              <w:left w:val="none" w:sz="0" w:space="0" w:color="000000"/>
+              <w:bottom w:val="single" w:sz="12" w:space="0" w:color="666666"/>
+              <w:right w:val="none" w:sz="0" w:space="0" w:color="000000"/>
+            </w:tcBorders>
+            <w:shd w:val="clear" w:color="auto" w:fill="FFFFFF"/>
+            <w:tcMar>
+              <w:top w:w="0" w:type="dxa"/>
+              <w:left w:w="0" w:type="dxa"/>
+              <w:bottom w:w="0" w:type="dxa"/>
+              <w:right w:w="0" w:type="dxa"/>
+            </w:tcMar>
+            <w:vAlign w:val="center"/>
+          </w:tcPr>
+          <w:p>
+            <w:pPr>
+              <w:pStyle w:val="paragraph"/>
+              <w:spacing w:before="0" w:after="0"/>
+              <w:jc w:val="both"/>
+              <w:textAlignment w:val="baseline"/>
+            </w:pPr>
+            <w:r>
+              <w:t>-0.4452</w:t>
+            </w:r>
+          </w:p>
+        </w:tc>
+        <w:tc>
+          <w:tcPr>
+            <w:tcW w:w="2125" w:type="dxa"/>
+            <w:tcBorders>
+              <w:top w:val="none" w:sz="0" w:space="0" w:color="000000"/>
+              <w:left w:val="none" w:sz="0" w:space="0" w:color="000000"/>
+              <w:bottom w:val="single" w:sz="12" w:space="0" w:color="666666"/>
+              <w:right w:val="none" w:sz="0" w:space="0" w:color="000000"/>
+            </w:tcBorders>
+            <w:shd w:val="clear" w:color="auto" w:fill="FFFFFF"/>
+            <w:tcMar>
+              <w:top w:w="0" w:type="dxa"/>
+              <w:left w:w="0" w:type="dxa"/>
+              <w:bottom w:w="0" w:type="dxa"/>
+              <w:right w:w="0" w:type="dxa"/>
+            </w:tcMar>
+            <w:vAlign w:val="center"/>
+          </w:tcPr>
+          <w:p>
+            <w:pPr>
+              <w:pStyle w:val="paragraph"/>
+              <w:spacing w:before="0" w:after="0"/>
+              <w:jc w:val="both"/>
+              <w:textAlignment w:val="baseline"/>
+            </w:pPr>
+            <w:r>
+              <w:t>-2.6465</w:t>
+            </w:r>
+          </w:p>
+        </w:tc>
+        <w:tc>
+          <w:tcPr>
+            <w:tcW w:w="1134" w:type="dxa"/>
+            <w:tcBorders>
+              <w:top w:val="none" w:sz="0" w:space="0" w:color="000000"/>
+              <w:left w:val="none" w:sz="0" w:space="0" w:color="000000"/>
+              <w:bottom w:val="single" w:sz="12" w:space="0" w:color="666666"/>
+              <w:right w:val="none" w:sz="0" w:space="0" w:color="000000"/>
+            </w:tcBorders>
+            <w:shd w:val="clear" w:color="auto" w:fill="FFFFFF"/>
+            <w:tcMar>
+              <w:top w:w="0" w:type="dxa"/>
+              <w:left w:w="0" w:type="dxa"/>
+              <w:bottom w:w="0" w:type="dxa"/>
+              <w:right w:w="0" w:type="dxa"/>
+            </w:tcMar>
+            <w:vAlign w:val="center"/>
+          </w:tcPr>
+          <w:p>
+            <w:pPr>
+              <w:pStyle w:val="paragraph"/>
+              <w:spacing w:before="0" w:after="0"/>
+              <w:jc w:val="both"/>
+              <w:textAlignment w:val="baseline"/>
+            </w:pPr>
+            <w:r>
+              <w:t>-0.2589</w:t>
+            </w:r>
+          </w:p>
+        </w:tc>
+      </w:tr>
+    </w:tbl>
+    <w:p>
+      <w:pPr>
         <w:pStyle w:val="paragraph"/>
         <w:spacing w:before="0" w:beforeAutospacing="0" w:after="0" w:afterAutospacing="0"/>
         <w:jc w:val="both"/>
         <w:textAlignment w:val="baseline"/>
+        <w:rPr>
+          <w:b/>
+          <w:bCs/>
+          <w:i/>
+          <w:iCs/>
+          <w:sz w:val="22"/>
+          <w:szCs w:val="22"/>
+        </w:rPr>
+      </w:pPr>
+      <w:r>
+        <w:rPr>
+          <w:b/>
+          <w:bCs/>
+          <w:i/>
+          <w:iCs/>
+          <w:sz w:val="22"/>
+          <w:szCs w:val="22"/>
+        </w:rPr>
+        <w:t>Tabla</w:t>
+      </w:r>
+      <w:r>
+        <w:rPr>
+          <w:b/>
+          <w:bCs/>
+          <w:i/>
+          <w:iCs/>
+          <w:sz w:val="22"/>
+          <w:szCs w:val="22"/>
+        </w:rPr>
+        <w:t xml:space="preserve"> </w:t>
+      </w:r>
+      <w:r>
+        <w:rPr>
+          <w:b/>
+          <w:bCs/>
+          <w:i/>
+          <w:iCs/>
+          <w:sz w:val="22"/>
+          <w:szCs w:val="22"/>
+        </w:rPr>
+        <w:t>4</w:t>
+      </w:r>
+      <w:r>
+        <w:rPr>
+          <w:b/>
+          <w:bCs/>
+          <w:i/>
+          <w:iCs/>
+          <w:sz w:val="22"/>
+          <w:szCs w:val="22"/>
+        </w:rPr>
+        <w:t xml:space="preserve">. </w:t>
+      </w:r>
+      <w:r>
+        <w:rPr>
+          <w:b/>
+          <w:bCs/>
+          <w:i/>
+          <w:iCs/>
+          <w:sz w:val="22"/>
+          <w:szCs w:val="22"/>
+        </w:rPr>
+        <w:t>Tabla</w:t>
+      </w:r>
+    </w:p>
+    <w:p>
+      <w:pPr>
+        <w:pStyle w:val="paragraph"/>
+        <w:spacing w:before="0" w:beforeAutospacing="0" w:after="0" w:afterAutospacing="0"/>
+        <w:jc w:val="both"/>
+        <w:textAlignment w:val="baseline"/>
+        <w:rPr>
+          <w:b/>
+          <w:bCs/>
+          <w:i/>
+          <w:iCs/>
+          <w:sz w:val="22"/>
+          <w:szCs w:val="22"/>
+        </w:rPr>
+      </w:pPr>
+    </w:p>
+    <w:p>
+      <w:pPr>
+        <w:pStyle w:val="paragraph"/>
+        <w:spacing w:before="0" w:beforeAutospacing="0" w:after="0" w:afterAutospacing="0"/>
+        <w:jc w:val="both"/>
+        <w:textAlignment w:val="baseline"/>
+        <w:rPr>
+          <w:b/>
+          <w:bCs/>
+          <w:i/>
+          <w:iCs/>
+          <w:sz w:val="22"/>
+          <w:szCs w:val="22"/>
+        </w:rPr>
+      </w:pPr>
+      <w:r>
+        <w:rPr>
+          <w:noProof/>
+        </w:rPr>
+        <w:drawing>
+          <wp:inline distT="0" distB="0" distL="0" distR="0" wp14:anchorId="62D12D05" wp14:editId="0C3FE9E2">
+            <wp:extent cx="4210756" cy="2807170"/>
+            <wp:effectExtent l="0" t="0" r="5715" b="0"/>
+            <wp:docPr id="11" name="Imagen 11"/>
+            <wp:cNvGraphicFramePr>
+              <a:graphicFrameLocks xmlns:a="http://schemas.openxmlformats.org/drawingml/2006/main" noChangeAspect="1"/>
+            </wp:cNvGraphicFramePr>
+            <a:graphic xmlns:a="http://schemas.openxmlformats.org/drawingml/2006/main">
+              <a:graphicData uri="http://schemas.openxmlformats.org/drawingml/2006/picture">
+                <pic:pic xmlns:pic="http://schemas.openxmlformats.org/drawingml/2006/picture">
+                  <pic:nvPicPr>
+                    <pic:cNvPr id="12" name=""/>
+                    <pic:cNvPicPr>
+                      <a:picLocks noChangeAspect="1" noChangeArrowheads="1"/>
+                    </pic:cNvPicPr>
+                  </pic:nvPicPr>
+                  <pic:blipFill>
+                    <a:blip r:embed="rId13"/>
+                    <a:stretch>
+                      <a:fillRect/>
+                    </a:stretch>
+                  </pic:blipFill>
+                  <pic:spPr bwMode="auto">
+                    <a:xfrm>
+                      <a:off x="0" y="0"/>
+                      <a:ext cx="4210756" cy="2807170"/>
+                    </a:xfrm>
+                    <a:prstGeom prst="rect">
+                      <a:avLst/>
+                    </a:prstGeom>
+                    <a:noFill/>
+                  </pic:spPr>
+                </pic:pic>
+              </a:graphicData>
+            </a:graphic>
+          </wp:inline>
+        </w:drawing>
+      </w:r>
+    </w:p>
+    <w:p>
+      <w:pPr>
+        <w:pStyle w:val="paragraph"/>
+        <w:spacing w:before="0" w:beforeAutospacing="0" w:after="0" w:afterAutospacing="0"/>
+        <w:jc w:val="both"/>
+        <w:textAlignment w:val="baseline"/>
+        <w:rPr>
+          <w:b/>
+          <w:bCs/>
+          <w:i/>
+          <w:iCs/>
+          <w:sz w:val="22"/>
+          <w:szCs w:val="22"/>
+        </w:rPr>
+      </w:pPr>
+      <w:r>
+        <w:rPr>
+          <w:b/>
+          <w:bCs/>
+          <w:i/>
+          <w:iCs/>
+          <w:sz w:val="22"/>
+          <w:szCs w:val="22"/>
+        </w:rPr>
+        <w:t>Grafica 6. Advantage por resultado</w:t>
+      </w:r>
+    </w:p>
+    <w:p>
+      <w:pPr>
+        <w:pStyle w:val="paragraph"/>
+        <w:spacing w:before="0" w:beforeAutospacing="0" w:after="0" w:afterAutospacing="0"/>
+        <w:jc w:val="both"/>
+        <w:textAlignment w:val="baseline"/>
+        <w:rPr>
+          <w:b/>
+          <w:bCs/>
+          <w:i/>
+          <w:iCs/>
+          <w:sz w:val="22"/>
+          <w:szCs w:val="22"/>
+        </w:rPr>
+      </w:pPr>
+      <w:r>
+        <w:rPr>
+          <w:noProof/>
+        </w:rPr>
+        <w:lastRenderedPageBreak/>
+        <w:drawing>
+          <wp:inline distT="0" distB="0" distL="0" distR="0" wp14:anchorId="2ED04B13" wp14:editId="3F40728A">
+            <wp:extent cx="4831645" cy="3221096"/>
+            <wp:effectExtent l="0" t="0" r="0" b="5080"/>
+            <wp:docPr id="13" name="Imagen 13"/>
+            <wp:cNvGraphicFramePr>
+              <a:graphicFrameLocks xmlns:a="http://schemas.openxmlformats.org/drawingml/2006/main" noChangeAspect="1"/>
+            </wp:cNvGraphicFramePr>
+            <a:graphic xmlns:a="http://schemas.openxmlformats.org/drawingml/2006/main">
+              <a:graphicData uri="http://schemas.openxmlformats.org/drawingml/2006/picture">
+                <pic:pic xmlns:pic="http://schemas.openxmlformats.org/drawingml/2006/picture">
+                  <pic:nvPicPr>
+                    <pic:cNvPr id="14" name=""/>
+                    <pic:cNvPicPr>
+                      <a:picLocks noChangeAspect="1" noChangeArrowheads="1"/>
+                    </pic:cNvPicPr>
+                  </pic:nvPicPr>
+                  <pic:blipFill>
+                    <a:blip r:embed="rId14"/>
+                    <a:stretch>
+                      <a:fillRect/>
+                    </a:stretch>
+                  </pic:blipFill>
+                  <pic:spPr bwMode="auto">
+                    <a:xfrm>
+                      <a:off x="0" y="0"/>
+                      <a:ext cx="4841354" cy="3227569"/>
+                    </a:xfrm>
+                    <a:prstGeom prst="rect">
+                      <a:avLst/>
+                    </a:prstGeom>
+                    <a:noFill/>
+                  </pic:spPr>
+                </pic:pic>
+              </a:graphicData>
+            </a:graphic>
+          </wp:inline>
+        </w:drawing>
+      </w:r>
+    </w:p>
+    <w:p>
+      <w:pPr>
+        <w:pStyle w:val="paragraph"/>
+        <w:spacing w:before="0" w:beforeAutospacing="0" w:after="0" w:afterAutospacing="0"/>
+        <w:jc w:val="both"/>
+        <w:textAlignment w:val="baseline"/>
+        <w:rPr>
+          <w:b/>
+          <w:bCs/>
+          <w:i/>
+          <w:iCs/>
+          <w:sz w:val="22"/>
+          <w:szCs w:val="22"/>
+        </w:rPr>
+      </w:pPr>
+      <w:r>
+        <w:rPr>
+          <w:b/>
+          <w:bCs/>
+          <w:i/>
+          <w:iCs/>
+          <w:sz w:val="22"/>
+          <w:szCs w:val="22"/>
+        </w:rPr>
+        <w:t xml:space="preserve">Grafica </w:t>
+      </w:r>
+      <w:r>
+        <w:rPr>
+          <w:b/>
+          <w:bCs/>
+          <w:i/>
+          <w:iCs/>
+          <w:sz w:val="22"/>
+          <w:szCs w:val="22"/>
+        </w:rPr>
+        <w:t>7</w:t>
+      </w:r>
+      <w:r>
+        <w:rPr>
+          <w:b/>
+          <w:bCs/>
+          <w:i/>
+          <w:iCs/>
+          <w:sz w:val="22"/>
+          <w:szCs w:val="22"/>
+        </w:rPr>
+        <w:t xml:space="preserve">. </w:t>
+      </w:r>
+      <w:r>
+        <w:rPr>
+          <w:b/>
+          <w:bCs/>
+          <w:i/>
+          <w:iCs/>
+          <w:sz w:val="22"/>
+          <w:szCs w:val="22"/>
+        </w:rPr>
+        <w:t>Ventaja promedio de altura por resultado</w:t>
+      </w:r>
+    </w:p>
+    <w:p>
+      <w:pPr>
+        <w:pStyle w:val="paragraph"/>
+        <w:spacing w:before="0" w:beforeAutospacing="0" w:after="0" w:afterAutospacing="0"/>
+        <w:jc w:val="both"/>
+        <w:textAlignment w:val="baseline"/>
+        <w:rPr>
+          <w:b/>
+          <w:bCs/>
+          <w:i/>
+          <w:iCs/>
+          <w:sz w:val="22"/>
+          <w:szCs w:val="22"/>
+        </w:rPr>
+      </w:pPr>
+    </w:p>
+    <w:p>
+      <w:pPr>
+        <w:pStyle w:val="paragraph"/>
+        <w:spacing w:before="0" w:beforeAutospacing="0" w:after="0" w:afterAutospacing="0"/>
+        <w:jc w:val="both"/>
+        <w:textAlignment w:val="baseline"/>
+        <w:rPr>
+          <w:b/>
+          <w:bCs/>
+          <w:i/>
+          <w:iCs/>
+          <w:sz w:val="22"/>
+          <w:szCs w:val="22"/>
+        </w:rPr>
+      </w:pPr>
+      <w:r>
+        <w:rPr>
+          <w:noProof/>
+        </w:rPr>
+        <w:drawing>
+          <wp:inline distT="0" distB="0" distL="0" distR="0" wp14:anchorId="20511211" wp14:editId="359F561A">
+            <wp:extent cx="4419600" cy="2946400"/>
+            <wp:effectExtent l="0" t="0" r="0" b="0"/>
+            <wp:docPr id="15" name="Imagen 15"/>
+            <wp:cNvGraphicFramePr>
+              <a:graphicFrameLocks xmlns:a="http://schemas.openxmlformats.org/drawingml/2006/main" noChangeAspect="1"/>
+            </wp:cNvGraphicFramePr>
+            <a:graphic xmlns:a="http://schemas.openxmlformats.org/drawingml/2006/main">
+              <a:graphicData uri="http://schemas.openxmlformats.org/drawingml/2006/picture">
+                <pic:pic xmlns:pic="http://schemas.openxmlformats.org/drawingml/2006/picture">
+                  <pic:nvPicPr>
+                    <pic:cNvPr id="16" name=""/>
+                    <pic:cNvPicPr>
+                      <a:picLocks noChangeAspect="1" noChangeArrowheads="1"/>
+                    </pic:cNvPicPr>
+                  </pic:nvPicPr>
+                  <pic:blipFill>
+                    <a:blip r:embed="rId15"/>
+                    <a:stretch>
+                      <a:fillRect/>
+                    </a:stretch>
+                  </pic:blipFill>
+                  <pic:spPr bwMode="auto">
+                    <a:xfrm>
+                      <a:off x="0" y="0"/>
+                      <a:ext cx="4428156" cy="2952104"/>
+                    </a:xfrm>
+                    <a:prstGeom prst="rect">
+                      <a:avLst/>
+                    </a:prstGeom>
+                    <a:noFill/>
+                  </pic:spPr>
+                </pic:pic>
+              </a:graphicData>
+            </a:graphic>
+          </wp:inline>
+        </w:drawing>
+      </w:r>
+    </w:p>
+    <w:p>
+      <w:pPr>
+        <w:pStyle w:val="paragraph"/>
+        <w:spacing w:before="0" w:beforeAutospacing="0" w:after="0" w:afterAutospacing="0"/>
+        <w:jc w:val="both"/>
+        <w:textAlignment w:val="baseline"/>
+        <w:rPr>
+          <w:b/>
+          <w:bCs/>
+          <w:i/>
+          <w:iCs/>
+          <w:sz w:val="22"/>
+          <w:szCs w:val="22"/>
+        </w:rPr>
+      </w:pPr>
+      <w:r>
+        <w:rPr>
+          <w:b/>
+          <w:bCs/>
+          <w:i/>
+          <w:iCs/>
+          <w:sz w:val="22"/>
+          <w:szCs w:val="22"/>
+        </w:rPr>
+        <w:t>Grafica 8. Promedio Rating Advantage por resultado</w:t>
+      </w:r>
+    </w:p>
+    <w:p>
+      <w:pPr>
+        <w:pStyle w:val="paragraph"/>
+        <w:spacing w:before="0" w:beforeAutospacing="0" w:after="0" w:afterAutospacing="0"/>
+        <w:jc w:val="both"/>
+        <w:textAlignment w:val="baseline"/>
+      </w:pPr>
+    </w:p>
+    <w:p>
+      <w:pPr>
+        <w:pStyle w:val="paragraph"/>
+        <w:spacing w:before="0" w:beforeAutospacing="0" w:after="0" w:afterAutospacing="0"/>
+        <w:jc w:val="both"/>
+        <w:textAlignment w:val="baseline"/>
       </w:pPr>
     </w:p>
     <w:p>
@@ -8561,7 +10243,6 @@
         <w:rPr>
           <w:rFonts w:ascii="Times New Roman" w:eastAsia="Times New Roman" w:hAnsi="Times New Roman" w:cs="Times New Roman"/>
         </w:rPr>
-        <w:lastRenderedPageBreak/>
         <w:t> </w:t>
       </w:r>
     </w:p>
@@ -8666,6 +10347,7 @@
         <w:rPr>
           <w:rFonts w:ascii="Times New Roman" w:eastAsia="Times New Roman" w:hAnsi="Times New Roman" w:cs="Times New Roman"/>
         </w:rPr>
+        <w:lastRenderedPageBreak/>
         <w:t> </w:t>
       </w:r>
     </w:p>
@@ -8984,6 +10666,1632 @@
         <w:t> </w:t>
       </w:r>
     </w:p>
+    <w:tbl>
+      <w:tblPr>
+        <w:tblW w:w="0" w:type="auto"/>
+        <w:jc w:val="center"/>
+        <w:tblLayout w:type="fixed"/>
+        <w:tblLook w:val="0420" w:firstRow="1" w:lastRow="0" w:firstColumn="0" w:lastColumn="0" w:noHBand="0" w:noVBand="1"/>
+      </w:tblPr>
+      <w:tblGrid>
+        <w:gridCol w:w="2417"/>
+        <w:gridCol w:w="1487"/>
+        <w:gridCol w:w="1902"/>
+        <w:gridCol w:w="1328"/>
+        <w:gridCol w:w="1157"/>
+      </w:tblGrid>
+      <w:tr>
+        <w:trPr>
+          <w:tblHeader/>
+          <w:jc w:val="center"/>
+        </w:trPr>
+        <w:tc>
+          <w:tcPr>
+            <w:tcW w:w="2417" w:type="dxa"/>
+            <w:tcBorders>
+              <w:top w:val="single" w:sz="12" w:space="0" w:color="666666"/>
+              <w:left w:val="none" w:sz="0" w:space="0" w:color="000000"/>
+              <w:bottom w:val="single" w:sz="12" w:space="0" w:color="666666"/>
+              <w:right w:val="none" w:sz="0" w:space="0" w:color="000000"/>
+            </w:tcBorders>
+            <w:shd w:val="clear" w:color="auto" w:fill="FFFFFF"/>
+            <w:tcMar>
+              <w:top w:w="0" w:type="dxa"/>
+              <w:left w:w="0" w:type="dxa"/>
+              <w:bottom w:w="0" w:type="dxa"/>
+              <w:right w:w="0" w:type="dxa"/>
+            </w:tcMar>
+            <w:vAlign w:val="center"/>
+          </w:tcPr>
+          <w:p>
+            <w:pPr>
+              <w:textAlignment w:val="baseline"/>
+              <w:rPr>
+                <w:rFonts w:ascii="Times New Roman" w:eastAsia="Times New Roman" w:hAnsi="Times New Roman" w:cs="Times New Roman"/>
+              </w:rPr>
+            </w:pPr>
+            <w:r>
+              <w:rPr>
+                <w:rFonts w:ascii="Times New Roman" w:eastAsia="Times New Roman" w:hAnsi="Times New Roman" w:cs="Times New Roman"/>
+              </w:rPr>
+              <w:t>Variable</w:t>
+            </w:r>
+          </w:p>
+        </w:tc>
+        <w:tc>
+          <w:tcPr>
+            <w:tcW w:w="1487" w:type="dxa"/>
+            <w:tcBorders>
+              <w:top w:val="single" w:sz="12" w:space="0" w:color="666666"/>
+              <w:left w:val="none" w:sz="0" w:space="0" w:color="000000"/>
+              <w:bottom w:val="single" w:sz="12" w:space="0" w:color="666666"/>
+              <w:right w:val="none" w:sz="0" w:space="0" w:color="000000"/>
+            </w:tcBorders>
+            <w:shd w:val="clear" w:color="auto" w:fill="FFFFFF"/>
+            <w:tcMar>
+              <w:top w:w="0" w:type="dxa"/>
+              <w:left w:w="0" w:type="dxa"/>
+              <w:bottom w:w="0" w:type="dxa"/>
+              <w:right w:w="0" w:type="dxa"/>
+            </w:tcMar>
+            <w:vAlign w:val="center"/>
+          </w:tcPr>
+          <w:p>
+            <w:pPr>
+              <w:textAlignment w:val="baseline"/>
+              <w:rPr>
+                <w:rFonts w:ascii="Times New Roman" w:eastAsia="Times New Roman" w:hAnsi="Times New Roman" w:cs="Times New Roman"/>
+              </w:rPr>
+            </w:pPr>
+            <w:r>
+              <w:rPr>
+                <w:rFonts w:ascii="Times New Roman" w:eastAsia="Times New Roman" w:hAnsi="Times New Roman" w:cs="Times New Roman"/>
+              </w:rPr>
+              <w:t>Estimación</w:t>
+            </w:r>
+          </w:p>
+        </w:tc>
+        <w:tc>
+          <w:tcPr>
+            <w:tcW w:w="1902" w:type="dxa"/>
+            <w:tcBorders>
+              <w:top w:val="single" w:sz="12" w:space="0" w:color="666666"/>
+              <w:left w:val="none" w:sz="0" w:space="0" w:color="000000"/>
+              <w:bottom w:val="single" w:sz="12" w:space="0" w:color="666666"/>
+              <w:right w:val="none" w:sz="0" w:space="0" w:color="000000"/>
+            </w:tcBorders>
+            <w:shd w:val="clear" w:color="auto" w:fill="FFFFFF"/>
+            <w:tcMar>
+              <w:top w:w="0" w:type="dxa"/>
+              <w:left w:w="0" w:type="dxa"/>
+              <w:bottom w:w="0" w:type="dxa"/>
+              <w:right w:w="0" w:type="dxa"/>
+            </w:tcMar>
+            <w:vAlign w:val="center"/>
+          </w:tcPr>
+          <w:p>
+            <w:pPr>
+              <w:textAlignment w:val="baseline"/>
+              <w:rPr>
+                <w:rFonts w:ascii="Times New Roman" w:eastAsia="Times New Roman" w:hAnsi="Times New Roman" w:cs="Times New Roman"/>
+              </w:rPr>
+            </w:pPr>
+            <w:proofErr w:type="spellStart"/>
+            <w:r>
+              <w:rPr>
+                <w:rFonts w:ascii="Times New Roman" w:eastAsia="Times New Roman" w:hAnsi="Times New Roman" w:cs="Times New Roman"/>
+              </w:rPr>
+              <w:t>Error_Estandar</w:t>
+            </w:r>
+            <w:proofErr w:type="spellEnd"/>
+          </w:p>
+        </w:tc>
+        <w:tc>
+          <w:tcPr>
+            <w:tcW w:w="1328" w:type="dxa"/>
+            <w:tcBorders>
+              <w:top w:val="single" w:sz="12" w:space="0" w:color="666666"/>
+              <w:left w:val="none" w:sz="0" w:space="0" w:color="000000"/>
+              <w:bottom w:val="single" w:sz="12" w:space="0" w:color="666666"/>
+              <w:right w:val="none" w:sz="0" w:space="0" w:color="000000"/>
+            </w:tcBorders>
+            <w:shd w:val="clear" w:color="auto" w:fill="FFFFFF"/>
+            <w:tcMar>
+              <w:top w:w="0" w:type="dxa"/>
+              <w:left w:w="0" w:type="dxa"/>
+              <w:bottom w:w="0" w:type="dxa"/>
+              <w:right w:w="0" w:type="dxa"/>
+            </w:tcMar>
+            <w:vAlign w:val="center"/>
+          </w:tcPr>
+          <w:p>
+            <w:pPr>
+              <w:textAlignment w:val="baseline"/>
+              <w:rPr>
+                <w:rFonts w:ascii="Times New Roman" w:eastAsia="Times New Roman" w:hAnsi="Times New Roman" w:cs="Times New Roman"/>
+              </w:rPr>
+            </w:pPr>
+            <w:proofErr w:type="spellStart"/>
+            <w:r>
+              <w:rPr>
+                <w:rFonts w:ascii="Times New Roman" w:eastAsia="Times New Roman" w:hAnsi="Times New Roman" w:cs="Times New Roman"/>
+              </w:rPr>
+              <w:t>Valor_t</w:t>
+            </w:r>
+            <w:proofErr w:type="spellEnd"/>
+          </w:p>
+        </w:tc>
+        <w:tc>
+          <w:tcPr>
+            <w:tcW w:w="1157" w:type="dxa"/>
+            <w:tcBorders>
+              <w:top w:val="single" w:sz="12" w:space="0" w:color="666666"/>
+              <w:left w:val="none" w:sz="0" w:space="0" w:color="000000"/>
+              <w:bottom w:val="single" w:sz="12" w:space="0" w:color="666666"/>
+              <w:right w:val="none" w:sz="0" w:space="0" w:color="000000"/>
+            </w:tcBorders>
+            <w:shd w:val="clear" w:color="auto" w:fill="FFFFFF"/>
+            <w:tcMar>
+              <w:top w:w="0" w:type="dxa"/>
+              <w:left w:w="0" w:type="dxa"/>
+              <w:bottom w:w="0" w:type="dxa"/>
+              <w:right w:w="0" w:type="dxa"/>
+            </w:tcMar>
+            <w:vAlign w:val="center"/>
+          </w:tcPr>
+          <w:p>
+            <w:pPr>
+              <w:textAlignment w:val="baseline"/>
+              <w:rPr>
+                <w:rFonts w:ascii="Times New Roman" w:eastAsia="Times New Roman" w:hAnsi="Times New Roman" w:cs="Times New Roman"/>
+              </w:rPr>
+            </w:pPr>
+            <w:proofErr w:type="spellStart"/>
+            <w:r>
+              <w:rPr>
+                <w:rFonts w:ascii="Times New Roman" w:eastAsia="Times New Roman" w:hAnsi="Times New Roman" w:cs="Times New Roman"/>
+              </w:rPr>
+              <w:t>P_valor</w:t>
+            </w:r>
+            <w:proofErr w:type="spellEnd"/>
+          </w:p>
+        </w:tc>
+      </w:tr>
+      <w:tr>
+        <w:trPr>
+          <w:jc w:val="center"/>
+        </w:trPr>
+        <w:tc>
+          <w:tcPr>
+            <w:tcW w:w="2417" w:type="dxa"/>
+            <w:tcBorders>
+              <w:top w:val="single" w:sz="12" w:space="0" w:color="666666"/>
+              <w:left w:val="none" w:sz="0" w:space="0" w:color="000000"/>
+              <w:bottom w:val="none" w:sz="0" w:space="0" w:color="000000"/>
+              <w:right w:val="none" w:sz="0" w:space="0" w:color="000000"/>
+            </w:tcBorders>
+            <w:shd w:val="clear" w:color="auto" w:fill="FFFFFF"/>
+            <w:tcMar>
+              <w:top w:w="0" w:type="dxa"/>
+              <w:left w:w="0" w:type="dxa"/>
+              <w:bottom w:w="0" w:type="dxa"/>
+              <w:right w:w="0" w:type="dxa"/>
+            </w:tcMar>
+            <w:vAlign w:val="center"/>
+          </w:tcPr>
+          <w:p>
+            <w:pPr>
+              <w:textAlignment w:val="baseline"/>
+              <w:rPr>
+                <w:rFonts w:ascii="Times New Roman" w:eastAsia="Times New Roman" w:hAnsi="Times New Roman" w:cs="Times New Roman"/>
+              </w:rPr>
+            </w:pPr>
+            <w:r>
+              <w:rPr>
+                <w:rFonts w:ascii="Times New Roman" w:eastAsia="Times New Roman" w:hAnsi="Times New Roman" w:cs="Times New Roman"/>
+              </w:rPr>
+              <w:t>(</w:t>
+            </w:r>
+            <w:proofErr w:type="spellStart"/>
+            <w:r>
+              <w:rPr>
+                <w:rFonts w:ascii="Times New Roman" w:eastAsia="Times New Roman" w:hAnsi="Times New Roman" w:cs="Times New Roman"/>
+              </w:rPr>
+              <w:t>Intercept</w:t>
+            </w:r>
+            <w:proofErr w:type="spellEnd"/>
+            <w:r>
+              <w:rPr>
+                <w:rFonts w:ascii="Times New Roman" w:eastAsia="Times New Roman" w:hAnsi="Times New Roman" w:cs="Times New Roman"/>
+              </w:rPr>
+              <w:t>)</w:t>
+            </w:r>
+          </w:p>
+        </w:tc>
+        <w:tc>
+          <w:tcPr>
+            <w:tcW w:w="1487" w:type="dxa"/>
+            <w:tcBorders>
+              <w:top w:val="single" w:sz="12" w:space="0" w:color="666666"/>
+              <w:left w:val="none" w:sz="0" w:space="0" w:color="000000"/>
+              <w:bottom w:val="none" w:sz="0" w:space="0" w:color="000000"/>
+              <w:right w:val="none" w:sz="0" w:space="0" w:color="000000"/>
+            </w:tcBorders>
+            <w:shd w:val="clear" w:color="auto" w:fill="FFFFFF"/>
+            <w:tcMar>
+              <w:top w:w="0" w:type="dxa"/>
+              <w:left w:w="0" w:type="dxa"/>
+              <w:bottom w:w="0" w:type="dxa"/>
+              <w:right w:w="0" w:type="dxa"/>
+            </w:tcMar>
+            <w:vAlign w:val="center"/>
+          </w:tcPr>
+          <w:p>
+            <w:pPr>
+              <w:textAlignment w:val="baseline"/>
+              <w:rPr>
+                <w:rFonts w:ascii="Times New Roman" w:eastAsia="Times New Roman" w:hAnsi="Times New Roman" w:cs="Times New Roman"/>
+              </w:rPr>
+            </w:pPr>
+            <w:r>
+              <w:rPr>
+                <w:rFonts w:ascii="Times New Roman" w:eastAsia="Times New Roman" w:hAnsi="Times New Roman" w:cs="Times New Roman"/>
+              </w:rPr>
+              <w:t>0.4559</w:t>
+            </w:r>
+          </w:p>
+        </w:tc>
+        <w:tc>
+          <w:tcPr>
+            <w:tcW w:w="1902" w:type="dxa"/>
+            <w:tcBorders>
+              <w:top w:val="single" w:sz="12" w:space="0" w:color="666666"/>
+              <w:left w:val="none" w:sz="0" w:space="0" w:color="000000"/>
+              <w:bottom w:val="none" w:sz="0" w:space="0" w:color="000000"/>
+              <w:right w:val="none" w:sz="0" w:space="0" w:color="000000"/>
+            </w:tcBorders>
+            <w:shd w:val="clear" w:color="auto" w:fill="FFFFFF"/>
+            <w:tcMar>
+              <w:top w:w="0" w:type="dxa"/>
+              <w:left w:w="0" w:type="dxa"/>
+              <w:bottom w:w="0" w:type="dxa"/>
+              <w:right w:w="0" w:type="dxa"/>
+            </w:tcMar>
+            <w:vAlign w:val="center"/>
+          </w:tcPr>
+          <w:p>
+            <w:pPr>
+              <w:textAlignment w:val="baseline"/>
+              <w:rPr>
+                <w:rFonts w:ascii="Times New Roman" w:eastAsia="Times New Roman" w:hAnsi="Times New Roman" w:cs="Times New Roman"/>
+              </w:rPr>
+            </w:pPr>
+            <w:r>
+              <w:rPr>
+                <w:rFonts w:ascii="Times New Roman" w:eastAsia="Times New Roman" w:hAnsi="Times New Roman" w:cs="Times New Roman"/>
+              </w:rPr>
+              <w:t>0.0029</w:t>
+            </w:r>
+          </w:p>
+        </w:tc>
+        <w:tc>
+          <w:tcPr>
+            <w:tcW w:w="1328" w:type="dxa"/>
+            <w:tcBorders>
+              <w:top w:val="single" w:sz="12" w:space="0" w:color="666666"/>
+              <w:left w:val="none" w:sz="0" w:space="0" w:color="000000"/>
+              <w:bottom w:val="none" w:sz="0" w:space="0" w:color="000000"/>
+              <w:right w:val="none" w:sz="0" w:space="0" w:color="000000"/>
+            </w:tcBorders>
+            <w:shd w:val="clear" w:color="auto" w:fill="FFFFFF"/>
+            <w:tcMar>
+              <w:top w:w="0" w:type="dxa"/>
+              <w:left w:w="0" w:type="dxa"/>
+              <w:bottom w:w="0" w:type="dxa"/>
+              <w:right w:w="0" w:type="dxa"/>
+            </w:tcMar>
+            <w:vAlign w:val="center"/>
+          </w:tcPr>
+          <w:p>
+            <w:pPr>
+              <w:textAlignment w:val="baseline"/>
+              <w:rPr>
+                <w:rFonts w:ascii="Times New Roman" w:eastAsia="Times New Roman" w:hAnsi="Times New Roman" w:cs="Times New Roman"/>
+              </w:rPr>
+            </w:pPr>
+            <w:r>
+              <w:rPr>
+                <w:rFonts w:ascii="Times New Roman" w:eastAsia="Times New Roman" w:hAnsi="Times New Roman" w:cs="Times New Roman"/>
+              </w:rPr>
+              <w:t>155.4594</w:t>
+            </w:r>
+          </w:p>
+        </w:tc>
+        <w:tc>
+          <w:tcPr>
+            <w:tcW w:w="1157" w:type="dxa"/>
+            <w:tcBorders>
+              <w:top w:val="single" w:sz="12" w:space="0" w:color="666666"/>
+              <w:left w:val="none" w:sz="0" w:space="0" w:color="000000"/>
+              <w:bottom w:val="none" w:sz="0" w:space="0" w:color="000000"/>
+              <w:right w:val="none" w:sz="0" w:space="0" w:color="000000"/>
+            </w:tcBorders>
+            <w:shd w:val="clear" w:color="auto" w:fill="FFFFFF"/>
+            <w:tcMar>
+              <w:top w:w="0" w:type="dxa"/>
+              <w:left w:w="0" w:type="dxa"/>
+              <w:bottom w:w="0" w:type="dxa"/>
+              <w:right w:w="0" w:type="dxa"/>
+            </w:tcMar>
+            <w:vAlign w:val="center"/>
+          </w:tcPr>
+          <w:p>
+            <w:pPr>
+              <w:textAlignment w:val="baseline"/>
+              <w:rPr>
+                <w:rFonts w:ascii="Times New Roman" w:eastAsia="Times New Roman" w:hAnsi="Times New Roman" w:cs="Times New Roman"/>
+              </w:rPr>
+            </w:pPr>
+            <w:r>
+              <w:rPr>
+                <w:rFonts w:ascii="Times New Roman" w:eastAsia="Times New Roman" w:hAnsi="Times New Roman" w:cs="Times New Roman"/>
+              </w:rPr>
+              <w:t>0.0000</w:t>
+            </w:r>
+          </w:p>
+        </w:tc>
+      </w:tr>
+      <w:tr>
+        <w:trPr>
+          <w:jc w:val="center"/>
+        </w:trPr>
+        <w:tc>
+          <w:tcPr>
+            <w:tcW w:w="2417" w:type="dxa"/>
+            <w:tcBorders>
+              <w:top w:val="none" w:sz="0" w:space="0" w:color="000000"/>
+              <w:left w:val="none" w:sz="0" w:space="0" w:color="000000"/>
+              <w:bottom w:val="none" w:sz="0" w:space="0" w:color="000000"/>
+              <w:right w:val="none" w:sz="0" w:space="0" w:color="000000"/>
+            </w:tcBorders>
+            <w:shd w:val="clear" w:color="auto" w:fill="FFFFFF"/>
+            <w:tcMar>
+              <w:top w:w="0" w:type="dxa"/>
+              <w:left w:w="0" w:type="dxa"/>
+              <w:bottom w:w="0" w:type="dxa"/>
+              <w:right w:w="0" w:type="dxa"/>
+            </w:tcMar>
+            <w:vAlign w:val="center"/>
+          </w:tcPr>
+          <w:p>
+            <w:pPr>
+              <w:textAlignment w:val="baseline"/>
+              <w:rPr>
+                <w:rFonts w:ascii="Times New Roman" w:eastAsia="Times New Roman" w:hAnsi="Times New Roman" w:cs="Times New Roman"/>
+              </w:rPr>
+            </w:pPr>
+            <w:r>
+              <w:rPr>
+                <w:rFonts w:ascii="Times New Roman" w:eastAsia="Times New Roman" w:hAnsi="Times New Roman" w:cs="Times New Roman"/>
+              </w:rPr>
+              <w:t>rating_advantage</w:t>
+            </w:r>
+          </w:p>
+        </w:tc>
+        <w:tc>
+          <w:tcPr>
+            <w:tcW w:w="1487" w:type="dxa"/>
+            <w:tcBorders>
+              <w:top w:val="none" w:sz="0" w:space="0" w:color="000000"/>
+              <w:left w:val="none" w:sz="0" w:space="0" w:color="000000"/>
+              <w:bottom w:val="none" w:sz="0" w:space="0" w:color="000000"/>
+              <w:right w:val="none" w:sz="0" w:space="0" w:color="000000"/>
+            </w:tcBorders>
+            <w:shd w:val="clear" w:color="auto" w:fill="FFFFFF"/>
+            <w:tcMar>
+              <w:top w:w="0" w:type="dxa"/>
+              <w:left w:w="0" w:type="dxa"/>
+              <w:bottom w:w="0" w:type="dxa"/>
+              <w:right w:w="0" w:type="dxa"/>
+            </w:tcMar>
+            <w:vAlign w:val="center"/>
+          </w:tcPr>
+          <w:p>
+            <w:pPr>
+              <w:textAlignment w:val="baseline"/>
+              <w:rPr>
+                <w:rFonts w:ascii="Times New Roman" w:eastAsia="Times New Roman" w:hAnsi="Times New Roman" w:cs="Times New Roman"/>
+              </w:rPr>
+            </w:pPr>
+            <w:r>
+              <w:rPr>
+                <w:rFonts w:ascii="Times New Roman" w:eastAsia="Times New Roman" w:hAnsi="Times New Roman" w:cs="Times New Roman"/>
+              </w:rPr>
+              <w:t>0.0388</w:t>
+            </w:r>
+          </w:p>
+        </w:tc>
+        <w:tc>
+          <w:tcPr>
+            <w:tcW w:w="1902" w:type="dxa"/>
+            <w:tcBorders>
+              <w:top w:val="none" w:sz="0" w:space="0" w:color="000000"/>
+              <w:left w:val="none" w:sz="0" w:space="0" w:color="000000"/>
+              <w:bottom w:val="none" w:sz="0" w:space="0" w:color="000000"/>
+              <w:right w:val="none" w:sz="0" w:space="0" w:color="000000"/>
+            </w:tcBorders>
+            <w:shd w:val="clear" w:color="auto" w:fill="FFFFFF"/>
+            <w:tcMar>
+              <w:top w:w="0" w:type="dxa"/>
+              <w:left w:w="0" w:type="dxa"/>
+              <w:bottom w:w="0" w:type="dxa"/>
+              <w:right w:w="0" w:type="dxa"/>
+            </w:tcMar>
+            <w:vAlign w:val="center"/>
+          </w:tcPr>
+          <w:p>
+            <w:pPr>
+              <w:textAlignment w:val="baseline"/>
+              <w:rPr>
+                <w:rFonts w:ascii="Times New Roman" w:eastAsia="Times New Roman" w:hAnsi="Times New Roman" w:cs="Times New Roman"/>
+              </w:rPr>
+            </w:pPr>
+            <w:r>
+              <w:rPr>
+                <w:rFonts w:ascii="Times New Roman" w:eastAsia="Times New Roman" w:hAnsi="Times New Roman" w:cs="Times New Roman"/>
+              </w:rPr>
+              <w:t>0.0007</w:t>
+            </w:r>
+          </w:p>
+        </w:tc>
+        <w:tc>
+          <w:tcPr>
+            <w:tcW w:w="1328" w:type="dxa"/>
+            <w:tcBorders>
+              <w:top w:val="none" w:sz="0" w:space="0" w:color="000000"/>
+              <w:left w:val="none" w:sz="0" w:space="0" w:color="000000"/>
+              <w:bottom w:val="none" w:sz="0" w:space="0" w:color="000000"/>
+              <w:right w:val="none" w:sz="0" w:space="0" w:color="000000"/>
+            </w:tcBorders>
+            <w:shd w:val="clear" w:color="auto" w:fill="FFFFFF"/>
+            <w:tcMar>
+              <w:top w:w="0" w:type="dxa"/>
+              <w:left w:w="0" w:type="dxa"/>
+              <w:bottom w:w="0" w:type="dxa"/>
+              <w:right w:w="0" w:type="dxa"/>
+            </w:tcMar>
+            <w:vAlign w:val="center"/>
+          </w:tcPr>
+          <w:p>
+            <w:pPr>
+              <w:textAlignment w:val="baseline"/>
+              <w:rPr>
+                <w:rFonts w:ascii="Times New Roman" w:eastAsia="Times New Roman" w:hAnsi="Times New Roman" w:cs="Times New Roman"/>
+              </w:rPr>
+            </w:pPr>
+            <w:r>
+              <w:rPr>
+                <w:rFonts w:ascii="Times New Roman" w:eastAsia="Times New Roman" w:hAnsi="Times New Roman" w:cs="Times New Roman"/>
+              </w:rPr>
+              <w:t>55.6606</w:t>
+            </w:r>
+          </w:p>
+        </w:tc>
+        <w:tc>
+          <w:tcPr>
+            <w:tcW w:w="1157" w:type="dxa"/>
+            <w:tcBorders>
+              <w:top w:val="none" w:sz="0" w:space="0" w:color="000000"/>
+              <w:left w:val="none" w:sz="0" w:space="0" w:color="000000"/>
+              <w:bottom w:val="none" w:sz="0" w:space="0" w:color="000000"/>
+              <w:right w:val="none" w:sz="0" w:space="0" w:color="000000"/>
+            </w:tcBorders>
+            <w:shd w:val="clear" w:color="auto" w:fill="FFFFFF"/>
+            <w:tcMar>
+              <w:top w:w="0" w:type="dxa"/>
+              <w:left w:w="0" w:type="dxa"/>
+              <w:bottom w:w="0" w:type="dxa"/>
+              <w:right w:w="0" w:type="dxa"/>
+            </w:tcMar>
+            <w:vAlign w:val="center"/>
+          </w:tcPr>
+          <w:p>
+            <w:pPr>
+              <w:textAlignment w:val="baseline"/>
+              <w:rPr>
+                <w:rFonts w:ascii="Times New Roman" w:eastAsia="Times New Roman" w:hAnsi="Times New Roman" w:cs="Times New Roman"/>
+              </w:rPr>
+            </w:pPr>
+            <w:r>
+              <w:rPr>
+                <w:rFonts w:ascii="Times New Roman" w:eastAsia="Times New Roman" w:hAnsi="Times New Roman" w:cs="Times New Roman"/>
+              </w:rPr>
+              <w:t>0.0000</w:t>
+            </w:r>
+          </w:p>
+        </w:tc>
+      </w:tr>
+      <w:tr>
+        <w:trPr>
+          <w:jc w:val="center"/>
+        </w:trPr>
+        <w:tc>
+          <w:tcPr>
+            <w:tcW w:w="2417" w:type="dxa"/>
+            <w:tcBorders>
+              <w:top w:val="none" w:sz="0" w:space="0" w:color="000000"/>
+              <w:left w:val="none" w:sz="0" w:space="0" w:color="000000"/>
+              <w:bottom w:val="none" w:sz="0" w:space="0" w:color="000000"/>
+              <w:right w:val="none" w:sz="0" w:space="0" w:color="000000"/>
+            </w:tcBorders>
+            <w:shd w:val="clear" w:color="auto" w:fill="FFFFFF"/>
+            <w:tcMar>
+              <w:top w:w="0" w:type="dxa"/>
+              <w:left w:w="0" w:type="dxa"/>
+              <w:bottom w:w="0" w:type="dxa"/>
+              <w:right w:w="0" w:type="dxa"/>
+            </w:tcMar>
+            <w:vAlign w:val="center"/>
+          </w:tcPr>
+          <w:p>
+            <w:pPr>
+              <w:textAlignment w:val="baseline"/>
+              <w:rPr>
+                <w:rFonts w:ascii="Times New Roman" w:eastAsia="Times New Roman" w:hAnsi="Times New Roman" w:cs="Times New Roman"/>
+              </w:rPr>
+            </w:pPr>
+            <w:proofErr w:type="spellStart"/>
+            <w:r>
+              <w:rPr>
+                <w:rFonts w:ascii="Times New Roman" w:eastAsia="Times New Roman" w:hAnsi="Times New Roman" w:cs="Times New Roman"/>
+              </w:rPr>
+              <w:t>height_advantage</w:t>
+            </w:r>
+            <w:proofErr w:type="spellEnd"/>
+          </w:p>
+        </w:tc>
+        <w:tc>
+          <w:tcPr>
+            <w:tcW w:w="1487" w:type="dxa"/>
+            <w:tcBorders>
+              <w:top w:val="none" w:sz="0" w:space="0" w:color="000000"/>
+              <w:left w:val="none" w:sz="0" w:space="0" w:color="000000"/>
+              <w:bottom w:val="none" w:sz="0" w:space="0" w:color="000000"/>
+              <w:right w:val="none" w:sz="0" w:space="0" w:color="000000"/>
+            </w:tcBorders>
+            <w:shd w:val="clear" w:color="auto" w:fill="FFFFFF"/>
+            <w:tcMar>
+              <w:top w:w="0" w:type="dxa"/>
+              <w:left w:w="0" w:type="dxa"/>
+              <w:bottom w:w="0" w:type="dxa"/>
+              <w:right w:w="0" w:type="dxa"/>
+            </w:tcMar>
+            <w:vAlign w:val="center"/>
+          </w:tcPr>
+          <w:p>
+            <w:pPr>
+              <w:textAlignment w:val="baseline"/>
+              <w:rPr>
+                <w:rFonts w:ascii="Times New Roman" w:eastAsia="Times New Roman" w:hAnsi="Times New Roman" w:cs="Times New Roman"/>
+              </w:rPr>
+            </w:pPr>
+            <w:r>
+              <w:rPr>
+                <w:rFonts w:ascii="Times New Roman" w:eastAsia="Times New Roman" w:hAnsi="Times New Roman" w:cs="Times New Roman"/>
+              </w:rPr>
+              <w:t>-0.0028</w:t>
+            </w:r>
+          </w:p>
+        </w:tc>
+        <w:tc>
+          <w:tcPr>
+            <w:tcW w:w="1902" w:type="dxa"/>
+            <w:tcBorders>
+              <w:top w:val="none" w:sz="0" w:space="0" w:color="000000"/>
+              <w:left w:val="none" w:sz="0" w:space="0" w:color="000000"/>
+              <w:bottom w:val="none" w:sz="0" w:space="0" w:color="000000"/>
+              <w:right w:val="none" w:sz="0" w:space="0" w:color="000000"/>
+            </w:tcBorders>
+            <w:shd w:val="clear" w:color="auto" w:fill="FFFFFF"/>
+            <w:tcMar>
+              <w:top w:w="0" w:type="dxa"/>
+              <w:left w:w="0" w:type="dxa"/>
+              <w:bottom w:w="0" w:type="dxa"/>
+              <w:right w:w="0" w:type="dxa"/>
+            </w:tcMar>
+            <w:vAlign w:val="center"/>
+          </w:tcPr>
+          <w:p>
+            <w:pPr>
+              <w:textAlignment w:val="baseline"/>
+              <w:rPr>
+                <w:rFonts w:ascii="Times New Roman" w:eastAsia="Times New Roman" w:hAnsi="Times New Roman" w:cs="Times New Roman"/>
+              </w:rPr>
+            </w:pPr>
+            <w:r>
+              <w:rPr>
+                <w:rFonts w:ascii="Times New Roman" w:eastAsia="Times New Roman" w:hAnsi="Times New Roman" w:cs="Times New Roman"/>
+              </w:rPr>
+              <w:t>0.0016</w:t>
+            </w:r>
+          </w:p>
+        </w:tc>
+        <w:tc>
+          <w:tcPr>
+            <w:tcW w:w="1328" w:type="dxa"/>
+            <w:tcBorders>
+              <w:top w:val="none" w:sz="0" w:space="0" w:color="000000"/>
+              <w:left w:val="none" w:sz="0" w:space="0" w:color="000000"/>
+              <w:bottom w:val="none" w:sz="0" w:space="0" w:color="000000"/>
+              <w:right w:val="none" w:sz="0" w:space="0" w:color="000000"/>
+            </w:tcBorders>
+            <w:shd w:val="clear" w:color="auto" w:fill="FFFFFF"/>
+            <w:tcMar>
+              <w:top w:w="0" w:type="dxa"/>
+              <w:left w:w="0" w:type="dxa"/>
+              <w:bottom w:w="0" w:type="dxa"/>
+              <w:right w:w="0" w:type="dxa"/>
+            </w:tcMar>
+            <w:vAlign w:val="center"/>
+          </w:tcPr>
+          <w:p>
+            <w:pPr>
+              <w:textAlignment w:val="baseline"/>
+              <w:rPr>
+                <w:rFonts w:ascii="Times New Roman" w:eastAsia="Times New Roman" w:hAnsi="Times New Roman" w:cs="Times New Roman"/>
+              </w:rPr>
+            </w:pPr>
+            <w:r>
+              <w:rPr>
+                <w:rFonts w:ascii="Times New Roman" w:eastAsia="Times New Roman" w:hAnsi="Times New Roman" w:cs="Times New Roman"/>
+              </w:rPr>
+              <w:t>-1.6720</w:t>
+            </w:r>
+          </w:p>
+        </w:tc>
+        <w:tc>
+          <w:tcPr>
+            <w:tcW w:w="1157" w:type="dxa"/>
+            <w:tcBorders>
+              <w:top w:val="none" w:sz="0" w:space="0" w:color="000000"/>
+              <w:left w:val="none" w:sz="0" w:space="0" w:color="000000"/>
+              <w:bottom w:val="none" w:sz="0" w:space="0" w:color="000000"/>
+              <w:right w:val="none" w:sz="0" w:space="0" w:color="000000"/>
+            </w:tcBorders>
+            <w:shd w:val="clear" w:color="auto" w:fill="FFFFFF"/>
+            <w:tcMar>
+              <w:top w:w="0" w:type="dxa"/>
+              <w:left w:w="0" w:type="dxa"/>
+              <w:bottom w:w="0" w:type="dxa"/>
+              <w:right w:w="0" w:type="dxa"/>
+            </w:tcMar>
+            <w:vAlign w:val="center"/>
+          </w:tcPr>
+          <w:p>
+            <w:pPr>
+              <w:textAlignment w:val="baseline"/>
+              <w:rPr>
+                <w:rFonts w:ascii="Times New Roman" w:eastAsia="Times New Roman" w:hAnsi="Times New Roman" w:cs="Times New Roman"/>
+              </w:rPr>
+            </w:pPr>
+            <w:r>
+              <w:rPr>
+                <w:rFonts w:ascii="Times New Roman" w:eastAsia="Times New Roman" w:hAnsi="Times New Roman" w:cs="Times New Roman"/>
+              </w:rPr>
+              <w:t>0.0945</w:t>
+            </w:r>
+          </w:p>
+        </w:tc>
+      </w:tr>
+      <w:tr>
+        <w:trPr>
+          <w:jc w:val="center"/>
+        </w:trPr>
+        <w:tc>
+          <w:tcPr>
+            <w:tcW w:w="2417" w:type="dxa"/>
+            <w:tcBorders>
+              <w:top w:val="none" w:sz="0" w:space="0" w:color="000000"/>
+              <w:left w:val="none" w:sz="0" w:space="0" w:color="000000"/>
+              <w:bottom w:val="none" w:sz="0" w:space="0" w:color="000000"/>
+              <w:right w:val="none" w:sz="0" w:space="0" w:color="000000"/>
+            </w:tcBorders>
+            <w:shd w:val="clear" w:color="auto" w:fill="FFFFFF"/>
+            <w:tcMar>
+              <w:top w:w="0" w:type="dxa"/>
+              <w:left w:w="0" w:type="dxa"/>
+              <w:bottom w:w="0" w:type="dxa"/>
+              <w:right w:w="0" w:type="dxa"/>
+            </w:tcMar>
+            <w:vAlign w:val="center"/>
+          </w:tcPr>
+          <w:p>
+            <w:pPr>
+              <w:textAlignment w:val="baseline"/>
+              <w:rPr>
+                <w:rFonts w:ascii="Times New Roman" w:eastAsia="Times New Roman" w:hAnsi="Times New Roman" w:cs="Times New Roman"/>
+              </w:rPr>
+            </w:pPr>
+            <w:proofErr w:type="spellStart"/>
+            <w:r>
+              <w:rPr>
+                <w:rFonts w:ascii="Times New Roman" w:eastAsia="Times New Roman" w:hAnsi="Times New Roman" w:cs="Times New Roman"/>
+              </w:rPr>
+              <w:t>weight_advantage</w:t>
+            </w:r>
+            <w:proofErr w:type="spellEnd"/>
+          </w:p>
+        </w:tc>
+        <w:tc>
+          <w:tcPr>
+            <w:tcW w:w="1487" w:type="dxa"/>
+            <w:tcBorders>
+              <w:top w:val="none" w:sz="0" w:space="0" w:color="000000"/>
+              <w:left w:val="none" w:sz="0" w:space="0" w:color="000000"/>
+              <w:bottom w:val="none" w:sz="0" w:space="0" w:color="000000"/>
+              <w:right w:val="none" w:sz="0" w:space="0" w:color="000000"/>
+            </w:tcBorders>
+            <w:shd w:val="clear" w:color="auto" w:fill="FFFFFF"/>
+            <w:tcMar>
+              <w:top w:w="0" w:type="dxa"/>
+              <w:left w:w="0" w:type="dxa"/>
+              <w:bottom w:w="0" w:type="dxa"/>
+              <w:right w:w="0" w:type="dxa"/>
+            </w:tcMar>
+            <w:vAlign w:val="center"/>
+          </w:tcPr>
+          <w:p>
+            <w:pPr>
+              <w:textAlignment w:val="baseline"/>
+              <w:rPr>
+                <w:rFonts w:ascii="Times New Roman" w:eastAsia="Times New Roman" w:hAnsi="Times New Roman" w:cs="Times New Roman"/>
+              </w:rPr>
+            </w:pPr>
+            <w:r>
+              <w:rPr>
+                <w:rFonts w:ascii="Times New Roman" w:eastAsia="Times New Roman" w:hAnsi="Times New Roman" w:cs="Times New Roman"/>
+              </w:rPr>
+              <w:t>0.0016</w:t>
+            </w:r>
+          </w:p>
+        </w:tc>
+        <w:tc>
+          <w:tcPr>
+            <w:tcW w:w="1902" w:type="dxa"/>
+            <w:tcBorders>
+              <w:top w:val="none" w:sz="0" w:space="0" w:color="000000"/>
+              <w:left w:val="none" w:sz="0" w:space="0" w:color="000000"/>
+              <w:bottom w:val="none" w:sz="0" w:space="0" w:color="000000"/>
+              <w:right w:val="none" w:sz="0" w:space="0" w:color="000000"/>
+            </w:tcBorders>
+            <w:shd w:val="clear" w:color="auto" w:fill="FFFFFF"/>
+            <w:tcMar>
+              <w:top w:w="0" w:type="dxa"/>
+              <w:left w:w="0" w:type="dxa"/>
+              <w:bottom w:w="0" w:type="dxa"/>
+              <w:right w:w="0" w:type="dxa"/>
+            </w:tcMar>
+            <w:vAlign w:val="center"/>
+          </w:tcPr>
+          <w:p>
+            <w:pPr>
+              <w:textAlignment w:val="baseline"/>
+              <w:rPr>
+                <w:rFonts w:ascii="Times New Roman" w:eastAsia="Times New Roman" w:hAnsi="Times New Roman" w:cs="Times New Roman"/>
+              </w:rPr>
+            </w:pPr>
+            <w:r>
+              <w:rPr>
+                <w:rFonts w:ascii="Times New Roman" w:eastAsia="Times New Roman" w:hAnsi="Times New Roman" w:cs="Times New Roman"/>
+              </w:rPr>
+              <w:t>0.0007</w:t>
+            </w:r>
+          </w:p>
+        </w:tc>
+        <w:tc>
+          <w:tcPr>
+            <w:tcW w:w="1328" w:type="dxa"/>
+            <w:tcBorders>
+              <w:top w:val="none" w:sz="0" w:space="0" w:color="000000"/>
+              <w:left w:val="none" w:sz="0" w:space="0" w:color="000000"/>
+              <w:bottom w:val="none" w:sz="0" w:space="0" w:color="000000"/>
+              <w:right w:val="none" w:sz="0" w:space="0" w:color="000000"/>
+            </w:tcBorders>
+            <w:shd w:val="clear" w:color="auto" w:fill="FFFFFF"/>
+            <w:tcMar>
+              <w:top w:w="0" w:type="dxa"/>
+              <w:left w:w="0" w:type="dxa"/>
+              <w:bottom w:w="0" w:type="dxa"/>
+              <w:right w:w="0" w:type="dxa"/>
+            </w:tcMar>
+            <w:vAlign w:val="center"/>
+          </w:tcPr>
+          <w:p>
+            <w:pPr>
+              <w:textAlignment w:val="baseline"/>
+              <w:rPr>
+                <w:rFonts w:ascii="Times New Roman" w:eastAsia="Times New Roman" w:hAnsi="Times New Roman" w:cs="Times New Roman"/>
+              </w:rPr>
+            </w:pPr>
+            <w:r>
+              <w:rPr>
+                <w:rFonts w:ascii="Times New Roman" w:eastAsia="Times New Roman" w:hAnsi="Times New Roman" w:cs="Times New Roman"/>
+              </w:rPr>
+              <w:t>2.3577</w:t>
+            </w:r>
+          </w:p>
+        </w:tc>
+        <w:tc>
+          <w:tcPr>
+            <w:tcW w:w="1157" w:type="dxa"/>
+            <w:tcBorders>
+              <w:top w:val="none" w:sz="0" w:space="0" w:color="000000"/>
+              <w:left w:val="none" w:sz="0" w:space="0" w:color="000000"/>
+              <w:bottom w:val="none" w:sz="0" w:space="0" w:color="000000"/>
+              <w:right w:val="none" w:sz="0" w:space="0" w:color="000000"/>
+            </w:tcBorders>
+            <w:shd w:val="clear" w:color="auto" w:fill="FFFFFF"/>
+            <w:tcMar>
+              <w:top w:w="0" w:type="dxa"/>
+              <w:left w:w="0" w:type="dxa"/>
+              <w:bottom w:w="0" w:type="dxa"/>
+              <w:right w:w="0" w:type="dxa"/>
+            </w:tcMar>
+            <w:vAlign w:val="center"/>
+          </w:tcPr>
+          <w:p>
+            <w:pPr>
+              <w:textAlignment w:val="baseline"/>
+              <w:rPr>
+                <w:rFonts w:ascii="Times New Roman" w:eastAsia="Times New Roman" w:hAnsi="Times New Roman" w:cs="Times New Roman"/>
+              </w:rPr>
+            </w:pPr>
+            <w:r>
+              <w:rPr>
+                <w:rFonts w:ascii="Times New Roman" w:eastAsia="Times New Roman" w:hAnsi="Times New Roman" w:cs="Times New Roman"/>
+              </w:rPr>
+              <w:t>0.0184</w:t>
+            </w:r>
+          </w:p>
+        </w:tc>
+      </w:tr>
+      <w:tr>
+        <w:trPr>
+          <w:jc w:val="center"/>
+        </w:trPr>
+        <w:tc>
+          <w:tcPr>
+            <w:tcW w:w="2417" w:type="dxa"/>
+            <w:tcBorders>
+              <w:top w:val="none" w:sz="0" w:space="0" w:color="000000"/>
+              <w:left w:val="none" w:sz="0" w:space="0" w:color="000000"/>
+              <w:bottom w:val="none" w:sz="0" w:space="0" w:color="000000"/>
+              <w:right w:val="none" w:sz="0" w:space="0" w:color="000000"/>
+            </w:tcBorders>
+            <w:shd w:val="clear" w:color="auto" w:fill="FFFFFF"/>
+            <w:tcMar>
+              <w:top w:w="0" w:type="dxa"/>
+              <w:left w:w="0" w:type="dxa"/>
+              <w:bottom w:w="0" w:type="dxa"/>
+              <w:right w:w="0" w:type="dxa"/>
+            </w:tcMar>
+            <w:vAlign w:val="center"/>
+          </w:tcPr>
+          <w:p>
+            <w:pPr>
+              <w:textAlignment w:val="baseline"/>
+              <w:rPr>
+                <w:rFonts w:ascii="Times New Roman" w:eastAsia="Times New Roman" w:hAnsi="Times New Roman" w:cs="Times New Roman"/>
+              </w:rPr>
+            </w:pPr>
+            <w:r>
+              <w:rPr>
+                <w:rFonts w:ascii="Times New Roman" w:eastAsia="Times New Roman" w:hAnsi="Times New Roman" w:cs="Times New Roman"/>
+              </w:rPr>
+              <w:t>diff_pressure</w:t>
+            </w:r>
+          </w:p>
+        </w:tc>
+        <w:tc>
+          <w:tcPr>
+            <w:tcW w:w="1487" w:type="dxa"/>
+            <w:tcBorders>
+              <w:top w:val="none" w:sz="0" w:space="0" w:color="000000"/>
+              <w:left w:val="none" w:sz="0" w:space="0" w:color="000000"/>
+              <w:bottom w:val="none" w:sz="0" w:space="0" w:color="000000"/>
+              <w:right w:val="none" w:sz="0" w:space="0" w:color="000000"/>
+            </w:tcBorders>
+            <w:shd w:val="clear" w:color="auto" w:fill="FFFFFF"/>
+            <w:tcMar>
+              <w:top w:w="0" w:type="dxa"/>
+              <w:left w:w="0" w:type="dxa"/>
+              <w:bottom w:w="0" w:type="dxa"/>
+              <w:right w:w="0" w:type="dxa"/>
+            </w:tcMar>
+            <w:vAlign w:val="center"/>
+          </w:tcPr>
+          <w:p>
+            <w:pPr>
+              <w:textAlignment w:val="baseline"/>
+              <w:rPr>
+                <w:rFonts w:ascii="Times New Roman" w:eastAsia="Times New Roman" w:hAnsi="Times New Roman" w:cs="Times New Roman"/>
+              </w:rPr>
+            </w:pPr>
+            <w:r>
+              <w:rPr>
+                <w:rFonts w:ascii="Times New Roman" w:eastAsia="Times New Roman" w:hAnsi="Times New Roman" w:cs="Times New Roman"/>
+              </w:rPr>
+              <w:t>0.0001</w:t>
+            </w:r>
+          </w:p>
+        </w:tc>
+        <w:tc>
+          <w:tcPr>
+            <w:tcW w:w="1902" w:type="dxa"/>
+            <w:tcBorders>
+              <w:top w:val="none" w:sz="0" w:space="0" w:color="000000"/>
+              <w:left w:val="none" w:sz="0" w:space="0" w:color="000000"/>
+              <w:bottom w:val="none" w:sz="0" w:space="0" w:color="000000"/>
+              <w:right w:val="none" w:sz="0" w:space="0" w:color="000000"/>
+            </w:tcBorders>
+            <w:shd w:val="clear" w:color="auto" w:fill="FFFFFF"/>
+            <w:tcMar>
+              <w:top w:w="0" w:type="dxa"/>
+              <w:left w:w="0" w:type="dxa"/>
+              <w:bottom w:w="0" w:type="dxa"/>
+              <w:right w:w="0" w:type="dxa"/>
+            </w:tcMar>
+            <w:vAlign w:val="center"/>
+          </w:tcPr>
+          <w:p>
+            <w:pPr>
+              <w:textAlignment w:val="baseline"/>
+              <w:rPr>
+                <w:rFonts w:ascii="Times New Roman" w:eastAsia="Times New Roman" w:hAnsi="Times New Roman" w:cs="Times New Roman"/>
+              </w:rPr>
+            </w:pPr>
+            <w:r>
+              <w:rPr>
+                <w:rFonts w:ascii="Times New Roman" w:eastAsia="Times New Roman" w:hAnsi="Times New Roman" w:cs="Times New Roman"/>
+              </w:rPr>
+              <w:t>0.0003</w:t>
+            </w:r>
+          </w:p>
+        </w:tc>
+        <w:tc>
+          <w:tcPr>
+            <w:tcW w:w="1328" w:type="dxa"/>
+            <w:tcBorders>
+              <w:top w:val="none" w:sz="0" w:space="0" w:color="000000"/>
+              <w:left w:val="none" w:sz="0" w:space="0" w:color="000000"/>
+              <w:bottom w:val="none" w:sz="0" w:space="0" w:color="000000"/>
+              <w:right w:val="none" w:sz="0" w:space="0" w:color="000000"/>
+            </w:tcBorders>
+            <w:shd w:val="clear" w:color="auto" w:fill="FFFFFF"/>
+            <w:tcMar>
+              <w:top w:w="0" w:type="dxa"/>
+              <w:left w:w="0" w:type="dxa"/>
+              <w:bottom w:w="0" w:type="dxa"/>
+              <w:right w:w="0" w:type="dxa"/>
+            </w:tcMar>
+            <w:vAlign w:val="center"/>
+          </w:tcPr>
+          <w:p>
+            <w:pPr>
+              <w:textAlignment w:val="baseline"/>
+              <w:rPr>
+                <w:rFonts w:ascii="Times New Roman" w:eastAsia="Times New Roman" w:hAnsi="Times New Roman" w:cs="Times New Roman"/>
+              </w:rPr>
+            </w:pPr>
+            <w:r>
+              <w:rPr>
+                <w:rFonts w:ascii="Times New Roman" w:eastAsia="Times New Roman" w:hAnsi="Times New Roman" w:cs="Times New Roman"/>
+              </w:rPr>
+              <w:t>0.3433</w:t>
+            </w:r>
+          </w:p>
+        </w:tc>
+        <w:tc>
+          <w:tcPr>
+            <w:tcW w:w="1157" w:type="dxa"/>
+            <w:tcBorders>
+              <w:top w:val="none" w:sz="0" w:space="0" w:color="000000"/>
+              <w:left w:val="none" w:sz="0" w:space="0" w:color="000000"/>
+              <w:bottom w:val="none" w:sz="0" w:space="0" w:color="000000"/>
+              <w:right w:val="none" w:sz="0" w:space="0" w:color="000000"/>
+            </w:tcBorders>
+            <w:shd w:val="clear" w:color="auto" w:fill="FFFFFF"/>
+            <w:tcMar>
+              <w:top w:w="0" w:type="dxa"/>
+              <w:left w:w="0" w:type="dxa"/>
+              <w:bottom w:w="0" w:type="dxa"/>
+              <w:right w:w="0" w:type="dxa"/>
+            </w:tcMar>
+            <w:vAlign w:val="center"/>
+          </w:tcPr>
+          <w:p>
+            <w:pPr>
+              <w:textAlignment w:val="baseline"/>
+              <w:rPr>
+                <w:rFonts w:ascii="Times New Roman" w:eastAsia="Times New Roman" w:hAnsi="Times New Roman" w:cs="Times New Roman"/>
+              </w:rPr>
+            </w:pPr>
+            <w:r>
+              <w:rPr>
+                <w:rFonts w:ascii="Times New Roman" w:eastAsia="Times New Roman" w:hAnsi="Times New Roman" w:cs="Times New Roman"/>
+              </w:rPr>
+              <w:t>0.7313</w:t>
+            </w:r>
+          </w:p>
+        </w:tc>
+      </w:tr>
+      <w:tr>
+        <w:trPr>
+          <w:jc w:val="center"/>
+        </w:trPr>
+        <w:tc>
+          <w:tcPr>
+            <w:tcW w:w="2417" w:type="dxa"/>
+            <w:tcBorders>
+              <w:top w:val="none" w:sz="0" w:space="0" w:color="000000"/>
+              <w:left w:val="none" w:sz="0" w:space="0" w:color="000000"/>
+              <w:bottom w:val="none" w:sz="0" w:space="0" w:color="000000"/>
+              <w:right w:val="none" w:sz="0" w:space="0" w:color="000000"/>
+            </w:tcBorders>
+            <w:shd w:val="clear" w:color="auto" w:fill="FFFFFF"/>
+            <w:tcMar>
+              <w:top w:w="0" w:type="dxa"/>
+              <w:left w:w="0" w:type="dxa"/>
+              <w:bottom w:w="0" w:type="dxa"/>
+              <w:right w:w="0" w:type="dxa"/>
+            </w:tcMar>
+            <w:vAlign w:val="center"/>
+          </w:tcPr>
+          <w:p>
+            <w:pPr>
+              <w:textAlignment w:val="baseline"/>
+              <w:rPr>
+                <w:rFonts w:ascii="Times New Roman" w:eastAsia="Times New Roman" w:hAnsi="Times New Roman" w:cs="Times New Roman"/>
+              </w:rPr>
+            </w:pPr>
+            <w:r>
+              <w:rPr>
+                <w:rFonts w:ascii="Times New Roman" w:eastAsia="Times New Roman" w:hAnsi="Times New Roman" w:cs="Times New Roman"/>
+              </w:rPr>
+              <w:t>diff_aggression</w:t>
+            </w:r>
+          </w:p>
+        </w:tc>
+        <w:tc>
+          <w:tcPr>
+            <w:tcW w:w="1487" w:type="dxa"/>
+            <w:tcBorders>
+              <w:top w:val="none" w:sz="0" w:space="0" w:color="000000"/>
+              <w:left w:val="none" w:sz="0" w:space="0" w:color="000000"/>
+              <w:bottom w:val="none" w:sz="0" w:space="0" w:color="000000"/>
+              <w:right w:val="none" w:sz="0" w:space="0" w:color="000000"/>
+            </w:tcBorders>
+            <w:shd w:val="clear" w:color="auto" w:fill="FFFFFF"/>
+            <w:tcMar>
+              <w:top w:w="0" w:type="dxa"/>
+              <w:left w:w="0" w:type="dxa"/>
+              <w:bottom w:w="0" w:type="dxa"/>
+              <w:right w:w="0" w:type="dxa"/>
+            </w:tcMar>
+            <w:vAlign w:val="center"/>
+          </w:tcPr>
+          <w:p>
+            <w:pPr>
+              <w:textAlignment w:val="baseline"/>
+              <w:rPr>
+                <w:rFonts w:ascii="Times New Roman" w:eastAsia="Times New Roman" w:hAnsi="Times New Roman" w:cs="Times New Roman"/>
+              </w:rPr>
+            </w:pPr>
+            <w:r>
+              <w:rPr>
+                <w:rFonts w:ascii="Times New Roman" w:eastAsia="Times New Roman" w:hAnsi="Times New Roman" w:cs="Times New Roman"/>
+              </w:rPr>
+              <w:t>0.0003</w:t>
+            </w:r>
+          </w:p>
+        </w:tc>
+        <w:tc>
+          <w:tcPr>
+            <w:tcW w:w="1902" w:type="dxa"/>
+            <w:tcBorders>
+              <w:top w:val="none" w:sz="0" w:space="0" w:color="000000"/>
+              <w:left w:val="none" w:sz="0" w:space="0" w:color="000000"/>
+              <w:bottom w:val="none" w:sz="0" w:space="0" w:color="000000"/>
+              <w:right w:val="none" w:sz="0" w:space="0" w:color="000000"/>
+            </w:tcBorders>
+            <w:shd w:val="clear" w:color="auto" w:fill="FFFFFF"/>
+            <w:tcMar>
+              <w:top w:w="0" w:type="dxa"/>
+              <w:left w:w="0" w:type="dxa"/>
+              <w:bottom w:w="0" w:type="dxa"/>
+              <w:right w:w="0" w:type="dxa"/>
+            </w:tcMar>
+            <w:vAlign w:val="center"/>
+          </w:tcPr>
+          <w:p>
+            <w:pPr>
+              <w:textAlignment w:val="baseline"/>
+              <w:rPr>
+                <w:rFonts w:ascii="Times New Roman" w:eastAsia="Times New Roman" w:hAnsi="Times New Roman" w:cs="Times New Roman"/>
+              </w:rPr>
+            </w:pPr>
+            <w:r>
+              <w:rPr>
+                <w:rFonts w:ascii="Times New Roman" w:eastAsia="Times New Roman" w:hAnsi="Times New Roman" w:cs="Times New Roman"/>
+              </w:rPr>
+              <w:t>0.0003</w:t>
+            </w:r>
+          </w:p>
+        </w:tc>
+        <w:tc>
+          <w:tcPr>
+            <w:tcW w:w="1328" w:type="dxa"/>
+            <w:tcBorders>
+              <w:top w:val="none" w:sz="0" w:space="0" w:color="000000"/>
+              <w:left w:val="none" w:sz="0" w:space="0" w:color="000000"/>
+              <w:bottom w:val="none" w:sz="0" w:space="0" w:color="000000"/>
+              <w:right w:val="none" w:sz="0" w:space="0" w:color="000000"/>
+            </w:tcBorders>
+            <w:shd w:val="clear" w:color="auto" w:fill="FFFFFF"/>
+            <w:tcMar>
+              <w:top w:w="0" w:type="dxa"/>
+              <w:left w:w="0" w:type="dxa"/>
+              <w:bottom w:w="0" w:type="dxa"/>
+              <w:right w:w="0" w:type="dxa"/>
+            </w:tcMar>
+            <w:vAlign w:val="center"/>
+          </w:tcPr>
+          <w:p>
+            <w:pPr>
+              <w:textAlignment w:val="baseline"/>
+              <w:rPr>
+                <w:rFonts w:ascii="Times New Roman" w:eastAsia="Times New Roman" w:hAnsi="Times New Roman" w:cs="Times New Roman"/>
+              </w:rPr>
+            </w:pPr>
+            <w:r>
+              <w:rPr>
+                <w:rFonts w:ascii="Times New Roman" w:eastAsia="Times New Roman" w:hAnsi="Times New Roman" w:cs="Times New Roman"/>
+              </w:rPr>
+              <w:t>0.9256</w:t>
+            </w:r>
+          </w:p>
+        </w:tc>
+        <w:tc>
+          <w:tcPr>
+            <w:tcW w:w="1157" w:type="dxa"/>
+            <w:tcBorders>
+              <w:top w:val="none" w:sz="0" w:space="0" w:color="000000"/>
+              <w:left w:val="none" w:sz="0" w:space="0" w:color="000000"/>
+              <w:bottom w:val="none" w:sz="0" w:space="0" w:color="000000"/>
+              <w:right w:val="none" w:sz="0" w:space="0" w:color="000000"/>
+            </w:tcBorders>
+            <w:shd w:val="clear" w:color="auto" w:fill="FFFFFF"/>
+            <w:tcMar>
+              <w:top w:w="0" w:type="dxa"/>
+              <w:left w:w="0" w:type="dxa"/>
+              <w:bottom w:w="0" w:type="dxa"/>
+              <w:right w:w="0" w:type="dxa"/>
+            </w:tcMar>
+            <w:vAlign w:val="center"/>
+          </w:tcPr>
+          <w:p>
+            <w:pPr>
+              <w:textAlignment w:val="baseline"/>
+              <w:rPr>
+                <w:rFonts w:ascii="Times New Roman" w:eastAsia="Times New Roman" w:hAnsi="Times New Roman" w:cs="Times New Roman"/>
+              </w:rPr>
+            </w:pPr>
+            <w:r>
+              <w:rPr>
+                <w:rFonts w:ascii="Times New Roman" w:eastAsia="Times New Roman" w:hAnsi="Times New Roman" w:cs="Times New Roman"/>
+              </w:rPr>
+              <w:t>0.3546</w:t>
+            </w:r>
+          </w:p>
+        </w:tc>
+      </w:tr>
+      <w:tr>
+        <w:trPr>
+          <w:jc w:val="center"/>
+        </w:trPr>
+        <w:tc>
+          <w:tcPr>
+            <w:tcW w:w="2417" w:type="dxa"/>
+            <w:tcBorders>
+              <w:top w:val="none" w:sz="0" w:space="0" w:color="000000"/>
+              <w:left w:val="none" w:sz="0" w:space="0" w:color="000000"/>
+              <w:bottom w:val="none" w:sz="0" w:space="0" w:color="000000"/>
+              <w:right w:val="none" w:sz="0" w:space="0" w:color="000000"/>
+            </w:tcBorders>
+            <w:shd w:val="clear" w:color="auto" w:fill="FFFFFF"/>
+            <w:tcMar>
+              <w:top w:w="0" w:type="dxa"/>
+              <w:left w:w="0" w:type="dxa"/>
+              <w:bottom w:w="0" w:type="dxa"/>
+              <w:right w:w="0" w:type="dxa"/>
+            </w:tcMar>
+            <w:vAlign w:val="center"/>
+          </w:tcPr>
+          <w:p>
+            <w:pPr>
+              <w:textAlignment w:val="baseline"/>
+              <w:rPr>
+                <w:rFonts w:ascii="Times New Roman" w:eastAsia="Times New Roman" w:hAnsi="Times New Roman" w:cs="Times New Roman"/>
+              </w:rPr>
+            </w:pPr>
+            <w:r>
+              <w:rPr>
+                <w:rFonts w:ascii="Times New Roman" w:eastAsia="Times New Roman" w:hAnsi="Times New Roman" w:cs="Times New Roman"/>
+              </w:rPr>
+              <w:t>diff_speed</w:t>
+            </w:r>
+          </w:p>
+        </w:tc>
+        <w:tc>
+          <w:tcPr>
+            <w:tcW w:w="1487" w:type="dxa"/>
+            <w:tcBorders>
+              <w:top w:val="none" w:sz="0" w:space="0" w:color="000000"/>
+              <w:left w:val="none" w:sz="0" w:space="0" w:color="000000"/>
+              <w:bottom w:val="none" w:sz="0" w:space="0" w:color="000000"/>
+              <w:right w:val="none" w:sz="0" w:space="0" w:color="000000"/>
+            </w:tcBorders>
+            <w:shd w:val="clear" w:color="auto" w:fill="FFFFFF"/>
+            <w:tcMar>
+              <w:top w:w="0" w:type="dxa"/>
+              <w:left w:w="0" w:type="dxa"/>
+              <w:bottom w:w="0" w:type="dxa"/>
+              <w:right w:w="0" w:type="dxa"/>
+            </w:tcMar>
+            <w:vAlign w:val="center"/>
+          </w:tcPr>
+          <w:p>
+            <w:pPr>
+              <w:textAlignment w:val="baseline"/>
+              <w:rPr>
+                <w:rFonts w:ascii="Times New Roman" w:eastAsia="Times New Roman" w:hAnsi="Times New Roman" w:cs="Times New Roman"/>
+              </w:rPr>
+            </w:pPr>
+            <w:r>
+              <w:rPr>
+                <w:rFonts w:ascii="Times New Roman" w:eastAsia="Times New Roman" w:hAnsi="Times New Roman" w:cs="Times New Roman"/>
+              </w:rPr>
+              <w:t>0.0002</w:t>
+            </w:r>
+          </w:p>
+        </w:tc>
+        <w:tc>
+          <w:tcPr>
+            <w:tcW w:w="1902" w:type="dxa"/>
+            <w:tcBorders>
+              <w:top w:val="none" w:sz="0" w:space="0" w:color="000000"/>
+              <w:left w:val="none" w:sz="0" w:space="0" w:color="000000"/>
+              <w:bottom w:val="none" w:sz="0" w:space="0" w:color="000000"/>
+              <w:right w:val="none" w:sz="0" w:space="0" w:color="000000"/>
+            </w:tcBorders>
+            <w:shd w:val="clear" w:color="auto" w:fill="FFFFFF"/>
+            <w:tcMar>
+              <w:top w:w="0" w:type="dxa"/>
+              <w:left w:w="0" w:type="dxa"/>
+              <w:bottom w:w="0" w:type="dxa"/>
+              <w:right w:w="0" w:type="dxa"/>
+            </w:tcMar>
+            <w:vAlign w:val="center"/>
+          </w:tcPr>
+          <w:p>
+            <w:pPr>
+              <w:textAlignment w:val="baseline"/>
+              <w:rPr>
+                <w:rFonts w:ascii="Times New Roman" w:eastAsia="Times New Roman" w:hAnsi="Times New Roman" w:cs="Times New Roman"/>
+              </w:rPr>
+            </w:pPr>
+            <w:r>
+              <w:rPr>
+                <w:rFonts w:ascii="Times New Roman" w:eastAsia="Times New Roman" w:hAnsi="Times New Roman" w:cs="Times New Roman"/>
+              </w:rPr>
+              <w:t>0.0002</w:t>
+            </w:r>
+          </w:p>
+        </w:tc>
+        <w:tc>
+          <w:tcPr>
+            <w:tcW w:w="1328" w:type="dxa"/>
+            <w:tcBorders>
+              <w:top w:val="none" w:sz="0" w:space="0" w:color="000000"/>
+              <w:left w:val="none" w:sz="0" w:space="0" w:color="000000"/>
+              <w:bottom w:val="none" w:sz="0" w:space="0" w:color="000000"/>
+              <w:right w:val="none" w:sz="0" w:space="0" w:color="000000"/>
+            </w:tcBorders>
+            <w:shd w:val="clear" w:color="auto" w:fill="FFFFFF"/>
+            <w:tcMar>
+              <w:top w:w="0" w:type="dxa"/>
+              <w:left w:w="0" w:type="dxa"/>
+              <w:bottom w:w="0" w:type="dxa"/>
+              <w:right w:w="0" w:type="dxa"/>
+            </w:tcMar>
+            <w:vAlign w:val="center"/>
+          </w:tcPr>
+          <w:p>
+            <w:pPr>
+              <w:textAlignment w:val="baseline"/>
+              <w:rPr>
+                <w:rFonts w:ascii="Times New Roman" w:eastAsia="Times New Roman" w:hAnsi="Times New Roman" w:cs="Times New Roman"/>
+              </w:rPr>
+            </w:pPr>
+            <w:r>
+              <w:rPr>
+                <w:rFonts w:ascii="Times New Roman" w:eastAsia="Times New Roman" w:hAnsi="Times New Roman" w:cs="Times New Roman"/>
+              </w:rPr>
+              <w:t>0.6311</w:t>
+            </w:r>
+          </w:p>
+        </w:tc>
+        <w:tc>
+          <w:tcPr>
+            <w:tcW w:w="1157" w:type="dxa"/>
+            <w:tcBorders>
+              <w:top w:val="none" w:sz="0" w:space="0" w:color="000000"/>
+              <w:left w:val="none" w:sz="0" w:space="0" w:color="000000"/>
+              <w:bottom w:val="none" w:sz="0" w:space="0" w:color="000000"/>
+              <w:right w:val="none" w:sz="0" w:space="0" w:color="000000"/>
+            </w:tcBorders>
+            <w:shd w:val="clear" w:color="auto" w:fill="FFFFFF"/>
+            <w:tcMar>
+              <w:top w:w="0" w:type="dxa"/>
+              <w:left w:w="0" w:type="dxa"/>
+              <w:bottom w:w="0" w:type="dxa"/>
+              <w:right w:w="0" w:type="dxa"/>
+            </w:tcMar>
+            <w:vAlign w:val="center"/>
+          </w:tcPr>
+          <w:p>
+            <w:pPr>
+              <w:textAlignment w:val="baseline"/>
+              <w:rPr>
+                <w:rFonts w:ascii="Times New Roman" w:eastAsia="Times New Roman" w:hAnsi="Times New Roman" w:cs="Times New Roman"/>
+              </w:rPr>
+            </w:pPr>
+            <w:r>
+              <w:rPr>
+                <w:rFonts w:ascii="Times New Roman" w:eastAsia="Times New Roman" w:hAnsi="Times New Roman" w:cs="Times New Roman"/>
+              </w:rPr>
+              <w:t>0.5280</w:t>
+            </w:r>
+          </w:p>
+        </w:tc>
+      </w:tr>
+      <w:tr>
+        <w:trPr>
+          <w:jc w:val="center"/>
+        </w:trPr>
+        <w:tc>
+          <w:tcPr>
+            <w:tcW w:w="2417" w:type="dxa"/>
+            <w:tcBorders>
+              <w:top w:val="none" w:sz="0" w:space="0" w:color="000000"/>
+              <w:left w:val="none" w:sz="0" w:space="0" w:color="000000"/>
+              <w:bottom w:val="single" w:sz="12" w:space="0" w:color="666666"/>
+              <w:right w:val="none" w:sz="0" w:space="0" w:color="000000"/>
+            </w:tcBorders>
+            <w:shd w:val="clear" w:color="auto" w:fill="FFFFFF"/>
+            <w:tcMar>
+              <w:top w:w="0" w:type="dxa"/>
+              <w:left w:w="0" w:type="dxa"/>
+              <w:bottom w:w="0" w:type="dxa"/>
+              <w:right w:w="0" w:type="dxa"/>
+            </w:tcMar>
+            <w:vAlign w:val="center"/>
+          </w:tcPr>
+          <w:p>
+            <w:pPr>
+              <w:textAlignment w:val="baseline"/>
+              <w:rPr>
+                <w:rFonts w:ascii="Times New Roman" w:eastAsia="Times New Roman" w:hAnsi="Times New Roman" w:cs="Times New Roman"/>
+              </w:rPr>
+            </w:pPr>
+            <w:proofErr w:type="spellStart"/>
+            <w:r>
+              <w:rPr>
+                <w:rFonts w:ascii="Times New Roman" w:eastAsia="Times New Roman" w:hAnsi="Times New Roman" w:cs="Times New Roman"/>
+              </w:rPr>
+              <w:t>diff_chance_passing</w:t>
+            </w:r>
+            <w:proofErr w:type="spellEnd"/>
+          </w:p>
+        </w:tc>
+        <w:tc>
+          <w:tcPr>
+            <w:tcW w:w="1487" w:type="dxa"/>
+            <w:tcBorders>
+              <w:top w:val="none" w:sz="0" w:space="0" w:color="000000"/>
+              <w:left w:val="none" w:sz="0" w:space="0" w:color="000000"/>
+              <w:bottom w:val="single" w:sz="12" w:space="0" w:color="666666"/>
+              <w:right w:val="none" w:sz="0" w:space="0" w:color="000000"/>
+            </w:tcBorders>
+            <w:shd w:val="clear" w:color="auto" w:fill="FFFFFF"/>
+            <w:tcMar>
+              <w:top w:w="0" w:type="dxa"/>
+              <w:left w:w="0" w:type="dxa"/>
+              <w:bottom w:w="0" w:type="dxa"/>
+              <w:right w:w="0" w:type="dxa"/>
+            </w:tcMar>
+            <w:vAlign w:val="center"/>
+          </w:tcPr>
+          <w:p>
+            <w:pPr>
+              <w:textAlignment w:val="baseline"/>
+              <w:rPr>
+                <w:rFonts w:ascii="Times New Roman" w:eastAsia="Times New Roman" w:hAnsi="Times New Roman" w:cs="Times New Roman"/>
+              </w:rPr>
+            </w:pPr>
+            <w:r>
+              <w:rPr>
+                <w:rFonts w:ascii="Times New Roman" w:eastAsia="Times New Roman" w:hAnsi="Times New Roman" w:cs="Times New Roman"/>
+              </w:rPr>
+              <w:t>-0.0001</w:t>
+            </w:r>
+          </w:p>
+        </w:tc>
+        <w:tc>
+          <w:tcPr>
+            <w:tcW w:w="1902" w:type="dxa"/>
+            <w:tcBorders>
+              <w:top w:val="none" w:sz="0" w:space="0" w:color="000000"/>
+              <w:left w:val="none" w:sz="0" w:space="0" w:color="000000"/>
+              <w:bottom w:val="single" w:sz="12" w:space="0" w:color="666666"/>
+              <w:right w:val="none" w:sz="0" w:space="0" w:color="000000"/>
+            </w:tcBorders>
+            <w:shd w:val="clear" w:color="auto" w:fill="FFFFFF"/>
+            <w:tcMar>
+              <w:top w:w="0" w:type="dxa"/>
+              <w:left w:w="0" w:type="dxa"/>
+              <w:bottom w:w="0" w:type="dxa"/>
+              <w:right w:w="0" w:type="dxa"/>
+            </w:tcMar>
+            <w:vAlign w:val="center"/>
+          </w:tcPr>
+          <w:p>
+            <w:pPr>
+              <w:textAlignment w:val="baseline"/>
+              <w:rPr>
+                <w:rFonts w:ascii="Times New Roman" w:eastAsia="Times New Roman" w:hAnsi="Times New Roman" w:cs="Times New Roman"/>
+              </w:rPr>
+            </w:pPr>
+            <w:r>
+              <w:rPr>
+                <w:rFonts w:ascii="Times New Roman" w:eastAsia="Times New Roman" w:hAnsi="Times New Roman" w:cs="Times New Roman"/>
+              </w:rPr>
+              <w:t>0.0002</w:t>
+            </w:r>
+          </w:p>
+        </w:tc>
+        <w:tc>
+          <w:tcPr>
+            <w:tcW w:w="1328" w:type="dxa"/>
+            <w:tcBorders>
+              <w:top w:val="none" w:sz="0" w:space="0" w:color="000000"/>
+              <w:left w:val="none" w:sz="0" w:space="0" w:color="000000"/>
+              <w:bottom w:val="single" w:sz="12" w:space="0" w:color="666666"/>
+              <w:right w:val="none" w:sz="0" w:space="0" w:color="000000"/>
+            </w:tcBorders>
+            <w:shd w:val="clear" w:color="auto" w:fill="FFFFFF"/>
+            <w:tcMar>
+              <w:top w:w="0" w:type="dxa"/>
+              <w:left w:w="0" w:type="dxa"/>
+              <w:bottom w:w="0" w:type="dxa"/>
+              <w:right w:w="0" w:type="dxa"/>
+            </w:tcMar>
+            <w:vAlign w:val="center"/>
+          </w:tcPr>
+          <w:p>
+            <w:pPr>
+              <w:textAlignment w:val="baseline"/>
+              <w:rPr>
+                <w:rFonts w:ascii="Times New Roman" w:eastAsia="Times New Roman" w:hAnsi="Times New Roman" w:cs="Times New Roman"/>
+              </w:rPr>
+            </w:pPr>
+            <w:r>
+              <w:rPr>
+                <w:rFonts w:ascii="Times New Roman" w:eastAsia="Times New Roman" w:hAnsi="Times New Roman" w:cs="Times New Roman"/>
+              </w:rPr>
+              <w:t>-0.6224</w:t>
+            </w:r>
+          </w:p>
+        </w:tc>
+        <w:tc>
+          <w:tcPr>
+            <w:tcW w:w="1157" w:type="dxa"/>
+            <w:tcBorders>
+              <w:top w:val="none" w:sz="0" w:space="0" w:color="000000"/>
+              <w:left w:val="none" w:sz="0" w:space="0" w:color="000000"/>
+              <w:bottom w:val="single" w:sz="12" w:space="0" w:color="666666"/>
+              <w:right w:val="none" w:sz="0" w:space="0" w:color="000000"/>
+            </w:tcBorders>
+            <w:shd w:val="clear" w:color="auto" w:fill="FFFFFF"/>
+            <w:tcMar>
+              <w:top w:w="0" w:type="dxa"/>
+              <w:left w:w="0" w:type="dxa"/>
+              <w:bottom w:w="0" w:type="dxa"/>
+              <w:right w:w="0" w:type="dxa"/>
+            </w:tcMar>
+            <w:vAlign w:val="center"/>
+          </w:tcPr>
+          <w:p>
+            <w:pPr>
+              <w:textAlignment w:val="baseline"/>
+              <w:rPr>
+                <w:rFonts w:ascii="Times New Roman" w:eastAsia="Times New Roman" w:hAnsi="Times New Roman" w:cs="Times New Roman"/>
+              </w:rPr>
+            </w:pPr>
+            <w:r>
+              <w:rPr>
+                <w:rFonts w:ascii="Times New Roman" w:eastAsia="Times New Roman" w:hAnsi="Times New Roman" w:cs="Times New Roman"/>
+              </w:rPr>
+              <w:t>0.5337</w:t>
+            </w:r>
+          </w:p>
+        </w:tc>
+      </w:tr>
+    </w:tbl>
+    <w:p>
+      <w:pPr>
+        <w:pStyle w:val="paragraph"/>
+        <w:spacing w:before="0" w:beforeAutospacing="0" w:after="0" w:afterAutospacing="0"/>
+        <w:jc w:val="both"/>
+        <w:textAlignment w:val="baseline"/>
+        <w:rPr>
+          <w:b/>
+          <w:bCs/>
+          <w:i/>
+          <w:iCs/>
+          <w:sz w:val="22"/>
+          <w:szCs w:val="22"/>
+        </w:rPr>
+      </w:pPr>
+      <w:r>
+        <w:rPr>
+          <w:b/>
+          <w:bCs/>
+          <w:i/>
+          <w:iCs/>
+          <w:sz w:val="22"/>
+          <w:szCs w:val="22"/>
+        </w:rPr>
+        <w:t>Tabla5</w:t>
+      </w:r>
+      <w:r>
+        <w:rPr>
+          <w:b/>
+          <w:bCs/>
+          <w:i/>
+          <w:iCs/>
+          <w:sz w:val="22"/>
+          <w:szCs w:val="22"/>
+        </w:rPr>
+        <w:t xml:space="preserve"> . Promedio Rating Advantage por resultado</w:t>
+      </w:r>
+    </w:p>
+    <w:p>
+      <w:pPr>
+        <w:pStyle w:val="paragraph"/>
+        <w:spacing w:before="0" w:beforeAutospacing="0" w:after="0" w:afterAutospacing="0"/>
+        <w:jc w:val="both"/>
+        <w:textAlignment w:val="baseline"/>
+        <w:rPr>
+          <w:b/>
+          <w:bCs/>
+          <w:i/>
+          <w:iCs/>
+          <w:sz w:val="22"/>
+          <w:szCs w:val="22"/>
+        </w:rPr>
+      </w:pPr>
+    </w:p>
     <w:p>
       <w:pPr>
         <w:textAlignment w:val="baseline"/>
@@ -9196,6 +12504,7 @@
         <w:rPr>
           <w:rFonts w:ascii="Times New Roman" w:eastAsia="Times New Roman" w:hAnsi="Times New Roman" w:cs="Times New Roman"/>
         </w:rPr>
+        <w:lastRenderedPageBreak/>
         <w:t>Tras incluir rating, muchas de las variables tácticas dejaron de ser significativas lo que indica que gran parte del efecto táctico estaba correlacionado con la calidad de los equipos, ya que los buenos equipos tienden a tener mejores atributos tácticos. </w:t>
       </w:r>
     </w:p>
@@ -9206,11 +12515,2871 @@
           <w:rFonts w:ascii="Times New Roman" w:eastAsia="Times New Roman" w:hAnsi="Times New Roman" w:cs="Times New Roman"/>
         </w:rPr>
       </w:pPr>
-      <w:r>
+    </w:p>
+    <w:tbl>
+      <w:tblPr>
+        <w:tblpPr w:leftFromText="141" w:rightFromText="141" w:vertAnchor="page" w:horzAnchor="margin" w:tblpXSpec="center" w:tblpY="10108"/>
+        <w:tblW w:w="9575" w:type="dxa"/>
+        <w:tblLayout w:type="fixed"/>
+        <w:tblLook w:val="0420" w:firstRow="1" w:lastRow="0" w:firstColumn="0" w:lastColumn="0" w:noHBand="0" w:noVBand="1"/>
+      </w:tblPr>
+      <w:tblGrid>
+        <w:gridCol w:w="1401"/>
+        <w:gridCol w:w="1237"/>
+        <w:gridCol w:w="1109"/>
+        <w:gridCol w:w="1224"/>
+        <w:gridCol w:w="1252"/>
+        <w:gridCol w:w="1274"/>
+        <w:gridCol w:w="975"/>
+        <w:gridCol w:w="1103"/>
+      </w:tblGrid>
+      <w:tr>
+        <w:trPr>
+          <w:trHeight w:val="424"/>
+          <w:tblHeader/>
+        </w:trPr>
+        <w:tc>
+          <w:tcPr>
+            <w:tcW w:w="1401" w:type="dxa"/>
+            <w:tcBorders>
+              <w:top w:val="single" w:sz="12" w:space="0" w:color="666666"/>
+              <w:left w:val="none" w:sz="0" w:space="0" w:color="000000"/>
+              <w:bottom w:val="single" w:sz="12" w:space="0" w:color="666666"/>
+              <w:right w:val="none" w:sz="0" w:space="0" w:color="000000"/>
+            </w:tcBorders>
+            <w:shd w:val="clear" w:color="auto" w:fill="FFFFFF"/>
+            <w:tcMar>
+              <w:top w:w="0" w:type="dxa"/>
+              <w:left w:w="0" w:type="dxa"/>
+              <w:bottom w:w="0" w:type="dxa"/>
+              <w:right w:w="0" w:type="dxa"/>
+            </w:tcMar>
+            <w:vAlign w:val="center"/>
+          </w:tcPr>
+          <w:p>
+            <w:pPr>
+              <w:textAlignment w:val="baseline"/>
+              <w:rPr>
+                <w:rFonts w:ascii="Times New Roman" w:eastAsia="Times New Roman" w:hAnsi="Times New Roman" w:cs="Times New Roman"/>
+              </w:rPr>
+            </w:pPr>
+            <w:r>
+              <w:rPr>
+                <w:rFonts w:ascii="Times New Roman" w:eastAsia="Times New Roman" w:hAnsi="Times New Roman" w:cs="Times New Roman"/>
+              </w:rPr>
+              <w:t>Variable</w:t>
+            </w:r>
+          </w:p>
+        </w:tc>
+        <w:tc>
+          <w:tcPr>
+            <w:tcW w:w="1237" w:type="dxa"/>
+            <w:tcBorders>
+              <w:top w:val="single" w:sz="12" w:space="0" w:color="666666"/>
+              <w:left w:val="none" w:sz="0" w:space="0" w:color="000000"/>
+              <w:bottom w:val="single" w:sz="12" w:space="0" w:color="666666"/>
+              <w:right w:val="none" w:sz="0" w:space="0" w:color="000000"/>
+            </w:tcBorders>
+            <w:shd w:val="clear" w:color="auto" w:fill="FFFFFF"/>
+            <w:tcMar>
+              <w:top w:w="0" w:type="dxa"/>
+              <w:left w:w="0" w:type="dxa"/>
+              <w:bottom w:w="0" w:type="dxa"/>
+              <w:right w:w="0" w:type="dxa"/>
+            </w:tcMar>
+            <w:vAlign w:val="center"/>
+          </w:tcPr>
+          <w:p>
+            <w:pPr>
+              <w:textAlignment w:val="baseline"/>
+              <w:rPr>
+                <w:rFonts w:ascii="Times New Roman" w:eastAsia="Times New Roman" w:hAnsi="Times New Roman" w:cs="Times New Roman"/>
+              </w:rPr>
+            </w:pPr>
+            <w:r>
+              <w:rPr>
+                <w:rFonts w:ascii="Times New Roman" w:eastAsia="Times New Roman" w:hAnsi="Times New Roman" w:cs="Times New Roman"/>
+              </w:rPr>
+              <w:t>home_win_binary</w:t>
+            </w:r>
+          </w:p>
+        </w:tc>
+        <w:tc>
+          <w:tcPr>
+            <w:tcW w:w="1109" w:type="dxa"/>
+            <w:tcBorders>
+              <w:top w:val="single" w:sz="12" w:space="0" w:color="666666"/>
+              <w:left w:val="none" w:sz="0" w:space="0" w:color="000000"/>
+              <w:bottom w:val="single" w:sz="12" w:space="0" w:color="666666"/>
+              <w:right w:val="none" w:sz="0" w:space="0" w:color="000000"/>
+            </w:tcBorders>
+            <w:shd w:val="clear" w:color="auto" w:fill="FFFFFF"/>
+            <w:tcMar>
+              <w:top w:w="0" w:type="dxa"/>
+              <w:left w:w="0" w:type="dxa"/>
+              <w:bottom w:w="0" w:type="dxa"/>
+              <w:right w:w="0" w:type="dxa"/>
+            </w:tcMar>
+            <w:vAlign w:val="center"/>
+          </w:tcPr>
+          <w:p>
+            <w:pPr>
+              <w:textAlignment w:val="baseline"/>
+              <w:rPr>
+                <w:rFonts w:ascii="Times New Roman" w:eastAsia="Times New Roman" w:hAnsi="Times New Roman" w:cs="Times New Roman"/>
+              </w:rPr>
+            </w:pPr>
+            <w:proofErr w:type="spellStart"/>
+            <w:r>
+              <w:rPr>
+                <w:rFonts w:ascii="Times New Roman" w:eastAsia="Times New Roman" w:hAnsi="Times New Roman" w:cs="Times New Roman"/>
+              </w:rPr>
+              <w:t>goal_difference</w:t>
+            </w:r>
+            <w:proofErr w:type="spellEnd"/>
+          </w:p>
+        </w:tc>
+        <w:tc>
+          <w:tcPr>
+            <w:tcW w:w="1224" w:type="dxa"/>
+            <w:tcBorders>
+              <w:top w:val="single" w:sz="12" w:space="0" w:color="666666"/>
+              <w:left w:val="none" w:sz="0" w:space="0" w:color="000000"/>
+              <w:bottom w:val="single" w:sz="12" w:space="0" w:color="666666"/>
+              <w:right w:val="none" w:sz="0" w:space="0" w:color="000000"/>
+            </w:tcBorders>
+            <w:shd w:val="clear" w:color="auto" w:fill="FFFFFF"/>
+            <w:tcMar>
+              <w:top w:w="0" w:type="dxa"/>
+              <w:left w:w="0" w:type="dxa"/>
+              <w:bottom w:w="0" w:type="dxa"/>
+              <w:right w:w="0" w:type="dxa"/>
+            </w:tcMar>
+            <w:vAlign w:val="center"/>
+          </w:tcPr>
+          <w:p>
+            <w:pPr>
+              <w:textAlignment w:val="baseline"/>
+              <w:rPr>
+                <w:rFonts w:ascii="Times New Roman" w:eastAsia="Times New Roman" w:hAnsi="Times New Roman" w:cs="Times New Roman"/>
+              </w:rPr>
+            </w:pPr>
+            <w:r>
+              <w:rPr>
+                <w:rFonts w:ascii="Times New Roman" w:eastAsia="Times New Roman" w:hAnsi="Times New Roman" w:cs="Times New Roman"/>
+              </w:rPr>
+              <w:t>rating_advantage</w:t>
+            </w:r>
+          </w:p>
+        </w:tc>
+        <w:tc>
+          <w:tcPr>
+            <w:tcW w:w="1252" w:type="dxa"/>
+            <w:tcBorders>
+              <w:top w:val="single" w:sz="12" w:space="0" w:color="666666"/>
+              <w:left w:val="none" w:sz="0" w:space="0" w:color="000000"/>
+              <w:bottom w:val="single" w:sz="12" w:space="0" w:color="666666"/>
+              <w:right w:val="none" w:sz="0" w:space="0" w:color="000000"/>
+            </w:tcBorders>
+            <w:shd w:val="clear" w:color="auto" w:fill="FFFFFF"/>
+            <w:tcMar>
+              <w:top w:w="0" w:type="dxa"/>
+              <w:left w:w="0" w:type="dxa"/>
+              <w:bottom w:w="0" w:type="dxa"/>
+              <w:right w:w="0" w:type="dxa"/>
+            </w:tcMar>
+            <w:vAlign w:val="center"/>
+          </w:tcPr>
+          <w:p>
+            <w:pPr>
+              <w:textAlignment w:val="baseline"/>
+              <w:rPr>
+                <w:rFonts w:ascii="Times New Roman" w:eastAsia="Times New Roman" w:hAnsi="Times New Roman" w:cs="Times New Roman"/>
+              </w:rPr>
+            </w:pPr>
+            <w:proofErr w:type="spellStart"/>
+            <w:r>
+              <w:rPr>
+                <w:rFonts w:ascii="Times New Roman" w:eastAsia="Times New Roman" w:hAnsi="Times New Roman" w:cs="Times New Roman"/>
+              </w:rPr>
+              <w:t>height_advantage</w:t>
+            </w:r>
+            <w:proofErr w:type="spellEnd"/>
+          </w:p>
+        </w:tc>
+        <w:tc>
+          <w:tcPr>
+            <w:tcW w:w="1274" w:type="dxa"/>
+            <w:tcBorders>
+              <w:top w:val="single" w:sz="12" w:space="0" w:color="666666"/>
+              <w:left w:val="none" w:sz="0" w:space="0" w:color="000000"/>
+              <w:bottom w:val="single" w:sz="12" w:space="0" w:color="666666"/>
+              <w:right w:val="none" w:sz="0" w:space="0" w:color="000000"/>
+            </w:tcBorders>
+            <w:shd w:val="clear" w:color="auto" w:fill="FFFFFF"/>
+            <w:tcMar>
+              <w:top w:w="0" w:type="dxa"/>
+              <w:left w:w="0" w:type="dxa"/>
+              <w:bottom w:w="0" w:type="dxa"/>
+              <w:right w:w="0" w:type="dxa"/>
+            </w:tcMar>
+            <w:vAlign w:val="center"/>
+          </w:tcPr>
+          <w:p>
+            <w:pPr>
+              <w:textAlignment w:val="baseline"/>
+              <w:rPr>
+                <w:rFonts w:ascii="Times New Roman" w:eastAsia="Times New Roman" w:hAnsi="Times New Roman" w:cs="Times New Roman"/>
+              </w:rPr>
+            </w:pPr>
+            <w:proofErr w:type="spellStart"/>
+            <w:r>
+              <w:rPr>
+                <w:rFonts w:ascii="Times New Roman" w:eastAsia="Times New Roman" w:hAnsi="Times New Roman" w:cs="Times New Roman"/>
+              </w:rPr>
+              <w:t>weight_advantage</w:t>
+            </w:r>
+            <w:proofErr w:type="spellEnd"/>
+          </w:p>
+        </w:tc>
+        <w:tc>
+          <w:tcPr>
+            <w:tcW w:w="975" w:type="dxa"/>
+            <w:tcBorders>
+              <w:top w:val="single" w:sz="12" w:space="0" w:color="666666"/>
+              <w:left w:val="none" w:sz="0" w:space="0" w:color="000000"/>
+              <w:bottom w:val="single" w:sz="12" w:space="0" w:color="666666"/>
+              <w:right w:val="none" w:sz="0" w:space="0" w:color="000000"/>
+            </w:tcBorders>
+            <w:shd w:val="clear" w:color="auto" w:fill="FFFFFF"/>
+            <w:tcMar>
+              <w:top w:w="0" w:type="dxa"/>
+              <w:left w:w="0" w:type="dxa"/>
+              <w:bottom w:w="0" w:type="dxa"/>
+              <w:right w:w="0" w:type="dxa"/>
+            </w:tcMar>
+            <w:vAlign w:val="center"/>
+          </w:tcPr>
+          <w:p>
+            <w:pPr>
+              <w:textAlignment w:val="baseline"/>
+              <w:rPr>
+                <w:rFonts w:ascii="Times New Roman" w:eastAsia="Times New Roman" w:hAnsi="Times New Roman" w:cs="Times New Roman"/>
+              </w:rPr>
+            </w:pPr>
+            <w:r>
+              <w:rPr>
+                <w:rFonts w:ascii="Times New Roman" w:eastAsia="Times New Roman" w:hAnsi="Times New Roman" w:cs="Times New Roman"/>
+              </w:rPr>
+              <w:t>diff_pressure</w:t>
+            </w:r>
+          </w:p>
+        </w:tc>
+        <w:tc>
+          <w:tcPr>
+            <w:tcW w:w="1103" w:type="dxa"/>
+            <w:tcBorders>
+              <w:top w:val="single" w:sz="12" w:space="0" w:color="666666"/>
+              <w:left w:val="none" w:sz="0" w:space="0" w:color="000000"/>
+              <w:bottom w:val="single" w:sz="12" w:space="0" w:color="666666"/>
+              <w:right w:val="none" w:sz="0" w:space="0" w:color="000000"/>
+            </w:tcBorders>
+            <w:shd w:val="clear" w:color="auto" w:fill="FFFFFF"/>
+            <w:tcMar>
+              <w:top w:w="0" w:type="dxa"/>
+              <w:left w:w="0" w:type="dxa"/>
+              <w:bottom w:w="0" w:type="dxa"/>
+              <w:right w:w="0" w:type="dxa"/>
+            </w:tcMar>
+            <w:vAlign w:val="center"/>
+          </w:tcPr>
+          <w:p>
+            <w:pPr>
+              <w:textAlignment w:val="baseline"/>
+              <w:rPr>
+                <w:rFonts w:ascii="Times New Roman" w:eastAsia="Times New Roman" w:hAnsi="Times New Roman" w:cs="Times New Roman"/>
+              </w:rPr>
+            </w:pPr>
+            <w:r>
+              <w:rPr>
+                <w:rFonts w:ascii="Times New Roman" w:eastAsia="Times New Roman" w:hAnsi="Times New Roman" w:cs="Times New Roman"/>
+              </w:rPr>
+              <w:t>diff_aggression</w:t>
+            </w:r>
+          </w:p>
+        </w:tc>
+      </w:tr>
+      <w:tr>
+        <w:trPr>
+          <w:trHeight w:val="370"/>
+        </w:trPr>
+        <w:tc>
+          <w:tcPr>
+            <w:tcW w:w="1401" w:type="dxa"/>
+            <w:tcBorders>
+              <w:top w:val="single" w:sz="12" w:space="0" w:color="666666"/>
+              <w:left w:val="none" w:sz="0" w:space="0" w:color="000000"/>
+              <w:bottom w:val="none" w:sz="0" w:space="0" w:color="000000"/>
+              <w:right w:val="none" w:sz="0" w:space="0" w:color="000000"/>
+            </w:tcBorders>
+            <w:shd w:val="clear" w:color="auto" w:fill="FFFFFF"/>
+            <w:tcMar>
+              <w:top w:w="0" w:type="dxa"/>
+              <w:left w:w="0" w:type="dxa"/>
+              <w:bottom w:w="0" w:type="dxa"/>
+              <w:right w:w="0" w:type="dxa"/>
+            </w:tcMar>
+            <w:vAlign w:val="center"/>
+          </w:tcPr>
+          <w:p>
+            <w:pPr>
+              <w:textAlignment w:val="baseline"/>
+              <w:rPr>
+                <w:rFonts w:ascii="Times New Roman" w:eastAsia="Times New Roman" w:hAnsi="Times New Roman" w:cs="Times New Roman"/>
+              </w:rPr>
+            </w:pPr>
+            <w:r>
+              <w:rPr>
+                <w:rFonts w:ascii="Times New Roman" w:eastAsia="Times New Roman" w:hAnsi="Times New Roman" w:cs="Times New Roman"/>
+              </w:rPr>
+              <w:t>home_win_binary</w:t>
+            </w:r>
+          </w:p>
+        </w:tc>
+        <w:tc>
+          <w:tcPr>
+            <w:tcW w:w="1237" w:type="dxa"/>
+            <w:tcBorders>
+              <w:top w:val="single" w:sz="12" w:space="0" w:color="666666"/>
+              <w:left w:val="none" w:sz="0" w:space="0" w:color="000000"/>
+              <w:bottom w:val="none" w:sz="0" w:space="0" w:color="000000"/>
+              <w:right w:val="none" w:sz="0" w:space="0" w:color="000000"/>
+            </w:tcBorders>
+            <w:shd w:val="clear" w:color="auto" w:fill="FFFFFF"/>
+            <w:tcMar>
+              <w:top w:w="0" w:type="dxa"/>
+              <w:left w:w="0" w:type="dxa"/>
+              <w:bottom w:w="0" w:type="dxa"/>
+              <w:right w:w="0" w:type="dxa"/>
+            </w:tcMar>
+            <w:vAlign w:val="center"/>
+          </w:tcPr>
+          <w:p>
+            <w:pPr>
+              <w:textAlignment w:val="baseline"/>
+              <w:rPr>
+                <w:rFonts w:ascii="Times New Roman" w:eastAsia="Times New Roman" w:hAnsi="Times New Roman" w:cs="Times New Roman"/>
+              </w:rPr>
+            </w:pPr>
+            <w:r>
+              <w:rPr>
+                <w:rFonts w:ascii="Times New Roman" w:eastAsia="Times New Roman" w:hAnsi="Times New Roman" w:cs="Times New Roman"/>
+              </w:rPr>
+              <w:t>1.00</w:t>
+            </w:r>
+          </w:p>
+        </w:tc>
+        <w:tc>
+          <w:tcPr>
+            <w:tcW w:w="1109" w:type="dxa"/>
+            <w:tcBorders>
+              <w:top w:val="single" w:sz="12" w:space="0" w:color="666666"/>
+              <w:left w:val="none" w:sz="0" w:space="0" w:color="000000"/>
+              <w:bottom w:val="none" w:sz="0" w:space="0" w:color="000000"/>
+              <w:right w:val="none" w:sz="0" w:space="0" w:color="000000"/>
+            </w:tcBorders>
+            <w:shd w:val="clear" w:color="auto" w:fill="FFFFFF"/>
+            <w:tcMar>
+              <w:top w:w="0" w:type="dxa"/>
+              <w:left w:w="0" w:type="dxa"/>
+              <w:bottom w:w="0" w:type="dxa"/>
+              <w:right w:w="0" w:type="dxa"/>
+            </w:tcMar>
+            <w:vAlign w:val="center"/>
+          </w:tcPr>
+          <w:p>
+            <w:pPr>
+              <w:textAlignment w:val="baseline"/>
+              <w:rPr>
+                <w:rFonts w:ascii="Times New Roman" w:eastAsia="Times New Roman" w:hAnsi="Times New Roman" w:cs="Times New Roman"/>
+              </w:rPr>
+            </w:pPr>
+            <w:r>
+              <w:rPr>
+                <w:rFonts w:ascii="Times New Roman" w:eastAsia="Times New Roman" w:hAnsi="Times New Roman" w:cs="Times New Roman"/>
+              </w:rPr>
+              <w:t>0.79</w:t>
+            </w:r>
+          </w:p>
+        </w:tc>
+        <w:tc>
+          <w:tcPr>
+            <w:tcW w:w="1224" w:type="dxa"/>
+            <w:tcBorders>
+              <w:top w:val="single" w:sz="12" w:space="0" w:color="666666"/>
+              <w:left w:val="none" w:sz="0" w:space="0" w:color="000000"/>
+              <w:bottom w:val="none" w:sz="0" w:space="0" w:color="000000"/>
+              <w:right w:val="none" w:sz="0" w:space="0" w:color="000000"/>
+            </w:tcBorders>
+            <w:shd w:val="clear" w:color="auto" w:fill="FFFFFF"/>
+            <w:tcMar>
+              <w:top w:w="0" w:type="dxa"/>
+              <w:left w:w="0" w:type="dxa"/>
+              <w:bottom w:w="0" w:type="dxa"/>
+              <w:right w:w="0" w:type="dxa"/>
+            </w:tcMar>
+            <w:vAlign w:val="center"/>
+          </w:tcPr>
+          <w:p>
+            <w:pPr>
+              <w:textAlignment w:val="baseline"/>
+              <w:rPr>
+                <w:rFonts w:ascii="Times New Roman" w:eastAsia="Times New Roman" w:hAnsi="Times New Roman" w:cs="Times New Roman"/>
+              </w:rPr>
+            </w:pPr>
+            <w:r>
+              <w:rPr>
+                <w:rFonts w:ascii="Times New Roman" w:eastAsia="Times New Roman" w:hAnsi="Times New Roman" w:cs="Times New Roman"/>
+              </w:rPr>
+              <w:t>0.37</w:t>
+            </w:r>
+          </w:p>
+        </w:tc>
+        <w:tc>
+          <w:tcPr>
+            <w:tcW w:w="1252" w:type="dxa"/>
+            <w:tcBorders>
+              <w:top w:val="single" w:sz="12" w:space="0" w:color="666666"/>
+              <w:left w:val="none" w:sz="0" w:space="0" w:color="000000"/>
+              <w:bottom w:val="none" w:sz="0" w:space="0" w:color="000000"/>
+              <w:right w:val="none" w:sz="0" w:space="0" w:color="000000"/>
+            </w:tcBorders>
+            <w:shd w:val="clear" w:color="auto" w:fill="FFFFFF"/>
+            <w:tcMar>
+              <w:top w:w="0" w:type="dxa"/>
+              <w:left w:w="0" w:type="dxa"/>
+              <w:bottom w:w="0" w:type="dxa"/>
+              <w:right w:w="0" w:type="dxa"/>
+            </w:tcMar>
+            <w:vAlign w:val="center"/>
+          </w:tcPr>
+          <w:p>
+            <w:pPr>
+              <w:textAlignment w:val="baseline"/>
+              <w:rPr>
+                <w:rFonts w:ascii="Times New Roman" w:eastAsia="Times New Roman" w:hAnsi="Times New Roman" w:cs="Times New Roman"/>
+              </w:rPr>
+            </w:pPr>
+            <w:r>
+              <w:rPr>
+                <w:rFonts w:ascii="Times New Roman" w:eastAsia="Times New Roman" w:hAnsi="Times New Roman" w:cs="Times New Roman"/>
+              </w:rPr>
+              <w:t>0.01</w:t>
+            </w:r>
+          </w:p>
+        </w:tc>
+        <w:tc>
+          <w:tcPr>
+            <w:tcW w:w="1274" w:type="dxa"/>
+            <w:tcBorders>
+              <w:top w:val="single" w:sz="12" w:space="0" w:color="666666"/>
+              <w:left w:val="none" w:sz="0" w:space="0" w:color="000000"/>
+              <w:bottom w:val="none" w:sz="0" w:space="0" w:color="000000"/>
+              <w:right w:val="none" w:sz="0" w:space="0" w:color="000000"/>
+            </w:tcBorders>
+            <w:shd w:val="clear" w:color="auto" w:fill="FFFFFF"/>
+            <w:tcMar>
+              <w:top w:w="0" w:type="dxa"/>
+              <w:left w:w="0" w:type="dxa"/>
+              <w:bottom w:w="0" w:type="dxa"/>
+              <w:right w:w="0" w:type="dxa"/>
+            </w:tcMar>
+            <w:vAlign w:val="center"/>
+          </w:tcPr>
+          <w:p>
+            <w:pPr>
+              <w:textAlignment w:val="baseline"/>
+              <w:rPr>
+                <w:rFonts w:ascii="Times New Roman" w:eastAsia="Times New Roman" w:hAnsi="Times New Roman" w:cs="Times New Roman"/>
+              </w:rPr>
+            </w:pPr>
+            <w:r>
+              <w:rPr>
+                <w:rFonts w:ascii="Times New Roman" w:eastAsia="Times New Roman" w:hAnsi="Times New Roman" w:cs="Times New Roman"/>
+              </w:rPr>
+              <w:t>0.04</w:t>
+            </w:r>
+          </w:p>
+        </w:tc>
+        <w:tc>
+          <w:tcPr>
+            <w:tcW w:w="975" w:type="dxa"/>
+            <w:tcBorders>
+              <w:top w:val="single" w:sz="12" w:space="0" w:color="666666"/>
+              <w:left w:val="none" w:sz="0" w:space="0" w:color="000000"/>
+              <w:bottom w:val="none" w:sz="0" w:space="0" w:color="000000"/>
+              <w:right w:val="none" w:sz="0" w:space="0" w:color="000000"/>
+            </w:tcBorders>
+            <w:shd w:val="clear" w:color="auto" w:fill="FFFFFF"/>
+            <w:tcMar>
+              <w:top w:w="0" w:type="dxa"/>
+              <w:left w:w="0" w:type="dxa"/>
+              <w:bottom w:w="0" w:type="dxa"/>
+              <w:right w:w="0" w:type="dxa"/>
+            </w:tcMar>
+            <w:vAlign w:val="center"/>
+          </w:tcPr>
+          <w:p>
+            <w:pPr>
+              <w:textAlignment w:val="baseline"/>
+              <w:rPr>
+                <w:rFonts w:ascii="Times New Roman" w:eastAsia="Times New Roman" w:hAnsi="Times New Roman" w:cs="Times New Roman"/>
+              </w:rPr>
+            </w:pPr>
+            <w:r>
+              <w:rPr>
+                <w:rFonts w:ascii="Times New Roman" w:eastAsia="Times New Roman" w:hAnsi="Times New Roman" w:cs="Times New Roman"/>
+              </w:rPr>
+              <w:t>0.14</w:t>
+            </w:r>
+          </w:p>
+        </w:tc>
+        <w:tc>
+          <w:tcPr>
+            <w:tcW w:w="1103" w:type="dxa"/>
+            <w:tcBorders>
+              <w:top w:val="single" w:sz="12" w:space="0" w:color="666666"/>
+              <w:left w:val="none" w:sz="0" w:space="0" w:color="000000"/>
+              <w:bottom w:val="none" w:sz="0" w:space="0" w:color="000000"/>
+              <w:right w:val="none" w:sz="0" w:space="0" w:color="000000"/>
+            </w:tcBorders>
+            <w:shd w:val="clear" w:color="auto" w:fill="FFFFFF"/>
+            <w:tcMar>
+              <w:top w:w="0" w:type="dxa"/>
+              <w:left w:w="0" w:type="dxa"/>
+              <w:bottom w:w="0" w:type="dxa"/>
+              <w:right w:w="0" w:type="dxa"/>
+            </w:tcMar>
+            <w:vAlign w:val="center"/>
+          </w:tcPr>
+          <w:p>
+            <w:pPr>
+              <w:textAlignment w:val="baseline"/>
+              <w:rPr>
+                <w:rFonts w:ascii="Times New Roman" w:eastAsia="Times New Roman" w:hAnsi="Times New Roman" w:cs="Times New Roman"/>
+              </w:rPr>
+            </w:pPr>
+            <w:r>
+              <w:rPr>
+                <w:rFonts w:ascii="Times New Roman" w:eastAsia="Times New Roman" w:hAnsi="Times New Roman" w:cs="Times New Roman"/>
+              </w:rPr>
+              <w:t>0.14</w:t>
+            </w:r>
+          </w:p>
+        </w:tc>
+      </w:tr>
+      <w:tr>
+        <w:trPr>
+          <w:trHeight w:val="424"/>
+        </w:trPr>
+        <w:tc>
+          <w:tcPr>
+            <w:tcW w:w="1401" w:type="dxa"/>
+            <w:tcBorders>
+              <w:top w:val="none" w:sz="0" w:space="0" w:color="000000"/>
+              <w:left w:val="none" w:sz="0" w:space="0" w:color="000000"/>
+              <w:bottom w:val="none" w:sz="0" w:space="0" w:color="000000"/>
+              <w:right w:val="none" w:sz="0" w:space="0" w:color="000000"/>
+            </w:tcBorders>
+            <w:shd w:val="clear" w:color="auto" w:fill="FFFFFF"/>
+            <w:tcMar>
+              <w:top w:w="0" w:type="dxa"/>
+              <w:left w:w="0" w:type="dxa"/>
+              <w:bottom w:w="0" w:type="dxa"/>
+              <w:right w:w="0" w:type="dxa"/>
+            </w:tcMar>
+            <w:vAlign w:val="center"/>
+          </w:tcPr>
+          <w:p>
+            <w:pPr>
+              <w:textAlignment w:val="baseline"/>
+              <w:rPr>
+                <w:rFonts w:ascii="Times New Roman" w:eastAsia="Times New Roman" w:hAnsi="Times New Roman" w:cs="Times New Roman"/>
+              </w:rPr>
+            </w:pPr>
+            <w:proofErr w:type="spellStart"/>
+            <w:r>
+              <w:rPr>
+                <w:rFonts w:ascii="Times New Roman" w:eastAsia="Times New Roman" w:hAnsi="Times New Roman" w:cs="Times New Roman"/>
+              </w:rPr>
+              <w:t>goal_difference</w:t>
+            </w:r>
+            <w:proofErr w:type="spellEnd"/>
+          </w:p>
+        </w:tc>
+        <w:tc>
+          <w:tcPr>
+            <w:tcW w:w="1237" w:type="dxa"/>
+            <w:tcBorders>
+              <w:top w:val="none" w:sz="0" w:space="0" w:color="000000"/>
+              <w:left w:val="none" w:sz="0" w:space="0" w:color="000000"/>
+              <w:bottom w:val="none" w:sz="0" w:space="0" w:color="000000"/>
+              <w:right w:val="none" w:sz="0" w:space="0" w:color="000000"/>
+            </w:tcBorders>
+            <w:shd w:val="clear" w:color="auto" w:fill="FFFFFF"/>
+            <w:tcMar>
+              <w:top w:w="0" w:type="dxa"/>
+              <w:left w:w="0" w:type="dxa"/>
+              <w:bottom w:w="0" w:type="dxa"/>
+              <w:right w:w="0" w:type="dxa"/>
+            </w:tcMar>
+            <w:vAlign w:val="center"/>
+          </w:tcPr>
+          <w:p>
+            <w:pPr>
+              <w:textAlignment w:val="baseline"/>
+              <w:rPr>
+                <w:rFonts w:ascii="Times New Roman" w:eastAsia="Times New Roman" w:hAnsi="Times New Roman" w:cs="Times New Roman"/>
+              </w:rPr>
+            </w:pPr>
+            <w:r>
+              <w:rPr>
+                <w:rFonts w:ascii="Times New Roman" w:eastAsia="Times New Roman" w:hAnsi="Times New Roman" w:cs="Times New Roman"/>
+              </w:rPr>
+              <w:t>0.79</w:t>
+            </w:r>
+          </w:p>
+        </w:tc>
+        <w:tc>
+          <w:tcPr>
+            <w:tcW w:w="1109" w:type="dxa"/>
+            <w:tcBorders>
+              <w:top w:val="none" w:sz="0" w:space="0" w:color="000000"/>
+              <w:left w:val="none" w:sz="0" w:space="0" w:color="000000"/>
+              <w:bottom w:val="none" w:sz="0" w:space="0" w:color="000000"/>
+              <w:right w:val="none" w:sz="0" w:space="0" w:color="000000"/>
+            </w:tcBorders>
+            <w:shd w:val="clear" w:color="auto" w:fill="FFFFFF"/>
+            <w:tcMar>
+              <w:top w:w="0" w:type="dxa"/>
+              <w:left w:w="0" w:type="dxa"/>
+              <w:bottom w:w="0" w:type="dxa"/>
+              <w:right w:w="0" w:type="dxa"/>
+            </w:tcMar>
+            <w:vAlign w:val="center"/>
+          </w:tcPr>
+          <w:p>
+            <w:pPr>
+              <w:textAlignment w:val="baseline"/>
+              <w:rPr>
+                <w:rFonts w:ascii="Times New Roman" w:eastAsia="Times New Roman" w:hAnsi="Times New Roman" w:cs="Times New Roman"/>
+              </w:rPr>
+            </w:pPr>
+            <w:r>
+              <w:rPr>
+                <w:rFonts w:ascii="Times New Roman" w:eastAsia="Times New Roman" w:hAnsi="Times New Roman" w:cs="Times New Roman"/>
+              </w:rPr>
+              <w:t>1.00</w:t>
+            </w:r>
+          </w:p>
+        </w:tc>
+        <w:tc>
+          <w:tcPr>
+            <w:tcW w:w="1224" w:type="dxa"/>
+            <w:tcBorders>
+              <w:top w:val="none" w:sz="0" w:space="0" w:color="000000"/>
+              <w:left w:val="none" w:sz="0" w:space="0" w:color="000000"/>
+              <w:bottom w:val="none" w:sz="0" w:space="0" w:color="000000"/>
+              <w:right w:val="none" w:sz="0" w:space="0" w:color="000000"/>
+            </w:tcBorders>
+            <w:shd w:val="clear" w:color="auto" w:fill="FFFFFF"/>
+            <w:tcMar>
+              <w:top w:w="0" w:type="dxa"/>
+              <w:left w:w="0" w:type="dxa"/>
+              <w:bottom w:w="0" w:type="dxa"/>
+              <w:right w:w="0" w:type="dxa"/>
+            </w:tcMar>
+            <w:vAlign w:val="center"/>
+          </w:tcPr>
+          <w:p>
+            <w:pPr>
+              <w:textAlignment w:val="baseline"/>
+              <w:rPr>
+                <w:rFonts w:ascii="Times New Roman" w:eastAsia="Times New Roman" w:hAnsi="Times New Roman" w:cs="Times New Roman"/>
+              </w:rPr>
+            </w:pPr>
+            <w:r>
+              <w:rPr>
+                <w:rFonts w:ascii="Times New Roman" w:eastAsia="Times New Roman" w:hAnsi="Times New Roman" w:cs="Times New Roman"/>
+              </w:rPr>
+              <w:t>0.46</w:t>
+            </w:r>
+          </w:p>
+        </w:tc>
+        <w:tc>
+          <w:tcPr>
+            <w:tcW w:w="1252" w:type="dxa"/>
+            <w:tcBorders>
+              <w:top w:val="none" w:sz="0" w:space="0" w:color="000000"/>
+              <w:left w:val="none" w:sz="0" w:space="0" w:color="000000"/>
+              <w:bottom w:val="none" w:sz="0" w:space="0" w:color="000000"/>
+              <w:right w:val="none" w:sz="0" w:space="0" w:color="000000"/>
+            </w:tcBorders>
+            <w:shd w:val="clear" w:color="auto" w:fill="FFFFFF"/>
+            <w:tcMar>
+              <w:top w:w="0" w:type="dxa"/>
+              <w:left w:w="0" w:type="dxa"/>
+              <w:bottom w:w="0" w:type="dxa"/>
+              <w:right w:w="0" w:type="dxa"/>
+            </w:tcMar>
+            <w:vAlign w:val="center"/>
+          </w:tcPr>
+          <w:p>
+            <w:pPr>
+              <w:textAlignment w:val="baseline"/>
+              <w:rPr>
+                <w:rFonts w:ascii="Times New Roman" w:eastAsia="Times New Roman" w:hAnsi="Times New Roman" w:cs="Times New Roman"/>
+              </w:rPr>
+            </w:pPr>
+            <w:r>
+              <w:rPr>
+                <w:rFonts w:ascii="Times New Roman" w:eastAsia="Times New Roman" w:hAnsi="Times New Roman" w:cs="Times New Roman"/>
+              </w:rPr>
+              <w:t>0.01</w:t>
+            </w:r>
+          </w:p>
+        </w:tc>
+        <w:tc>
+          <w:tcPr>
+            <w:tcW w:w="1274" w:type="dxa"/>
+            <w:tcBorders>
+              <w:top w:val="none" w:sz="0" w:space="0" w:color="000000"/>
+              <w:left w:val="none" w:sz="0" w:space="0" w:color="000000"/>
+              <w:bottom w:val="none" w:sz="0" w:space="0" w:color="000000"/>
+              <w:right w:val="none" w:sz="0" w:space="0" w:color="000000"/>
+            </w:tcBorders>
+            <w:shd w:val="clear" w:color="auto" w:fill="FFFFFF"/>
+            <w:tcMar>
+              <w:top w:w="0" w:type="dxa"/>
+              <w:left w:w="0" w:type="dxa"/>
+              <w:bottom w:w="0" w:type="dxa"/>
+              <w:right w:w="0" w:type="dxa"/>
+            </w:tcMar>
+            <w:vAlign w:val="center"/>
+          </w:tcPr>
+          <w:p>
+            <w:pPr>
+              <w:textAlignment w:val="baseline"/>
+              <w:rPr>
+                <w:rFonts w:ascii="Times New Roman" w:eastAsia="Times New Roman" w:hAnsi="Times New Roman" w:cs="Times New Roman"/>
+              </w:rPr>
+            </w:pPr>
+            <w:r>
+              <w:rPr>
+                <w:rFonts w:ascii="Times New Roman" w:eastAsia="Times New Roman" w:hAnsi="Times New Roman" w:cs="Times New Roman"/>
+              </w:rPr>
+              <w:t>0.05</w:t>
+            </w:r>
+          </w:p>
+        </w:tc>
+        <w:tc>
+          <w:tcPr>
+            <w:tcW w:w="975" w:type="dxa"/>
+            <w:tcBorders>
+              <w:top w:val="none" w:sz="0" w:space="0" w:color="000000"/>
+              <w:left w:val="none" w:sz="0" w:space="0" w:color="000000"/>
+              <w:bottom w:val="none" w:sz="0" w:space="0" w:color="000000"/>
+              <w:right w:val="none" w:sz="0" w:space="0" w:color="000000"/>
+            </w:tcBorders>
+            <w:shd w:val="clear" w:color="auto" w:fill="FFFFFF"/>
+            <w:tcMar>
+              <w:top w:w="0" w:type="dxa"/>
+              <w:left w:w="0" w:type="dxa"/>
+              <w:bottom w:w="0" w:type="dxa"/>
+              <w:right w:w="0" w:type="dxa"/>
+            </w:tcMar>
+            <w:vAlign w:val="center"/>
+          </w:tcPr>
+          <w:p>
+            <w:pPr>
+              <w:textAlignment w:val="baseline"/>
+              <w:rPr>
+                <w:rFonts w:ascii="Times New Roman" w:eastAsia="Times New Roman" w:hAnsi="Times New Roman" w:cs="Times New Roman"/>
+              </w:rPr>
+            </w:pPr>
+            <w:r>
+              <w:rPr>
+                <w:rFonts w:ascii="Times New Roman" w:eastAsia="Times New Roman" w:hAnsi="Times New Roman" w:cs="Times New Roman"/>
+              </w:rPr>
+              <w:t>0.18</w:t>
+            </w:r>
+          </w:p>
+        </w:tc>
+        <w:tc>
+          <w:tcPr>
+            <w:tcW w:w="1103" w:type="dxa"/>
+            <w:tcBorders>
+              <w:top w:val="none" w:sz="0" w:space="0" w:color="000000"/>
+              <w:left w:val="none" w:sz="0" w:space="0" w:color="000000"/>
+              <w:bottom w:val="none" w:sz="0" w:space="0" w:color="000000"/>
+              <w:right w:val="none" w:sz="0" w:space="0" w:color="000000"/>
+            </w:tcBorders>
+            <w:shd w:val="clear" w:color="auto" w:fill="FFFFFF"/>
+            <w:tcMar>
+              <w:top w:w="0" w:type="dxa"/>
+              <w:left w:w="0" w:type="dxa"/>
+              <w:bottom w:w="0" w:type="dxa"/>
+              <w:right w:w="0" w:type="dxa"/>
+            </w:tcMar>
+            <w:vAlign w:val="center"/>
+          </w:tcPr>
+          <w:p>
+            <w:pPr>
+              <w:textAlignment w:val="baseline"/>
+              <w:rPr>
+                <w:rFonts w:ascii="Times New Roman" w:eastAsia="Times New Roman" w:hAnsi="Times New Roman" w:cs="Times New Roman"/>
+              </w:rPr>
+            </w:pPr>
+            <w:r>
+              <w:rPr>
+                <w:rFonts w:ascii="Times New Roman" w:eastAsia="Times New Roman" w:hAnsi="Times New Roman" w:cs="Times New Roman"/>
+              </w:rPr>
+              <w:t>0.18</w:t>
+            </w:r>
+          </w:p>
+        </w:tc>
+      </w:tr>
+      <w:tr>
+        <w:trPr>
+          <w:trHeight w:val="424"/>
+        </w:trPr>
+        <w:tc>
+          <w:tcPr>
+            <w:tcW w:w="1401" w:type="dxa"/>
+            <w:tcBorders>
+              <w:top w:val="none" w:sz="0" w:space="0" w:color="000000"/>
+              <w:left w:val="none" w:sz="0" w:space="0" w:color="000000"/>
+              <w:bottom w:val="none" w:sz="0" w:space="0" w:color="000000"/>
+              <w:right w:val="none" w:sz="0" w:space="0" w:color="000000"/>
+            </w:tcBorders>
+            <w:shd w:val="clear" w:color="auto" w:fill="FFFFFF"/>
+            <w:tcMar>
+              <w:top w:w="0" w:type="dxa"/>
+              <w:left w:w="0" w:type="dxa"/>
+              <w:bottom w:w="0" w:type="dxa"/>
+              <w:right w:w="0" w:type="dxa"/>
+            </w:tcMar>
+            <w:vAlign w:val="center"/>
+          </w:tcPr>
+          <w:p>
+            <w:pPr>
+              <w:textAlignment w:val="baseline"/>
+              <w:rPr>
+                <w:rFonts w:ascii="Times New Roman" w:eastAsia="Times New Roman" w:hAnsi="Times New Roman" w:cs="Times New Roman"/>
+              </w:rPr>
+            </w:pPr>
+            <w:r>
+              <w:rPr>
+                <w:rFonts w:ascii="Times New Roman" w:eastAsia="Times New Roman" w:hAnsi="Times New Roman" w:cs="Times New Roman"/>
+              </w:rPr>
+              <w:t>rating_advantage</w:t>
+            </w:r>
+          </w:p>
+        </w:tc>
+        <w:tc>
+          <w:tcPr>
+            <w:tcW w:w="1237" w:type="dxa"/>
+            <w:tcBorders>
+              <w:top w:val="none" w:sz="0" w:space="0" w:color="000000"/>
+              <w:left w:val="none" w:sz="0" w:space="0" w:color="000000"/>
+              <w:bottom w:val="none" w:sz="0" w:space="0" w:color="000000"/>
+              <w:right w:val="none" w:sz="0" w:space="0" w:color="000000"/>
+            </w:tcBorders>
+            <w:shd w:val="clear" w:color="auto" w:fill="FFFFFF"/>
+            <w:tcMar>
+              <w:top w:w="0" w:type="dxa"/>
+              <w:left w:w="0" w:type="dxa"/>
+              <w:bottom w:w="0" w:type="dxa"/>
+              <w:right w:w="0" w:type="dxa"/>
+            </w:tcMar>
+            <w:vAlign w:val="center"/>
+          </w:tcPr>
+          <w:p>
+            <w:pPr>
+              <w:textAlignment w:val="baseline"/>
+              <w:rPr>
+                <w:rFonts w:ascii="Times New Roman" w:eastAsia="Times New Roman" w:hAnsi="Times New Roman" w:cs="Times New Roman"/>
+              </w:rPr>
+            </w:pPr>
+            <w:r>
+              <w:rPr>
+                <w:rFonts w:ascii="Times New Roman" w:eastAsia="Times New Roman" w:hAnsi="Times New Roman" w:cs="Times New Roman"/>
+              </w:rPr>
+              <w:t>0.37</w:t>
+            </w:r>
+          </w:p>
+        </w:tc>
+        <w:tc>
+          <w:tcPr>
+            <w:tcW w:w="1109" w:type="dxa"/>
+            <w:tcBorders>
+              <w:top w:val="none" w:sz="0" w:space="0" w:color="000000"/>
+              <w:left w:val="none" w:sz="0" w:space="0" w:color="000000"/>
+              <w:bottom w:val="none" w:sz="0" w:space="0" w:color="000000"/>
+              <w:right w:val="none" w:sz="0" w:space="0" w:color="000000"/>
+            </w:tcBorders>
+            <w:shd w:val="clear" w:color="auto" w:fill="FFFFFF"/>
+            <w:tcMar>
+              <w:top w:w="0" w:type="dxa"/>
+              <w:left w:w="0" w:type="dxa"/>
+              <w:bottom w:w="0" w:type="dxa"/>
+              <w:right w:w="0" w:type="dxa"/>
+            </w:tcMar>
+            <w:vAlign w:val="center"/>
+          </w:tcPr>
+          <w:p>
+            <w:pPr>
+              <w:textAlignment w:val="baseline"/>
+              <w:rPr>
+                <w:rFonts w:ascii="Times New Roman" w:eastAsia="Times New Roman" w:hAnsi="Times New Roman" w:cs="Times New Roman"/>
+              </w:rPr>
+            </w:pPr>
+            <w:r>
+              <w:rPr>
+                <w:rFonts w:ascii="Times New Roman" w:eastAsia="Times New Roman" w:hAnsi="Times New Roman" w:cs="Times New Roman"/>
+              </w:rPr>
+              <w:t>0.46</w:t>
+            </w:r>
+          </w:p>
+        </w:tc>
+        <w:tc>
+          <w:tcPr>
+            <w:tcW w:w="1224" w:type="dxa"/>
+            <w:tcBorders>
+              <w:top w:val="none" w:sz="0" w:space="0" w:color="000000"/>
+              <w:left w:val="none" w:sz="0" w:space="0" w:color="000000"/>
+              <w:bottom w:val="none" w:sz="0" w:space="0" w:color="000000"/>
+              <w:right w:val="none" w:sz="0" w:space="0" w:color="000000"/>
+            </w:tcBorders>
+            <w:shd w:val="clear" w:color="auto" w:fill="FFFFFF"/>
+            <w:tcMar>
+              <w:top w:w="0" w:type="dxa"/>
+              <w:left w:w="0" w:type="dxa"/>
+              <w:bottom w:w="0" w:type="dxa"/>
+              <w:right w:w="0" w:type="dxa"/>
+            </w:tcMar>
+            <w:vAlign w:val="center"/>
+          </w:tcPr>
+          <w:p>
+            <w:pPr>
+              <w:textAlignment w:val="baseline"/>
+              <w:rPr>
+                <w:rFonts w:ascii="Times New Roman" w:eastAsia="Times New Roman" w:hAnsi="Times New Roman" w:cs="Times New Roman"/>
+              </w:rPr>
+            </w:pPr>
+            <w:r>
+              <w:rPr>
+                <w:rFonts w:ascii="Times New Roman" w:eastAsia="Times New Roman" w:hAnsi="Times New Roman" w:cs="Times New Roman"/>
+              </w:rPr>
+              <w:t>1.00</w:t>
+            </w:r>
+          </w:p>
+        </w:tc>
+        <w:tc>
+          <w:tcPr>
+            <w:tcW w:w="1252" w:type="dxa"/>
+            <w:tcBorders>
+              <w:top w:val="none" w:sz="0" w:space="0" w:color="000000"/>
+              <w:left w:val="none" w:sz="0" w:space="0" w:color="000000"/>
+              <w:bottom w:val="none" w:sz="0" w:space="0" w:color="000000"/>
+              <w:right w:val="none" w:sz="0" w:space="0" w:color="000000"/>
+            </w:tcBorders>
+            <w:shd w:val="clear" w:color="auto" w:fill="FFFFFF"/>
+            <w:tcMar>
+              <w:top w:w="0" w:type="dxa"/>
+              <w:left w:w="0" w:type="dxa"/>
+              <w:bottom w:w="0" w:type="dxa"/>
+              <w:right w:w="0" w:type="dxa"/>
+            </w:tcMar>
+            <w:vAlign w:val="center"/>
+          </w:tcPr>
+          <w:p>
+            <w:pPr>
+              <w:textAlignment w:val="baseline"/>
+              <w:rPr>
+                <w:rFonts w:ascii="Times New Roman" w:eastAsia="Times New Roman" w:hAnsi="Times New Roman" w:cs="Times New Roman"/>
+              </w:rPr>
+            </w:pPr>
+            <w:r>
+              <w:rPr>
+                <w:rFonts w:ascii="Times New Roman" w:eastAsia="Times New Roman" w:hAnsi="Times New Roman" w:cs="Times New Roman"/>
+              </w:rPr>
+              <w:t>0.03</w:t>
+            </w:r>
+          </w:p>
+        </w:tc>
+        <w:tc>
+          <w:tcPr>
+            <w:tcW w:w="1274" w:type="dxa"/>
+            <w:tcBorders>
+              <w:top w:val="none" w:sz="0" w:space="0" w:color="000000"/>
+              <w:left w:val="none" w:sz="0" w:space="0" w:color="000000"/>
+              <w:bottom w:val="none" w:sz="0" w:space="0" w:color="000000"/>
+              <w:right w:val="none" w:sz="0" w:space="0" w:color="000000"/>
+            </w:tcBorders>
+            <w:shd w:val="clear" w:color="auto" w:fill="FFFFFF"/>
+            <w:tcMar>
+              <w:top w:w="0" w:type="dxa"/>
+              <w:left w:w="0" w:type="dxa"/>
+              <w:bottom w:w="0" w:type="dxa"/>
+              <w:right w:w="0" w:type="dxa"/>
+            </w:tcMar>
+            <w:vAlign w:val="center"/>
+          </w:tcPr>
+          <w:p>
+            <w:pPr>
+              <w:textAlignment w:val="baseline"/>
+              <w:rPr>
+                <w:rFonts w:ascii="Times New Roman" w:eastAsia="Times New Roman" w:hAnsi="Times New Roman" w:cs="Times New Roman"/>
+              </w:rPr>
+            </w:pPr>
+            <w:r>
+              <w:rPr>
+                <w:rFonts w:ascii="Times New Roman" w:eastAsia="Times New Roman" w:hAnsi="Times New Roman" w:cs="Times New Roman"/>
+              </w:rPr>
+              <w:t>0.08</w:t>
+            </w:r>
+          </w:p>
+        </w:tc>
+        <w:tc>
+          <w:tcPr>
+            <w:tcW w:w="975" w:type="dxa"/>
+            <w:tcBorders>
+              <w:top w:val="none" w:sz="0" w:space="0" w:color="000000"/>
+              <w:left w:val="none" w:sz="0" w:space="0" w:color="000000"/>
+              <w:bottom w:val="none" w:sz="0" w:space="0" w:color="000000"/>
+              <w:right w:val="none" w:sz="0" w:space="0" w:color="000000"/>
+            </w:tcBorders>
+            <w:shd w:val="clear" w:color="auto" w:fill="FFFFFF"/>
+            <w:tcMar>
+              <w:top w:w="0" w:type="dxa"/>
+              <w:left w:w="0" w:type="dxa"/>
+              <w:bottom w:w="0" w:type="dxa"/>
+              <w:right w:w="0" w:type="dxa"/>
+            </w:tcMar>
+            <w:vAlign w:val="center"/>
+          </w:tcPr>
+          <w:p>
+            <w:pPr>
+              <w:textAlignment w:val="baseline"/>
+              <w:rPr>
+                <w:rFonts w:ascii="Times New Roman" w:eastAsia="Times New Roman" w:hAnsi="Times New Roman" w:cs="Times New Roman"/>
+              </w:rPr>
+            </w:pPr>
+            <w:r>
+              <w:rPr>
+                <w:rFonts w:ascii="Times New Roman" w:eastAsia="Times New Roman" w:hAnsi="Times New Roman" w:cs="Times New Roman"/>
+              </w:rPr>
+              <w:t>0.37</w:t>
+            </w:r>
+          </w:p>
+        </w:tc>
+        <w:tc>
+          <w:tcPr>
+            <w:tcW w:w="1103" w:type="dxa"/>
+            <w:tcBorders>
+              <w:top w:val="none" w:sz="0" w:space="0" w:color="000000"/>
+              <w:left w:val="none" w:sz="0" w:space="0" w:color="000000"/>
+              <w:bottom w:val="none" w:sz="0" w:space="0" w:color="000000"/>
+              <w:right w:val="none" w:sz="0" w:space="0" w:color="000000"/>
+            </w:tcBorders>
+            <w:shd w:val="clear" w:color="auto" w:fill="FFFFFF"/>
+            <w:tcMar>
+              <w:top w:w="0" w:type="dxa"/>
+              <w:left w:w="0" w:type="dxa"/>
+              <w:bottom w:w="0" w:type="dxa"/>
+              <w:right w:w="0" w:type="dxa"/>
+            </w:tcMar>
+            <w:vAlign w:val="center"/>
+          </w:tcPr>
+          <w:p>
+            <w:pPr>
+              <w:textAlignment w:val="baseline"/>
+              <w:rPr>
+                <w:rFonts w:ascii="Times New Roman" w:eastAsia="Times New Roman" w:hAnsi="Times New Roman" w:cs="Times New Roman"/>
+              </w:rPr>
+            </w:pPr>
+            <w:r>
+              <w:rPr>
+                <w:rFonts w:ascii="Times New Roman" w:eastAsia="Times New Roman" w:hAnsi="Times New Roman" w:cs="Times New Roman"/>
+              </w:rPr>
+              <w:t>0.36</w:t>
+            </w:r>
+          </w:p>
+        </w:tc>
+      </w:tr>
+      <w:tr>
+        <w:trPr>
+          <w:trHeight w:val="424"/>
+        </w:trPr>
+        <w:tc>
+          <w:tcPr>
+            <w:tcW w:w="1401" w:type="dxa"/>
+            <w:tcBorders>
+              <w:top w:val="none" w:sz="0" w:space="0" w:color="000000"/>
+              <w:left w:val="none" w:sz="0" w:space="0" w:color="000000"/>
+              <w:bottom w:val="none" w:sz="0" w:space="0" w:color="000000"/>
+              <w:right w:val="none" w:sz="0" w:space="0" w:color="000000"/>
+            </w:tcBorders>
+            <w:shd w:val="clear" w:color="auto" w:fill="FFFFFF"/>
+            <w:tcMar>
+              <w:top w:w="0" w:type="dxa"/>
+              <w:left w:w="0" w:type="dxa"/>
+              <w:bottom w:w="0" w:type="dxa"/>
+              <w:right w:w="0" w:type="dxa"/>
+            </w:tcMar>
+            <w:vAlign w:val="center"/>
+          </w:tcPr>
+          <w:p>
+            <w:pPr>
+              <w:textAlignment w:val="baseline"/>
+              <w:rPr>
+                <w:rFonts w:ascii="Times New Roman" w:eastAsia="Times New Roman" w:hAnsi="Times New Roman" w:cs="Times New Roman"/>
+              </w:rPr>
+            </w:pPr>
+            <w:proofErr w:type="spellStart"/>
+            <w:r>
+              <w:rPr>
+                <w:rFonts w:ascii="Times New Roman" w:eastAsia="Times New Roman" w:hAnsi="Times New Roman" w:cs="Times New Roman"/>
+              </w:rPr>
+              <w:t>height_advantage</w:t>
+            </w:r>
+            <w:proofErr w:type="spellEnd"/>
+          </w:p>
+        </w:tc>
+        <w:tc>
+          <w:tcPr>
+            <w:tcW w:w="1237" w:type="dxa"/>
+            <w:tcBorders>
+              <w:top w:val="none" w:sz="0" w:space="0" w:color="000000"/>
+              <w:left w:val="none" w:sz="0" w:space="0" w:color="000000"/>
+              <w:bottom w:val="none" w:sz="0" w:space="0" w:color="000000"/>
+              <w:right w:val="none" w:sz="0" w:space="0" w:color="000000"/>
+            </w:tcBorders>
+            <w:shd w:val="clear" w:color="auto" w:fill="FFFFFF"/>
+            <w:tcMar>
+              <w:top w:w="0" w:type="dxa"/>
+              <w:left w:w="0" w:type="dxa"/>
+              <w:bottom w:w="0" w:type="dxa"/>
+              <w:right w:w="0" w:type="dxa"/>
+            </w:tcMar>
+            <w:vAlign w:val="center"/>
+          </w:tcPr>
+          <w:p>
+            <w:pPr>
+              <w:textAlignment w:val="baseline"/>
+              <w:rPr>
+                <w:rFonts w:ascii="Times New Roman" w:eastAsia="Times New Roman" w:hAnsi="Times New Roman" w:cs="Times New Roman"/>
+              </w:rPr>
+            </w:pPr>
+            <w:r>
+              <w:rPr>
+                <w:rFonts w:ascii="Times New Roman" w:eastAsia="Times New Roman" w:hAnsi="Times New Roman" w:cs="Times New Roman"/>
+              </w:rPr>
+              <w:t>0.01</w:t>
+            </w:r>
+          </w:p>
+        </w:tc>
+        <w:tc>
+          <w:tcPr>
+            <w:tcW w:w="1109" w:type="dxa"/>
+            <w:tcBorders>
+              <w:top w:val="none" w:sz="0" w:space="0" w:color="000000"/>
+              <w:left w:val="none" w:sz="0" w:space="0" w:color="000000"/>
+              <w:bottom w:val="none" w:sz="0" w:space="0" w:color="000000"/>
+              <w:right w:val="none" w:sz="0" w:space="0" w:color="000000"/>
+            </w:tcBorders>
+            <w:shd w:val="clear" w:color="auto" w:fill="FFFFFF"/>
+            <w:tcMar>
+              <w:top w:w="0" w:type="dxa"/>
+              <w:left w:w="0" w:type="dxa"/>
+              <w:bottom w:w="0" w:type="dxa"/>
+              <w:right w:w="0" w:type="dxa"/>
+            </w:tcMar>
+            <w:vAlign w:val="center"/>
+          </w:tcPr>
+          <w:p>
+            <w:pPr>
+              <w:textAlignment w:val="baseline"/>
+              <w:rPr>
+                <w:rFonts w:ascii="Times New Roman" w:eastAsia="Times New Roman" w:hAnsi="Times New Roman" w:cs="Times New Roman"/>
+              </w:rPr>
+            </w:pPr>
+            <w:r>
+              <w:rPr>
+                <w:rFonts w:ascii="Times New Roman" w:eastAsia="Times New Roman" w:hAnsi="Times New Roman" w:cs="Times New Roman"/>
+              </w:rPr>
+              <w:t>0.01</w:t>
+            </w:r>
+          </w:p>
+        </w:tc>
+        <w:tc>
+          <w:tcPr>
+            <w:tcW w:w="1224" w:type="dxa"/>
+            <w:tcBorders>
+              <w:top w:val="none" w:sz="0" w:space="0" w:color="000000"/>
+              <w:left w:val="none" w:sz="0" w:space="0" w:color="000000"/>
+              <w:bottom w:val="none" w:sz="0" w:space="0" w:color="000000"/>
+              <w:right w:val="none" w:sz="0" w:space="0" w:color="000000"/>
+            </w:tcBorders>
+            <w:shd w:val="clear" w:color="auto" w:fill="FFFFFF"/>
+            <w:tcMar>
+              <w:top w:w="0" w:type="dxa"/>
+              <w:left w:w="0" w:type="dxa"/>
+              <w:bottom w:w="0" w:type="dxa"/>
+              <w:right w:w="0" w:type="dxa"/>
+            </w:tcMar>
+            <w:vAlign w:val="center"/>
+          </w:tcPr>
+          <w:p>
+            <w:pPr>
+              <w:textAlignment w:val="baseline"/>
+              <w:rPr>
+                <w:rFonts w:ascii="Times New Roman" w:eastAsia="Times New Roman" w:hAnsi="Times New Roman" w:cs="Times New Roman"/>
+              </w:rPr>
+            </w:pPr>
+            <w:r>
+              <w:rPr>
+                <w:rFonts w:ascii="Times New Roman" w:eastAsia="Times New Roman" w:hAnsi="Times New Roman" w:cs="Times New Roman"/>
+              </w:rPr>
+              <w:t>0.03</w:t>
+            </w:r>
+          </w:p>
+        </w:tc>
+        <w:tc>
+          <w:tcPr>
+            <w:tcW w:w="1252" w:type="dxa"/>
+            <w:tcBorders>
+              <w:top w:val="none" w:sz="0" w:space="0" w:color="000000"/>
+              <w:left w:val="none" w:sz="0" w:space="0" w:color="000000"/>
+              <w:bottom w:val="none" w:sz="0" w:space="0" w:color="000000"/>
+              <w:right w:val="none" w:sz="0" w:space="0" w:color="000000"/>
+            </w:tcBorders>
+            <w:shd w:val="clear" w:color="auto" w:fill="FFFFFF"/>
+            <w:tcMar>
+              <w:top w:w="0" w:type="dxa"/>
+              <w:left w:w="0" w:type="dxa"/>
+              <w:bottom w:w="0" w:type="dxa"/>
+              <w:right w:w="0" w:type="dxa"/>
+            </w:tcMar>
+            <w:vAlign w:val="center"/>
+          </w:tcPr>
+          <w:p>
+            <w:pPr>
+              <w:textAlignment w:val="baseline"/>
+              <w:rPr>
+                <w:rFonts w:ascii="Times New Roman" w:eastAsia="Times New Roman" w:hAnsi="Times New Roman" w:cs="Times New Roman"/>
+              </w:rPr>
+            </w:pPr>
+            <w:r>
+              <w:rPr>
+                <w:rFonts w:ascii="Times New Roman" w:eastAsia="Times New Roman" w:hAnsi="Times New Roman" w:cs="Times New Roman"/>
+              </w:rPr>
+              <w:t>1.00</w:t>
+            </w:r>
+          </w:p>
+        </w:tc>
+        <w:tc>
+          <w:tcPr>
+            <w:tcW w:w="1274" w:type="dxa"/>
+            <w:tcBorders>
+              <w:top w:val="none" w:sz="0" w:space="0" w:color="000000"/>
+              <w:left w:val="none" w:sz="0" w:space="0" w:color="000000"/>
+              <w:bottom w:val="none" w:sz="0" w:space="0" w:color="000000"/>
+              <w:right w:val="none" w:sz="0" w:space="0" w:color="000000"/>
+            </w:tcBorders>
+            <w:shd w:val="clear" w:color="auto" w:fill="FFFFFF"/>
+            <w:tcMar>
+              <w:top w:w="0" w:type="dxa"/>
+              <w:left w:w="0" w:type="dxa"/>
+              <w:bottom w:w="0" w:type="dxa"/>
+              <w:right w:w="0" w:type="dxa"/>
+            </w:tcMar>
+            <w:vAlign w:val="center"/>
+          </w:tcPr>
+          <w:p>
+            <w:pPr>
+              <w:textAlignment w:val="baseline"/>
+              <w:rPr>
+                <w:rFonts w:ascii="Times New Roman" w:eastAsia="Times New Roman" w:hAnsi="Times New Roman" w:cs="Times New Roman"/>
+              </w:rPr>
+            </w:pPr>
+            <w:r>
+              <w:rPr>
+                <w:rFonts w:ascii="Times New Roman" w:eastAsia="Times New Roman" w:hAnsi="Times New Roman" w:cs="Times New Roman"/>
+              </w:rPr>
+              <w:t>0.67</w:t>
+            </w:r>
+          </w:p>
+        </w:tc>
+        <w:tc>
+          <w:tcPr>
+            <w:tcW w:w="975" w:type="dxa"/>
+            <w:tcBorders>
+              <w:top w:val="none" w:sz="0" w:space="0" w:color="000000"/>
+              <w:left w:val="none" w:sz="0" w:space="0" w:color="000000"/>
+              <w:bottom w:val="none" w:sz="0" w:space="0" w:color="000000"/>
+              <w:right w:val="none" w:sz="0" w:space="0" w:color="000000"/>
+            </w:tcBorders>
+            <w:shd w:val="clear" w:color="auto" w:fill="FFFFFF"/>
+            <w:tcMar>
+              <w:top w:w="0" w:type="dxa"/>
+              <w:left w:w="0" w:type="dxa"/>
+              <w:bottom w:w="0" w:type="dxa"/>
+              <w:right w:w="0" w:type="dxa"/>
+            </w:tcMar>
+            <w:vAlign w:val="center"/>
+          </w:tcPr>
+          <w:p>
+            <w:pPr>
+              <w:textAlignment w:val="baseline"/>
+              <w:rPr>
+                <w:rFonts w:ascii="Times New Roman" w:eastAsia="Times New Roman" w:hAnsi="Times New Roman" w:cs="Times New Roman"/>
+              </w:rPr>
+            </w:pPr>
+            <w:r>
+              <w:rPr>
+                <w:rFonts w:ascii="Times New Roman" w:eastAsia="Times New Roman" w:hAnsi="Times New Roman" w:cs="Times New Roman"/>
+              </w:rPr>
+              <w:t>-0.04</w:t>
+            </w:r>
+          </w:p>
+        </w:tc>
+        <w:tc>
+          <w:tcPr>
+            <w:tcW w:w="1103" w:type="dxa"/>
+            <w:tcBorders>
+              <w:top w:val="none" w:sz="0" w:space="0" w:color="000000"/>
+              <w:left w:val="none" w:sz="0" w:space="0" w:color="000000"/>
+              <w:bottom w:val="none" w:sz="0" w:space="0" w:color="000000"/>
+              <w:right w:val="none" w:sz="0" w:space="0" w:color="000000"/>
+            </w:tcBorders>
+            <w:shd w:val="clear" w:color="auto" w:fill="FFFFFF"/>
+            <w:tcMar>
+              <w:top w:w="0" w:type="dxa"/>
+              <w:left w:w="0" w:type="dxa"/>
+              <w:bottom w:w="0" w:type="dxa"/>
+              <w:right w:w="0" w:type="dxa"/>
+            </w:tcMar>
+            <w:vAlign w:val="center"/>
+          </w:tcPr>
+          <w:p>
+            <w:pPr>
+              <w:textAlignment w:val="baseline"/>
+              <w:rPr>
+                <w:rFonts w:ascii="Times New Roman" w:eastAsia="Times New Roman" w:hAnsi="Times New Roman" w:cs="Times New Roman"/>
+              </w:rPr>
+            </w:pPr>
+            <w:r>
+              <w:rPr>
+                <w:rFonts w:ascii="Times New Roman" w:eastAsia="Times New Roman" w:hAnsi="Times New Roman" w:cs="Times New Roman"/>
+              </w:rPr>
+              <w:t>-0.06</w:t>
+            </w:r>
+          </w:p>
+        </w:tc>
+      </w:tr>
+      <w:tr>
+        <w:trPr>
+          <w:trHeight w:val="424"/>
+        </w:trPr>
+        <w:tc>
+          <w:tcPr>
+            <w:tcW w:w="1401" w:type="dxa"/>
+            <w:tcBorders>
+              <w:top w:val="none" w:sz="0" w:space="0" w:color="000000"/>
+              <w:left w:val="none" w:sz="0" w:space="0" w:color="000000"/>
+              <w:bottom w:val="none" w:sz="0" w:space="0" w:color="000000"/>
+              <w:right w:val="none" w:sz="0" w:space="0" w:color="000000"/>
+            </w:tcBorders>
+            <w:shd w:val="clear" w:color="auto" w:fill="FFFFFF"/>
+            <w:tcMar>
+              <w:top w:w="0" w:type="dxa"/>
+              <w:left w:w="0" w:type="dxa"/>
+              <w:bottom w:w="0" w:type="dxa"/>
+              <w:right w:w="0" w:type="dxa"/>
+            </w:tcMar>
+            <w:vAlign w:val="center"/>
+          </w:tcPr>
+          <w:p>
+            <w:pPr>
+              <w:textAlignment w:val="baseline"/>
+              <w:rPr>
+                <w:rFonts w:ascii="Times New Roman" w:eastAsia="Times New Roman" w:hAnsi="Times New Roman" w:cs="Times New Roman"/>
+              </w:rPr>
+            </w:pPr>
+            <w:proofErr w:type="spellStart"/>
+            <w:r>
+              <w:rPr>
+                <w:rFonts w:ascii="Times New Roman" w:eastAsia="Times New Roman" w:hAnsi="Times New Roman" w:cs="Times New Roman"/>
+              </w:rPr>
+              <w:t>weight_advantage</w:t>
+            </w:r>
+            <w:proofErr w:type="spellEnd"/>
+          </w:p>
+        </w:tc>
+        <w:tc>
+          <w:tcPr>
+            <w:tcW w:w="1237" w:type="dxa"/>
+            <w:tcBorders>
+              <w:top w:val="none" w:sz="0" w:space="0" w:color="000000"/>
+              <w:left w:val="none" w:sz="0" w:space="0" w:color="000000"/>
+              <w:bottom w:val="none" w:sz="0" w:space="0" w:color="000000"/>
+              <w:right w:val="none" w:sz="0" w:space="0" w:color="000000"/>
+            </w:tcBorders>
+            <w:shd w:val="clear" w:color="auto" w:fill="FFFFFF"/>
+            <w:tcMar>
+              <w:top w:w="0" w:type="dxa"/>
+              <w:left w:w="0" w:type="dxa"/>
+              <w:bottom w:w="0" w:type="dxa"/>
+              <w:right w:w="0" w:type="dxa"/>
+            </w:tcMar>
+            <w:vAlign w:val="center"/>
+          </w:tcPr>
+          <w:p>
+            <w:pPr>
+              <w:textAlignment w:val="baseline"/>
+              <w:rPr>
+                <w:rFonts w:ascii="Times New Roman" w:eastAsia="Times New Roman" w:hAnsi="Times New Roman" w:cs="Times New Roman"/>
+              </w:rPr>
+            </w:pPr>
+            <w:r>
+              <w:rPr>
+                <w:rFonts w:ascii="Times New Roman" w:eastAsia="Times New Roman" w:hAnsi="Times New Roman" w:cs="Times New Roman"/>
+              </w:rPr>
+              <w:t>0.04</w:t>
+            </w:r>
+          </w:p>
+        </w:tc>
+        <w:tc>
+          <w:tcPr>
+            <w:tcW w:w="1109" w:type="dxa"/>
+            <w:tcBorders>
+              <w:top w:val="none" w:sz="0" w:space="0" w:color="000000"/>
+              <w:left w:val="none" w:sz="0" w:space="0" w:color="000000"/>
+              <w:bottom w:val="none" w:sz="0" w:space="0" w:color="000000"/>
+              <w:right w:val="none" w:sz="0" w:space="0" w:color="000000"/>
+            </w:tcBorders>
+            <w:shd w:val="clear" w:color="auto" w:fill="FFFFFF"/>
+            <w:tcMar>
+              <w:top w:w="0" w:type="dxa"/>
+              <w:left w:w="0" w:type="dxa"/>
+              <w:bottom w:w="0" w:type="dxa"/>
+              <w:right w:w="0" w:type="dxa"/>
+            </w:tcMar>
+            <w:vAlign w:val="center"/>
+          </w:tcPr>
+          <w:p>
+            <w:pPr>
+              <w:textAlignment w:val="baseline"/>
+              <w:rPr>
+                <w:rFonts w:ascii="Times New Roman" w:eastAsia="Times New Roman" w:hAnsi="Times New Roman" w:cs="Times New Roman"/>
+              </w:rPr>
+            </w:pPr>
+            <w:r>
+              <w:rPr>
+                <w:rFonts w:ascii="Times New Roman" w:eastAsia="Times New Roman" w:hAnsi="Times New Roman" w:cs="Times New Roman"/>
+              </w:rPr>
+              <w:t>0.05</w:t>
+            </w:r>
+          </w:p>
+        </w:tc>
+        <w:tc>
+          <w:tcPr>
+            <w:tcW w:w="1224" w:type="dxa"/>
+            <w:tcBorders>
+              <w:top w:val="none" w:sz="0" w:space="0" w:color="000000"/>
+              <w:left w:val="none" w:sz="0" w:space="0" w:color="000000"/>
+              <w:bottom w:val="none" w:sz="0" w:space="0" w:color="000000"/>
+              <w:right w:val="none" w:sz="0" w:space="0" w:color="000000"/>
+            </w:tcBorders>
+            <w:shd w:val="clear" w:color="auto" w:fill="FFFFFF"/>
+            <w:tcMar>
+              <w:top w:w="0" w:type="dxa"/>
+              <w:left w:w="0" w:type="dxa"/>
+              <w:bottom w:w="0" w:type="dxa"/>
+              <w:right w:w="0" w:type="dxa"/>
+            </w:tcMar>
+            <w:vAlign w:val="center"/>
+          </w:tcPr>
+          <w:p>
+            <w:pPr>
+              <w:textAlignment w:val="baseline"/>
+              <w:rPr>
+                <w:rFonts w:ascii="Times New Roman" w:eastAsia="Times New Roman" w:hAnsi="Times New Roman" w:cs="Times New Roman"/>
+              </w:rPr>
+            </w:pPr>
+            <w:r>
+              <w:rPr>
+                <w:rFonts w:ascii="Times New Roman" w:eastAsia="Times New Roman" w:hAnsi="Times New Roman" w:cs="Times New Roman"/>
+              </w:rPr>
+              <w:t>0.08</w:t>
+            </w:r>
+          </w:p>
+        </w:tc>
+        <w:tc>
+          <w:tcPr>
+            <w:tcW w:w="1252" w:type="dxa"/>
+            <w:tcBorders>
+              <w:top w:val="none" w:sz="0" w:space="0" w:color="000000"/>
+              <w:left w:val="none" w:sz="0" w:space="0" w:color="000000"/>
+              <w:bottom w:val="none" w:sz="0" w:space="0" w:color="000000"/>
+              <w:right w:val="none" w:sz="0" w:space="0" w:color="000000"/>
+            </w:tcBorders>
+            <w:shd w:val="clear" w:color="auto" w:fill="FFFFFF"/>
+            <w:tcMar>
+              <w:top w:w="0" w:type="dxa"/>
+              <w:left w:w="0" w:type="dxa"/>
+              <w:bottom w:w="0" w:type="dxa"/>
+              <w:right w:w="0" w:type="dxa"/>
+            </w:tcMar>
+            <w:vAlign w:val="center"/>
+          </w:tcPr>
+          <w:p>
+            <w:pPr>
+              <w:textAlignment w:val="baseline"/>
+              <w:rPr>
+                <w:rFonts w:ascii="Times New Roman" w:eastAsia="Times New Roman" w:hAnsi="Times New Roman" w:cs="Times New Roman"/>
+              </w:rPr>
+            </w:pPr>
+            <w:r>
+              <w:rPr>
+                <w:rFonts w:ascii="Times New Roman" w:eastAsia="Times New Roman" w:hAnsi="Times New Roman" w:cs="Times New Roman"/>
+              </w:rPr>
+              <w:t>0.67</w:t>
+            </w:r>
+          </w:p>
+        </w:tc>
+        <w:tc>
+          <w:tcPr>
+            <w:tcW w:w="1274" w:type="dxa"/>
+            <w:tcBorders>
+              <w:top w:val="none" w:sz="0" w:space="0" w:color="000000"/>
+              <w:left w:val="none" w:sz="0" w:space="0" w:color="000000"/>
+              <w:bottom w:val="none" w:sz="0" w:space="0" w:color="000000"/>
+              <w:right w:val="none" w:sz="0" w:space="0" w:color="000000"/>
+            </w:tcBorders>
+            <w:shd w:val="clear" w:color="auto" w:fill="FFFFFF"/>
+            <w:tcMar>
+              <w:top w:w="0" w:type="dxa"/>
+              <w:left w:w="0" w:type="dxa"/>
+              <w:bottom w:w="0" w:type="dxa"/>
+              <w:right w:w="0" w:type="dxa"/>
+            </w:tcMar>
+            <w:vAlign w:val="center"/>
+          </w:tcPr>
+          <w:p>
+            <w:pPr>
+              <w:textAlignment w:val="baseline"/>
+              <w:rPr>
+                <w:rFonts w:ascii="Times New Roman" w:eastAsia="Times New Roman" w:hAnsi="Times New Roman" w:cs="Times New Roman"/>
+              </w:rPr>
+            </w:pPr>
+            <w:r>
+              <w:rPr>
+                <w:rFonts w:ascii="Times New Roman" w:eastAsia="Times New Roman" w:hAnsi="Times New Roman" w:cs="Times New Roman"/>
+              </w:rPr>
+              <w:t>1.00</w:t>
+            </w:r>
+          </w:p>
+        </w:tc>
+        <w:tc>
+          <w:tcPr>
+            <w:tcW w:w="975" w:type="dxa"/>
+            <w:tcBorders>
+              <w:top w:val="none" w:sz="0" w:space="0" w:color="000000"/>
+              <w:left w:val="none" w:sz="0" w:space="0" w:color="000000"/>
+              <w:bottom w:val="none" w:sz="0" w:space="0" w:color="000000"/>
+              <w:right w:val="none" w:sz="0" w:space="0" w:color="000000"/>
+            </w:tcBorders>
+            <w:shd w:val="clear" w:color="auto" w:fill="FFFFFF"/>
+            <w:tcMar>
+              <w:top w:w="0" w:type="dxa"/>
+              <w:left w:w="0" w:type="dxa"/>
+              <w:bottom w:w="0" w:type="dxa"/>
+              <w:right w:w="0" w:type="dxa"/>
+            </w:tcMar>
+            <w:vAlign w:val="center"/>
+          </w:tcPr>
+          <w:p>
+            <w:pPr>
+              <w:textAlignment w:val="baseline"/>
+              <w:rPr>
+                <w:rFonts w:ascii="Times New Roman" w:eastAsia="Times New Roman" w:hAnsi="Times New Roman" w:cs="Times New Roman"/>
+              </w:rPr>
+            </w:pPr>
+            <w:r>
+              <w:rPr>
+                <w:rFonts w:ascii="Times New Roman" w:eastAsia="Times New Roman" w:hAnsi="Times New Roman" w:cs="Times New Roman"/>
+              </w:rPr>
+              <w:t>-0.06</w:t>
+            </w:r>
+          </w:p>
+        </w:tc>
+        <w:tc>
+          <w:tcPr>
+            <w:tcW w:w="1103" w:type="dxa"/>
+            <w:tcBorders>
+              <w:top w:val="none" w:sz="0" w:space="0" w:color="000000"/>
+              <w:left w:val="none" w:sz="0" w:space="0" w:color="000000"/>
+              <w:bottom w:val="none" w:sz="0" w:space="0" w:color="000000"/>
+              <w:right w:val="none" w:sz="0" w:space="0" w:color="000000"/>
+            </w:tcBorders>
+            <w:shd w:val="clear" w:color="auto" w:fill="FFFFFF"/>
+            <w:tcMar>
+              <w:top w:w="0" w:type="dxa"/>
+              <w:left w:w="0" w:type="dxa"/>
+              <w:bottom w:w="0" w:type="dxa"/>
+              <w:right w:w="0" w:type="dxa"/>
+            </w:tcMar>
+            <w:vAlign w:val="center"/>
+          </w:tcPr>
+          <w:p>
+            <w:pPr>
+              <w:textAlignment w:val="baseline"/>
+              <w:rPr>
+                <w:rFonts w:ascii="Times New Roman" w:eastAsia="Times New Roman" w:hAnsi="Times New Roman" w:cs="Times New Roman"/>
+              </w:rPr>
+            </w:pPr>
+            <w:r>
+              <w:rPr>
+                <w:rFonts w:ascii="Times New Roman" w:eastAsia="Times New Roman" w:hAnsi="Times New Roman" w:cs="Times New Roman"/>
+              </w:rPr>
+              <w:t>-0.07</w:t>
+            </w:r>
+          </w:p>
+        </w:tc>
+      </w:tr>
+      <w:tr>
+        <w:trPr>
+          <w:trHeight w:val="424"/>
+        </w:trPr>
+        <w:tc>
+          <w:tcPr>
+            <w:tcW w:w="1401" w:type="dxa"/>
+            <w:tcBorders>
+              <w:top w:val="none" w:sz="0" w:space="0" w:color="000000"/>
+              <w:left w:val="none" w:sz="0" w:space="0" w:color="000000"/>
+              <w:bottom w:val="none" w:sz="0" w:space="0" w:color="000000"/>
+              <w:right w:val="none" w:sz="0" w:space="0" w:color="000000"/>
+            </w:tcBorders>
+            <w:shd w:val="clear" w:color="auto" w:fill="FFFFFF"/>
+            <w:tcMar>
+              <w:top w:w="0" w:type="dxa"/>
+              <w:left w:w="0" w:type="dxa"/>
+              <w:bottom w:w="0" w:type="dxa"/>
+              <w:right w:w="0" w:type="dxa"/>
+            </w:tcMar>
+            <w:vAlign w:val="center"/>
+          </w:tcPr>
+          <w:p>
+            <w:pPr>
+              <w:textAlignment w:val="baseline"/>
+              <w:rPr>
+                <w:rFonts w:ascii="Times New Roman" w:eastAsia="Times New Roman" w:hAnsi="Times New Roman" w:cs="Times New Roman"/>
+              </w:rPr>
+            </w:pPr>
+            <w:r>
+              <w:rPr>
+                <w:rFonts w:ascii="Times New Roman" w:eastAsia="Times New Roman" w:hAnsi="Times New Roman" w:cs="Times New Roman"/>
+              </w:rPr>
+              <w:t>diff_pressure</w:t>
+            </w:r>
+          </w:p>
+        </w:tc>
+        <w:tc>
+          <w:tcPr>
+            <w:tcW w:w="1237" w:type="dxa"/>
+            <w:tcBorders>
+              <w:top w:val="none" w:sz="0" w:space="0" w:color="000000"/>
+              <w:left w:val="none" w:sz="0" w:space="0" w:color="000000"/>
+              <w:bottom w:val="none" w:sz="0" w:space="0" w:color="000000"/>
+              <w:right w:val="none" w:sz="0" w:space="0" w:color="000000"/>
+            </w:tcBorders>
+            <w:shd w:val="clear" w:color="auto" w:fill="FFFFFF"/>
+            <w:tcMar>
+              <w:top w:w="0" w:type="dxa"/>
+              <w:left w:w="0" w:type="dxa"/>
+              <w:bottom w:w="0" w:type="dxa"/>
+              <w:right w:w="0" w:type="dxa"/>
+            </w:tcMar>
+            <w:vAlign w:val="center"/>
+          </w:tcPr>
+          <w:p>
+            <w:pPr>
+              <w:textAlignment w:val="baseline"/>
+              <w:rPr>
+                <w:rFonts w:ascii="Times New Roman" w:eastAsia="Times New Roman" w:hAnsi="Times New Roman" w:cs="Times New Roman"/>
+              </w:rPr>
+            </w:pPr>
+            <w:r>
+              <w:rPr>
+                <w:rFonts w:ascii="Times New Roman" w:eastAsia="Times New Roman" w:hAnsi="Times New Roman" w:cs="Times New Roman"/>
+              </w:rPr>
+              <w:t>0.14</w:t>
+            </w:r>
+          </w:p>
+        </w:tc>
+        <w:tc>
+          <w:tcPr>
+            <w:tcW w:w="1109" w:type="dxa"/>
+            <w:tcBorders>
+              <w:top w:val="none" w:sz="0" w:space="0" w:color="000000"/>
+              <w:left w:val="none" w:sz="0" w:space="0" w:color="000000"/>
+              <w:bottom w:val="none" w:sz="0" w:space="0" w:color="000000"/>
+              <w:right w:val="none" w:sz="0" w:space="0" w:color="000000"/>
+            </w:tcBorders>
+            <w:shd w:val="clear" w:color="auto" w:fill="FFFFFF"/>
+            <w:tcMar>
+              <w:top w:w="0" w:type="dxa"/>
+              <w:left w:w="0" w:type="dxa"/>
+              <w:bottom w:w="0" w:type="dxa"/>
+              <w:right w:w="0" w:type="dxa"/>
+            </w:tcMar>
+            <w:vAlign w:val="center"/>
+          </w:tcPr>
+          <w:p>
+            <w:pPr>
+              <w:textAlignment w:val="baseline"/>
+              <w:rPr>
+                <w:rFonts w:ascii="Times New Roman" w:eastAsia="Times New Roman" w:hAnsi="Times New Roman" w:cs="Times New Roman"/>
+              </w:rPr>
+            </w:pPr>
+            <w:r>
+              <w:rPr>
+                <w:rFonts w:ascii="Times New Roman" w:eastAsia="Times New Roman" w:hAnsi="Times New Roman" w:cs="Times New Roman"/>
+              </w:rPr>
+              <w:t>0.18</w:t>
+            </w:r>
+          </w:p>
+        </w:tc>
+        <w:tc>
+          <w:tcPr>
+            <w:tcW w:w="1224" w:type="dxa"/>
+            <w:tcBorders>
+              <w:top w:val="none" w:sz="0" w:space="0" w:color="000000"/>
+              <w:left w:val="none" w:sz="0" w:space="0" w:color="000000"/>
+              <w:bottom w:val="none" w:sz="0" w:space="0" w:color="000000"/>
+              <w:right w:val="none" w:sz="0" w:space="0" w:color="000000"/>
+            </w:tcBorders>
+            <w:shd w:val="clear" w:color="auto" w:fill="FFFFFF"/>
+            <w:tcMar>
+              <w:top w:w="0" w:type="dxa"/>
+              <w:left w:w="0" w:type="dxa"/>
+              <w:bottom w:w="0" w:type="dxa"/>
+              <w:right w:w="0" w:type="dxa"/>
+            </w:tcMar>
+            <w:vAlign w:val="center"/>
+          </w:tcPr>
+          <w:p>
+            <w:pPr>
+              <w:textAlignment w:val="baseline"/>
+              <w:rPr>
+                <w:rFonts w:ascii="Times New Roman" w:eastAsia="Times New Roman" w:hAnsi="Times New Roman" w:cs="Times New Roman"/>
+              </w:rPr>
+            </w:pPr>
+            <w:r>
+              <w:rPr>
+                <w:rFonts w:ascii="Times New Roman" w:eastAsia="Times New Roman" w:hAnsi="Times New Roman" w:cs="Times New Roman"/>
+              </w:rPr>
+              <w:t>0.37</w:t>
+            </w:r>
+          </w:p>
+        </w:tc>
+        <w:tc>
+          <w:tcPr>
+            <w:tcW w:w="1252" w:type="dxa"/>
+            <w:tcBorders>
+              <w:top w:val="none" w:sz="0" w:space="0" w:color="000000"/>
+              <w:left w:val="none" w:sz="0" w:space="0" w:color="000000"/>
+              <w:bottom w:val="none" w:sz="0" w:space="0" w:color="000000"/>
+              <w:right w:val="none" w:sz="0" w:space="0" w:color="000000"/>
+            </w:tcBorders>
+            <w:shd w:val="clear" w:color="auto" w:fill="FFFFFF"/>
+            <w:tcMar>
+              <w:top w:w="0" w:type="dxa"/>
+              <w:left w:w="0" w:type="dxa"/>
+              <w:bottom w:w="0" w:type="dxa"/>
+              <w:right w:w="0" w:type="dxa"/>
+            </w:tcMar>
+            <w:vAlign w:val="center"/>
+          </w:tcPr>
+          <w:p>
+            <w:pPr>
+              <w:textAlignment w:val="baseline"/>
+              <w:rPr>
+                <w:rFonts w:ascii="Times New Roman" w:eastAsia="Times New Roman" w:hAnsi="Times New Roman" w:cs="Times New Roman"/>
+              </w:rPr>
+            </w:pPr>
+            <w:r>
+              <w:rPr>
+                <w:rFonts w:ascii="Times New Roman" w:eastAsia="Times New Roman" w:hAnsi="Times New Roman" w:cs="Times New Roman"/>
+              </w:rPr>
+              <w:t>-0.04</w:t>
+            </w:r>
+          </w:p>
+        </w:tc>
+        <w:tc>
+          <w:tcPr>
+            <w:tcW w:w="1274" w:type="dxa"/>
+            <w:tcBorders>
+              <w:top w:val="none" w:sz="0" w:space="0" w:color="000000"/>
+              <w:left w:val="none" w:sz="0" w:space="0" w:color="000000"/>
+              <w:bottom w:val="none" w:sz="0" w:space="0" w:color="000000"/>
+              <w:right w:val="none" w:sz="0" w:space="0" w:color="000000"/>
+            </w:tcBorders>
+            <w:shd w:val="clear" w:color="auto" w:fill="FFFFFF"/>
+            <w:tcMar>
+              <w:top w:w="0" w:type="dxa"/>
+              <w:left w:w="0" w:type="dxa"/>
+              <w:bottom w:w="0" w:type="dxa"/>
+              <w:right w:w="0" w:type="dxa"/>
+            </w:tcMar>
+            <w:vAlign w:val="center"/>
+          </w:tcPr>
+          <w:p>
+            <w:pPr>
+              <w:textAlignment w:val="baseline"/>
+              <w:rPr>
+                <w:rFonts w:ascii="Times New Roman" w:eastAsia="Times New Roman" w:hAnsi="Times New Roman" w:cs="Times New Roman"/>
+              </w:rPr>
+            </w:pPr>
+            <w:r>
+              <w:rPr>
+                <w:rFonts w:ascii="Times New Roman" w:eastAsia="Times New Roman" w:hAnsi="Times New Roman" w:cs="Times New Roman"/>
+              </w:rPr>
+              <w:t>-0.06</w:t>
+            </w:r>
+          </w:p>
+        </w:tc>
+        <w:tc>
+          <w:tcPr>
+            <w:tcW w:w="975" w:type="dxa"/>
+            <w:tcBorders>
+              <w:top w:val="none" w:sz="0" w:space="0" w:color="000000"/>
+              <w:left w:val="none" w:sz="0" w:space="0" w:color="000000"/>
+              <w:bottom w:val="none" w:sz="0" w:space="0" w:color="000000"/>
+              <w:right w:val="none" w:sz="0" w:space="0" w:color="000000"/>
+            </w:tcBorders>
+            <w:shd w:val="clear" w:color="auto" w:fill="FFFFFF"/>
+            <w:tcMar>
+              <w:top w:w="0" w:type="dxa"/>
+              <w:left w:w="0" w:type="dxa"/>
+              <w:bottom w:w="0" w:type="dxa"/>
+              <w:right w:w="0" w:type="dxa"/>
+            </w:tcMar>
+            <w:vAlign w:val="center"/>
+          </w:tcPr>
+          <w:p>
+            <w:pPr>
+              <w:textAlignment w:val="baseline"/>
+              <w:rPr>
+                <w:rFonts w:ascii="Times New Roman" w:eastAsia="Times New Roman" w:hAnsi="Times New Roman" w:cs="Times New Roman"/>
+              </w:rPr>
+            </w:pPr>
+            <w:r>
+              <w:rPr>
+                <w:rFonts w:ascii="Times New Roman" w:eastAsia="Times New Roman" w:hAnsi="Times New Roman" w:cs="Times New Roman"/>
+              </w:rPr>
+              <w:t>1.00</w:t>
+            </w:r>
+          </w:p>
+        </w:tc>
+        <w:tc>
+          <w:tcPr>
+            <w:tcW w:w="1103" w:type="dxa"/>
+            <w:tcBorders>
+              <w:top w:val="none" w:sz="0" w:space="0" w:color="000000"/>
+              <w:left w:val="none" w:sz="0" w:space="0" w:color="000000"/>
+              <w:bottom w:val="none" w:sz="0" w:space="0" w:color="000000"/>
+              <w:right w:val="none" w:sz="0" w:space="0" w:color="000000"/>
+            </w:tcBorders>
+            <w:shd w:val="clear" w:color="auto" w:fill="FFFFFF"/>
+            <w:tcMar>
+              <w:top w:w="0" w:type="dxa"/>
+              <w:left w:w="0" w:type="dxa"/>
+              <w:bottom w:w="0" w:type="dxa"/>
+              <w:right w:w="0" w:type="dxa"/>
+            </w:tcMar>
+            <w:vAlign w:val="center"/>
+          </w:tcPr>
+          <w:p>
+            <w:pPr>
+              <w:textAlignment w:val="baseline"/>
+              <w:rPr>
+                <w:rFonts w:ascii="Times New Roman" w:eastAsia="Times New Roman" w:hAnsi="Times New Roman" w:cs="Times New Roman"/>
+              </w:rPr>
+            </w:pPr>
+            <w:r>
+              <w:rPr>
+                <w:rFonts w:ascii="Times New Roman" w:eastAsia="Times New Roman" w:hAnsi="Times New Roman" w:cs="Times New Roman"/>
+              </w:rPr>
+              <w:t>0.50</w:t>
+            </w:r>
+          </w:p>
+        </w:tc>
+      </w:tr>
+      <w:tr>
+        <w:trPr>
+          <w:trHeight w:val="424"/>
+        </w:trPr>
+        <w:tc>
+          <w:tcPr>
+            <w:tcW w:w="1401" w:type="dxa"/>
+            <w:tcBorders>
+              <w:top w:val="none" w:sz="0" w:space="0" w:color="000000"/>
+              <w:left w:val="none" w:sz="0" w:space="0" w:color="000000"/>
+              <w:bottom w:val="none" w:sz="0" w:space="0" w:color="000000"/>
+              <w:right w:val="none" w:sz="0" w:space="0" w:color="000000"/>
+            </w:tcBorders>
+            <w:shd w:val="clear" w:color="auto" w:fill="FFFFFF"/>
+            <w:tcMar>
+              <w:top w:w="0" w:type="dxa"/>
+              <w:left w:w="0" w:type="dxa"/>
+              <w:bottom w:w="0" w:type="dxa"/>
+              <w:right w:w="0" w:type="dxa"/>
+            </w:tcMar>
+            <w:vAlign w:val="center"/>
+          </w:tcPr>
+          <w:p>
+            <w:pPr>
+              <w:textAlignment w:val="baseline"/>
+              <w:rPr>
+                <w:rFonts w:ascii="Times New Roman" w:eastAsia="Times New Roman" w:hAnsi="Times New Roman" w:cs="Times New Roman"/>
+              </w:rPr>
+            </w:pPr>
+            <w:r>
+              <w:rPr>
+                <w:rFonts w:ascii="Times New Roman" w:eastAsia="Times New Roman" w:hAnsi="Times New Roman" w:cs="Times New Roman"/>
+              </w:rPr>
+              <w:t>diff_aggression</w:t>
+            </w:r>
+          </w:p>
+        </w:tc>
+        <w:tc>
+          <w:tcPr>
+            <w:tcW w:w="1237" w:type="dxa"/>
+            <w:tcBorders>
+              <w:top w:val="none" w:sz="0" w:space="0" w:color="000000"/>
+              <w:left w:val="none" w:sz="0" w:space="0" w:color="000000"/>
+              <w:bottom w:val="none" w:sz="0" w:space="0" w:color="000000"/>
+              <w:right w:val="none" w:sz="0" w:space="0" w:color="000000"/>
+            </w:tcBorders>
+            <w:shd w:val="clear" w:color="auto" w:fill="FFFFFF"/>
+            <w:tcMar>
+              <w:top w:w="0" w:type="dxa"/>
+              <w:left w:w="0" w:type="dxa"/>
+              <w:bottom w:w="0" w:type="dxa"/>
+              <w:right w:w="0" w:type="dxa"/>
+            </w:tcMar>
+            <w:vAlign w:val="center"/>
+          </w:tcPr>
+          <w:p>
+            <w:pPr>
+              <w:textAlignment w:val="baseline"/>
+              <w:rPr>
+                <w:rFonts w:ascii="Times New Roman" w:eastAsia="Times New Roman" w:hAnsi="Times New Roman" w:cs="Times New Roman"/>
+              </w:rPr>
+            </w:pPr>
+            <w:r>
+              <w:rPr>
+                <w:rFonts w:ascii="Times New Roman" w:eastAsia="Times New Roman" w:hAnsi="Times New Roman" w:cs="Times New Roman"/>
+              </w:rPr>
+              <w:t>0.14</w:t>
+            </w:r>
+          </w:p>
+        </w:tc>
+        <w:tc>
+          <w:tcPr>
+            <w:tcW w:w="1109" w:type="dxa"/>
+            <w:tcBorders>
+              <w:top w:val="none" w:sz="0" w:space="0" w:color="000000"/>
+              <w:left w:val="none" w:sz="0" w:space="0" w:color="000000"/>
+              <w:bottom w:val="none" w:sz="0" w:space="0" w:color="000000"/>
+              <w:right w:val="none" w:sz="0" w:space="0" w:color="000000"/>
+            </w:tcBorders>
+            <w:shd w:val="clear" w:color="auto" w:fill="FFFFFF"/>
+            <w:tcMar>
+              <w:top w:w="0" w:type="dxa"/>
+              <w:left w:w="0" w:type="dxa"/>
+              <w:bottom w:w="0" w:type="dxa"/>
+              <w:right w:w="0" w:type="dxa"/>
+            </w:tcMar>
+            <w:vAlign w:val="center"/>
+          </w:tcPr>
+          <w:p>
+            <w:pPr>
+              <w:textAlignment w:val="baseline"/>
+              <w:rPr>
+                <w:rFonts w:ascii="Times New Roman" w:eastAsia="Times New Roman" w:hAnsi="Times New Roman" w:cs="Times New Roman"/>
+              </w:rPr>
+            </w:pPr>
+            <w:r>
+              <w:rPr>
+                <w:rFonts w:ascii="Times New Roman" w:eastAsia="Times New Roman" w:hAnsi="Times New Roman" w:cs="Times New Roman"/>
+              </w:rPr>
+              <w:t>0.18</w:t>
+            </w:r>
+          </w:p>
+        </w:tc>
+        <w:tc>
+          <w:tcPr>
+            <w:tcW w:w="1224" w:type="dxa"/>
+            <w:tcBorders>
+              <w:top w:val="none" w:sz="0" w:space="0" w:color="000000"/>
+              <w:left w:val="none" w:sz="0" w:space="0" w:color="000000"/>
+              <w:bottom w:val="none" w:sz="0" w:space="0" w:color="000000"/>
+              <w:right w:val="none" w:sz="0" w:space="0" w:color="000000"/>
+            </w:tcBorders>
+            <w:shd w:val="clear" w:color="auto" w:fill="FFFFFF"/>
+            <w:tcMar>
+              <w:top w:w="0" w:type="dxa"/>
+              <w:left w:w="0" w:type="dxa"/>
+              <w:bottom w:w="0" w:type="dxa"/>
+              <w:right w:w="0" w:type="dxa"/>
+            </w:tcMar>
+            <w:vAlign w:val="center"/>
+          </w:tcPr>
+          <w:p>
+            <w:pPr>
+              <w:textAlignment w:val="baseline"/>
+              <w:rPr>
+                <w:rFonts w:ascii="Times New Roman" w:eastAsia="Times New Roman" w:hAnsi="Times New Roman" w:cs="Times New Roman"/>
+              </w:rPr>
+            </w:pPr>
+            <w:r>
+              <w:rPr>
+                <w:rFonts w:ascii="Times New Roman" w:eastAsia="Times New Roman" w:hAnsi="Times New Roman" w:cs="Times New Roman"/>
+              </w:rPr>
+              <w:t>0.36</w:t>
+            </w:r>
+          </w:p>
+        </w:tc>
+        <w:tc>
+          <w:tcPr>
+            <w:tcW w:w="1252" w:type="dxa"/>
+            <w:tcBorders>
+              <w:top w:val="none" w:sz="0" w:space="0" w:color="000000"/>
+              <w:left w:val="none" w:sz="0" w:space="0" w:color="000000"/>
+              <w:bottom w:val="none" w:sz="0" w:space="0" w:color="000000"/>
+              <w:right w:val="none" w:sz="0" w:space="0" w:color="000000"/>
+            </w:tcBorders>
+            <w:shd w:val="clear" w:color="auto" w:fill="FFFFFF"/>
+            <w:tcMar>
+              <w:top w:w="0" w:type="dxa"/>
+              <w:left w:w="0" w:type="dxa"/>
+              <w:bottom w:w="0" w:type="dxa"/>
+              <w:right w:w="0" w:type="dxa"/>
+            </w:tcMar>
+            <w:vAlign w:val="center"/>
+          </w:tcPr>
+          <w:p>
+            <w:pPr>
+              <w:textAlignment w:val="baseline"/>
+              <w:rPr>
+                <w:rFonts w:ascii="Times New Roman" w:eastAsia="Times New Roman" w:hAnsi="Times New Roman" w:cs="Times New Roman"/>
+              </w:rPr>
+            </w:pPr>
+            <w:r>
+              <w:rPr>
+                <w:rFonts w:ascii="Times New Roman" w:eastAsia="Times New Roman" w:hAnsi="Times New Roman" w:cs="Times New Roman"/>
+              </w:rPr>
+              <w:t>-0.06</w:t>
+            </w:r>
+          </w:p>
+        </w:tc>
+        <w:tc>
+          <w:tcPr>
+            <w:tcW w:w="1274" w:type="dxa"/>
+            <w:tcBorders>
+              <w:top w:val="none" w:sz="0" w:space="0" w:color="000000"/>
+              <w:left w:val="none" w:sz="0" w:space="0" w:color="000000"/>
+              <w:bottom w:val="none" w:sz="0" w:space="0" w:color="000000"/>
+              <w:right w:val="none" w:sz="0" w:space="0" w:color="000000"/>
+            </w:tcBorders>
+            <w:shd w:val="clear" w:color="auto" w:fill="FFFFFF"/>
+            <w:tcMar>
+              <w:top w:w="0" w:type="dxa"/>
+              <w:left w:w="0" w:type="dxa"/>
+              <w:bottom w:w="0" w:type="dxa"/>
+              <w:right w:w="0" w:type="dxa"/>
+            </w:tcMar>
+            <w:vAlign w:val="center"/>
+          </w:tcPr>
+          <w:p>
+            <w:pPr>
+              <w:textAlignment w:val="baseline"/>
+              <w:rPr>
+                <w:rFonts w:ascii="Times New Roman" w:eastAsia="Times New Roman" w:hAnsi="Times New Roman" w:cs="Times New Roman"/>
+              </w:rPr>
+            </w:pPr>
+            <w:r>
+              <w:rPr>
+                <w:rFonts w:ascii="Times New Roman" w:eastAsia="Times New Roman" w:hAnsi="Times New Roman" w:cs="Times New Roman"/>
+              </w:rPr>
+              <w:t>-0.07</w:t>
+            </w:r>
+          </w:p>
+        </w:tc>
+        <w:tc>
+          <w:tcPr>
+            <w:tcW w:w="975" w:type="dxa"/>
+            <w:tcBorders>
+              <w:top w:val="none" w:sz="0" w:space="0" w:color="000000"/>
+              <w:left w:val="none" w:sz="0" w:space="0" w:color="000000"/>
+              <w:bottom w:val="none" w:sz="0" w:space="0" w:color="000000"/>
+              <w:right w:val="none" w:sz="0" w:space="0" w:color="000000"/>
+            </w:tcBorders>
+            <w:shd w:val="clear" w:color="auto" w:fill="FFFFFF"/>
+            <w:tcMar>
+              <w:top w:w="0" w:type="dxa"/>
+              <w:left w:w="0" w:type="dxa"/>
+              <w:bottom w:w="0" w:type="dxa"/>
+              <w:right w:w="0" w:type="dxa"/>
+            </w:tcMar>
+            <w:vAlign w:val="center"/>
+          </w:tcPr>
+          <w:p>
+            <w:pPr>
+              <w:textAlignment w:val="baseline"/>
+              <w:rPr>
+                <w:rFonts w:ascii="Times New Roman" w:eastAsia="Times New Roman" w:hAnsi="Times New Roman" w:cs="Times New Roman"/>
+              </w:rPr>
+            </w:pPr>
+            <w:r>
+              <w:rPr>
+                <w:rFonts w:ascii="Times New Roman" w:eastAsia="Times New Roman" w:hAnsi="Times New Roman" w:cs="Times New Roman"/>
+              </w:rPr>
+              <w:t>0.50</w:t>
+            </w:r>
+          </w:p>
+        </w:tc>
+        <w:tc>
+          <w:tcPr>
+            <w:tcW w:w="1103" w:type="dxa"/>
+            <w:tcBorders>
+              <w:top w:val="none" w:sz="0" w:space="0" w:color="000000"/>
+              <w:left w:val="none" w:sz="0" w:space="0" w:color="000000"/>
+              <w:bottom w:val="none" w:sz="0" w:space="0" w:color="000000"/>
+              <w:right w:val="none" w:sz="0" w:space="0" w:color="000000"/>
+            </w:tcBorders>
+            <w:shd w:val="clear" w:color="auto" w:fill="FFFFFF"/>
+            <w:tcMar>
+              <w:top w:w="0" w:type="dxa"/>
+              <w:left w:w="0" w:type="dxa"/>
+              <w:bottom w:w="0" w:type="dxa"/>
+              <w:right w:w="0" w:type="dxa"/>
+            </w:tcMar>
+            <w:vAlign w:val="center"/>
+          </w:tcPr>
+          <w:p>
+            <w:pPr>
+              <w:textAlignment w:val="baseline"/>
+              <w:rPr>
+                <w:rFonts w:ascii="Times New Roman" w:eastAsia="Times New Roman" w:hAnsi="Times New Roman" w:cs="Times New Roman"/>
+              </w:rPr>
+            </w:pPr>
+            <w:r>
+              <w:rPr>
+                <w:rFonts w:ascii="Times New Roman" w:eastAsia="Times New Roman" w:hAnsi="Times New Roman" w:cs="Times New Roman"/>
+              </w:rPr>
+              <w:t>1.00</w:t>
+            </w:r>
+          </w:p>
+        </w:tc>
+      </w:tr>
+      <w:tr>
+        <w:trPr>
+          <w:trHeight w:val="370"/>
+        </w:trPr>
+        <w:tc>
+          <w:tcPr>
+            <w:tcW w:w="1401" w:type="dxa"/>
+            <w:tcBorders>
+              <w:top w:val="none" w:sz="0" w:space="0" w:color="000000"/>
+              <w:left w:val="none" w:sz="0" w:space="0" w:color="000000"/>
+              <w:bottom w:val="none" w:sz="0" w:space="0" w:color="000000"/>
+              <w:right w:val="none" w:sz="0" w:space="0" w:color="000000"/>
+            </w:tcBorders>
+            <w:shd w:val="clear" w:color="auto" w:fill="FFFFFF"/>
+            <w:tcMar>
+              <w:top w:w="0" w:type="dxa"/>
+              <w:left w:w="0" w:type="dxa"/>
+              <w:bottom w:w="0" w:type="dxa"/>
+              <w:right w:w="0" w:type="dxa"/>
+            </w:tcMar>
+            <w:vAlign w:val="center"/>
+          </w:tcPr>
+          <w:p>
+            <w:pPr>
+              <w:textAlignment w:val="baseline"/>
+              <w:rPr>
+                <w:rFonts w:ascii="Times New Roman" w:eastAsia="Times New Roman" w:hAnsi="Times New Roman" w:cs="Times New Roman"/>
+              </w:rPr>
+            </w:pPr>
+            <w:r>
+              <w:rPr>
+                <w:rFonts w:ascii="Times New Roman" w:eastAsia="Times New Roman" w:hAnsi="Times New Roman" w:cs="Times New Roman"/>
+              </w:rPr>
+              <w:t>diff_speed</w:t>
+            </w:r>
+          </w:p>
+        </w:tc>
+        <w:tc>
+          <w:tcPr>
+            <w:tcW w:w="1237" w:type="dxa"/>
+            <w:tcBorders>
+              <w:top w:val="none" w:sz="0" w:space="0" w:color="000000"/>
+              <w:left w:val="none" w:sz="0" w:space="0" w:color="000000"/>
+              <w:bottom w:val="none" w:sz="0" w:space="0" w:color="000000"/>
+              <w:right w:val="none" w:sz="0" w:space="0" w:color="000000"/>
+            </w:tcBorders>
+            <w:shd w:val="clear" w:color="auto" w:fill="FFFFFF"/>
+            <w:tcMar>
+              <w:top w:w="0" w:type="dxa"/>
+              <w:left w:w="0" w:type="dxa"/>
+              <w:bottom w:w="0" w:type="dxa"/>
+              <w:right w:w="0" w:type="dxa"/>
+            </w:tcMar>
+            <w:vAlign w:val="center"/>
+          </w:tcPr>
+          <w:p>
+            <w:pPr>
+              <w:textAlignment w:val="baseline"/>
+              <w:rPr>
+                <w:rFonts w:ascii="Times New Roman" w:eastAsia="Times New Roman" w:hAnsi="Times New Roman" w:cs="Times New Roman"/>
+              </w:rPr>
+            </w:pPr>
+            <w:r>
+              <w:rPr>
+                <w:rFonts w:ascii="Times New Roman" w:eastAsia="Times New Roman" w:hAnsi="Times New Roman" w:cs="Times New Roman"/>
+              </w:rPr>
+              <w:t>0.01</w:t>
+            </w:r>
+          </w:p>
+        </w:tc>
+        <w:tc>
+          <w:tcPr>
+            <w:tcW w:w="1109" w:type="dxa"/>
+            <w:tcBorders>
+              <w:top w:val="none" w:sz="0" w:space="0" w:color="000000"/>
+              <w:left w:val="none" w:sz="0" w:space="0" w:color="000000"/>
+              <w:bottom w:val="none" w:sz="0" w:space="0" w:color="000000"/>
+              <w:right w:val="none" w:sz="0" w:space="0" w:color="000000"/>
+            </w:tcBorders>
+            <w:shd w:val="clear" w:color="auto" w:fill="FFFFFF"/>
+            <w:tcMar>
+              <w:top w:w="0" w:type="dxa"/>
+              <w:left w:w="0" w:type="dxa"/>
+              <w:bottom w:w="0" w:type="dxa"/>
+              <w:right w:w="0" w:type="dxa"/>
+            </w:tcMar>
+            <w:vAlign w:val="center"/>
+          </w:tcPr>
+          <w:p>
+            <w:pPr>
+              <w:textAlignment w:val="baseline"/>
+              <w:rPr>
+                <w:rFonts w:ascii="Times New Roman" w:eastAsia="Times New Roman" w:hAnsi="Times New Roman" w:cs="Times New Roman"/>
+              </w:rPr>
+            </w:pPr>
+            <w:r>
+              <w:rPr>
+                <w:rFonts w:ascii="Times New Roman" w:eastAsia="Times New Roman" w:hAnsi="Times New Roman" w:cs="Times New Roman"/>
+              </w:rPr>
+              <w:t>0.01</w:t>
+            </w:r>
+          </w:p>
+        </w:tc>
+        <w:tc>
+          <w:tcPr>
+            <w:tcW w:w="1224" w:type="dxa"/>
+            <w:tcBorders>
+              <w:top w:val="none" w:sz="0" w:space="0" w:color="000000"/>
+              <w:left w:val="none" w:sz="0" w:space="0" w:color="000000"/>
+              <w:bottom w:val="none" w:sz="0" w:space="0" w:color="000000"/>
+              <w:right w:val="none" w:sz="0" w:space="0" w:color="000000"/>
+            </w:tcBorders>
+            <w:shd w:val="clear" w:color="auto" w:fill="FFFFFF"/>
+            <w:tcMar>
+              <w:top w:w="0" w:type="dxa"/>
+              <w:left w:w="0" w:type="dxa"/>
+              <w:bottom w:w="0" w:type="dxa"/>
+              <w:right w:w="0" w:type="dxa"/>
+            </w:tcMar>
+            <w:vAlign w:val="center"/>
+          </w:tcPr>
+          <w:p>
+            <w:pPr>
+              <w:textAlignment w:val="baseline"/>
+              <w:rPr>
+                <w:rFonts w:ascii="Times New Roman" w:eastAsia="Times New Roman" w:hAnsi="Times New Roman" w:cs="Times New Roman"/>
+              </w:rPr>
+            </w:pPr>
+            <w:r>
+              <w:rPr>
+                <w:rFonts w:ascii="Times New Roman" w:eastAsia="Times New Roman" w:hAnsi="Times New Roman" w:cs="Times New Roman"/>
+              </w:rPr>
+              <w:t>0.01</w:t>
+            </w:r>
+          </w:p>
+        </w:tc>
+        <w:tc>
+          <w:tcPr>
+            <w:tcW w:w="1252" w:type="dxa"/>
+            <w:tcBorders>
+              <w:top w:val="none" w:sz="0" w:space="0" w:color="000000"/>
+              <w:left w:val="none" w:sz="0" w:space="0" w:color="000000"/>
+              <w:bottom w:val="none" w:sz="0" w:space="0" w:color="000000"/>
+              <w:right w:val="none" w:sz="0" w:space="0" w:color="000000"/>
+            </w:tcBorders>
+            <w:shd w:val="clear" w:color="auto" w:fill="FFFFFF"/>
+            <w:tcMar>
+              <w:top w:w="0" w:type="dxa"/>
+              <w:left w:w="0" w:type="dxa"/>
+              <w:bottom w:w="0" w:type="dxa"/>
+              <w:right w:w="0" w:type="dxa"/>
+            </w:tcMar>
+            <w:vAlign w:val="center"/>
+          </w:tcPr>
+          <w:p>
+            <w:pPr>
+              <w:textAlignment w:val="baseline"/>
+              <w:rPr>
+                <w:rFonts w:ascii="Times New Roman" w:eastAsia="Times New Roman" w:hAnsi="Times New Roman" w:cs="Times New Roman"/>
+              </w:rPr>
+            </w:pPr>
+            <w:r>
+              <w:rPr>
+                <w:rFonts w:ascii="Times New Roman" w:eastAsia="Times New Roman" w:hAnsi="Times New Roman" w:cs="Times New Roman"/>
+              </w:rPr>
+              <w:t>0.03</w:t>
+            </w:r>
+          </w:p>
+        </w:tc>
+        <w:tc>
+          <w:tcPr>
+            <w:tcW w:w="1274" w:type="dxa"/>
+            <w:tcBorders>
+              <w:top w:val="none" w:sz="0" w:space="0" w:color="000000"/>
+              <w:left w:val="none" w:sz="0" w:space="0" w:color="000000"/>
+              <w:bottom w:val="none" w:sz="0" w:space="0" w:color="000000"/>
+              <w:right w:val="none" w:sz="0" w:space="0" w:color="000000"/>
+            </w:tcBorders>
+            <w:shd w:val="clear" w:color="auto" w:fill="FFFFFF"/>
+            <w:tcMar>
+              <w:top w:w="0" w:type="dxa"/>
+              <w:left w:w="0" w:type="dxa"/>
+              <w:bottom w:w="0" w:type="dxa"/>
+              <w:right w:w="0" w:type="dxa"/>
+            </w:tcMar>
+            <w:vAlign w:val="center"/>
+          </w:tcPr>
+          <w:p>
+            <w:pPr>
+              <w:textAlignment w:val="baseline"/>
+              <w:rPr>
+                <w:rFonts w:ascii="Times New Roman" w:eastAsia="Times New Roman" w:hAnsi="Times New Roman" w:cs="Times New Roman"/>
+              </w:rPr>
+            </w:pPr>
+            <w:r>
+              <w:rPr>
+                <w:rFonts w:ascii="Times New Roman" w:eastAsia="Times New Roman" w:hAnsi="Times New Roman" w:cs="Times New Roman"/>
+              </w:rPr>
+              <w:t>0.03</w:t>
+            </w:r>
+          </w:p>
+        </w:tc>
+        <w:tc>
+          <w:tcPr>
+            <w:tcW w:w="975" w:type="dxa"/>
+            <w:tcBorders>
+              <w:top w:val="none" w:sz="0" w:space="0" w:color="000000"/>
+              <w:left w:val="none" w:sz="0" w:space="0" w:color="000000"/>
+              <w:bottom w:val="none" w:sz="0" w:space="0" w:color="000000"/>
+              <w:right w:val="none" w:sz="0" w:space="0" w:color="000000"/>
+            </w:tcBorders>
+            <w:shd w:val="clear" w:color="auto" w:fill="FFFFFF"/>
+            <w:tcMar>
+              <w:top w:w="0" w:type="dxa"/>
+              <w:left w:w="0" w:type="dxa"/>
+              <w:bottom w:w="0" w:type="dxa"/>
+              <w:right w:w="0" w:type="dxa"/>
+            </w:tcMar>
+            <w:vAlign w:val="center"/>
+          </w:tcPr>
+          <w:p>
+            <w:pPr>
+              <w:textAlignment w:val="baseline"/>
+              <w:rPr>
+                <w:rFonts w:ascii="Times New Roman" w:eastAsia="Times New Roman" w:hAnsi="Times New Roman" w:cs="Times New Roman"/>
+              </w:rPr>
+            </w:pPr>
+            <w:r>
+              <w:rPr>
+                <w:rFonts w:ascii="Times New Roman" w:eastAsia="Times New Roman" w:hAnsi="Times New Roman" w:cs="Times New Roman"/>
+              </w:rPr>
+              <w:t>-0.13</w:t>
+            </w:r>
+          </w:p>
+        </w:tc>
+        <w:tc>
+          <w:tcPr>
+            <w:tcW w:w="1103" w:type="dxa"/>
+            <w:tcBorders>
+              <w:top w:val="none" w:sz="0" w:space="0" w:color="000000"/>
+              <w:left w:val="none" w:sz="0" w:space="0" w:color="000000"/>
+              <w:bottom w:val="none" w:sz="0" w:space="0" w:color="000000"/>
+              <w:right w:val="none" w:sz="0" w:space="0" w:color="000000"/>
+            </w:tcBorders>
+            <w:shd w:val="clear" w:color="auto" w:fill="FFFFFF"/>
+            <w:tcMar>
+              <w:top w:w="0" w:type="dxa"/>
+              <w:left w:w="0" w:type="dxa"/>
+              <w:bottom w:w="0" w:type="dxa"/>
+              <w:right w:w="0" w:type="dxa"/>
+            </w:tcMar>
+            <w:vAlign w:val="center"/>
+          </w:tcPr>
+          <w:p>
+            <w:pPr>
+              <w:textAlignment w:val="baseline"/>
+              <w:rPr>
+                <w:rFonts w:ascii="Times New Roman" w:eastAsia="Times New Roman" w:hAnsi="Times New Roman" w:cs="Times New Roman"/>
+              </w:rPr>
+            </w:pPr>
+            <w:r>
+              <w:rPr>
+                <w:rFonts w:ascii="Times New Roman" w:eastAsia="Times New Roman" w:hAnsi="Times New Roman" w:cs="Times New Roman"/>
+              </w:rPr>
+              <w:t>0.10</w:t>
+            </w:r>
+          </w:p>
+        </w:tc>
+      </w:tr>
+      <w:tr>
+        <w:trPr>
+          <w:trHeight w:val="424"/>
+        </w:trPr>
+        <w:tc>
+          <w:tcPr>
+            <w:tcW w:w="1401" w:type="dxa"/>
+            <w:tcBorders>
+              <w:top w:val="none" w:sz="0" w:space="0" w:color="000000"/>
+              <w:left w:val="none" w:sz="0" w:space="0" w:color="000000"/>
+              <w:bottom w:val="single" w:sz="12" w:space="0" w:color="666666"/>
+              <w:right w:val="none" w:sz="0" w:space="0" w:color="000000"/>
+            </w:tcBorders>
+            <w:shd w:val="clear" w:color="auto" w:fill="FFFFFF"/>
+            <w:tcMar>
+              <w:top w:w="0" w:type="dxa"/>
+              <w:left w:w="0" w:type="dxa"/>
+              <w:bottom w:w="0" w:type="dxa"/>
+              <w:right w:w="0" w:type="dxa"/>
+            </w:tcMar>
+            <w:vAlign w:val="center"/>
+          </w:tcPr>
+          <w:p>
+            <w:pPr>
+              <w:textAlignment w:val="baseline"/>
+              <w:rPr>
+                <w:rFonts w:ascii="Times New Roman" w:eastAsia="Times New Roman" w:hAnsi="Times New Roman" w:cs="Times New Roman"/>
+              </w:rPr>
+            </w:pPr>
+            <w:proofErr w:type="spellStart"/>
+            <w:r>
+              <w:rPr>
+                <w:rFonts w:ascii="Times New Roman" w:eastAsia="Times New Roman" w:hAnsi="Times New Roman" w:cs="Times New Roman"/>
+              </w:rPr>
+              <w:t>diff_chance_passing</w:t>
+            </w:r>
+            <w:proofErr w:type="spellEnd"/>
+          </w:p>
+        </w:tc>
+        <w:tc>
+          <w:tcPr>
+            <w:tcW w:w="1237" w:type="dxa"/>
+            <w:tcBorders>
+              <w:top w:val="none" w:sz="0" w:space="0" w:color="000000"/>
+              <w:left w:val="none" w:sz="0" w:space="0" w:color="000000"/>
+              <w:bottom w:val="single" w:sz="12" w:space="0" w:color="666666"/>
+              <w:right w:val="none" w:sz="0" w:space="0" w:color="000000"/>
+            </w:tcBorders>
+            <w:shd w:val="clear" w:color="auto" w:fill="FFFFFF"/>
+            <w:tcMar>
+              <w:top w:w="0" w:type="dxa"/>
+              <w:left w:w="0" w:type="dxa"/>
+              <w:bottom w:w="0" w:type="dxa"/>
+              <w:right w:w="0" w:type="dxa"/>
+            </w:tcMar>
+            <w:vAlign w:val="center"/>
+          </w:tcPr>
+          <w:p>
+            <w:pPr>
+              <w:textAlignment w:val="baseline"/>
+              <w:rPr>
+                <w:rFonts w:ascii="Times New Roman" w:eastAsia="Times New Roman" w:hAnsi="Times New Roman" w:cs="Times New Roman"/>
+              </w:rPr>
+            </w:pPr>
+            <w:r>
+              <w:rPr>
+                <w:rFonts w:ascii="Times New Roman" w:eastAsia="Times New Roman" w:hAnsi="Times New Roman" w:cs="Times New Roman"/>
+              </w:rPr>
+              <w:t>0.00</w:t>
+            </w:r>
+          </w:p>
+        </w:tc>
+        <w:tc>
+          <w:tcPr>
+            <w:tcW w:w="1109" w:type="dxa"/>
+            <w:tcBorders>
+              <w:top w:val="none" w:sz="0" w:space="0" w:color="000000"/>
+              <w:left w:val="none" w:sz="0" w:space="0" w:color="000000"/>
+              <w:bottom w:val="single" w:sz="12" w:space="0" w:color="666666"/>
+              <w:right w:val="none" w:sz="0" w:space="0" w:color="000000"/>
+            </w:tcBorders>
+            <w:shd w:val="clear" w:color="auto" w:fill="FFFFFF"/>
+            <w:tcMar>
+              <w:top w:w="0" w:type="dxa"/>
+              <w:left w:w="0" w:type="dxa"/>
+              <w:bottom w:w="0" w:type="dxa"/>
+              <w:right w:w="0" w:type="dxa"/>
+            </w:tcMar>
+            <w:vAlign w:val="center"/>
+          </w:tcPr>
+          <w:p>
+            <w:pPr>
+              <w:textAlignment w:val="baseline"/>
+              <w:rPr>
+                <w:rFonts w:ascii="Times New Roman" w:eastAsia="Times New Roman" w:hAnsi="Times New Roman" w:cs="Times New Roman"/>
+              </w:rPr>
+            </w:pPr>
+            <w:r>
+              <w:rPr>
+                <w:rFonts w:ascii="Times New Roman" w:eastAsia="Times New Roman" w:hAnsi="Times New Roman" w:cs="Times New Roman"/>
+              </w:rPr>
+              <w:t>0.00</w:t>
+            </w:r>
+          </w:p>
+        </w:tc>
+        <w:tc>
+          <w:tcPr>
+            <w:tcW w:w="1224" w:type="dxa"/>
+            <w:tcBorders>
+              <w:top w:val="none" w:sz="0" w:space="0" w:color="000000"/>
+              <w:left w:val="none" w:sz="0" w:space="0" w:color="000000"/>
+              <w:bottom w:val="single" w:sz="12" w:space="0" w:color="666666"/>
+              <w:right w:val="none" w:sz="0" w:space="0" w:color="000000"/>
+            </w:tcBorders>
+            <w:shd w:val="clear" w:color="auto" w:fill="FFFFFF"/>
+            <w:tcMar>
+              <w:top w:w="0" w:type="dxa"/>
+              <w:left w:w="0" w:type="dxa"/>
+              <w:bottom w:w="0" w:type="dxa"/>
+              <w:right w:w="0" w:type="dxa"/>
+            </w:tcMar>
+            <w:vAlign w:val="center"/>
+          </w:tcPr>
+          <w:p>
+            <w:pPr>
+              <w:textAlignment w:val="baseline"/>
+              <w:rPr>
+                <w:rFonts w:ascii="Times New Roman" w:eastAsia="Times New Roman" w:hAnsi="Times New Roman" w:cs="Times New Roman"/>
+              </w:rPr>
+            </w:pPr>
+            <w:r>
+              <w:rPr>
+                <w:rFonts w:ascii="Times New Roman" w:eastAsia="Times New Roman" w:hAnsi="Times New Roman" w:cs="Times New Roman"/>
+              </w:rPr>
+              <w:t>0.01</w:t>
+            </w:r>
+          </w:p>
+        </w:tc>
+        <w:tc>
+          <w:tcPr>
+            <w:tcW w:w="1252" w:type="dxa"/>
+            <w:tcBorders>
+              <w:top w:val="none" w:sz="0" w:space="0" w:color="000000"/>
+              <w:left w:val="none" w:sz="0" w:space="0" w:color="000000"/>
+              <w:bottom w:val="single" w:sz="12" w:space="0" w:color="666666"/>
+              <w:right w:val="none" w:sz="0" w:space="0" w:color="000000"/>
+            </w:tcBorders>
+            <w:shd w:val="clear" w:color="auto" w:fill="FFFFFF"/>
+            <w:tcMar>
+              <w:top w:w="0" w:type="dxa"/>
+              <w:left w:w="0" w:type="dxa"/>
+              <w:bottom w:w="0" w:type="dxa"/>
+              <w:right w:w="0" w:type="dxa"/>
+            </w:tcMar>
+            <w:vAlign w:val="center"/>
+          </w:tcPr>
+          <w:p>
+            <w:pPr>
+              <w:textAlignment w:val="baseline"/>
+              <w:rPr>
+                <w:rFonts w:ascii="Times New Roman" w:eastAsia="Times New Roman" w:hAnsi="Times New Roman" w:cs="Times New Roman"/>
+              </w:rPr>
+            </w:pPr>
+            <w:r>
+              <w:rPr>
+                <w:rFonts w:ascii="Times New Roman" w:eastAsia="Times New Roman" w:hAnsi="Times New Roman" w:cs="Times New Roman"/>
+              </w:rPr>
+              <w:t>0.10</w:t>
+            </w:r>
+          </w:p>
+        </w:tc>
+        <w:tc>
+          <w:tcPr>
+            <w:tcW w:w="1274" w:type="dxa"/>
+            <w:tcBorders>
+              <w:top w:val="none" w:sz="0" w:space="0" w:color="000000"/>
+              <w:left w:val="none" w:sz="0" w:space="0" w:color="000000"/>
+              <w:bottom w:val="single" w:sz="12" w:space="0" w:color="666666"/>
+              <w:right w:val="none" w:sz="0" w:space="0" w:color="000000"/>
+            </w:tcBorders>
+            <w:shd w:val="clear" w:color="auto" w:fill="FFFFFF"/>
+            <w:tcMar>
+              <w:top w:w="0" w:type="dxa"/>
+              <w:left w:w="0" w:type="dxa"/>
+              <w:bottom w:w="0" w:type="dxa"/>
+              <w:right w:w="0" w:type="dxa"/>
+            </w:tcMar>
+            <w:vAlign w:val="center"/>
+          </w:tcPr>
+          <w:p>
+            <w:pPr>
+              <w:textAlignment w:val="baseline"/>
+              <w:rPr>
+                <w:rFonts w:ascii="Times New Roman" w:eastAsia="Times New Roman" w:hAnsi="Times New Roman" w:cs="Times New Roman"/>
+              </w:rPr>
+            </w:pPr>
+            <w:r>
+              <w:rPr>
+                <w:rFonts w:ascii="Times New Roman" w:eastAsia="Times New Roman" w:hAnsi="Times New Roman" w:cs="Times New Roman"/>
+              </w:rPr>
+              <w:t>0.05</w:t>
+            </w:r>
+          </w:p>
+        </w:tc>
+        <w:tc>
+          <w:tcPr>
+            <w:tcW w:w="975" w:type="dxa"/>
+            <w:tcBorders>
+              <w:top w:val="none" w:sz="0" w:space="0" w:color="000000"/>
+              <w:left w:val="none" w:sz="0" w:space="0" w:color="000000"/>
+              <w:bottom w:val="single" w:sz="12" w:space="0" w:color="666666"/>
+              <w:right w:val="none" w:sz="0" w:space="0" w:color="000000"/>
+            </w:tcBorders>
+            <w:shd w:val="clear" w:color="auto" w:fill="FFFFFF"/>
+            <w:tcMar>
+              <w:top w:w="0" w:type="dxa"/>
+              <w:left w:w="0" w:type="dxa"/>
+              <w:bottom w:w="0" w:type="dxa"/>
+              <w:right w:w="0" w:type="dxa"/>
+            </w:tcMar>
+            <w:vAlign w:val="center"/>
+          </w:tcPr>
+          <w:p>
+            <w:pPr>
+              <w:textAlignment w:val="baseline"/>
+              <w:rPr>
+                <w:rFonts w:ascii="Times New Roman" w:eastAsia="Times New Roman" w:hAnsi="Times New Roman" w:cs="Times New Roman"/>
+              </w:rPr>
+            </w:pPr>
+            <w:r>
+              <w:rPr>
+                <w:rFonts w:ascii="Times New Roman" w:eastAsia="Times New Roman" w:hAnsi="Times New Roman" w:cs="Times New Roman"/>
+              </w:rPr>
+              <w:t>0.09</w:t>
+            </w:r>
+          </w:p>
+        </w:tc>
+        <w:tc>
+          <w:tcPr>
+            <w:tcW w:w="1103" w:type="dxa"/>
+            <w:tcBorders>
+              <w:top w:val="none" w:sz="0" w:space="0" w:color="000000"/>
+              <w:left w:val="none" w:sz="0" w:space="0" w:color="000000"/>
+              <w:bottom w:val="single" w:sz="12" w:space="0" w:color="666666"/>
+              <w:right w:val="none" w:sz="0" w:space="0" w:color="000000"/>
+            </w:tcBorders>
+            <w:shd w:val="clear" w:color="auto" w:fill="FFFFFF"/>
+            <w:tcMar>
+              <w:top w:w="0" w:type="dxa"/>
+              <w:left w:w="0" w:type="dxa"/>
+              <w:bottom w:w="0" w:type="dxa"/>
+              <w:right w:w="0" w:type="dxa"/>
+            </w:tcMar>
+            <w:vAlign w:val="center"/>
+          </w:tcPr>
+          <w:p>
+            <w:pPr>
+              <w:textAlignment w:val="baseline"/>
+              <w:rPr>
+                <w:rFonts w:ascii="Times New Roman" w:eastAsia="Times New Roman" w:hAnsi="Times New Roman" w:cs="Times New Roman"/>
+              </w:rPr>
+            </w:pPr>
+            <w:r>
+              <w:rPr>
+                <w:rFonts w:ascii="Times New Roman" w:eastAsia="Times New Roman" w:hAnsi="Times New Roman" w:cs="Times New Roman"/>
+              </w:rPr>
+              <w:t>0.08</w:t>
+            </w:r>
+          </w:p>
+        </w:tc>
+      </w:tr>
+    </w:tbl>
+    <w:p>
+      <w:pPr>
+        <w:textAlignment w:val="baseline"/>
         <w:rPr>
           <w:rFonts w:ascii="Times New Roman" w:eastAsia="Times New Roman" w:hAnsi="Times New Roman" w:cs="Times New Roman"/>
         </w:rPr>
+      </w:pPr>
+      <w:r>
+        <w:rPr>
+          <w:noProof/>
+        </w:rPr>
+        <w:drawing>
+          <wp:inline distT="0" distB="0" distL="0" distR="0" wp14:anchorId="5BEB499A" wp14:editId="39ECAFC7">
+            <wp:extent cx="4986068" cy="4362810"/>
+            <wp:effectExtent l="0" t="0" r="5080" b="6350"/>
+            <wp:docPr id="17" name="Imagen 17"/>
+            <wp:cNvGraphicFramePr>
+              <a:graphicFrameLocks xmlns:a="http://schemas.openxmlformats.org/drawingml/2006/main" noChangeAspect="1"/>
+            </wp:cNvGraphicFramePr>
+            <a:graphic xmlns:a="http://schemas.openxmlformats.org/drawingml/2006/main">
+              <a:graphicData uri="http://schemas.openxmlformats.org/drawingml/2006/picture">
+                <pic:pic xmlns:pic="http://schemas.openxmlformats.org/drawingml/2006/picture">
+                  <pic:nvPicPr>
+                    <pic:cNvPr id="18" name=""/>
+                    <pic:cNvPicPr>
+                      <a:picLocks noChangeAspect="1" noChangeArrowheads="1"/>
+                    </pic:cNvPicPr>
+                  </pic:nvPicPr>
+                  <pic:blipFill>
+                    <a:blip r:embed="rId16"/>
+                    <a:stretch>
+                      <a:fillRect/>
+                    </a:stretch>
+                  </pic:blipFill>
+                  <pic:spPr bwMode="auto">
+                    <a:xfrm>
+                      <a:off x="0" y="0"/>
+                      <a:ext cx="4989557" cy="4365863"/>
+                    </a:xfrm>
+                    <a:prstGeom prst="rect">
+                      <a:avLst/>
+                    </a:prstGeom>
+                    <a:noFill/>
+                  </pic:spPr>
+                </pic:pic>
+              </a:graphicData>
+            </a:graphic>
+          </wp:inline>
+        </w:drawing>
+      </w:r>
+    </w:p>
+    <w:p>
+      <w:pPr>
+        <w:textAlignment w:val="baseline"/>
+        <w:rPr>
+          <w:rFonts w:ascii="Times New Roman" w:eastAsia="Times New Roman" w:hAnsi="Times New Roman" w:cs="Times New Roman"/>
+        </w:rPr>
+      </w:pPr>
+    </w:p>
+    <w:p>
+      <w:pPr>
+        <w:pStyle w:val="paragraph"/>
+        <w:spacing w:before="0" w:beforeAutospacing="0" w:after="0" w:afterAutospacing="0"/>
+        <w:jc w:val="both"/>
+        <w:textAlignment w:val="baseline"/>
+        <w:rPr>
+          <w:b/>
+          <w:bCs/>
+          <w:i/>
+          <w:iCs/>
+          <w:sz w:val="22"/>
+          <w:szCs w:val="22"/>
+        </w:rPr>
+      </w:pPr>
+      <w:r>
+        <w:rPr>
+          <w:b/>
+          <w:bCs/>
+          <w:i/>
+          <w:iCs/>
+          <w:sz w:val="22"/>
+          <w:szCs w:val="22"/>
+        </w:rPr>
+        <w:t>Grafica 9. Correlación</w:t>
+      </w:r>
+    </w:p>
+    <w:p>
+      <w:pPr>
+        <w:pStyle w:val="paragraph"/>
+        <w:spacing w:before="0" w:beforeAutospacing="0" w:after="0" w:afterAutospacing="0"/>
+        <w:jc w:val="both"/>
+        <w:textAlignment w:val="baseline"/>
+        <w:rPr>
+          <w:b/>
+          <w:bCs/>
+          <w:i/>
+          <w:iCs/>
+          <w:sz w:val="22"/>
+          <w:szCs w:val="22"/>
+        </w:rPr>
+      </w:pPr>
+      <w:r>
+        <w:rPr>
+          <w:b/>
+          <w:bCs/>
+          <w:i/>
+          <w:iCs/>
+          <w:sz w:val="22"/>
+          <w:szCs w:val="22"/>
+        </w:rPr>
         <w:lastRenderedPageBreak/>
+        <w:t>Tabla 6. correlación</w:t>
+      </w:r>
+    </w:p>
+    <w:p>
+      <w:pPr>
+        <w:textAlignment w:val="baseline"/>
+        <w:rPr>
+          <w:rFonts w:ascii="Times New Roman" w:eastAsia="Times New Roman" w:hAnsi="Times New Roman" w:cs="Times New Roman"/>
+        </w:rPr>
+      </w:pPr>
+    </w:p>
+    <w:p>
+      <w:pPr>
+        <w:textAlignment w:val="baseline"/>
+        <w:rPr>
+          <w:rFonts w:ascii="Times New Roman" w:eastAsia="Times New Roman" w:hAnsi="Times New Roman" w:cs="Times New Roman"/>
+        </w:rPr>
+      </w:pPr>
+    </w:p>
+    <w:p>
+      <w:pPr>
+        <w:textAlignment w:val="baseline"/>
+        <w:rPr>
+          <w:rFonts w:ascii="Times New Roman" w:eastAsia="Times New Roman" w:hAnsi="Times New Roman" w:cs="Times New Roman"/>
+        </w:rPr>
+      </w:pPr>
+      <w:r>
+        <w:rPr>
+          <w:rFonts w:ascii="Times New Roman" w:eastAsia="Times New Roman" w:hAnsi="Times New Roman" w:cs="Times New Roman"/>
+        </w:rPr>
         <w:t> </w:t>
       </w:r>
     </w:p>
@@ -9227,6 +15396,938 @@
         </w:rPr>
         <w:t>Aunque 13.6% parece ser “bajo”, para predicciones deportivas es realmente razonable. Porque en el futbol hay mucho azar, pocos goles, eventos impredecibles y alta variabilidad. </w:t>
       </w:r>
+    </w:p>
+    <w:p>
+      <w:pPr>
+        <w:textAlignment w:val="baseline"/>
+        <w:rPr>
+          <w:rFonts w:ascii="Times New Roman" w:eastAsia="Times New Roman" w:hAnsi="Times New Roman" w:cs="Times New Roman"/>
+        </w:rPr>
+      </w:pPr>
+    </w:p>
+    <w:p>
+      <w:pPr>
+        <w:textAlignment w:val="baseline"/>
+        <w:rPr>
+          <w:rFonts w:ascii="Times New Roman" w:eastAsia="Times New Roman" w:hAnsi="Times New Roman" w:cs="Times New Roman"/>
+        </w:rPr>
+      </w:pPr>
+      <w:r>
+        <w:rPr>
+          <w:noProof/>
+        </w:rPr>
+        <w:drawing>
+          <wp:inline distT="0" distB="0" distL="0" distR="0" wp14:anchorId="2FEE1F4B" wp14:editId="28C75E09">
+            <wp:extent cx="5400040" cy="3600027"/>
+            <wp:effectExtent l="0" t="0" r="0" b="0"/>
+            <wp:docPr id="19" name="Imagen 19"/>
+            <wp:cNvGraphicFramePr>
+              <a:graphicFrameLocks xmlns:a="http://schemas.openxmlformats.org/drawingml/2006/main" noChangeAspect="1"/>
+            </wp:cNvGraphicFramePr>
+            <a:graphic xmlns:a="http://schemas.openxmlformats.org/drawingml/2006/main">
+              <a:graphicData uri="http://schemas.openxmlformats.org/drawingml/2006/picture">
+                <pic:pic xmlns:pic="http://schemas.openxmlformats.org/drawingml/2006/picture">
+                  <pic:nvPicPr>
+                    <pic:cNvPr id="20" name=""/>
+                    <pic:cNvPicPr>
+                      <a:picLocks noChangeAspect="1" noChangeArrowheads="1"/>
+                    </pic:cNvPicPr>
+                  </pic:nvPicPr>
+                  <pic:blipFill>
+                    <a:blip r:embed="rId17"/>
+                    <a:stretch>
+                      <a:fillRect/>
+                    </a:stretch>
+                  </pic:blipFill>
+                  <pic:spPr bwMode="auto">
+                    <a:xfrm>
+                      <a:off x="0" y="0"/>
+                      <a:ext cx="5400040" cy="3600027"/>
+                    </a:xfrm>
+                    <a:prstGeom prst="rect">
+                      <a:avLst/>
+                    </a:prstGeom>
+                    <a:noFill/>
+                  </pic:spPr>
+                </pic:pic>
+              </a:graphicData>
+            </a:graphic>
+          </wp:inline>
+        </w:drawing>
+      </w:r>
+    </w:p>
+    <w:p>
+      <w:pPr>
+        <w:pStyle w:val="paragraph"/>
+        <w:spacing w:before="0" w:beforeAutospacing="0" w:after="0" w:afterAutospacing="0"/>
+        <w:jc w:val="both"/>
+        <w:textAlignment w:val="baseline"/>
+        <w:rPr>
+          <w:b/>
+          <w:bCs/>
+          <w:i/>
+          <w:iCs/>
+          <w:sz w:val="22"/>
+          <w:szCs w:val="22"/>
+        </w:rPr>
+      </w:pPr>
+      <w:r>
+        <w:rPr>
+          <w:b/>
+          <w:bCs/>
+          <w:i/>
+          <w:iCs/>
+          <w:sz w:val="22"/>
+          <w:szCs w:val="22"/>
+        </w:rPr>
+        <w:t>Grafica 9.</w:t>
+      </w:r>
+    </w:p>
+    <w:p>
+      <w:pPr>
+        <w:pStyle w:val="paragraph"/>
+        <w:spacing w:before="0" w:beforeAutospacing="0" w:after="0" w:afterAutospacing="0"/>
+        <w:jc w:val="both"/>
+        <w:textAlignment w:val="baseline"/>
+        <w:rPr>
+          <w:b/>
+          <w:bCs/>
+          <w:i/>
+          <w:iCs/>
+          <w:sz w:val="22"/>
+          <w:szCs w:val="22"/>
+        </w:rPr>
+      </w:pPr>
+    </w:p>
+    <w:tbl>
+      <w:tblPr>
+        <w:tblW w:w="0" w:type="auto"/>
+        <w:jc w:val="center"/>
+        <w:tblLayout w:type="fixed"/>
+        <w:tblLook w:val="0420" w:firstRow="1" w:lastRow="0" w:firstColumn="0" w:lastColumn="0" w:noHBand="0" w:noVBand="1"/>
+      </w:tblPr>
+      <w:tblGrid>
+        <w:gridCol w:w="2417"/>
+        <w:gridCol w:w="1548"/>
+      </w:tblGrid>
+      <w:tr>
+        <w:trPr>
+          <w:tblHeader/>
+          <w:jc w:val="center"/>
+        </w:trPr>
+        <w:tc>
+          <w:tcPr>
+            <w:tcW w:w="2417" w:type="dxa"/>
+            <w:tcBorders>
+              <w:top w:val="single" w:sz="12" w:space="0" w:color="666666"/>
+              <w:left w:val="none" w:sz="0" w:space="0" w:color="000000"/>
+              <w:bottom w:val="single" w:sz="12" w:space="0" w:color="666666"/>
+              <w:right w:val="none" w:sz="0" w:space="0" w:color="000000"/>
+            </w:tcBorders>
+            <w:shd w:val="clear" w:color="auto" w:fill="FFFFFF"/>
+            <w:tcMar>
+              <w:top w:w="0" w:type="dxa"/>
+              <w:left w:w="0" w:type="dxa"/>
+              <w:bottom w:w="0" w:type="dxa"/>
+              <w:right w:w="0" w:type="dxa"/>
+            </w:tcMar>
+            <w:vAlign w:val="center"/>
+          </w:tcPr>
+          <w:p>
+            <w:pPr>
+              <w:pStyle w:val="paragraph"/>
+              <w:spacing w:before="0" w:after="0"/>
+              <w:jc w:val="both"/>
+              <w:textAlignment w:val="baseline"/>
+              <w:rPr>
+                <w:b/>
+                <w:bCs/>
+                <w:i/>
+                <w:iCs/>
+                <w:sz w:val="22"/>
+                <w:szCs w:val="22"/>
+              </w:rPr>
+            </w:pPr>
+            <w:r>
+              <w:rPr>
+                <w:b/>
+                <w:bCs/>
+                <w:i/>
+                <w:iCs/>
+                <w:sz w:val="22"/>
+                <w:szCs w:val="22"/>
+              </w:rPr>
+              <w:t>variable</w:t>
+            </w:r>
+          </w:p>
+        </w:tc>
+        <w:tc>
+          <w:tcPr>
+            <w:tcW w:w="1548" w:type="dxa"/>
+            <w:tcBorders>
+              <w:top w:val="single" w:sz="12" w:space="0" w:color="666666"/>
+              <w:left w:val="none" w:sz="0" w:space="0" w:color="000000"/>
+              <w:bottom w:val="single" w:sz="12" w:space="0" w:color="666666"/>
+              <w:right w:val="none" w:sz="0" w:space="0" w:color="000000"/>
+            </w:tcBorders>
+            <w:shd w:val="clear" w:color="auto" w:fill="FFFFFF"/>
+            <w:tcMar>
+              <w:top w:w="0" w:type="dxa"/>
+              <w:left w:w="0" w:type="dxa"/>
+              <w:bottom w:w="0" w:type="dxa"/>
+              <w:right w:w="0" w:type="dxa"/>
+            </w:tcMar>
+            <w:vAlign w:val="center"/>
+          </w:tcPr>
+          <w:p>
+            <w:pPr>
+              <w:pStyle w:val="paragraph"/>
+              <w:spacing w:before="0" w:after="0"/>
+              <w:jc w:val="both"/>
+              <w:textAlignment w:val="baseline"/>
+              <w:rPr>
+                <w:b/>
+                <w:bCs/>
+                <w:i/>
+                <w:iCs/>
+                <w:sz w:val="22"/>
+                <w:szCs w:val="22"/>
+              </w:rPr>
+            </w:pPr>
+            <w:r>
+              <w:rPr>
+                <w:b/>
+                <w:bCs/>
+                <w:i/>
+                <w:iCs/>
+                <w:sz w:val="22"/>
+                <w:szCs w:val="22"/>
+              </w:rPr>
+              <w:t>importancia</w:t>
+            </w:r>
+          </w:p>
+        </w:tc>
+      </w:tr>
+      <w:tr>
+        <w:trPr>
+          <w:jc w:val="center"/>
+        </w:trPr>
+        <w:tc>
+          <w:tcPr>
+            <w:tcW w:w="2417" w:type="dxa"/>
+            <w:tcBorders>
+              <w:top w:val="single" w:sz="12" w:space="0" w:color="666666"/>
+              <w:left w:val="none" w:sz="0" w:space="0" w:color="000000"/>
+              <w:bottom w:val="none" w:sz="0" w:space="0" w:color="000000"/>
+              <w:right w:val="none" w:sz="0" w:space="0" w:color="000000"/>
+            </w:tcBorders>
+            <w:shd w:val="clear" w:color="auto" w:fill="FFFFFF"/>
+            <w:tcMar>
+              <w:top w:w="0" w:type="dxa"/>
+              <w:left w:w="0" w:type="dxa"/>
+              <w:bottom w:w="0" w:type="dxa"/>
+              <w:right w:w="0" w:type="dxa"/>
+            </w:tcMar>
+            <w:vAlign w:val="center"/>
+          </w:tcPr>
+          <w:p>
+            <w:pPr>
+              <w:pStyle w:val="paragraph"/>
+              <w:spacing w:before="0" w:after="0"/>
+              <w:jc w:val="both"/>
+              <w:textAlignment w:val="baseline"/>
+              <w:rPr>
+                <w:b/>
+                <w:bCs/>
+                <w:i/>
+                <w:iCs/>
+                <w:sz w:val="22"/>
+                <w:szCs w:val="22"/>
+              </w:rPr>
+            </w:pPr>
+            <w:r>
+              <w:rPr>
+                <w:b/>
+                <w:bCs/>
+                <w:i/>
+                <w:iCs/>
+                <w:sz w:val="22"/>
+                <w:szCs w:val="22"/>
+              </w:rPr>
+              <w:t>diff_aggression</w:t>
+            </w:r>
+          </w:p>
+        </w:tc>
+        <w:tc>
+          <w:tcPr>
+            <w:tcW w:w="1548" w:type="dxa"/>
+            <w:tcBorders>
+              <w:top w:val="single" w:sz="12" w:space="0" w:color="666666"/>
+              <w:left w:val="none" w:sz="0" w:space="0" w:color="000000"/>
+              <w:bottom w:val="none" w:sz="0" w:space="0" w:color="000000"/>
+              <w:right w:val="none" w:sz="0" w:space="0" w:color="000000"/>
+            </w:tcBorders>
+            <w:shd w:val="clear" w:color="auto" w:fill="FFFFFF"/>
+            <w:tcMar>
+              <w:top w:w="0" w:type="dxa"/>
+              <w:left w:w="0" w:type="dxa"/>
+              <w:bottom w:w="0" w:type="dxa"/>
+              <w:right w:w="0" w:type="dxa"/>
+            </w:tcMar>
+            <w:vAlign w:val="center"/>
+          </w:tcPr>
+          <w:p>
+            <w:pPr>
+              <w:pStyle w:val="paragraph"/>
+              <w:spacing w:before="0" w:after="0"/>
+              <w:jc w:val="both"/>
+              <w:textAlignment w:val="baseline"/>
+              <w:rPr>
+                <w:b/>
+                <w:bCs/>
+                <w:i/>
+                <w:iCs/>
+                <w:sz w:val="22"/>
+                <w:szCs w:val="22"/>
+              </w:rPr>
+            </w:pPr>
+            <w:r>
+              <w:rPr>
+                <w:b/>
+                <w:bCs/>
+                <w:i/>
+                <w:iCs/>
+                <w:sz w:val="22"/>
+                <w:szCs w:val="22"/>
+              </w:rPr>
+              <w:t>1,273.354</w:t>
+            </w:r>
+          </w:p>
+        </w:tc>
+      </w:tr>
+      <w:tr>
+        <w:trPr>
+          <w:jc w:val="center"/>
+        </w:trPr>
+        <w:tc>
+          <w:tcPr>
+            <w:tcW w:w="2417" w:type="dxa"/>
+            <w:tcBorders>
+              <w:top w:val="none" w:sz="0" w:space="0" w:color="000000"/>
+              <w:left w:val="none" w:sz="0" w:space="0" w:color="000000"/>
+              <w:bottom w:val="none" w:sz="0" w:space="0" w:color="000000"/>
+              <w:right w:val="none" w:sz="0" w:space="0" w:color="000000"/>
+            </w:tcBorders>
+            <w:shd w:val="clear" w:color="auto" w:fill="FFFFFF"/>
+            <w:tcMar>
+              <w:top w:w="0" w:type="dxa"/>
+              <w:left w:w="0" w:type="dxa"/>
+              <w:bottom w:w="0" w:type="dxa"/>
+              <w:right w:w="0" w:type="dxa"/>
+            </w:tcMar>
+            <w:vAlign w:val="center"/>
+          </w:tcPr>
+          <w:p>
+            <w:pPr>
+              <w:pStyle w:val="paragraph"/>
+              <w:spacing w:before="0" w:after="0"/>
+              <w:jc w:val="both"/>
+              <w:textAlignment w:val="baseline"/>
+              <w:rPr>
+                <w:b/>
+                <w:bCs/>
+                <w:i/>
+                <w:iCs/>
+                <w:sz w:val="22"/>
+                <w:szCs w:val="22"/>
+              </w:rPr>
+            </w:pPr>
+            <w:r>
+              <w:rPr>
+                <w:b/>
+                <w:bCs/>
+                <w:i/>
+                <w:iCs/>
+                <w:sz w:val="22"/>
+                <w:szCs w:val="22"/>
+              </w:rPr>
+              <w:t>diff_pressure</w:t>
+            </w:r>
+          </w:p>
+        </w:tc>
+        <w:tc>
+          <w:tcPr>
+            <w:tcW w:w="1548" w:type="dxa"/>
+            <w:tcBorders>
+              <w:top w:val="none" w:sz="0" w:space="0" w:color="000000"/>
+              <w:left w:val="none" w:sz="0" w:space="0" w:color="000000"/>
+              <w:bottom w:val="none" w:sz="0" w:space="0" w:color="000000"/>
+              <w:right w:val="none" w:sz="0" w:space="0" w:color="000000"/>
+            </w:tcBorders>
+            <w:shd w:val="clear" w:color="auto" w:fill="FFFFFF"/>
+            <w:tcMar>
+              <w:top w:w="0" w:type="dxa"/>
+              <w:left w:w="0" w:type="dxa"/>
+              <w:bottom w:w="0" w:type="dxa"/>
+              <w:right w:w="0" w:type="dxa"/>
+            </w:tcMar>
+            <w:vAlign w:val="center"/>
+          </w:tcPr>
+          <w:p>
+            <w:pPr>
+              <w:pStyle w:val="paragraph"/>
+              <w:spacing w:before="0" w:after="0"/>
+              <w:jc w:val="both"/>
+              <w:textAlignment w:val="baseline"/>
+              <w:rPr>
+                <w:b/>
+                <w:bCs/>
+                <w:i/>
+                <w:iCs/>
+                <w:sz w:val="22"/>
+                <w:szCs w:val="22"/>
+              </w:rPr>
+            </w:pPr>
+            <w:r>
+              <w:rPr>
+                <w:b/>
+                <w:bCs/>
+                <w:i/>
+                <w:iCs/>
+                <w:sz w:val="22"/>
+                <w:szCs w:val="22"/>
+              </w:rPr>
+              <w:t>1,298.737</w:t>
+            </w:r>
+          </w:p>
+        </w:tc>
+      </w:tr>
+      <w:tr>
+        <w:trPr>
+          <w:jc w:val="center"/>
+        </w:trPr>
+        <w:tc>
+          <w:tcPr>
+            <w:tcW w:w="2417" w:type="dxa"/>
+            <w:tcBorders>
+              <w:top w:val="none" w:sz="0" w:space="0" w:color="000000"/>
+              <w:left w:val="none" w:sz="0" w:space="0" w:color="000000"/>
+              <w:bottom w:val="none" w:sz="0" w:space="0" w:color="000000"/>
+              <w:right w:val="none" w:sz="0" w:space="0" w:color="000000"/>
+            </w:tcBorders>
+            <w:shd w:val="clear" w:color="auto" w:fill="FFFFFF"/>
+            <w:tcMar>
+              <w:top w:w="0" w:type="dxa"/>
+              <w:left w:w="0" w:type="dxa"/>
+              <w:bottom w:w="0" w:type="dxa"/>
+              <w:right w:w="0" w:type="dxa"/>
+            </w:tcMar>
+            <w:vAlign w:val="center"/>
+          </w:tcPr>
+          <w:p>
+            <w:pPr>
+              <w:pStyle w:val="paragraph"/>
+              <w:spacing w:before="0" w:after="0"/>
+              <w:jc w:val="both"/>
+              <w:textAlignment w:val="baseline"/>
+              <w:rPr>
+                <w:b/>
+                <w:bCs/>
+                <w:i/>
+                <w:iCs/>
+                <w:sz w:val="22"/>
+                <w:szCs w:val="22"/>
+              </w:rPr>
+            </w:pPr>
+            <w:proofErr w:type="spellStart"/>
+            <w:r>
+              <w:rPr>
+                <w:b/>
+                <w:bCs/>
+                <w:i/>
+                <w:iCs/>
+                <w:sz w:val="22"/>
+                <w:szCs w:val="22"/>
+              </w:rPr>
+              <w:t>diff_chance_passing</w:t>
+            </w:r>
+            <w:proofErr w:type="spellEnd"/>
+          </w:p>
+        </w:tc>
+        <w:tc>
+          <w:tcPr>
+            <w:tcW w:w="1548" w:type="dxa"/>
+            <w:tcBorders>
+              <w:top w:val="none" w:sz="0" w:space="0" w:color="000000"/>
+              <w:left w:val="none" w:sz="0" w:space="0" w:color="000000"/>
+              <w:bottom w:val="none" w:sz="0" w:space="0" w:color="000000"/>
+              <w:right w:val="none" w:sz="0" w:space="0" w:color="000000"/>
+            </w:tcBorders>
+            <w:shd w:val="clear" w:color="auto" w:fill="FFFFFF"/>
+            <w:tcMar>
+              <w:top w:w="0" w:type="dxa"/>
+              <w:left w:w="0" w:type="dxa"/>
+              <w:bottom w:w="0" w:type="dxa"/>
+              <w:right w:w="0" w:type="dxa"/>
+            </w:tcMar>
+            <w:vAlign w:val="center"/>
+          </w:tcPr>
+          <w:p>
+            <w:pPr>
+              <w:pStyle w:val="paragraph"/>
+              <w:spacing w:before="0" w:after="0"/>
+              <w:jc w:val="both"/>
+              <w:textAlignment w:val="baseline"/>
+              <w:rPr>
+                <w:b/>
+                <w:bCs/>
+                <w:i/>
+                <w:iCs/>
+                <w:sz w:val="22"/>
+                <w:szCs w:val="22"/>
+              </w:rPr>
+            </w:pPr>
+            <w:r>
+              <w:rPr>
+                <w:b/>
+                <w:bCs/>
+                <w:i/>
+                <w:iCs/>
+                <w:sz w:val="22"/>
+                <w:szCs w:val="22"/>
+              </w:rPr>
+              <w:t>1,355.520</w:t>
+            </w:r>
+          </w:p>
+        </w:tc>
+      </w:tr>
+      <w:tr>
+        <w:trPr>
+          <w:jc w:val="center"/>
+        </w:trPr>
+        <w:tc>
+          <w:tcPr>
+            <w:tcW w:w="2417" w:type="dxa"/>
+            <w:tcBorders>
+              <w:top w:val="none" w:sz="0" w:space="0" w:color="000000"/>
+              <w:left w:val="none" w:sz="0" w:space="0" w:color="000000"/>
+              <w:bottom w:val="none" w:sz="0" w:space="0" w:color="000000"/>
+              <w:right w:val="none" w:sz="0" w:space="0" w:color="000000"/>
+            </w:tcBorders>
+            <w:shd w:val="clear" w:color="auto" w:fill="FFFFFF"/>
+            <w:tcMar>
+              <w:top w:w="0" w:type="dxa"/>
+              <w:left w:w="0" w:type="dxa"/>
+              <w:bottom w:w="0" w:type="dxa"/>
+              <w:right w:w="0" w:type="dxa"/>
+            </w:tcMar>
+            <w:vAlign w:val="center"/>
+          </w:tcPr>
+          <w:p>
+            <w:pPr>
+              <w:pStyle w:val="paragraph"/>
+              <w:spacing w:before="0" w:after="0"/>
+              <w:jc w:val="both"/>
+              <w:textAlignment w:val="baseline"/>
+              <w:rPr>
+                <w:b/>
+                <w:bCs/>
+                <w:i/>
+                <w:iCs/>
+                <w:sz w:val="22"/>
+                <w:szCs w:val="22"/>
+              </w:rPr>
+            </w:pPr>
+            <w:r>
+              <w:rPr>
+                <w:b/>
+                <w:bCs/>
+                <w:i/>
+                <w:iCs/>
+                <w:sz w:val="22"/>
+                <w:szCs w:val="22"/>
+              </w:rPr>
+              <w:t>diff_speed</w:t>
+            </w:r>
+          </w:p>
+        </w:tc>
+        <w:tc>
+          <w:tcPr>
+            <w:tcW w:w="1548" w:type="dxa"/>
+            <w:tcBorders>
+              <w:top w:val="none" w:sz="0" w:space="0" w:color="000000"/>
+              <w:left w:val="none" w:sz="0" w:space="0" w:color="000000"/>
+              <w:bottom w:val="none" w:sz="0" w:space="0" w:color="000000"/>
+              <w:right w:val="none" w:sz="0" w:space="0" w:color="000000"/>
+            </w:tcBorders>
+            <w:shd w:val="clear" w:color="auto" w:fill="FFFFFF"/>
+            <w:tcMar>
+              <w:top w:w="0" w:type="dxa"/>
+              <w:left w:w="0" w:type="dxa"/>
+              <w:bottom w:w="0" w:type="dxa"/>
+              <w:right w:w="0" w:type="dxa"/>
+            </w:tcMar>
+            <w:vAlign w:val="center"/>
+          </w:tcPr>
+          <w:p>
+            <w:pPr>
+              <w:pStyle w:val="paragraph"/>
+              <w:spacing w:before="0" w:after="0"/>
+              <w:jc w:val="both"/>
+              <w:textAlignment w:val="baseline"/>
+              <w:rPr>
+                <w:b/>
+                <w:bCs/>
+                <w:i/>
+                <w:iCs/>
+                <w:sz w:val="22"/>
+                <w:szCs w:val="22"/>
+              </w:rPr>
+            </w:pPr>
+            <w:r>
+              <w:rPr>
+                <w:b/>
+                <w:bCs/>
+                <w:i/>
+                <w:iCs/>
+                <w:sz w:val="22"/>
+                <w:szCs w:val="22"/>
+              </w:rPr>
+              <w:t>1,360.428</w:t>
+            </w:r>
+          </w:p>
+        </w:tc>
+      </w:tr>
+      <w:tr>
+        <w:trPr>
+          <w:jc w:val="center"/>
+        </w:trPr>
+        <w:tc>
+          <w:tcPr>
+            <w:tcW w:w="2417" w:type="dxa"/>
+            <w:tcBorders>
+              <w:top w:val="none" w:sz="0" w:space="0" w:color="000000"/>
+              <w:left w:val="none" w:sz="0" w:space="0" w:color="000000"/>
+              <w:bottom w:val="none" w:sz="0" w:space="0" w:color="000000"/>
+              <w:right w:val="none" w:sz="0" w:space="0" w:color="000000"/>
+            </w:tcBorders>
+            <w:shd w:val="clear" w:color="auto" w:fill="FFFFFF"/>
+            <w:tcMar>
+              <w:top w:w="0" w:type="dxa"/>
+              <w:left w:w="0" w:type="dxa"/>
+              <w:bottom w:w="0" w:type="dxa"/>
+              <w:right w:w="0" w:type="dxa"/>
+            </w:tcMar>
+            <w:vAlign w:val="center"/>
+          </w:tcPr>
+          <w:p>
+            <w:pPr>
+              <w:pStyle w:val="paragraph"/>
+              <w:spacing w:before="0" w:after="0"/>
+              <w:jc w:val="both"/>
+              <w:textAlignment w:val="baseline"/>
+              <w:rPr>
+                <w:b/>
+                <w:bCs/>
+                <w:i/>
+                <w:iCs/>
+                <w:sz w:val="22"/>
+                <w:szCs w:val="22"/>
+              </w:rPr>
+            </w:pPr>
+            <w:proofErr w:type="spellStart"/>
+            <w:r>
+              <w:rPr>
+                <w:b/>
+                <w:bCs/>
+                <w:i/>
+                <w:iCs/>
+                <w:sz w:val="22"/>
+                <w:szCs w:val="22"/>
+              </w:rPr>
+              <w:t>height_advantage</w:t>
+            </w:r>
+            <w:proofErr w:type="spellEnd"/>
+          </w:p>
+        </w:tc>
+        <w:tc>
+          <w:tcPr>
+            <w:tcW w:w="1548" w:type="dxa"/>
+            <w:tcBorders>
+              <w:top w:val="none" w:sz="0" w:space="0" w:color="000000"/>
+              <w:left w:val="none" w:sz="0" w:space="0" w:color="000000"/>
+              <w:bottom w:val="none" w:sz="0" w:space="0" w:color="000000"/>
+              <w:right w:val="none" w:sz="0" w:space="0" w:color="000000"/>
+            </w:tcBorders>
+            <w:shd w:val="clear" w:color="auto" w:fill="FFFFFF"/>
+            <w:tcMar>
+              <w:top w:w="0" w:type="dxa"/>
+              <w:left w:w="0" w:type="dxa"/>
+              <w:bottom w:w="0" w:type="dxa"/>
+              <w:right w:w="0" w:type="dxa"/>
+            </w:tcMar>
+            <w:vAlign w:val="center"/>
+          </w:tcPr>
+          <w:p>
+            <w:pPr>
+              <w:pStyle w:val="paragraph"/>
+              <w:spacing w:before="0" w:after="0"/>
+              <w:jc w:val="both"/>
+              <w:textAlignment w:val="baseline"/>
+              <w:rPr>
+                <w:b/>
+                <w:bCs/>
+                <w:i/>
+                <w:iCs/>
+                <w:sz w:val="22"/>
+                <w:szCs w:val="22"/>
+              </w:rPr>
+            </w:pPr>
+            <w:r>
+              <w:rPr>
+                <w:b/>
+                <w:bCs/>
+                <w:i/>
+                <w:iCs/>
+                <w:sz w:val="22"/>
+                <w:szCs w:val="22"/>
+              </w:rPr>
+              <w:t>1,827.620</w:t>
+            </w:r>
+          </w:p>
+        </w:tc>
+      </w:tr>
+      <w:tr>
+        <w:trPr>
+          <w:jc w:val="center"/>
+        </w:trPr>
+        <w:tc>
+          <w:tcPr>
+            <w:tcW w:w="2417" w:type="dxa"/>
+            <w:tcBorders>
+              <w:top w:val="none" w:sz="0" w:space="0" w:color="000000"/>
+              <w:left w:val="none" w:sz="0" w:space="0" w:color="000000"/>
+              <w:bottom w:val="none" w:sz="0" w:space="0" w:color="000000"/>
+              <w:right w:val="none" w:sz="0" w:space="0" w:color="000000"/>
+            </w:tcBorders>
+            <w:shd w:val="clear" w:color="auto" w:fill="FFFFFF"/>
+            <w:tcMar>
+              <w:top w:w="0" w:type="dxa"/>
+              <w:left w:w="0" w:type="dxa"/>
+              <w:bottom w:w="0" w:type="dxa"/>
+              <w:right w:w="0" w:type="dxa"/>
+            </w:tcMar>
+            <w:vAlign w:val="center"/>
+          </w:tcPr>
+          <w:p>
+            <w:pPr>
+              <w:pStyle w:val="paragraph"/>
+              <w:spacing w:before="0" w:after="0"/>
+              <w:jc w:val="both"/>
+              <w:textAlignment w:val="baseline"/>
+              <w:rPr>
+                <w:b/>
+                <w:bCs/>
+                <w:i/>
+                <w:iCs/>
+                <w:sz w:val="22"/>
+                <w:szCs w:val="22"/>
+              </w:rPr>
+            </w:pPr>
+            <w:proofErr w:type="spellStart"/>
+            <w:r>
+              <w:rPr>
+                <w:b/>
+                <w:bCs/>
+                <w:i/>
+                <w:iCs/>
+                <w:sz w:val="22"/>
+                <w:szCs w:val="22"/>
+              </w:rPr>
+              <w:t>weight_advantage</w:t>
+            </w:r>
+            <w:proofErr w:type="spellEnd"/>
+          </w:p>
+        </w:tc>
+        <w:tc>
+          <w:tcPr>
+            <w:tcW w:w="1548" w:type="dxa"/>
+            <w:tcBorders>
+              <w:top w:val="none" w:sz="0" w:space="0" w:color="000000"/>
+              <w:left w:val="none" w:sz="0" w:space="0" w:color="000000"/>
+              <w:bottom w:val="none" w:sz="0" w:space="0" w:color="000000"/>
+              <w:right w:val="none" w:sz="0" w:space="0" w:color="000000"/>
+            </w:tcBorders>
+            <w:shd w:val="clear" w:color="auto" w:fill="FFFFFF"/>
+            <w:tcMar>
+              <w:top w:w="0" w:type="dxa"/>
+              <w:left w:w="0" w:type="dxa"/>
+              <w:bottom w:w="0" w:type="dxa"/>
+              <w:right w:w="0" w:type="dxa"/>
+            </w:tcMar>
+            <w:vAlign w:val="center"/>
+          </w:tcPr>
+          <w:p>
+            <w:pPr>
+              <w:pStyle w:val="paragraph"/>
+              <w:spacing w:before="0" w:after="0"/>
+              <w:jc w:val="both"/>
+              <w:textAlignment w:val="baseline"/>
+              <w:rPr>
+                <w:b/>
+                <w:bCs/>
+                <w:i/>
+                <w:iCs/>
+                <w:sz w:val="22"/>
+                <w:szCs w:val="22"/>
+              </w:rPr>
+            </w:pPr>
+            <w:r>
+              <w:rPr>
+                <w:b/>
+                <w:bCs/>
+                <w:i/>
+                <w:iCs/>
+                <w:sz w:val="22"/>
+                <w:szCs w:val="22"/>
+              </w:rPr>
+              <w:t>1,928.237</w:t>
+            </w:r>
+          </w:p>
+        </w:tc>
+      </w:tr>
+      <w:tr>
+        <w:trPr>
+          <w:jc w:val="center"/>
+        </w:trPr>
+        <w:tc>
+          <w:tcPr>
+            <w:tcW w:w="2417" w:type="dxa"/>
+            <w:tcBorders>
+              <w:top w:val="none" w:sz="0" w:space="0" w:color="000000"/>
+              <w:left w:val="none" w:sz="0" w:space="0" w:color="000000"/>
+              <w:bottom w:val="single" w:sz="12" w:space="0" w:color="666666"/>
+              <w:right w:val="none" w:sz="0" w:space="0" w:color="000000"/>
+            </w:tcBorders>
+            <w:shd w:val="clear" w:color="auto" w:fill="FFFFFF"/>
+            <w:tcMar>
+              <w:top w:w="0" w:type="dxa"/>
+              <w:left w:w="0" w:type="dxa"/>
+              <w:bottom w:w="0" w:type="dxa"/>
+              <w:right w:w="0" w:type="dxa"/>
+            </w:tcMar>
+            <w:vAlign w:val="center"/>
+          </w:tcPr>
+          <w:p>
+            <w:pPr>
+              <w:pStyle w:val="paragraph"/>
+              <w:spacing w:before="0" w:after="0"/>
+              <w:jc w:val="both"/>
+              <w:textAlignment w:val="baseline"/>
+              <w:rPr>
+                <w:b/>
+                <w:bCs/>
+                <w:i/>
+                <w:iCs/>
+                <w:sz w:val="22"/>
+                <w:szCs w:val="22"/>
+              </w:rPr>
+            </w:pPr>
+            <w:r>
+              <w:rPr>
+                <w:b/>
+                <w:bCs/>
+                <w:i/>
+                <w:iCs/>
+                <w:sz w:val="22"/>
+                <w:szCs w:val="22"/>
+              </w:rPr>
+              <w:t>rating_advantage</w:t>
+            </w:r>
+          </w:p>
+        </w:tc>
+        <w:tc>
+          <w:tcPr>
+            <w:tcW w:w="1548" w:type="dxa"/>
+            <w:tcBorders>
+              <w:top w:val="none" w:sz="0" w:space="0" w:color="000000"/>
+              <w:left w:val="none" w:sz="0" w:space="0" w:color="000000"/>
+              <w:bottom w:val="single" w:sz="12" w:space="0" w:color="666666"/>
+              <w:right w:val="none" w:sz="0" w:space="0" w:color="000000"/>
+            </w:tcBorders>
+            <w:shd w:val="clear" w:color="auto" w:fill="FFFFFF"/>
+            <w:tcMar>
+              <w:top w:w="0" w:type="dxa"/>
+              <w:left w:w="0" w:type="dxa"/>
+              <w:bottom w:w="0" w:type="dxa"/>
+              <w:right w:w="0" w:type="dxa"/>
+            </w:tcMar>
+            <w:vAlign w:val="center"/>
+          </w:tcPr>
+          <w:p>
+            <w:pPr>
+              <w:pStyle w:val="paragraph"/>
+              <w:spacing w:before="0" w:after="0"/>
+              <w:jc w:val="both"/>
+              <w:textAlignment w:val="baseline"/>
+              <w:rPr>
+                <w:b/>
+                <w:bCs/>
+                <w:i/>
+                <w:iCs/>
+                <w:sz w:val="22"/>
+                <w:szCs w:val="22"/>
+              </w:rPr>
+            </w:pPr>
+            <w:r>
+              <w:rPr>
+                <w:b/>
+                <w:bCs/>
+                <w:i/>
+                <w:iCs/>
+                <w:sz w:val="22"/>
+                <w:szCs w:val="22"/>
+              </w:rPr>
+              <w:t>3,262.903</w:t>
+            </w:r>
+          </w:p>
+        </w:tc>
+      </w:tr>
+    </w:tbl>
+    <w:p>
+      <w:pPr>
+        <w:pStyle w:val="paragraph"/>
+        <w:spacing w:before="0" w:beforeAutospacing="0" w:after="0" w:afterAutospacing="0"/>
+        <w:jc w:val="both"/>
+        <w:textAlignment w:val="baseline"/>
+        <w:rPr>
+          <w:b/>
+          <w:bCs/>
+          <w:i/>
+          <w:iCs/>
+          <w:sz w:val="22"/>
+          <w:szCs w:val="22"/>
+        </w:rPr>
+      </w:pPr>
+      <w:r>
+        <w:rPr>
+          <w:b/>
+          <w:bCs/>
+          <w:i/>
+          <w:iCs/>
+          <w:sz w:val="22"/>
+          <w:szCs w:val="22"/>
+        </w:rPr>
+        <w:t>Tabla 7.</w:t>
+      </w:r>
+    </w:p>
+    <w:p>
+      <w:pPr>
+        <w:textAlignment w:val="baseline"/>
+        <w:rPr>
+          <w:rFonts w:ascii="Times New Roman" w:eastAsia="Times New Roman" w:hAnsi="Times New Roman" w:cs="Times New Roman"/>
+        </w:rPr>
+      </w:pPr>
     </w:p>
     <w:p>
       <w:pPr>
@@ -9416,7 +16517,6 @@
           <w:rFonts w:eastAsiaTheme="minorEastAsia"/>
           <w:lang w:eastAsia="en-US"/>
         </w:rPr>
-        <w:lastRenderedPageBreak/>
         <w:t>En términos generales, el análisis realizado fue sólido y completo, ya que incluyó procesos de limpieza y preparación de datos, construcción de variables estratégicas, análisis descriptivo, correlaciones, pruebas ANOVA y regresiones. Además, los resultados obtenidos tienen coherencia tanto desde el punto de vista estadístico como desde la lógica futbolística, lo que fortalece la validez del proyecto y sus conclusiones.</w:t>
       </w:r>
     </w:p>
@@ -12085,11 +19185,11 @@
     <w:qFormat/>
     <w:rsid w:val="00C74869"/>
   </w:style>
-  <w:style w:type="paragraph" w:styleId="Heading1">
+  <w:style w:type="paragraph" w:styleId="Ttulo1">
     <w:name w:val="heading 1"/>
     <w:basedOn w:val="Normal"/>
     <w:next w:val="Normal"/>
-    <w:link w:val="Heading1Char"/>
+    <w:link w:val="Ttulo1Car"/>
     <w:uiPriority w:val="9"/>
     <w:qFormat/>
     <w:rsid w:val="004A01A6"/>
@@ -12106,11 +19206,11 @@
       <w:szCs w:val="40"/>
     </w:rPr>
   </w:style>
-  <w:style w:type="paragraph" w:styleId="Heading2">
+  <w:style w:type="paragraph" w:styleId="Ttulo2">
     <w:name w:val="heading 2"/>
     <w:basedOn w:val="Normal"/>
     <w:next w:val="Normal"/>
-    <w:link w:val="Heading2Char"/>
+    <w:link w:val="Ttulo2Car"/>
     <w:uiPriority w:val="9"/>
     <w:semiHidden/>
     <w:unhideWhenUsed/>
@@ -12129,11 +19229,11 @@
       <w:szCs w:val="32"/>
     </w:rPr>
   </w:style>
-  <w:style w:type="paragraph" w:styleId="Heading3">
+  <w:style w:type="paragraph" w:styleId="Ttulo3">
     <w:name w:val="heading 3"/>
     <w:basedOn w:val="Normal"/>
     <w:next w:val="Normal"/>
-    <w:link w:val="Heading3Char"/>
+    <w:link w:val="Ttulo3Car"/>
     <w:uiPriority w:val="9"/>
     <w:semiHidden/>
     <w:unhideWhenUsed/>
@@ -12152,11 +19252,11 @@
       <w:szCs w:val="28"/>
     </w:rPr>
   </w:style>
-  <w:style w:type="paragraph" w:styleId="Heading4">
+  <w:style w:type="paragraph" w:styleId="Ttulo4">
     <w:name w:val="heading 4"/>
     <w:basedOn w:val="Normal"/>
     <w:next w:val="Normal"/>
-    <w:link w:val="Heading4Char"/>
+    <w:link w:val="Ttulo4Car"/>
     <w:uiPriority w:val="9"/>
     <w:semiHidden/>
     <w:unhideWhenUsed/>
@@ -12175,11 +19275,11 @@
       <w:color w:val="0F4761" w:themeColor="accent1" w:themeShade="BF"/>
     </w:rPr>
   </w:style>
-  <w:style w:type="paragraph" w:styleId="Heading5">
+  <w:style w:type="paragraph" w:styleId="Ttulo5">
     <w:name w:val="heading 5"/>
     <w:basedOn w:val="Normal"/>
     <w:next w:val="Normal"/>
-    <w:link w:val="Heading5Char"/>
+    <w:link w:val="Ttulo5Car"/>
     <w:uiPriority w:val="9"/>
     <w:semiHidden/>
     <w:unhideWhenUsed/>
@@ -12196,11 +19296,11 @@
       <w:color w:val="0F4761" w:themeColor="accent1" w:themeShade="BF"/>
     </w:rPr>
   </w:style>
-  <w:style w:type="paragraph" w:styleId="Heading6">
+  <w:style w:type="paragraph" w:styleId="Ttulo6">
     <w:name w:val="heading 6"/>
     <w:basedOn w:val="Normal"/>
     <w:next w:val="Normal"/>
-    <w:link w:val="Heading6Char"/>
+    <w:link w:val="Ttulo6Car"/>
     <w:uiPriority w:val="9"/>
     <w:semiHidden/>
     <w:unhideWhenUsed/>
@@ -12219,11 +19319,11 @@
       <w:color w:val="595959" w:themeColor="text1" w:themeTint="A6"/>
     </w:rPr>
   </w:style>
-  <w:style w:type="paragraph" w:styleId="Heading7">
+  <w:style w:type="paragraph" w:styleId="Ttulo7">
     <w:name w:val="heading 7"/>
     <w:basedOn w:val="Normal"/>
     <w:next w:val="Normal"/>
-    <w:link w:val="Heading7Char"/>
+    <w:link w:val="Ttulo7Car"/>
     <w:uiPriority w:val="9"/>
     <w:semiHidden/>
     <w:unhideWhenUsed/>
@@ -12240,11 +19340,11 @@
       <w:color w:val="595959" w:themeColor="text1" w:themeTint="A6"/>
     </w:rPr>
   </w:style>
-  <w:style w:type="paragraph" w:styleId="Heading8">
+  <w:style w:type="paragraph" w:styleId="Ttulo8">
     <w:name w:val="heading 8"/>
     <w:basedOn w:val="Normal"/>
     <w:next w:val="Normal"/>
-    <w:link w:val="Heading8Char"/>
+    <w:link w:val="Ttulo8Car"/>
     <w:uiPriority w:val="9"/>
     <w:semiHidden/>
     <w:unhideWhenUsed/>
@@ -12262,11 +19362,11 @@
       <w:color w:val="272727" w:themeColor="text1" w:themeTint="D8"/>
     </w:rPr>
   </w:style>
-  <w:style w:type="paragraph" w:styleId="Heading9">
+  <w:style w:type="paragraph" w:styleId="Ttulo9">
     <w:name w:val="heading 9"/>
     <w:basedOn w:val="Normal"/>
     <w:next w:val="Normal"/>
-    <w:link w:val="Heading9Char"/>
+    <w:link w:val="Ttulo9Car"/>
     <w:uiPriority w:val="9"/>
     <w:semiHidden/>
     <w:unhideWhenUsed/>
@@ -12282,13 +19382,12 @@
       <w:color w:val="272727" w:themeColor="text1" w:themeTint="D8"/>
     </w:rPr>
   </w:style>
-  <w:style w:type="character" w:default="1" w:styleId="DefaultParagraphFont">
+  <w:style w:type="character" w:default="1" w:styleId="Fuentedeprrafopredeter">
     <w:name w:val="Default Paragraph Font"/>
     <w:uiPriority w:val="1"/>
-    <w:semiHidden/>
     <w:unhideWhenUsed/>
   </w:style>
-  <w:style w:type="table" w:default="1" w:styleId="TableNormal">
+  <w:style w:type="table" w:default="1" w:styleId="Tablanormal">
     <w:name w:val="Normal Table"/>
     <w:uiPriority w:val="99"/>
     <w:semiHidden/>
@@ -12303,16 +19402,16 @@
       </w:tblCellMar>
     </w:tblPr>
   </w:style>
-  <w:style w:type="numbering" w:default="1" w:styleId="NoList">
+  <w:style w:type="numbering" w:default="1" w:styleId="Sinlista">
     <w:name w:val="No List"/>
     <w:uiPriority w:val="99"/>
     <w:semiHidden/>
     <w:unhideWhenUsed/>
   </w:style>
-  <w:style w:type="character" w:customStyle="1" w:styleId="Heading1Char">
-    <w:name w:val="Heading 1 Char"/>
-    <w:basedOn w:val="DefaultParagraphFont"/>
-    <w:link w:val="Heading1"/>
+  <w:style w:type="character" w:customStyle="1" w:styleId="Ttulo1Car">
+    <w:name w:val="Título 1 Car"/>
+    <w:basedOn w:val="Fuentedeprrafopredeter"/>
+    <w:link w:val="Ttulo1"/>
     <w:uiPriority w:val="9"/>
     <w:rsid w:val="004A01A6"/>
     <w:rPr>
@@ -12322,10 +19421,10 @@
       <w:szCs w:val="40"/>
     </w:rPr>
   </w:style>
-  <w:style w:type="character" w:customStyle="1" w:styleId="Heading2Char">
-    <w:name w:val="Heading 2 Char"/>
-    <w:basedOn w:val="DefaultParagraphFont"/>
-    <w:link w:val="Heading2"/>
+  <w:style w:type="character" w:customStyle="1" w:styleId="Ttulo2Car">
+    <w:name w:val="Título 2 Car"/>
+    <w:basedOn w:val="Fuentedeprrafopredeter"/>
+    <w:link w:val="Ttulo2"/>
     <w:uiPriority w:val="9"/>
     <w:semiHidden/>
     <w:rsid w:val="004A01A6"/>
@@ -12336,10 +19435,10 @@
       <w:szCs w:val="32"/>
     </w:rPr>
   </w:style>
-  <w:style w:type="character" w:customStyle="1" w:styleId="Heading3Char">
-    <w:name w:val="Heading 3 Char"/>
-    <w:basedOn w:val="DefaultParagraphFont"/>
-    <w:link w:val="Heading3"/>
+  <w:style w:type="character" w:customStyle="1" w:styleId="Ttulo3Car">
+    <w:name w:val="Título 3 Car"/>
+    <w:basedOn w:val="Fuentedeprrafopredeter"/>
+    <w:link w:val="Ttulo3"/>
     <w:uiPriority w:val="9"/>
     <w:semiHidden/>
     <w:rsid w:val="004A01A6"/>
@@ -12350,10 +19449,10 @@
       <w:szCs w:val="28"/>
     </w:rPr>
   </w:style>
-  <w:style w:type="character" w:customStyle="1" w:styleId="Heading4Char">
-    <w:name w:val="Heading 4 Char"/>
-    <w:basedOn w:val="DefaultParagraphFont"/>
-    <w:link w:val="Heading4"/>
+  <w:style w:type="character" w:customStyle="1" w:styleId="Ttulo4Car">
+    <w:name w:val="Título 4 Car"/>
+    <w:basedOn w:val="Fuentedeprrafopredeter"/>
+    <w:link w:val="Ttulo4"/>
     <w:uiPriority w:val="9"/>
     <w:semiHidden/>
     <w:rsid w:val="004A01A6"/>
@@ -12364,10 +19463,10 @@
       <w:color w:val="0F4761" w:themeColor="accent1" w:themeShade="BF"/>
     </w:rPr>
   </w:style>
-  <w:style w:type="character" w:customStyle="1" w:styleId="Heading5Char">
-    <w:name w:val="Heading 5 Char"/>
-    <w:basedOn w:val="DefaultParagraphFont"/>
-    <w:link w:val="Heading5"/>
+  <w:style w:type="character" w:customStyle="1" w:styleId="Ttulo5Car">
+    <w:name w:val="Título 5 Car"/>
+    <w:basedOn w:val="Fuentedeprrafopredeter"/>
+    <w:link w:val="Ttulo5"/>
     <w:uiPriority w:val="9"/>
     <w:semiHidden/>
     <w:rsid w:val="004A01A6"/>
@@ -12376,10 +19475,10 @@
       <w:color w:val="0F4761" w:themeColor="accent1" w:themeShade="BF"/>
     </w:rPr>
   </w:style>
-  <w:style w:type="character" w:customStyle="1" w:styleId="Heading6Char">
-    <w:name w:val="Heading 6 Char"/>
-    <w:basedOn w:val="DefaultParagraphFont"/>
-    <w:link w:val="Heading6"/>
+  <w:style w:type="character" w:customStyle="1" w:styleId="Ttulo6Car">
+    <w:name w:val="Título 6 Car"/>
+    <w:basedOn w:val="Fuentedeprrafopredeter"/>
+    <w:link w:val="Ttulo6"/>
     <w:uiPriority w:val="9"/>
     <w:semiHidden/>
     <w:rsid w:val="004A01A6"/>
@@ -12390,10 +19489,10 @@
       <w:color w:val="595959" w:themeColor="text1" w:themeTint="A6"/>
     </w:rPr>
   </w:style>
-  <w:style w:type="character" w:customStyle="1" w:styleId="Heading7Char">
-    <w:name w:val="Heading 7 Char"/>
-    <w:basedOn w:val="DefaultParagraphFont"/>
-    <w:link w:val="Heading7"/>
+  <w:style w:type="character" w:customStyle="1" w:styleId="Ttulo7Car">
+    <w:name w:val="Título 7 Car"/>
+    <w:basedOn w:val="Fuentedeprrafopredeter"/>
+    <w:link w:val="Ttulo7"/>
     <w:uiPriority w:val="9"/>
     <w:semiHidden/>
     <w:rsid w:val="004A01A6"/>
@@ -12402,10 +19501,10 @@
       <w:color w:val="595959" w:themeColor="text1" w:themeTint="A6"/>
     </w:rPr>
   </w:style>
-  <w:style w:type="character" w:customStyle="1" w:styleId="Heading8Char">
-    <w:name w:val="Heading 8 Char"/>
-    <w:basedOn w:val="DefaultParagraphFont"/>
-    <w:link w:val="Heading8"/>
+  <w:style w:type="character" w:customStyle="1" w:styleId="Ttulo8Car">
+    <w:name w:val="Título 8 Car"/>
+    <w:basedOn w:val="Fuentedeprrafopredeter"/>
+    <w:link w:val="Ttulo8"/>
     <w:uiPriority w:val="9"/>
     <w:semiHidden/>
     <w:rsid w:val="004A01A6"/>
@@ -12416,10 +19515,10 @@
       <w:color w:val="272727" w:themeColor="text1" w:themeTint="D8"/>
     </w:rPr>
   </w:style>
-  <w:style w:type="character" w:customStyle="1" w:styleId="Heading9Char">
-    <w:name w:val="Heading 9 Char"/>
-    <w:basedOn w:val="DefaultParagraphFont"/>
-    <w:link w:val="Heading9"/>
+  <w:style w:type="character" w:customStyle="1" w:styleId="Ttulo9Car">
+    <w:name w:val="Título 9 Car"/>
+    <w:basedOn w:val="Fuentedeprrafopredeter"/>
+    <w:link w:val="Ttulo9"/>
     <w:uiPriority w:val="9"/>
     <w:semiHidden/>
     <w:rsid w:val="004A01A6"/>
@@ -12428,11 +19527,11 @@
       <w:color w:val="272727" w:themeColor="text1" w:themeTint="D8"/>
     </w:rPr>
   </w:style>
-  <w:style w:type="paragraph" w:styleId="Title">
+  <w:style w:type="paragraph" w:styleId="Ttulo">
     <w:name w:val="Title"/>
     <w:basedOn w:val="Normal"/>
     <w:next w:val="Normal"/>
-    <w:link w:val="TitleChar"/>
+    <w:link w:val="TtuloCar"/>
     <w:uiPriority w:val="10"/>
     <w:qFormat/>
     <w:rsid w:val="004A01A6"/>
@@ -12448,10 +19547,10 @@
       <w:szCs w:val="56"/>
     </w:rPr>
   </w:style>
-  <w:style w:type="character" w:customStyle="1" w:styleId="TitleChar">
-    <w:name w:val="Title Char"/>
-    <w:basedOn w:val="DefaultParagraphFont"/>
-    <w:link w:val="Title"/>
+  <w:style w:type="character" w:customStyle="1" w:styleId="TtuloCar">
+    <w:name w:val="Título Car"/>
+    <w:basedOn w:val="Fuentedeprrafopredeter"/>
+    <w:link w:val="Ttulo"/>
     <w:uiPriority w:val="10"/>
     <w:rsid w:val="004A01A6"/>
     <w:rPr>
@@ -12462,11 +19561,11 @@
       <w:szCs w:val="56"/>
     </w:rPr>
   </w:style>
-  <w:style w:type="paragraph" w:styleId="Subtitle">
+  <w:style w:type="paragraph" w:styleId="Subttulo">
     <w:name w:val="Subtitle"/>
     <w:basedOn w:val="Normal"/>
     <w:next w:val="Normal"/>
-    <w:link w:val="SubtitleChar"/>
+    <w:link w:val="SubttuloCar"/>
     <w:uiPriority w:val="11"/>
     <w:qFormat/>
     <w:rsid w:val="004A01A6"/>
@@ -12484,10 +19583,10 @@
       <w:szCs w:val="28"/>
     </w:rPr>
   </w:style>
-  <w:style w:type="character" w:customStyle="1" w:styleId="SubtitleChar">
-    <w:name w:val="Subtitle Char"/>
-    <w:basedOn w:val="DefaultParagraphFont"/>
-    <w:link w:val="Subtitle"/>
+  <w:style w:type="character" w:customStyle="1" w:styleId="SubttuloCar">
+    <w:name w:val="Subtítulo Car"/>
+    <w:basedOn w:val="Fuentedeprrafopredeter"/>
+    <w:link w:val="Subttulo"/>
     <w:uiPriority w:val="11"/>
     <w:rsid w:val="004A01A6"/>
     <w:rPr>
@@ -12498,11 +19597,11 @@
       <w:szCs w:val="28"/>
     </w:rPr>
   </w:style>
-  <w:style w:type="paragraph" w:styleId="Quote">
+  <w:style w:type="paragraph" w:styleId="Cita">
     <w:name w:val="Quote"/>
     <w:basedOn w:val="Normal"/>
     <w:next w:val="Normal"/>
-    <w:link w:val="QuoteChar"/>
+    <w:link w:val="CitaCar"/>
     <w:uiPriority w:val="29"/>
     <w:qFormat/>
     <w:rsid w:val="004A01A6"/>
@@ -12516,10 +19615,10 @@
       <w:color w:val="404040" w:themeColor="text1" w:themeTint="BF"/>
     </w:rPr>
   </w:style>
-  <w:style w:type="character" w:customStyle="1" w:styleId="QuoteChar">
-    <w:name w:val="Quote Char"/>
-    <w:basedOn w:val="DefaultParagraphFont"/>
-    <w:link w:val="Quote"/>
+  <w:style w:type="character" w:customStyle="1" w:styleId="CitaCar">
+    <w:name w:val="Cita Car"/>
+    <w:basedOn w:val="Fuentedeprrafopredeter"/>
+    <w:link w:val="Cita"/>
     <w:uiPriority w:val="29"/>
     <w:rsid w:val="004A01A6"/>
     <w:rPr>
@@ -12528,7 +19627,7 @@
       <w:color w:val="404040" w:themeColor="text1" w:themeTint="BF"/>
     </w:rPr>
   </w:style>
-  <w:style w:type="paragraph" w:styleId="ListParagraph">
+  <w:style w:type="paragraph" w:styleId="Prrafodelista">
     <w:name w:val="List Paragraph"/>
     <w:basedOn w:val="Normal"/>
     <w:uiPriority w:val="34"/>
@@ -12539,9 +19638,9 @@
       <w:contextualSpacing/>
     </w:pPr>
   </w:style>
-  <w:style w:type="character" w:styleId="IntenseEmphasis">
+  <w:style w:type="character" w:styleId="nfasisintenso">
     <w:name w:val="Intense Emphasis"/>
-    <w:basedOn w:val="DefaultParagraphFont"/>
+    <w:basedOn w:val="Fuentedeprrafopredeter"/>
     <w:uiPriority w:val="21"/>
     <w:qFormat/>
     <w:rsid w:val="004A01A6"/>
@@ -12551,11 +19650,11 @@
       <w:color w:val="0F4761" w:themeColor="accent1" w:themeShade="BF"/>
     </w:rPr>
   </w:style>
-  <w:style w:type="paragraph" w:styleId="IntenseQuote">
+  <w:style w:type="paragraph" w:styleId="Citadestacada">
     <w:name w:val="Intense Quote"/>
     <w:basedOn w:val="Normal"/>
     <w:next w:val="Normal"/>
-    <w:link w:val="IntenseQuoteChar"/>
+    <w:link w:val="CitadestacadaCar"/>
     <w:uiPriority w:val="30"/>
     <w:qFormat/>
     <w:rsid w:val="004A01A6"/>
@@ -12574,10 +19673,10 @@
       <w:color w:val="0F4761" w:themeColor="accent1" w:themeShade="BF"/>
     </w:rPr>
   </w:style>
-  <w:style w:type="character" w:customStyle="1" w:styleId="IntenseQuoteChar">
-    <w:name w:val="Intense Quote Char"/>
-    <w:basedOn w:val="DefaultParagraphFont"/>
-    <w:link w:val="IntenseQuote"/>
+  <w:style w:type="character" w:customStyle="1" w:styleId="CitadestacadaCar">
+    <w:name w:val="Cita destacada Car"/>
+    <w:basedOn w:val="Fuentedeprrafopredeter"/>
+    <w:link w:val="Citadestacada"/>
     <w:uiPriority w:val="30"/>
     <w:rsid w:val="004A01A6"/>
     <w:rPr>
@@ -12586,9 +19685,9 @@
       <w:color w:val="0F4761" w:themeColor="accent1" w:themeShade="BF"/>
     </w:rPr>
   </w:style>
-  <w:style w:type="character" w:styleId="IntenseReference">
+  <w:style w:type="character" w:styleId="Referenciaintensa">
     <w:name w:val="Intense Reference"/>
-    <w:basedOn w:val="DefaultParagraphFont"/>
+    <w:basedOn w:val="Fuentedeprrafopredeter"/>
     <w:uiPriority w:val="32"/>
     <w:qFormat/>
     <w:rsid w:val="004A01A6"/>
@@ -12614,23 +19713,23 @@
   </w:style>
   <w:style w:type="character" w:customStyle="1" w:styleId="normaltextrun">
     <w:name w:val="normaltextrun"/>
-    <w:basedOn w:val="DefaultParagraphFont"/>
+    <w:basedOn w:val="Fuentedeprrafopredeter"/>
     <w:rsid w:val="00C74869"/>
   </w:style>
   <w:style w:type="character" w:customStyle="1" w:styleId="eop">
     <w:name w:val="eop"/>
-    <w:basedOn w:val="DefaultParagraphFont"/>
+    <w:basedOn w:val="Fuentedeprrafopredeter"/>
     <w:rsid w:val="00C74869"/>
   </w:style>
   <w:style w:type="character" w:customStyle="1" w:styleId="wacimagecontainer">
     <w:name w:val="wacimagecontainer"/>
-    <w:basedOn w:val="DefaultParagraphFont"/>
+    <w:basedOn w:val="Fuentedeprrafopredeter"/>
     <w:rsid w:val="00C74869"/>
   </w:style>
-  <w:style w:type="paragraph" w:styleId="Header">
+  <w:style w:type="paragraph" w:styleId="Encabezado">
     <w:name w:val="header"/>
     <w:basedOn w:val="Normal"/>
-    <w:link w:val="HeaderChar"/>
+    <w:link w:val="EncabezadoCar"/>
     <w:uiPriority w:val="99"/>
     <w:unhideWhenUsed/>
     <w:rsid w:val="00986CEE"/>
@@ -12641,17 +19740,17 @@
       </w:tabs>
     </w:pPr>
   </w:style>
-  <w:style w:type="character" w:customStyle="1" w:styleId="HeaderChar">
-    <w:name w:val="Header Char"/>
-    <w:basedOn w:val="DefaultParagraphFont"/>
-    <w:link w:val="Header"/>
+  <w:style w:type="character" w:customStyle="1" w:styleId="EncabezadoCar">
+    <w:name w:val="Encabezado Car"/>
+    <w:basedOn w:val="Fuentedeprrafopredeter"/>
+    <w:link w:val="Encabezado"/>
     <w:uiPriority w:val="99"/>
     <w:rsid w:val="00986CEE"/>
   </w:style>
-  <w:style w:type="paragraph" w:styleId="Footer">
+  <w:style w:type="paragraph" w:styleId="Piedepgina">
     <w:name w:val="footer"/>
     <w:basedOn w:val="Normal"/>
-    <w:link w:val="FooterChar"/>
+    <w:link w:val="PiedepginaCar"/>
     <w:uiPriority w:val="99"/>
     <w:unhideWhenUsed/>
     <w:rsid w:val="00986CEE"/>
@@ -12662,26 +19761,26 @@
       </w:tabs>
     </w:pPr>
   </w:style>
-  <w:style w:type="character" w:customStyle="1" w:styleId="FooterChar">
-    <w:name w:val="Footer Char"/>
-    <w:basedOn w:val="DefaultParagraphFont"/>
-    <w:link w:val="Footer"/>
+  <w:style w:type="character" w:customStyle="1" w:styleId="PiedepginaCar">
+    <w:name w:val="Pie de página Car"/>
+    <w:basedOn w:val="Fuentedeprrafopredeter"/>
+    <w:link w:val="Piedepgina"/>
     <w:uiPriority w:val="99"/>
     <w:rsid w:val="00986CEE"/>
   </w:style>
   <w:style w:type="character" w:customStyle="1" w:styleId="apple-converted-space">
     <w:name w:val="apple-converted-space"/>
-    <w:basedOn w:val="DefaultParagraphFont"/>
+    <w:basedOn w:val="Fuentedeprrafopredeter"/>
     <w:rsid w:val="00986CEE"/>
   </w:style>
   <w:style w:type="character" w:customStyle="1" w:styleId="scxw224903033">
     <w:name w:val="scxw224903033"/>
-    <w:basedOn w:val="DefaultParagraphFont"/>
+    <w:basedOn w:val="Fuentedeprrafopredeter"/>
     <w:rsid w:val="00986CEE"/>
   </w:style>
   <w:style w:type="character" w:customStyle="1" w:styleId="mathspan">
     <w:name w:val="mathspan"/>
-    <w:basedOn w:val="DefaultParagraphFont"/>
+    <w:basedOn w:val="Fuentedeprrafopredeter"/>
     <w:rsid w:val="00692331"/>
   </w:style>
   <w:style w:type="paragraph" w:styleId="NormalWeb">

--- a/Proyecto final.docx
+++ b/Proyecto final.docx
@@ -8348,18 +8348,7 @@
           <w:sz w:val="22"/>
           <w:szCs w:val="22"/>
         </w:rPr>
-        <w:t xml:space="preserve">Gráfico </w:t>
-      </w:r>
-      <w:r>
-        <w:rPr>
-          <w:b/>
-          <w:bCs/>
-          <w:i/>
-          <w:iCs/>
-          <w:sz w:val="22"/>
-          <w:szCs w:val="22"/>
-        </w:rPr>
-        <w:t>importancia de variables Random Forest</w:t>
+        <w:t>Gráfico importancia de variables Random Forest</w:t>
       </w:r>
     </w:p>
     <w:p>
@@ -8843,18 +8832,7 @@
           <w:sz w:val="22"/>
           <w:szCs w:val="22"/>
         </w:rPr>
-        <w:t xml:space="preserve">Tabla </w:t>
-      </w:r>
-      <w:r>
-        <w:rPr>
-          <w:b/>
-          <w:bCs/>
-          <w:i/>
-          <w:iCs/>
-          <w:sz w:val="22"/>
-          <w:szCs w:val="22"/>
-        </w:rPr>
-        <w:t>importancia de variables Random Forest</w:t>
+        <w:t>Tabla importancia de variables Random Forest</w:t>
       </w:r>
     </w:p>
     <w:p>
@@ -10042,40 +10020,7 @@
           <w:sz w:val="22"/>
           <w:szCs w:val="22"/>
         </w:rPr>
-        <w:t xml:space="preserve">Grafica </w:t>
-      </w:r>
-      <w:r>
-        <w:rPr>
-          <w:b/>
-          <w:bCs/>
-          <w:i/>
-          <w:iCs/>
-          <w:sz w:val="22"/>
-          <w:szCs w:val="22"/>
-        </w:rPr>
-        <w:t>7</w:t>
-      </w:r>
-      <w:r>
-        <w:rPr>
-          <w:b/>
-          <w:bCs/>
-          <w:i/>
-          <w:iCs/>
-          <w:sz w:val="22"/>
-          <w:szCs w:val="22"/>
-        </w:rPr>
-        <w:t xml:space="preserve">. </w:t>
-      </w:r>
-      <w:r>
-        <w:rPr>
-          <w:b/>
-          <w:bCs/>
-          <w:i/>
-          <w:iCs/>
-          <w:sz w:val="22"/>
-          <w:szCs w:val="22"/>
-        </w:rPr>
-        <w:t>Ventaja promedio de altura por resultado</w:t>
+        <w:t>Grafica 7. Ventaja promedio de altura por resultado</w:t>
       </w:r>
     </w:p>
     <w:p>
@@ -12262,18 +12207,7 @@
           <w:sz w:val="22"/>
           <w:szCs w:val="22"/>
         </w:rPr>
-        <w:t>Tabla5</w:t>
-      </w:r>
-      <w:r>
-        <w:rPr>
-          <w:b/>
-          <w:bCs/>
-          <w:i/>
-          <w:iCs/>
-          <w:sz w:val="22"/>
-          <w:szCs w:val="22"/>
-        </w:rPr>
-        <w:t xml:space="preserve"> . Promedio Rating Advantage por resultado</w:t>
+        <w:t>Tabla5 . Promedio Rating Advantage por resultado</w:t>
       </w:r>
     </w:p>
     <w:p>
@@ -16357,6 +16291,80 @@
           <w:b/>
           <w:bCs/>
         </w:rPr>
+        <w:t>Dashboard interactivo:</w:t>
+      </w:r>
+    </w:p>
+    <w:p>
+      <w:pPr>
+        <w:pStyle w:val="NormalWeb"/>
+      </w:pPr>
+      <w:r>
+        <w:t xml:space="preserve">Como parte de la fase de despliegue del proyecto, se </w:t>
+      </w:r>
+      <w:r>
+        <w:t>realizó</w:t>
+      </w:r>
+      <w:r>
+        <w:t xml:space="preserve"> un </w:t>
+      </w:r>
+      <w:proofErr w:type="spellStart"/>
+      <w:r>
+        <w:t>dashboard</w:t>
+      </w:r>
+      <w:proofErr w:type="spellEnd"/>
+      <w:r>
+        <w:t xml:space="preserve"> interactivo en Shiny que permite explorar los resultados de </w:t>
+      </w:r>
+      <w:r>
+        <w:t>forma</w:t>
+      </w:r>
+      <w:r>
+        <w:t xml:space="preserve"> dinámica. La herramienta incluye filtros por país, liga, equipos y resultado del partido, además de permitir seleccionar las variables utilizadas en el modelo de regresión.</w:t>
+      </w:r>
+    </w:p>
+    <w:p>
+      <w:pPr>
+        <w:pStyle w:val="NormalWeb"/>
+      </w:pPr>
+      <w:r>
+        <w:t xml:space="preserve">El </w:t>
+      </w:r>
+      <w:proofErr w:type="spellStart"/>
+      <w:r>
+        <w:t>dashboard</w:t>
+      </w:r>
+      <w:proofErr w:type="spellEnd"/>
+      <w:r>
+        <w:t xml:space="preserve"> muestra indicadores clave del análisis, la ecuación del modelo de regresión con sus estadísticas asociadas, gráficos descriptivos de los resultados </w:t>
+      </w:r>
+      <w:r>
+        <w:lastRenderedPageBreak/>
+        <w:t>deportivos y visualizaciones de la importancia de variables obtenidas mediante Random Forest. Esto facilita la interpretación de los hallazgos y permite validar de forma visual que la ventaja de rating de los jugadores es el factor con mayor influencia sobre la probabilidad de victoria.</w:t>
+      </w:r>
+    </w:p>
+    <w:p>
+      <w:pPr>
+        <w:rPr>
+          <w:rFonts w:ascii="Times New Roman" w:eastAsiaTheme="minorEastAsia" w:hAnsi="Times New Roman" w:cs="Times New Roman"/>
+          <w:b/>
+          <w:bCs/>
+        </w:rPr>
+      </w:pPr>
+    </w:p>
+    <w:p>
+      <w:pPr>
+        <w:rPr>
+          <w:rFonts w:ascii="Times New Roman" w:eastAsiaTheme="minorEastAsia" w:hAnsi="Times New Roman" w:cs="Times New Roman"/>
+          <w:b/>
+          <w:bCs/>
+        </w:rPr>
+      </w:pPr>
+      <w:r>
+        <w:rPr>
+          <w:rFonts w:ascii="Times New Roman" w:eastAsiaTheme="minorEastAsia" w:hAnsi="Times New Roman" w:cs="Times New Roman"/>
+          <w:b/>
+          <w:bCs/>
+        </w:rPr>
         <w:t>Conclusiones:</w:t>
       </w:r>
     </w:p>
@@ -16517,6 +16525,7 @@
           <w:rFonts w:eastAsiaTheme="minorEastAsia"/>
           <w:lang w:eastAsia="en-US"/>
         </w:rPr>
+        <w:lastRenderedPageBreak/>
         <w:t>En términos generales, el análisis realizado fue sólido y completo, ya que incluyó procesos de limpieza y preparación de datos, construcción de variables estratégicas, análisis descriptivo, correlaciones, pruebas ANOVA y regresiones. Además, los resultados obtenidos tienen coherencia tanto desde el punto de vista estadístico como desde la lógica futbolística, lo que fortalece la validez del proyecto y sus conclusiones.</w:t>
       </w:r>
     </w:p>
@@ -19385,6 +19394,7 @@
   <w:style w:type="character" w:default="1" w:styleId="Fuentedeprrafopredeter">
     <w:name w:val="Default Paragraph Font"/>
     <w:uiPriority w:val="1"/>
+    <w:semiHidden/>
     <w:unhideWhenUsed/>
   </w:style>
   <w:style w:type="table" w:default="1" w:styleId="Tablanormal">
